--- a/docs/assets/CareCommunication_Testprotocol_Send.docx
+++ b/docs/assets/CareCommunication_Testprotocol_Send.docx
@@ -1,6 +1,6 @@
 
 <file path=word/document.xml><?xml version="1.0" encoding="utf-8"?>
-<w:document xmlns:wpc="http://schemas.microsoft.com/office/word/2010/wordprocessingCanvas" xmlns:cx="http://schemas.microsoft.com/office/drawing/2014/chartex" xmlns:cx1="http://schemas.microsoft.com/office/drawing/2015/9/8/chartex" xmlns:cx2="http://schemas.microsoft.com/office/drawing/2015/10/21/chartex" xmlns:cx3="http://schemas.microsoft.com/office/drawing/2016/5/9/chartex" xmlns:cx4="http://schemas.microsoft.com/office/drawing/2016/5/10/chartex" xmlns:cx5="http://schemas.microsoft.com/office/drawing/2016/5/11/chartex" xmlns:cx6="http://schemas.microsoft.com/office/drawing/2016/5/12/chartex" xmlns:cx7="http://schemas.microsoft.com/office/drawing/2016/5/13/chartex" xmlns:cx8="http://schemas.microsoft.com/office/drawing/2016/5/14/chartex" xmlns:mc="http://schemas.openxmlformats.org/markup-compatibility/2006" xmlns:aink="http://schemas.microsoft.com/office/drawing/2016/ink" xmlns:am3d="http://schemas.microsoft.com/office/drawing/2017/model3d" xmlns:o="urn:schemas-microsoft-com:office:office" xmlns:oel="http://schemas.microsoft.com/office/2019/extlst" xmlns:r="http://schemas.openxmlformats.org/officeDocument/2006/relationships" xmlns:m="http://schemas.openxmlformats.org/officeDocument/2006/math" xmlns:v="urn:schemas-microsoft-com:vml" xmlns:wp14="http://schemas.microsoft.com/office/word/2010/wordprocessingDrawing" xmlns:wp="http://schemas.openxmlformats.org/drawingml/2006/wordprocessingDrawing" xmlns:w10="urn:schemas-microsoft-com:office:word" xmlns:w="http://schemas.openxmlformats.org/wordprocessingml/2006/main" xmlns:w14="http://schemas.microsoft.com/office/word/2010/wordml" xmlns:w15="http://schemas.microsoft.com/office/word/2012/wordml" xmlns:w16cex="http://schemas.microsoft.com/office/word/2018/wordml/cex" xmlns:w16cid="http://schemas.microsoft.com/office/word/2016/wordml/cid" xmlns:w16="http://schemas.microsoft.com/office/word/2018/wordml" xmlns:w16du="http://schemas.microsoft.com/office/word/2023/wordml/word16du" xmlns:w16sdtdh="http://schemas.microsoft.com/office/word/2020/wordml/sdtdatahash" xmlns:w16sdtfl="http://schemas.microsoft.com/office/word/2024/wordml/sdtformatlock" xmlns:w16se="http://schemas.microsoft.com/office/word/2015/wordml/symex" xmlns:wpg="http://schemas.microsoft.com/office/word/2010/wordprocessingGroup" xmlns:wpi="http://schemas.microsoft.com/office/word/2010/wordprocessingInk" xmlns:wne="http://schemas.microsoft.com/office/word/2006/wordml" xmlns:wps="http://schemas.microsoft.com/office/word/2010/wordprocessingShape" mc:Ignorable="w14 w15 w16se w16cid w16 w16cex w16sdtdh w16sdtfl w16du wp14">
+<w:document xmlns:wpc="http://schemas.microsoft.com/office/word/2010/wordprocessingCanvas" xmlns:cx="http://schemas.microsoft.com/office/drawing/2014/chartex" xmlns:cx1="http://schemas.microsoft.com/office/drawing/2015/9/8/chartex" xmlns:cx2="http://schemas.microsoft.com/office/drawing/2015/10/21/chartex" xmlns:cx3="http://schemas.microsoft.com/office/drawing/2016/5/9/chartex" xmlns:cx4="http://schemas.microsoft.com/office/drawing/2016/5/10/chartex" xmlns:cx5="http://schemas.microsoft.com/office/drawing/2016/5/11/chartex" xmlns:cx6="http://schemas.microsoft.com/office/drawing/2016/5/12/chartex" xmlns:cx7="http://schemas.microsoft.com/office/drawing/2016/5/13/chartex" xmlns:cx8="http://schemas.microsoft.com/office/drawing/2016/5/14/chartex" xmlns:mc="http://schemas.openxmlformats.org/markup-compatibility/2006" xmlns:aink="http://schemas.microsoft.com/office/drawing/2016/ink" xmlns:am3d="http://schemas.microsoft.com/office/drawing/2017/model3d" xmlns:o="urn:schemas-microsoft-com:office:office" xmlns:oel="http://schemas.microsoft.com/office/2019/extlst" xmlns:r="http://schemas.openxmlformats.org/officeDocument/2006/relationships" xmlns:m="http://schemas.openxmlformats.org/officeDocument/2006/math" xmlns:v="urn:schemas-microsoft-com:vml" xmlns:wp14="http://schemas.microsoft.com/office/word/2010/wordprocessingDrawing" xmlns:wp="http://schemas.openxmlformats.org/drawingml/2006/wordprocessingDrawing" xmlns:w10="urn:schemas-microsoft-com:office:word" xmlns:w="http://schemas.openxmlformats.org/wordprocessingml/2006/main" xmlns:w14="http://schemas.microsoft.com/office/word/2010/wordml" xmlns:w15="http://schemas.microsoft.com/office/word/2012/wordml" xmlns:w16cex="http://schemas.microsoft.com/office/word/2018/wordml/cex" xmlns:w16cid="http://schemas.microsoft.com/office/word/2016/wordml/cid" xmlns:w16="http://schemas.microsoft.com/office/word/2018/wordml" xmlns:w16du="http://schemas.microsoft.com/office/word/2023/wordml/word16du" xmlns:w16sdtdh="http://schemas.microsoft.com/office/word/2020/wordml/sdtdatahash" xmlns:w16sdtfl="http://schemas.microsoft.com/office/word/2024/wordml/sdtformatlock" xmlns:w16se="http://schemas.microsoft.com/office/word/2015/wordml/symex" xmlns:wpg="http://schemas.microsoft.com/office/word/2010/wordprocessingGroup" xmlns:wpi="http://schemas.microsoft.com/office/word/2010/wordprocessingInk" xmlns:wne="http://schemas.microsoft.com/office/word/2006/wordml" xmlns:wps="http://schemas.microsoft.com/office/word/2010/wordprocessingShape" xmlns:a="http://schemas.openxmlformats.org/drawingml/2006/main" mc:Ignorable="w14 w15 w16se w16cid w16 w16cex w16sdtdh w16sdtfl w16du wp14">
   <w:body>
     <w:p>
       <w:pPr>
@@ -8,7 +8,7 @@
         <w:contextualSpacing/>
         <w:jc w:val="center"/>
         <w:rPr>
-          <w:rFonts w:ascii="Calibri Light" w:eastAsia="Times New Roman" w:hAnsi="Calibri Light" w:cs="Times New Roman"/>
+          <w:rFonts w:ascii="Calibri Light" w:hAnsi="Calibri Light" w:eastAsia="Times New Roman" w:cs="Times New Roman"/>
           <w:spacing w:val="-10"/>
           <w:kern w:val="28"/>
           <w:sz w:val="56"/>
@@ -17,7 +17,7 @@
       </w:pPr>
       <w:r>
         <w:rPr>
-          <w:rFonts w:ascii="Calibri Light" w:eastAsia="Times New Roman" w:hAnsi="Calibri Light" w:cs="Times New Roman"/>
+          <w:rFonts w:ascii="Calibri Light" w:hAnsi="Calibri Light" w:eastAsia="Times New Roman" w:cs="Times New Roman"/>
           <w:spacing w:val="-10"/>
           <w:kern w:val="28"/>
           <w:sz w:val="56"/>
@@ -32,7 +32,7 @@
         <w:contextualSpacing/>
         <w:jc w:val="center"/>
         <w:rPr>
-          <w:rFonts w:ascii="Calibri Light" w:eastAsia="Times New Roman" w:hAnsi="Calibri Light" w:cs="Times New Roman"/>
+          <w:rFonts w:ascii="Calibri Light" w:hAnsi="Calibri Light" w:eastAsia="Times New Roman" w:cs="Times New Roman"/>
           <w:spacing w:val="-10"/>
           <w:kern w:val="28"/>
           <w:sz w:val="56"/>
@@ -46,7 +46,7 @@
         <w:contextualSpacing/>
         <w:jc w:val="center"/>
         <w:rPr>
-          <w:rFonts w:ascii="Calibri Light" w:eastAsia="Times New Roman" w:hAnsi="Calibri Light" w:cs="Times New Roman"/>
+          <w:rFonts w:ascii="Calibri Light" w:hAnsi="Calibri Light" w:eastAsia="Times New Roman" w:cs="Times New Roman"/>
           <w:spacing w:val="-10"/>
           <w:kern w:val="28"/>
           <w:sz w:val="56"/>
@@ -55,7 +55,7 @@
       </w:pPr>
       <w:r>
         <w:rPr>
-          <w:rFonts w:ascii="Calibri Light" w:eastAsia="Times New Roman" w:hAnsi="Calibri Light" w:cs="Times New Roman"/>
+          <w:rFonts w:ascii="Calibri Light" w:hAnsi="Calibri Light" w:eastAsia="Times New Roman" w:cs="Times New Roman"/>
           <w:spacing w:val="-10"/>
           <w:kern w:val="28"/>
           <w:sz w:val="56"/>
@@ -65,7 +65,7 @@
       </w:r>
       <w:r>
         <w:rPr>
-          <w:rFonts w:ascii="Calibri Light" w:eastAsia="Times New Roman" w:hAnsi="Calibri Light" w:cs="Times New Roman"/>
+          <w:rFonts w:ascii="Calibri Light" w:hAnsi="Calibri Light" w:eastAsia="Times New Roman" w:cs="Times New Roman"/>
           <w:spacing w:val="-10"/>
           <w:kern w:val="28"/>
           <w:sz w:val="56"/>
@@ -75,7 +75,7 @@
       </w:r>
       <w:r>
         <w:rPr>
-          <w:rFonts w:ascii="Calibri Light" w:eastAsia="Times New Roman" w:hAnsi="Calibri Light" w:cs="Times New Roman"/>
+          <w:rFonts w:ascii="Calibri Light" w:hAnsi="Calibri Light" w:eastAsia="Times New Roman" w:cs="Times New Roman"/>
           <w:spacing w:val="-10"/>
           <w:kern w:val="28"/>
           <w:sz w:val="56"/>
@@ -85,7 +85,7 @@
       </w:r>
       <w:r>
         <w:rPr>
-          <w:rFonts w:ascii="Calibri Light" w:eastAsia="Times New Roman" w:hAnsi="Calibri Light" w:cs="Times New Roman"/>
+          <w:rFonts w:ascii="Calibri Light" w:hAnsi="Calibri Light" w:eastAsia="Times New Roman" w:cs="Times New Roman"/>
           <w:spacing w:val="-10"/>
           <w:kern w:val="28"/>
           <w:sz w:val="56"/>
@@ -95,7 +95,7 @@
       </w:r>
       <w:r>
         <w:rPr>
-          <w:rFonts w:ascii="Calibri Light" w:eastAsia="Times New Roman" w:hAnsi="Calibri Light" w:cs="Times New Roman"/>
+          <w:rFonts w:ascii="Calibri Light" w:hAnsi="Calibri Light" w:eastAsia="Times New Roman" w:cs="Times New Roman"/>
           <w:spacing w:val="-10"/>
           <w:kern w:val="28"/>
           <w:sz w:val="56"/>
@@ -105,7 +105,7 @@
       </w:r>
       <w:r>
         <w:rPr>
-          <w:rFonts w:ascii="Calibri Light" w:eastAsia="Times New Roman" w:hAnsi="Calibri Light" w:cs="Times New Roman"/>
+          <w:rFonts w:ascii="Calibri Light" w:hAnsi="Calibri Light" w:eastAsia="Times New Roman" w:cs="Times New Roman"/>
           <w:spacing w:val="-10"/>
           <w:kern w:val="28"/>
           <w:sz w:val="56"/>
@@ -115,7 +115,7 @@
       </w:r>
       <w:r>
         <w:rPr>
-          <w:rFonts w:ascii="Calibri Light" w:eastAsia="Times New Roman" w:hAnsi="Calibri Light" w:cs="Times New Roman"/>
+          <w:rFonts w:ascii="Calibri Light" w:hAnsi="Calibri Light" w:eastAsia="Times New Roman" w:cs="Times New Roman"/>
           <w:spacing w:val="-10"/>
           <w:kern w:val="28"/>
           <w:sz w:val="56"/>
@@ -125,7 +125,7 @@
       </w:r>
       <w:r>
         <w:rPr>
-          <w:rFonts w:ascii="Calibri Light" w:eastAsia="Times New Roman" w:hAnsi="Calibri Light" w:cs="Times New Roman"/>
+          <w:rFonts w:ascii="Calibri Light" w:hAnsi="Calibri Light" w:eastAsia="Times New Roman" w:cs="Times New Roman"/>
           <w:spacing w:val="-10"/>
           <w:kern w:val="28"/>
           <w:sz w:val="56"/>
@@ -140,7 +140,7 @@
         <w:contextualSpacing/>
         <w:jc w:val="center"/>
         <w:rPr>
-          <w:rFonts w:ascii="Calibri Light" w:eastAsia="Times New Roman" w:hAnsi="Calibri Light" w:cs="Times New Roman"/>
+          <w:rFonts w:ascii="Calibri Light" w:hAnsi="Calibri Light" w:eastAsia="Times New Roman" w:cs="Times New Roman"/>
           <w:spacing w:val="-10"/>
           <w:kern w:val="28"/>
           <w:sz w:val="56"/>
@@ -149,7 +149,7 @@
       </w:pPr>
       <w:r>
         <w:rPr>
-          <w:rFonts w:ascii="Calibri Light" w:eastAsia="Times New Roman" w:hAnsi="Calibri Light" w:cs="Times New Roman"/>
+          <w:rFonts w:ascii="Calibri Light" w:hAnsi="Calibri Light" w:eastAsia="Times New Roman" w:cs="Times New Roman"/>
           <w:spacing w:val="-10"/>
           <w:kern w:val="28"/>
           <w:sz w:val="56"/>
@@ -164,7 +164,7 @@
         <w:contextualSpacing/>
         <w:jc w:val="center"/>
         <w:rPr>
-          <w:rFonts w:ascii="Calibri Light" w:eastAsia="Times New Roman" w:hAnsi="Calibri Light" w:cs="Times New Roman"/>
+          <w:rFonts w:ascii="Calibri Light" w:hAnsi="Calibri Light" w:eastAsia="Times New Roman" w:cs="Times New Roman"/>
           <w:spacing w:val="-10"/>
           <w:kern w:val="28"/>
           <w:sz w:val="56"/>
@@ -173,17 +173,17 @@
       </w:pPr>
       <w:r>
         <w:rPr>
-          <w:rFonts w:ascii="Calibri Light" w:eastAsia="Times New Roman" w:hAnsi="Calibri Light" w:cs="Times New Roman"/>
+          <w:rFonts w:ascii="Calibri Light" w:hAnsi="Calibri Light" w:eastAsia="Times New Roman" w:cs="Times New Roman"/>
           <w:spacing w:val="-10"/>
           <w:kern w:val="28"/>
           <w:sz w:val="56"/>
           <w:szCs w:val="56"/>
         </w:rPr>
-        <w:t>marts</w:t>
+        <w:t>April</w:t>
       </w:r>
       <w:r>
         <w:rPr>
-          <w:rFonts w:ascii="Calibri Light" w:eastAsia="Times New Roman" w:hAnsi="Calibri Light" w:cs="Times New Roman"/>
+          <w:rFonts w:ascii="Calibri Light" w:hAnsi="Calibri Light" w:eastAsia="Times New Roman" w:cs="Times New Roman"/>
           <w:spacing w:val="-10"/>
           <w:kern w:val="28"/>
           <w:sz w:val="56"/>
@@ -193,7 +193,7 @@
       </w:r>
       <w:r>
         <w:rPr>
-          <w:rFonts w:ascii="Calibri Light" w:eastAsia="Times New Roman" w:hAnsi="Calibri Light" w:cs="Times New Roman"/>
+          <w:rFonts w:ascii="Calibri Light" w:hAnsi="Calibri Light" w:eastAsia="Times New Roman" w:cs="Times New Roman"/>
           <w:spacing w:val="-10"/>
           <w:kern w:val="28"/>
           <w:sz w:val="56"/>
@@ -203,7 +203,7 @@
       </w:r>
       <w:r>
         <w:rPr>
-          <w:rFonts w:ascii="Calibri Light" w:eastAsia="Times New Roman" w:hAnsi="Calibri Light" w:cs="Times New Roman"/>
+          <w:rFonts w:ascii="Calibri Light" w:hAnsi="Calibri Light" w:eastAsia="Times New Roman" w:cs="Times New Roman"/>
           <w:spacing w:val="-10"/>
           <w:kern w:val="28"/>
           <w:sz w:val="56"/>
@@ -213,7 +213,7 @@
       </w:r>
       <w:r>
         <w:rPr>
-          <w:rFonts w:ascii="Calibri Light" w:eastAsia="Times New Roman" w:hAnsi="Calibri Light" w:cs="Times New Roman"/>
+          <w:rFonts w:ascii="Calibri Light" w:hAnsi="Calibri Light" w:eastAsia="Times New Roman" w:cs="Times New Roman"/>
           <w:spacing w:val="-10"/>
           <w:kern w:val="28"/>
           <w:sz w:val="56"/>
@@ -225,28 +225,28 @@
     <w:p>
       <w:pPr>
         <w:rPr>
-          <w:rFonts w:ascii="Calibri" w:eastAsia="Calibri" w:hAnsi="Calibri" w:cs="Times New Roman"/>
+          <w:rFonts w:ascii="Calibri" w:hAnsi="Calibri" w:eastAsia="Calibri" w:cs="Times New Roman"/>
         </w:rPr>
       </w:pPr>
     </w:p>
     <w:p>
       <w:pPr>
         <w:rPr>
-          <w:rFonts w:ascii="Calibri" w:eastAsia="Calibri" w:hAnsi="Calibri" w:cs="Times New Roman"/>
+          <w:rFonts w:ascii="Calibri" w:hAnsi="Calibri" w:eastAsia="Calibri" w:cs="Times New Roman"/>
         </w:rPr>
       </w:pPr>
     </w:p>
     <w:p>
       <w:pPr>
         <w:rPr>
-          <w:rFonts w:ascii="Calibri" w:eastAsia="Calibri" w:hAnsi="Calibri" w:cs="Times New Roman"/>
+          <w:rFonts w:ascii="Calibri" w:hAnsi="Calibri" w:eastAsia="Calibri" w:cs="Times New Roman"/>
         </w:rPr>
       </w:pPr>
     </w:p>
     <w:p>
       <w:pPr>
         <w:rPr>
-          <w:rFonts w:ascii="Calibri" w:eastAsia="Calibri" w:hAnsi="Calibri" w:cs="Times New Roman"/>
+          <w:rFonts w:ascii="Calibri" w:hAnsi="Calibri" w:eastAsia="Calibri" w:cs="Times New Roman"/>
         </w:rPr>
       </w:pPr>
     </w:p>
@@ -256,12 +256,12 @@
           <w:tab w:val="left" w:pos="9351"/>
         </w:tabs>
         <w:rPr>
-          <w:rFonts w:ascii="Calibri" w:eastAsia="Calibri" w:hAnsi="Calibri" w:cs="Times New Roman"/>
+          <w:rFonts w:ascii="Calibri" w:hAnsi="Calibri" w:eastAsia="Calibri" w:cs="Times New Roman"/>
         </w:rPr>
       </w:pPr>
       <w:r>
         <w:rPr>
-          <w:rFonts w:ascii="Calibri" w:eastAsia="Calibri" w:hAnsi="Calibri" w:cs="Times New Roman"/>
+          <w:rFonts w:ascii="Calibri" w:hAnsi="Calibri" w:eastAsia="Calibri" w:cs="Times New Roman"/>
         </w:rPr>
         <w:tab/>
       </w:r>
@@ -269,40 +269,40 @@
     <w:p>
       <w:pPr>
         <w:rPr>
-          <w:rFonts w:ascii="Calibri" w:eastAsia="Calibri" w:hAnsi="Calibri" w:cs="Times New Roman"/>
+          <w:rFonts w:ascii="Calibri" w:hAnsi="Calibri" w:eastAsia="Calibri" w:cs="Times New Roman"/>
         </w:rPr>
       </w:pPr>
     </w:p>
     <w:p>
       <w:pPr>
         <w:rPr>
-          <w:rFonts w:ascii="Calibri" w:eastAsia="Calibri" w:hAnsi="Calibri" w:cs="Times New Roman"/>
+          <w:rFonts w:ascii="Calibri" w:hAnsi="Calibri" w:eastAsia="Calibri" w:cs="Times New Roman"/>
         </w:rPr>
       </w:pPr>
     </w:p>
     <w:p>
       <w:pPr>
         <w:rPr>
-          <w:rFonts w:ascii="Calibri" w:eastAsia="Calibri" w:hAnsi="Calibri" w:cs="Times New Roman"/>
+          <w:rFonts w:ascii="Calibri" w:hAnsi="Calibri" w:eastAsia="Calibri" w:cs="Times New Roman"/>
         </w:rPr>
       </w:pPr>
     </w:p>
     <w:p>
       <w:pPr>
         <w:rPr>
-          <w:rFonts w:ascii="Calibri" w:eastAsia="Calibri" w:hAnsi="Calibri" w:cs="Times New Roman"/>
+          <w:rFonts w:ascii="Calibri" w:hAnsi="Calibri" w:eastAsia="Calibri" w:cs="Times New Roman"/>
         </w:rPr>
       </w:pPr>
     </w:p>
     <w:p>
       <w:pPr>
         <w:rPr>
-          <w:rFonts w:ascii="Calibri" w:eastAsia="Calibri" w:hAnsi="Calibri" w:cs="Times New Roman"/>
+          <w:rFonts w:ascii="Calibri" w:hAnsi="Calibri" w:eastAsia="Calibri" w:cs="Times New Roman"/>
         </w:rPr>
       </w:pPr>
       <w:r>
         <w:rPr>
-          <w:rFonts w:ascii="Calibri" w:eastAsia="Calibri" w:hAnsi="Calibri" w:cs="Times New Roman"/>
+          <w:rFonts w:ascii="Calibri" w:hAnsi="Calibri" w:eastAsia="Calibri" w:cs="Times New Roman"/>
         </w:rPr>
         <w:t>The test protocol relates to the following standard:</w:t>
       </w:r>
@@ -561,6 +561,7 @@
             <w:tcW w:w="5000" w:type="pct"/>
             <w:gridSpan w:val="4"/>
             <w:shd w:val="clear" w:color="auto" w:fill="315A7A"/>
+            <w:tcMar/>
             <w:vAlign w:val="center"/>
           </w:tcPr>
           <w:p>
@@ -601,6 +602,7 @@
         <w:tc>
           <w:tcPr>
             <w:tcW w:w="468" w:type="pct"/>
+            <w:tcMar/>
             <w:vAlign w:val="center"/>
           </w:tcPr>
           <w:p>
@@ -629,6 +631,7 @@
         <w:tc>
           <w:tcPr>
             <w:tcW w:w="887" w:type="pct"/>
+            <w:tcMar/>
             <w:vAlign w:val="center"/>
           </w:tcPr>
           <w:p>
@@ -664,6 +667,7 @@
         <w:tc>
           <w:tcPr>
             <w:tcW w:w="455" w:type="pct"/>
+            <w:tcMar/>
             <w:vAlign w:val="center"/>
           </w:tcPr>
           <w:p>
@@ -701,6 +705,7 @@
         <w:tc>
           <w:tcPr>
             <w:tcW w:w="3190" w:type="pct"/>
+            <w:tcMar/>
             <w:vAlign w:val="center"/>
           </w:tcPr>
           <w:p>
@@ -730,6 +735,7 @@
         <w:tc>
           <w:tcPr>
             <w:tcW w:w="468" w:type="pct"/>
+            <w:tcMar/>
             <w:vAlign w:val="center"/>
           </w:tcPr>
           <w:p>
@@ -754,6 +760,7 @@
         <w:tc>
           <w:tcPr>
             <w:tcW w:w="887" w:type="pct"/>
+            <w:tcMar/>
             <w:vAlign w:val="center"/>
           </w:tcPr>
           <w:p>
@@ -776,6 +783,7 @@
         <w:tc>
           <w:tcPr>
             <w:tcW w:w="455" w:type="pct"/>
+            <w:tcMar/>
             <w:vAlign w:val="center"/>
           </w:tcPr>
           <w:p>
@@ -799,6 +807,7 @@
         <w:tc>
           <w:tcPr>
             <w:tcW w:w="3190" w:type="pct"/>
+            <w:tcMar/>
             <w:vAlign w:val="center"/>
           </w:tcPr>
           <w:p>
@@ -848,6 +857,7 @@
         <w:tc>
           <w:tcPr>
             <w:tcW w:w="468" w:type="pct"/>
+            <w:tcMar/>
             <w:vAlign w:val="center"/>
           </w:tcPr>
           <w:p>
@@ -872,6 +882,7 @@
         <w:tc>
           <w:tcPr>
             <w:tcW w:w="887" w:type="pct"/>
+            <w:tcMar/>
             <w:vAlign w:val="center"/>
           </w:tcPr>
           <w:p>
@@ -893,6 +904,7 @@
         <w:tc>
           <w:tcPr>
             <w:tcW w:w="455" w:type="pct"/>
+            <w:tcMar/>
             <w:vAlign w:val="center"/>
           </w:tcPr>
           <w:p>
@@ -942,6 +954,7 @@
         <w:tc>
           <w:tcPr>
             <w:tcW w:w="3190" w:type="pct"/>
+            <w:tcMar/>
             <w:vAlign w:val="center"/>
           </w:tcPr>
           <w:p>
@@ -983,6 +996,7 @@
         <w:tc>
           <w:tcPr>
             <w:tcW w:w="468" w:type="pct"/>
+            <w:tcMar/>
             <w:vAlign w:val="center"/>
           </w:tcPr>
           <w:p>
@@ -1007,6 +1021,7 @@
         <w:tc>
           <w:tcPr>
             <w:tcW w:w="887" w:type="pct"/>
+            <w:tcMar/>
             <w:vAlign w:val="center"/>
           </w:tcPr>
           <w:p>
@@ -1028,6 +1043,7 @@
         <w:tc>
           <w:tcPr>
             <w:tcW w:w="455" w:type="pct"/>
+            <w:tcMar/>
             <w:vAlign w:val="center"/>
           </w:tcPr>
           <w:p>
@@ -1056,6 +1072,7 @@
         <w:tc>
           <w:tcPr>
             <w:tcW w:w="3190" w:type="pct"/>
+            <w:tcMar/>
             <w:vAlign w:val="center"/>
           </w:tcPr>
           <w:p>
@@ -1412,6 +1429,7 @@
         <w:tc>
           <w:tcPr>
             <w:tcW w:w="468" w:type="pct"/>
+            <w:tcMar/>
             <w:vAlign w:val="center"/>
           </w:tcPr>
           <w:p>
@@ -1436,6 +1454,7 @@
         <w:tc>
           <w:tcPr>
             <w:tcW w:w="887" w:type="pct"/>
+            <w:tcMar/>
             <w:vAlign w:val="center"/>
           </w:tcPr>
           <w:p>
@@ -1457,6 +1476,7 @@
         <w:tc>
           <w:tcPr>
             <w:tcW w:w="455" w:type="pct"/>
+            <w:tcMar/>
             <w:vAlign w:val="center"/>
           </w:tcPr>
           <w:p>
@@ -1478,6 +1498,7 @@
         <w:tc>
           <w:tcPr>
             <w:tcW w:w="3190" w:type="pct"/>
+            <w:tcMar/>
             <w:vAlign w:val="center"/>
           </w:tcPr>
           <w:p>
@@ -1535,6 +1556,7 @@
         <w:tc>
           <w:tcPr>
             <w:tcW w:w="468" w:type="pct"/>
+            <w:tcMar/>
             <w:vAlign w:val="center"/>
           </w:tcPr>
           <w:p>
@@ -1559,6 +1581,7 @@
         <w:tc>
           <w:tcPr>
             <w:tcW w:w="887" w:type="pct"/>
+            <w:tcMar/>
             <w:vAlign w:val="center"/>
           </w:tcPr>
           <w:p>
@@ -1580,6 +1603,7 @@
         <w:tc>
           <w:tcPr>
             <w:tcW w:w="455" w:type="pct"/>
+            <w:tcMar/>
             <w:vAlign w:val="center"/>
           </w:tcPr>
           <w:p>
@@ -1608,6 +1632,7 @@
         <w:tc>
           <w:tcPr>
             <w:tcW w:w="3190" w:type="pct"/>
+            <w:tcMar/>
             <w:vAlign w:val="center"/>
           </w:tcPr>
           <w:p>
@@ -1768,6 +1793,7 @@
         <w:tc>
           <w:tcPr>
             <w:tcW w:w="468" w:type="pct"/>
+            <w:tcMar/>
             <w:vAlign w:val="center"/>
           </w:tcPr>
           <w:p>
@@ -1792,6 +1818,7 @@
         <w:tc>
           <w:tcPr>
             <w:tcW w:w="887" w:type="pct"/>
+            <w:tcMar/>
             <w:vAlign w:val="center"/>
           </w:tcPr>
           <w:p>
@@ -1820,6 +1847,7 @@
         <w:tc>
           <w:tcPr>
             <w:tcW w:w="455" w:type="pct"/>
+            <w:tcMar/>
             <w:vAlign w:val="center"/>
           </w:tcPr>
           <w:p>
@@ -1841,6 +1869,7 @@
         <w:tc>
           <w:tcPr>
             <w:tcW w:w="3190" w:type="pct"/>
+            <w:tcMar/>
             <w:vAlign w:val="center"/>
           </w:tcPr>
           <w:p>
@@ -2048,6 +2077,7 @@
         <w:tc>
           <w:tcPr>
             <w:tcW w:w="468" w:type="pct"/>
+            <w:tcMar/>
             <w:vAlign w:val="center"/>
           </w:tcPr>
           <w:p>
@@ -2080,6 +2110,7 @@
         <w:tc>
           <w:tcPr>
             <w:tcW w:w="887" w:type="pct"/>
+            <w:tcMar/>
             <w:vAlign w:val="center"/>
           </w:tcPr>
           <w:p>
@@ -2101,6 +2132,7 @@
         <w:tc>
           <w:tcPr>
             <w:tcW w:w="455" w:type="pct"/>
+            <w:tcMar/>
             <w:vAlign w:val="center"/>
           </w:tcPr>
           <w:p>
@@ -2122,6 +2154,7 @@
         <w:tc>
           <w:tcPr>
             <w:tcW w:w="3190" w:type="pct"/>
+            <w:tcMar/>
             <w:vAlign w:val="center"/>
           </w:tcPr>
           <w:p>
@@ -3155,6 +3188,7 @@
         <w:tc>
           <w:tcPr>
             <w:tcW w:w="468" w:type="pct"/>
+            <w:tcMar/>
             <w:vAlign w:val="center"/>
           </w:tcPr>
           <w:p>
@@ -3180,6 +3214,7 @@
         <w:tc>
           <w:tcPr>
             <w:tcW w:w="887" w:type="pct"/>
+            <w:tcMar/>
             <w:vAlign w:val="center"/>
           </w:tcPr>
           <w:p>
@@ -3189,8 +3224,6 @@
                 <w:szCs w:val="20"/>
               </w:rPr>
             </w:pPr>
-            <w:commentRangeStart w:id="0"/>
-            <w:commentRangeStart w:id="1"/>
             <w:r>
               <w:rPr>
                 <w:sz w:val="20"/>
@@ -3198,29 +3231,12 @@
               </w:rPr>
               <w:t>KML/SKS/RCH</w:t>
             </w:r>
-            <w:commentRangeEnd w:id="0"/>
-            <w:r>
-              <w:rPr>
-                <w:rStyle w:val="Kommentarhenvisning"/>
-                <w:sz w:val="20"/>
-                <w:szCs w:val="20"/>
-              </w:rPr>
-              <w:commentReference w:id="0"/>
-            </w:r>
-            <w:commentRangeEnd w:id="1"/>
-            <w:r>
-              <w:rPr>
-                <w:rStyle w:val="Kommentarhenvisning"/>
-                <w:sz w:val="20"/>
-                <w:szCs w:val="20"/>
-              </w:rPr>
-              <w:commentReference w:id="1"/>
-            </w:r>
           </w:p>
         </w:tc>
         <w:tc>
           <w:tcPr>
             <w:tcW w:w="455" w:type="pct"/>
+            <w:tcMar/>
             <w:vAlign w:val="center"/>
           </w:tcPr>
           <w:p>
@@ -3250,6 +3266,7 @@
         <w:tc>
           <w:tcPr>
             <w:tcW w:w="3190" w:type="pct"/>
+            <w:tcMar/>
             <w:vAlign w:val="center"/>
           </w:tcPr>
           <w:p>
@@ -3352,6 +3369,7 @@
         <w:tc>
           <w:tcPr>
             <w:tcW w:w="468" w:type="pct"/>
+            <w:tcMar/>
             <w:vAlign w:val="center"/>
           </w:tcPr>
           <w:p>
@@ -3376,6 +3394,7 @@
         <w:tc>
           <w:tcPr>
             <w:tcW w:w="887" w:type="pct"/>
+            <w:tcMar/>
             <w:vAlign w:val="center"/>
           </w:tcPr>
           <w:p>
@@ -3397,6 +3416,7 @@
         <w:tc>
           <w:tcPr>
             <w:tcW w:w="455" w:type="pct"/>
+            <w:tcMar/>
             <w:vAlign w:val="center"/>
           </w:tcPr>
           <w:p>
@@ -3418,6 +3438,7 @@
         <w:tc>
           <w:tcPr>
             <w:tcW w:w="3190" w:type="pct"/>
+            <w:tcMar/>
             <w:vAlign w:val="center"/>
           </w:tcPr>
           <w:p>
@@ -3437,6 +3458,111 @@
                 <w:lang w:val="en-US"/>
               </w:rPr>
               <w:t xml:space="preserve">Updated the testtool to be ITB instead of TouchStone. </w:t>
+            </w:r>
+          </w:p>
+        </w:tc>
+      </w:tr>
+      <w:tr>
+        <w:tc>
+          <w:tcPr>
+            <w:tcW w:w="468" w:type="pct"/>
+            <w:tcMar/>
+            <w:vAlign w:val="center"/>
+          </w:tcPr>
+          <w:p>
+            <w:pPr>
+              <w:jc w:val="center"/>
+              <w:rPr>
+                <w:rFonts w:cstheme="minorHAnsi"/>
+                <w:sz w:val="20"/>
+                <w:szCs w:val="20"/>
+              </w:rPr>
+            </w:pPr>
+            <w:r>
+              <w:rPr>
+                <w:rFonts w:cstheme="minorHAnsi"/>
+                <w:sz w:val="20"/>
+                <w:szCs w:val="20"/>
+              </w:rPr>
+              <w:t>5.0.2</w:t>
+            </w:r>
+          </w:p>
+        </w:tc>
+        <w:tc>
+          <w:tcPr>
+            <w:tcW w:w="887" w:type="pct"/>
+            <w:tcMar/>
+            <w:vAlign w:val="center"/>
+          </w:tcPr>
+          <w:p>
+            <w:pPr>
+              <w:rPr>
+                <w:sz w:val="20"/>
+                <w:szCs w:val="20"/>
+              </w:rPr>
+            </w:pPr>
+            <w:r>
+              <w:rPr>
+                <w:sz w:val="20"/>
+                <w:szCs w:val="20"/>
+              </w:rPr>
+              <w:t>RCH</w:t>
+            </w:r>
+          </w:p>
+        </w:tc>
+        <w:tc>
+          <w:tcPr>
+            <w:tcW w:w="455" w:type="pct"/>
+            <w:tcMar/>
+            <w:vAlign w:val="center"/>
+          </w:tcPr>
+          <w:p>
+            <w:pPr>
+              <w:rPr>
+                <w:sz w:val="20"/>
+                <w:szCs w:val="20"/>
+              </w:rPr>
+            </w:pPr>
+            <w:r>
+              <w:rPr>
+                <w:sz w:val="20"/>
+                <w:szCs w:val="20"/>
+              </w:rPr>
+              <w:t>17-04-2026</w:t>
+            </w:r>
+          </w:p>
+        </w:tc>
+        <w:tc>
+          <w:tcPr>
+            <w:tcW w:w="3190" w:type="pct"/>
+            <w:tcMar/>
+            <w:vAlign w:val="center"/>
+          </w:tcPr>
+          <w:p>
+            <w:pPr>
+              <w:rPr>
+                <w:rFonts w:cstheme="minorHAnsi"/>
+                <w:sz w:val="20"/>
+                <w:szCs w:val="20"/>
+              </w:rPr>
+            </w:pPr>
+            <w:r>
+              <w:rPr>
+                <w:rFonts w:cstheme="minorHAnsi"/>
+                <w:sz w:val="20"/>
+                <w:szCs w:val="20"/>
+                <w:lang w:val="en-US"/>
+              </w:rPr>
+              <w:t>Added test step 3.4.7:</w:t>
+            </w:r>
+            <w:r>
+              <w:rPr>
+                <w:rFonts w:cstheme="minorHAnsi"/>
+                <w:sz w:val="20"/>
+                <w:szCs w:val="20"/>
+                <w:lang w:val="en-US"/>
+              </w:rPr>
+              <w:t xml:space="preserve"> Testing with VANS-operator</w:t>
             </w:r>
           </w:p>
         </w:tc>
@@ -3450,129 +3576,84 @@
     </w:p>
     <w:sdt>
       <w:sdtPr>
-        <w:rPr>
-          <w:rFonts w:asciiTheme="minorHAnsi" w:eastAsiaTheme="minorEastAsia" w:hAnsiTheme="minorHAnsi" w:cstheme="minorBidi"/>
-          <w:color w:val="auto"/>
-          <w:sz w:val="22"/>
-          <w:szCs w:val="22"/>
-          <w:lang w:eastAsia="en-US"/>
-        </w:rPr>
-        <w:id w:val="-550315405"/>
+        <w:id w:val="1042864554"/>
         <w:docPartObj>
           <w:docPartGallery w:val="Table of Contents"/>
           <w:docPartUnique/>
         </w:docPartObj>
       </w:sdtPr>
-      <w:sdtEndPr>
-        <w:rPr>
-          <w:b/>
-          <w:bCs/>
-        </w:rPr>
-      </w:sdtEndPr>
       <w:sdtContent>
         <w:p>
           <w:pPr>
             <w:pStyle w:val="Overskrift"/>
           </w:pPr>
           <w:r>
+            <w:rPr/>
             <w:t>Content</w:t>
           </w:r>
         </w:p>
         <w:p>
           <w:pPr>
             <w:pStyle w:val="Indholdsfortegnelse1"/>
+            <w:tabs>
+              <w:tab w:val="left" w:leader="none" w:pos="435"/>
+              <w:tab w:val="right" w:leader="dot" w:pos="13425"/>
+            </w:tabs>
             <w:rPr>
-              <w:rFonts w:eastAsiaTheme="minorEastAsia"/>
+              <w:rStyle w:val="Hyperlink"/>
               <w:noProof/>
               <w:kern w:val="2"/>
-              <w:sz w:val="24"/>
-              <w:szCs w:val="24"/>
               <w:lang w:val="da-DK" w:eastAsia="da-DK"/>
               <w14:ligatures w14:val="standardContextual"/>
             </w:rPr>
+            <w:pPrChange w:author="Sarah Kieler Schrøder" w:date="2026-04-17T12:00:03.659Z">
+              <w:pPr/>
+            </w:pPrChange>
           </w:pPr>
           <w:r>
             <w:fldChar w:fldCharType="begin"/>
           </w:r>
           <w:r>
-            <w:instrText xml:space="preserve"> TOC \o "1-2" \h \z \u </w:instrText>
+            <w:instrText xml:space="preserve">TOC \o "1-2" \z \u \h</w:instrText>
           </w:r>
           <w:r>
             <w:fldChar w:fldCharType="separate"/>
           </w:r>
-          <w:hyperlink w:anchor="_Toc211337225" w:history="1">
+          <w:hyperlink w:anchor="_Toc137276433">
             <w:r>
               <w:rPr>
                 <w:rStyle w:val="Hyperlink"/>
-                <w:noProof/>
               </w:rPr>
               <w:t>1</w:t>
             </w:r>
             <w:r>
-              <w:rPr>
-                <w:rFonts w:eastAsiaTheme="minorEastAsia"/>
-                <w:noProof/>
-                <w:kern w:val="2"/>
-                <w:sz w:val="24"/>
-                <w:szCs w:val="24"/>
-                <w:lang w:val="da-DK" w:eastAsia="da-DK"/>
-                <w14:ligatures w14:val="standardContextual"/>
-              </w:rPr>
               <w:tab/>
             </w:r>
             <w:r>
               <w:rPr>
                 <w:rStyle w:val="Hyperlink"/>
-                <w:noProof/>
               </w:rPr>
               <w:t>Introduction</w:t>
             </w:r>
             <w:r>
-              <w:rPr>
-                <w:noProof/>
-                <w:webHidden/>
-              </w:rPr>
               <w:tab/>
             </w:r>
             <w:r>
-              <w:rPr>
-                <w:noProof/>
-                <w:webHidden/>
-              </w:rPr>
               <w:fldChar w:fldCharType="begin"/>
             </w:r>
             <w:r>
-              <w:rPr>
-                <w:noProof/>
-                <w:webHidden/>
-              </w:rPr>
-              <w:instrText xml:space="preserve"> PAGEREF _Toc211337225 \h </w:instrText>
-            </w:r>
-            <w:r>
-              <w:rPr>
-                <w:noProof/>
-                <w:webHidden/>
-              </w:rPr>
-            </w:r>
-            <w:r>
-              <w:rPr>
-                <w:noProof/>
-                <w:webHidden/>
-              </w:rPr>
+              <w:instrText xml:space="preserve">PAGEREF _Toc137276433 \h</w:instrText>
+            </w:r>
+            <w:r>
               <w:fldChar w:fldCharType="separate"/>
             </w:r>
             <w:r>
               <w:rPr>
-                <w:noProof/>
-                <w:webHidden/>
-              </w:rPr>
-              <w:t>6</w:t>
-            </w:r>
-            <w:r>
-              <w:rPr>
-                <w:noProof/>
-                <w:webHidden/>
-              </w:rPr>
+                <w:rStyle w:val="Hyperlink"/>
+              </w:rPr>
+              <w:t>4</w:t>
+            </w:r>
+            <w:r>
               <w:fldChar w:fldCharType="end"/>
             </w:r>
           </w:hyperlink>
@@ -3580,89 +3661,56 @@
         <w:p>
           <w:pPr>
             <w:pStyle w:val="Indholdsfortegnelse2"/>
+            <w:tabs>
+              <w:tab w:val="left" w:leader="none" w:pos="660"/>
+              <w:tab w:val="right" w:leader="dot" w:pos="13425"/>
+            </w:tabs>
             <w:rPr>
-              <w:rFonts w:eastAsiaTheme="minorEastAsia"/>
+              <w:rStyle w:val="Hyperlink"/>
               <w:noProof/>
               <w:kern w:val="2"/>
-              <w:sz w:val="24"/>
-              <w:szCs w:val="24"/>
               <w:lang w:val="da-DK" w:eastAsia="da-DK"/>
               <w14:ligatures w14:val="standardContextual"/>
             </w:rPr>
+            <w:pPrChange w:author="Sarah Kieler Schrøder" w:date="2026-04-17T12:00:03.664Z">
+              <w:pPr/>
+            </w:pPrChange>
           </w:pPr>
-          <w:hyperlink w:anchor="_Toc211337226" w:history="1">
+          <w:hyperlink w:anchor="_Toc1323532158">
             <w:r>
               <w:rPr>
                 <w:rStyle w:val="Hyperlink"/>
-                <w:noProof/>
               </w:rPr>
               <w:t>1.1</w:t>
             </w:r>
             <w:r>
-              <w:rPr>
-                <w:rFonts w:eastAsiaTheme="minorEastAsia"/>
-                <w:noProof/>
-                <w:kern w:val="2"/>
-                <w:sz w:val="24"/>
-                <w:szCs w:val="24"/>
-                <w:lang w:val="da-DK" w:eastAsia="da-DK"/>
-                <w14:ligatures w14:val="standardContextual"/>
-              </w:rPr>
               <w:tab/>
             </w:r>
             <w:r>
               <w:rPr>
                 <w:rStyle w:val="Hyperlink"/>
-                <w:noProof/>
               </w:rPr>
               <w:t>Purpose</w:t>
             </w:r>
             <w:r>
-              <w:rPr>
-                <w:noProof/>
-                <w:webHidden/>
-              </w:rPr>
               <w:tab/>
             </w:r>
             <w:r>
-              <w:rPr>
-                <w:noProof/>
-                <w:webHidden/>
-              </w:rPr>
               <w:fldChar w:fldCharType="begin"/>
             </w:r>
             <w:r>
-              <w:rPr>
-                <w:noProof/>
-                <w:webHidden/>
-              </w:rPr>
-              <w:instrText xml:space="preserve"> PAGEREF _Toc211337226 \h </w:instrText>
-            </w:r>
-            <w:r>
-              <w:rPr>
-                <w:noProof/>
-                <w:webHidden/>
-              </w:rPr>
-            </w:r>
-            <w:r>
-              <w:rPr>
-                <w:noProof/>
-                <w:webHidden/>
-              </w:rPr>
+              <w:instrText xml:space="preserve">PAGEREF _Toc1323532158 \h</w:instrText>
+            </w:r>
+            <w:r>
               <w:fldChar w:fldCharType="separate"/>
             </w:r>
             <w:r>
               <w:rPr>
-                <w:noProof/>
-                <w:webHidden/>
-              </w:rPr>
-              <w:t>6</w:t>
-            </w:r>
-            <w:r>
-              <w:rPr>
-                <w:noProof/>
-                <w:webHidden/>
-              </w:rPr>
+                <w:rStyle w:val="Hyperlink"/>
+              </w:rPr>
+              <w:t>5</w:t>
+            </w:r>
+            <w:r>
               <w:fldChar w:fldCharType="end"/>
             </w:r>
           </w:hyperlink>
@@ -3670,89 +3718,56 @@
         <w:p>
           <w:pPr>
             <w:pStyle w:val="Indholdsfortegnelse2"/>
+            <w:tabs>
+              <w:tab w:val="left" w:leader="none" w:pos="660"/>
+              <w:tab w:val="right" w:leader="dot" w:pos="13425"/>
+            </w:tabs>
             <w:rPr>
-              <w:rFonts w:eastAsiaTheme="minorEastAsia"/>
+              <w:rStyle w:val="Hyperlink"/>
               <w:noProof/>
               <w:kern w:val="2"/>
-              <w:sz w:val="24"/>
-              <w:szCs w:val="24"/>
               <w:lang w:val="da-DK" w:eastAsia="da-DK"/>
               <w14:ligatures w14:val="standardContextual"/>
             </w:rPr>
+            <w:pPrChange w:author="Sarah Kieler Schrøder" w:date="2026-04-17T12:00:03.667Z">
+              <w:pPr/>
+            </w:pPrChange>
           </w:pPr>
-          <w:hyperlink w:anchor="_Toc211337227" w:history="1">
+          <w:hyperlink w:anchor="_Toc512966000">
             <w:r>
               <w:rPr>
                 <w:rStyle w:val="Hyperlink"/>
-                <w:noProof/>
               </w:rPr>
               <w:t>1.2</w:t>
             </w:r>
             <w:r>
-              <w:rPr>
-                <w:rFonts w:eastAsiaTheme="minorEastAsia"/>
-                <w:noProof/>
-                <w:kern w:val="2"/>
-                <w:sz w:val="24"/>
-                <w:szCs w:val="24"/>
-                <w:lang w:val="da-DK" w:eastAsia="da-DK"/>
-                <w14:ligatures w14:val="standardContextual"/>
-              </w:rPr>
               <w:tab/>
             </w:r>
             <w:r>
               <w:rPr>
                 <w:rStyle w:val="Hyperlink"/>
-                <w:noProof/>
               </w:rPr>
               <w:t>Prerequisites for live test</w:t>
             </w:r>
             <w:r>
-              <w:rPr>
-                <w:noProof/>
-                <w:webHidden/>
-              </w:rPr>
               <w:tab/>
             </w:r>
             <w:r>
-              <w:rPr>
-                <w:noProof/>
-                <w:webHidden/>
-              </w:rPr>
               <w:fldChar w:fldCharType="begin"/>
             </w:r>
             <w:r>
-              <w:rPr>
-                <w:noProof/>
-                <w:webHidden/>
-              </w:rPr>
-              <w:instrText xml:space="preserve"> PAGEREF _Toc211337227 \h </w:instrText>
-            </w:r>
-            <w:r>
-              <w:rPr>
-                <w:noProof/>
-                <w:webHidden/>
-              </w:rPr>
-            </w:r>
-            <w:r>
-              <w:rPr>
-                <w:noProof/>
-                <w:webHidden/>
-              </w:rPr>
+              <w:instrText xml:space="preserve">PAGEREF _Toc512966000 \h</w:instrText>
+            </w:r>
+            <w:r>
               <w:fldChar w:fldCharType="separate"/>
             </w:r>
             <w:r>
               <w:rPr>
-                <w:noProof/>
-                <w:webHidden/>
-              </w:rPr>
-              <w:t>6</w:t>
-            </w:r>
-            <w:r>
-              <w:rPr>
-                <w:noProof/>
-                <w:webHidden/>
-              </w:rPr>
+                <w:rStyle w:val="Hyperlink"/>
+              </w:rPr>
+              <w:t>5</w:t>
+            </w:r>
+            <w:r>
               <w:fldChar w:fldCharType="end"/>
             </w:r>
           </w:hyperlink>
@@ -3760,89 +3775,56 @@
         <w:p>
           <w:pPr>
             <w:pStyle w:val="Indholdsfortegnelse2"/>
+            <w:tabs>
+              <w:tab w:val="left" w:leader="none" w:pos="660"/>
+              <w:tab w:val="right" w:leader="dot" w:pos="13425"/>
+            </w:tabs>
             <w:rPr>
-              <w:rFonts w:eastAsiaTheme="minorEastAsia"/>
+              <w:rStyle w:val="Hyperlink"/>
               <w:noProof/>
               <w:kern w:val="2"/>
-              <w:sz w:val="24"/>
-              <w:szCs w:val="24"/>
               <w:lang w:val="da-DK" w:eastAsia="da-DK"/>
               <w14:ligatures w14:val="standardContextual"/>
             </w:rPr>
+            <w:pPrChange w:author="Sarah Kieler Schrøder" w:date="2026-04-17T12:00:03.669Z">
+              <w:pPr/>
+            </w:pPrChange>
           </w:pPr>
-          <w:hyperlink w:anchor="_Toc211337228" w:history="1">
+          <w:hyperlink w:anchor="_Toc1099057859">
             <w:r>
               <w:rPr>
                 <w:rStyle w:val="Hyperlink"/>
-                <w:noProof/>
               </w:rPr>
               <w:t>1.3</w:t>
             </w:r>
             <w:r>
-              <w:rPr>
-                <w:rFonts w:eastAsiaTheme="minorEastAsia"/>
-                <w:noProof/>
-                <w:kern w:val="2"/>
-                <w:sz w:val="24"/>
-                <w:szCs w:val="24"/>
-                <w:lang w:val="da-DK" w:eastAsia="da-DK"/>
-                <w14:ligatures w14:val="standardContextual"/>
-              </w:rPr>
               <w:tab/>
             </w:r>
             <w:r>
               <w:rPr>
                 <w:rStyle w:val="Hyperlink"/>
-                <w:noProof/>
               </w:rPr>
               <w:t>Documentation of self-test</w:t>
             </w:r>
             <w:r>
-              <w:rPr>
-                <w:noProof/>
-                <w:webHidden/>
-              </w:rPr>
               <w:tab/>
             </w:r>
             <w:r>
-              <w:rPr>
-                <w:noProof/>
-                <w:webHidden/>
-              </w:rPr>
               <w:fldChar w:fldCharType="begin"/>
             </w:r>
             <w:r>
-              <w:rPr>
-                <w:noProof/>
-                <w:webHidden/>
-              </w:rPr>
-              <w:instrText xml:space="preserve"> PAGEREF _Toc211337228 \h </w:instrText>
-            </w:r>
-            <w:r>
-              <w:rPr>
-                <w:noProof/>
-                <w:webHidden/>
-              </w:rPr>
-            </w:r>
-            <w:r>
-              <w:rPr>
-                <w:noProof/>
-                <w:webHidden/>
-              </w:rPr>
+              <w:instrText xml:space="preserve">PAGEREF _Toc1099057859 \h</w:instrText>
+            </w:r>
+            <w:r>
               <w:fldChar w:fldCharType="separate"/>
             </w:r>
             <w:r>
               <w:rPr>
-                <w:noProof/>
-                <w:webHidden/>
-              </w:rPr>
-              <w:t>7</w:t>
-            </w:r>
-            <w:r>
-              <w:rPr>
-                <w:noProof/>
-                <w:webHidden/>
-              </w:rPr>
+                <w:rStyle w:val="Hyperlink"/>
+              </w:rPr>
+              <w:t>5</w:t>
+            </w:r>
+            <w:r>
               <w:fldChar w:fldCharType="end"/>
             </w:r>
           </w:hyperlink>
@@ -3850,89 +3832,56 @@
         <w:p>
           <w:pPr>
             <w:pStyle w:val="Indholdsfortegnelse2"/>
+            <w:tabs>
+              <w:tab w:val="left" w:leader="none" w:pos="660"/>
+              <w:tab w:val="right" w:leader="dot" w:pos="13425"/>
+            </w:tabs>
             <w:rPr>
-              <w:rFonts w:eastAsiaTheme="minorEastAsia"/>
+              <w:rStyle w:val="Hyperlink"/>
               <w:noProof/>
               <w:kern w:val="2"/>
-              <w:sz w:val="24"/>
-              <w:szCs w:val="24"/>
               <w:lang w:val="da-DK" w:eastAsia="da-DK"/>
               <w14:ligatures w14:val="standardContextual"/>
             </w:rPr>
+            <w:pPrChange w:author="Sarah Kieler Schrøder" w:date="2026-04-17T12:00:03.672Z">
+              <w:pPr/>
+            </w:pPrChange>
           </w:pPr>
-          <w:hyperlink w:anchor="_Toc211337229" w:history="1">
+          <w:hyperlink w:anchor="_Toc1133902998">
             <w:r>
               <w:rPr>
                 <w:rStyle w:val="Hyperlink"/>
-                <w:noProof/>
               </w:rPr>
               <w:t>1.4</w:t>
             </w:r>
             <w:r>
-              <w:rPr>
-                <w:rFonts w:eastAsiaTheme="minorEastAsia"/>
-                <w:noProof/>
-                <w:kern w:val="2"/>
-                <w:sz w:val="24"/>
-                <w:szCs w:val="24"/>
-                <w:lang w:val="da-DK" w:eastAsia="da-DK"/>
-                <w14:ligatures w14:val="standardContextual"/>
-              </w:rPr>
               <w:tab/>
             </w:r>
             <w:r>
               <w:rPr>
                 <w:rStyle w:val="Hyperlink"/>
-                <w:noProof/>
               </w:rPr>
               <w:t>Background material</w:t>
             </w:r>
             <w:r>
-              <w:rPr>
-                <w:noProof/>
-                <w:webHidden/>
-              </w:rPr>
               <w:tab/>
             </w:r>
             <w:r>
-              <w:rPr>
-                <w:noProof/>
-                <w:webHidden/>
-              </w:rPr>
               <w:fldChar w:fldCharType="begin"/>
             </w:r>
             <w:r>
-              <w:rPr>
-                <w:noProof/>
-                <w:webHidden/>
-              </w:rPr>
-              <w:instrText xml:space="preserve"> PAGEREF _Toc211337229 \h </w:instrText>
-            </w:r>
-            <w:r>
-              <w:rPr>
-                <w:noProof/>
-                <w:webHidden/>
-              </w:rPr>
-            </w:r>
-            <w:r>
-              <w:rPr>
-                <w:noProof/>
-                <w:webHidden/>
-              </w:rPr>
+              <w:instrText xml:space="preserve">PAGEREF _Toc1133902998 \h</w:instrText>
+            </w:r>
+            <w:r>
               <w:fldChar w:fldCharType="separate"/>
             </w:r>
             <w:r>
               <w:rPr>
-                <w:noProof/>
-                <w:webHidden/>
-              </w:rPr>
-              <w:t>8</w:t>
-            </w:r>
-            <w:r>
-              <w:rPr>
-                <w:noProof/>
-                <w:webHidden/>
-              </w:rPr>
+                <w:rStyle w:val="Hyperlink"/>
+              </w:rPr>
+              <w:t>5</w:t>
+            </w:r>
+            <w:r>
               <w:fldChar w:fldCharType="end"/>
             </w:r>
           </w:hyperlink>
@@ -3940,89 +3889,56 @@
         <w:p>
           <w:pPr>
             <w:pStyle w:val="Indholdsfortegnelse2"/>
+            <w:tabs>
+              <w:tab w:val="left" w:leader="none" w:pos="660"/>
+              <w:tab w:val="right" w:leader="dot" w:pos="13425"/>
+            </w:tabs>
             <w:rPr>
-              <w:rFonts w:eastAsiaTheme="minorEastAsia"/>
+              <w:rStyle w:val="Hyperlink"/>
               <w:noProof/>
               <w:kern w:val="2"/>
-              <w:sz w:val="24"/>
-              <w:szCs w:val="24"/>
               <w:lang w:val="da-DK" w:eastAsia="da-DK"/>
               <w14:ligatures w14:val="standardContextual"/>
             </w:rPr>
+            <w:pPrChange w:author="Sarah Kieler Schrøder" w:date="2026-04-17T12:00:03.675Z">
+              <w:pPr/>
+            </w:pPrChange>
           </w:pPr>
-          <w:hyperlink w:anchor="_Toc211337230" w:history="1">
+          <w:hyperlink w:anchor="_Toc1009684365">
             <w:r>
               <w:rPr>
                 <w:rStyle w:val="Hyperlink"/>
-                <w:noProof/>
               </w:rPr>
               <w:t>1.5</w:t>
             </w:r>
             <w:r>
-              <w:rPr>
-                <w:rFonts w:eastAsiaTheme="minorEastAsia"/>
-                <w:noProof/>
-                <w:kern w:val="2"/>
-                <w:sz w:val="24"/>
-                <w:szCs w:val="24"/>
-                <w:lang w:val="da-DK" w:eastAsia="da-DK"/>
-                <w14:ligatures w14:val="standardContextual"/>
-              </w:rPr>
               <w:tab/>
             </w:r>
             <w:r>
               <w:rPr>
                 <w:rStyle w:val="Hyperlink"/>
-                <w:noProof/>
               </w:rPr>
               <w:t>Test examples and test persons</w:t>
             </w:r>
             <w:r>
-              <w:rPr>
-                <w:noProof/>
-                <w:webHidden/>
-              </w:rPr>
               <w:tab/>
             </w:r>
             <w:r>
-              <w:rPr>
-                <w:noProof/>
-                <w:webHidden/>
-              </w:rPr>
               <w:fldChar w:fldCharType="begin"/>
             </w:r>
             <w:r>
-              <w:rPr>
-                <w:noProof/>
-                <w:webHidden/>
-              </w:rPr>
-              <w:instrText xml:space="preserve"> PAGEREF _Toc211337230 \h </w:instrText>
-            </w:r>
-            <w:r>
-              <w:rPr>
-                <w:noProof/>
-                <w:webHidden/>
-              </w:rPr>
-            </w:r>
-            <w:r>
-              <w:rPr>
-                <w:noProof/>
-                <w:webHidden/>
-              </w:rPr>
+              <w:instrText xml:space="preserve">PAGEREF _Toc1009684365 \h</w:instrText>
+            </w:r>
+            <w:r>
               <w:fldChar w:fldCharType="separate"/>
             </w:r>
             <w:r>
               <w:rPr>
-                <w:noProof/>
-                <w:webHidden/>
-              </w:rPr>
-              <w:t>9</w:t>
-            </w:r>
-            <w:r>
-              <w:rPr>
-                <w:noProof/>
-                <w:webHidden/>
-              </w:rPr>
+                <w:rStyle w:val="Hyperlink"/>
+              </w:rPr>
+              <w:t>6</w:t>
+            </w:r>
+            <w:r>
               <w:fldChar w:fldCharType="end"/>
             </w:r>
           </w:hyperlink>
@@ -4030,89 +3946,56 @@
         <w:p>
           <w:pPr>
             <w:pStyle w:val="Indholdsfortegnelse2"/>
+            <w:tabs>
+              <w:tab w:val="left" w:leader="none" w:pos="660"/>
+              <w:tab w:val="right" w:leader="dot" w:pos="13425"/>
+            </w:tabs>
             <w:rPr>
-              <w:rFonts w:eastAsiaTheme="minorEastAsia"/>
+              <w:rStyle w:val="Hyperlink"/>
               <w:noProof/>
               <w:kern w:val="2"/>
-              <w:sz w:val="24"/>
-              <w:szCs w:val="24"/>
               <w:lang w:val="da-DK" w:eastAsia="da-DK"/>
               <w14:ligatures w14:val="standardContextual"/>
             </w:rPr>
+            <w:pPrChange w:author="Sarah Kieler Schrøder" w:date="2026-04-17T12:00:03.677Z">
+              <w:pPr/>
+            </w:pPrChange>
           </w:pPr>
-          <w:hyperlink w:anchor="_Toc211337231" w:history="1">
+          <w:hyperlink w:anchor="_Toc1308599478">
             <w:r>
               <w:rPr>
                 <w:rStyle w:val="Hyperlink"/>
-                <w:noProof/>
               </w:rPr>
               <w:t>1.6</w:t>
             </w:r>
             <w:r>
-              <w:rPr>
-                <w:rFonts w:eastAsiaTheme="minorEastAsia"/>
-                <w:noProof/>
-                <w:kern w:val="2"/>
-                <w:sz w:val="24"/>
-                <w:szCs w:val="24"/>
-                <w:lang w:val="da-DK" w:eastAsia="da-DK"/>
-                <w14:ligatures w14:val="standardContextual"/>
-              </w:rPr>
               <w:tab/>
             </w:r>
             <w:r>
               <w:rPr>
                 <w:rStyle w:val="Hyperlink"/>
-                <w:noProof/>
               </w:rPr>
               <w:t>Test tools</w:t>
             </w:r>
             <w:r>
-              <w:rPr>
-                <w:noProof/>
-                <w:webHidden/>
-              </w:rPr>
               <w:tab/>
             </w:r>
             <w:r>
-              <w:rPr>
-                <w:noProof/>
-                <w:webHidden/>
-              </w:rPr>
               <w:fldChar w:fldCharType="begin"/>
             </w:r>
             <w:r>
-              <w:rPr>
-                <w:noProof/>
-                <w:webHidden/>
-              </w:rPr>
-              <w:instrText xml:space="preserve"> PAGEREF _Toc211337231 \h </w:instrText>
-            </w:r>
-            <w:r>
-              <w:rPr>
-                <w:noProof/>
-                <w:webHidden/>
-              </w:rPr>
-            </w:r>
-            <w:r>
-              <w:rPr>
-                <w:noProof/>
-                <w:webHidden/>
-              </w:rPr>
+              <w:instrText xml:space="preserve">PAGEREF _Toc1308599478 \h</w:instrText>
+            </w:r>
+            <w:r>
               <w:fldChar w:fldCharType="separate"/>
             </w:r>
             <w:r>
               <w:rPr>
-                <w:noProof/>
-                <w:webHidden/>
-              </w:rPr>
-              <w:t>9</w:t>
-            </w:r>
-            <w:r>
-              <w:rPr>
-                <w:noProof/>
-                <w:webHidden/>
-              </w:rPr>
+                <w:rStyle w:val="Hyperlink"/>
+              </w:rPr>
+              <w:t>7</w:t>
+            </w:r>
+            <w:r>
               <w:fldChar w:fldCharType="end"/>
             </w:r>
           </w:hyperlink>
@@ -4120,89 +4003,56 @@
         <w:p>
           <w:pPr>
             <w:pStyle w:val="Indholdsfortegnelse2"/>
+            <w:tabs>
+              <w:tab w:val="left" w:leader="none" w:pos="660"/>
+              <w:tab w:val="right" w:leader="dot" w:pos="13425"/>
+            </w:tabs>
             <w:rPr>
-              <w:rFonts w:eastAsiaTheme="minorEastAsia"/>
+              <w:rStyle w:val="Hyperlink"/>
               <w:noProof/>
               <w:kern w:val="2"/>
-              <w:sz w:val="24"/>
-              <w:szCs w:val="24"/>
               <w:lang w:val="da-DK" w:eastAsia="da-DK"/>
               <w14:ligatures w14:val="standardContextual"/>
             </w:rPr>
+            <w:pPrChange w:author="Sarah Kieler Schrøder" w:date="2026-04-17T12:00:03.679Z">
+              <w:pPr/>
+            </w:pPrChange>
           </w:pPr>
-          <w:hyperlink w:anchor="_Toc211337232" w:history="1">
+          <w:hyperlink w:anchor="_Toc1658037902">
             <w:r>
               <w:rPr>
                 <w:rStyle w:val="Hyperlink"/>
-                <w:noProof/>
               </w:rPr>
               <w:t>1.7</w:t>
             </w:r>
             <w:r>
-              <w:rPr>
-                <w:rFonts w:eastAsiaTheme="minorEastAsia"/>
-                <w:noProof/>
-                <w:kern w:val="2"/>
-                <w:sz w:val="24"/>
-                <w:szCs w:val="24"/>
-                <w:lang w:val="da-DK" w:eastAsia="da-DK"/>
-                <w14:ligatures w14:val="standardContextual"/>
-              </w:rPr>
               <w:tab/>
             </w:r>
             <w:r>
               <w:rPr>
                 <w:rStyle w:val="Hyperlink"/>
-                <w:noProof/>
               </w:rPr>
               <w:t>Test result</w:t>
             </w:r>
             <w:r>
-              <w:rPr>
-                <w:noProof/>
-                <w:webHidden/>
-              </w:rPr>
               <w:tab/>
             </w:r>
             <w:r>
-              <w:rPr>
-                <w:noProof/>
-                <w:webHidden/>
-              </w:rPr>
               <w:fldChar w:fldCharType="begin"/>
             </w:r>
             <w:r>
-              <w:rPr>
-                <w:noProof/>
-                <w:webHidden/>
-              </w:rPr>
-              <w:instrText xml:space="preserve"> PAGEREF _Toc211337232 \h </w:instrText>
-            </w:r>
-            <w:r>
-              <w:rPr>
-                <w:noProof/>
-                <w:webHidden/>
-              </w:rPr>
-            </w:r>
-            <w:r>
-              <w:rPr>
-                <w:noProof/>
-                <w:webHidden/>
-              </w:rPr>
+              <w:instrText xml:space="preserve">PAGEREF _Toc1658037902 \h</w:instrText>
+            </w:r>
+            <w:r>
               <w:fldChar w:fldCharType="separate"/>
             </w:r>
             <w:r>
               <w:rPr>
-                <w:noProof/>
-                <w:webHidden/>
-              </w:rPr>
-              <w:t>10</w:t>
-            </w:r>
-            <w:r>
-              <w:rPr>
-                <w:noProof/>
-                <w:webHidden/>
-              </w:rPr>
+                <w:rStyle w:val="Hyperlink"/>
+              </w:rPr>
+              <w:t>7</w:t>
+            </w:r>
+            <w:r>
               <w:fldChar w:fldCharType="end"/>
             </w:r>
           </w:hyperlink>
@@ -4210,89 +4060,56 @@
         <w:p>
           <w:pPr>
             <w:pStyle w:val="Indholdsfortegnelse1"/>
+            <w:tabs>
+              <w:tab w:val="left" w:leader="none" w:pos="435"/>
+              <w:tab w:val="right" w:leader="dot" w:pos="13425"/>
+            </w:tabs>
             <w:rPr>
-              <w:rFonts w:eastAsiaTheme="minorEastAsia"/>
+              <w:rStyle w:val="Hyperlink"/>
               <w:noProof/>
               <w:kern w:val="2"/>
-              <w:sz w:val="24"/>
-              <w:szCs w:val="24"/>
               <w:lang w:val="da-DK" w:eastAsia="da-DK"/>
               <w14:ligatures w14:val="standardContextual"/>
             </w:rPr>
+            <w:pPrChange w:author="Sarah Kieler Schrøder" w:date="2026-04-17T12:00:03.684Z">
+              <w:pPr/>
+            </w:pPrChange>
           </w:pPr>
-          <w:hyperlink w:anchor="_Toc211337233" w:history="1">
+          <w:hyperlink w:anchor="_Toc842545837">
             <w:r>
               <w:rPr>
                 <w:rStyle w:val="Hyperlink"/>
-                <w:noProof/>
               </w:rPr>
               <w:t>2</w:t>
             </w:r>
             <w:r>
-              <w:rPr>
-                <w:rFonts w:eastAsiaTheme="minorEastAsia"/>
-                <w:noProof/>
-                <w:kern w:val="2"/>
-                <w:sz w:val="24"/>
-                <w:szCs w:val="24"/>
-                <w:lang w:val="da-DK" w:eastAsia="da-DK"/>
-                <w14:ligatures w14:val="standardContextual"/>
-              </w:rPr>
               <w:tab/>
             </w:r>
             <w:r>
               <w:rPr>
                 <w:rStyle w:val="Hyperlink"/>
-                <w:noProof/>
               </w:rPr>
               <w:t>Information about vendor, system under test (SUT) and test result information</w:t>
             </w:r>
             <w:r>
-              <w:rPr>
-                <w:noProof/>
-                <w:webHidden/>
-              </w:rPr>
               <w:tab/>
             </w:r>
             <w:r>
-              <w:rPr>
-                <w:noProof/>
-                <w:webHidden/>
-              </w:rPr>
               <w:fldChar w:fldCharType="begin"/>
             </w:r>
             <w:r>
-              <w:rPr>
-                <w:noProof/>
-                <w:webHidden/>
-              </w:rPr>
-              <w:instrText xml:space="preserve"> PAGEREF _Toc211337233 \h </w:instrText>
-            </w:r>
-            <w:r>
-              <w:rPr>
-                <w:noProof/>
-                <w:webHidden/>
-              </w:rPr>
-            </w:r>
-            <w:r>
-              <w:rPr>
-                <w:noProof/>
-                <w:webHidden/>
-              </w:rPr>
+              <w:instrText xml:space="preserve">PAGEREF _Toc842545837 \h</w:instrText>
+            </w:r>
+            <w:r>
               <w:fldChar w:fldCharType="separate"/>
             </w:r>
             <w:r>
               <w:rPr>
-                <w:noProof/>
-                <w:webHidden/>
-              </w:rPr>
-              <w:t>11</w:t>
-            </w:r>
-            <w:r>
-              <w:rPr>
-                <w:noProof/>
-                <w:webHidden/>
-              </w:rPr>
+                <w:rStyle w:val="Hyperlink"/>
+              </w:rPr>
+              <w:t>8</w:t>
+            </w:r>
+            <w:r>
               <w:fldChar w:fldCharType="end"/>
             </w:r>
           </w:hyperlink>
@@ -4300,89 +4117,56 @@
         <w:p>
           <w:pPr>
             <w:pStyle w:val="Indholdsfortegnelse2"/>
+            <w:tabs>
+              <w:tab w:val="left" w:leader="none" w:pos="660"/>
+              <w:tab w:val="right" w:leader="dot" w:pos="13425"/>
+            </w:tabs>
             <w:rPr>
-              <w:rFonts w:eastAsiaTheme="minorEastAsia"/>
+              <w:rStyle w:val="Hyperlink"/>
               <w:noProof/>
               <w:kern w:val="2"/>
-              <w:sz w:val="24"/>
-              <w:szCs w:val="24"/>
               <w:lang w:val="da-DK" w:eastAsia="da-DK"/>
               <w14:ligatures w14:val="standardContextual"/>
             </w:rPr>
+            <w:pPrChange w:author="Sarah Kieler Schrøder" w:date="2026-04-17T12:00:03.688Z">
+              <w:pPr/>
+            </w:pPrChange>
           </w:pPr>
-          <w:hyperlink w:anchor="_Toc211337234" w:history="1">
+          <w:hyperlink w:anchor="_Toc1342111284">
             <w:r>
               <w:rPr>
                 <w:rStyle w:val="Hyperlink"/>
-                <w:noProof/>
               </w:rPr>
               <w:t>2.1</w:t>
             </w:r>
             <w:r>
-              <w:rPr>
-                <w:rFonts w:eastAsiaTheme="minorEastAsia"/>
-                <w:noProof/>
-                <w:kern w:val="2"/>
-                <w:sz w:val="24"/>
-                <w:szCs w:val="24"/>
-                <w:lang w:val="da-DK" w:eastAsia="da-DK"/>
-                <w14:ligatures w14:val="standardContextual"/>
-              </w:rPr>
               <w:tab/>
             </w:r>
             <w:r>
               <w:rPr>
                 <w:rStyle w:val="Hyperlink"/>
-                <w:noProof/>
               </w:rPr>
               <w:t>Information about the vendor</w:t>
             </w:r>
             <w:r>
-              <w:rPr>
-                <w:noProof/>
-                <w:webHidden/>
-              </w:rPr>
               <w:tab/>
             </w:r>
             <w:r>
-              <w:rPr>
-                <w:noProof/>
-                <w:webHidden/>
-              </w:rPr>
               <w:fldChar w:fldCharType="begin"/>
             </w:r>
             <w:r>
-              <w:rPr>
-                <w:noProof/>
-                <w:webHidden/>
-              </w:rPr>
-              <w:instrText xml:space="preserve"> PAGEREF _Toc211337234 \h </w:instrText>
-            </w:r>
-            <w:r>
-              <w:rPr>
-                <w:noProof/>
-                <w:webHidden/>
-              </w:rPr>
-            </w:r>
-            <w:r>
-              <w:rPr>
-                <w:noProof/>
-                <w:webHidden/>
-              </w:rPr>
+              <w:instrText xml:space="preserve">PAGEREF _Toc1342111284 \h</w:instrText>
+            </w:r>
+            <w:r>
               <w:fldChar w:fldCharType="separate"/>
             </w:r>
             <w:r>
               <w:rPr>
-                <w:noProof/>
-                <w:webHidden/>
-              </w:rPr>
-              <w:t>11</w:t>
-            </w:r>
-            <w:r>
-              <w:rPr>
-                <w:noProof/>
-                <w:webHidden/>
-              </w:rPr>
+                <w:rStyle w:val="Hyperlink"/>
+              </w:rPr>
+              <w:t>8</w:t>
+            </w:r>
+            <w:r>
               <w:fldChar w:fldCharType="end"/>
             </w:r>
           </w:hyperlink>
@@ -4390,89 +4174,56 @@
         <w:p>
           <w:pPr>
             <w:pStyle w:val="Indholdsfortegnelse2"/>
+            <w:tabs>
+              <w:tab w:val="left" w:leader="none" w:pos="660"/>
+              <w:tab w:val="right" w:leader="dot" w:pos="13425"/>
+            </w:tabs>
             <w:rPr>
-              <w:rFonts w:eastAsiaTheme="minorEastAsia"/>
+              <w:rStyle w:val="Hyperlink"/>
               <w:noProof/>
               <w:kern w:val="2"/>
-              <w:sz w:val="24"/>
-              <w:szCs w:val="24"/>
               <w:lang w:val="da-DK" w:eastAsia="da-DK"/>
               <w14:ligatures w14:val="standardContextual"/>
             </w:rPr>
+            <w:pPrChange w:author="Sarah Kieler Schrøder" w:date="2026-04-17T12:00:03.69Z">
+              <w:pPr/>
+            </w:pPrChange>
           </w:pPr>
-          <w:hyperlink w:anchor="_Toc211337235" w:history="1">
+          <w:hyperlink w:anchor="_Toc330586377">
             <w:r>
               <w:rPr>
                 <w:rStyle w:val="Hyperlink"/>
-                <w:noProof/>
               </w:rPr>
               <w:t>2.2</w:t>
             </w:r>
             <w:r>
-              <w:rPr>
-                <w:rFonts w:eastAsiaTheme="minorEastAsia"/>
-                <w:noProof/>
-                <w:kern w:val="2"/>
-                <w:sz w:val="24"/>
-                <w:szCs w:val="24"/>
-                <w:lang w:val="da-DK" w:eastAsia="da-DK"/>
-                <w14:ligatures w14:val="standardContextual"/>
-              </w:rPr>
               <w:tab/>
             </w:r>
             <w:r>
               <w:rPr>
                 <w:rStyle w:val="Hyperlink"/>
-                <w:noProof/>
               </w:rPr>
               <w:t>Information about the system under test (SUT)</w:t>
             </w:r>
             <w:r>
-              <w:rPr>
-                <w:noProof/>
-                <w:webHidden/>
-              </w:rPr>
               <w:tab/>
             </w:r>
             <w:r>
-              <w:rPr>
-                <w:noProof/>
-                <w:webHidden/>
-              </w:rPr>
               <w:fldChar w:fldCharType="begin"/>
             </w:r>
             <w:r>
-              <w:rPr>
-                <w:noProof/>
-                <w:webHidden/>
-              </w:rPr>
-              <w:instrText xml:space="preserve"> PAGEREF _Toc211337235 \h </w:instrText>
-            </w:r>
-            <w:r>
-              <w:rPr>
-                <w:noProof/>
-                <w:webHidden/>
-              </w:rPr>
-            </w:r>
-            <w:r>
-              <w:rPr>
-                <w:noProof/>
-                <w:webHidden/>
-              </w:rPr>
+              <w:instrText xml:space="preserve">PAGEREF _Toc330586377 \h</w:instrText>
+            </w:r>
+            <w:r>
               <w:fldChar w:fldCharType="separate"/>
             </w:r>
             <w:r>
               <w:rPr>
-                <w:noProof/>
-                <w:webHidden/>
-              </w:rPr>
-              <w:t>11</w:t>
-            </w:r>
-            <w:r>
-              <w:rPr>
-                <w:noProof/>
-                <w:webHidden/>
-              </w:rPr>
+                <w:rStyle w:val="Hyperlink"/>
+              </w:rPr>
+              <w:t>8</w:t>
+            </w:r>
+            <w:r>
               <w:fldChar w:fldCharType="end"/>
             </w:r>
           </w:hyperlink>
@@ -4480,89 +4231,56 @@
         <w:p>
           <w:pPr>
             <w:pStyle w:val="Indholdsfortegnelse2"/>
+            <w:tabs>
+              <w:tab w:val="left" w:leader="none" w:pos="660"/>
+              <w:tab w:val="right" w:leader="dot" w:pos="13425"/>
+            </w:tabs>
             <w:rPr>
-              <w:rFonts w:eastAsiaTheme="minorEastAsia"/>
+              <w:rStyle w:val="Hyperlink"/>
               <w:noProof/>
               <w:kern w:val="2"/>
-              <w:sz w:val="24"/>
-              <w:szCs w:val="24"/>
               <w:lang w:val="da-DK" w:eastAsia="da-DK"/>
               <w14:ligatures w14:val="standardContextual"/>
             </w:rPr>
+            <w:pPrChange w:author="Sarah Kieler Schrøder" w:date="2026-04-17T12:00:03.693Z">
+              <w:pPr/>
+            </w:pPrChange>
           </w:pPr>
-          <w:hyperlink w:anchor="_Toc211337236" w:history="1">
+          <w:hyperlink w:anchor="_Toc532475092">
             <w:r>
               <w:rPr>
                 <w:rStyle w:val="Hyperlink"/>
-                <w:noProof/>
               </w:rPr>
               <w:t>2.3</w:t>
             </w:r>
             <w:r>
-              <w:rPr>
-                <w:rFonts w:eastAsiaTheme="minorEastAsia"/>
-                <w:noProof/>
-                <w:kern w:val="2"/>
-                <w:sz w:val="24"/>
-                <w:szCs w:val="24"/>
-                <w:lang w:val="da-DK" w:eastAsia="da-DK"/>
-                <w14:ligatures w14:val="standardContextual"/>
-              </w:rPr>
               <w:tab/>
             </w:r>
             <w:r>
               <w:rPr>
                 <w:rStyle w:val="Hyperlink"/>
-                <w:noProof/>
               </w:rPr>
               <w:t>Information about test results</w:t>
             </w:r>
             <w:r>
-              <w:rPr>
-                <w:noProof/>
-                <w:webHidden/>
-              </w:rPr>
               <w:tab/>
             </w:r>
             <w:r>
-              <w:rPr>
-                <w:noProof/>
-                <w:webHidden/>
-              </w:rPr>
               <w:fldChar w:fldCharType="begin"/>
             </w:r>
             <w:r>
-              <w:rPr>
-                <w:noProof/>
-                <w:webHidden/>
-              </w:rPr>
-              <w:instrText xml:space="preserve"> PAGEREF _Toc211337236 \h </w:instrText>
-            </w:r>
-            <w:r>
-              <w:rPr>
-                <w:noProof/>
-                <w:webHidden/>
-              </w:rPr>
-            </w:r>
-            <w:r>
-              <w:rPr>
-                <w:noProof/>
-                <w:webHidden/>
-              </w:rPr>
+              <w:instrText xml:space="preserve">PAGEREF _Toc532475092 \h</w:instrText>
+            </w:r>
+            <w:r>
               <w:fldChar w:fldCharType="separate"/>
             </w:r>
             <w:r>
               <w:rPr>
-                <w:noProof/>
-                <w:webHidden/>
-              </w:rPr>
-              <w:t>11</w:t>
-            </w:r>
-            <w:r>
-              <w:rPr>
-                <w:noProof/>
-                <w:webHidden/>
-              </w:rPr>
+                <w:rStyle w:val="Hyperlink"/>
+              </w:rPr>
+              <w:t>8</w:t>
+            </w:r>
+            <w:r>
               <w:fldChar w:fldCharType="end"/>
             </w:r>
           </w:hyperlink>
@@ -4570,89 +4288,56 @@
         <w:p>
           <w:pPr>
             <w:pStyle w:val="Indholdsfortegnelse1"/>
+            <w:tabs>
+              <w:tab w:val="left" w:leader="none" w:pos="435"/>
+              <w:tab w:val="right" w:leader="dot" w:pos="13425"/>
+            </w:tabs>
             <w:rPr>
-              <w:rFonts w:eastAsiaTheme="minorEastAsia"/>
+              <w:rStyle w:val="Hyperlink"/>
               <w:noProof/>
               <w:kern w:val="2"/>
-              <w:sz w:val="24"/>
-              <w:szCs w:val="24"/>
               <w:lang w:val="da-DK" w:eastAsia="da-DK"/>
               <w14:ligatures w14:val="standardContextual"/>
             </w:rPr>
+            <w:pPrChange w:author="Sarah Kieler Schrøder" w:date="2026-04-17T12:00:03.695Z">
+              <w:pPr/>
+            </w:pPrChange>
           </w:pPr>
-          <w:hyperlink w:anchor="_Toc211337237" w:history="1">
+          <w:hyperlink w:anchor="_Toc1735049840">
             <w:r>
               <w:rPr>
                 <w:rStyle w:val="Hyperlink"/>
-                <w:noProof/>
               </w:rPr>
               <w:t>3</w:t>
             </w:r>
             <w:r>
-              <w:rPr>
-                <w:rFonts w:eastAsiaTheme="minorEastAsia"/>
-                <w:noProof/>
-                <w:kern w:val="2"/>
-                <w:sz w:val="24"/>
-                <w:szCs w:val="24"/>
-                <w:lang w:val="da-DK" w:eastAsia="da-DK"/>
-                <w14:ligatures w14:val="standardContextual"/>
-              </w:rPr>
               <w:tab/>
             </w:r>
             <w:r>
               <w:rPr>
                 <w:rStyle w:val="Hyperlink"/>
-                <w:noProof/>
               </w:rPr>
               <w:t>The test</w:t>
             </w:r>
             <w:r>
-              <w:rPr>
-                <w:noProof/>
-                <w:webHidden/>
-              </w:rPr>
               <w:tab/>
             </w:r>
             <w:r>
-              <w:rPr>
-                <w:noProof/>
-                <w:webHidden/>
-              </w:rPr>
               <w:fldChar w:fldCharType="begin"/>
             </w:r>
             <w:r>
-              <w:rPr>
-                <w:noProof/>
-                <w:webHidden/>
-              </w:rPr>
-              <w:instrText xml:space="preserve"> PAGEREF _Toc211337237 \h </w:instrText>
-            </w:r>
-            <w:r>
-              <w:rPr>
-                <w:noProof/>
-                <w:webHidden/>
-              </w:rPr>
-            </w:r>
-            <w:r>
-              <w:rPr>
-                <w:noProof/>
-                <w:webHidden/>
-              </w:rPr>
+              <w:instrText xml:space="preserve">PAGEREF _Toc1735049840 \h</w:instrText>
+            </w:r>
+            <w:r>
               <w:fldChar w:fldCharType="separate"/>
             </w:r>
             <w:r>
               <w:rPr>
-                <w:noProof/>
-                <w:webHidden/>
-              </w:rPr>
-              <w:t>12</w:t>
-            </w:r>
-            <w:r>
-              <w:rPr>
-                <w:noProof/>
-                <w:webHidden/>
-              </w:rPr>
+                <w:rStyle w:val="Hyperlink"/>
+              </w:rPr>
+              <w:t>9</w:t>
+            </w:r>
+            <w:r>
               <w:fldChar w:fldCharType="end"/>
             </w:r>
           </w:hyperlink>
@@ -4660,89 +4345,56 @@
         <w:p>
           <w:pPr>
             <w:pStyle w:val="Indholdsfortegnelse2"/>
+            <w:tabs>
+              <w:tab w:val="left" w:leader="none" w:pos="660"/>
+              <w:tab w:val="right" w:leader="dot" w:pos="13425"/>
+            </w:tabs>
             <w:rPr>
-              <w:rFonts w:eastAsiaTheme="minorEastAsia"/>
+              <w:rStyle w:val="Hyperlink"/>
               <w:noProof/>
               <w:kern w:val="2"/>
-              <w:sz w:val="24"/>
-              <w:szCs w:val="24"/>
               <w:lang w:val="da-DK" w:eastAsia="da-DK"/>
               <w14:ligatures w14:val="standardContextual"/>
             </w:rPr>
+            <w:pPrChange w:author="Sarah Kieler Schrøder" w:date="2026-04-17T12:00:03.697Z">
+              <w:pPr/>
+            </w:pPrChange>
           </w:pPr>
-          <w:hyperlink w:anchor="_Toc211337238" w:history="1">
+          <w:hyperlink w:anchor="_Toc1408929408">
             <w:r>
               <w:rPr>
                 <w:rStyle w:val="Hyperlink"/>
-                <w:noProof/>
               </w:rPr>
               <w:t>3.1.</w:t>
             </w:r>
             <w:r>
-              <w:rPr>
-                <w:rFonts w:eastAsiaTheme="minorEastAsia"/>
-                <w:noProof/>
-                <w:kern w:val="2"/>
-                <w:sz w:val="24"/>
-                <w:szCs w:val="24"/>
-                <w:lang w:val="da-DK" w:eastAsia="da-DK"/>
-                <w14:ligatures w14:val="standardContextual"/>
-              </w:rPr>
               <w:tab/>
             </w:r>
             <w:r>
               <w:rPr>
                 <w:rStyle w:val="Hyperlink"/>
-                <w:noProof/>
               </w:rPr>
               <w:t>Documentation of the test</w:t>
             </w:r>
             <w:r>
-              <w:rPr>
-                <w:noProof/>
-                <w:webHidden/>
-              </w:rPr>
               <w:tab/>
             </w:r>
             <w:r>
-              <w:rPr>
-                <w:noProof/>
-                <w:webHidden/>
-              </w:rPr>
               <w:fldChar w:fldCharType="begin"/>
             </w:r>
             <w:r>
-              <w:rPr>
-                <w:noProof/>
-                <w:webHidden/>
-              </w:rPr>
-              <w:instrText xml:space="preserve"> PAGEREF _Toc211337238 \h </w:instrText>
-            </w:r>
-            <w:r>
-              <w:rPr>
-                <w:noProof/>
-                <w:webHidden/>
-              </w:rPr>
-            </w:r>
-            <w:r>
-              <w:rPr>
-                <w:noProof/>
-                <w:webHidden/>
-              </w:rPr>
+              <w:instrText xml:space="preserve">PAGEREF _Toc1408929408 \h</w:instrText>
+            </w:r>
+            <w:r>
               <w:fldChar w:fldCharType="separate"/>
             </w:r>
             <w:r>
               <w:rPr>
-                <w:noProof/>
-                <w:webHidden/>
-              </w:rPr>
-              <w:t>13</w:t>
-            </w:r>
-            <w:r>
-              <w:rPr>
-                <w:noProof/>
-                <w:webHidden/>
-              </w:rPr>
+                <w:rStyle w:val="Hyperlink"/>
+              </w:rPr>
+              <w:t>9</w:t>
+            </w:r>
+            <w:r>
               <w:fldChar w:fldCharType="end"/>
             </w:r>
           </w:hyperlink>
@@ -4750,89 +4402,56 @@
         <w:p>
           <w:pPr>
             <w:pStyle w:val="Indholdsfortegnelse2"/>
+            <w:tabs>
+              <w:tab w:val="left" w:leader="none" w:pos="660"/>
+              <w:tab w:val="right" w:leader="dot" w:pos="13425"/>
+            </w:tabs>
             <w:rPr>
-              <w:rFonts w:eastAsiaTheme="minorEastAsia"/>
+              <w:rStyle w:val="Hyperlink"/>
               <w:noProof/>
               <w:kern w:val="2"/>
-              <w:sz w:val="24"/>
-              <w:szCs w:val="24"/>
               <w:lang w:val="da-DK" w:eastAsia="da-DK"/>
               <w14:ligatures w14:val="standardContextual"/>
             </w:rPr>
+            <w:pPrChange w:author="Sarah Kieler Schrøder" w:date="2026-04-17T12:00:03.7Z">
+              <w:pPr/>
+            </w:pPrChange>
           </w:pPr>
-          <w:hyperlink w:anchor="_Toc211337239" w:history="1">
+          <w:hyperlink w:anchor="_Toc1036939537">
             <w:r>
               <w:rPr>
                 <w:rStyle w:val="Hyperlink"/>
-                <w:noProof/>
               </w:rPr>
               <w:t>3.2.</w:t>
             </w:r>
             <w:r>
-              <w:rPr>
-                <w:rFonts w:eastAsiaTheme="minorEastAsia"/>
-                <w:noProof/>
-                <w:kern w:val="2"/>
-                <w:sz w:val="24"/>
-                <w:szCs w:val="24"/>
-                <w:lang w:val="da-DK" w:eastAsia="da-DK"/>
-                <w14:ligatures w14:val="standardContextual"/>
-              </w:rPr>
               <w:tab/>
             </w:r>
             <w:r>
               <w:rPr>
                 <w:rStyle w:val="Hyperlink"/>
-                <w:noProof/>
-              </w:rPr>
-              <w:t>Test of TouchStone test scripts</w:t>
-            </w:r>
-            <w:r>
-              <w:rPr>
-                <w:noProof/>
-                <w:webHidden/>
-              </w:rPr>
+              </w:rPr>
+              <w:t>Test of ITB test scripts</w:t>
+            </w:r>
+            <w:r>
               <w:tab/>
             </w:r>
             <w:r>
-              <w:rPr>
-                <w:noProof/>
-                <w:webHidden/>
-              </w:rPr>
               <w:fldChar w:fldCharType="begin"/>
             </w:r>
             <w:r>
-              <w:rPr>
-                <w:noProof/>
-                <w:webHidden/>
-              </w:rPr>
-              <w:instrText xml:space="preserve"> PAGEREF _Toc211337239 \h </w:instrText>
-            </w:r>
-            <w:r>
-              <w:rPr>
-                <w:noProof/>
-                <w:webHidden/>
-              </w:rPr>
-            </w:r>
-            <w:r>
-              <w:rPr>
-                <w:noProof/>
-                <w:webHidden/>
-              </w:rPr>
+              <w:instrText xml:space="preserve">PAGEREF _Toc1036939537 \h</w:instrText>
+            </w:r>
+            <w:r>
               <w:fldChar w:fldCharType="separate"/>
             </w:r>
             <w:r>
               <w:rPr>
-                <w:noProof/>
-                <w:webHidden/>
-              </w:rPr>
-              <w:t>14</w:t>
-            </w:r>
-            <w:r>
-              <w:rPr>
-                <w:noProof/>
-                <w:webHidden/>
-              </w:rPr>
+                <w:rStyle w:val="Hyperlink"/>
+              </w:rPr>
+              <w:t>10</w:t>
+            </w:r>
+            <w:r>
               <w:fldChar w:fldCharType="end"/>
             </w:r>
           </w:hyperlink>
@@ -4840,89 +4459,56 @@
         <w:p>
           <w:pPr>
             <w:pStyle w:val="Indholdsfortegnelse2"/>
+            <w:tabs>
+              <w:tab w:val="left" w:leader="none" w:pos="660"/>
+              <w:tab w:val="right" w:leader="dot" w:pos="13425"/>
+            </w:tabs>
             <w:rPr>
-              <w:rFonts w:eastAsiaTheme="minorEastAsia"/>
+              <w:rStyle w:val="Hyperlink"/>
               <w:noProof/>
               <w:kern w:val="2"/>
-              <w:sz w:val="24"/>
-              <w:szCs w:val="24"/>
               <w:lang w:val="da-DK" w:eastAsia="da-DK"/>
               <w14:ligatures w14:val="standardContextual"/>
             </w:rPr>
+            <w:pPrChange w:author="Sarah Kieler Schrøder" w:date="2026-04-17T12:00:03.702Z">
+              <w:pPr/>
+            </w:pPrChange>
           </w:pPr>
-          <w:hyperlink w:anchor="_Toc211337240" w:history="1">
+          <w:hyperlink w:anchor="_Toc1930043098">
             <w:r>
               <w:rPr>
                 <w:rStyle w:val="Hyperlink"/>
-                <w:noProof/>
               </w:rPr>
               <w:t>3.3.</w:t>
             </w:r>
             <w:r>
-              <w:rPr>
-                <w:rFonts w:eastAsiaTheme="minorEastAsia"/>
-                <w:noProof/>
-                <w:kern w:val="2"/>
-                <w:sz w:val="24"/>
-                <w:szCs w:val="24"/>
-                <w:lang w:val="da-DK" w:eastAsia="da-DK"/>
-                <w14:ligatures w14:val="standardContextual"/>
-              </w:rPr>
               <w:tab/>
             </w:r>
             <w:r>
               <w:rPr>
                 <w:rStyle w:val="Hyperlink"/>
-                <w:noProof/>
               </w:rPr>
               <w:t>Test of requirements to content and flow/workflows</w:t>
             </w:r>
             <w:r>
-              <w:rPr>
-                <w:noProof/>
-                <w:webHidden/>
-              </w:rPr>
               <w:tab/>
             </w:r>
             <w:r>
-              <w:rPr>
-                <w:noProof/>
-                <w:webHidden/>
-              </w:rPr>
               <w:fldChar w:fldCharType="begin"/>
             </w:r>
             <w:r>
-              <w:rPr>
-                <w:noProof/>
-                <w:webHidden/>
-              </w:rPr>
-              <w:instrText xml:space="preserve"> PAGEREF _Toc211337240 \h </w:instrText>
-            </w:r>
-            <w:r>
-              <w:rPr>
-                <w:noProof/>
-                <w:webHidden/>
-              </w:rPr>
-            </w:r>
-            <w:r>
-              <w:rPr>
-                <w:noProof/>
-                <w:webHidden/>
-              </w:rPr>
+              <w:instrText xml:space="preserve">PAGEREF _Toc1930043098 \h</w:instrText>
+            </w:r>
+            <w:r>
               <w:fldChar w:fldCharType="separate"/>
             </w:r>
             <w:r>
               <w:rPr>
-                <w:noProof/>
-                <w:webHidden/>
-              </w:rPr>
-              <w:t>15</w:t>
-            </w:r>
-            <w:r>
-              <w:rPr>
-                <w:noProof/>
-                <w:webHidden/>
-              </w:rPr>
+                <w:rStyle w:val="Hyperlink"/>
+              </w:rPr>
+              <w:t>10</w:t>
+            </w:r>
+            <w:r>
               <w:fldChar w:fldCharType="end"/>
             </w:r>
           </w:hyperlink>
@@ -4930,100 +4516,66 @@
         <w:p>
           <w:pPr>
             <w:pStyle w:val="Indholdsfortegnelse2"/>
+            <w:tabs>
+              <w:tab w:val="left" w:leader="none" w:pos="660"/>
+              <w:tab w:val="right" w:leader="dot" w:pos="13425"/>
+            </w:tabs>
             <w:rPr>
-              <w:rFonts w:eastAsiaTheme="minorEastAsia"/>
+              <w:rStyle w:val="Hyperlink"/>
               <w:noProof/>
               <w:kern w:val="2"/>
-              <w:sz w:val="24"/>
-              <w:szCs w:val="24"/>
               <w:lang w:val="da-DK" w:eastAsia="da-DK"/>
               <w14:ligatures w14:val="standardContextual"/>
             </w:rPr>
+            <w:pPrChange w:author="Sarah Kieler Schrøder" w:date="2026-04-17T12:00:03.704Z">
+              <w:pPr/>
+            </w:pPrChange>
           </w:pPr>
-          <w:hyperlink w:anchor="_Toc211337241" w:history="1">
+          <w:hyperlink w:anchor="_Toc796120248">
             <w:r>
               <w:rPr>
                 <w:rStyle w:val="Hyperlink"/>
-                <w:noProof/>
               </w:rPr>
               <w:t>3.4.</w:t>
             </w:r>
             <w:r>
-              <w:rPr>
-                <w:rFonts w:eastAsiaTheme="minorEastAsia"/>
-                <w:noProof/>
-                <w:kern w:val="2"/>
-                <w:sz w:val="24"/>
-                <w:szCs w:val="24"/>
-                <w:lang w:val="da-DK" w:eastAsia="da-DK"/>
-                <w14:ligatures w14:val="standardContextual"/>
-              </w:rPr>
               <w:tab/>
             </w:r>
             <w:r>
               <w:rPr>
                 <w:rStyle w:val="Hyperlink"/>
-                <w:noProof/>
               </w:rPr>
               <w:t>Test of general technical requirements</w:t>
             </w:r>
             <w:r>
-              <w:rPr>
-                <w:noProof/>
-                <w:webHidden/>
-              </w:rPr>
               <w:tab/>
             </w:r>
             <w:r>
-              <w:rPr>
-                <w:noProof/>
-                <w:webHidden/>
-              </w:rPr>
               <w:fldChar w:fldCharType="begin"/>
             </w:r>
             <w:r>
-              <w:rPr>
-                <w:noProof/>
-                <w:webHidden/>
-              </w:rPr>
-              <w:instrText xml:space="preserve"> PAGEREF _Toc211337241 \h </w:instrText>
-            </w:r>
-            <w:r>
-              <w:rPr>
-                <w:noProof/>
-                <w:webHidden/>
-              </w:rPr>
-            </w:r>
-            <w:r>
-              <w:rPr>
-                <w:noProof/>
-                <w:webHidden/>
-              </w:rPr>
+              <w:instrText xml:space="preserve">PAGEREF _Toc796120248 \h</w:instrText>
+            </w:r>
+            <w:r>
               <w:fldChar w:fldCharType="separate"/>
             </w:r>
             <w:r>
               <w:rPr>
-                <w:noProof/>
-                <w:webHidden/>
+                <w:rStyle w:val="Hyperlink"/>
               </w:rPr>
               <w:t>42</w:t>
             </w:r>
             <w:r>
-              <w:rPr>
-                <w:noProof/>
-                <w:webHidden/>
-              </w:rPr>
               <w:fldChar w:fldCharType="end"/>
             </w:r>
           </w:hyperlink>
-        </w:p>
-        <w:p>
           <w:r>
             <w:fldChar w:fldCharType="end"/>
           </w:r>
         </w:p>
       </w:sdtContent>
     </w:sdt>
+    <w:p/>
     <w:p>
       <w:r>
         <w:br w:type="page"/>
@@ -5036,16 +4588,18 @@
           <w:ilvl w:val="0"/>
           <w:numId w:val="14"/>
         </w:numPr>
+        <w:rPr/>
       </w:pPr>
-      <w:bookmarkStart w:id="3" w:name="_Toc211337225"/>
+      <w:bookmarkStart w:name="_Toc137276433" w:id="382929717"/>
       <w:r>
-        <w:lastRenderedPageBreak/>
+        <w:rPr/>
         <w:t>In</w:t>
       </w:r>
       <w:r>
+        <w:rPr/>
         <w:t>troduction</w:t>
       </w:r>
-      <w:bookmarkEnd w:id="3"/>
+      <w:bookmarkEnd w:id="382929717"/>
     </w:p>
     <w:p>
       <w:pPr>
@@ -5292,12 +4846,14 @@
           <w:ilvl w:val="1"/>
           <w:numId w:val="17"/>
         </w:numPr>
+        <w:rPr/>
       </w:pPr>
-      <w:bookmarkStart w:id="4" w:name="_Toc211337226"/>
+      <w:bookmarkStart w:name="_Toc1323532158" w:id="627174937"/>
       <w:r>
+        <w:rPr/>
         <w:t>Purpose</w:t>
       </w:r>
-      <w:bookmarkEnd w:id="4"/>
+      <w:bookmarkEnd w:id="627174937"/>
     </w:p>
     <w:p>
       <w:r>
@@ -5311,12 +4867,14 @@
           <w:ilvl w:val="1"/>
           <w:numId w:val="17"/>
         </w:numPr>
+        <w:rPr/>
       </w:pPr>
-      <w:bookmarkStart w:id="5" w:name="_Toc211337227"/>
+      <w:bookmarkStart w:name="_Toc512966000" w:id="1085790075"/>
       <w:r>
+        <w:rPr/>
         <w:t>Prerequisites for live test</w:t>
       </w:r>
-      <w:bookmarkEnd w:id="5"/>
+      <w:bookmarkEnd w:id="1085790075"/>
     </w:p>
     <w:p>
       <w:r>
@@ -5349,7 +4907,7 @@
           <w:numId w:val="2"/>
         </w:numPr>
       </w:pPr>
-      <w:hyperlink w:anchor="_Baggrundsmaterialer_1" w:history="1">
+      <w:hyperlink w:history="1" w:anchor="_Baggrundsmaterialer_1">
         <w:r>
           <w:rPr>
             <w:rStyle w:val="Hyperlink"/>
@@ -5366,7 +4924,7 @@
           <w:numId w:val="2"/>
         </w:numPr>
       </w:pPr>
-      <w:hyperlink w:anchor="_Baggrundsmaterialer_1" w:history="1">
+      <w:hyperlink w:history="1" w:anchor="_Baggrundsmaterialer_1">
         <w:r>
           <w:rPr>
             <w:rStyle w:val="Hyperlink"/>
@@ -5383,15 +4941,15 @@
           <w:numId w:val="2"/>
         </w:numPr>
       </w:pPr>
-      <w:hyperlink w:anchor="_Baggrundsmaterialer_1" w:history="1">
+      <w:hyperlink w:history="1" w:anchor="_Baggrundsmaterialer_1">
         <w:r>
           <w:rPr>
             <w:rStyle w:val="Hyperlink"/>
           </w:rPr>
           <w:t>Implementation Gui</w:t>
         </w:r>
-        <w:bookmarkStart w:id="6" w:name="_Hlt210296216"/>
-        <w:bookmarkStart w:id="7" w:name="_Hlt210296217"/>
+        <w:bookmarkStart w:name="_Hlt210296216" w:id="6"/>
+        <w:bookmarkStart w:name="_Hlt210296217" w:id="7"/>
         <w:r>
           <w:rPr>
             <w:rStyle w:val="Hyperlink"/>
@@ -5419,7 +4977,7 @@
           <w:numId w:val="2"/>
         </w:numPr>
       </w:pPr>
-      <w:hyperlink w:anchor="_Baggrundsmaterialer_1" w:history="1">
+      <w:hyperlink w:history="1" w:anchor="_Baggrundsmaterialer_1">
         <w:r>
           <w:rPr>
             <w:rStyle w:val="Hyperlink"/>
@@ -5442,7 +5000,7 @@
       <w:r>
         <w:t xml:space="preserve"> </w:t>
       </w:r>
-      <w:hyperlink w:anchor="_Baggrundsmaterialer_1" w:history="1">
+      <w:hyperlink w:history="1" w:anchor="_Baggrundsmaterialer_1">
         <w:r>
           <w:rPr>
             <w:rStyle w:val="Hyperlink"/>
@@ -5597,15 +5155,19 @@
           <w:ilvl w:val="1"/>
           <w:numId w:val="17"/>
         </w:numPr>
+        <w:rPr/>
       </w:pPr>
-      <w:bookmarkStart w:id="8" w:name="_Toc211337228"/>
+      <w:bookmarkStart w:name="_Toc1099057859" w:id="802793118"/>
       <w:r>
+        <w:rPr/>
         <w:lastRenderedPageBreak/>
         <w:t>Do</w:t>
       </w:r>
       <w:r>
+        <w:rPr/>
         <w:t>cumentation of self-test</w:t>
       </w:r>
+      <w:bookmarkEnd w:id="802793118"/>
       <w:r>
         <w:rPr>
           <w:noProof/>
@@ -5681,7 +5243,7 @@
                                 <w:szCs w:val="32"/>
                               </w:rPr>
                             </w:pPr>
-                            <w:bookmarkStart w:id="9" w:name="Egentest"/>
+                            <w:bookmarkStart w:name="Egentest" w:id="9"/>
                             <w:r>
                               <w:rPr>
                                 <w:b/>
@@ -5786,7 +5348,7 @@
                               </w:rPr>
                               <w:t xml:space="preserve">During the self-test the vendor must document the test results by saving relevant files and screen dumps, and subsequently send these in a combined ZIP file (together with the completed test protocol) to </w:t>
                             </w:r>
-                            <w:hyperlink r:id="rId15" w:history="1">
+                            <w:hyperlink w:history="1" r:id="rId15">
                               <w:r>
                                 <w:rPr>
                                   <w:rStyle w:val="Hyperlink"/>
@@ -5976,11 +5538,11 @@
           </mc:Choice>
           <mc:Fallback>
             <w:pict>
-              <v:shapetype w14:anchorId="1C801363" id="_x0000_t202" coordsize="21600,21600" o:spt="202" path="m,l,21600r21600,l21600,xe">
+              <v:shapetype id="_x0000_t202" coordsize="21600,21600" o:spt="202" path="m,l,21600r21600,l21600,xe" w14:anchorId="1C801363">
                 <v:stroke joinstyle="miter"/>
                 <v:path gradientshapeok="t" o:connecttype="rect"/>
               </v:shapetype>
-              <v:shape id="Text Box 217" o:spid="_x0000_s1026" type="#_x0000_t202" style="position:absolute;left:0;text-align:left;margin-left:2.55pt;margin-top:27.5pt;width:664.8pt;height:110.6pt;z-index:251658240;visibility:visible;mso-wrap-style:square;mso-width-percent:0;mso-height-percent:200;mso-wrap-distance-left:9pt;mso-wrap-distance-top:3.6pt;mso-wrap-distance-right:9pt;mso-wrap-distance-bottom:3.6pt;mso-position-horizontal:absolute;mso-position-horizontal-relative:text;mso-position-vertical:absolute;mso-position-vertical-relative:text;mso-width-percent:0;mso-height-percent:200;mso-width-relative:margin;mso-height-relative:margin;v-text-anchor:top" o:gfxdata="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" fillcolor="#8eaadb [1940]" strokecolor="#4472c4 [3204]" strokeweight=".5pt">
+              <v:shape id="Text Box 217" style="position:absolute;left:0;text-align:left;margin-left:2.55pt;margin-top:27.5pt;width:664.8pt;height:110.6pt;z-index:251658240;visibility:visible;mso-wrap-style:square;mso-width-percent:0;mso-height-percent:200;mso-wrap-distance-left:9pt;mso-wrap-distance-top:3.6pt;mso-wrap-distance-right:9pt;mso-wrap-distance-bottom:3.6pt;mso-position-horizontal:absolute;mso-position-horizontal-relative:text;mso-position-vertical:absolute;mso-position-vertical-relative:text;mso-width-percent:0;mso-height-percent:200;mso-width-relative:margin;mso-height-relative:margin;v-text-anchor:top" o:spid="_x0000_s1026" fillcolor="#8eaadb [1940]" strokecolor="#4472c4 [3204]" strokeweight=".5pt" type="#_x0000_t202" o:gfxdata="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">
                 <v:textbox style="mso-fit-shape-to-text:t">
                   <w:txbxContent>
                     <w:p>
@@ -5992,7 +5554,6 @@
                           <w:szCs w:val="32"/>
                         </w:rPr>
                       </w:pPr>
-                      <w:bookmarkStart w:id="23" w:name="Egentest"/>
                       <w:r>
                         <w:rPr>
                           <w:b/>
@@ -6097,7 +5658,7 @@
                         </w:rPr>
                         <w:t xml:space="preserve">During the self-test the vendor must document the test results by saving relevant files and screen dumps, and subsequently send these in a combined ZIP file (together with the completed test protocol) to </w:t>
                       </w:r>
-                      <w:hyperlink r:id="rId16" w:history="1">
+                      <w:hyperlink w:history="1" r:id="rId16">
                         <w:r>
                           <w:rPr>
                             <w:rStyle w:val="Hyperlink"/>
@@ -6193,7 +5754,6 @@
                         <w:t>(R) of the standard</w:t>
                       </w:r>
                     </w:p>
-                    <w:bookmarkEnd w:id="23"/>
                     <w:p>
                       <w:pPr>
                         <w:rPr>
@@ -6276,7 +5836,6 @@
           </mc:Fallback>
         </mc:AlternateContent>
       </w:r>
-      <w:bookmarkEnd w:id="8"/>
     </w:p>
     <w:p>
       <w:r>
@@ -6290,38 +5849,42 @@
           <w:ilvl w:val="1"/>
           <w:numId w:val="17"/>
         </w:numPr>
+        <w:rPr/>
       </w:pPr>
-      <w:bookmarkStart w:id="10" w:name="_Baggrundsmaterialer_1"/>
-      <w:bookmarkStart w:id="11" w:name="_Ref116643108"/>
-      <w:bookmarkStart w:id="12" w:name="_Ref116643112"/>
-      <w:bookmarkStart w:id="13" w:name="_Ref116973312"/>
-      <w:bookmarkStart w:id="14" w:name="_Ref169589228"/>
-      <w:bookmarkStart w:id="15" w:name="_Ref170369005"/>
-      <w:bookmarkStart w:id="16" w:name="_Ref170369013"/>
-      <w:bookmarkStart w:id="17" w:name="_Ref170372858"/>
-      <w:bookmarkStart w:id="18" w:name="_Toc211337229"/>
+      <w:bookmarkStart w:name="_Baggrundsmaterialer_1" w:id="10"/>
+      <w:bookmarkStart w:name="_Ref116643108" w:id="11"/>
+      <w:bookmarkStart w:name="_Ref116643112" w:id="12"/>
+      <w:bookmarkStart w:name="_Ref116973312" w:id="13"/>
+      <w:bookmarkStart w:name="_Ref169589228" w:id="14"/>
+      <w:bookmarkStart w:name="_Ref170369005" w:id="15"/>
+      <w:bookmarkStart w:name="_Ref170369013" w:id="16"/>
+      <w:bookmarkStart w:name="_Ref170372858" w:id="17"/>
       <w:bookmarkEnd w:id="10"/>
+      <w:bookmarkStart w:name="_Toc1133902998" w:id="976934837"/>
       <w:r>
-        <w:lastRenderedPageBreak/>
+        <w:rPr/>
         <w:t>Ba</w:t>
       </w:r>
       <w:r>
+        <w:rPr/>
         <w:t xml:space="preserve">ckground </w:t>
       </w:r>
       <w:r>
+        <w:rPr/>
         <w:t>materia</w:t>
       </w:r>
       <w:bookmarkEnd w:id="11"/>
       <w:bookmarkEnd w:id="12"/>
       <w:bookmarkEnd w:id="13"/>
       <w:r>
+        <w:rPr/>
         <w:t>l</w:t>
       </w:r>
       <w:bookmarkEnd w:id="14"/>
       <w:bookmarkEnd w:id="15"/>
       <w:bookmarkEnd w:id="16"/>
       <w:bookmarkEnd w:id="17"/>
-      <w:bookmarkEnd w:id="18"/>
+      <w:bookmarkEnd w:id="976934837"/>
     </w:p>
     <w:tbl>
       <w:tblPr>
@@ -6537,7 +6100,7 @@
                 <w:szCs w:val="21"/>
               </w:rPr>
             </w:pPr>
-            <w:hyperlink r:id="rId17" w:history="1">
+            <w:hyperlink w:history="1" r:id="rId17">
               <w:r>
                 <w:rPr>
                   <w:rStyle w:val="Hyperlink"/>
@@ -6656,7 +6219,7 @@
             <w:tcW w:w="6096" w:type="dxa"/>
           </w:tcPr>
           <w:p>
-            <w:hyperlink r:id="rId18" w:history="1">
+            <w:hyperlink w:history="1" r:id="rId18">
               <w:r>
                 <w:rPr>
                   <w:rStyle w:val="Hyperlink"/>
@@ -6725,7 +6288,7 @@
             <w:tcW w:w="6096" w:type="dxa"/>
           </w:tcPr>
           <w:p>
-            <w:hyperlink r:id="rId19" w:history="1">
+            <w:hyperlink w:history="1" r:id="rId19">
               <w:r>
                 <w:rPr>
                   <w:rStyle w:val="Hyperlink"/>
@@ -6738,7 +6301,7 @@
             <w:r>
               <w:br/>
             </w:r>
-            <w:hyperlink r:id="rId20" w:history="1">
+            <w:hyperlink w:history="1" r:id="rId20">
               <w:r>
                 <w:rPr>
                   <w:rStyle w:val="Hyperlink"/>
@@ -6864,7 +6427,7 @@
                 <w:rStyle w:val="Hyperlink"/>
               </w:rPr>
             </w:pPr>
-            <w:hyperlink r:id="rId21" w:history="1">
+            <w:hyperlink w:history="1" r:id="rId21">
               <w:r>
                 <w:rPr>
                   <w:rStyle w:val="Hyperlink"/>
@@ -6926,7 +6489,7 @@
                 <w:rFonts w:cstheme="minorHAnsi"/>
               </w:rPr>
             </w:pPr>
-            <w:hyperlink r:id="rId22" w:anchor="3-conversion-service" w:history="1">
+            <w:hyperlink w:history="1" w:anchor="3-conversion-service" r:id="rId22">
               <w:r>
                 <w:rPr>
                   <w:rStyle w:val="Hyperlink"/>
@@ -6996,48 +6559,60 @@
           <w:ilvl w:val="1"/>
           <w:numId w:val="17"/>
         </w:numPr>
+        <w:rPr/>
       </w:pPr>
-      <w:bookmarkStart w:id="19" w:name="_Testeksempler_og_testpersoner"/>
-      <w:bookmarkStart w:id="20" w:name="_Toc211337230"/>
+      <w:bookmarkStart w:name="_Testeksempler_og_testpersoner" w:id="19"/>
       <w:bookmarkEnd w:id="19"/>
+      <w:bookmarkStart w:name="_Toc1009684365" w:id="1314900119"/>
       <w:r>
-        <w:lastRenderedPageBreak/>
+        <w:rPr/>
         <w:t>Test</w:t>
       </w:r>
       <w:r>
+        <w:rPr/>
         <w:t xml:space="preserve"> </w:t>
       </w:r>
       <w:r>
+        <w:rPr/>
         <w:t>e</w:t>
       </w:r>
       <w:r>
+        <w:rPr/>
         <w:t>xa</w:t>
       </w:r>
       <w:r>
+        <w:rPr/>
         <w:t>mple</w:t>
       </w:r>
       <w:r>
+        <w:rPr/>
         <w:t>s</w:t>
       </w:r>
       <w:r>
+        <w:rPr/>
         <w:t xml:space="preserve"> </w:t>
       </w:r>
       <w:r>
+        <w:rPr/>
         <w:t>and</w:t>
       </w:r>
       <w:r>
+        <w:rPr/>
         <w:t xml:space="preserve"> test</w:t>
       </w:r>
       <w:r>
+        <w:rPr/>
         <w:t xml:space="preserve"> </w:t>
       </w:r>
       <w:r>
+        <w:rPr/>
         <w:t>person</w:t>
       </w:r>
       <w:r>
+        <w:rPr/>
         <w:t>s</w:t>
       </w:r>
-      <w:bookmarkEnd w:id="20"/>
+      <w:bookmarkEnd w:id="1314900119"/>
     </w:p>
     <w:tbl>
       <w:tblPr>
@@ -7205,7 +6780,7 @@
             <w:pPr>
               <w:keepNext/>
             </w:pPr>
-            <w:hyperlink r:id="rId23" w:history="1">
+            <w:hyperlink w:history="1" r:id="rId23">
               <w:r>
                 <w:rPr>
                   <w:rStyle w:val="Hyperlink"/>
@@ -7301,7 +6876,7 @@
                 <w:rFonts w:ascii="Calibri" w:hAnsi="Calibri"/>
               </w:rPr>
             </w:pPr>
-            <w:hyperlink r:id="rId24" w:history="1">
+            <w:hyperlink w:history="1" r:id="rId24">
               <w:r>
                 <w:rPr>
                   <w:rStyle w:val="Hyperlink"/>
@@ -7407,15 +6982,18 @@
           <w:ilvl w:val="1"/>
           <w:numId w:val="17"/>
         </w:numPr>
+        <w:rPr/>
       </w:pPr>
-      <w:bookmarkStart w:id="21" w:name="_Toc211337231"/>
+      <w:bookmarkStart w:name="_Toc1308599478" w:id="1752400462"/>
       <w:r>
+        <w:rPr/>
         <w:t>Test</w:t>
       </w:r>
       <w:r>
+        <w:rPr/>
         <w:t xml:space="preserve"> tools</w:t>
       </w:r>
-      <w:bookmarkEnd w:id="21"/>
+      <w:bookmarkEnd w:id="1752400462"/>
     </w:p>
     <w:tbl>
       <w:tblPr>
@@ -7620,7 +7198,7 @@
               </w:rPr>
               <w:t xml:space="preserve">Find </w:t>
             </w:r>
-            <w:hyperlink r:id="rId25" w:history="1">
+            <w:hyperlink w:history="1" r:id="rId25">
               <w:r>
                 <w:rPr>
                   <w:rStyle w:val="Hyperlink"/>
@@ -7640,20 +7218,24 @@
           <w:ilvl w:val="1"/>
           <w:numId w:val="17"/>
         </w:numPr>
+        <w:rPr/>
       </w:pPr>
-      <w:bookmarkStart w:id="22" w:name="_Toc153883437"/>
-      <w:bookmarkStart w:id="23" w:name="_Toc211337232"/>
+      <w:bookmarkStart w:name="_Toc153883437" w:id="22"/>
       <w:bookmarkEnd w:id="22"/>
+      <w:bookmarkStart w:name="_Toc1658037902" w:id="1852682024"/>
       <w:r>
+        <w:rPr/>
         <w:t>Test</w:t>
       </w:r>
       <w:r>
+        <w:rPr/>
         <w:t xml:space="preserve"> </w:t>
       </w:r>
       <w:r>
+        <w:rPr/>
         <w:t>result</w:t>
       </w:r>
-      <w:bookmarkEnd w:id="23"/>
+      <w:bookmarkEnd w:id="1852682024"/>
     </w:p>
     <w:p>
       <w:pPr>
@@ -8088,7 +7670,7 @@
       <w:r>
         <w:t xml:space="preserve">For further information, please read: </w:t>
       </w:r>
-      <w:hyperlink w:anchor="TestCertificering" w:history="1">
+      <w:hyperlink w:history="1" w:anchor="TestCertificering">
         <w:r>
           <w:rPr>
             <w:rStyle w:val="Hyperlink"/>
@@ -8115,13 +7697,14 @@
           <w:ilvl w:val="0"/>
           <w:numId w:val="15"/>
         </w:numPr>
+        <w:rPr/>
       </w:pPr>
-      <w:bookmarkStart w:id="24" w:name="_Toc211337233"/>
+      <w:bookmarkStart w:name="_Toc842545837" w:id="1819174577"/>
       <w:r>
-        <w:lastRenderedPageBreak/>
+        <w:rPr/>
         <w:t>Information about vendor, system under test (SUT) and test result information</w:t>
       </w:r>
-      <w:bookmarkEnd w:id="24"/>
+      <w:bookmarkEnd w:id="1819174577"/>
     </w:p>
     <w:p>
       <w:pPr>
@@ -8130,13 +7713,16 @@
           <w:ilvl w:val="1"/>
           <w:numId w:val="18"/>
         </w:numPr>
+        <w:rPr/>
       </w:pPr>
-      <w:bookmarkStart w:id="25" w:name="_Toc211337234"/>
+      <w:bookmarkStart w:name="_Toc1342111284" w:id="1477788631"/>
       <w:r>
+        <w:rPr/>
         <w:t>Information about the vendor</w:t>
       </w:r>
-      <w:bookmarkEnd w:id="25"/>
+      <w:bookmarkEnd w:id="1477788631"/>
       <w:r>
+        <w:rPr/>
         <w:t xml:space="preserve"> </w:t>
       </w:r>
     </w:p>
@@ -8194,7 +7780,6 @@
                 </w:placeholder>
                 <w:text w:multiLine="1"/>
               </w:sdtPr>
-              <w:sdtEndPr/>
               <w:sdtContent>
                 <w:r>
                   <w:rPr>
@@ -8237,7 +7822,6 @@
                 </w:placeholder>
                 <w:text w:multiLine="1"/>
               </w:sdtPr>
-              <w:sdtEndPr/>
               <w:sdtContent>
                 <w:r>
                   <w:rPr>
@@ -8280,7 +7864,6 @@
                 </w:placeholder>
                 <w:text w:multiLine="1"/>
               </w:sdtPr>
-              <w:sdtEndPr/>
               <w:sdtContent>
                 <w:r>
                   <w:rPr>
@@ -8323,7 +7906,6 @@
                 </w:placeholder>
                 <w:text w:multiLine="1"/>
               </w:sdtPr>
-              <w:sdtEndPr/>
               <w:sdtContent>
                 <w:r>
                   <w:rPr>
@@ -8366,7 +7948,6 @@
                 </w:placeholder>
                 <w:text w:multiLine="1"/>
               </w:sdtPr>
-              <w:sdtEndPr/>
               <w:sdtContent>
                 <w:r>
                   <w:rPr>
@@ -8389,17 +7970,20 @@
           <w:ilvl w:val="1"/>
           <w:numId w:val="18"/>
         </w:numPr>
+        <w:rPr/>
       </w:pPr>
-      <w:bookmarkStart w:id="26" w:name="_Toc110845739"/>
-      <w:bookmarkStart w:id="27" w:name="_Toc211337235"/>
+      <w:bookmarkStart w:name="_Toc110845739" w:id="26"/>
+      <w:bookmarkStart w:name="_Toc330586377" w:id="1846334860"/>
       <w:r>
+        <w:rPr/>
         <w:t>Information about the</w:t>
       </w:r>
       <w:r>
+        <w:rPr/>
         <w:t xml:space="preserve"> system under test (SUT)</w:t>
       </w:r>
       <w:bookmarkEnd w:id="26"/>
-      <w:bookmarkEnd w:id="27"/>
+      <w:bookmarkEnd w:id="1846334860"/>
     </w:p>
     <w:p>
       <w:r>
@@ -8455,7 +8039,6 @@
                 </w:placeholder>
                 <w:text w:multiLine="1"/>
               </w:sdtPr>
-              <w:sdtEndPr/>
               <w:sdtContent>
                 <w:r>
                   <w:rPr>
@@ -8498,7 +8081,6 @@
                 </w:placeholder>
                 <w:text w:multiLine="1"/>
               </w:sdtPr>
-              <w:sdtEndPr/>
               <w:sdtContent>
                 <w:r>
                   <w:rPr>
@@ -8541,7 +8123,6 @@
                 </w:placeholder>
                 <w:text w:multiLine="1"/>
               </w:sdtPr>
-              <w:sdtEndPr/>
               <w:sdtContent>
                 <w:r>
                   <w:rPr>
@@ -8581,11 +8162,10 @@
                   <w14:uncheckedState w14:val="2610" w14:font="MS Gothic"/>
                 </w14:checkbox>
               </w:sdtPr>
-              <w:sdtEndPr/>
               <w:sdtContent>
                 <w:r>
                   <w:rPr>
-                    <w:rFonts w:ascii="MS Gothic" w:eastAsia="MS Gothic" w:hAnsi="MS Gothic"/>
+                    <w:rFonts w:ascii="MS Gothic" w:hAnsi="MS Gothic" w:eastAsia="MS Gothic"/>
                   </w:rPr>
                   <w:t>☐</w:t>
                 </w:r>
@@ -8605,11 +8185,10 @@
                   <w14:uncheckedState w14:val="2610" w14:font="MS Gothic"/>
                 </w14:checkbox>
               </w:sdtPr>
-              <w:sdtEndPr/>
               <w:sdtContent>
                 <w:r>
                   <w:rPr>
-                    <w:rFonts w:ascii="MS Gothic" w:eastAsia="MS Gothic" w:hAnsi="MS Gothic"/>
+                    <w:rFonts w:ascii="MS Gothic" w:hAnsi="MS Gothic" w:eastAsia="MS Gothic"/>
                   </w:rPr>
                   <w:t>☐</w:t>
                 </w:r>
@@ -8630,26 +8209,32 @@
           <w:ilvl w:val="1"/>
           <w:numId w:val="18"/>
         </w:numPr>
+        <w:rPr/>
       </w:pPr>
-      <w:bookmarkStart w:id="28" w:name="_Toc110845740"/>
-      <w:bookmarkStart w:id="29" w:name="_Toc211337236"/>
+      <w:bookmarkStart w:name="_Toc110845740" w:id="28"/>
+      <w:bookmarkStart w:name="_Toc532475092" w:id="1047975945"/>
       <w:r>
+        <w:rPr/>
         <w:t>Information about</w:t>
       </w:r>
       <w:r>
+        <w:rPr/>
         <w:t xml:space="preserve"> test</w:t>
       </w:r>
       <w:r>
+        <w:rPr/>
         <w:t xml:space="preserve"> </w:t>
       </w:r>
       <w:r>
+        <w:rPr/>
         <w:t>result</w:t>
       </w:r>
       <w:bookmarkEnd w:id="28"/>
       <w:r>
+        <w:rPr/>
         <w:t>s</w:t>
       </w:r>
-      <w:bookmarkEnd w:id="29"/>
+      <w:bookmarkEnd w:id="1047975945"/>
     </w:p>
     <w:p>
       <w:r>
@@ -8705,7 +8290,6 @@
                   <w:calendar w:val="gregorian"/>
                 </w:date>
               </w:sdtPr>
-              <w:sdtEndPr/>
               <w:sdtContent>
                 <w:r>
                   <w:rPr>
@@ -8748,7 +8332,6 @@
                 </w:placeholder>
                 <w:text w:multiLine="1"/>
               </w:sdtPr>
-              <w:sdtEndPr/>
               <w:sdtContent>
                 <w:r>
                   <w:rPr>
@@ -8788,11 +8371,10 @@
                   <w14:uncheckedState w14:val="2610" w14:font="MS Gothic"/>
                 </w14:checkbox>
               </w:sdtPr>
-              <w:sdtEndPr/>
               <w:sdtContent>
                 <w:r>
                   <w:rPr>
-                    <w:rFonts w:ascii="MS Gothic" w:eastAsia="MS Gothic" w:hAnsi="MS Gothic"/>
+                    <w:rFonts w:ascii="MS Gothic" w:hAnsi="MS Gothic" w:eastAsia="MS Gothic"/>
                   </w:rPr>
                   <w:t>☐</w:t>
                 </w:r>
@@ -8812,11 +8394,10 @@
                   <w14:uncheckedState w14:val="2610" w14:font="MS Gothic"/>
                 </w14:checkbox>
               </w:sdtPr>
-              <w:sdtEndPr/>
               <w:sdtContent>
                 <w:r>
                   <w:rPr>
-                    <w:rFonts w:ascii="MS Gothic" w:eastAsia="MS Gothic" w:hAnsi="MS Gothic"/>
+                    <w:rFonts w:ascii="MS Gothic" w:hAnsi="MS Gothic" w:eastAsia="MS Gothic"/>
                   </w:rPr>
                   <w:t>☐</w:t>
                 </w:r>
@@ -8857,7 +8438,6 @@
                 </w:placeholder>
                 <w:text w:multiLine="1"/>
               </w:sdtPr>
-              <w:sdtEndPr/>
               <w:sdtContent>
                 <w:r>
                   <w:rPr>
@@ -8911,7 +8491,6 @@
                 </w:placeholder>
                 <w:text w:multiLine="1"/>
               </w:sdtPr>
-              <w:sdtEndPr/>
               <w:sdtContent>
                 <w:r>
                   <w:rPr>
@@ -8961,12 +8540,11 @@
           <w:color w:val="152F4A"/>
         </w:rPr>
       </w:pPr>
-      <w:bookmarkStart w:id="30" w:name="_Toc211337237"/>
+      <w:bookmarkStart w:name="_Toc1735049840" w:id="2068321211"/>
       <w:r>
         <w:rPr>
           <w:color w:val="152F4A"/>
         </w:rPr>
-        <w:lastRenderedPageBreak/>
         <w:t>T</w:t>
       </w:r>
       <w:r>
@@ -8981,7 +8559,7 @@
         </w:rPr>
         <w:t>est</w:t>
       </w:r>
-      <w:bookmarkEnd w:id="30"/>
+      <w:bookmarkEnd w:id="2068321211"/>
     </w:p>
     <w:p>
       <w:r>
@@ -9053,7 +8631,6 @@
         <w:br w:type="page"/>
       </w:r>
     </w:p>
-    <w:bookmarkStart w:id="31" w:name="_Toc211337238"/>
     <w:p>
       <w:pPr>
         <w:pStyle w:val="Overskrift2"/>
@@ -9065,6 +8642,7 @@
           <w:color w:val="152F4A"/>
         </w:rPr>
       </w:pPr>
+      <w:bookmarkStart w:name="_Toc1408929408" w:id="503698059"/>
       <w:r>
         <w:rPr>
           <w:noProof/>
@@ -9412,7 +8990,7 @@
                             <w:r>
                               <w:t xml:space="preserve">If the vendor has documented the test themselves, the files must be sent in a ZIP file to </w:t>
                             </w:r>
-                            <w:hyperlink r:id="rId26" w:history="1">
+                            <w:hyperlink w:history="1" r:id="rId26">
                               <w:r>
                                 <w:rPr>
                                   <w:rStyle w:val="Hyperlink"/>
@@ -9443,7 +9021,7 @@
           </mc:Choice>
           <mc:Fallback>
             <w:pict>
-              <v:shape w14:anchorId="1DF16083" id="Text Box 2" o:spid="_x0000_s1027" type="#_x0000_t202" style="position:absolute;left:0;text-align:left;margin-left:0;margin-top:26.45pt;width:664.8pt;height:110.6pt;z-index:251658241;visibility:visible;mso-wrap-style:square;mso-width-percent:0;mso-height-percent:200;mso-wrap-distance-left:9pt;mso-wrap-distance-top:3.6pt;mso-wrap-distance-right:9pt;mso-wrap-distance-bottom:3.6pt;mso-position-horizontal:left;mso-position-horizontal-relative:margin;mso-position-vertical:absolute;mso-position-vertical-relative:text;mso-width-percent:0;mso-height-percent:200;mso-width-relative:margin;mso-height-relative:margin;v-text-anchor:top" o:gfxdata="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" fillcolor="#8eaadb [1940]" strokecolor="#4472c4 [3204]" strokeweight=".5pt">
+              <v:shape id="Text Box 2" style="position:absolute;left:0;text-align:left;margin-left:0;margin-top:26.45pt;width:664.8pt;height:110.6pt;z-index:251658241;visibility:visible;mso-wrap-style:square;mso-width-percent:0;mso-height-percent:200;mso-wrap-distance-left:9pt;mso-wrap-distance-top:3.6pt;mso-wrap-distance-right:9pt;mso-wrap-distance-bottom:3.6pt;mso-position-horizontal:left;mso-position-horizontal-relative:margin;mso-position-vertical:absolute;mso-position-vertical-relative:text;mso-width-percent:0;mso-height-percent:200;mso-width-relative:margin;mso-height-relative:margin;v-text-anchor:top" o:spid="_x0000_s1027" fillcolor="#8eaadb [1940]" strokecolor="#4472c4 [3204]" strokeweight=".5pt" type="#_x0000_t202" o:gfxdata="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" w14:anchorId="1DF16083">
                 <v:textbox style="mso-fit-shape-to-text:t">
                   <w:txbxContent>
                     <w:p>
@@ -9726,7 +9304,7 @@
                       <w:r>
                         <w:t xml:space="preserve">If the vendor has documented the test themselves, the files must be sent in a ZIP file to </w:t>
                       </w:r>
-                      <w:hyperlink r:id="rId27" w:history="1">
+                      <w:hyperlink w:history="1" r:id="rId27">
                         <w:r>
                           <w:rPr>
                             <w:rStyle w:val="Hyperlink"/>
@@ -9788,7 +9366,7 @@
         </w:rPr>
         <w:t xml:space="preserve"> test</w:t>
       </w:r>
-      <w:bookmarkEnd w:id="31"/>
+      <w:bookmarkEnd w:id="503698059"/>
     </w:p>
     <w:p/>
     <w:p/>
@@ -9807,13 +9385,12 @@
           <w:color w:val="152F4A"/>
         </w:rPr>
       </w:pPr>
-      <w:bookmarkStart w:id="32" w:name="_Toc211337239"/>
-      <w:bookmarkStart w:id="33" w:name="_Hlk140051221"/>
+      <w:bookmarkStart w:name="_Hlk140051221" w:id="33"/>
+      <w:bookmarkStart w:name="_Toc1036939537" w:id="1577321852"/>
       <w:r>
         <w:rPr>
           <w:color w:val="152F4A"/>
         </w:rPr>
-        <w:lastRenderedPageBreak/>
         <w:t xml:space="preserve">Test </w:t>
       </w:r>
       <w:r>
@@ -9826,7 +9403,35 @@
         <w:rPr>
           <w:color w:val="152F4A"/>
         </w:rPr>
-        <w:t>f TouchStone test</w:t>
+        <w:t xml:space="preserve">f </w:t>
+      </w:r>
+      <w:del w:author="Sarah Kieler Schrøder" w:date="2026-04-17T11:59:09.78Z" w16du:dateUtc="2026-04-17T11:59:09.78Z" w:id="138245228">
+        <w:r>
+          <w:rPr>
+            <w:color w:val="152F4A"/>
+          </w:rPr>
+          <w:delText>TouchStone</w:delText>
+        </w:r>
+        <w:r>
+          <w:rPr>
+            <w:color w:val="152F4A"/>
+          </w:rPr>
+          <w:delText xml:space="preserve"> </w:delText>
+        </w:r>
+      </w:del>
+      <w:ins w:author="Sarah Kieler Schrøder" w:date="2026-04-17T11:59:10.935Z" w16du:dateUtc="2026-04-17T11:59:10.935Z" w:id="1689603712">
+        <w:r>
+          <w:rPr>
+            <w:color w:val="152F4A"/>
+          </w:rPr>
+          <w:t xml:space="preserve">ITB </w:t>
+        </w:r>
+      </w:ins>
+      <w:r>
+        <w:rPr>
+          <w:color w:val="152F4A"/>
+        </w:rPr>
+        <w:t>test</w:t>
       </w:r>
       <w:r>
         <w:rPr>
@@ -9840,7 +9445,7 @@
         </w:rPr>
         <w:t>scripts</w:t>
       </w:r>
-      <w:bookmarkEnd w:id="32"/>
+      <w:bookmarkEnd w:id="1577321852"/>
     </w:p>
     <w:p>
       <w:pPr>
@@ -9898,6 +9503,7 @@
           <w:tcPr>
             <w:tcW w:w="359" w:type="pct"/>
             <w:shd w:val="clear" w:color="auto" w:fill="152F4A"/>
+            <w:tcMar/>
           </w:tcPr>
           <w:p>
             <w:pPr>
@@ -9933,6 +9539,7 @@
           <w:tcPr>
             <w:tcW w:w="1011" w:type="pct"/>
             <w:shd w:val="clear" w:color="auto" w:fill="152F4A"/>
+            <w:tcMar/>
           </w:tcPr>
           <w:p>
             <w:pPr>
@@ -9954,6 +9561,7 @@
           <w:tcPr>
             <w:tcW w:w="746" w:type="pct"/>
             <w:shd w:val="clear" w:color="auto" w:fill="152F4A"/>
+            <w:tcMar/>
           </w:tcPr>
           <w:p>
             <w:pPr>
@@ -10003,6 +9611,7 @@
           <w:tcPr>
             <w:tcW w:w="1080" w:type="pct"/>
             <w:shd w:val="clear" w:color="auto" w:fill="152F4A"/>
+            <w:tcMar/>
           </w:tcPr>
           <w:p>
             <w:pPr>
@@ -10024,6 +9633,7 @@
           <w:tcPr>
             <w:tcW w:w="979" w:type="pct"/>
             <w:shd w:val="clear" w:color="auto" w:fill="152F4A"/>
+            <w:tcMar/>
           </w:tcPr>
           <w:p>
             <w:pPr>
@@ -10052,6 +9662,7 @@
           <w:tcPr>
             <w:tcW w:w="825" w:type="pct"/>
             <w:shd w:val="clear" w:color="auto" w:fill="152F4A"/>
+            <w:tcMar/>
           </w:tcPr>
           <w:p>
             <w:pPr>
@@ -10081,6 +9692,7 @@
         <w:tc>
           <w:tcPr>
             <w:tcW w:w="359" w:type="pct"/>
+            <w:tcMar/>
           </w:tcPr>
           <w:p>
             <w:pPr>
@@ -10096,6 +9708,7 @@
         <w:tc>
           <w:tcPr>
             <w:tcW w:w="1011" w:type="pct"/>
+            <w:tcMar/>
           </w:tcPr>
           <w:p>
             <w:r>
@@ -10119,8 +9732,17 @@
             <w:r>
               <w:rPr>
                 <w:rFonts w:eastAsia="Calibri" w:cs="Arial"/>
-                <w:i/>
-                <w:iCs/>
+                <w:b w:val="1"/>
+                <w:bCs w:val="1"/>
+                <w:i w:val="1"/>
+                <w:iCs w:val="1"/>
+                <w:rPrChange w:author="Sarah Kieler Schrøder" w:date="2026-04-17T11:59:48.377Z" w16du:dateUtc="2026-04-17T11:59:48.377Z" w:id="1520458833">
+                  <w:rPr>
+                    <w:rFonts w:eastAsia="Calibri" w:cs="Arial"/>
+                    <w:i w:val="1"/>
+                    <w:iCs w:val="1"/>
+                  </w:rPr>
+                </w:rPrChange>
               </w:rPr>
               <w:t>before completing the test protocol.</w:t>
             </w:r>
@@ -10129,6 +9751,7 @@
         <w:tc>
           <w:tcPr>
             <w:tcW w:w="746" w:type="pct"/>
+            <w:tcMar/>
           </w:tcPr>
           <w:p>
             <w:pPr>
@@ -10141,6 +9764,7 @@
         <w:tc>
           <w:tcPr>
             <w:tcW w:w="1080" w:type="pct"/>
+            <w:tcMar/>
           </w:tcPr>
           <w:p>
             <w:r>
@@ -10151,12 +9775,14 @@
         <w:tc>
           <w:tcPr>
             <w:tcW w:w="979" w:type="pct"/>
+            <w:tcMar/>
           </w:tcPr>
           <w:p/>
         </w:tc>
         <w:tc>
           <w:tcPr>
             <w:tcW w:w="825" w:type="pct"/>
+            <w:tcMar/>
           </w:tcPr>
           <w:p>
             <w:pPr>
@@ -10183,7 +9809,6 @@
                   <w:listItem w:displayText="Ej relevant" w:value="Ej relevant"/>
                 </w:dropDownList>
               </w:sdtPr>
-              <w:sdtEndPr/>
               <w:sdtContent>
                 <w:r>
                   <w:rPr>
@@ -10214,16 +9839,15 @@
           <w:color w:val="152F4A"/>
         </w:rPr>
       </w:pPr>
-      <w:bookmarkStart w:id="34" w:name="_Toc211337240"/>
-      <w:bookmarkStart w:id="35" w:name="_Hlk140051257"/>
+      <w:bookmarkStart w:name="_Hlk140051257" w:id="35"/>
+      <w:bookmarkStart w:name="_Toc1930043098" w:id="1990863424"/>
       <w:r>
         <w:rPr>
           <w:color w:val="152F4A"/>
         </w:rPr>
-        <w:lastRenderedPageBreak/>
         <w:t>Test of requirements to content and flow/workflows</w:t>
       </w:r>
-      <w:bookmarkEnd w:id="34"/>
+      <w:bookmarkEnd w:id="1990863424"/>
     </w:p>
     <w:p>
       <w:r>
@@ -10241,7 +9865,7 @@
         </w:rPr>
         <w:t xml:space="preserve"> </w:t>
       </w:r>
-      <w:hyperlink w:anchor="_Baggrundsmaterialer" w:history="1">
+      <w:hyperlink w:history="1" w:anchor="_Baggrundsmaterialer">
         <w:r>
           <w:rPr>
             <w:rStyle w:val="Hyperlink"/>
@@ -10264,7 +9888,7 @@
       <w:r>
         <w:t xml:space="preserve">. The table also shows the direct references to the use cases in the </w:t>
       </w:r>
-      <w:hyperlink w:anchor="_Baggrundsmaterialer" w:history="1">
+      <w:hyperlink w:history="1" w:anchor="_Baggrundsmaterialer">
         <w:r>
           <w:rPr>
             <w:rStyle w:val="Hyperlink"/>
@@ -10300,10 +9924,10 @@
           <w:tcPr>
             <w:tcW w:w="557" w:type="pct"/>
             <w:tcBorders>
-              <w:top w:val="single" w:sz="4" w:space="0" w:color="000000"/>
-              <w:left w:val="single" w:sz="4" w:space="0" w:color="000000"/>
-              <w:bottom w:val="single" w:sz="4" w:space="0" w:color="000000"/>
-              <w:right w:val="single" w:sz="4" w:space="0" w:color="000000"/>
+              <w:top w:val="single" w:color="000000" w:sz="4" w:space="0"/>
+              <w:left w:val="single" w:color="000000" w:sz="4" w:space="0"/>
+              <w:bottom w:val="single" w:color="000000" w:sz="4" w:space="0"/>
+              <w:right w:val="single" w:color="000000" w:sz="4" w:space="0"/>
             </w:tcBorders>
             <w:shd w:val="clear" w:color="auto" w:fill="E7E6E6"/>
             <w:vAlign w:val="center"/>
@@ -10333,7 +9957,7 @@
             <w:r>
               <w:rPr>
                 <w:rStyle w:val="Hyperlink"/>
-                <w:rFonts w:ascii="Calibri" w:eastAsia="Calibri" w:hAnsi="Calibri"/>
+                <w:rFonts w:ascii="Calibri" w:hAnsi="Calibri" w:eastAsia="Calibri"/>
                 <w:b/>
                 <w:bCs/>
                 <w:sz w:val="20"/>
@@ -10344,7 +9968,7 @@
             <w:r>
               <w:rPr>
                 <w:rStyle w:val="Hyperlink"/>
-                <w:rFonts w:ascii="Calibri" w:eastAsia="Calibri" w:hAnsi="Calibri"/>
+                <w:rFonts w:ascii="Calibri" w:hAnsi="Calibri" w:eastAsia="Calibri"/>
                 <w:b/>
                 <w:bCs/>
                 <w:sz w:val="20"/>
@@ -10358,10 +9982,10 @@
           <w:tcPr>
             <w:tcW w:w="3257" w:type="pct"/>
             <w:tcBorders>
-              <w:top w:val="single" w:sz="4" w:space="0" w:color="000000"/>
-              <w:left w:val="single" w:sz="4" w:space="0" w:color="000000"/>
-              <w:bottom w:val="single" w:sz="4" w:space="0" w:color="000000"/>
-              <w:right w:val="single" w:sz="4" w:space="0" w:color="000000"/>
+              <w:top w:val="single" w:color="000000" w:sz="4" w:space="0"/>
+              <w:left w:val="single" w:color="000000" w:sz="4" w:space="0"/>
+              <w:bottom w:val="single" w:color="000000" w:sz="4" w:space="0"/>
+              <w:right w:val="single" w:color="000000" w:sz="4" w:space="0"/>
             </w:tcBorders>
             <w:shd w:val="clear" w:color="auto" w:fill="E7E6E6"/>
             <w:tcMar>
@@ -10400,10 +10024,10 @@
           <w:tcPr>
             <w:tcW w:w="593" w:type="pct"/>
             <w:tcBorders>
-              <w:top w:val="single" w:sz="4" w:space="0" w:color="000000"/>
-              <w:left w:val="single" w:sz="4" w:space="0" w:color="000000"/>
-              <w:bottom w:val="single" w:sz="4" w:space="0" w:color="000000"/>
-              <w:right w:val="single" w:sz="4" w:space="0" w:color="000000"/>
+              <w:top w:val="single" w:color="000000" w:sz="4" w:space="0"/>
+              <w:left w:val="single" w:color="000000" w:sz="4" w:space="0"/>
+              <w:bottom w:val="single" w:color="000000" w:sz="4" w:space="0"/>
+              <w:right w:val="single" w:color="000000" w:sz="4" w:space="0"/>
             </w:tcBorders>
             <w:shd w:val="clear" w:color="auto" w:fill="E7E6E6"/>
             <w:tcMar>
@@ -10442,10 +10066,10 @@
           <w:tcPr>
             <w:tcW w:w="593" w:type="pct"/>
             <w:tcBorders>
-              <w:top w:val="single" w:sz="4" w:space="0" w:color="000000"/>
-              <w:left w:val="single" w:sz="4" w:space="0" w:color="000000"/>
-              <w:bottom w:val="single" w:sz="4" w:space="0" w:color="000000"/>
-              <w:right w:val="single" w:sz="4" w:space="0" w:color="000000"/>
+              <w:top w:val="single" w:color="000000" w:sz="4" w:space="0"/>
+              <w:left w:val="single" w:color="000000" w:sz="4" w:space="0"/>
+              <w:bottom w:val="single" w:color="000000" w:sz="4" w:space="0"/>
+              <w:right w:val="single" w:color="000000" w:sz="4" w:space="0"/>
             </w:tcBorders>
             <w:shd w:val="clear" w:color="auto" w:fill="E7E6E6"/>
             <w:vAlign w:val="center"/>
@@ -10500,10 +10124,10 @@
           <w:tcPr>
             <w:tcW w:w="557" w:type="pct"/>
             <w:tcBorders>
-              <w:top w:val="single" w:sz="4" w:space="0" w:color="000000"/>
-              <w:left w:val="single" w:sz="4" w:space="0" w:color="000000"/>
-              <w:bottom w:val="single" w:sz="4" w:space="0" w:color="000000"/>
-              <w:right w:val="single" w:sz="4" w:space="0" w:color="000000"/>
+              <w:top w:val="single" w:color="000000" w:sz="4" w:space="0"/>
+              <w:left w:val="single" w:color="000000" w:sz="4" w:space="0"/>
+              <w:bottom w:val="single" w:color="000000" w:sz="4" w:space="0"/>
+              <w:right w:val="single" w:color="000000" w:sz="4" w:space="0"/>
             </w:tcBorders>
             <w:shd w:val="clear" w:color="auto" w:fill="FFFFFF" w:themeFill="background1"/>
           </w:tcPr>
@@ -10541,10 +10165,10 @@
           <w:tcPr>
             <w:tcW w:w="3257" w:type="pct"/>
             <w:tcBorders>
-              <w:top w:val="single" w:sz="4" w:space="0" w:color="000000"/>
-              <w:left w:val="single" w:sz="4" w:space="0" w:color="000000"/>
-              <w:bottom w:val="single" w:sz="4" w:space="0" w:color="000000"/>
-              <w:right w:val="single" w:sz="4" w:space="0" w:color="000000"/>
+              <w:top w:val="single" w:color="000000" w:sz="4" w:space="0"/>
+              <w:left w:val="single" w:color="000000" w:sz="4" w:space="0"/>
+              <w:bottom w:val="single" w:color="000000" w:sz="4" w:space="0"/>
+              <w:right w:val="single" w:color="000000" w:sz="4" w:space="0"/>
             </w:tcBorders>
             <w:shd w:val="clear" w:color="auto" w:fill="FFFFFF" w:themeFill="background1"/>
             <w:tcMar>
@@ -10620,10 +10244,10 @@
           <w:tcPr>
             <w:tcW w:w="593" w:type="pct"/>
             <w:tcBorders>
-              <w:top w:val="single" w:sz="4" w:space="0" w:color="000000"/>
-              <w:left w:val="single" w:sz="4" w:space="0" w:color="000000"/>
-              <w:bottom w:val="single" w:sz="4" w:space="0" w:color="000000"/>
-              <w:right w:val="single" w:sz="4" w:space="0" w:color="000000"/>
+              <w:top w:val="single" w:color="000000" w:sz="4" w:space="0"/>
+              <w:left w:val="single" w:color="000000" w:sz="4" w:space="0"/>
+              <w:bottom w:val="single" w:color="000000" w:sz="4" w:space="0"/>
+              <w:right w:val="single" w:color="000000" w:sz="4" w:space="0"/>
             </w:tcBorders>
             <w:tcMar>
               <w:top w:w="0" w:type="dxa"/>
@@ -10696,10 +10320,10 @@
           <w:tcPr>
             <w:tcW w:w="593" w:type="pct"/>
             <w:tcBorders>
-              <w:top w:val="single" w:sz="4" w:space="0" w:color="000000"/>
-              <w:left w:val="single" w:sz="4" w:space="0" w:color="000000"/>
-              <w:bottom w:val="single" w:sz="4" w:space="0" w:color="000000"/>
-              <w:right w:val="single" w:sz="4" w:space="0" w:color="000000"/>
+              <w:top w:val="single" w:color="000000" w:sz="4" w:space="0"/>
+              <w:left w:val="single" w:color="000000" w:sz="4" w:space="0"/>
+              <w:bottom w:val="single" w:color="000000" w:sz="4" w:space="0"/>
+              <w:right w:val="single" w:color="000000" w:sz="4" w:space="0"/>
             </w:tcBorders>
           </w:tcPr>
           <w:p>
@@ -10729,10 +10353,10 @@
           <w:tcPr>
             <w:tcW w:w="557" w:type="pct"/>
             <w:tcBorders>
-              <w:top w:val="single" w:sz="4" w:space="0" w:color="000000"/>
-              <w:left w:val="single" w:sz="4" w:space="0" w:color="000000"/>
-              <w:bottom w:val="single" w:sz="4" w:space="0" w:color="000000"/>
-              <w:right w:val="single" w:sz="4" w:space="0" w:color="000000"/>
+              <w:top w:val="single" w:color="000000" w:sz="4" w:space="0"/>
+              <w:left w:val="single" w:color="000000" w:sz="4" w:space="0"/>
+              <w:bottom w:val="single" w:color="000000" w:sz="4" w:space="0"/>
+              <w:right w:val="single" w:color="000000" w:sz="4" w:space="0"/>
             </w:tcBorders>
             <w:shd w:val="clear" w:color="auto" w:fill="FFFFFF" w:themeFill="background1"/>
           </w:tcPr>
@@ -10774,10 +10398,10 @@
           <w:tcPr>
             <w:tcW w:w="3257" w:type="pct"/>
             <w:tcBorders>
-              <w:top w:val="single" w:sz="4" w:space="0" w:color="000000"/>
-              <w:left w:val="single" w:sz="4" w:space="0" w:color="000000"/>
-              <w:bottom w:val="single" w:sz="4" w:space="0" w:color="000000"/>
-              <w:right w:val="single" w:sz="4" w:space="0" w:color="000000"/>
+              <w:top w:val="single" w:color="000000" w:sz="4" w:space="0"/>
+              <w:left w:val="single" w:color="000000" w:sz="4" w:space="0"/>
+              <w:bottom w:val="single" w:color="000000" w:sz="4" w:space="0"/>
+              <w:right w:val="single" w:color="000000" w:sz="4" w:space="0"/>
             </w:tcBorders>
             <w:shd w:val="clear" w:color="auto" w:fill="FFFFFF" w:themeFill="background1"/>
             <w:tcMar>
@@ -10855,10 +10479,10 @@
           <w:tcPr>
             <w:tcW w:w="593" w:type="pct"/>
             <w:tcBorders>
-              <w:top w:val="single" w:sz="4" w:space="0" w:color="000000"/>
-              <w:left w:val="single" w:sz="4" w:space="0" w:color="000000"/>
-              <w:bottom w:val="single" w:sz="4" w:space="0" w:color="000000"/>
-              <w:right w:val="single" w:sz="4" w:space="0" w:color="000000"/>
+              <w:top w:val="single" w:color="000000" w:sz="4" w:space="0"/>
+              <w:left w:val="single" w:color="000000" w:sz="4" w:space="0"/>
+              <w:bottom w:val="single" w:color="000000" w:sz="4" w:space="0"/>
+              <w:right w:val="single" w:color="000000" w:sz="4" w:space="0"/>
             </w:tcBorders>
             <w:tcMar>
               <w:top w:w="0" w:type="dxa"/>
@@ -10931,10 +10555,10 @@
           <w:tcPr>
             <w:tcW w:w="593" w:type="pct"/>
             <w:tcBorders>
-              <w:top w:val="single" w:sz="4" w:space="0" w:color="000000"/>
-              <w:left w:val="single" w:sz="4" w:space="0" w:color="000000"/>
-              <w:bottom w:val="single" w:sz="4" w:space="0" w:color="000000"/>
-              <w:right w:val="single" w:sz="4" w:space="0" w:color="000000"/>
+              <w:top w:val="single" w:color="000000" w:sz="4" w:space="0"/>
+              <w:left w:val="single" w:color="000000" w:sz="4" w:space="0"/>
+              <w:bottom w:val="single" w:color="000000" w:sz="4" w:space="0"/>
+              <w:right w:val="single" w:color="000000" w:sz="4" w:space="0"/>
             </w:tcBorders>
           </w:tcPr>
           <w:p>
@@ -10964,10 +10588,10 @@
           <w:tcPr>
             <w:tcW w:w="557" w:type="pct"/>
             <w:tcBorders>
-              <w:top w:val="single" w:sz="4" w:space="0" w:color="000000"/>
-              <w:left w:val="single" w:sz="4" w:space="0" w:color="000000"/>
-              <w:bottom w:val="single" w:sz="4" w:space="0" w:color="000000"/>
-              <w:right w:val="single" w:sz="4" w:space="0" w:color="000000"/>
+              <w:top w:val="single" w:color="000000" w:sz="4" w:space="0"/>
+              <w:left w:val="single" w:color="000000" w:sz="4" w:space="0"/>
+              <w:bottom w:val="single" w:color="000000" w:sz="4" w:space="0"/>
+              <w:right w:val="single" w:color="000000" w:sz="4" w:space="0"/>
             </w:tcBorders>
             <w:shd w:val="clear" w:color="auto" w:fill="FFFFFF" w:themeFill="background1"/>
           </w:tcPr>
@@ -11009,10 +10633,10 @@
           <w:tcPr>
             <w:tcW w:w="3257" w:type="pct"/>
             <w:tcBorders>
-              <w:top w:val="single" w:sz="4" w:space="0" w:color="000000"/>
-              <w:left w:val="single" w:sz="4" w:space="0" w:color="000000"/>
-              <w:bottom w:val="single" w:sz="4" w:space="0" w:color="000000"/>
-              <w:right w:val="single" w:sz="4" w:space="0" w:color="000000"/>
+              <w:top w:val="single" w:color="000000" w:sz="4" w:space="0"/>
+              <w:left w:val="single" w:color="000000" w:sz="4" w:space="0"/>
+              <w:bottom w:val="single" w:color="000000" w:sz="4" w:space="0"/>
+              <w:right w:val="single" w:color="000000" w:sz="4" w:space="0"/>
             </w:tcBorders>
             <w:shd w:val="clear" w:color="auto" w:fill="FFFFFF" w:themeFill="background1"/>
             <w:tcMar>
@@ -11050,10 +10674,10 @@
           <w:tcPr>
             <w:tcW w:w="593" w:type="pct"/>
             <w:tcBorders>
-              <w:top w:val="single" w:sz="4" w:space="0" w:color="000000"/>
-              <w:left w:val="single" w:sz="4" w:space="0" w:color="000000"/>
-              <w:bottom w:val="single" w:sz="4" w:space="0" w:color="000000"/>
-              <w:right w:val="single" w:sz="4" w:space="0" w:color="000000"/>
+              <w:top w:val="single" w:color="000000" w:sz="4" w:space="0"/>
+              <w:left w:val="single" w:color="000000" w:sz="4" w:space="0"/>
+              <w:bottom w:val="single" w:color="000000" w:sz="4" w:space="0"/>
+              <w:right w:val="single" w:color="000000" w:sz="4" w:space="0"/>
             </w:tcBorders>
             <w:tcMar>
               <w:top w:w="0" w:type="dxa"/>
@@ -11126,10 +10750,10 @@
           <w:tcPr>
             <w:tcW w:w="593" w:type="pct"/>
             <w:tcBorders>
-              <w:top w:val="single" w:sz="4" w:space="0" w:color="000000"/>
-              <w:left w:val="single" w:sz="4" w:space="0" w:color="000000"/>
-              <w:bottom w:val="single" w:sz="4" w:space="0" w:color="000000"/>
-              <w:right w:val="single" w:sz="4" w:space="0" w:color="000000"/>
+              <w:top w:val="single" w:color="000000" w:sz="4" w:space="0"/>
+              <w:left w:val="single" w:color="000000" w:sz="4" w:space="0"/>
+              <w:bottom w:val="single" w:color="000000" w:sz="4" w:space="0"/>
+              <w:right w:val="single" w:color="000000" w:sz="4" w:space="0"/>
             </w:tcBorders>
           </w:tcPr>
           <w:p>
@@ -11159,10 +10783,10 @@
           <w:tcPr>
             <w:tcW w:w="557" w:type="pct"/>
             <w:tcBorders>
-              <w:top w:val="single" w:sz="4" w:space="0" w:color="000000"/>
-              <w:left w:val="single" w:sz="4" w:space="0" w:color="000000"/>
-              <w:bottom w:val="single" w:sz="4" w:space="0" w:color="000000"/>
-              <w:right w:val="single" w:sz="4" w:space="0" w:color="000000"/>
+              <w:top w:val="single" w:color="000000" w:sz="4" w:space="0"/>
+              <w:left w:val="single" w:color="000000" w:sz="4" w:space="0"/>
+              <w:bottom w:val="single" w:color="000000" w:sz="4" w:space="0"/>
+              <w:right w:val="single" w:color="000000" w:sz="4" w:space="0"/>
             </w:tcBorders>
             <w:shd w:val="clear" w:color="auto" w:fill="FFFFFF" w:themeFill="background1"/>
           </w:tcPr>
@@ -11208,10 +10832,10 @@
           <w:tcPr>
             <w:tcW w:w="3257" w:type="pct"/>
             <w:tcBorders>
-              <w:top w:val="single" w:sz="4" w:space="0" w:color="000000"/>
-              <w:left w:val="single" w:sz="4" w:space="0" w:color="000000"/>
-              <w:bottom w:val="single" w:sz="4" w:space="0" w:color="000000"/>
-              <w:right w:val="single" w:sz="4" w:space="0" w:color="000000"/>
+              <w:top w:val="single" w:color="000000" w:sz="4" w:space="0"/>
+              <w:left w:val="single" w:color="000000" w:sz="4" w:space="0"/>
+              <w:bottom w:val="single" w:color="000000" w:sz="4" w:space="0"/>
+              <w:right w:val="single" w:color="000000" w:sz="4" w:space="0"/>
             </w:tcBorders>
             <w:shd w:val="clear" w:color="auto" w:fill="FFFFFF" w:themeFill="background1"/>
             <w:tcMar>
@@ -11267,10 +10891,10 @@
           <w:tcPr>
             <w:tcW w:w="593" w:type="pct"/>
             <w:tcBorders>
-              <w:top w:val="single" w:sz="4" w:space="0" w:color="000000"/>
-              <w:left w:val="single" w:sz="4" w:space="0" w:color="000000"/>
-              <w:bottom w:val="single" w:sz="4" w:space="0" w:color="000000"/>
-              <w:right w:val="single" w:sz="4" w:space="0" w:color="000000"/>
+              <w:top w:val="single" w:color="000000" w:sz="4" w:space="0"/>
+              <w:left w:val="single" w:color="000000" w:sz="4" w:space="0"/>
+              <w:bottom w:val="single" w:color="000000" w:sz="4" w:space="0"/>
+              <w:right w:val="single" w:color="000000" w:sz="4" w:space="0"/>
             </w:tcBorders>
             <w:tcMar>
               <w:top w:w="0" w:type="dxa"/>
@@ -11343,10 +10967,10 @@
           <w:tcPr>
             <w:tcW w:w="593" w:type="pct"/>
             <w:tcBorders>
-              <w:top w:val="single" w:sz="4" w:space="0" w:color="000000"/>
-              <w:left w:val="single" w:sz="4" w:space="0" w:color="000000"/>
-              <w:bottom w:val="single" w:sz="4" w:space="0" w:color="000000"/>
-              <w:right w:val="single" w:sz="4" w:space="0" w:color="000000"/>
+              <w:top w:val="single" w:color="000000" w:sz="4" w:space="0"/>
+              <w:left w:val="single" w:color="000000" w:sz="4" w:space="0"/>
+              <w:bottom w:val="single" w:color="000000" w:sz="4" w:space="0"/>
+              <w:right w:val="single" w:color="000000" w:sz="4" w:space="0"/>
             </w:tcBorders>
           </w:tcPr>
           <w:p>
@@ -11376,10 +11000,10 @@
           <w:tcPr>
             <w:tcW w:w="557" w:type="pct"/>
             <w:tcBorders>
-              <w:top w:val="single" w:sz="4" w:space="0" w:color="000000"/>
-              <w:left w:val="single" w:sz="4" w:space="0" w:color="000000"/>
-              <w:bottom w:val="single" w:sz="4" w:space="0" w:color="000000"/>
-              <w:right w:val="single" w:sz="4" w:space="0" w:color="000000"/>
+              <w:top w:val="single" w:color="000000" w:sz="4" w:space="0"/>
+              <w:left w:val="single" w:color="000000" w:sz="4" w:space="0"/>
+              <w:bottom w:val="single" w:color="000000" w:sz="4" w:space="0"/>
+              <w:right w:val="single" w:color="000000" w:sz="4" w:space="0"/>
             </w:tcBorders>
             <w:shd w:val="clear" w:color="auto" w:fill="FFFFFF" w:themeFill="background1"/>
           </w:tcPr>
@@ -11411,10 +11035,10 @@
           <w:tcPr>
             <w:tcW w:w="3257" w:type="pct"/>
             <w:tcBorders>
-              <w:top w:val="single" w:sz="4" w:space="0" w:color="000000"/>
-              <w:left w:val="single" w:sz="4" w:space="0" w:color="000000"/>
-              <w:bottom w:val="single" w:sz="4" w:space="0" w:color="000000"/>
-              <w:right w:val="single" w:sz="4" w:space="0" w:color="000000"/>
+              <w:top w:val="single" w:color="000000" w:sz="4" w:space="0"/>
+              <w:left w:val="single" w:color="000000" w:sz="4" w:space="0"/>
+              <w:bottom w:val="single" w:color="000000" w:sz="4" w:space="0"/>
+              <w:right w:val="single" w:color="000000" w:sz="4" w:space="0"/>
             </w:tcBorders>
             <w:shd w:val="clear" w:color="auto" w:fill="FFFFFF" w:themeFill="background1"/>
             <w:tcMar>
@@ -11452,10 +11076,10 @@
           <w:tcPr>
             <w:tcW w:w="593" w:type="pct"/>
             <w:tcBorders>
-              <w:top w:val="single" w:sz="4" w:space="0" w:color="000000"/>
-              <w:left w:val="single" w:sz="4" w:space="0" w:color="000000"/>
-              <w:bottom w:val="single" w:sz="4" w:space="0" w:color="000000"/>
-              <w:right w:val="single" w:sz="4" w:space="0" w:color="000000"/>
+              <w:top w:val="single" w:color="000000" w:sz="4" w:space="0"/>
+              <w:left w:val="single" w:color="000000" w:sz="4" w:space="0"/>
+              <w:bottom w:val="single" w:color="000000" w:sz="4" w:space="0"/>
+              <w:right w:val="single" w:color="000000" w:sz="4" w:space="0"/>
             </w:tcBorders>
             <w:tcMar>
               <w:top w:w="0" w:type="dxa"/>
@@ -11528,10 +11152,10 @@
           <w:tcPr>
             <w:tcW w:w="593" w:type="pct"/>
             <w:tcBorders>
-              <w:top w:val="single" w:sz="4" w:space="0" w:color="000000"/>
-              <w:left w:val="single" w:sz="4" w:space="0" w:color="000000"/>
-              <w:bottom w:val="single" w:sz="4" w:space="0" w:color="000000"/>
-              <w:right w:val="single" w:sz="4" w:space="0" w:color="000000"/>
+              <w:top w:val="single" w:color="000000" w:sz="4" w:space="0"/>
+              <w:left w:val="single" w:color="000000" w:sz="4" w:space="0"/>
+              <w:bottom w:val="single" w:color="000000" w:sz="4" w:space="0"/>
+              <w:right w:val="single" w:color="000000" w:sz="4" w:space="0"/>
             </w:tcBorders>
           </w:tcPr>
           <w:p>
@@ -11561,10 +11185,10 @@
           <w:tcPr>
             <w:tcW w:w="557" w:type="pct"/>
             <w:tcBorders>
-              <w:top w:val="single" w:sz="4" w:space="0" w:color="000000"/>
-              <w:left w:val="single" w:sz="4" w:space="0" w:color="000000"/>
-              <w:bottom w:val="single" w:sz="4" w:space="0" w:color="000000"/>
-              <w:right w:val="single" w:sz="4" w:space="0" w:color="000000"/>
+              <w:top w:val="single" w:color="000000" w:sz="4" w:space="0"/>
+              <w:left w:val="single" w:color="000000" w:sz="4" w:space="0"/>
+              <w:bottom w:val="single" w:color="000000" w:sz="4" w:space="0"/>
+              <w:right w:val="single" w:color="000000" w:sz="4" w:space="0"/>
             </w:tcBorders>
             <w:shd w:val="clear" w:color="auto" w:fill="FFFFFF" w:themeFill="background1"/>
           </w:tcPr>
@@ -11596,10 +11220,10 @@
           <w:tcPr>
             <w:tcW w:w="3257" w:type="pct"/>
             <w:tcBorders>
-              <w:top w:val="single" w:sz="4" w:space="0" w:color="000000"/>
-              <w:left w:val="single" w:sz="4" w:space="0" w:color="000000"/>
-              <w:bottom w:val="single" w:sz="4" w:space="0" w:color="000000"/>
-              <w:right w:val="single" w:sz="4" w:space="0" w:color="000000"/>
+              <w:top w:val="single" w:color="000000" w:sz="4" w:space="0"/>
+              <w:left w:val="single" w:color="000000" w:sz="4" w:space="0"/>
+              <w:bottom w:val="single" w:color="000000" w:sz="4" w:space="0"/>
+              <w:right w:val="single" w:color="000000" w:sz="4" w:space="0"/>
             </w:tcBorders>
             <w:shd w:val="clear" w:color="auto" w:fill="FFFFFF" w:themeFill="background1"/>
             <w:tcMar>
@@ -11637,10 +11261,10 @@
           <w:tcPr>
             <w:tcW w:w="593" w:type="pct"/>
             <w:tcBorders>
-              <w:top w:val="single" w:sz="4" w:space="0" w:color="000000"/>
-              <w:left w:val="single" w:sz="4" w:space="0" w:color="000000"/>
-              <w:bottom w:val="single" w:sz="4" w:space="0" w:color="000000"/>
-              <w:right w:val="single" w:sz="4" w:space="0" w:color="000000"/>
+              <w:top w:val="single" w:color="000000" w:sz="4" w:space="0"/>
+              <w:left w:val="single" w:color="000000" w:sz="4" w:space="0"/>
+              <w:bottom w:val="single" w:color="000000" w:sz="4" w:space="0"/>
+              <w:right w:val="single" w:color="000000" w:sz="4" w:space="0"/>
             </w:tcBorders>
             <w:tcMar>
               <w:top w:w="0" w:type="dxa"/>
@@ -11713,10 +11337,10 @@
           <w:tcPr>
             <w:tcW w:w="593" w:type="pct"/>
             <w:tcBorders>
-              <w:top w:val="single" w:sz="4" w:space="0" w:color="000000"/>
-              <w:left w:val="single" w:sz="4" w:space="0" w:color="000000"/>
-              <w:bottom w:val="single" w:sz="4" w:space="0" w:color="000000"/>
-              <w:right w:val="single" w:sz="4" w:space="0" w:color="000000"/>
+              <w:top w:val="single" w:color="000000" w:sz="4" w:space="0"/>
+              <w:left w:val="single" w:color="000000" w:sz="4" w:space="0"/>
+              <w:bottom w:val="single" w:color="000000" w:sz="4" w:space="0"/>
+              <w:right w:val="single" w:color="000000" w:sz="4" w:space="0"/>
             </w:tcBorders>
           </w:tcPr>
           <w:p>
@@ -11746,10 +11370,10 @@
           <w:tcPr>
             <w:tcW w:w="557" w:type="pct"/>
             <w:tcBorders>
-              <w:top w:val="single" w:sz="4" w:space="0" w:color="000000"/>
-              <w:left w:val="single" w:sz="4" w:space="0" w:color="000000"/>
-              <w:bottom w:val="single" w:sz="4" w:space="0" w:color="000000"/>
-              <w:right w:val="single" w:sz="4" w:space="0" w:color="000000"/>
+              <w:top w:val="single" w:color="000000" w:sz="4" w:space="0"/>
+              <w:left w:val="single" w:color="000000" w:sz="4" w:space="0"/>
+              <w:bottom w:val="single" w:color="000000" w:sz="4" w:space="0"/>
+              <w:right w:val="single" w:color="000000" w:sz="4" w:space="0"/>
             </w:tcBorders>
             <w:shd w:val="clear" w:color="auto" w:fill="FFFFFF" w:themeFill="background1"/>
           </w:tcPr>
@@ -11781,10 +11405,10 @@
           <w:tcPr>
             <w:tcW w:w="3257" w:type="pct"/>
             <w:tcBorders>
-              <w:top w:val="single" w:sz="4" w:space="0" w:color="000000"/>
-              <w:left w:val="single" w:sz="4" w:space="0" w:color="000000"/>
-              <w:bottom w:val="single" w:sz="4" w:space="0" w:color="000000"/>
-              <w:right w:val="single" w:sz="4" w:space="0" w:color="000000"/>
+              <w:top w:val="single" w:color="000000" w:sz="4" w:space="0"/>
+              <w:left w:val="single" w:color="000000" w:sz="4" w:space="0"/>
+              <w:bottom w:val="single" w:color="000000" w:sz="4" w:space="0"/>
+              <w:right w:val="single" w:color="000000" w:sz="4" w:space="0"/>
             </w:tcBorders>
             <w:shd w:val="clear" w:color="auto" w:fill="FFFFFF" w:themeFill="background1"/>
             <w:tcMar>
@@ -11822,10 +11446,10 @@
           <w:tcPr>
             <w:tcW w:w="593" w:type="pct"/>
             <w:tcBorders>
-              <w:top w:val="single" w:sz="4" w:space="0" w:color="000000"/>
-              <w:left w:val="single" w:sz="4" w:space="0" w:color="000000"/>
-              <w:bottom w:val="single" w:sz="4" w:space="0" w:color="000000"/>
-              <w:right w:val="single" w:sz="4" w:space="0" w:color="000000"/>
+              <w:top w:val="single" w:color="000000" w:sz="4" w:space="0"/>
+              <w:left w:val="single" w:color="000000" w:sz="4" w:space="0"/>
+              <w:bottom w:val="single" w:color="000000" w:sz="4" w:space="0"/>
+              <w:right w:val="single" w:color="000000" w:sz="4" w:space="0"/>
             </w:tcBorders>
             <w:tcMar>
               <w:top w:w="0" w:type="dxa"/>
@@ -11898,10 +11522,10 @@
           <w:tcPr>
             <w:tcW w:w="593" w:type="pct"/>
             <w:tcBorders>
-              <w:top w:val="single" w:sz="4" w:space="0" w:color="000000"/>
-              <w:left w:val="single" w:sz="4" w:space="0" w:color="000000"/>
-              <w:bottom w:val="single" w:sz="4" w:space="0" w:color="000000"/>
-              <w:right w:val="single" w:sz="4" w:space="0" w:color="000000"/>
+              <w:top w:val="single" w:color="000000" w:sz="4" w:space="0"/>
+              <w:left w:val="single" w:color="000000" w:sz="4" w:space="0"/>
+              <w:bottom w:val="single" w:color="000000" w:sz="4" w:space="0"/>
+              <w:right w:val="single" w:color="000000" w:sz="4" w:space="0"/>
             </w:tcBorders>
           </w:tcPr>
           <w:p>
@@ -11931,10 +11555,10 @@
           <w:tcPr>
             <w:tcW w:w="557" w:type="pct"/>
             <w:tcBorders>
-              <w:top w:val="single" w:sz="4" w:space="0" w:color="000000"/>
-              <w:left w:val="single" w:sz="4" w:space="0" w:color="000000"/>
-              <w:bottom w:val="single" w:sz="4" w:space="0" w:color="000000"/>
-              <w:right w:val="single" w:sz="4" w:space="0" w:color="000000"/>
+              <w:top w:val="single" w:color="000000" w:sz="4" w:space="0"/>
+              <w:left w:val="single" w:color="000000" w:sz="4" w:space="0"/>
+              <w:bottom w:val="single" w:color="000000" w:sz="4" w:space="0"/>
+              <w:right w:val="single" w:color="000000" w:sz="4" w:space="0"/>
             </w:tcBorders>
             <w:shd w:val="clear" w:color="auto" w:fill="FFFFFF" w:themeFill="background1"/>
           </w:tcPr>
@@ -11980,10 +11604,10 @@
           <w:tcPr>
             <w:tcW w:w="3257" w:type="pct"/>
             <w:tcBorders>
-              <w:top w:val="single" w:sz="4" w:space="0" w:color="000000"/>
-              <w:left w:val="single" w:sz="4" w:space="0" w:color="000000"/>
-              <w:bottom w:val="single" w:sz="4" w:space="0" w:color="000000"/>
-              <w:right w:val="single" w:sz="4" w:space="0" w:color="000000"/>
+              <w:top w:val="single" w:color="000000" w:sz="4" w:space="0"/>
+              <w:left w:val="single" w:color="000000" w:sz="4" w:space="0"/>
+              <w:bottom w:val="single" w:color="000000" w:sz="4" w:space="0"/>
+              <w:right w:val="single" w:color="000000" w:sz="4" w:space="0"/>
             </w:tcBorders>
             <w:shd w:val="clear" w:color="auto" w:fill="FFFFFF" w:themeFill="background1"/>
             <w:tcMar>
@@ -12041,10 +11665,10 @@
           <w:tcPr>
             <w:tcW w:w="593" w:type="pct"/>
             <w:tcBorders>
-              <w:top w:val="single" w:sz="4" w:space="0" w:color="000000"/>
-              <w:left w:val="single" w:sz="4" w:space="0" w:color="000000"/>
-              <w:bottom w:val="single" w:sz="4" w:space="0" w:color="000000"/>
-              <w:right w:val="single" w:sz="4" w:space="0" w:color="000000"/>
+              <w:top w:val="single" w:color="000000" w:sz="4" w:space="0"/>
+              <w:left w:val="single" w:color="000000" w:sz="4" w:space="0"/>
+              <w:bottom w:val="single" w:color="000000" w:sz="4" w:space="0"/>
+              <w:right w:val="single" w:color="000000" w:sz="4" w:space="0"/>
             </w:tcBorders>
             <w:tcMar>
               <w:top w:w="0" w:type="dxa"/>
@@ -12117,10 +11741,10 @@
           <w:tcPr>
             <w:tcW w:w="593" w:type="pct"/>
             <w:tcBorders>
-              <w:top w:val="single" w:sz="4" w:space="0" w:color="000000"/>
-              <w:left w:val="single" w:sz="4" w:space="0" w:color="000000"/>
-              <w:bottom w:val="single" w:sz="4" w:space="0" w:color="000000"/>
-              <w:right w:val="single" w:sz="4" w:space="0" w:color="000000"/>
+              <w:top w:val="single" w:color="000000" w:sz="4" w:space="0"/>
+              <w:left w:val="single" w:color="000000" w:sz="4" w:space="0"/>
+              <w:bottom w:val="single" w:color="000000" w:sz="4" w:space="0"/>
+              <w:right w:val="single" w:color="000000" w:sz="4" w:space="0"/>
             </w:tcBorders>
           </w:tcPr>
           <w:p>
@@ -12150,10 +11774,10 @@
           <w:tcPr>
             <w:tcW w:w="557" w:type="pct"/>
             <w:tcBorders>
-              <w:top w:val="single" w:sz="4" w:space="0" w:color="000000"/>
-              <w:left w:val="single" w:sz="4" w:space="0" w:color="000000"/>
-              <w:bottom w:val="single" w:sz="4" w:space="0" w:color="000000"/>
-              <w:right w:val="single" w:sz="4" w:space="0" w:color="000000"/>
+              <w:top w:val="single" w:color="000000" w:sz="4" w:space="0"/>
+              <w:left w:val="single" w:color="000000" w:sz="4" w:space="0"/>
+              <w:bottom w:val="single" w:color="000000" w:sz="4" w:space="0"/>
+              <w:right w:val="single" w:color="000000" w:sz="4" w:space="0"/>
             </w:tcBorders>
             <w:shd w:val="clear" w:color="auto" w:fill="FFFFFF" w:themeFill="background1"/>
           </w:tcPr>
@@ -12185,10 +11809,10 @@
           <w:tcPr>
             <w:tcW w:w="3257" w:type="pct"/>
             <w:tcBorders>
-              <w:top w:val="single" w:sz="4" w:space="0" w:color="000000"/>
-              <w:left w:val="single" w:sz="4" w:space="0" w:color="000000"/>
-              <w:bottom w:val="single" w:sz="4" w:space="0" w:color="000000"/>
-              <w:right w:val="single" w:sz="4" w:space="0" w:color="000000"/>
+              <w:top w:val="single" w:color="000000" w:sz="4" w:space="0"/>
+              <w:left w:val="single" w:color="000000" w:sz="4" w:space="0"/>
+              <w:bottom w:val="single" w:color="000000" w:sz="4" w:space="0"/>
+              <w:right w:val="single" w:color="000000" w:sz="4" w:space="0"/>
             </w:tcBorders>
             <w:shd w:val="clear" w:color="auto" w:fill="FFFFFF" w:themeFill="background1"/>
             <w:tcMar>
@@ -12226,10 +11850,10 @@
           <w:tcPr>
             <w:tcW w:w="593" w:type="pct"/>
             <w:tcBorders>
-              <w:top w:val="single" w:sz="4" w:space="0" w:color="000000"/>
-              <w:left w:val="single" w:sz="4" w:space="0" w:color="000000"/>
-              <w:bottom w:val="single" w:sz="4" w:space="0" w:color="000000"/>
-              <w:right w:val="single" w:sz="4" w:space="0" w:color="000000"/>
+              <w:top w:val="single" w:color="000000" w:sz="4" w:space="0"/>
+              <w:left w:val="single" w:color="000000" w:sz="4" w:space="0"/>
+              <w:bottom w:val="single" w:color="000000" w:sz="4" w:space="0"/>
+              <w:right w:val="single" w:color="000000" w:sz="4" w:space="0"/>
             </w:tcBorders>
             <w:tcMar>
               <w:top w:w="0" w:type="dxa"/>
@@ -12302,10 +11926,10 @@
           <w:tcPr>
             <w:tcW w:w="593" w:type="pct"/>
             <w:tcBorders>
-              <w:top w:val="single" w:sz="4" w:space="0" w:color="000000"/>
-              <w:left w:val="single" w:sz="4" w:space="0" w:color="000000"/>
-              <w:bottom w:val="single" w:sz="4" w:space="0" w:color="000000"/>
-              <w:right w:val="single" w:sz="4" w:space="0" w:color="000000"/>
+              <w:top w:val="single" w:color="000000" w:sz="4" w:space="0"/>
+              <w:left w:val="single" w:color="000000" w:sz="4" w:space="0"/>
+              <w:bottom w:val="single" w:color="000000" w:sz="4" w:space="0"/>
+              <w:right w:val="single" w:color="000000" w:sz="4" w:space="0"/>
             </w:tcBorders>
           </w:tcPr>
           <w:p>
@@ -12335,10 +11959,10 @@
           <w:tcPr>
             <w:tcW w:w="557" w:type="pct"/>
             <w:tcBorders>
-              <w:top w:val="single" w:sz="4" w:space="0" w:color="000000"/>
-              <w:left w:val="single" w:sz="4" w:space="0" w:color="000000"/>
-              <w:bottom w:val="single" w:sz="4" w:space="0" w:color="000000"/>
-              <w:right w:val="single" w:sz="4" w:space="0" w:color="000000"/>
+              <w:top w:val="single" w:color="000000" w:sz="4" w:space="0"/>
+              <w:left w:val="single" w:color="000000" w:sz="4" w:space="0"/>
+              <w:bottom w:val="single" w:color="000000" w:sz="4" w:space="0"/>
+              <w:right w:val="single" w:color="000000" w:sz="4" w:space="0"/>
             </w:tcBorders>
             <w:shd w:val="clear" w:color="auto" w:fill="FFFFFF" w:themeFill="background1"/>
           </w:tcPr>
@@ -12370,10 +11994,10 @@
           <w:tcPr>
             <w:tcW w:w="3257" w:type="pct"/>
             <w:tcBorders>
-              <w:top w:val="single" w:sz="4" w:space="0" w:color="000000"/>
-              <w:left w:val="single" w:sz="4" w:space="0" w:color="000000"/>
-              <w:bottom w:val="single" w:sz="4" w:space="0" w:color="000000"/>
-              <w:right w:val="single" w:sz="4" w:space="0" w:color="000000"/>
+              <w:top w:val="single" w:color="000000" w:sz="4" w:space="0"/>
+              <w:left w:val="single" w:color="000000" w:sz="4" w:space="0"/>
+              <w:bottom w:val="single" w:color="000000" w:sz="4" w:space="0"/>
+              <w:right w:val="single" w:color="000000" w:sz="4" w:space="0"/>
             </w:tcBorders>
             <w:shd w:val="clear" w:color="auto" w:fill="FFFFFF" w:themeFill="background1"/>
             <w:tcMar>
@@ -12451,10 +12075,10 @@
           <w:tcPr>
             <w:tcW w:w="593" w:type="pct"/>
             <w:tcBorders>
-              <w:top w:val="single" w:sz="4" w:space="0" w:color="000000"/>
-              <w:left w:val="single" w:sz="4" w:space="0" w:color="000000"/>
-              <w:bottom w:val="single" w:sz="4" w:space="0" w:color="000000"/>
-              <w:right w:val="single" w:sz="4" w:space="0" w:color="000000"/>
+              <w:top w:val="single" w:color="000000" w:sz="4" w:space="0"/>
+              <w:left w:val="single" w:color="000000" w:sz="4" w:space="0"/>
+              <w:bottom w:val="single" w:color="000000" w:sz="4" w:space="0"/>
+              <w:right w:val="single" w:color="000000" w:sz="4" w:space="0"/>
             </w:tcBorders>
             <w:tcMar>
               <w:top w:w="0" w:type="dxa"/>
@@ -12527,10 +12151,10 @@
           <w:tcPr>
             <w:tcW w:w="593" w:type="pct"/>
             <w:tcBorders>
-              <w:top w:val="single" w:sz="4" w:space="0" w:color="000000"/>
-              <w:left w:val="single" w:sz="4" w:space="0" w:color="000000"/>
-              <w:bottom w:val="single" w:sz="4" w:space="0" w:color="000000"/>
-              <w:right w:val="single" w:sz="4" w:space="0" w:color="000000"/>
+              <w:top w:val="single" w:color="000000" w:sz="4" w:space="0"/>
+              <w:left w:val="single" w:color="000000" w:sz="4" w:space="0"/>
+              <w:bottom w:val="single" w:color="000000" w:sz="4" w:space="0"/>
+              <w:right w:val="single" w:color="000000" w:sz="4" w:space="0"/>
             </w:tcBorders>
           </w:tcPr>
           <w:p>
@@ -12620,7 +12244,7 @@
           <w:numId w:val="16"/>
         </w:numPr>
       </w:pPr>
-      <w:bookmarkStart w:id="36" w:name="_Ref126225612"/>
+      <w:bookmarkStart w:name="_Ref126225612" w:id="36"/>
       <w:r>
         <w:lastRenderedPageBreak/>
         <w:t>S1</w:t>
@@ -12954,7 +12578,7 @@
                 <w:szCs w:val="20"/>
               </w:rPr>
             </w:pPr>
-            <w:bookmarkStart w:id="37" w:name="_Ref66791545"/>
+            <w:bookmarkStart w:name="_Ref66791545" w:id="37"/>
           </w:p>
           <w:p>
             <w:pPr>
@@ -12972,7 +12596,7 @@
                 <w:szCs w:val="20"/>
               </w:rPr>
             </w:pPr>
-            <w:bookmarkStart w:id="38" w:name="_Ref121389307"/>
+            <w:bookmarkStart w:name="_Ref121389307" w:id="38"/>
           </w:p>
           <w:bookmarkEnd w:id="38"/>
           <w:p>
@@ -13179,7 +12803,6 @@
                   <w:listItem w:displayText="Ej relevant" w:value="Ej relevant"/>
                 </w:dropDownList>
               </w:sdtPr>
-              <w:sdtEndPr/>
               <w:sdtContent>
                 <w:r>
                   <w:rPr>
@@ -13214,7 +12837,7 @@
                 <w:szCs w:val="20"/>
               </w:rPr>
             </w:pPr>
-            <w:bookmarkStart w:id="39" w:name="_Ref66795255"/>
+            <w:bookmarkStart w:name="_Ref66795255" w:id="39"/>
           </w:p>
         </w:tc>
         <w:bookmarkEnd w:id="39"/>
@@ -13393,7 +13016,6 @@
                   <w:listItem w:displayText="Ej relevant" w:value="Ej relevant"/>
                 </w:dropDownList>
               </w:sdtPr>
-              <w:sdtEndPr/>
               <w:sdtContent>
                 <w:r>
                   <w:rPr>
@@ -13575,7 +13197,6 @@
                   <w:listItem w:displayText="Ej relevant" w:value="Ej relevant"/>
                 </w:dropDownList>
               </w:sdtPr>
-              <w:sdtEndPr/>
               <w:sdtContent>
                 <w:r>
                   <w:rPr>
@@ -13610,7 +13231,7 @@
                 <w:szCs w:val="20"/>
               </w:rPr>
             </w:pPr>
-            <w:bookmarkStart w:id="40" w:name="_Ref194565393"/>
+            <w:bookmarkStart w:name="_Ref194565393" w:id="40"/>
           </w:p>
         </w:tc>
         <w:bookmarkEnd w:id="40"/>
@@ -13805,7 +13426,6 @@
                   <w:listItem w:displayText="Ej relevant" w:value="Ej relevant"/>
                 </w:dropDownList>
               </w:sdtPr>
-              <w:sdtEndPr/>
               <w:sdtContent>
                 <w:r>
                   <w:rPr>
@@ -13971,7 +13591,6 @@
                   <w:listItem w:displayText="Ej relevant" w:value="Ej relevant"/>
                 </w:dropDownList>
               </w:sdtPr>
-              <w:sdtEndPr/>
               <w:sdtContent>
                 <w:r>
                   <w:rPr>
@@ -14196,7 +13815,6 @@
                   <w:listItem w:displayText="Ej relevant" w:value="Ej relevant"/>
                 </w:dropDownList>
               </w:sdtPr>
-              <w:sdtEndPr/>
               <w:sdtContent>
                 <w:r>
                   <w:rPr>
@@ -14364,7 +13982,6 @@
                   <w:listItem w:displayText="Ej relevant" w:value="Ej relevant"/>
                 </w:dropDownList>
               </w:sdtPr>
-              <w:sdtEndPr/>
               <w:sdtContent>
                 <w:r>
                   <w:rPr>
@@ -14399,7 +14016,7 @@
                 <w:szCs w:val="20"/>
               </w:rPr>
             </w:pPr>
-            <w:bookmarkStart w:id="41" w:name="_Ref121389015"/>
+            <w:bookmarkStart w:name="_Ref121389015" w:id="41"/>
           </w:p>
         </w:tc>
         <w:bookmarkEnd w:id="41"/>
@@ -14511,7 +14128,6 @@
                   <w:listItem w:displayText="Ej relevant" w:value="Ej relevant"/>
                 </w:dropDownList>
               </w:sdtPr>
-              <w:sdtEndPr/>
               <w:sdtContent>
                 <w:r>
                   <w:rPr>
@@ -14546,7 +14162,7 @@
                 <w:szCs w:val="20"/>
               </w:rPr>
             </w:pPr>
-            <w:bookmarkStart w:id="42" w:name="_Ref153265472"/>
+            <w:bookmarkStart w:name="_Ref153265472" w:id="42"/>
           </w:p>
         </w:tc>
         <w:bookmarkEnd w:id="42"/>
@@ -14692,7 +14308,6 @@
                   <w:listItem w:displayText="Ej relevant" w:value="Ej relevant"/>
                 </w:dropDownList>
               </w:sdtPr>
-              <w:sdtEndPr/>
               <w:sdtContent>
                 <w:r>
                   <w:rPr>
@@ -14727,7 +14342,7 @@
                 <w:szCs w:val="20"/>
               </w:rPr>
             </w:pPr>
-            <w:bookmarkStart w:id="43" w:name="_Ref130728566"/>
+            <w:bookmarkStart w:name="_Ref130728566" w:id="43"/>
           </w:p>
         </w:tc>
         <w:bookmarkEnd w:id="43"/>
@@ -15122,7 +14737,6 @@
                   <w:listItem w:displayText="Ej relevant" w:value="Ej relevant"/>
                 </w:dropDownList>
               </w:sdtPr>
-              <w:sdtEndPr/>
               <w:sdtContent>
                 <w:r>
                   <w:rPr>
@@ -15332,7 +14946,6 @@
                   <w:listItem w:displayText="Ej relevant" w:value="Ej relevant"/>
                 </w:dropDownList>
               </w:sdtPr>
-              <w:sdtEndPr/>
               <w:sdtContent>
                 <w:r>
                   <w:rPr>
@@ -15997,7 +15610,6 @@
                   <w:listItem w:displayText="Ej relevant" w:value="Ej relevant"/>
                 </w:dropDownList>
               </w:sdtPr>
-              <w:sdtEndPr/>
               <w:sdtContent>
                 <w:r>
                   <w:rPr>
@@ -16026,7 +15638,7 @@
       <w:r>
         <w:br w:type="page"/>
       </w:r>
-      <w:bookmarkStart w:id="44" w:name="_Ref126225767"/>
+      <w:bookmarkStart w:name="_Ref126225767" w:id="44"/>
       <w:r>
         <w:lastRenderedPageBreak/>
         <w:t>S1.A1</w:t>
@@ -16305,7 +15917,7 @@
                 <w:szCs w:val="20"/>
               </w:rPr>
             </w:pPr>
-            <w:bookmarkStart w:id="45" w:name="_Ref122507296"/>
+            <w:bookmarkStart w:name="_Ref122507296" w:id="45"/>
           </w:p>
         </w:tc>
         <w:bookmarkEnd w:id="45"/>
@@ -16644,7 +16256,6 @@
                   <w:listItem w:displayText="Ej relevant" w:value="Ej relevant"/>
                 </w:dropDownList>
               </w:sdtPr>
-              <w:sdtEndPr/>
               <w:sdtContent>
                 <w:r>
                   <w:rPr>
@@ -16815,7 +16426,6 @@
                   <w:listItem w:displayText="Ej relevant" w:value="Ej relevant"/>
                 </w:dropDownList>
               </w:sdtPr>
-              <w:sdtEndPr/>
               <w:sdtContent>
                 <w:r>
                   <w:rPr>
@@ -16960,7 +16570,6 @@
                   <w:listItem w:displayText="Ej relevant" w:value="Ej relevant"/>
                 </w:dropDownList>
               </w:sdtPr>
-              <w:sdtEndPr/>
               <w:sdtContent>
                 <w:r>
                   <w:rPr>
@@ -17107,7 +16716,6 @@
                   <w:listItem w:displayText="Ej relevant" w:value="Ej relevant"/>
                 </w:dropDownList>
               </w:sdtPr>
-              <w:sdtEndPr/>
               <w:sdtContent>
                 <w:r>
                   <w:rPr>
@@ -17260,7 +16868,6 @@
                   <w:listItem w:displayText="Ej relevant" w:value="Ej relevant"/>
                 </w:dropDownList>
               </w:sdtPr>
-              <w:sdtEndPr/>
               <w:sdtContent>
                 <w:r>
                   <w:rPr>
@@ -17667,7 +17274,6 @@
                   <w:listItem w:displayText="Ej relevant" w:value="Ej relevant"/>
                 </w:dropDownList>
               </w:sdtPr>
-              <w:sdtEndPr/>
               <w:sdtContent>
                 <w:r>
                   <w:rPr>
@@ -17709,14 +17315,14 @@
           <w:p>
             <w:pPr>
               <w:rPr>
-                <w:rFonts w:ascii="Calibri" w:eastAsia="Calibri" w:hAnsi="Calibri" w:cs="Calibri"/>
-                <w:sz w:val="20"/>
-                <w:szCs w:val="20"/>
-              </w:rPr>
-            </w:pPr>
-            <w:r>
-              <w:rPr>
-                <w:rFonts w:ascii="Calibri" w:eastAsia="Calibri" w:hAnsi="Calibri" w:cs="Calibri"/>
+                <w:rFonts w:ascii="Calibri" w:hAnsi="Calibri" w:eastAsia="Calibri" w:cs="Calibri"/>
+                <w:sz w:val="20"/>
+                <w:szCs w:val="20"/>
+              </w:rPr>
+            </w:pPr>
+            <w:r>
+              <w:rPr>
+                <w:rFonts w:ascii="Calibri" w:hAnsi="Calibri" w:eastAsia="Calibri" w:cs="Calibri"/>
                 <w:sz w:val="20"/>
                 <w:szCs w:val="20"/>
               </w:rPr>
@@ -17726,22 +17332,22 @@
           <w:p>
             <w:pPr>
               <w:rPr>
-                <w:rFonts w:ascii="Calibri" w:eastAsia="Calibri" w:hAnsi="Calibri" w:cs="Calibri"/>
-                <w:sz w:val="20"/>
-                <w:szCs w:val="20"/>
-              </w:rPr>
-            </w:pPr>
-          </w:p>
-          <w:p>
-            <w:pPr>
-              <w:rPr>
-                <w:sz w:val="20"/>
-                <w:szCs w:val="20"/>
-              </w:rPr>
-            </w:pPr>
-            <w:r>
-              <w:rPr>
-                <w:rFonts w:ascii="Calibri" w:eastAsia="Calibri" w:hAnsi="Calibri" w:cs="Calibri"/>
+                <w:rFonts w:ascii="Calibri" w:hAnsi="Calibri" w:eastAsia="Calibri" w:cs="Calibri"/>
+                <w:sz w:val="20"/>
+                <w:szCs w:val="20"/>
+              </w:rPr>
+            </w:pPr>
+          </w:p>
+          <w:p>
+            <w:pPr>
+              <w:rPr>
+                <w:sz w:val="20"/>
+                <w:szCs w:val="20"/>
+              </w:rPr>
+            </w:pPr>
+            <w:r>
+              <w:rPr>
+                <w:rFonts w:ascii="Calibri" w:hAnsi="Calibri" w:eastAsia="Calibri" w:cs="Calibri"/>
                 <w:sz w:val="20"/>
                 <w:szCs w:val="20"/>
               </w:rPr>
@@ -17777,7 +17383,7 @@
               </w:rPr>
               <w:t xml:space="preserve">A list of </w:t>
             </w:r>
-            <w:hyperlink r:id="rId30" w:history="1">
+            <w:hyperlink w:history="1" r:id="rId30">
               <w:r>
                 <w:rPr>
                   <w:rStyle w:val="Hyperlink"/>
@@ -17938,7 +17544,6 @@
                   <w:listItem w:displayText="Ej relevant" w:value="Ej relevant"/>
                 </w:dropDownList>
               </w:sdtPr>
-              <w:sdtEndPr/>
               <w:sdtContent>
                 <w:r>
                   <w:rPr>
@@ -18088,7 +17693,6 @@
                   <w:listItem w:displayText="Ej relevant" w:value="Ej relevant"/>
                 </w:dropDownList>
               </w:sdtPr>
-              <w:sdtEndPr/>
               <w:sdtContent>
                 <w:r>
                   <w:rPr>
@@ -18121,7 +17725,7 @@
                 <w:szCs w:val="20"/>
               </w:rPr>
             </w:pPr>
-            <w:bookmarkStart w:id="46" w:name="_Ref194560194"/>
+            <w:bookmarkStart w:name="_Ref194560194" w:id="46"/>
           </w:p>
         </w:tc>
         <w:bookmarkEnd w:id="46"/>
@@ -18314,7 +17918,6 @@
                   <w:listItem w:displayText="Ej relevant" w:value="Ej relevant"/>
                 </w:dropDownList>
               </w:sdtPr>
-              <w:sdtEndPr/>
               <w:sdtContent>
                 <w:r>
                   <w:rPr>
@@ -18515,7 +18118,6 @@
                   <w:listItem w:displayText="Ej relevant" w:value="Ej relevant"/>
                 </w:dropDownList>
               </w:sdtPr>
-              <w:sdtEndPr/>
               <w:sdtContent>
                 <w:r>
                   <w:rPr>
@@ -18680,7 +18282,6 @@
                   <w:listItem w:displayText="Ej relevant" w:value="Ej relevant"/>
                 </w:dropDownList>
               </w:sdtPr>
-              <w:sdtEndPr/>
               <w:sdtContent>
                 <w:r>
                   <w:rPr>
@@ -18830,7 +18431,6 @@
                   <w:listItem w:displayText="Ej relevant" w:value="Ej relevant"/>
                 </w:dropDownList>
               </w:sdtPr>
-              <w:sdtEndPr/>
               <w:sdtContent>
                 <w:r>
                   <w:rPr>
@@ -18847,7 +18447,7 @@
       </w:tr>
     </w:tbl>
     <w:p>
-      <w:bookmarkStart w:id="47" w:name="_Ref126225794"/>
+      <w:bookmarkStart w:name="_Ref126225794" w:id="47"/>
     </w:p>
     <w:p>
       <w:r>
@@ -18862,8 +18462,8 @@
           <w:numId w:val="16"/>
         </w:numPr>
       </w:pPr>
-      <w:bookmarkStart w:id="48" w:name="_Ref126225818"/>
-      <w:bookmarkStart w:id="49" w:name="_Ref130819386"/>
+      <w:bookmarkStart w:name="_Ref126225818" w:id="48"/>
+      <w:bookmarkStart w:name="_Ref130819386" w:id="49"/>
       <w:bookmarkEnd w:id="47"/>
       <w:r>
         <w:lastRenderedPageBreak/>
@@ -19441,7 +19041,6 @@
                   <w:listItem w:displayText="Ej relevant" w:value="Ej relevant"/>
                 </w:dropDownList>
               </w:sdtPr>
-              <w:sdtEndPr/>
               <w:sdtContent>
                 <w:r>
                   <w:rPr>
@@ -19614,7 +19213,6 @@
                   <w:listItem w:displayText="Ej relevant" w:value="Ej relevant"/>
                 </w:dropDownList>
               </w:sdtPr>
-              <w:sdtEndPr/>
               <w:sdtContent>
                 <w:r>
                   <w:rPr>
@@ -19813,7 +19411,6 @@
                   <w:listItem w:displayText="Ej relevant" w:value="Ej relevant"/>
                 </w:dropDownList>
               </w:sdtPr>
-              <w:sdtEndPr/>
               <w:sdtContent>
                 <w:r>
                   <w:rPr>
@@ -19972,7 +19569,6 @@
                   <w:listItem w:displayText="Ej relevant" w:value="Ej relevant"/>
                 </w:dropDownList>
               </w:sdtPr>
-              <w:sdtEndPr/>
               <w:sdtContent>
                 <w:r>
                   <w:rPr>
@@ -20164,7 +19760,7 @@
               <w:lastRenderedPageBreak/>
               <w:t xml:space="preserve">**MedCom has a defined list  of </w:t>
             </w:r>
-            <w:hyperlink r:id="rId31" w:history="1">
+            <w:hyperlink w:history="1" r:id="rId31">
               <w:r>
                 <w:rPr>
                   <w:rStyle w:val="Hyperlink"/>
@@ -20369,7 +19965,6 @@
                   <w:listItem w:displayText="Ej relevant" w:value="Ej relevant"/>
                 </w:dropDownList>
               </w:sdtPr>
-              <w:sdtEndPr/>
               <w:sdtContent>
                 <w:r>
                   <w:rPr>
@@ -20579,7 +20174,6 @@
                   <w:listItem w:displayText="Ej relevant" w:value="Ej relevant"/>
                 </w:dropDownList>
               </w:sdtPr>
-              <w:sdtEndPr/>
               <w:sdtContent>
                 <w:r>
                   <w:rPr>
@@ -20604,9 +20198,9 @@
           <w:numId w:val="16"/>
         </w:numPr>
       </w:pPr>
-      <w:bookmarkStart w:id="50" w:name="_Ref126225864"/>
-      <w:bookmarkStart w:id="51" w:name="_Ref130819398"/>
-      <w:bookmarkStart w:id="52" w:name="_Ref182903681"/>
+      <w:bookmarkStart w:name="_Ref126225864" w:id="50"/>
+      <w:bookmarkStart w:name="_Ref130819398" w:id="51"/>
+      <w:bookmarkStart w:name="_Ref182903681" w:id="52"/>
       <w:r>
         <w:t>S2</w:t>
       </w:r>
@@ -20654,6 +20248,7 @@
           <w:tcPr>
             <w:tcW w:w="782" w:type="dxa"/>
             <w:shd w:val="clear" w:color="auto" w:fill="152F4A"/>
+            <w:tcMar/>
           </w:tcPr>
           <w:p>
             <w:pPr>
@@ -20701,6 +20296,7 @@
           <w:tcPr>
             <w:tcW w:w="3078" w:type="dxa"/>
             <w:shd w:val="clear" w:color="auto" w:fill="152F4A"/>
+            <w:tcMar/>
           </w:tcPr>
           <w:p>
             <w:pPr>
@@ -20729,6 +20325,7 @@
           <w:tcPr>
             <w:tcW w:w="2027" w:type="dxa"/>
             <w:shd w:val="clear" w:color="auto" w:fill="152F4A"/>
+            <w:tcMar/>
           </w:tcPr>
           <w:p>
             <w:pPr>
@@ -20800,6 +20397,7 @@
           <w:tcPr>
             <w:tcW w:w="3879" w:type="dxa"/>
             <w:shd w:val="clear" w:color="auto" w:fill="152F4A"/>
+            <w:tcMar/>
           </w:tcPr>
           <w:p>
             <w:pPr>
@@ -20838,6 +20436,7 @@
           <w:tcPr>
             <w:tcW w:w="2592" w:type="dxa"/>
             <w:shd w:val="clear" w:color="auto" w:fill="152F4A"/>
+            <w:tcMar/>
           </w:tcPr>
           <w:p>
             <w:pPr>
@@ -20886,6 +20485,7 @@
           <w:tcPr>
             <w:tcW w:w="1245" w:type="dxa"/>
             <w:shd w:val="clear" w:color="auto" w:fill="152F4A"/>
+            <w:tcMar/>
           </w:tcPr>
           <w:p>
             <w:pPr>
@@ -20925,6 +20525,7 @@
         <w:tc>
           <w:tcPr>
             <w:tcW w:w="782" w:type="dxa"/>
+            <w:tcMar/>
           </w:tcPr>
           <w:p>
             <w:pPr>
@@ -20940,13 +20541,14 @@
                 <w:szCs w:val="20"/>
               </w:rPr>
             </w:pPr>
-            <w:bookmarkStart w:id="53" w:name="_Ref121748962"/>
+            <w:bookmarkStart w:name="_Ref121748962" w:id="53"/>
           </w:p>
         </w:tc>
         <w:bookmarkEnd w:id="53"/>
         <w:tc>
           <w:tcPr>
             <w:tcW w:w="3078" w:type="dxa"/>
+            <w:tcMar/>
           </w:tcPr>
           <w:p>
             <w:pPr>
@@ -20978,6 +20580,7 @@
         <w:tc>
           <w:tcPr>
             <w:tcW w:w="2027" w:type="dxa"/>
+            <w:tcMar/>
           </w:tcPr>
           <w:p>
             <w:pPr>
@@ -21000,6 +20603,7 @@
         <w:tc>
           <w:tcPr>
             <w:tcW w:w="3879" w:type="dxa"/>
+            <w:tcMar/>
           </w:tcPr>
           <w:p>
             <w:pPr>
@@ -21032,6 +20636,7 @@
         <w:tc>
           <w:tcPr>
             <w:tcW w:w="2592" w:type="dxa"/>
+            <w:tcMar/>
           </w:tcPr>
           <w:p>
             <w:pPr>
@@ -21046,6 +20651,7 @@
         <w:tc>
           <w:tcPr>
             <w:tcW w:w="1245" w:type="dxa"/>
+            <w:tcMar/>
           </w:tcPr>
           <w:p>
             <w:pPr>
@@ -21079,7 +20685,6 @@
                   <w:listItem w:displayText="Ej relevant" w:value="Ej relevant"/>
                 </w:dropDownList>
               </w:sdtPr>
-              <w:sdtEndPr/>
               <w:sdtContent>
                 <w:r>
                   <w:rPr>
@@ -21098,6 +20703,7 @@
         <w:tc>
           <w:tcPr>
             <w:tcW w:w="782" w:type="dxa"/>
+            <w:tcMar/>
           </w:tcPr>
           <w:p>
             <w:pPr>
@@ -21112,13 +20718,14 @@
                 <w:szCs w:val="20"/>
               </w:rPr>
             </w:pPr>
-            <w:bookmarkStart w:id="54" w:name="_Ref121748896"/>
+            <w:bookmarkStart w:name="_Ref121748896" w:id="54"/>
           </w:p>
         </w:tc>
         <w:bookmarkEnd w:id="54"/>
         <w:tc>
           <w:tcPr>
             <w:tcW w:w="3078" w:type="dxa"/>
+            <w:tcMar/>
           </w:tcPr>
           <w:p>
             <w:pPr>
@@ -21141,6 +20748,7 @@
         <w:tc>
           <w:tcPr>
             <w:tcW w:w="2027" w:type="dxa"/>
+            <w:tcMar/>
           </w:tcPr>
           <w:p>
             <w:pPr>
@@ -21154,6 +20762,7 @@
         <w:tc>
           <w:tcPr>
             <w:tcW w:w="3879" w:type="dxa"/>
+            <w:tcMar/>
           </w:tcPr>
           <w:p>
             <w:pPr>
@@ -21176,6 +20785,7 @@
         <w:tc>
           <w:tcPr>
             <w:tcW w:w="2592" w:type="dxa"/>
+            <w:tcMar/>
           </w:tcPr>
           <w:p>
             <w:pPr>
@@ -21189,6 +20799,7 @@
         <w:tc>
           <w:tcPr>
             <w:tcW w:w="1245" w:type="dxa"/>
+            <w:tcMar/>
           </w:tcPr>
           <w:p>
             <w:pPr>
@@ -21221,7 +20832,6 @@
                   <w:listItem w:displayText="Ej relevant" w:value="Ej relevant"/>
                 </w:dropDownList>
               </w:sdtPr>
-              <w:sdtEndPr/>
               <w:sdtContent>
                 <w:r>
                   <w:rPr>
@@ -21240,6 +20850,7 @@
         <w:tc>
           <w:tcPr>
             <w:tcW w:w="782" w:type="dxa"/>
+            <w:tcMar/>
           </w:tcPr>
           <w:p>
             <w:pPr>
@@ -21259,6 +20870,7 @@
         <w:tc>
           <w:tcPr>
             <w:tcW w:w="3078" w:type="dxa"/>
+            <w:tcMar/>
           </w:tcPr>
           <w:p>
             <w:pPr>
@@ -21281,6 +20893,7 @@
         <w:tc>
           <w:tcPr>
             <w:tcW w:w="2027" w:type="dxa"/>
+            <w:tcMar/>
           </w:tcPr>
           <w:p>
             <w:pPr>
@@ -21294,6 +20907,7 @@
         <w:tc>
           <w:tcPr>
             <w:tcW w:w="3879" w:type="dxa"/>
+            <w:tcMar/>
           </w:tcPr>
           <w:p>
             <w:pPr>
@@ -21316,6 +20930,7 @@
         <w:tc>
           <w:tcPr>
             <w:tcW w:w="2592" w:type="dxa"/>
+            <w:tcMar/>
           </w:tcPr>
           <w:p>
             <w:pPr>
@@ -21329,6 +20944,7 @@
         <w:tc>
           <w:tcPr>
             <w:tcW w:w="1245" w:type="dxa"/>
+            <w:tcMar/>
           </w:tcPr>
           <w:p>
             <w:pPr>
@@ -21361,7 +20977,6 @@
                   <w:listItem w:displayText="Ej relevant" w:value="Ej relevant"/>
                 </w:dropDownList>
               </w:sdtPr>
-              <w:sdtEndPr/>
               <w:sdtContent>
                 <w:r>
                   <w:rPr>
@@ -21380,6 +20995,7 @@
         <w:tc>
           <w:tcPr>
             <w:tcW w:w="782" w:type="dxa"/>
+            <w:tcMar/>
           </w:tcPr>
           <w:p>
             <w:pPr>
@@ -21399,6 +21015,7 @@
         <w:tc>
           <w:tcPr>
             <w:tcW w:w="3078" w:type="dxa"/>
+            <w:tcMar/>
           </w:tcPr>
           <w:p>
             <w:pPr>
@@ -21408,52 +21025,36 @@
                 <w:szCs w:val="20"/>
               </w:rPr>
             </w:pPr>
-            <w:commentRangeStart w:id="55"/>
-            <w:commentRangeStart w:id="56"/>
-            <w:commentRangeStart w:id="57"/>
             <w:r>
               <w:rPr>
                 <w:rFonts w:cs="Calibri"/>
                 <w:sz w:val="20"/>
                 <w:szCs w:val="20"/>
               </w:rPr>
-              <w:t>Demonstrate that the SUT automatically inserts specific sender of the received CareCommunication, as the specific receiver.</w:t>
-            </w:r>
-            <w:commentRangeEnd w:id="55"/>
-            <w:r>
-              <w:rPr>
-                <w:rStyle w:val="Kommentarhenvisning"/>
+              <w:t xml:space="preserve">Demonstrate that the SUT automatically inserts specific sender of the received </w:t>
+            </w:r>
+            <w:r>
+              <w:rPr>
                 <w:rFonts w:cs="Calibri"/>
                 <w:sz w:val="20"/>
                 <w:szCs w:val="20"/>
               </w:rPr>
-              <w:commentReference w:id="55"/>
-            </w:r>
-            <w:commentRangeEnd w:id="56"/>
-            <w:r>
-              <w:rPr>
-                <w:rStyle w:val="Kommentarhenvisning"/>
+              <w:t>CareCommunication</w:t>
+            </w:r>
+            <w:r>
+              <w:rPr>
                 <w:rFonts w:cs="Calibri"/>
                 <w:sz w:val="20"/>
                 <w:szCs w:val="20"/>
               </w:rPr>
-              <w:commentReference w:id="56"/>
-            </w:r>
-            <w:commentRangeEnd w:id="57"/>
-            <w:r>
-              <w:rPr>
-                <w:rStyle w:val="Kommentarhenvisning"/>
-                <w:rFonts w:cs="Calibri"/>
-                <w:sz w:val="20"/>
-                <w:szCs w:val="20"/>
-              </w:rPr>
-              <w:commentReference w:id="57"/>
+              <w:t>, as the specific receiver.</w:t>
             </w:r>
           </w:p>
         </w:tc>
         <w:tc>
           <w:tcPr>
             <w:tcW w:w="2027" w:type="dxa"/>
+            <w:tcMar/>
           </w:tcPr>
           <w:p>
             <w:pPr>
@@ -21467,6 +21068,7 @@
         <w:tc>
           <w:tcPr>
             <w:tcW w:w="3879" w:type="dxa"/>
+            <w:tcMar/>
           </w:tcPr>
           <w:p>
             <w:pPr>
@@ -21503,6 +21105,7 @@
         <w:tc>
           <w:tcPr>
             <w:tcW w:w="2592" w:type="dxa"/>
+            <w:tcMar/>
           </w:tcPr>
           <w:p>
             <w:pPr>
@@ -21516,6 +21119,7 @@
         <w:tc>
           <w:tcPr>
             <w:tcW w:w="1245" w:type="dxa"/>
+            <w:tcMar/>
           </w:tcPr>
           <w:p>
             <w:pPr>
@@ -21548,7 +21152,6 @@
                   <w:listItem w:displayText="Ej relevant" w:value="Ej relevant"/>
                 </w:dropDownList>
               </w:sdtPr>
-              <w:sdtEndPr/>
               <w:sdtContent>
                 <w:r>
                   <w:rPr>
@@ -21567,6 +21170,7 @@
         <w:tc>
           <w:tcPr>
             <w:tcW w:w="782" w:type="dxa"/>
+            <w:tcMar/>
           </w:tcPr>
           <w:p>
             <w:pPr>
@@ -21586,6 +21190,7 @@
         <w:tc>
           <w:tcPr>
             <w:tcW w:w="3078" w:type="dxa"/>
+            <w:tcMar/>
           </w:tcPr>
           <w:p>
             <w:pPr>
@@ -21723,6 +21328,7 @@
         <w:tc>
           <w:tcPr>
             <w:tcW w:w="2027" w:type="dxa"/>
+            <w:tcMar/>
           </w:tcPr>
           <w:p>
             <w:pPr>
@@ -21736,6 +21342,7 @@
         <w:tc>
           <w:tcPr>
             <w:tcW w:w="3879" w:type="dxa"/>
+            <w:tcMar/>
           </w:tcPr>
           <w:p>
             <w:pPr>
@@ -21797,6 +21404,7 @@
         <w:tc>
           <w:tcPr>
             <w:tcW w:w="2592" w:type="dxa"/>
+            <w:tcMar/>
           </w:tcPr>
           <w:p>
             <w:pPr>
@@ -21810,6 +21418,7 @@
         <w:tc>
           <w:tcPr>
             <w:tcW w:w="1245" w:type="dxa"/>
+            <w:tcMar/>
           </w:tcPr>
           <w:p>
             <w:pPr>
@@ -21842,7 +21451,6 @@
                   <w:listItem w:displayText="Ej relevant" w:value="Ej relevant"/>
                 </w:dropDownList>
               </w:sdtPr>
-              <w:sdtEndPr/>
               <w:sdtContent>
                 <w:r>
                   <w:rPr>
@@ -21861,6 +21469,7 @@
         <w:tc>
           <w:tcPr>
             <w:tcW w:w="782" w:type="dxa"/>
+            <w:tcMar/>
           </w:tcPr>
           <w:p>
             <w:pPr>
@@ -21875,13 +21484,14 @@
                 <w:szCs w:val="20"/>
               </w:rPr>
             </w:pPr>
-            <w:bookmarkStart w:id="59" w:name="_Ref194390037"/>
+            <w:bookmarkStart w:name="_Ref194390037" w:id="59"/>
           </w:p>
         </w:tc>
         <w:bookmarkEnd w:id="59"/>
         <w:tc>
           <w:tcPr>
             <w:tcW w:w="3078" w:type="dxa"/>
+            <w:tcMar/>
           </w:tcPr>
           <w:p>
             <w:pPr>
@@ -21910,6 +21520,7 @@
         <w:tc>
           <w:tcPr>
             <w:tcW w:w="2027" w:type="dxa"/>
+            <w:tcMar/>
           </w:tcPr>
           <w:p>
             <w:pPr>
@@ -21923,6 +21534,7 @@
         <w:tc>
           <w:tcPr>
             <w:tcW w:w="3879" w:type="dxa"/>
+            <w:tcMar/>
           </w:tcPr>
           <w:p>
             <w:pPr>
@@ -21947,6 +21559,7 @@
         <w:tc>
           <w:tcPr>
             <w:tcW w:w="2592" w:type="dxa"/>
+            <w:tcMar/>
           </w:tcPr>
           <w:p>
             <w:pPr>
@@ -21960,6 +21573,7 @@
         <w:tc>
           <w:tcPr>
             <w:tcW w:w="1245" w:type="dxa"/>
+            <w:tcMar/>
           </w:tcPr>
           <w:p>
             <w:pPr>
@@ -21992,7 +21606,6 @@
                   <w:listItem w:displayText="Ej relevant" w:value="Ej relevant"/>
                 </w:dropDownList>
               </w:sdtPr>
-              <w:sdtEndPr/>
               <w:sdtContent>
                 <w:r>
                   <w:rPr>
@@ -22011,6 +21624,7 @@
         <w:tc>
           <w:tcPr>
             <w:tcW w:w="782" w:type="dxa"/>
+            <w:tcMar/>
           </w:tcPr>
           <w:p>
             <w:pPr>
@@ -22030,6 +21644,7 @@
         <w:tc>
           <w:tcPr>
             <w:tcW w:w="3078" w:type="dxa"/>
+            <w:tcMar/>
           </w:tcPr>
           <w:p>
             <w:pPr>
@@ -22051,6 +21666,7 @@
         <w:tc>
           <w:tcPr>
             <w:tcW w:w="2027" w:type="dxa"/>
+            <w:tcMar/>
           </w:tcPr>
           <w:p>
             <w:pPr>
@@ -22064,6 +21680,7 @@
         <w:tc>
           <w:tcPr>
             <w:tcW w:w="3879" w:type="dxa"/>
+            <w:tcMar/>
           </w:tcPr>
           <w:p>
             <w:pPr>
@@ -22088,6 +21705,7 @@
         <w:tc>
           <w:tcPr>
             <w:tcW w:w="2592" w:type="dxa"/>
+            <w:tcMar/>
           </w:tcPr>
           <w:p>
             <w:pPr>
@@ -22101,6 +21719,7 @@
         <w:tc>
           <w:tcPr>
             <w:tcW w:w="1245" w:type="dxa"/>
+            <w:tcMar/>
           </w:tcPr>
           <w:p>
             <w:pPr>
@@ -22133,7 +21752,6 @@
                   <w:listItem w:displayText="Ej relevant" w:value="Ej relevant"/>
                 </w:dropDownList>
               </w:sdtPr>
-              <w:sdtEndPr/>
               <w:sdtContent>
                 <w:r>
                   <w:rPr>
@@ -22152,6 +21770,7 @@
         <w:tc>
           <w:tcPr>
             <w:tcW w:w="782" w:type="dxa"/>
+            <w:tcMar/>
           </w:tcPr>
           <w:p>
             <w:pPr>
@@ -22166,13 +21785,14 @@
                 <w:szCs w:val="20"/>
               </w:rPr>
             </w:pPr>
-            <w:bookmarkStart w:id="60" w:name="_Ref122351913"/>
+            <w:bookmarkStart w:name="_Ref122351913" w:id="60"/>
           </w:p>
         </w:tc>
         <w:bookmarkEnd w:id="60"/>
         <w:tc>
           <w:tcPr>
             <w:tcW w:w="3078" w:type="dxa"/>
+            <w:tcMar/>
           </w:tcPr>
           <w:p>
             <w:pPr>
@@ -22194,6 +21814,7 @@
         <w:tc>
           <w:tcPr>
             <w:tcW w:w="2027" w:type="dxa"/>
+            <w:tcMar/>
           </w:tcPr>
           <w:p>
             <w:pPr>
@@ -22207,6 +21828,7 @@
         <w:tc>
           <w:tcPr>
             <w:tcW w:w="3879" w:type="dxa"/>
+            <w:tcMar/>
           </w:tcPr>
           <w:p>
             <w:pPr>
@@ -22229,6 +21851,7 @@
         <w:tc>
           <w:tcPr>
             <w:tcW w:w="2592" w:type="dxa"/>
+            <w:tcMar/>
           </w:tcPr>
           <w:p>
             <w:pPr>
@@ -22242,6 +21865,7 @@
         <w:tc>
           <w:tcPr>
             <w:tcW w:w="1245" w:type="dxa"/>
+            <w:tcMar/>
           </w:tcPr>
           <w:p>
             <w:pPr>
@@ -22272,7 +21896,6 @@
                   <w:listItem w:displayText="Ej relevant" w:value="Ej relevant"/>
                 </w:dropDownList>
               </w:sdtPr>
-              <w:sdtEndPr/>
               <w:sdtContent>
                 <w:r>
                   <w:rPr>
@@ -22299,6 +21922,7 @@
         <w:tc>
           <w:tcPr>
             <w:tcW w:w="782" w:type="dxa"/>
+            <w:tcMar/>
           </w:tcPr>
           <w:p>
             <w:pPr>
@@ -22313,13 +21937,14 @@
                 <w:szCs w:val="20"/>
               </w:rPr>
             </w:pPr>
-            <w:bookmarkStart w:id="61" w:name="_Ref210639218"/>
+            <w:bookmarkStart w:name="_Ref210639218" w:id="61"/>
           </w:p>
         </w:tc>
         <w:bookmarkEnd w:id="61"/>
         <w:tc>
           <w:tcPr>
             <w:tcW w:w="3078" w:type="dxa"/>
+            <w:tcMar/>
           </w:tcPr>
           <w:p>
             <w:pPr>
@@ -22499,6 +22124,7 @@
         <w:tc>
           <w:tcPr>
             <w:tcW w:w="2027" w:type="dxa"/>
+            <w:tcMar/>
           </w:tcPr>
           <w:p>
             <w:pPr>
@@ -22512,6 +22138,7 @@
         <w:tc>
           <w:tcPr>
             <w:tcW w:w="3879" w:type="dxa"/>
+            <w:tcMar/>
           </w:tcPr>
           <w:p>
             <w:pPr>
@@ -22624,6 +22251,7 @@
         <w:tc>
           <w:tcPr>
             <w:tcW w:w="2592" w:type="dxa"/>
+            <w:tcMar/>
           </w:tcPr>
           <w:p>
             <w:pPr>
@@ -22637,6 +22265,7 @@
         <w:tc>
           <w:tcPr>
             <w:tcW w:w="1245" w:type="dxa"/>
+            <w:tcMar/>
           </w:tcPr>
           <w:p>
             <w:pPr>
@@ -22669,7 +22298,6 @@
                   <w:listItem w:displayText="Ej relevant" w:value="Ej relevant"/>
                 </w:dropDownList>
               </w:sdtPr>
-              <w:sdtEndPr/>
               <w:sdtContent>
                 <w:r>
                   <w:rPr>
@@ -22688,6 +22316,7 @@
         <w:tc>
           <w:tcPr>
             <w:tcW w:w="782" w:type="dxa"/>
+            <w:tcMar/>
           </w:tcPr>
           <w:p>
             <w:pPr>
@@ -22707,6 +22336,7 @@
         <w:tc>
           <w:tcPr>
             <w:tcW w:w="3078" w:type="dxa"/>
+            <w:tcMar/>
           </w:tcPr>
           <w:p>
             <w:pPr>
@@ -22762,6 +22392,7 @@
         <w:tc>
           <w:tcPr>
             <w:tcW w:w="2027" w:type="dxa"/>
+            <w:tcMar/>
           </w:tcPr>
           <w:p>
             <w:pPr>
@@ -22775,6 +22406,7 @@
         <w:tc>
           <w:tcPr>
             <w:tcW w:w="3879" w:type="dxa"/>
+            <w:tcMar/>
           </w:tcPr>
           <w:p>
             <w:pPr>
@@ -22825,6 +22457,7 @@
         <w:tc>
           <w:tcPr>
             <w:tcW w:w="2592" w:type="dxa"/>
+            <w:tcMar/>
           </w:tcPr>
           <w:p>
             <w:pPr>
@@ -22838,6 +22471,7 @@
         <w:tc>
           <w:tcPr>
             <w:tcW w:w="1245" w:type="dxa"/>
+            <w:tcMar/>
           </w:tcPr>
           <w:p>
             <w:pPr>
@@ -22870,7 +22504,6 @@
                   <w:listItem w:displayText="Ej relevant" w:value="Ej relevant"/>
                 </w:dropDownList>
               </w:sdtPr>
-              <w:sdtEndPr/>
               <w:sdtContent>
                 <w:r>
                   <w:rPr>
@@ -22889,6 +22522,7 @@
         <w:tc>
           <w:tcPr>
             <w:tcW w:w="782" w:type="dxa"/>
+            <w:tcMar/>
           </w:tcPr>
           <w:p>
             <w:pPr>
@@ -22908,6 +22542,7 @@
         <w:tc>
           <w:tcPr>
             <w:tcW w:w="3078" w:type="dxa"/>
+            <w:tcMar/>
           </w:tcPr>
           <w:p>
             <w:pPr>
@@ -23177,6 +22812,7 @@
         <w:tc>
           <w:tcPr>
             <w:tcW w:w="2027" w:type="dxa"/>
+            <w:tcMar/>
           </w:tcPr>
           <w:p>
             <w:pPr>
@@ -23190,6 +22826,7 @@
         <w:tc>
           <w:tcPr>
             <w:tcW w:w="3879" w:type="dxa"/>
+            <w:tcMar/>
           </w:tcPr>
           <w:p>
             <w:pPr>
@@ -23532,6 +23169,7 @@
         <w:tc>
           <w:tcPr>
             <w:tcW w:w="2592" w:type="dxa"/>
+            <w:tcMar/>
           </w:tcPr>
           <w:p>
             <w:pPr>
@@ -23545,6 +23183,7 @@
         <w:tc>
           <w:tcPr>
             <w:tcW w:w="1245" w:type="dxa"/>
+            <w:tcMar/>
           </w:tcPr>
           <w:p>
             <w:pPr>
@@ -23577,7 +23216,6 @@
                   <w:listItem w:displayText="Ej relevant" w:value="Ej relevant"/>
                 </w:dropDownList>
               </w:sdtPr>
-              <w:sdtEndPr/>
               <w:sdtContent>
                 <w:r>
                   <w:rPr>
@@ -23596,7 +23234,7 @@
     <w:p>
       <w:pPr>
         <w:rPr>
-          <w:rFonts w:asciiTheme="majorHAnsi" w:eastAsiaTheme="majorEastAsia" w:hAnsiTheme="majorHAnsi" w:cstheme="majorBidi"/>
+          <w:rFonts w:asciiTheme="majorHAnsi" w:hAnsiTheme="majorHAnsi" w:eastAsiaTheme="majorEastAsia" w:cstheme="majorBidi"/>
           <w:color w:val="1F3763" w:themeColor="accent1" w:themeShade="7F"/>
           <w:sz w:val="24"/>
           <w:szCs w:val="24"/>
@@ -23606,13 +23244,13 @@
     <w:p>
       <w:pPr>
         <w:rPr>
-          <w:rFonts w:asciiTheme="majorHAnsi" w:eastAsiaTheme="majorEastAsia" w:hAnsiTheme="majorHAnsi" w:cstheme="majorBidi"/>
+          <w:rFonts w:asciiTheme="majorHAnsi" w:hAnsiTheme="majorHAnsi" w:eastAsiaTheme="majorEastAsia" w:cstheme="majorBidi"/>
           <w:color w:val="1F3763" w:themeColor="accent1" w:themeShade="7F"/>
           <w:sz w:val="24"/>
           <w:szCs w:val="24"/>
         </w:rPr>
       </w:pPr>
-      <w:bookmarkStart w:id="62" w:name="_Ref126225875"/>
+      <w:bookmarkStart w:name="_Ref126225875" w:id="62"/>
       <w:r>
         <w:br w:type="page"/>
       </w:r>
@@ -23625,7 +23263,7 @@
           <w:numId w:val="16"/>
         </w:numPr>
       </w:pPr>
-      <w:bookmarkStart w:id="63" w:name="_Ref195037251"/>
+      <w:bookmarkStart w:name="_Ref195037251" w:id="63"/>
       <w:r>
         <w:lastRenderedPageBreak/>
         <w:t xml:space="preserve">S2.A1: </w:t>
@@ -24479,7 +24117,6 @@
                   <w:listItem w:displayText="Ej relevant" w:value="Ej relevant"/>
                 </w:dropDownList>
               </w:sdtPr>
-              <w:sdtEndPr/>
               <w:sdtContent>
                 <w:r>
                   <w:rPr>
@@ -24669,7 +24306,6 @@
                   <w:listItem w:displayText="Ej relevant" w:value="Ej relevant"/>
                 </w:dropDownList>
               </w:sdtPr>
-              <w:sdtEndPr/>
               <w:sdtContent>
                 <w:r>
                   <w:rPr>
@@ -24808,7 +24444,6 @@
                   <w:listItem w:displayText="Ej relevant" w:value="Ej relevant"/>
                 </w:dropDownList>
               </w:sdtPr>
-              <w:sdtEndPr/>
               <w:sdtContent>
                 <w:r>
                   <w:rPr>
@@ -25046,7 +24681,6 @@
                   <w:listItem w:displayText="Ej relevant" w:value="Ej relevant"/>
                 </w:dropDownList>
               </w:sdtPr>
-              <w:sdtEndPr/>
               <w:sdtContent>
                 <w:r>
                   <w:rPr>
@@ -25235,7 +24869,7 @@
               </w:rPr>
               <w:t xml:space="preserve">**MedCom has a defined list of </w:t>
             </w:r>
-            <w:hyperlink r:id="rId34" w:history="1">
+            <w:hyperlink w:history="1" r:id="rId34">
               <w:r>
                 <w:rPr>
                   <w:rStyle w:val="Hyperlink"/>
@@ -25446,7 +25080,6 @@
                   <w:listItem w:displayText="Ej relevant" w:value="Ej relevant"/>
                 </w:dropDownList>
               </w:sdtPr>
-              <w:sdtEndPr/>
               <w:sdtContent>
                 <w:r>
                   <w:rPr>
@@ -25649,7 +25282,6 @@
                   <w:listItem w:displayText="Ej relevant" w:value="Ej relevant"/>
                 </w:dropDownList>
               </w:sdtPr>
-              <w:sdtEndPr/>
               <w:sdtContent>
                 <w:r>
                   <w:rPr>
@@ -25787,7 +25419,6 @@
                   <w:listItem w:displayText="Ej relevant" w:value="Ej relevant"/>
                 </w:dropDownList>
               </w:sdtPr>
-              <w:sdtEndPr/>
               <w:sdtContent>
                 <w:r>
                   <w:rPr>
@@ -25923,7 +25554,6 @@
                   <w:listItem w:displayText="Ej relevant" w:value="Ej relevant"/>
                 </w:dropDownList>
               </w:sdtPr>
-              <w:sdtEndPr/>
               <w:sdtContent>
                 <w:r>
                   <w:rPr>
@@ -26061,7 +25691,6 @@
                   <w:listItem w:displayText="Ej relevant" w:value="Ej relevant"/>
                 </w:dropDownList>
               </w:sdtPr>
-              <w:sdtEndPr/>
               <w:sdtContent>
                 <w:r>
                   <w:rPr>
@@ -26078,12 +25707,12 @@
       </w:tr>
     </w:tbl>
     <w:p>
-      <w:bookmarkStart w:id="64" w:name="_Ref126225887"/>
+      <w:bookmarkStart w:name="_Ref126225887" w:id="64"/>
     </w:p>
     <w:p>
       <w:pPr>
         <w:rPr>
-          <w:rFonts w:asciiTheme="majorHAnsi" w:eastAsiaTheme="majorEastAsia" w:hAnsiTheme="majorHAnsi" w:cstheme="majorBidi"/>
+          <w:rFonts w:asciiTheme="majorHAnsi" w:hAnsiTheme="majorHAnsi" w:eastAsiaTheme="majorEastAsia" w:cstheme="majorBidi"/>
           <w:color w:val="1F3763" w:themeColor="accent1" w:themeShade="7F"/>
           <w:sz w:val="24"/>
           <w:szCs w:val="24"/>
@@ -26101,7 +25730,7 @@
           <w:numId w:val="16"/>
         </w:numPr>
       </w:pPr>
-      <w:bookmarkStart w:id="65" w:name="_Ref127431107"/>
+      <w:bookmarkStart w:name="_Ref127431107" w:id="65"/>
       <w:bookmarkEnd w:id="64"/>
       <w:r>
         <w:lastRenderedPageBreak/>
@@ -26603,7 +26232,6 @@
                   <w:listItem w:displayText="Ej relevant" w:value="Ej relevant"/>
                 </w:dropDownList>
               </w:sdtPr>
-              <w:sdtEndPr/>
               <w:sdtContent>
                 <w:r>
                   <w:rPr>
@@ -26772,7 +26400,6 @@
                   <w:listItem w:displayText="Ej relevant" w:value="Ej relevant"/>
                 </w:dropDownList>
               </w:sdtPr>
-              <w:sdtEndPr/>
               <w:sdtContent>
                 <w:r>
                   <w:rPr>
@@ -26942,7 +26569,6 @@
                   <w:listItem w:displayText="Ej relevant" w:value="Ej relevant"/>
                 </w:dropDownList>
               </w:sdtPr>
-              <w:sdtEndPr/>
               <w:sdtContent>
                 <w:r>
                   <w:rPr>
@@ -27105,7 +26731,6 @@
                   <w:listItem w:displayText="Ej relevant" w:value="Ej relevant"/>
                 </w:dropDownList>
               </w:sdtPr>
-              <w:sdtEndPr/>
               <w:sdtContent>
                 <w:r>
                   <w:rPr>
@@ -27342,7 +26967,6 @@
                   <w:listItem w:displayText="Ej relevant" w:value="Ej relevant"/>
                 </w:dropDownList>
               </w:sdtPr>
-              <w:sdtEndPr/>
               <w:sdtContent>
                 <w:r>
                   <w:rPr>
@@ -27508,7 +27132,6 @@
                   <w:listItem w:displayText="Ej relevant" w:value="Ej relevant"/>
                 </w:dropDownList>
               </w:sdtPr>
-              <w:sdtEndPr/>
               <w:sdtContent>
                 <w:r>
                   <w:rPr>
@@ -27698,7 +27321,7 @@
               </w:rPr>
               <w:t xml:space="preserve">**MedCom has a defined list of </w:t>
             </w:r>
-            <w:hyperlink r:id="rId35" w:history="1">
+            <w:hyperlink w:history="1" r:id="rId35">
               <w:r>
                 <w:rPr>
                   <w:rStyle w:val="Hyperlink"/>
@@ -27921,7 +27544,6 @@
                   <w:listItem w:displayText="Ej relevant" w:value="Ej relevant"/>
                 </w:dropDownList>
               </w:sdtPr>
-              <w:sdtEndPr/>
               <w:sdtContent>
                 <w:r>
                   <w:rPr>
@@ -28122,7 +27744,6 @@
                   <w:listItem w:displayText="Ej relevant" w:value="Ej relevant"/>
                 </w:dropDownList>
               </w:sdtPr>
-              <w:sdtEndPr/>
               <w:sdtContent>
                 <w:r>
                   <w:rPr>
@@ -28263,7 +27884,6 @@
                   <w:listItem w:displayText="Ej relevant" w:value="Ej relevant"/>
                 </w:dropDownList>
               </w:sdtPr>
-              <w:sdtEndPr/>
               <w:sdtContent>
                 <w:r>
                   <w:rPr>
@@ -28413,7 +28033,6 @@
                   <w:listItem w:displayText="Ej relevant" w:value="Ej relevant"/>
                 </w:dropDownList>
               </w:sdtPr>
-              <w:sdtEndPr/>
               <w:sdtContent>
                 <w:r>
                   <w:rPr>
@@ -28597,7 +28216,6 @@
                   <w:listItem w:displayText="Ej relevant" w:value="Ej relevant"/>
                 </w:dropDownList>
               </w:sdtPr>
-              <w:sdtEndPr/>
               <w:sdtContent>
                 <w:r>
                   <w:rPr>
@@ -28614,7 +28232,7 @@
       </w:tr>
     </w:tbl>
     <w:p>
-      <w:bookmarkStart w:id="66" w:name="_Ref126225891"/>
+      <w:bookmarkStart w:name="_Ref126225891" w:id="66"/>
     </w:p>
     <w:p>
       <w:r>
@@ -28629,7 +28247,7 @@
           <w:numId w:val="16"/>
         </w:numPr>
       </w:pPr>
-      <w:bookmarkStart w:id="67" w:name="_Ref169528535"/>
+      <w:bookmarkStart w:name="_Ref169528535" w:id="67"/>
       <w:r>
         <w:lastRenderedPageBreak/>
         <w:t>S2.A4</w:t>
@@ -29052,7 +28670,6 @@
                   <w:listItem w:displayText="Ej relevant" w:value="Ej relevant"/>
                 </w:dropDownList>
               </w:sdtPr>
-              <w:sdtEndPr/>
               <w:sdtContent>
                 <w:r>
                   <w:rPr>
@@ -29227,7 +28844,6 @@
                   <w:listItem w:displayText="Ej relevant" w:value="Ej relevant"/>
                 </w:dropDownList>
               </w:sdtPr>
-              <w:sdtEndPr/>
               <w:sdtContent>
                 <w:r>
                   <w:rPr>
@@ -29588,7 +29204,6 @@
                   <w:listItem w:displayText="Ej relevant" w:value="Ej relevant"/>
                 </w:dropDownList>
               </w:sdtPr>
-              <w:sdtEndPr/>
               <w:sdtContent>
                 <w:r>
                   <w:rPr>
@@ -29732,7 +29347,6 @@
                   <w:listItem w:displayText="Ej relevant" w:value="Ej relevant"/>
                 </w:dropDownList>
               </w:sdtPr>
-              <w:sdtEndPr/>
               <w:sdtContent>
                 <w:r>
                   <w:rPr>
@@ -29925,7 +29539,6 @@
                   <w:listItem w:displayText="Ej relevant" w:value="Ej relevant"/>
                 </w:dropDownList>
               </w:sdtPr>
-              <w:sdtEndPr/>
               <w:sdtContent>
                 <w:r>
                   <w:rPr>
@@ -30081,7 +29694,6 @@
                   <w:listItem w:displayText="Ej relevant" w:value="Ej relevant"/>
                 </w:dropDownList>
               </w:sdtPr>
-              <w:sdtEndPr/>
               <w:sdtContent>
                 <w:r>
                   <w:rPr>
@@ -30274,7 +29886,7 @@
               </w:rPr>
               <w:t xml:space="preserve">**MedCom has a defined list of </w:t>
             </w:r>
-            <w:hyperlink r:id="rId36" w:history="1">
+            <w:hyperlink w:history="1" r:id="rId36">
               <w:r>
                 <w:rPr>
                   <w:rStyle w:val="Hyperlink"/>
@@ -30485,7 +30097,6 @@
                   <w:listItem w:displayText="Ej relevant" w:value="Ej relevant"/>
                 </w:dropDownList>
               </w:sdtPr>
-              <w:sdtEndPr/>
               <w:sdtContent>
                 <w:r>
                   <w:rPr>
@@ -30689,7 +30300,6 @@
                   <w:listItem w:displayText="Ej relevant" w:value="Ej relevant"/>
                 </w:dropDownList>
               </w:sdtPr>
-              <w:sdtEndPr/>
               <w:sdtContent>
                 <w:r>
                   <w:rPr>
@@ -30717,13 +30327,13 @@
     <w:p>
       <w:pPr>
         <w:rPr>
-          <w:rFonts w:asciiTheme="majorHAnsi" w:eastAsiaTheme="majorEastAsia" w:hAnsiTheme="majorHAnsi" w:cstheme="majorBidi"/>
+          <w:rFonts w:asciiTheme="majorHAnsi" w:hAnsiTheme="majorHAnsi" w:eastAsiaTheme="majorEastAsia" w:cstheme="majorBidi"/>
           <w:color w:val="1F3763" w:themeColor="accent1" w:themeShade="7F"/>
           <w:sz w:val="24"/>
           <w:szCs w:val="24"/>
         </w:rPr>
       </w:pPr>
-      <w:bookmarkStart w:id="68" w:name="_Ref127431097"/>
+      <w:bookmarkStart w:name="_Ref127431097" w:id="68"/>
       <w:r>
         <w:br w:type="page"/>
       </w:r>
@@ -30736,8 +30346,8 @@
           <w:numId w:val="16"/>
         </w:numPr>
       </w:pPr>
-      <w:bookmarkStart w:id="69" w:name="_Ref182903728"/>
-      <w:bookmarkStart w:id="70" w:name="_Ref194578000"/>
+      <w:bookmarkStart w:name="_Ref182903728" w:id="69"/>
+      <w:bookmarkStart w:name="_Ref194578000" w:id="70"/>
       <w:r>
         <w:lastRenderedPageBreak/>
         <w:t>S3</w:t>
@@ -31095,7 +30705,7 @@
                 <w:szCs w:val="20"/>
               </w:rPr>
             </w:pPr>
-            <w:bookmarkStart w:id="71" w:name="_Ref156463755"/>
+            <w:bookmarkStart w:name="_Ref156463755" w:id="71"/>
           </w:p>
         </w:tc>
         <w:bookmarkEnd w:id="71"/>
@@ -31245,7 +30855,6 @@
                   <w:listItem w:displayText="Ej relevant" w:value="Ej relevant"/>
                 </w:dropDownList>
               </w:sdtPr>
-              <w:sdtEndPr/>
               <w:sdtContent>
                 <w:r>
                   <w:rPr>
@@ -31278,7 +30887,7 @@
                 <w:szCs w:val="20"/>
               </w:rPr>
             </w:pPr>
-            <w:bookmarkStart w:id="72" w:name="_Ref131072905"/>
+            <w:bookmarkStart w:name="_Ref131072905" w:id="72"/>
           </w:p>
         </w:tc>
         <w:bookmarkEnd w:id="72"/>
@@ -31388,7 +30997,6 @@
                   <w:listItem w:displayText="Ej relevant" w:value="Ej relevant"/>
                 </w:dropDownList>
               </w:sdtPr>
-              <w:sdtEndPr/>
               <w:sdtContent>
                 <w:r>
                   <w:rPr>
@@ -31600,7 +31208,6 @@
                   <w:listItem w:displayText="Ej relevant" w:value="Ej relevant"/>
                 </w:dropDownList>
               </w:sdtPr>
-              <w:sdtEndPr/>
               <w:sdtContent>
                 <w:r>
                   <w:rPr>
@@ -31634,7 +31241,7 @@
                 <w:szCs w:val="20"/>
               </w:rPr>
             </w:pPr>
-            <w:bookmarkStart w:id="73" w:name="_Ref131073184"/>
+            <w:bookmarkStart w:name="_Ref131073184" w:id="73"/>
           </w:p>
         </w:tc>
         <w:bookmarkEnd w:id="73"/>
@@ -31800,7 +31407,6 @@
                   <w:listItem w:displayText="Ej relevant" w:value="Ej relevant"/>
                 </w:dropDownList>
               </w:sdtPr>
-              <w:sdtEndPr/>
               <w:sdtContent>
                 <w:r>
                   <w:rPr>
@@ -31986,7 +31592,6 @@
                   <w:listItem w:displayText="Ej relevant" w:value="Ej relevant"/>
                 </w:dropDownList>
               </w:sdtPr>
-              <w:sdtEndPr/>
               <w:sdtContent>
                 <w:r>
                   <w:rPr>
@@ -32130,7 +31735,6 @@
                   <w:listItem w:displayText="Ej relevant" w:value="Ej relevant"/>
                 </w:dropDownList>
               </w:sdtPr>
-              <w:sdtEndPr/>
               <w:sdtContent>
                 <w:r>
                   <w:rPr>
@@ -32300,7 +31904,6 @@
                   <w:listItem w:displayText="Ej relevant" w:value="Ej relevant"/>
                 </w:dropDownList>
               </w:sdtPr>
-              <w:sdtEndPr/>
               <w:sdtContent>
                 <w:r>
                   <w:rPr>
@@ -32333,7 +31936,7 @@
                 <w:szCs w:val="20"/>
               </w:rPr>
             </w:pPr>
-            <w:bookmarkStart w:id="74" w:name="_Ref122434490"/>
+            <w:bookmarkStart w:name="_Ref122434490" w:id="74"/>
           </w:p>
         </w:tc>
         <w:bookmarkEnd w:id="74"/>
@@ -32443,7 +32046,6 @@
                   <w:listItem w:displayText="Ej relevant" w:value="Ej relevant"/>
                 </w:dropDownList>
               </w:sdtPr>
-              <w:sdtEndPr/>
               <w:sdtContent>
                 <w:r>
                   <w:rPr>
@@ -32632,7 +32234,7 @@
               </w:rPr>
               <w:t xml:space="preserve">**MedCom has a defined list of </w:t>
             </w:r>
-            <w:hyperlink r:id="rId37" w:history="1">
+            <w:hyperlink w:history="1" r:id="rId37">
               <w:r>
                 <w:rPr>
                   <w:rStyle w:val="Hyperlink"/>
@@ -32844,7 +32446,6 @@
                   <w:listItem w:displayText="Ej relevant" w:value="Ej relevant"/>
                 </w:dropDownList>
               </w:sdtPr>
-              <w:sdtEndPr/>
               <w:sdtContent>
                 <w:r>
                   <w:rPr>
@@ -33046,7 +32647,6 @@
                   <w:listItem w:displayText="Ej relevant" w:value="Ej relevant"/>
                 </w:dropDownList>
               </w:sdtPr>
-              <w:sdtEndPr/>
               <w:sdtContent>
                 <w:r>
                   <w:rPr>
@@ -33705,7 +33305,6 @@
                   <w:listItem w:displayText="Ej relevant" w:value="Ej relevant"/>
                 </w:dropDownList>
               </w:sdtPr>
-              <w:sdtEndPr/>
               <w:sdtContent>
                 <w:r>
                   <w:rPr>
@@ -33725,13 +33324,13 @@
     <w:p>
       <w:pPr>
         <w:rPr>
-          <w:rFonts w:asciiTheme="majorHAnsi" w:eastAsiaTheme="majorEastAsia" w:hAnsiTheme="majorHAnsi" w:cstheme="majorBidi"/>
+          <w:rFonts w:asciiTheme="majorHAnsi" w:hAnsiTheme="majorHAnsi" w:eastAsiaTheme="majorEastAsia" w:cstheme="majorBidi"/>
           <w:color w:val="1F3763" w:themeColor="accent1" w:themeShade="7F"/>
           <w:sz w:val="24"/>
           <w:szCs w:val="24"/>
         </w:rPr>
       </w:pPr>
-      <w:bookmarkStart w:id="75" w:name="_Ref126225907"/>
+      <w:bookmarkStart w:name="_Ref126225907" w:id="75"/>
       <w:r>
         <w:br w:type="page"/>
       </w:r>
@@ -33744,7 +33343,7 @@
           <w:numId w:val="16"/>
         </w:numPr>
       </w:pPr>
-      <w:bookmarkStart w:id="76" w:name="_Ref195039581"/>
+      <w:bookmarkStart w:name="_Ref195039581" w:id="76"/>
       <w:r>
         <w:lastRenderedPageBreak/>
         <w:t>S3</w:t>
@@ -34099,7 +33698,7 @@
                 <w:szCs w:val="20"/>
               </w:rPr>
             </w:pPr>
-            <w:bookmarkStart w:id="77" w:name="_Ref122507487"/>
+            <w:bookmarkStart w:name="_Ref122507487" w:id="77"/>
           </w:p>
         </w:tc>
         <w:bookmarkEnd w:id="77"/>
@@ -34456,7 +34055,6 @@
                   <w:listItem w:displayText="Ej relevant" w:value="Ej relevant"/>
                 </w:dropDownList>
               </w:sdtPr>
-              <w:sdtEndPr/>
               <w:sdtContent>
                 <w:r>
                   <w:rPr>
@@ -34664,7 +34262,6 @@
                   <w:listItem w:displayText="Ej relevant" w:value="Ej relevant"/>
                 </w:dropDownList>
               </w:sdtPr>
-              <w:sdtEndPr/>
               <w:sdtContent>
                 <w:r>
                   <w:rPr>
@@ -34817,7 +34414,6 @@
                   <w:listItem w:displayText="Ej relevant" w:value="Ej relevant"/>
                 </w:dropDownList>
               </w:sdtPr>
-              <w:sdtEndPr/>
               <w:sdtContent>
                 <w:r>
                   <w:rPr>
@@ -35104,7 +34700,6 @@
                   <w:listItem w:displayText="Ej relevant" w:value="Ej relevant"/>
                 </w:dropDownList>
               </w:sdtPr>
-              <w:sdtEndPr/>
               <w:sdtContent>
                 <w:r>
                   <w:rPr>
@@ -35295,7 +34890,7 @@
               </w:rPr>
               <w:t xml:space="preserve">**MedCom has a defined list of </w:t>
             </w:r>
-            <w:hyperlink r:id="rId39" w:history="1">
+            <w:hyperlink w:history="1" r:id="rId39">
               <w:r>
                 <w:rPr>
                   <w:rStyle w:val="Hyperlink"/>
@@ -35519,7 +35114,6 @@
                   <w:listItem w:displayText="Ej relevant" w:value="Ej relevant"/>
                 </w:dropDownList>
               </w:sdtPr>
-              <w:sdtEndPr/>
               <w:sdtContent>
                 <w:r>
                   <w:rPr>
@@ -35723,7 +35317,6 @@
                   <w:listItem w:displayText="Ej relevant" w:value="Ej relevant"/>
                 </w:dropDownList>
               </w:sdtPr>
-              <w:sdtEndPr/>
               <w:sdtContent>
                 <w:r>
                   <w:rPr>
@@ -35884,7 +35477,6 @@
                   <w:listItem w:displayText="Ej relevant" w:value="Ej relevant"/>
                 </w:dropDownList>
               </w:sdtPr>
-              <w:sdtEndPr/>
               <w:sdtContent>
                 <w:r>
                   <w:rPr>
@@ -36035,7 +35627,6 @@
                   <w:listItem w:displayText="Ej relevant" w:value="Ej relevant"/>
                 </w:dropDownList>
               </w:sdtPr>
-              <w:sdtEndPr/>
               <w:sdtContent>
                 <w:r>
                   <w:rPr>
@@ -36065,9 +35656,9 @@
           <w:numId w:val="16"/>
         </w:numPr>
       </w:pPr>
-      <w:bookmarkStart w:id="78" w:name="_S3.A3:_Forward_a"/>
-      <w:bookmarkStart w:id="79" w:name="_Ref127451610"/>
-      <w:bookmarkStart w:id="80" w:name="_Ref210381487"/>
+      <w:bookmarkStart w:name="_S3.A3:_Forward_a" w:id="78"/>
+      <w:bookmarkStart w:name="_Ref127451610" w:id="79"/>
+      <w:bookmarkStart w:name="_Ref210381487" w:id="80"/>
       <w:bookmarkEnd w:id="78"/>
       <w:r>
         <w:lastRenderedPageBreak/>
@@ -36801,7 +36392,6 @@
                   <w:listItem w:displayText="Ej relevant" w:value="Ej relevant"/>
                 </w:dropDownList>
               </w:sdtPr>
-              <w:sdtEndPr/>
               <w:sdtContent>
                 <w:r>
                   <w:rPr>
@@ -36970,7 +36560,6 @@
                   <w:listItem w:displayText="Ej relevant" w:value="Ej relevant"/>
                 </w:dropDownList>
               </w:sdtPr>
-              <w:sdtEndPr/>
               <w:sdtContent>
                 <w:r>
                   <w:rPr>
@@ -37144,7 +36733,6 @@
                   <w:listItem w:displayText="Ej relevant" w:value="Ej relevant"/>
                 </w:dropDownList>
               </w:sdtPr>
-              <w:sdtEndPr/>
               <w:sdtContent>
                 <w:r>
                   <w:rPr>
@@ -37348,7 +36936,6 @@
                   <w:listItem w:displayText="Ej relevant" w:value="Ej relevant"/>
                 </w:dropDownList>
               </w:sdtPr>
-              <w:sdtEndPr/>
               <w:sdtContent>
                 <w:r>
                   <w:rPr>
@@ -37489,7 +37076,6 @@
                   <w:listItem w:displayText="Ej relevant" w:value="Ej relevant"/>
                 </w:dropDownList>
               </w:sdtPr>
-              <w:sdtEndPr/>
               <w:sdtContent>
                 <w:r>
                   <w:rPr>
@@ -37754,7 +37340,6 @@
                   <w:listItem w:displayText="Ej relevant" w:value="Ej relevant"/>
                 </w:dropDownList>
               </w:sdtPr>
-              <w:sdtEndPr/>
               <w:sdtContent>
                 <w:r>
                   <w:rPr>
@@ -37924,7 +37509,6 @@
                   <w:listItem w:displayText="Ej relevant" w:value="Ej relevant"/>
                 </w:dropDownList>
               </w:sdtPr>
-              <w:sdtEndPr/>
               <w:sdtContent>
                 <w:r>
                   <w:rPr>
@@ -38091,7 +37675,6 @@
                   <w:listItem w:displayText="Ej relevant" w:value="Ej relevant"/>
                 </w:dropDownList>
               </w:sdtPr>
-              <w:sdtEndPr/>
               <w:sdtContent>
                 <w:r>
                   <w:rPr>
@@ -38282,7 +37865,7 @@
               <w:lastRenderedPageBreak/>
               <w:t xml:space="preserve">**MedCom has a defined list of </w:t>
             </w:r>
-            <w:hyperlink r:id="rId40" w:history="1">
+            <w:hyperlink w:history="1" r:id="rId40">
               <w:r>
                 <w:rPr>
                   <w:rStyle w:val="Hyperlink"/>
@@ -38505,7 +38088,6 @@
                   <w:listItem w:displayText="Ej relevant" w:value="Ej relevant"/>
                 </w:dropDownList>
               </w:sdtPr>
-              <w:sdtEndPr/>
               <w:sdtContent>
                 <w:r>
                   <w:rPr>
@@ -38707,7 +38289,6 @@
                   <w:listItem w:displayText="Ej relevant" w:value="Ej relevant"/>
                 </w:dropDownList>
               </w:sdtPr>
-              <w:sdtEndPr/>
               <w:sdtContent>
                 <w:r>
                   <w:rPr>
@@ -38845,7 +38426,6 @@
                   <w:listItem w:displayText="Ej relevant" w:value="Ej relevant"/>
                 </w:dropDownList>
               </w:sdtPr>
-              <w:sdtEndPr/>
               <w:sdtContent>
                 <w:r>
                   <w:rPr>
@@ -38994,7 +38574,6 @@
                   <w:listItem w:displayText="Ej relevant" w:value="Ej relevant"/>
                 </w:dropDownList>
               </w:sdtPr>
-              <w:sdtEndPr/>
               <w:sdtContent>
                 <w:r>
                   <w:rPr>
@@ -39026,12 +38605,11 @@
           <w:color w:val="152F4A"/>
         </w:rPr>
       </w:pPr>
-      <w:bookmarkStart w:id="81" w:name="_Toc211337241"/>
+      <w:bookmarkStart w:name="_Toc796120248" w:id="192985829"/>
       <w:r>
         <w:rPr>
           <w:color w:val="152F4A"/>
         </w:rPr>
-        <w:lastRenderedPageBreak/>
         <w:t xml:space="preserve">Test </w:t>
       </w:r>
       <w:r>
@@ -39064,7 +38642,7 @@
         </w:rPr>
         <w:t>chnical requirements</w:t>
       </w:r>
-      <w:bookmarkEnd w:id="81"/>
+      <w:bookmarkEnd w:id="192985829"/>
     </w:p>
     <w:p>
       <w:r>
@@ -39732,7 +39310,6 @@
                   <w:listItem w:displayText="Ej relevant" w:value="Ej relevant"/>
                 </w:dropDownList>
               </w:sdtPr>
-              <w:sdtEndPr/>
               <w:sdtContent>
                 <w:r>
                   <w:rPr>
@@ -39987,7 +39564,6 @@
                   <w:listItem w:displayText="Ej relevant" w:value="Ej relevant"/>
                 </w:dropDownList>
               </w:sdtPr>
-              <w:sdtEndPr/>
               <w:sdtContent>
                 <w:r>
                   <w:rPr>
@@ -40176,7 +39752,7 @@
             <w:r>
               <w:t xml:space="preserve"> </w:t>
             </w:r>
-            <w:hyperlink r:id="rId41" w:anchor="patient-identifiers" w:history="1">
+            <w:hyperlink w:history="1" w:anchor="patient-identifiers" r:id="rId41">
               <w:r>
                 <w:rPr>
                   <w:rStyle w:val="Hyperlink"/>
@@ -40282,7 +39858,6 @@
                   <w:listItem w:displayText="Ej relevant" w:value="Ej relevant"/>
                 </w:dropDownList>
               </w:sdtPr>
-              <w:sdtEndPr/>
               <w:sdtContent>
                 <w:r>
                   <w:rPr>
@@ -40550,7 +40125,6 @@
                   <w:listItem w:displayText="Ej relevant" w:value="Ej relevant"/>
                 </w:dropDownList>
               </w:sdtPr>
-              <w:sdtEndPr/>
               <w:sdtContent>
                 <w:r>
                   <w:rPr>
@@ -40809,7 +40383,6 @@
                   <w:listItem w:displayText="Ej relevant" w:value="Ej relevant"/>
                 </w:dropDownList>
               </w:sdtPr>
-              <w:sdtEndPr/>
               <w:sdtContent>
                 <w:r>
                   <w:rPr>
@@ -41417,7 +40990,6 @@
                   <w:listItem w:displayText="Ej relevant" w:value="Ej relevant"/>
                 </w:dropDownList>
               </w:sdtPr>
-              <w:sdtEndPr/>
               <w:sdtContent>
                 <w:r>
                   <w:rPr>
@@ -41650,7 +41222,7 @@
               </w:rPr>
               <w:t xml:space="preserve"> </w:t>
             </w:r>
-            <w:hyperlink r:id="rId42" w:anchor="timestamps" w:history="1">
+            <w:hyperlink w:history="1" w:anchor="timestamps" r:id="rId42">
               <w:r>
                 <w:rPr>
                   <w:rStyle w:val="Hyperlink"/>
@@ -41774,7 +41346,6 @@
                   <w:listItem w:displayText="Ej relevant" w:value="Ej relevant"/>
                 </w:dropDownList>
               </w:sdtPr>
-              <w:sdtEndPr/>
               <w:sdtContent>
                 <w:r>
                   <w:rPr>
@@ -42050,7 +41621,6 @@
                   <w:listItem w:displayText="Ej relevant" w:value="Ej relevant"/>
                 </w:dropDownList>
               </w:sdtPr>
-              <w:sdtEndPr/>
               <w:sdtContent>
                 <w:r>
                   <w:rPr>
@@ -42326,7 +41896,6 @@
                   <w:listItem w:displayText="Ej relevant" w:value="Ej relevant"/>
                 </w:dropDownList>
               </w:sdtPr>
-              <w:sdtEndPr/>
               <w:sdtContent>
                 <w:r>
                   <w:rPr>
@@ -42531,7 +42100,7 @@
               </w:rPr>
               <w:t xml:space="preserve">Read more about </w:t>
             </w:r>
-            <w:hyperlink r:id="rId43" w:history="1">
+            <w:hyperlink w:history="1" r:id="rId43">
               <w:r>
                 <w:rPr>
                   <w:rStyle w:val="Hyperlink"/>
@@ -42641,7 +42210,6 @@
                   <w:listItem w:displayText="Ej relevant" w:value="Ej relevant"/>
                 </w:dropDownList>
               </w:sdtPr>
-              <w:sdtEndPr/>
               <w:sdtContent>
                 <w:r>
                   <w:rPr>
@@ -42891,7 +42459,6 @@
                   <w:listItem w:displayText="Ej relevant" w:value="Ej relevant"/>
                 </w:dropDownList>
               </w:sdtPr>
-              <w:sdtEndPr/>
               <w:sdtContent>
                 <w:r>
                   <w:rPr>
@@ -43076,7 +42643,6 @@
                   <w:listItem w:displayText="Ej relevant" w:value="Ej relevant"/>
                 </w:dropDownList>
               </w:sdtPr>
-              <w:sdtEndPr/>
               <w:sdtContent>
                 <w:r>
                   <w:rPr>
@@ -43286,7 +42852,6 @@
                   <w:listItem w:displayText="Ej relevant" w:value="Ej relevant"/>
                 </w:dropDownList>
               </w:sdtPr>
-              <w:sdtEndPr/>
               <w:sdtContent>
                 <w:r>
                   <w:rPr>
@@ -43343,7 +42908,6 @@
                   <w:listItem w:displayText="Ej relevant" w:value="Ej relevant"/>
                 </w:dropDownList>
               </w:sdtPr>
-              <w:sdtEndPr/>
               <w:sdtContent>
                 <w:r>
                   <w:rPr>
@@ -43540,7 +43104,7 @@
               </w:rPr>
               <w:t xml:space="preserve">Read more about the </w:t>
             </w:r>
-            <w:hyperlink r:id="rId44" w:anchor="5-implementation-requirements-for-narrative-texts" w:history="1">
+            <w:hyperlink w:history="1" w:anchor="5-implementation-requirements-for-narrative-texts" r:id="rId44">
               <w:r>
                 <w:rPr>
                   <w:rStyle w:val="Hyperlink"/>
@@ -43653,7 +43217,6 @@
                   <w:listItem w:displayText="Ej relevant" w:value="Ej relevant"/>
                 </w:dropDownList>
               </w:sdtPr>
-              <w:sdtEndPr/>
               <w:sdtContent>
                 <w:r>
                   <w:rPr>
@@ -43933,7 +43496,7 @@
               </w:rPr>
               <w:t xml:space="preserve">Read more about the </w:t>
             </w:r>
-            <w:hyperlink r:id="rId45" w:history="1">
+            <w:hyperlink w:history="1" r:id="rId45">
               <w:r>
                 <w:rPr>
                   <w:rStyle w:val="Hyperlink"/>
@@ -44179,7 +43742,6 @@
                   <w:listItem w:displayText="Ej relevant" w:value="Ej relevant"/>
                 </w:dropDownList>
               </w:sdtPr>
-              <w:sdtEndPr/>
               <w:sdtContent>
                 <w:r>
                   <w:rPr>
@@ -44345,7 +43907,7 @@
               </w:rPr>
               <w:t xml:space="preserve">Read more about the </w:t>
             </w:r>
-            <w:hyperlink r:id="rId46" w:anchor="content-of-the-message-segments" w:history="1">
+            <w:hyperlink w:history="1" w:anchor="content-of-the-message-segments" r:id="rId46">
               <w:r>
                 <w:rPr>
                   <w:rStyle w:val="Hyperlink"/>
@@ -44466,7 +44028,6 @@
                   <w:listItem w:displayText="Ej relevant" w:value="Ej relevant"/>
                 </w:dropDownList>
               </w:sdtPr>
-              <w:sdtEndPr/>
               <w:sdtContent>
                 <w:r>
                   <w:rPr>
@@ -44752,7 +44313,6 @@
                   <w:listItem w:displayText="Ej relevant" w:value="Ej relevant"/>
                 </w:dropDownList>
               </w:sdtPr>
-              <w:sdtEndPr/>
               <w:sdtContent>
                 <w:r>
                   <w:rPr>
@@ -45676,7 +45236,6 @@
                   <w:listItem w:displayText="Ej relevant" w:value="Ej relevant"/>
                 </w:dropDownList>
               </w:sdtPr>
-              <w:sdtEndPr/>
               <w:sdtContent>
                 <w:r>
                   <w:rPr>
@@ -45823,7 +45382,6 @@
                   <w:listItem w:displayText="Ej relevant" w:value="Ej relevant"/>
                 </w:dropDownList>
               </w:sdtPr>
-              <w:sdtEndPr/>
               <w:sdtContent>
                 <w:r>
                   <w:rPr>
@@ -45975,7 +45533,6 @@
                   <w:listItem w:displayText="Ej relevant" w:value="Ej relevant"/>
                 </w:dropDownList>
               </w:sdtPr>
-              <w:sdtEndPr/>
               <w:sdtContent>
                 <w:r>
                   <w:rPr>
@@ -45994,7 +45551,7 @@
     <w:p>
       <w:pPr>
         <w:rPr>
-          <w:rFonts w:asciiTheme="majorHAnsi" w:eastAsiaTheme="majorEastAsia" w:hAnsiTheme="majorHAnsi" w:cstheme="majorBidi"/>
+          <w:rFonts w:asciiTheme="majorHAnsi" w:hAnsiTheme="majorHAnsi" w:eastAsiaTheme="majorEastAsia" w:cstheme="majorBidi"/>
           <w:color w:val="1F3763" w:themeColor="accent1" w:themeShade="7F"/>
           <w:sz w:val="24"/>
           <w:szCs w:val="24"/>
@@ -46009,7 +45566,7 @@
           <w:numId w:val="16"/>
         </w:numPr>
       </w:pPr>
-      <w:bookmarkStart w:id="82" w:name="_Ref210381153"/>
+      <w:bookmarkStart w:name="_Ref210381153" w:id="82"/>
       <w:r>
         <w:t>References to previous messages</w:t>
       </w:r>
@@ -46695,7 +46252,6 @@
                   <w:listItem w:displayText="Ej relevant" w:value="Ej relevant"/>
                 </w:dropDownList>
               </w:sdtPr>
-              <w:sdtEndPr/>
               <w:sdtContent>
                 <w:r>
                   <w:rPr>
@@ -47170,7 +46726,6 @@
                   <w:listItem w:displayText="Ej relevant" w:value="Ej relevant"/>
                 </w:dropDownList>
               </w:sdtPr>
-              <w:sdtEndPr/>
               <w:sdtContent>
                 <w:r>
                   <w:rPr>
@@ -47714,7 +47269,6 @@
                   <w:listItem w:displayText="Ej relevant" w:value="Ej relevant"/>
                 </w:dropDownList>
               </w:sdtPr>
-              <w:sdtEndPr/>
               <w:sdtContent>
                 <w:r>
                   <w:rPr>
@@ -47893,7 +47447,6 @@
                   <w:listItem w:displayText="Ej relevant" w:value="Ej relevant"/>
                 </w:dropDownList>
               </w:sdtPr>
-              <w:sdtEndPr/>
               <w:sdtContent>
                 <w:r>
                   <w:rPr>
@@ -48040,7 +47593,6 @@
                   <w:listItem w:displayText="Ej relevant" w:value="Ej relevant"/>
                 </w:dropDownList>
               </w:sdtPr>
-              <w:sdtEndPr/>
               <w:sdtContent>
                 <w:r>
                   <w:rPr>
@@ -48125,7 +47677,6 @@
             <w15:color w:val="FFFFFF"/>
             <w:text w:multiLine="1"/>
           </w:sdtPr>
-          <w:sdtEndPr/>
           <w:sdtContent>
             <w:tc>
               <w:tcPr>
@@ -48202,7 +47753,6 @@
                   <w:listItem w:displayText="Ej relevant" w:value="Ej relevant"/>
                 </w:dropDownList>
               </w:sdtPr>
-              <w:sdtEndPr/>
               <w:sdtContent>
                 <w:r>
                   <w:rPr>
@@ -48359,7 +47909,6 @@
                   <w:listItem w:displayText="Ej relevant" w:value="Ej relevant"/>
                 </w:dropDownList>
               </w:sdtPr>
-              <w:sdtEndPr/>
               <w:sdtContent>
                 <w:r>
                   <w:rPr>
@@ -48511,7 +48060,6 @@
                   <w:listItem w:displayText="Ej relevant" w:value="Ej relevant"/>
                 </w:dropDownList>
               </w:sdtPr>
-              <w:sdtEndPr/>
               <w:sdtContent>
                 <w:r>
                   <w:rPr>
@@ -48972,7 +48520,6 @@
                   <w:listItem w:displayText="Ej relevant" w:value="Ej relevant"/>
                 </w:dropDownList>
               </w:sdtPr>
-              <w:sdtEndPr/>
               <w:sdtContent>
                 <w:r>
                   <w:rPr>
@@ -49246,7 +48793,6 @@
                   <w:listItem w:displayText="Ej relevant" w:value="Ej relevant"/>
                 </w:dropDownList>
               </w:sdtPr>
-              <w:sdtEndPr/>
               <w:sdtContent>
                 <w:r>
                   <w:rPr>
@@ -49383,7 +48929,7 @@
               </w:rPr>
               <w:t>‘</w:t>
             </w:r>
-            <w:hyperlink r:id="rId47" w:history="1">
+            <w:hyperlink w:history="1" r:id="rId47">
               <w:r>
                 <w:rPr>
                   <w:rStyle w:val="Hyperlink"/>
@@ -49818,7 +49364,464 @@
                   <w:listItem w:displayText="Ej relevant" w:value="Ej relevant"/>
                 </w:dropDownList>
               </w:sdtPr>
-              <w:sdtEndPr/>
+              <w:sdtContent>
+                <w:r>
+                  <w:rPr>
+                    <w:rStyle w:val="Pladsholdertekst"/>
+                    <w:sz w:val="20"/>
+                    <w:szCs w:val="20"/>
+                  </w:rPr>
+                  <w:t>Choose</w:t>
+                </w:r>
+              </w:sdtContent>
+            </w:sdt>
+          </w:p>
+        </w:tc>
+      </w:tr>
+    </w:tbl>
+    <w:p>
+      <w:pPr>
+        <w:pStyle w:val="Overskrift3"/>
+        <w:numPr>
+          <w:ilvl w:val="2"/>
+          <w:numId w:val="12"/>
+        </w:numPr>
+      </w:pPr>
+      <w:r>
+        <w:lastRenderedPageBreak/>
+        <w:t>Testing with VANS-operator</w:t>
+      </w:r>
+    </w:p>
+    <w:tbl>
+      <w:tblPr>
+        <w:tblStyle w:val="Tabel-Gitter"/>
+        <w:tblW w:w="0" w:type="auto"/>
+        <w:tblLook w:val="04A0" w:firstRow="1" w:lastRow="0" w:firstColumn="1" w:lastColumn="0" w:noHBand="0" w:noVBand="1"/>
+      </w:tblPr>
+      <w:tblGrid>
+        <w:gridCol w:w="1271"/>
+        <w:gridCol w:w="2835"/>
+        <w:gridCol w:w="1559"/>
+        <w:gridCol w:w="2977"/>
+        <w:gridCol w:w="3402"/>
+        <w:gridCol w:w="1382"/>
+      </w:tblGrid>
+      <w:tr>
+        <w:trPr>
+          <w:tblHeader/>
+        </w:trPr>
+        <w:tc>
+          <w:tcPr>
+            <w:tcW w:w="1271" w:type="dxa"/>
+            <w:shd w:val="clear" w:color="auto" w:fill="152F4A"/>
+            <w:tcMar/>
+          </w:tcPr>
+          <w:p>
+            <w:pPr>
+              <w:widowControl w:val="0"/>
+              <w:rPr>
+                <w:b/>
+                <w:bCs/>
+                <w:sz w:val="20"/>
+                <w:szCs w:val="20"/>
+              </w:rPr>
+            </w:pPr>
+            <w:r>
+              <w:rPr>
+                <w:b/>
+                <w:bCs/>
+                <w:sz w:val="20"/>
+                <w:szCs w:val="20"/>
+              </w:rPr>
+              <w:t>Test step #</w:t>
+            </w:r>
+          </w:p>
+        </w:tc>
+        <w:tc>
+          <w:tcPr>
+            <w:tcW w:w="2835" w:type="dxa"/>
+            <w:shd w:val="clear" w:color="auto" w:fill="152F4A"/>
+            <w:tcMar/>
+          </w:tcPr>
+          <w:p>
+            <w:pPr>
+              <w:widowControl w:val="0"/>
+              <w:rPr>
+                <w:b/>
+                <w:bCs/>
+                <w:sz w:val="20"/>
+                <w:szCs w:val="20"/>
+              </w:rPr>
+            </w:pPr>
+            <w:r>
+              <w:rPr>
+                <w:b/>
+                <w:bCs/>
+                <w:sz w:val="20"/>
+                <w:szCs w:val="20"/>
+              </w:rPr>
+              <w:t>Action</w:t>
+            </w:r>
+          </w:p>
+        </w:tc>
+        <w:tc>
+          <w:tcPr>
+            <w:tcW w:w="1559" w:type="dxa"/>
+            <w:shd w:val="clear" w:color="auto" w:fill="152F4A"/>
+            <w:tcMar/>
+          </w:tcPr>
+          <w:p>
+            <w:pPr>
+              <w:widowControl w:val="0"/>
+              <w:rPr>
+                <w:b/>
+                <w:bCs/>
+                <w:sz w:val="20"/>
+                <w:szCs w:val="20"/>
+              </w:rPr>
+            </w:pPr>
+            <w:r>
+              <w:rPr>
+                <w:b/>
+                <w:bCs/>
+                <w:sz w:val="20"/>
+                <w:szCs w:val="20"/>
+              </w:rPr>
+              <w:t>Test data/test person</w:t>
+            </w:r>
+          </w:p>
+        </w:tc>
+        <w:tc>
+          <w:tcPr>
+            <w:tcW w:w="2977" w:type="dxa"/>
+            <w:shd w:val="clear" w:color="auto" w:fill="152F4A"/>
+            <w:tcMar/>
+          </w:tcPr>
+          <w:p>
+            <w:pPr>
+              <w:widowControl w:val="0"/>
+              <w:rPr>
+                <w:b/>
+                <w:bCs/>
+                <w:sz w:val="20"/>
+                <w:szCs w:val="20"/>
+              </w:rPr>
+            </w:pPr>
+            <w:r>
+              <w:rPr>
+                <w:b/>
+                <w:bCs/>
+                <w:sz w:val="20"/>
+                <w:szCs w:val="20"/>
+              </w:rPr>
+              <w:t>Expected result</w:t>
+            </w:r>
+          </w:p>
+        </w:tc>
+        <w:tc>
+          <w:tcPr>
+            <w:tcW w:w="3402" w:type="dxa"/>
+            <w:shd w:val="clear" w:color="auto" w:fill="152F4A"/>
+            <w:tcMar/>
+          </w:tcPr>
+          <w:p>
+            <w:pPr>
+              <w:widowControl w:val="0"/>
+              <w:rPr>
+                <w:b/>
+                <w:bCs/>
+                <w:sz w:val="20"/>
+                <w:szCs w:val="20"/>
+              </w:rPr>
+            </w:pPr>
+            <w:r>
+              <w:rPr>
+                <w:b/>
+                <w:bCs/>
+                <w:sz w:val="20"/>
+                <w:szCs w:val="20"/>
+              </w:rPr>
+              <w:t>Actual result</w:t>
+            </w:r>
+          </w:p>
+        </w:tc>
+        <w:tc>
+          <w:tcPr>
+            <w:tcW w:w="1382" w:type="dxa"/>
+            <w:shd w:val="clear" w:color="auto" w:fill="152F4A"/>
+            <w:tcMar/>
+          </w:tcPr>
+          <w:p>
+            <w:pPr>
+              <w:widowControl w:val="0"/>
+              <w:rPr>
+                <w:b/>
+                <w:bCs/>
+                <w:sz w:val="20"/>
+                <w:szCs w:val="20"/>
+              </w:rPr>
+            </w:pPr>
+            <w:r>
+              <w:rPr>
+                <w:b/>
+                <w:bCs/>
+                <w:sz w:val="20"/>
+                <w:szCs w:val="20"/>
+              </w:rPr>
+              <w:t>MedCom assessment</w:t>
+            </w:r>
+          </w:p>
+        </w:tc>
+      </w:tr>
+      <w:tr>
+        <w:tc>
+          <w:tcPr>
+            <w:tcW w:w="1271" w:type="dxa"/>
+            <w:tcMar/>
+          </w:tcPr>
+          <w:p>
+            <w:pPr>
+              <w:pStyle w:val="Listeafsnit"/>
+              <w:numPr>
+                <w:ilvl w:val="3"/>
+                <w:numId w:val="12"/>
+              </w:numPr>
+              <w:spacing w:line="240" w:lineRule="auto"/>
+              <w:rPr>
+                <w:sz w:val="20"/>
+                <w:szCs w:val="20"/>
+              </w:rPr>
+            </w:pPr>
+          </w:p>
+        </w:tc>
+        <w:tc>
+          <w:tcPr>
+            <w:tcW w:w="2835" w:type="dxa"/>
+            <w:tcMar/>
+          </w:tcPr>
+          <w:p>
+            <w:pPr>
+              <w:keepNext/>
+              <w:spacing w:before="60" w:after="120"/>
+              <w:rPr>
+                <w:b/>
+                <w:bCs/>
+                <w:sz w:val="20"/>
+                <w:szCs w:val="20"/>
+              </w:rPr>
+            </w:pPr>
+            <w:r>
+              <w:rPr>
+                <w:b/>
+                <w:bCs/>
+                <w:sz w:val="20"/>
+                <w:szCs w:val="20"/>
+              </w:rPr>
+              <w:t xml:space="preserve">Final test before MedCom certification approval: </w:t>
+            </w:r>
+          </w:p>
+          <w:p>
+            <w:pPr>
+              <w:widowControl w:val="0"/>
+              <w:rPr>
+                <w:sz w:val="20"/>
+                <w:szCs w:val="20"/>
+              </w:rPr>
+            </w:pPr>
+            <w:r>
+              <w:rPr>
+                <w:sz w:val="20"/>
+                <w:szCs w:val="20"/>
+              </w:rPr>
+              <w:t xml:space="preserve">As the </w:t>
+            </w:r>
+            <w:r>
+              <w:rPr>
+                <w:sz w:val="20"/>
+                <w:szCs w:val="20"/>
+              </w:rPr>
+              <w:t>final step</w:t>
+            </w:r>
+            <w:r>
+              <w:rPr>
+                <w:sz w:val="20"/>
+                <w:szCs w:val="20"/>
+              </w:rPr>
+              <w:t xml:space="preserve"> in the MedCom certification for sending </w:t>
+            </w:r>
+            <w:r>
+              <w:rPr>
+                <w:sz w:val="20"/>
+                <w:szCs w:val="20"/>
+              </w:rPr>
+              <w:t>CareCommunication</w:t>
+            </w:r>
+            <w:r>
+              <w:rPr>
+                <w:sz w:val="20"/>
+                <w:szCs w:val="20"/>
+              </w:rPr>
+              <w:t>, the SUT must complete a test together with the relevant VANS operator</w:t>
+            </w:r>
+            <w:r>
+              <w:rPr>
+                <w:sz w:val="20"/>
+                <w:szCs w:val="20"/>
+              </w:rPr>
+              <w:t>(s)</w:t>
+            </w:r>
+            <w:r>
+              <w:rPr>
+                <w:sz w:val="20"/>
+                <w:szCs w:val="20"/>
+              </w:rPr>
+              <w:t xml:space="preserve"> to verify that the conversion between </w:t>
+            </w:r>
+            <w:r>
+              <w:rPr>
+                <w:sz w:val="20"/>
+                <w:szCs w:val="20"/>
+              </w:rPr>
+              <w:t>CareCommunication</w:t>
+            </w:r>
+            <w:r>
+              <w:rPr>
+                <w:sz w:val="20"/>
+                <w:szCs w:val="20"/>
+              </w:rPr>
+              <w:t xml:space="preserve"> and</w:t>
+            </w:r>
+            <w:r>
+              <w:rPr>
+                <w:sz w:val="20"/>
+                <w:szCs w:val="20"/>
+              </w:rPr>
+              <w:t xml:space="preserve"> </w:t>
+            </w:r>
+            <w:r>
+              <w:rPr>
+                <w:sz w:val="20"/>
+                <w:szCs w:val="20"/>
+              </w:rPr>
+              <w:t>XDIS91/XBIN standards works correctly.</w:t>
+            </w:r>
+          </w:p>
+          <w:p>
+            <w:pPr>
+              <w:widowControl w:val="0"/>
+              <w:rPr>
+                <w:sz w:val="20"/>
+                <w:szCs w:val="20"/>
+              </w:rPr>
+            </w:pPr>
+          </w:p>
+          <w:p>
+            <w:pPr>
+              <w:widowControl w:val="0"/>
+              <w:rPr>
+                <w:sz w:val="20"/>
+                <w:szCs w:val="20"/>
+              </w:rPr>
+            </w:pPr>
+            <w:r>
+              <w:rPr>
+                <w:sz w:val="20"/>
+                <w:szCs w:val="20"/>
+              </w:rPr>
+              <w:t>This test is planned in coordination with MedCom and the relevant VANS operator once the remaining certification steps have been approved.</w:t>
+            </w:r>
+          </w:p>
+        </w:tc>
+        <w:tc>
+          <w:tcPr>
+            <w:tcW w:w="1559" w:type="dxa"/>
+            <w:tcMar/>
+          </w:tcPr>
+          <w:p>
+            <w:pPr>
+              <w:widowControl w:val="0"/>
+              <w:rPr>
+                <w:sz w:val="20"/>
+                <w:szCs w:val="20"/>
+              </w:rPr>
+            </w:pPr>
+          </w:p>
+        </w:tc>
+        <w:tc>
+          <w:tcPr>
+            <w:tcW w:w="2977" w:type="dxa"/>
+            <w:tcMar/>
+          </w:tcPr>
+          <w:p>
+            <w:pPr>
+              <w:widowControl w:val="0"/>
+              <w:rPr>
+                <w:sz w:val="20"/>
+                <w:szCs w:val="20"/>
+              </w:rPr>
+            </w:pPr>
+            <w:r>
+              <w:rPr>
+                <w:sz w:val="20"/>
+                <w:szCs w:val="20"/>
+              </w:rPr>
+              <w:t>The conversion is performed correctly.</w:t>
+            </w:r>
+          </w:p>
+        </w:tc>
+        <w:tc>
+          <w:tcPr>
+            <w:tcW w:w="3402" w:type="dxa"/>
+            <w:tcMar/>
+          </w:tcPr>
+          <w:p>
+            <w:pPr>
+              <w:widowControl w:val="0"/>
+              <w:jc w:val="center"/>
+              <w:rPr>
+                <w:sz w:val="20"/>
+                <w:szCs w:val="20"/>
+              </w:rPr>
+            </w:pPr>
+          </w:p>
+        </w:tc>
+        <w:tc>
+          <w:tcPr>
+            <w:tcW w:w="1382" w:type="dxa"/>
+            <w:tcMar/>
+          </w:tcPr>
+          <w:p>
+            <w:pPr>
+              <w:widowControl w:val="0"/>
+              <w:jc w:val="center"/>
+              <w:rPr>
+                <w:sz w:val="20"/>
+                <w:szCs w:val="20"/>
+              </w:rPr>
+            </w:pPr>
+            <w:sdt>
+              <w:sdtPr>
+                <w:rPr>
+                  <w:rFonts w:cstheme="minorHAnsi"/>
+                  <w:sz w:val="20"/>
+                  <w:szCs w:val="20"/>
+                </w:rPr>
+                <w:alias w:val="MedCom vurdering"/>
+                <w:tag w:val="MedCom vurdering"/>
+                <w:id w:val="-1899424021"/>
+                <w:placeholder>
+                  <w:docPart w:val="27800F0C22194ADE8479C3F452784F40"/>
+                </w:placeholder>
+                <w:dropDownList>
+                  <w:listItem w:value="Vælg"/>
+                  <w:listItem w:displayText="F1" w:value="F1"/>
+                  <w:listItem w:displayText="F2" w:value="F2"/>
+                  <w:listItem w:displayText="F3" w:value="F3"/>
+                  <w:listItem w:displayText="F4" w:value="F4"/>
+                  <w:listItem w:displayText="OK" w:value="OK"/>
+                  <w:listItem w:displayText="Ej relevant" w:value="Ej relevant"/>
+                </w:dropDownList>
+              </w:sdtPr>
               <w:sdtContent>
                 <w:r>
                   <w:rPr>
@@ -49847,173 +49850,12 @@
 </w:document>
 </file>
 
-<file path=word/comments.xml><?xml version="1.0" encoding="utf-8"?>
-<w:comments xmlns:wpc="http://schemas.microsoft.com/office/word/2010/wordprocessingCanvas" xmlns:cx="http://schemas.microsoft.com/office/drawing/2014/chartex" xmlns:cx1="http://schemas.microsoft.com/office/drawing/2015/9/8/chartex" xmlns:cx2="http://schemas.microsoft.com/office/drawing/2015/10/21/chartex" xmlns:cx3="http://schemas.microsoft.com/office/drawing/2016/5/9/chartex" xmlns:cx4="http://schemas.microsoft.com/office/drawing/2016/5/10/chartex" xmlns:cx5="http://schemas.microsoft.com/office/drawing/2016/5/11/chartex" xmlns:cx6="http://schemas.microsoft.com/office/drawing/2016/5/12/chartex" xmlns:cx7="http://schemas.microsoft.com/office/drawing/2016/5/13/chartex" xmlns:cx8="http://schemas.microsoft.com/office/drawing/2016/5/14/chartex" xmlns:mc="http://schemas.openxmlformats.org/markup-compatibility/2006" xmlns:aink="http://schemas.microsoft.com/office/drawing/2016/ink" xmlns:am3d="http://schemas.microsoft.com/office/drawing/2017/model3d" xmlns:o="urn:schemas-microsoft-com:office:office" xmlns:oel="http://schemas.microsoft.com/office/2019/extlst" xmlns:r="http://schemas.openxmlformats.org/officeDocument/2006/relationships" xmlns:m="http://schemas.openxmlformats.org/officeDocument/2006/math" xmlns:v="urn:schemas-microsoft-com:vml" xmlns:wp14="http://schemas.microsoft.com/office/word/2010/wordprocessingDrawing" xmlns:wp="http://schemas.openxmlformats.org/drawingml/2006/wordprocessingDrawing" xmlns:w10="urn:schemas-microsoft-com:office:word" xmlns:w="http://schemas.openxmlformats.org/wordprocessingml/2006/main" xmlns:w14="http://schemas.microsoft.com/office/word/2010/wordml" xmlns:w15="http://schemas.microsoft.com/office/word/2012/wordml" xmlns:w16cex="http://schemas.microsoft.com/office/word/2018/wordml/cex" xmlns:w16cid="http://schemas.microsoft.com/office/word/2016/wordml/cid" xmlns:w16="http://schemas.microsoft.com/office/word/2018/wordml" xmlns:w16du="http://schemas.microsoft.com/office/word/2023/wordml/word16du" xmlns:w16sdtdh="http://schemas.microsoft.com/office/word/2020/wordml/sdtdatahash" xmlns:w16sdtfl="http://schemas.microsoft.com/office/word/2024/wordml/sdtformatlock" xmlns:w16se="http://schemas.microsoft.com/office/word/2015/wordml/symex" xmlns:wpg="http://schemas.microsoft.com/office/word/2010/wordprocessingGroup" xmlns:wpi="http://schemas.microsoft.com/office/word/2010/wordprocessingInk" xmlns:wne="http://schemas.microsoft.com/office/word/2006/wordml" xmlns:wps="http://schemas.microsoft.com/office/word/2010/wordprocessingShape" mc:Ignorable="w14 w15 w16se w16cid w16 w16cex w16sdtdh w16sdtfl w16du wp14">
-  <w:comment w:id="0" w:author="Sarah Kieler Schrøder" w:date="2025-10-02T11:03:00Z" w:initials="SS">
-    <w:p>
-      <w:pPr>
-        <w:pStyle w:val="Kommentartekst"/>
-      </w:pPr>
-      <w:r>
-        <w:rPr>
-          <w:rStyle w:val="Kommentarhenvisning"/>
-        </w:rPr>
-        <w:annotationRef/>
-      </w:r>
-      <w:r>
-        <w:fldChar w:fldCharType="begin"/>
-      </w:r>
-      <w:r>
-        <w:instrText>HYPERLINK "mailto:kml@medcom.dk"</w:instrText>
-      </w:r>
-      <w:bookmarkStart w:id="2" w:name="_@_BF48D56B8B8F44DD86D3CD262413799CZ"/>
-      <w:r>
-        <w:fldChar w:fldCharType="separate"/>
-      </w:r>
-      <w:bookmarkEnd w:id="2"/>
-      <w:r>
-        <w:rPr>
-          <w:rStyle w:val="Omtal"/>
-          <w:noProof/>
-        </w:rPr>
-        <w:t>@Karina</w:t>
-      </w:r>
-      <w:r>
-        <w:fldChar w:fldCharType="end"/>
-      </w:r>
-      <w:r>
-        <w:t xml:space="preserve"> kan du hjælpe mig med hvad vi ellers har rettet indtil videre? Jeg har lyst til at sige det er minimalt hvad der er ændret?</w:t>
-      </w:r>
-    </w:p>
-  </w:comment>
-  <w:comment w:id="1" w:author="Karina Chrone Lorenzen" w:date="2025-10-02T14:43:00Z" w:initials="KL">
-    <w:p>
-      <w:pPr>
-        <w:pStyle w:val="Kommentartekst"/>
-      </w:pPr>
-      <w:r>
-        <w:rPr>
-          <w:rStyle w:val="Kommentarhenvisning"/>
-        </w:rPr>
-        <w:annotationRef/>
-      </w:r>
-      <w:r>
-        <w:t>Superfint, jeg har kun tilføjet en enkelt sætning. Der burde ikke være yderligere</w:t>
-      </w:r>
-    </w:p>
-  </w:comment>
-  <w:comment w:id="55" w:author="Sarah Kieler Schrøder" w:date="2025-10-02T10:18:00Z" w:initials="SS">
-    <w:p>
-      <w:pPr>
-        <w:pStyle w:val="Kommentartekst"/>
-      </w:pPr>
-      <w:r>
-        <w:rPr>
-          <w:rStyle w:val="Kommentarhenvisning"/>
-        </w:rPr>
-        <w:annotationRef/>
-      </w:r>
-      <w:r>
-        <w:fldChar w:fldCharType="begin"/>
-      </w:r>
-      <w:r>
-        <w:instrText>HYPERLINK "mailto:kml@medcom.dk"</w:instrText>
-      </w:r>
-      <w:bookmarkStart w:id="58" w:name="_@_C48719D9EF5647FEB3D1C1FABE615B30Z"/>
-      <w:r>
-        <w:fldChar w:fldCharType="separate"/>
-      </w:r>
-      <w:bookmarkEnd w:id="58"/>
-      <w:r>
-        <w:rPr>
-          <w:rStyle w:val="Omtal"/>
-          <w:noProof/>
-        </w:rPr>
-        <w:t>@Karina</w:t>
-      </w:r>
-      <w:r>
-        <w:fldChar w:fldCharType="end"/>
-      </w:r>
-      <w:r>
-        <w:t xml:space="preserve"> Jeg har slettet ovenstående tekst, da det jo er et krav at den specifikke afsender skal overføres til specifik modtager. Men spørgsmålet er om vi skal indføre et sted hvor hvis det er understøttet, at de kan slette den specifikke modtager?</w:t>
-      </w:r>
-    </w:p>
-  </w:comment>
-  <w:comment w:id="56" w:author="Karina Chrone Lorenzen" w:date="2025-10-02T13:54:00Z" w:initials="KL">
-    <w:p>
-      <w:pPr>
-        <w:pStyle w:val="Kommentartekst"/>
-      </w:pPr>
-      <w:r>
-        <w:rPr>
-          <w:rStyle w:val="Kommentarhenvisning"/>
-        </w:rPr>
-        <w:annotationRef/>
-      </w:r>
-      <w:r>
-        <w:t>Yes, godt spottet. Har givet det et skud</w:t>
-      </w:r>
-    </w:p>
-  </w:comment>
-  <w:comment w:id="57" w:author="Sarah Kieler Schrøder" w:date="2025-10-06T09:39:00Z" w:initials="SS">
-    <w:p>
-      <w:pPr>
-        <w:pStyle w:val="Kommentartekst"/>
-      </w:pPr>
-      <w:r>
-        <w:rPr>
-          <w:rStyle w:val="Kommentarhenvisning"/>
-        </w:rPr>
-        <w:annotationRef/>
-      </w:r>
-      <w:r>
-        <w:t>yes</w:t>
-      </w:r>
-    </w:p>
-  </w:comment>
-</w:comments>
-</file>
-
 <file path=word/commentsExtended.xml><?xml version="1.0" encoding="utf-8"?>
-<w15:commentsEx xmlns:wpc="http://schemas.microsoft.com/office/word/2010/wordprocessingCanvas" xmlns:cx="http://schemas.microsoft.com/office/drawing/2014/chartex" xmlns:cx1="http://schemas.microsoft.com/office/drawing/2015/9/8/chartex" xmlns:cx2="http://schemas.microsoft.com/office/drawing/2015/10/21/chartex" xmlns:cx3="http://schemas.microsoft.com/office/drawing/2016/5/9/chartex" xmlns:cx4="http://schemas.microsoft.com/office/drawing/2016/5/10/chartex" xmlns:cx5="http://schemas.microsoft.com/office/drawing/2016/5/11/chartex" xmlns:cx6="http://schemas.microsoft.com/office/drawing/2016/5/12/chartex" xmlns:cx7="http://schemas.microsoft.com/office/drawing/2016/5/13/chartex" xmlns:cx8="http://schemas.microsoft.com/office/drawing/2016/5/14/chartex" xmlns:mc="http://schemas.openxmlformats.org/markup-compatibility/2006" xmlns:aink="http://schemas.microsoft.com/office/drawing/2016/ink" xmlns:am3d="http://schemas.microsoft.com/office/drawing/2017/model3d" xmlns:o="urn:schemas-microsoft-com:office:office" xmlns:oel="http://schemas.microsoft.com/office/2019/extlst" xmlns:r="http://schemas.openxmlformats.org/officeDocument/2006/relationships" xmlns:m="http://schemas.openxmlformats.org/officeDocument/2006/math" xmlns:v="urn:schemas-microsoft-com:vml" xmlns:wp14="http://schemas.microsoft.com/office/word/2010/wordprocessingDrawing" xmlns:wp="http://schemas.openxmlformats.org/drawingml/2006/wordprocessingDrawing" xmlns:w10="urn:schemas-microsoft-com:office:word" xmlns:w="http://schemas.openxmlformats.org/wordprocessingml/2006/main" xmlns:w14="http://schemas.microsoft.com/office/word/2010/wordml" xmlns:w15="http://schemas.microsoft.com/office/word/2012/wordml" xmlns:w16cex="http://schemas.microsoft.com/office/word/2018/wordml/cex" xmlns:w16cid="http://schemas.microsoft.com/office/word/2016/wordml/cid" xmlns:w16="http://schemas.microsoft.com/office/word/2018/wordml" xmlns:w16du="http://schemas.microsoft.com/office/word/2023/wordml/word16du" xmlns:w16sdtdh="http://schemas.microsoft.com/office/word/2020/wordml/sdtdatahash" xmlns:w16sdtfl="http://schemas.microsoft.com/office/word/2024/wordml/sdtformatlock" xmlns:w16se="http://schemas.microsoft.com/office/word/2015/wordml/symex" xmlns:wpg="http://schemas.microsoft.com/office/word/2010/wordprocessingGroup" xmlns:wpi="http://schemas.microsoft.com/office/word/2010/wordprocessingInk" xmlns:wne="http://schemas.microsoft.com/office/word/2006/wordml" xmlns:wps="http://schemas.microsoft.com/office/word/2010/wordprocessingShape" mc:Ignorable="w14 w15 w16se w16cid w16 w16cex w16sdtdh w16sdtfl w16du wp14">
-  <w15:commentEx w15:paraId="3018DD29" w15:done="1"/>
-  <w15:commentEx w15:paraId="34F7D417" w15:paraIdParent="3018DD29" w15:done="1"/>
-  <w15:commentEx w15:paraId="20045409" w15:done="1"/>
-  <w15:commentEx w15:paraId="72C62D43" w15:paraIdParent="20045409" w15:done="1"/>
-  <w15:commentEx w15:paraId="69EC3605" w15:paraIdParent="20045409" w15:done="1"/>
-</w15:commentsEx>
-</file>
-
-<file path=word/commentsExtensible.xml><?xml version="1.0" encoding="utf-8"?>
-<w16cex:commentsExtensible xmlns:wpc="http://schemas.microsoft.com/office/word/2010/wordprocessingCanvas" xmlns:cx="http://schemas.microsoft.com/office/drawing/2014/chartex" xmlns:cx1="http://schemas.microsoft.com/office/drawing/2015/9/8/chartex" xmlns:cx2="http://schemas.microsoft.com/office/drawing/2015/10/21/chartex" xmlns:cx3="http://schemas.microsoft.com/office/drawing/2016/5/9/chartex" xmlns:cx4="http://schemas.microsoft.com/office/drawing/2016/5/10/chartex" xmlns:cx5="http://schemas.microsoft.com/office/drawing/2016/5/11/chartex" xmlns:cx6="http://schemas.microsoft.com/office/drawing/2016/5/12/chartex" xmlns:cx7="http://schemas.microsoft.com/office/drawing/2016/5/13/chartex" xmlns:cx8="http://schemas.microsoft.com/office/drawing/2016/5/14/chartex" xmlns:cr="http://schemas.microsoft.com/office/comments/2020/reactions" xmlns:mc="http://schemas.openxmlformats.org/markup-compatibility/2006" xmlns:aink="http://schemas.microsoft.com/office/drawing/2016/ink" xmlns:am3d="http://schemas.microsoft.com/office/drawing/2017/model3d" xmlns:o="urn:schemas-microsoft-com:office:office" xmlns:oel="http://schemas.microsoft.com/office/2019/extlst" xmlns:r="http://schemas.openxmlformats.org/officeDocument/2006/relationships" xmlns:m="http://schemas.openxmlformats.org/officeDocument/2006/math" xmlns:v="urn:schemas-microsoft-com:vml" xmlns:wp14="http://schemas.microsoft.com/office/word/2010/wordprocessingDrawing" xmlns:wp="http://schemas.openxmlformats.org/drawingml/2006/wordprocessingDrawing" xmlns:w10="urn:schemas-microsoft-com:office:word" xmlns:w="http://schemas.openxmlformats.org/wordprocessingml/2006/main" xmlns:w14="http://schemas.microsoft.com/office/word/2010/wordml" xmlns:w15="http://schemas.microsoft.com/office/word/2012/wordml" xmlns:w16cex="http://schemas.microsoft.com/office/word/2018/wordml/cex" xmlns:w16cid="http://schemas.microsoft.com/office/word/2016/wordml/cid" xmlns:w16="http://schemas.microsoft.com/office/word/2018/wordml" xmlns:w16du="http://schemas.microsoft.com/office/word/2023/wordml/word16du" xmlns:w16sdtdh="http://schemas.microsoft.com/office/word/2020/wordml/sdtdatahash" xmlns:w16sdtfl="http://schemas.microsoft.com/office/word/2024/wordml/sdtformatlock" xmlns:w16se="http://schemas.microsoft.com/office/word/2015/wordml/symex" xmlns:wpg="http://schemas.microsoft.com/office/word/2010/wordprocessingGroup" xmlns:wpi="http://schemas.microsoft.com/office/word/2010/wordprocessingInk" xmlns:wne="http://schemas.microsoft.com/office/word/2006/wordml" xmlns:wps="http://schemas.microsoft.com/office/word/2010/wordprocessingShape" mc:Ignorable="w14 w15 w16se w16cid w16 w16cex w16sdtdh w16sdtfl cr w16du wp14">
-  <w16cex:commentExtensible w16cex:durableId="2882A906" w16cex:dateUtc="2025-10-02T09:03:00Z"/>
-  <w16cex:commentExtensible w16cex:durableId="00AE7B85" w16cex:dateUtc="2025-10-02T12:43:00Z">
-    <w16cex:extLst>
-      <w16:ext w16:uri="{CE6994B0-6A32-4C9F-8C6B-6E91EDA988CE}">
-        <cr:reactions xmlns:cr="http://schemas.microsoft.com/office/comments/2020/reactions">
-          <cr:reaction reactionType="1">
-            <cr:reactionInfo dateUtc="2025-10-02T12:44:40Z">
-              <cr:user userId="S::sks@medcom.dk::2b9cfd8d-7e60-4504-9df0-9c28ddec386a" userProvider="AD" userName="Sarah Kieler Schrøder"/>
-            </cr:reactionInfo>
-          </cr:reaction>
-        </cr:reactions>
-      </w16:ext>
-    </w16cex:extLst>
-  </w16cex:commentExtensible>
-  <w16cex:commentExtensible w16cex:durableId="029C057F" w16cex:dateUtc="2025-10-02T08:18:00Z"/>
-  <w16cex:commentExtensible w16cex:durableId="16B836A6" w16cex:dateUtc="2025-10-02T11:54:00Z"/>
-  <w16cex:commentExtensible w16cex:durableId="4606FCF6" w16cex:dateUtc="2025-10-06T07:39:00Z"/>
-</w16cex:commentsExtensible>
+<w15:commentsEx xmlns:mc="http://schemas.openxmlformats.org/markup-compatibility/2006" xmlns:w15="http://schemas.microsoft.com/office/word/2012/wordml" mc:Ignorable="w15"/>
 </file>
 
 <file path=word/commentsIds.xml><?xml version="1.0" encoding="utf-8"?>
-<w16cid:commentsIds xmlns:wpc="http://schemas.microsoft.com/office/word/2010/wordprocessingCanvas" xmlns:cx="http://schemas.microsoft.com/office/drawing/2014/chartex" xmlns:cx1="http://schemas.microsoft.com/office/drawing/2015/9/8/chartex" xmlns:cx2="http://schemas.microsoft.com/office/drawing/2015/10/21/chartex" xmlns:cx3="http://schemas.microsoft.com/office/drawing/2016/5/9/chartex" xmlns:cx4="http://schemas.microsoft.com/office/drawing/2016/5/10/chartex" xmlns:cx5="http://schemas.microsoft.com/office/drawing/2016/5/11/chartex" xmlns:cx6="http://schemas.microsoft.com/office/drawing/2016/5/12/chartex" xmlns:cx7="http://schemas.microsoft.com/office/drawing/2016/5/13/chartex" xmlns:cx8="http://schemas.microsoft.com/office/drawing/2016/5/14/chartex" xmlns:mc="http://schemas.openxmlformats.org/markup-compatibility/2006" xmlns:aink="http://schemas.microsoft.com/office/drawing/2016/ink" xmlns:am3d="http://schemas.microsoft.com/office/drawing/2017/model3d" xmlns:o="urn:schemas-microsoft-com:office:office" xmlns:oel="http://schemas.microsoft.com/office/2019/extlst" xmlns:r="http://schemas.openxmlformats.org/officeDocument/2006/relationships" xmlns:m="http://schemas.openxmlformats.org/officeDocument/2006/math" xmlns:v="urn:schemas-microsoft-com:vml" xmlns:wp14="http://schemas.microsoft.com/office/word/2010/wordprocessingDrawing" xmlns:wp="http://schemas.openxmlformats.org/drawingml/2006/wordprocessingDrawing" xmlns:w10="urn:schemas-microsoft-com:office:word" xmlns:w="http://schemas.openxmlformats.org/wordprocessingml/2006/main" xmlns:w14="http://schemas.microsoft.com/office/word/2010/wordml" xmlns:w15="http://schemas.microsoft.com/office/word/2012/wordml" xmlns:w16cex="http://schemas.microsoft.com/office/word/2018/wordml/cex" xmlns:w16cid="http://schemas.microsoft.com/office/word/2016/wordml/cid" xmlns:w16="http://schemas.microsoft.com/office/word/2018/wordml" xmlns:w16du="http://schemas.microsoft.com/office/word/2023/wordml/word16du" xmlns:w16sdtdh="http://schemas.microsoft.com/office/word/2020/wordml/sdtdatahash" xmlns:w16sdtfl="http://schemas.microsoft.com/office/word/2024/wordml/sdtformatlock" xmlns:w16se="http://schemas.microsoft.com/office/word/2015/wordml/symex" xmlns:wpg="http://schemas.microsoft.com/office/word/2010/wordprocessingGroup" xmlns:wpi="http://schemas.microsoft.com/office/word/2010/wordprocessingInk" xmlns:wne="http://schemas.microsoft.com/office/word/2006/wordml" xmlns:wps="http://schemas.microsoft.com/office/word/2010/wordprocessingShape" mc:Ignorable="w14 w15 w16se w16cid w16 w16cex w16sdtdh w16sdtfl w16du wp14">
-  <w16cid:commentId w16cid:paraId="3018DD29" w16cid:durableId="2882A906"/>
-  <w16cid:commentId w16cid:paraId="34F7D417" w16cid:durableId="00AE7B85"/>
-  <w16cid:commentId w16cid:paraId="20045409" w16cid:durableId="029C057F"/>
-  <w16cid:commentId w16cid:paraId="72C62D43" w16cid:durableId="16B836A6"/>
-  <w16cid:commentId w16cid:paraId="69EC3605" w16cid:durableId="4606FCF6"/>
-</w16cid:commentsIds>
+<w16cid:commentsIds xmlns:mc="http://schemas.openxmlformats.org/markup-compatibility/2006" xmlns:w16cid="http://schemas.microsoft.com/office/word/2016/wordml/cid" mc:Ignorable="w16cid"/>
 </file>
 
 <file path=word/endnotes.xml><?xml version="1.0" encoding="utf-8"?>
@@ -50058,7 +49900,6 @@
         <w:docPartUnique/>
       </w:docPartObj>
     </w:sdtPr>
-    <w:sdtEndPr/>
     <w:sdtContent>
       <w:p>
         <w:pPr>
@@ -50124,7 +49965,7 @@
 </file>
 
 <file path=word/header1.xml><?xml version="1.0" encoding="utf-8"?>
-<w:hdr xmlns:wpc="http://schemas.microsoft.com/office/word/2010/wordprocessingCanvas" xmlns:cx="http://schemas.microsoft.com/office/drawing/2014/chartex" xmlns:cx1="http://schemas.microsoft.com/office/drawing/2015/9/8/chartex" xmlns:cx2="http://schemas.microsoft.com/office/drawing/2015/10/21/chartex" xmlns:cx3="http://schemas.microsoft.com/office/drawing/2016/5/9/chartex" xmlns:cx4="http://schemas.microsoft.com/office/drawing/2016/5/10/chartex" xmlns:cx5="http://schemas.microsoft.com/office/drawing/2016/5/11/chartex" xmlns:cx6="http://schemas.microsoft.com/office/drawing/2016/5/12/chartex" xmlns:cx7="http://schemas.microsoft.com/office/drawing/2016/5/13/chartex" xmlns:cx8="http://schemas.microsoft.com/office/drawing/2016/5/14/chartex" xmlns:mc="http://schemas.openxmlformats.org/markup-compatibility/2006" xmlns:aink="http://schemas.microsoft.com/office/drawing/2016/ink" xmlns:am3d="http://schemas.microsoft.com/office/drawing/2017/model3d" xmlns:o="urn:schemas-microsoft-com:office:office" xmlns:oel="http://schemas.microsoft.com/office/2019/extlst" xmlns:r="http://schemas.openxmlformats.org/officeDocument/2006/relationships" xmlns:m="http://schemas.openxmlformats.org/officeDocument/2006/math" xmlns:v="urn:schemas-microsoft-com:vml" xmlns:wp14="http://schemas.microsoft.com/office/word/2010/wordprocessingDrawing" xmlns:wp="http://schemas.openxmlformats.org/drawingml/2006/wordprocessingDrawing" xmlns:w10="urn:schemas-microsoft-com:office:word" xmlns:w="http://schemas.openxmlformats.org/wordprocessingml/2006/main" xmlns:w14="http://schemas.microsoft.com/office/word/2010/wordml" xmlns:w15="http://schemas.microsoft.com/office/word/2012/wordml" xmlns:w16cex="http://schemas.microsoft.com/office/word/2018/wordml/cex" xmlns:w16cid="http://schemas.microsoft.com/office/word/2016/wordml/cid" xmlns:w16="http://schemas.microsoft.com/office/word/2018/wordml" xmlns:w16du="http://schemas.microsoft.com/office/word/2023/wordml/word16du" xmlns:w16sdtdh="http://schemas.microsoft.com/office/word/2020/wordml/sdtdatahash" xmlns:w16sdtfl="http://schemas.microsoft.com/office/word/2024/wordml/sdtformatlock" xmlns:w16se="http://schemas.microsoft.com/office/word/2015/wordml/symex" xmlns:wpg="http://schemas.microsoft.com/office/word/2010/wordprocessingGroup" xmlns:wpi="http://schemas.microsoft.com/office/word/2010/wordprocessingInk" xmlns:wne="http://schemas.microsoft.com/office/word/2006/wordml" xmlns:wps="http://schemas.microsoft.com/office/word/2010/wordprocessingShape" mc:Ignorable="w14 w15 w16se w16cid w16 w16cex w16sdtdh w16sdtfl w16du wp14">
+<w:hdr xmlns:wpc="http://schemas.microsoft.com/office/word/2010/wordprocessingCanvas" xmlns:cx="http://schemas.microsoft.com/office/drawing/2014/chartex" xmlns:cx1="http://schemas.microsoft.com/office/drawing/2015/9/8/chartex" xmlns:cx2="http://schemas.microsoft.com/office/drawing/2015/10/21/chartex" xmlns:cx3="http://schemas.microsoft.com/office/drawing/2016/5/9/chartex" xmlns:cx4="http://schemas.microsoft.com/office/drawing/2016/5/10/chartex" xmlns:cx5="http://schemas.microsoft.com/office/drawing/2016/5/11/chartex" xmlns:cx6="http://schemas.microsoft.com/office/drawing/2016/5/12/chartex" xmlns:cx7="http://schemas.microsoft.com/office/drawing/2016/5/13/chartex" xmlns:cx8="http://schemas.microsoft.com/office/drawing/2016/5/14/chartex" xmlns:mc="http://schemas.openxmlformats.org/markup-compatibility/2006" xmlns:aink="http://schemas.microsoft.com/office/drawing/2016/ink" xmlns:am3d="http://schemas.microsoft.com/office/drawing/2017/model3d" xmlns:o="urn:schemas-microsoft-com:office:office" xmlns:oel="http://schemas.microsoft.com/office/2019/extlst" xmlns:r="http://schemas.openxmlformats.org/officeDocument/2006/relationships" xmlns:m="http://schemas.openxmlformats.org/officeDocument/2006/math" xmlns:v="urn:schemas-microsoft-com:vml" xmlns:wp14="http://schemas.microsoft.com/office/word/2010/wordprocessingDrawing" xmlns:wp="http://schemas.openxmlformats.org/drawingml/2006/wordprocessingDrawing" xmlns:w10="urn:schemas-microsoft-com:office:word" xmlns:w="http://schemas.openxmlformats.org/wordprocessingml/2006/main" xmlns:w14="http://schemas.microsoft.com/office/word/2010/wordml" xmlns:w15="http://schemas.microsoft.com/office/word/2012/wordml" xmlns:w16cex="http://schemas.microsoft.com/office/word/2018/wordml/cex" xmlns:w16cid="http://schemas.microsoft.com/office/word/2016/wordml/cid" xmlns:w16="http://schemas.microsoft.com/office/word/2018/wordml" xmlns:w16du="http://schemas.microsoft.com/office/word/2023/wordml/word16du" xmlns:w16sdtdh="http://schemas.microsoft.com/office/word/2020/wordml/sdtdatahash" xmlns:w16sdtfl="http://schemas.microsoft.com/office/word/2024/wordml/sdtformatlock" xmlns:w16se="http://schemas.microsoft.com/office/word/2015/wordml/symex" xmlns:wpg="http://schemas.microsoft.com/office/word/2010/wordprocessingGroup" xmlns:wpi="http://schemas.microsoft.com/office/word/2010/wordprocessingInk" xmlns:wne="http://schemas.microsoft.com/office/word/2006/wordml" xmlns:wps="http://schemas.microsoft.com/office/word/2010/wordprocessingShape" xmlns:a="http://schemas.openxmlformats.org/drawingml/2006/main" xmlns:pic="http://schemas.openxmlformats.org/drawingml/2006/picture" xmlns:a14="http://schemas.microsoft.com/office/drawing/2010/main" mc:Ignorable="w14 w15 w16se w16cid w16 w16cex w16sdtdh w16sdtfl w16du wp14">
   <w:tbl>
     <w:tblPr>
       <w:tblStyle w:val="Tabel-Gitter"/>
@@ -50144,6 +49985,7 @@
         <w:tcPr>
           <w:tcW w:w="700" w:type="pct"/>
           <w:vMerge w:val="restart"/>
+          <w:tcMar/>
         </w:tcPr>
         <w:p>
           <w:pPr>
@@ -50209,6 +50051,7 @@
         <w:tcPr>
           <w:tcW w:w="1206" w:type="pct"/>
           <w:shd w:val="clear" w:color="auto" w:fill="92D050"/>
+          <w:tcMar/>
         </w:tcPr>
         <w:p>
           <w:pPr>
@@ -50233,6 +50076,7 @@
         <w:tcPr>
           <w:tcW w:w="1433" w:type="pct"/>
           <w:shd w:val="clear" w:color="auto" w:fill="92D050"/>
+          <w:tcMar/>
         </w:tcPr>
         <w:p>
           <w:pPr>
@@ -50257,6 +50101,7 @@
         <w:tcPr>
           <w:tcW w:w="592" w:type="pct"/>
           <w:shd w:val="clear" w:color="auto" w:fill="92D050"/>
+          <w:tcMar/>
         </w:tcPr>
         <w:p>
           <w:pPr>
@@ -50281,6 +50126,7 @@
         <w:tcPr>
           <w:tcW w:w="453" w:type="pct"/>
           <w:shd w:val="clear" w:color="auto" w:fill="92D050"/>
+          <w:tcMar/>
         </w:tcPr>
         <w:p>
           <w:pPr>
@@ -50305,6 +50151,7 @@
         <w:tcPr>
           <w:tcW w:w="616" w:type="pct"/>
           <w:shd w:val="clear" w:color="auto" w:fill="92D050"/>
+          <w:tcMar/>
         </w:tcPr>
         <w:p>
           <w:pPr>
@@ -50334,6 +50181,7 @@
         <w:tcPr>
           <w:tcW w:w="700" w:type="pct"/>
           <w:vMerge/>
+          <w:tcMar/>
         </w:tcPr>
         <w:p>
           <w:pPr>
@@ -50344,6 +50192,7 @@
       <w:tc>
         <w:tcPr>
           <w:tcW w:w="1206" w:type="pct"/>
+          <w:tcMar/>
         </w:tcPr>
         <w:p>
           <w:pPr>
@@ -50365,6 +50214,7 @@
       <w:tc>
         <w:tcPr>
           <w:tcW w:w="1433" w:type="pct"/>
+          <w:tcMar/>
         </w:tcPr>
         <w:p>
           <w:pPr>
@@ -50408,6 +50258,7 @@
       <w:tc>
         <w:tcPr>
           <w:tcW w:w="592" w:type="pct"/>
+          <w:tcMar/>
         </w:tcPr>
         <w:p>
           <w:pPr>
@@ -50439,12 +50290,14 @@
       <w:tc>
         <w:tcPr>
           <w:tcW w:w="453" w:type="pct"/>
+          <w:tcMar/>
         </w:tcPr>
         <w:p>
           <w:pPr>
             <w:pStyle w:val="Sidehoved"/>
             <w:jc w:val="center"/>
             <w:rPr>
+              <w:rFonts w:ascii="Calibri" w:hAnsi="Calibri" w:cs="Times New Roman"/>
               <w:sz w:val="16"/>
               <w:szCs w:val="16"/>
             </w:rPr>
@@ -50463,13 +50316,22 @@
               <w:sz w:val="16"/>
               <w:szCs w:val="16"/>
             </w:rPr>
-            <w:t>.1</w:t>
+            <w:t>.</w:t>
+          </w:r>
+          <w:r>
+            <w:rPr>
+              <w:rFonts w:ascii="Calibri" w:hAnsi="Calibri" w:cs="Times New Roman"/>
+              <w:sz w:val="16"/>
+              <w:szCs w:val="16"/>
+            </w:rPr>
+            <w:t>2</w:t>
           </w:r>
         </w:p>
       </w:tc>
       <w:tc>
         <w:tcPr>
           <w:tcW w:w="616" w:type="pct"/>
+          <w:tcMar/>
         </w:tcPr>
         <w:p>
           <w:pPr>
@@ -50484,7 +50346,7 @@
               <w:sz w:val="16"/>
               <w:szCs w:val="16"/>
             </w:rPr>
-            <w:t>Marts</w:t>
+            <w:t>April</w:t>
           </w:r>
           <w:r>
             <w:rPr>
@@ -50534,7 +50396,7 @@
         <w:ind w:left="720" w:hanging="360"/>
       </w:pPr>
       <w:rPr>
-        <w:rFonts w:ascii="Symbol" w:hAnsi="Symbol" w:hint="default"/>
+        <w:rFonts w:hint="default" w:ascii="Symbol" w:hAnsi="Symbol"/>
       </w:rPr>
     </w:lvl>
     <w:lvl w:ilvl="1" w:tplc="04060003" w:tentative="1">
@@ -50546,7 +50408,7 @@
         <w:ind w:left="1440" w:hanging="360"/>
       </w:pPr>
       <w:rPr>
-        <w:rFonts w:ascii="Courier New" w:hAnsi="Courier New" w:cs="Courier New" w:hint="default"/>
+        <w:rFonts w:hint="default" w:ascii="Courier New" w:hAnsi="Courier New" w:cs="Courier New"/>
       </w:rPr>
     </w:lvl>
     <w:lvl w:ilvl="2" w:tplc="04060005" w:tentative="1">
@@ -50558,7 +50420,7 @@
         <w:ind w:left="2160" w:hanging="360"/>
       </w:pPr>
       <w:rPr>
-        <w:rFonts w:ascii="Wingdings" w:hAnsi="Wingdings" w:hint="default"/>
+        <w:rFonts w:hint="default" w:ascii="Wingdings" w:hAnsi="Wingdings"/>
       </w:rPr>
     </w:lvl>
     <w:lvl w:ilvl="3" w:tplc="04060001" w:tentative="1">
@@ -50570,7 +50432,7 @@
         <w:ind w:left="2880" w:hanging="360"/>
       </w:pPr>
       <w:rPr>
-        <w:rFonts w:ascii="Symbol" w:hAnsi="Symbol" w:hint="default"/>
+        <w:rFonts w:hint="default" w:ascii="Symbol" w:hAnsi="Symbol"/>
       </w:rPr>
     </w:lvl>
     <w:lvl w:ilvl="4" w:tplc="04060003" w:tentative="1">
@@ -50582,7 +50444,7 @@
         <w:ind w:left="3600" w:hanging="360"/>
       </w:pPr>
       <w:rPr>
-        <w:rFonts w:ascii="Courier New" w:hAnsi="Courier New" w:cs="Courier New" w:hint="default"/>
+        <w:rFonts w:hint="default" w:ascii="Courier New" w:hAnsi="Courier New" w:cs="Courier New"/>
       </w:rPr>
     </w:lvl>
     <w:lvl w:ilvl="5" w:tplc="04060005" w:tentative="1">
@@ -50594,7 +50456,7 @@
         <w:ind w:left="4320" w:hanging="360"/>
       </w:pPr>
       <w:rPr>
-        <w:rFonts w:ascii="Wingdings" w:hAnsi="Wingdings" w:hint="default"/>
+        <w:rFonts w:hint="default" w:ascii="Wingdings" w:hAnsi="Wingdings"/>
       </w:rPr>
     </w:lvl>
     <w:lvl w:ilvl="6" w:tplc="04060001" w:tentative="1">
@@ -50606,7 +50468,7 @@
         <w:ind w:left="5040" w:hanging="360"/>
       </w:pPr>
       <w:rPr>
-        <w:rFonts w:ascii="Symbol" w:hAnsi="Symbol" w:hint="default"/>
+        <w:rFonts w:hint="default" w:ascii="Symbol" w:hAnsi="Symbol"/>
       </w:rPr>
     </w:lvl>
     <w:lvl w:ilvl="7" w:tplc="04060003" w:tentative="1">
@@ -50618,7 +50480,7 @@
         <w:ind w:left="5760" w:hanging="360"/>
       </w:pPr>
       <w:rPr>
-        <w:rFonts w:ascii="Courier New" w:hAnsi="Courier New" w:cs="Courier New" w:hint="default"/>
+        <w:rFonts w:hint="default" w:ascii="Courier New" w:hAnsi="Courier New" w:cs="Courier New"/>
       </w:rPr>
     </w:lvl>
     <w:lvl w:ilvl="8" w:tplc="04060005" w:tentative="1">
@@ -50630,7 +50492,7 @@
         <w:ind w:left="6480" w:hanging="360"/>
       </w:pPr>
       <w:rPr>
-        <w:rFonts w:ascii="Wingdings" w:hAnsi="Wingdings" w:hint="default"/>
+        <w:rFonts w:hint="default" w:ascii="Wingdings" w:hAnsi="Wingdings"/>
       </w:rPr>
     </w:lvl>
   </w:abstractNum>
@@ -50647,7 +50509,7 @@
         <w:ind w:left="720" w:hanging="360"/>
       </w:pPr>
       <w:rPr>
-        <w:rFonts w:ascii="Symbol" w:hAnsi="Symbol" w:hint="default"/>
+        <w:rFonts w:hint="default" w:ascii="Symbol" w:hAnsi="Symbol"/>
       </w:rPr>
     </w:lvl>
     <w:lvl w:ilvl="1" w:tplc="04060003">
@@ -50659,7 +50521,7 @@
         <w:ind w:left="1440" w:hanging="360"/>
       </w:pPr>
       <w:rPr>
-        <w:rFonts w:ascii="Courier New" w:hAnsi="Courier New" w:cs="Courier New" w:hint="default"/>
+        <w:rFonts w:hint="default" w:ascii="Courier New" w:hAnsi="Courier New" w:cs="Courier New"/>
       </w:rPr>
     </w:lvl>
     <w:lvl w:ilvl="2" w:tplc="04060005" w:tentative="1">
@@ -50671,7 +50533,7 @@
         <w:ind w:left="2160" w:hanging="360"/>
       </w:pPr>
       <w:rPr>
-        <w:rFonts w:ascii="Wingdings" w:hAnsi="Wingdings" w:hint="default"/>
+        <w:rFonts w:hint="default" w:ascii="Wingdings" w:hAnsi="Wingdings"/>
       </w:rPr>
     </w:lvl>
     <w:lvl w:ilvl="3" w:tplc="04060001" w:tentative="1">
@@ -50683,7 +50545,7 @@
         <w:ind w:left="2880" w:hanging="360"/>
       </w:pPr>
       <w:rPr>
-        <w:rFonts w:ascii="Symbol" w:hAnsi="Symbol" w:hint="default"/>
+        <w:rFonts w:hint="default" w:ascii="Symbol" w:hAnsi="Symbol"/>
       </w:rPr>
     </w:lvl>
     <w:lvl w:ilvl="4" w:tplc="04060003" w:tentative="1">
@@ -50695,7 +50557,7 @@
         <w:ind w:left="3600" w:hanging="360"/>
       </w:pPr>
       <w:rPr>
-        <w:rFonts w:ascii="Courier New" w:hAnsi="Courier New" w:cs="Courier New" w:hint="default"/>
+        <w:rFonts w:hint="default" w:ascii="Courier New" w:hAnsi="Courier New" w:cs="Courier New"/>
       </w:rPr>
     </w:lvl>
     <w:lvl w:ilvl="5" w:tplc="04060005" w:tentative="1">
@@ -50707,7 +50569,7 @@
         <w:ind w:left="4320" w:hanging="360"/>
       </w:pPr>
       <w:rPr>
-        <w:rFonts w:ascii="Wingdings" w:hAnsi="Wingdings" w:hint="default"/>
+        <w:rFonts w:hint="default" w:ascii="Wingdings" w:hAnsi="Wingdings"/>
       </w:rPr>
     </w:lvl>
     <w:lvl w:ilvl="6" w:tplc="04060001" w:tentative="1">
@@ -50719,7 +50581,7 @@
         <w:ind w:left="5040" w:hanging="360"/>
       </w:pPr>
       <w:rPr>
-        <w:rFonts w:ascii="Symbol" w:hAnsi="Symbol" w:hint="default"/>
+        <w:rFonts w:hint="default" w:ascii="Symbol" w:hAnsi="Symbol"/>
       </w:rPr>
     </w:lvl>
     <w:lvl w:ilvl="7" w:tplc="04060003" w:tentative="1">
@@ -50731,7 +50593,7 @@
         <w:ind w:left="5760" w:hanging="360"/>
       </w:pPr>
       <w:rPr>
-        <w:rFonts w:ascii="Courier New" w:hAnsi="Courier New" w:cs="Courier New" w:hint="default"/>
+        <w:rFonts w:hint="default" w:ascii="Courier New" w:hAnsi="Courier New" w:cs="Courier New"/>
       </w:rPr>
     </w:lvl>
     <w:lvl w:ilvl="8" w:tplc="04060005" w:tentative="1">
@@ -50743,7 +50605,7 @@
         <w:ind w:left="6480" w:hanging="360"/>
       </w:pPr>
       <w:rPr>
-        <w:rFonts w:ascii="Wingdings" w:hAnsi="Wingdings" w:hint="default"/>
+        <w:rFonts w:hint="default" w:ascii="Wingdings" w:hAnsi="Wingdings"/>
       </w:rPr>
     </w:lvl>
   </w:abstractNum>
@@ -50846,7 +50708,7 @@
         <w:ind w:left="770" w:hanging="360"/>
       </w:pPr>
       <w:rPr>
-        <w:rFonts w:ascii="Symbol" w:hAnsi="Symbol" w:hint="default"/>
+        <w:rFonts w:hint="default" w:ascii="Symbol" w:hAnsi="Symbol"/>
       </w:rPr>
     </w:lvl>
     <w:lvl w:ilvl="1" w:tplc="04060003" w:tentative="1">
@@ -50858,7 +50720,7 @@
         <w:ind w:left="1490" w:hanging="360"/>
       </w:pPr>
       <w:rPr>
-        <w:rFonts w:ascii="Courier New" w:hAnsi="Courier New" w:cs="Courier New" w:hint="default"/>
+        <w:rFonts w:hint="default" w:ascii="Courier New" w:hAnsi="Courier New" w:cs="Courier New"/>
       </w:rPr>
     </w:lvl>
     <w:lvl w:ilvl="2" w:tplc="04060005" w:tentative="1">
@@ -50870,7 +50732,7 @@
         <w:ind w:left="2210" w:hanging="360"/>
       </w:pPr>
       <w:rPr>
-        <w:rFonts w:ascii="Wingdings" w:hAnsi="Wingdings" w:hint="default"/>
+        <w:rFonts w:hint="default" w:ascii="Wingdings" w:hAnsi="Wingdings"/>
       </w:rPr>
     </w:lvl>
     <w:lvl w:ilvl="3" w:tplc="04060001" w:tentative="1">
@@ -50882,7 +50744,7 @@
         <w:ind w:left="2930" w:hanging="360"/>
       </w:pPr>
       <w:rPr>
-        <w:rFonts w:ascii="Symbol" w:hAnsi="Symbol" w:hint="default"/>
+        <w:rFonts w:hint="default" w:ascii="Symbol" w:hAnsi="Symbol"/>
       </w:rPr>
     </w:lvl>
     <w:lvl w:ilvl="4" w:tplc="04060003" w:tentative="1">
@@ -50894,7 +50756,7 @@
         <w:ind w:left="3650" w:hanging="360"/>
       </w:pPr>
       <w:rPr>
-        <w:rFonts w:ascii="Courier New" w:hAnsi="Courier New" w:cs="Courier New" w:hint="default"/>
+        <w:rFonts w:hint="default" w:ascii="Courier New" w:hAnsi="Courier New" w:cs="Courier New"/>
       </w:rPr>
     </w:lvl>
     <w:lvl w:ilvl="5" w:tplc="04060005" w:tentative="1">
@@ -50906,7 +50768,7 @@
         <w:ind w:left="4370" w:hanging="360"/>
       </w:pPr>
       <w:rPr>
-        <w:rFonts w:ascii="Wingdings" w:hAnsi="Wingdings" w:hint="default"/>
+        <w:rFonts w:hint="default" w:ascii="Wingdings" w:hAnsi="Wingdings"/>
       </w:rPr>
     </w:lvl>
     <w:lvl w:ilvl="6" w:tplc="04060001" w:tentative="1">
@@ -50918,7 +50780,7 @@
         <w:ind w:left="5090" w:hanging="360"/>
       </w:pPr>
       <w:rPr>
-        <w:rFonts w:ascii="Symbol" w:hAnsi="Symbol" w:hint="default"/>
+        <w:rFonts w:hint="default" w:ascii="Symbol" w:hAnsi="Symbol"/>
       </w:rPr>
     </w:lvl>
     <w:lvl w:ilvl="7" w:tplc="04060003" w:tentative="1">
@@ -50930,7 +50792,7 @@
         <w:ind w:left="5810" w:hanging="360"/>
       </w:pPr>
       <w:rPr>
-        <w:rFonts w:ascii="Courier New" w:hAnsi="Courier New" w:cs="Courier New" w:hint="default"/>
+        <w:rFonts w:hint="default" w:ascii="Courier New" w:hAnsi="Courier New" w:cs="Courier New"/>
       </w:rPr>
     </w:lvl>
     <w:lvl w:ilvl="8" w:tplc="04060005" w:tentative="1">
@@ -50942,7 +50804,7 @@
         <w:ind w:left="6530" w:hanging="360"/>
       </w:pPr>
       <w:rPr>
-        <w:rFonts w:ascii="Wingdings" w:hAnsi="Wingdings" w:hint="default"/>
+        <w:rFonts w:hint="default" w:ascii="Wingdings" w:hAnsi="Wingdings"/>
       </w:rPr>
     </w:lvl>
   </w:abstractNum>
@@ -50968,7 +50830,7 @@
         <w:ind w:left="1440" w:hanging="360"/>
       </w:pPr>
       <w:rPr>
-        <w:rFonts w:ascii="Courier New" w:hAnsi="Courier New" w:cs="Courier New" w:hint="default"/>
+        <w:rFonts w:hint="default" w:ascii="Courier New" w:hAnsi="Courier New" w:cs="Courier New"/>
       </w:rPr>
     </w:lvl>
     <w:lvl w:ilvl="2" w:tplc="0406001B" w:tentative="1">
@@ -51247,7 +51109,7 @@
         <w:ind w:left="720" w:hanging="360"/>
       </w:pPr>
       <w:rPr>
-        <w:rFonts w:ascii="Symbol" w:hAnsi="Symbol" w:hint="default"/>
+        <w:rFonts w:hint="default" w:ascii="Symbol" w:hAnsi="Symbol"/>
       </w:rPr>
     </w:lvl>
     <w:lvl w:ilvl="1" w:tplc="04060003" w:tentative="1">
@@ -51259,7 +51121,7 @@
         <w:ind w:left="1440" w:hanging="360"/>
       </w:pPr>
       <w:rPr>
-        <w:rFonts w:ascii="Courier New" w:hAnsi="Courier New" w:cs="Courier New" w:hint="default"/>
+        <w:rFonts w:hint="default" w:ascii="Courier New" w:hAnsi="Courier New" w:cs="Courier New"/>
       </w:rPr>
     </w:lvl>
     <w:lvl w:ilvl="2" w:tplc="04060005" w:tentative="1">
@@ -51271,7 +51133,7 @@
         <w:ind w:left="2160" w:hanging="360"/>
       </w:pPr>
       <w:rPr>
-        <w:rFonts w:ascii="Wingdings" w:hAnsi="Wingdings" w:hint="default"/>
+        <w:rFonts w:hint="default" w:ascii="Wingdings" w:hAnsi="Wingdings"/>
       </w:rPr>
     </w:lvl>
     <w:lvl w:ilvl="3" w:tplc="04060001" w:tentative="1">
@@ -51283,7 +51145,7 @@
         <w:ind w:left="2880" w:hanging="360"/>
       </w:pPr>
       <w:rPr>
-        <w:rFonts w:ascii="Symbol" w:hAnsi="Symbol" w:hint="default"/>
+        <w:rFonts w:hint="default" w:ascii="Symbol" w:hAnsi="Symbol"/>
       </w:rPr>
     </w:lvl>
     <w:lvl w:ilvl="4" w:tplc="04060003" w:tentative="1">
@@ -51295,7 +51157,7 @@
         <w:ind w:left="3600" w:hanging="360"/>
       </w:pPr>
       <w:rPr>
-        <w:rFonts w:ascii="Courier New" w:hAnsi="Courier New" w:cs="Courier New" w:hint="default"/>
+        <w:rFonts w:hint="default" w:ascii="Courier New" w:hAnsi="Courier New" w:cs="Courier New"/>
       </w:rPr>
     </w:lvl>
     <w:lvl w:ilvl="5" w:tplc="04060005" w:tentative="1">
@@ -51307,7 +51169,7 @@
         <w:ind w:left="4320" w:hanging="360"/>
       </w:pPr>
       <w:rPr>
-        <w:rFonts w:ascii="Wingdings" w:hAnsi="Wingdings" w:hint="default"/>
+        <w:rFonts w:hint="default" w:ascii="Wingdings" w:hAnsi="Wingdings"/>
       </w:rPr>
     </w:lvl>
     <w:lvl w:ilvl="6" w:tplc="04060001" w:tentative="1">
@@ -51319,7 +51181,7 @@
         <w:ind w:left="5040" w:hanging="360"/>
       </w:pPr>
       <w:rPr>
-        <w:rFonts w:ascii="Symbol" w:hAnsi="Symbol" w:hint="default"/>
+        <w:rFonts w:hint="default" w:ascii="Symbol" w:hAnsi="Symbol"/>
       </w:rPr>
     </w:lvl>
     <w:lvl w:ilvl="7" w:tplc="04060003" w:tentative="1">
@@ -51331,7 +51193,7 @@
         <w:ind w:left="5760" w:hanging="360"/>
       </w:pPr>
       <w:rPr>
-        <w:rFonts w:ascii="Courier New" w:hAnsi="Courier New" w:cs="Courier New" w:hint="default"/>
+        <w:rFonts w:hint="default" w:ascii="Courier New" w:hAnsi="Courier New" w:cs="Courier New"/>
       </w:rPr>
     </w:lvl>
     <w:lvl w:ilvl="8" w:tplc="04060005" w:tentative="1">
@@ -51343,7 +51205,7 @@
         <w:ind w:left="6480" w:hanging="360"/>
       </w:pPr>
       <w:rPr>
-        <w:rFonts w:ascii="Wingdings" w:hAnsi="Wingdings" w:hint="default"/>
+        <w:rFonts w:hint="default" w:ascii="Wingdings" w:hAnsi="Wingdings"/>
       </w:rPr>
     </w:lvl>
   </w:abstractNum>
@@ -51473,7 +51335,7 @@
         <w:ind w:left="720" w:hanging="360"/>
       </w:pPr>
       <w:rPr>
-        <w:rFonts w:ascii="Symbol" w:eastAsiaTheme="minorHAnsi" w:hAnsi="Symbol" w:cstheme="minorBidi" w:hint="default"/>
+        <w:rFonts w:hint="default" w:ascii="Symbol" w:hAnsi="Symbol" w:eastAsiaTheme="minorHAnsi" w:cstheme="minorBidi"/>
       </w:rPr>
     </w:lvl>
     <w:lvl w:ilvl="1" w:tplc="04060003" w:tentative="1">
@@ -51485,7 +51347,7 @@
         <w:ind w:left="1440" w:hanging="360"/>
       </w:pPr>
       <w:rPr>
-        <w:rFonts w:ascii="Courier New" w:hAnsi="Courier New" w:cs="Courier New" w:hint="default"/>
+        <w:rFonts w:hint="default" w:ascii="Courier New" w:hAnsi="Courier New" w:cs="Courier New"/>
       </w:rPr>
     </w:lvl>
     <w:lvl w:ilvl="2" w:tplc="04060005" w:tentative="1">
@@ -51497,7 +51359,7 @@
         <w:ind w:left="2160" w:hanging="360"/>
       </w:pPr>
       <w:rPr>
-        <w:rFonts w:ascii="Wingdings" w:hAnsi="Wingdings" w:hint="default"/>
+        <w:rFonts w:hint="default" w:ascii="Wingdings" w:hAnsi="Wingdings"/>
       </w:rPr>
     </w:lvl>
     <w:lvl w:ilvl="3" w:tplc="04060001" w:tentative="1">
@@ -51509,7 +51371,7 @@
         <w:ind w:left="2880" w:hanging="360"/>
       </w:pPr>
       <w:rPr>
-        <w:rFonts w:ascii="Symbol" w:hAnsi="Symbol" w:hint="default"/>
+        <w:rFonts w:hint="default" w:ascii="Symbol" w:hAnsi="Symbol"/>
       </w:rPr>
     </w:lvl>
     <w:lvl w:ilvl="4" w:tplc="04060003" w:tentative="1">
@@ -51521,7 +51383,7 @@
         <w:ind w:left="3600" w:hanging="360"/>
       </w:pPr>
       <w:rPr>
-        <w:rFonts w:ascii="Courier New" w:hAnsi="Courier New" w:cs="Courier New" w:hint="default"/>
+        <w:rFonts w:hint="default" w:ascii="Courier New" w:hAnsi="Courier New" w:cs="Courier New"/>
       </w:rPr>
     </w:lvl>
     <w:lvl w:ilvl="5" w:tplc="04060005" w:tentative="1">
@@ -51533,7 +51395,7 @@
         <w:ind w:left="4320" w:hanging="360"/>
       </w:pPr>
       <w:rPr>
-        <w:rFonts w:ascii="Wingdings" w:hAnsi="Wingdings" w:hint="default"/>
+        <w:rFonts w:hint="default" w:ascii="Wingdings" w:hAnsi="Wingdings"/>
       </w:rPr>
     </w:lvl>
     <w:lvl w:ilvl="6" w:tplc="04060001" w:tentative="1">
@@ -51545,7 +51407,7 @@
         <w:ind w:left="5040" w:hanging="360"/>
       </w:pPr>
       <w:rPr>
-        <w:rFonts w:ascii="Symbol" w:hAnsi="Symbol" w:hint="default"/>
+        <w:rFonts w:hint="default" w:ascii="Symbol" w:hAnsi="Symbol"/>
       </w:rPr>
     </w:lvl>
     <w:lvl w:ilvl="7" w:tplc="04060003" w:tentative="1">
@@ -51557,7 +51419,7 @@
         <w:ind w:left="5760" w:hanging="360"/>
       </w:pPr>
       <w:rPr>
-        <w:rFonts w:ascii="Courier New" w:hAnsi="Courier New" w:cs="Courier New" w:hint="default"/>
+        <w:rFonts w:hint="default" w:ascii="Courier New" w:hAnsi="Courier New" w:cs="Courier New"/>
       </w:rPr>
     </w:lvl>
     <w:lvl w:ilvl="8" w:tplc="04060005" w:tentative="1">
@@ -51569,7 +51431,7 @@
         <w:ind w:left="6480" w:hanging="360"/>
       </w:pPr>
       <w:rPr>
-        <w:rFonts w:ascii="Wingdings" w:hAnsi="Wingdings" w:hint="default"/>
+        <w:rFonts w:hint="default" w:ascii="Wingdings" w:hAnsi="Wingdings"/>
       </w:rPr>
     </w:lvl>
   </w:abstractNum>
@@ -51678,7 +51540,7 @@
         <w:ind w:left="720" w:hanging="360"/>
       </w:pPr>
       <w:rPr>
-        <w:rFonts w:ascii="Symbol" w:hAnsi="Symbol" w:hint="default"/>
+        <w:rFonts w:hint="default" w:ascii="Symbol" w:hAnsi="Symbol"/>
         <w:sz w:val="20"/>
       </w:rPr>
     </w:lvl>
@@ -51694,7 +51556,7 @@
         <w:ind w:left="1440" w:hanging="360"/>
       </w:pPr>
       <w:rPr>
-        <w:rFonts w:ascii="Courier New" w:hAnsi="Courier New" w:hint="default"/>
+        <w:rFonts w:hint="default" w:ascii="Courier New" w:hAnsi="Courier New"/>
         <w:sz w:val="20"/>
       </w:rPr>
     </w:lvl>
@@ -51710,7 +51572,7 @@
         <w:ind w:left="2160" w:hanging="360"/>
       </w:pPr>
       <w:rPr>
-        <w:rFonts w:ascii="Wingdings" w:hAnsi="Wingdings" w:hint="default"/>
+        <w:rFonts w:hint="default" w:ascii="Wingdings" w:hAnsi="Wingdings"/>
         <w:sz w:val="20"/>
       </w:rPr>
     </w:lvl>
@@ -51726,7 +51588,7 @@
         <w:ind w:left="2880" w:hanging="360"/>
       </w:pPr>
       <w:rPr>
-        <w:rFonts w:ascii="Wingdings" w:hAnsi="Wingdings" w:hint="default"/>
+        <w:rFonts w:hint="default" w:ascii="Wingdings" w:hAnsi="Wingdings"/>
         <w:sz w:val="20"/>
       </w:rPr>
     </w:lvl>
@@ -51742,7 +51604,7 @@
         <w:ind w:left="3600" w:hanging="360"/>
       </w:pPr>
       <w:rPr>
-        <w:rFonts w:ascii="Wingdings" w:hAnsi="Wingdings" w:hint="default"/>
+        <w:rFonts w:hint="default" w:ascii="Wingdings" w:hAnsi="Wingdings"/>
         <w:sz w:val="20"/>
       </w:rPr>
     </w:lvl>
@@ -51758,7 +51620,7 @@
         <w:ind w:left="4320" w:hanging="360"/>
       </w:pPr>
       <w:rPr>
-        <w:rFonts w:ascii="Wingdings" w:hAnsi="Wingdings" w:hint="default"/>
+        <w:rFonts w:hint="default" w:ascii="Wingdings" w:hAnsi="Wingdings"/>
         <w:sz w:val="20"/>
       </w:rPr>
     </w:lvl>
@@ -51774,7 +51636,7 @@
         <w:ind w:left="5040" w:hanging="360"/>
       </w:pPr>
       <w:rPr>
-        <w:rFonts w:ascii="Wingdings" w:hAnsi="Wingdings" w:hint="default"/>
+        <w:rFonts w:hint="default" w:ascii="Wingdings" w:hAnsi="Wingdings"/>
         <w:sz w:val="20"/>
       </w:rPr>
     </w:lvl>
@@ -51790,7 +51652,7 @@
         <w:ind w:left="5760" w:hanging="360"/>
       </w:pPr>
       <w:rPr>
-        <w:rFonts w:ascii="Wingdings" w:hAnsi="Wingdings" w:hint="default"/>
+        <w:rFonts w:hint="default" w:ascii="Wingdings" w:hAnsi="Wingdings"/>
         <w:sz w:val="20"/>
       </w:rPr>
     </w:lvl>
@@ -51806,7 +51668,7 @@
         <w:ind w:left="6480" w:hanging="360"/>
       </w:pPr>
       <w:rPr>
-        <w:rFonts w:ascii="Wingdings" w:hAnsi="Wingdings" w:hint="default"/>
+        <w:rFonts w:hint="default" w:ascii="Wingdings" w:hAnsi="Wingdings"/>
         <w:sz w:val="20"/>
       </w:rPr>
     </w:lvl>
@@ -51824,7 +51686,7 @@
         <w:ind w:left="720" w:hanging="360"/>
       </w:pPr>
       <w:rPr>
-        <w:rFonts w:ascii="Symbol" w:hAnsi="Symbol" w:hint="default"/>
+        <w:rFonts w:hint="default" w:ascii="Symbol" w:hAnsi="Symbol"/>
       </w:rPr>
     </w:lvl>
     <w:lvl w:ilvl="1" w:tplc="04060003" w:tentative="1">
@@ -51836,7 +51698,7 @@
         <w:ind w:left="1440" w:hanging="360"/>
       </w:pPr>
       <w:rPr>
-        <w:rFonts w:ascii="Courier New" w:hAnsi="Courier New" w:cs="Courier New" w:hint="default"/>
+        <w:rFonts w:hint="default" w:ascii="Courier New" w:hAnsi="Courier New" w:cs="Courier New"/>
       </w:rPr>
     </w:lvl>
     <w:lvl w:ilvl="2" w:tplc="04060005" w:tentative="1">
@@ -51848,7 +51710,7 @@
         <w:ind w:left="2160" w:hanging="360"/>
       </w:pPr>
       <w:rPr>
-        <w:rFonts w:ascii="Wingdings" w:hAnsi="Wingdings" w:hint="default"/>
+        <w:rFonts w:hint="default" w:ascii="Wingdings" w:hAnsi="Wingdings"/>
       </w:rPr>
     </w:lvl>
     <w:lvl w:ilvl="3" w:tplc="04060001" w:tentative="1">
@@ -51860,7 +51722,7 @@
         <w:ind w:left="2880" w:hanging="360"/>
       </w:pPr>
       <w:rPr>
-        <w:rFonts w:ascii="Symbol" w:hAnsi="Symbol" w:hint="default"/>
+        <w:rFonts w:hint="default" w:ascii="Symbol" w:hAnsi="Symbol"/>
       </w:rPr>
     </w:lvl>
     <w:lvl w:ilvl="4" w:tplc="04060003" w:tentative="1">
@@ -51872,7 +51734,7 @@
         <w:ind w:left="3600" w:hanging="360"/>
       </w:pPr>
       <w:rPr>
-        <w:rFonts w:ascii="Courier New" w:hAnsi="Courier New" w:cs="Courier New" w:hint="default"/>
+        <w:rFonts w:hint="default" w:ascii="Courier New" w:hAnsi="Courier New" w:cs="Courier New"/>
       </w:rPr>
     </w:lvl>
     <w:lvl w:ilvl="5" w:tplc="04060005" w:tentative="1">
@@ -51884,7 +51746,7 @@
         <w:ind w:left="4320" w:hanging="360"/>
       </w:pPr>
       <w:rPr>
-        <w:rFonts w:ascii="Wingdings" w:hAnsi="Wingdings" w:hint="default"/>
+        <w:rFonts w:hint="default" w:ascii="Wingdings" w:hAnsi="Wingdings"/>
       </w:rPr>
     </w:lvl>
     <w:lvl w:ilvl="6" w:tplc="04060001" w:tentative="1">
@@ -51896,7 +51758,7 @@
         <w:ind w:left="5040" w:hanging="360"/>
       </w:pPr>
       <w:rPr>
-        <w:rFonts w:ascii="Symbol" w:hAnsi="Symbol" w:hint="default"/>
+        <w:rFonts w:hint="default" w:ascii="Symbol" w:hAnsi="Symbol"/>
       </w:rPr>
     </w:lvl>
     <w:lvl w:ilvl="7" w:tplc="04060003" w:tentative="1">
@@ -51908,7 +51770,7 @@
         <w:ind w:left="5760" w:hanging="360"/>
       </w:pPr>
       <w:rPr>
-        <w:rFonts w:ascii="Courier New" w:hAnsi="Courier New" w:cs="Courier New" w:hint="default"/>
+        <w:rFonts w:hint="default" w:ascii="Courier New" w:hAnsi="Courier New" w:cs="Courier New"/>
       </w:rPr>
     </w:lvl>
     <w:lvl w:ilvl="8" w:tplc="04060005" w:tentative="1">
@@ -51920,7 +51782,7 @@
         <w:ind w:left="6480" w:hanging="360"/>
       </w:pPr>
       <w:rPr>
-        <w:rFonts w:ascii="Wingdings" w:hAnsi="Wingdings" w:hint="default"/>
+        <w:rFonts w:hint="default" w:ascii="Wingdings" w:hAnsi="Wingdings"/>
       </w:rPr>
     </w:lvl>
   </w:abstractNum>
@@ -51937,7 +51799,7 @@
         <w:ind w:left="720" w:hanging="360"/>
       </w:pPr>
       <w:rPr>
-        <w:rFonts w:ascii="Symbol" w:hAnsi="Symbol" w:hint="default"/>
+        <w:rFonts w:hint="default" w:ascii="Symbol" w:hAnsi="Symbol"/>
       </w:rPr>
     </w:lvl>
     <w:lvl w:ilvl="1" w:tplc="04060003" w:tentative="1">
@@ -51949,7 +51811,7 @@
         <w:ind w:left="1440" w:hanging="360"/>
       </w:pPr>
       <w:rPr>
-        <w:rFonts w:ascii="Courier New" w:hAnsi="Courier New" w:cs="Courier New" w:hint="default"/>
+        <w:rFonts w:hint="default" w:ascii="Courier New" w:hAnsi="Courier New" w:cs="Courier New"/>
       </w:rPr>
     </w:lvl>
     <w:lvl w:ilvl="2" w:tplc="04060005" w:tentative="1">
@@ -51961,7 +51823,7 @@
         <w:ind w:left="2160" w:hanging="360"/>
       </w:pPr>
       <w:rPr>
-        <w:rFonts w:ascii="Wingdings" w:hAnsi="Wingdings" w:hint="default"/>
+        <w:rFonts w:hint="default" w:ascii="Wingdings" w:hAnsi="Wingdings"/>
       </w:rPr>
     </w:lvl>
     <w:lvl w:ilvl="3" w:tplc="04060001" w:tentative="1">
@@ -51973,7 +51835,7 @@
         <w:ind w:left="2880" w:hanging="360"/>
       </w:pPr>
       <w:rPr>
-        <w:rFonts w:ascii="Symbol" w:hAnsi="Symbol" w:hint="default"/>
+        <w:rFonts w:hint="default" w:ascii="Symbol" w:hAnsi="Symbol"/>
       </w:rPr>
     </w:lvl>
     <w:lvl w:ilvl="4" w:tplc="04060003" w:tentative="1">
@@ -51985,7 +51847,7 @@
         <w:ind w:left="3600" w:hanging="360"/>
       </w:pPr>
       <w:rPr>
-        <w:rFonts w:ascii="Courier New" w:hAnsi="Courier New" w:cs="Courier New" w:hint="default"/>
+        <w:rFonts w:hint="default" w:ascii="Courier New" w:hAnsi="Courier New" w:cs="Courier New"/>
       </w:rPr>
     </w:lvl>
     <w:lvl w:ilvl="5" w:tplc="04060005" w:tentative="1">
@@ -51997,7 +51859,7 @@
         <w:ind w:left="4320" w:hanging="360"/>
       </w:pPr>
       <w:rPr>
-        <w:rFonts w:ascii="Wingdings" w:hAnsi="Wingdings" w:hint="default"/>
+        <w:rFonts w:hint="default" w:ascii="Wingdings" w:hAnsi="Wingdings"/>
       </w:rPr>
     </w:lvl>
     <w:lvl w:ilvl="6" w:tplc="04060001" w:tentative="1">
@@ -52009,7 +51871,7 @@
         <w:ind w:left="5040" w:hanging="360"/>
       </w:pPr>
       <w:rPr>
-        <w:rFonts w:ascii="Symbol" w:hAnsi="Symbol" w:hint="default"/>
+        <w:rFonts w:hint="default" w:ascii="Symbol" w:hAnsi="Symbol"/>
       </w:rPr>
     </w:lvl>
     <w:lvl w:ilvl="7" w:tplc="04060003" w:tentative="1">
@@ -52021,7 +51883,7 @@
         <w:ind w:left="5760" w:hanging="360"/>
       </w:pPr>
       <w:rPr>
-        <w:rFonts w:ascii="Courier New" w:hAnsi="Courier New" w:cs="Courier New" w:hint="default"/>
+        <w:rFonts w:hint="default" w:ascii="Courier New" w:hAnsi="Courier New" w:cs="Courier New"/>
       </w:rPr>
     </w:lvl>
     <w:lvl w:ilvl="8" w:tplc="04060005" w:tentative="1">
@@ -52033,7 +51895,7 @@
         <w:ind w:left="6480" w:hanging="360"/>
       </w:pPr>
       <w:rPr>
-        <w:rFonts w:ascii="Wingdings" w:hAnsi="Wingdings" w:hint="default"/>
+        <w:rFonts w:hint="default" w:ascii="Wingdings" w:hAnsi="Wingdings"/>
       </w:rPr>
     </w:lvl>
   </w:abstractNum>
@@ -52050,7 +51912,7 @@
         <w:ind w:left="720" w:hanging="360"/>
       </w:pPr>
       <w:rPr>
-        <w:rFonts w:ascii="Symbol" w:hAnsi="Symbol" w:hint="default"/>
+        <w:rFonts w:hint="default" w:ascii="Symbol" w:hAnsi="Symbol"/>
       </w:rPr>
     </w:lvl>
     <w:lvl w:ilvl="1" w:tplc="04060003" w:tentative="1">
@@ -52062,7 +51924,7 @@
         <w:ind w:left="1440" w:hanging="360"/>
       </w:pPr>
       <w:rPr>
-        <w:rFonts w:ascii="Courier New" w:hAnsi="Courier New" w:cs="Courier New" w:hint="default"/>
+        <w:rFonts w:hint="default" w:ascii="Courier New" w:hAnsi="Courier New" w:cs="Courier New"/>
       </w:rPr>
     </w:lvl>
     <w:lvl w:ilvl="2" w:tplc="04060005" w:tentative="1">
@@ -52074,7 +51936,7 @@
         <w:ind w:left="2160" w:hanging="360"/>
       </w:pPr>
       <w:rPr>
-        <w:rFonts w:ascii="Wingdings" w:hAnsi="Wingdings" w:hint="default"/>
+        <w:rFonts w:hint="default" w:ascii="Wingdings" w:hAnsi="Wingdings"/>
       </w:rPr>
     </w:lvl>
     <w:lvl w:ilvl="3" w:tplc="04060001" w:tentative="1">
@@ -52086,7 +51948,7 @@
         <w:ind w:left="2880" w:hanging="360"/>
       </w:pPr>
       <w:rPr>
-        <w:rFonts w:ascii="Symbol" w:hAnsi="Symbol" w:hint="default"/>
+        <w:rFonts w:hint="default" w:ascii="Symbol" w:hAnsi="Symbol"/>
       </w:rPr>
     </w:lvl>
     <w:lvl w:ilvl="4" w:tplc="04060003" w:tentative="1">
@@ -52098,7 +51960,7 @@
         <w:ind w:left="3600" w:hanging="360"/>
       </w:pPr>
       <w:rPr>
-        <w:rFonts w:ascii="Courier New" w:hAnsi="Courier New" w:cs="Courier New" w:hint="default"/>
+        <w:rFonts w:hint="default" w:ascii="Courier New" w:hAnsi="Courier New" w:cs="Courier New"/>
       </w:rPr>
     </w:lvl>
     <w:lvl w:ilvl="5" w:tplc="04060005" w:tentative="1">
@@ -52110,7 +51972,7 @@
         <w:ind w:left="4320" w:hanging="360"/>
       </w:pPr>
       <w:rPr>
-        <w:rFonts w:ascii="Wingdings" w:hAnsi="Wingdings" w:hint="default"/>
+        <w:rFonts w:hint="default" w:ascii="Wingdings" w:hAnsi="Wingdings"/>
       </w:rPr>
     </w:lvl>
     <w:lvl w:ilvl="6" w:tplc="04060001" w:tentative="1">
@@ -52122,7 +51984,7 @@
         <w:ind w:left="5040" w:hanging="360"/>
       </w:pPr>
       <w:rPr>
-        <w:rFonts w:ascii="Symbol" w:hAnsi="Symbol" w:hint="default"/>
+        <w:rFonts w:hint="default" w:ascii="Symbol" w:hAnsi="Symbol"/>
       </w:rPr>
     </w:lvl>
     <w:lvl w:ilvl="7" w:tplc="04060003" w:tentative="1">
@@ -52134,7 +51996,7 @@
         <w:ind w:left="5760" w:hanging="360"/>
       </w:pPr>
       <w:rPr>
-        <w:rFonts w:ascii="Courier New" w:hAnsi="Courier New" w:cs="Courier New" w:hint="default"/>
+        <w:rFonts w:hint="default" w:ascii="Courier New" w:hAnsi="Courier New" w:cs="Courier New"/>
       </w:rPr>
     </w:lvl>
     <w:lvl w:ilvl="8" w:tplc="04060005" w:tentative="1">
@@ -52146,7 +52008,7 @@
         <w:ind w:left="6480" w:hanging="360"/>
       </w:pPr>
       <w:rPr>
-        <w:rFonts w:ascii="Wingdings" w:hAnsi="Wingdings" w:hint="default"/>
+        <w:rFonts w:hint="default" w:ascii="Wingdings" w:hAnsi="Wingdings"/>
       </w:rPr>
     </w:lvl>
   </w:abstractNum>
@@ -52163,7 +52025,7 @@
         <w:ind w:left="720" w:hanging="360"/>
       </w:pPr>
       <w:rPr>
-        <w:rFonts w:ascii="Symbol" w:hAnsi="Symbol" w:hint="default"/>
+        <w:rFonts w:hint="default" w:ascii="Symbol" w:hAnsi="Symbol"/>
       </w:rPr>
     </w:lvl>
     <w:lvl w:ilvl="1" w:tplc="04060003">
@@ -52175,7 +52037,7 @@
         <w:ind w:left="1440" w:hanging="360"/>
       </w:pPr>
       <w:rPr>
-        <w:rFonts w:ascii="Courier New" w:hAnsi="Courier New" w:cs="Courier New" w:hint="default"/>
+        <w:rFonts w:hint="default" w:ascii="Courier New" w:hAnsi="Courier New" w:cs="Courier New"/>
       </w:rPr>
     </w:lvl>
     <w:lvl w:ilvl="2" w:tplc="04060005">
@@ -52187,7 +52049,7 @@
         <w:ind w:left="2160" w:hanging="360"/>
       </w:pPr>
       <w:rPr>
-        <w:rFonts w:ascii="Wingdings" w:hAnsi="Wingdings" w:hint="default"/>
+        <w:rFonts w:hint="default" w:ascii="Wingdings" w:hAnsi="Wingdings"/>
       </w:rPr>
     </w:lvl>
     <w:lvl w:ilvl="3" w:tplc="04060001">
@@ -52199,7 +52061,7 @@
         <w:ind w:left="2880" w:hanging="360"/>
       </w:pPr>
       <w:rPr>
-        <w:rFonts w:ascii="Symbol" w:hAnsi="Symbol" w:hint="default"/>
+        <w:rFonts w:hint="default" w:ascii="Symbol" w:hAnsi="Symbol"/>
       </w:rPr>
     </w:lvl>
     <w:lvl w:ilvl="4" w:tplc="04060003">
@@ -52211,7 +52073,7 @@
         <w:ind w:left="3600" w:hanging="360"/>
       </w:pPr>
       <w:rPr>
-        <w:rFonts w:ascii="Courier New" w:hAnsi="Courier New" w:cs="Courier New" w:hint="default"/>
+        <w:rFonts w:hint="default" w:ascii="Courier New" w:hAnsi="Courier New" w:cs="Courier New"/>
       </w:rPr>
     </w:lvl>
     <w:lvl w:ilvl="5" w:tplc="04060005">
@@ -52223,7 +52085,7 @@
         <w:ind w:left="4320" w:hanging="360"/>
       </w:pPr>
       <w:rPr>
-        <w:rFonts w:ascii="Wingdings" w:hAnsi="Wingdings" w:hint="default"/>
+        <w:rFonts w:hint="default" w:ascii="Wingdings" w:hAnsi="Wingdings"/>
       </w:rPr>
     </w:lvl>
     <w:lvl w:ilvl="6" w:tplc="04060001">
@@ -52235,7 +52097,7 @@
         <w:ind w:left="5040" w:hanging="360"/>
       </w:pPr>
       <w:rPr>
-        <w:rFonts w:ascii="Symbol" w:hAnsi="Symbol" w:hint="default"/>
+        <w:rFonts w:hint="default" w:ascii="Symbol" w:hAnsi="Symbol"/>
       </w:rPr>
     </w:lvl>
     <w:lvl w:ilvl="7" w:tplc="04060003">
@@ -52247,7 +52109,7 @@
         <w:ind w:left="5760" w:hanging="360"/>
       </w:pPr>
       <w:rPr>
-        <w:rFonts w:ascii="Courier New" w:hAnsi="Courier New" w:cs="Courier New" w:hint="default"/>
+        <w:rFonts w:hint="default" w:ascii="Courier New" w:hAnsi="Courier New" w:cs="Courier New"/>
       </w:rPr>
     </w:lvl>
     <w:lvl w:ilvl="8" w:tplc="04060005">
@@ -52259,7 +52121,7 @@
         <w:ind w:left="6480" w:hanging="360"/>
       </w:pPr>
       <w:rPr>
-        <w:rFonts w:ascii="Wingdings" w:hAnsi="Wingdings" w:hint="default"/>
+        <w:rFonts w:hint="default" w:ascii="Wingdings" w:hAnsi="Wingdings"/>
       </w:rPr>
     </w:lvl>
   </w:abstractNum>
@@ -52315,7 +52177,7 @@
         <w:ind w:left="1080" w:hanging="1080"/>
       </w:pPr>
       <w:rPr>
-        <w:rFonts w:asciiTheme="majorHAnsi" w:hAnsiTheme="majorHAnsi" w:cstheme="majorHAnsi" w:hint="default"/>
+        <w:rFonts w:hint="default" w:asciiTheme="majorHAnsi" w:hAnsiTheme="majorHAnsi" w:cstheme="majorHAnsi"/>
         <w:sz w:val="20"/>
         <w:szCs w:val="20"/>
       </w:rPr>
@@ -52513,7 +52375,7 @@
         <w:ind w:left="720" w:hanging="360"/>
       </w:pPr>
       <w:rPr>
-        <w:rFonts w:ascii="Symbol" w:hAnsi="Symbol" w:hint="default"/>
+        <w:rFonts w:hint="default" w:ascii="Symbol" w:hAnsi="Symbol"/>
       </w:rPr>
     </w:lvl>
     <w:lvl w:ilvl="1" w:tplc="04060003" w:tentative="1">
@@ -52525,7 +52387,7 @@
         <w:ind w:left="1440" w:hanging="360"/>
       </w:pPr>
       <w:rPr>
-        <w:rFonts w:ascii="Courier New" w:hAnsi="Courier New" w:cs="Courier New" w:hint="default"/>
+        <w:rFonts w:hint="default" w:ascii="Courier New" w:hAnsi="Courier New" w:cs="Courier New"/>
       </w:rPr>
     </w:lvl>
     <w:lvl w:ilvl="2" w:tplc="04060005" w:tentative="1">
@@ -52537,7 +52399,7 @@
         <w:ind w:left="2160" w:hanging="360"/>
       </w:pPr>
       <w:rPr>
-        <w:rFonts w:ascii="Wingdings" w:hAnsi="Wingdings" w:hint="default"/>
+        <w:rFonts w:hint="default" w:ascii="Wingdings" w:hAnsi="Wingdings"/>
       </w:rPr>
     </w:lvl>
     <w:lvl w:ilvl="3" w:tplc="04060001" w:tentative="1">
@@ -52549,7 +52411,7 @@
         <w:ind w:left="2880" w:hanging="360"/>
       </w:pPr>
       <w:rPr>
-        <w:rFonts w:ascii="Symbol" w:hAnsi="Symbol" w:hint="default"/>
+        <w:rFonts w:hint="default" w:ascii="Symbol" w:hAnsi="Symbol"/>
       </w:rPr>
     </w:lvl>
     <w:lvl w:ilvl="4" w:tplc="04060003" w:tentative="1">
@@ -52561,7 +52423,7 @@
         <w:ind w:left="3600" w:hanging="360"/>
       </w:pPr>
       <w:rPr>
-        <w:rFonts w:ascii="Courier New" w:hAnsi="Courier New" w:cs="Courier New" w:hint="default"/>
+        <w:rFonts w:hint="default" w:ascii="Courier New" w:hAnsi="Courier New" w:cs="Courier New"/>
       </w:rPr>
     </w:lvl>
     <w:lvl w:ilvl="5" w:tplc="04060005" w:tentative="1">
@@ -52573,7 +52435,7 @@
         <w:ind w:left="4320" w:hanging="360"/>
       </w:pPr>
       <w:rPr>
-        <w:rFonts w:ascii="Wingdings" w:hAnsi="Wingdings" w:hint="default"/>
+        <w:rFonts w:hint="default" w:ascii="Wingdings" w:hAnsi="Wingdings"/>
       </w:rPr>
     </w:lvl>
     <w:lvl w:ilvl="6" w:tplc="04060001" w:tentative="1">
@@ -52585,7 +52447,7 @@
         <w:ind w:left="5040" w:hanging="360"/>
       </w:pPr>
       <w:rPr>
-        <w:rFonts w:ascii="Symbol" w:hAnsi="Symbol" w:hint="default"/>
+        <w:rFonts w:hint="default" w:ascii="Symbol" w:hAnsi="Symbol"/>
       </w:rPr>
     </w:lvl>
     <w:lvl w:ilvl="7" w:tplc="04060003" w:tentative="1">
@@ -52597,7 +52459,7 @@
         <w:ind w:left="5760" w:hanging="360"/>
       </w:pPr>
       <w:rPr>
-        <w:rFonts w:ascii="Courier New" w:hAnsi="Courier New" w:cs="Courier New" w:hint="default"/>
+        <w:rFonts w:hint="default" w:ascii="Courier New" w:hAnsi="Courier New" w:cs="Courier New"/>
       </w:rPr>
     </w:lvl>
     <w:lvl w:ilvl="8" w:tplc="04060005" w:tentative="1">
@@ -52609,7 +52471,7 @@
         <w:ind w:left="6480" w:hanging="360"/>
       </w:pPr>
       <w:rPr>
-        <w:rFonts w:ascii="Wingdings" w:hAnsi="Wingdings" w:hint="default"/>
+        <w:rFonts w:hint="default" w:ascii="Wingdings" w:hAnsi="Wingdings"/>
       </w:rPr>
     </w:lvl>
   </w:abstractNum>
@@ -52626,7 +52488,7 @@
         <w:ind w:left="720" w:hanging="360"/>
       </w:pPr>
       <w:rPr>
-        <w:rFonts w:ascii="Symbol" w:hAnsi="Symbol" w:hint="default"/>
+        <w:rFonts w:hint="default" w:ascii="Symbol" w:hAnsi="Symbol"/>
       </w:rPr>
     </w:lvl>
     <w:lvl w:ilvl="1" w:tplc="04060003" w:tentative="1">
@@ -52638,7 +52500,7 @@
         <w:ind w:left="1440" w:hanging="360"/>
       </w:pPr>
       <w:rPr>
-        <w:rFonts w:ascii="Courier New" w:hAnsi="Courier New" w:cs="Courier New" w:hint="default"/>
+        <w:rFonts w:hint="default" w:ascii="Courier New" w:hAnsi="Courier New" w:cs="Courier New"/>
       </w:rPr>
     </w:lvl>
     <w:lvl w:ilvl="2" w:tplc="04060005" w:tentative="1">
@@ -52650,7 +52512,7 @@
         <w:ind w:left="2160" w:hanging="360"/>
       </w:pPr>
       <w:rPr>
-        <w:rFonts w:ascii="Wingdings" w:hAnsi="Wingdings" w:hint="default"/>
+        <w:rFonts w:hint="default" w:ascii="Wingdings" w:hAnsi="Wingdings"/>
       </w:rPr>
     </w:lvl>
     <w:lvl w:ilvl="3" w:tplc="04060001" w:tentative="1">
@@ -52662,7 +52524,7 @@
         <w:ind w:left="2880" w:hanging="360"/>
       </w:pPr>
       <w:rPr>
-        <w:rFonts w:ascii="Symbol" w:hAnsi="Symbol" w:hint="default"/>
+        <w:rFonts w:hint="default" w:ascii="Symbol" w:hAnsi="Symbol"/>
       </w:rPr>
     </w:lvl>
     <w:lvl w:ilvl="4" w:tplc="04060003" w:tentative="1">
@@ -52674,7 +52536,7 @@
         <w:ind w:left="3600" w:hanging="360"/>
       </w:pPr>
       <w:rPr>
-        <w:rFonts w:ascii="Courier New" w:hAnsi="Courier New" w:cs="Courier New" w:hint="default"/>
+        <w:rFonts w:hint="default" w:ascii="Courier New" w:hAnsi="Courier New" w:cs="Courier New"/>
       </w:rPr>
     </w:lvl>
     <w:lvl w:ilvl="5" w:tplc="04060005" w:tentative="1">
@@ -52686,7 +52548,7 @@
         <w:ind w:left="4320" w:hanging="360"/>
       </w:pPr>
       <w:rPr>
-        <w:rFonts w:ascii="Wingdings" w:hAnsi="Wingdings" w:hint="default"/>
+        <w:rFonts w:hint="default" w:ascii="Wingdings" w:hAnsi="Wingdings"/>
       </w:rPr>
     </w:lvl>
     <w:lvl w:ilvl="6" w:tplc="04060001" w:tentative="1">
@@ -52698,7 +52560,7 @@
         <w:ind w:left="5040" w:hanging="360"/>
       </w:pPr>
       <w:rPr>
-        <w:rFonts w:ascii="Symbol" w:hAnsi="Symbol" w:hint="default"/>
+        <w:rFonts w:hint="default" w:ascii="Symbol" w:hAnsi="Symbol"/>
       </w:rPr>
     </w:lvl>
     <w:lvl w:ilvl="7" w:tplc="04060003" w:tentative="1">
@@ -52710,7 +52572,7 @@
         <w:ind w:left="5760" w:hanging="360"/>
       </w:pPr>
       <w:rPr>
-        <w:rFonts w:ascii="Courier New" w:hAnsi="Courier New" w:cs="Courier New" w:hint="default"/>
+        <w:rFonts w:hint="default" w:ascii="Courier New" w:hAnsi="Courier New" w:cs="Courier New"/>
       </w:rPr>
     </w:lvl>
     <w:lvl w:ilvl="8" w:tplc="04060005" w:tentative="1">
@@ -52722,7 +52584,7 @@
         <w:ind w:left="6480" w:hanging="360"/>
       </w:pPr>
       <w:rPr>
-        <w:rFonts w:ascii="Wingdings" w:hAnsi="Wingdings" w:hint="default"/>
+        <w:rFonts w:hint="default" w:ascii="Wingdings" w:hAnsi="Wingdings"/>
       </w:rPr>
     </w:lvl>
   </w:abstractNum>
@@ -52828,7 +52690,7 @@
         <w:ind w:left="720" w:hanging="360"/>
       </w:pPr>
       <w:rPr>
-        <w:rFonts w:ascii="Symbol" w:hAnsi="Symbol" w:hint="default"/>
+        <w:rFonts w:hint="default" w:ascii="Symbol" w:hAnsi="Symbol"/>
       </w:rPr>
     </w:lvl>
     <w:lvl w:ilvl="1" w:tplc="04060003" w:tentative="1">
@@ -52840,7 +52702,7 @@
         <w:ind w:left="1440" w:hanging="360"/>
       </w:pPr>
       <w:rPr>
-        <w:rFonts w:ascii="Courier New" w:hAnsi="Courier New" w:cs="Courier New" w:hint="default"/>
+        <w:rFonts w:hint="default" w:ascii="Courier New" w:hAnsi="Courier New" w:cs="Courier New"/>
       </w:rPr>
     </w:lvl>
     <w:lvl w:ilvl="2" w:tplc="04060005" w:tentative="1">
@@ -52852,7 +52714,7 @@
         <w:ind w:left="2160" w:hanging="360"/>
       </w:pPr>
       <w:rPr>
-        <w:rFonts w:ascii="Wingdings" w:hAnsi="Wingdings" w:hint="default"/>
+        <w:rFonts w:hint="default" w:ascii="Wingdings" w:hAnsi="Wingdings"/>
       </w:rPr>
     </w:lvl>
     <w:lvl w:ilvl="3" w:tplc="04060001" w:tentative="1">
@@ -52864,7 +52726,7 @@
         <w:ind w:left="2880" w:hanging="360"/>
       </w:pPr>
       <w:rPr>
-        <w:rFonts w:ascii="Symbol" w:hAnsi="Symbol" w:hint="default"/>
+        <w:rFonts w:hint="default" w:ascii="Symbol" w:hAnsi="Symbol"/>
       </w:rPr>
     </w:lvl>
     <w:lvl w:ilvl="4" w:tplc="04060003" w:tentative="1">
@@ -52876,7 +52738,7 @@
         <w:ind w:left="3600" w:hanging="360"/>
       </w:pPr>
       <w:rPr>
-        <w:rFonts w:ascii="Courier New" w:hAnsi="Courier New" w:cs="Courier New" w:hint="default"/>
+        <w:rFonts w:hint="default" w:ascii="Courier New" w:hAnsi="Courier New" w:cs="Courier New"/>
       </w:rPr>
     </w:lvl>
     <w:lvl w:ilvl="5" w:tplc="04060005" w:tentative="1">
@@ -52888,7 +52750,7 @@
         <w:ind w:left="4320" w:hanging="360"/>
       </w:pPr>
       <w:rPr>
-        <w:rFonts w:ascii="Wingdings" w:hAnsi="Wingdings" w:hint="default"/>
+        <w:rFonts w:hint="default" w:ascii="Wingdings" w:hAnsi="Wingdings"/>
       </w:rPr>
     </w:lvl>
     <w:lvl w:ilvl="6" w:tplc="04060001" w:tentative="1">
@@ -52900,7 +52762,7 @@
         <w:ind w:left="5040" w:hanging="360"/>
       </w:pPr>
       <w:rPr>
-        <w:rFonts w:ascii="Symbol" w:hAnsi="Symbol" w:hint="default"/>
+        <w:rFonts w:hint="default" w:ascii="Symbol" w:hAnsi="Symbol"/>
       </w:rPr>
     </w:lvl>
     <w:lvl w:ilvl="7" w:tplc="04060003" w:tentative="1">
@@ -52912,7 +52774,7 @@
         <w:ind w:left="5760" w:hanging="360"/>
       </w:pPr>
       <w:rPr>
-        <w:rFonts w:ascii="Courier New" w:hAnsi="Courier New" w:cs="Courier New" w:hint="default"/>
+        <w:rFonts w:hint="default" w:ascii="Courier New" w:hAnsi="Courier New" w:cs="Courier New"/>
       </w:rPr>
     </w:lvl>
     <w:lvl w:ilvl="8" w:tplc="04060005" w:tentative="1">
@@ -52924,7 +52786,7 @@
         <w:ind w:left="6480" w:hanging="360"/>
       </w:pPr>
       <w:rPr>
-        <w:rFonts w:ascii="Wingdings" w:hAnsi="Wingdings" w:hint="default"/>
+        <w:rFonts w:hint="default" w:ascii="Wingdings" w:hAnsi="Wingdings"/>
       </w:rPr>
     </w:lvl>
   </w:abstractNum>
@@ -53030,7 +52892,7 @@
         <w:ind w:left="720" w:hanging="360"/>
       </w:pPr>
       <w:rPr>
-        <w:rFonts w:ascii="Symbol" w:hAnsi="Symbol" w:hint="default"/>
+        <w:rFonts w:hint="default" w:ascii="Symbol" w:hAnsi="Symbol"/>
       </w:rPr>
     </w:lvl>
     <w:lvl w:ilvl="1" w:tplc="04060003" w:tentative="1">
@@ -53042,7 +52904,7 @@
         <w:ind w:left="1440" w:hanging="360"/>
       </w:pPr>
       <w:rPr>
-        <w:rFonts w:ascii="Courier New" w:hAnsi="Courier New" w:cs="Courier New" w:hint="default"/>
+        <w:rFonts w:hint="default" w:ascii="Courier New" w:hAnsi="Courier New" w:cs="Courier New"/>
       </w:rPr>
     </w:lvl>
     <w:lvl w:ilvl="2" w:tplc="04060005" w:tentative="1">
@@ -53054,7 +52916,7 @@
         <w:ind w:left="2160" w:hanging="360"/>
       </w:pPr>
       <w:rPr>
-        <w:rFonts w:ascii="Wingdings" w:hAnsi="Wingdings" w:hint="default"/>
+        <w:rFonts w:hint="default" w:ascii="Wingdings" w:hAnsi="Wingdings"/>
       </w:rPr>
     </w:lvl>
     <w:lvl w:ilvl="3" w:tplc="04060001" w:tentative="1">
@@ -53066,7 +52928,7 @@
         <w:ind w:left="2880" w:hanging="360"/>
       </w:pPr>
       <w:rPr>
-        <w:rFonts w:ascii="Symbol" w:hAnsi="Symbol" w:hint="default"/>
+        <w:rFonts w:hint="default" w:ascii="Symbol" w:hAnsi="Symbol"/>
       </w:rPr>
     </w:lvl>
     <w:lvl w:ilvl="4" w:tplc="04060003" w:tentative="1">
@@ -53078,7 +52940,7 @@
         <w:ind w:left="3600" w:hanging="360"/>
       </w:pPr>
       <w:rPr>
-        <w:rFonts w:ascii="Courier New" w:hAnsi="Courier New" w:cs="Courier New" w:hint="default"/>
+        <w:rFonts w:hint="default" w:ascii="Courier New" w:hAnsi="Courier New" w:cs="Courier New"/>
       </w:rPr>
     </w:lvl>
     <w:lvl w:ilvl="5" w:tplc="04060005" w:tentative="1">
@@ -53090,7 +52952,7 @@
         <w:ind w:left="4320" w:hanging="360"/>
       </w:pPr>
       <w:rPr>
-        <w:rFonts w:ascii="Wingdings" w:hAnsi="Wingdings" w:hint="default"/>
+        <w:rFonts w:hint="default" w:ascii="Wingdings" w:hAnsi="Wingdings"/>
       </w:rPr>
     </w:lvl>
     <w:lvl w:ilvl="6" w:tplc="04060001" w:tentative="1">
@@ -53102,7 +52964,7 @@
         <w:ind w:left="5040" w:hanging="360"/>
       </w:pPr>
       <w:rPr>
-        <w:rFonts w:ascii="Symbol" w:hAnsi="Symbol" w:hint="default"/>
+        <w:rFonts w:hint="default" w:ascii="Symbol" w:hAnsi="Symbol"/>
       </w:rPr>
     </w:lvl>
     <w:lvl w:ilvl="7" w:tplc="04060003" w:tentative="1">
@@ -53114,7 +52976,7 @@
         <w:ind w:left="5760" w:hanging="360"/>
       </w:pPr>
       <w:rPr>
-        <w:rFonts w:ascii="Courier New" w:hAnsi="Courier New" w:cs="Courier New" w:hint="default"/>
+        <w:rFonts w:hint="default" w:ascii="Courier New" w:hAnsi="Courier New" w:cs="Courier New"/>
       </w:rPr>
     </w:lvl>
     <w:lvl w:ilvl="8" w:tplc="04060005" w:tentative="1">
@@ -53126,7 +52988,7 @@
         <w:ind w:left="6480" w:hanging="360"/>
       </w:pPr>
       <w:rPr>
-        <w:rFonts w:ascii="Wingdings" w:hAnsi="Wingdings" w:hint="default"/>
+        <w:rFonts w:hint="default" w:ascii="Wingdings" w:hAnsi="Wingdings"/>
       </w:rPr>
     </w:lvl>
   </w:abstractNum>
@@ -53347,7 +53209,7 @@
         <w:ind w:left="765" w:hanging="360"/>
       </w:pPr>
       <w:rPr>
-        <w:rFonts w:ascii="Symbol" w:hAnsi="Symbol" w:hint="default"/>
+        <w:rFonts w:hint="default" w:ascii="Symbol" w:hAnsi="Symbol"/>
       </w:rPr>
     </w:lvl>
     <w:lvl w:ilvl="1" w:tplc="04060003" w:tentative="1">
@@ -53359,7 +53221,7 @@
         <w:ind w:left="1485" w:hanging="360"/>
       </w:pPr>
       <w:rPr>
-        <w:rFonts w:ascii="Courier New" w:hAnsi="Courier New" w:cs="Courier New" w:hint="default"/>
+        <w:rFonts w:hint="default" w:ascii="Courier New" w:hAnsi="Courier New" w:cs="Courier New"/>
       </w:rPr>
     </w:lvl>
     <w:lvl w:ilvl="2" w:tplc="04060005" w:tentative="1">
@@ -53371,7 +53233,7 @@
         <w:ind w:left="2205" w:hanging="360"/>
       </w:pPr>
       <w:rPr>
-        <w:rFonts w:ascii="Wingdings" w:hAnsi="Wingdings" w:hint="default"/>
+        <w:rFonts w:hint="default" w:ascii="Wingdings" w:hAnsi="Wingdings"/>
       </w:rPr>
     </w:lvl>
     <w:lvl w:ilvl="3" w:tplc="04060001" w:tentative="1">
@@ -53383,7 +53245,7 @@
         <w:ind w:left="2925" w:hanging="360"/>
       </w:pPr>
       <w:rPr>
-        <w:rFonts w:ascii="Symbol" w:hAnsi="Symbol" w:hint="default"/>
+        <w:rFonts w:hint="default" w:ascii="Symbol" w:hAnsi="Symbol"/>
       </w:rPr>
     </w:lvl>
     <w:lvl w:ilvl="4" w:tplc="04060003" w:tentative="1">
@@ -53395,7 +53257,7 @@
         <w:ind w:left="3645" w:hanging="360"/>
       </w:pPr>
       <w:rPr>
-        <w:rFonts w:ascii="Courier New" w:hAnsi="Courier New" w:cs="Courier New" w:hint="default"/>
+        <w:rFonts w:hint="default" w:ascii="Courier New" w:hAnsi="Courier New" w:cs="Courier New"/>
       </w:rPr>
     </w:lvl>
     <w:lvl w:ilvl="5" w:tplc="04060005" w:tentative="1">
@@ -53407,7 +53269,7 @@
         <w:ind w:left="4365" w:hanging="360"/>
       </w:pPr>
       <w:rPr>
-        <w:rFonts w:ascii="Wingdings" w:hAnsi="Wingdings" w:hint="default"/>
+        <w:rFonts w:hint="default" w:ascii="Wingdings" w:hAnsi="Wingdings"/>
       </w:rPr>
     </w:lvl>
     <w:lvl w:ilvl="6" w:tplc="04060001" w:tentative="1">
@@ -53419,7 +53281,7 @@
         <w:ind w:left="5085" w:hanging="360"/>
       </w:pPr>
       <w:rPr>
-        <w:rFonts w:ascii="Symbol" w:hAnsi="Symbol" w:hint="default"/>
+        <w:rFonts w:hint="default" w:ascii="Symbol" w:hAnsi="Symbol"/>
       </w:rPr>
     </w:lvl>
     <w:lvl w:ilvl="7" w:tplc="04060003" w:tentative="1">
@@ -53431,7 +53293,7 @@
         <w:ind w:left="5805" w:hanging="360"/>
       </w:pPr>
       <w:rPr>
-        <w:rFonts w:ascii="Courier New" w:hAnsi="Courier New" w:cs="Courier New" w:hint="default"/>
+        <w:rFonts w:hint="default" w:ascii="Courier New" w:hAnsi="Courier New" w:cs="Courier New"/>
       </w:rPr>
     </w:lvl>
     <w:lvl w:ilvl="8" w:tplc="04060005" w:tentative="1">
@@ -53443,7 +53305,7 @@
         <w:ind w:left="6525" w:hanging="360"/>
       </w:pPr>
       <w:rPr>
-        <w:rFonts w:ascii="Wingdings" w:hAnsi="Wingdings" w:hint="default"/>
+        <w:rFonts w:hint="default" w:ascii="Wingdings" w:hAnsi="Wingdings"/>
       </w:rPr>
     </w:lvl>
   </w:abstractNum>
@@ -53460,7 +53322,7 @@
         <w:ind w:left="720" w:hanging="360"/>
       </w:pPr>
       <w:rPr>
-        <w:rFonts w:ascii="Symbol" w:hAnsi="Symbol" w:hint="default"/>
+        <w:rFonts w:hint="default" w:ascii="Symbol" w:hAnsi="Symbol"/>
       </w:rPr>
     </w:lvl>
     <w:lvl w:ilvl="1" w:tplc="04060003" w:tentative="1">
@@ -53472,7 +53334,7 @@
         <w:ind w:left="1440" w:hanging="360"/>
       </w:pPr>
       <w:rPr>
-        <w:rFonts w:ascii="Courier New" w:hAnsi="Courier New" w:cs="Courier New" w:hint="default"/>
+        <w:rFonts w:hint="default" w:ascii="Courier New" w:hAnsi="Courier New" w:cs="Courier New"/>
       </w:rPr>
     </w:lvl>
     <w:lvl w:ilvl="2" w:tplc="04060005" w:tentative="1">
@@ -53484,7 +53346,7 @@
         <w:ind w:left="2160" w:hanging="360"/>
       </w:pPr>
       <w:rPr>
-        <w:rFonts w:ascii="Wingdings" w:hAnsi="Wingdings" w:hint="default"/>
+        <w:rFonts w:hint="default" w:ascii="Wingdings" w:hAnsi="Wingdings"/>
       </w:rPr>
     </w:lvl>
     <w:lvl w:ilvl="3" w:tplc="04060001" w:tentative="1">
@@ -53496,7 +53358,7 @@
         <w:ind w:left="2880" w:hanging="360"/>
       </w:pPr>
       <w:rPr>
-        <w:rFonts w:ascii="Symbol" w:hAnsi="Symbol" w:hint="default"/>
+        <w:rFonts w:hint="default" w:ascii="Symbol" w:hAnsi="Symbol"/>
       </w:rPr>
     </w:lvl>
     <w:lvl w:ilvl="4" w:tplc="04060003" w:tentative="1">
@@ -53508,7 +53370,7 @@
         <w:ind w:left="3600" w:hanging="360"/>
       </w:pPr>
       <w:rPr>
-        <w:rFonts w:ascii="Courier New" w:hAnsi="Courier New" w:cs="Courier New" w:hint="default"/>
+        <w:rFonts w:hint="default" w:ascii="Courier New" w:hAnsi="Courier New" w:cs="Courier New"/>
       </w:rPr>
     </w:lvl>
     <w:lvl w:ilvl="5" w:tplc="04060005" w:tentative="1">
@@ -53520,7 +53382,7 @@
         <w:ind w:left="4320" w:hanging="360"/>
       </w:pPr>
       <w:rPr>
-        <w:rFonts w:ascii="Wingdings" w:hAnsi="Wingdings" w:hint="default"/>
+        <w:rFonts w:hint="default" w:ascii="Wingdings" w:hAnsi="Wingdings"/>
       </w:rPr>
     </w:lvl>
     <w:lvl w:ilvl="6" w:tplc="04060001" w:tentative="1">
@@ -53532,7 +53394,7 @@
         <w:ind w:left="5040" w:hanging="360"/>
       </w:pPr>
       <w:rPr>
-        <w:rFonts w:ascii="Symbol" w:hAnsi="Symbol" w:hint="default"/>
+        <w:rFonts w:hint="default" w:ascii="Symbol" w:hAnsi="Symbol"/>
       </w:rPr>
     </w:lvl>
     <w:lvl w:ilvl="7" w:tplc="04060003" w:tentative="1">
@@ -53544,7 +53406,7 @@
         <w:ind w:left="5760" w:hanging="360"/>
       </w:pPr>
       <w:rPr>
-        <w:rFonts w:ascii="Courier New" w:hAnsi="Courier New" w:cs="Courier New" w:hint="default"/>
+        <w:rFonts w:hint="default" w:ascii="Courier New" w:hAnsi="Courier New" w:cs="Courier New"/>
       </w:rPr>
     </w:lvl>
     <w:lvl w:ilvl="8" w:tplc="04060005" w:tentative="1">
@@ -53556,7 +53418,7 @@
         <w:ind w:left="6480" w:hanging="360"/>
       </w:pPr>
       <w:rPr>
-        <w:rFonts w:ascii="Wingdings" w:hAnsi="Wingdings" w:hint="default"/>
+        <w:rFonts w:hint="default" w:ascii="Wingdings" w:hAnsi="Wingdings"/>
       </w:rPr>
     </w:lvl>
   </w:abstractNum>
@@ -53573,7 +53435,7 @@
         <w:ind w:left="720" w:hanging="360"/>
       </w:pPr>
       <w:rPr>
-        <w:rFonts w:ascii="Symbol" w:hAnsi="Symbol" w:hint="default"/>
+        <w:rFonts w:hint="default" w:ascii="Symbol" w:hAnsi="Symbol"/>
       </w:rPr>
     </w:lvl>
     <w:lvl w:ilvl="1" w:tplc="04060003" w:tentative="1">
@@ -53585,7 +53447,7 @@
         <w:ind w:left="1440" w:hanging="360"/>
       </w:pPr>
       <w:rPr>
-        <w:rFonts w:ascii="Courier New" w:hAnsi="Courier New" w:cs="Courier New" w:hint="default"/>
+        <w:rFonts w:hint="default" w:ascii="Courier New" w:hAnsi="Courier New" w:cs="Courier New"/>
       </w:rPr>
     </w:lvl>
     <w:lvl w:ilvl="2" w:tplc="04060005" w:tentative="1">
@@ -53597,7 +53459,7 @@
         <w:ind w:left="2160" w:hanging="360"/>
       </w:pPr>
       <w:rPr>
-        <w:rFonts w:ascii="Wingdings" w:hAnsi="Wingdings" w:hint="default"/>
+        <w:rFonts w:hint="default" w:ascii="Wingdings" w:hAnsi="Wingdings"/>
       </w:rPr>
     </w:lvl>
     <w:lvl w:ilvl="3" w:tplc="04060001" w:tentative="1">
@@ -53609,7 +53471,7 @@
         <w:ind w:left="2880" w:hanging="360"/>
       </w:pPr>
       <w:rPr>
-        <w:rFonts w:ascii="Symbol" w:hAnsi="Symbol" w:hint="default"/>
+        <w:rFonts w:hint="default" w:ascii="Symbol" w:hAnsi="Symbol"/>
       </w:rPr>
     </w:lvl>
     <w:lvl w:ilvl="4" w:tplc="04060003" w:tentative="1">
@@ -53621,7 +53483,7 @@
         <w:ind w:left="3600" w:hanging="360"/>
       </w:pPr>
       <w:rPr>
-        <w:rFonts w:ascii="Courier New" w:hAnsi="Courier New" w:cs="Courier New" w:hint="default"/>
+        <w:rFonts w:hint="default" w:ascii="Courier New" w:hAnsi="Courier New" w:cs="Courier New"/>
       </w:rPr>
     </w:lvl>
     <w:lvl w:ilvl="5" w:tplc="04060005" w:tentative="1">
@@ -53633,7 +53495,7 @@
         <w:ind w:left="4320" w:hanging="360"/>
       </w:pPr>
       <w:rPr>
-        <w:rFonts w:ascii="Wingdings" w:hAnsi="Wingdings" w:hint="default"/>
+        <w:rFonts w:hint="default" w:ascii="Wingdings" w:hAnsi="Wingdings"/>
       </w:rPr>
     </w:lvl>
     <w:lvl w:ilvl="6" w:tplc="04060001" w:tentative="1">
@@ -53645,7 +53507,7 @@
         <w:ind w:left="5040" w:hanging="360"/>
       </w:pPr>
       <w:rPr>
-        <w:rFonts w:ascii="Symbol" w:hAnsi="Symbol" w:hint="default"/>
+        <w:rFonts w:hint="default" w:ascii="Symbol" w:hAnsi="Symbol"/>
       </w:rPr>
     </w:lvl>
     <w:lvl w:ilvl="7" w:tplc="04060003" w:tentative="1">
@@ -53657,7 +53519,7 @@
         <w:ind w:left="5760" w:hanging="360"/>
       </w:pPr>
       <w:rPr>
-        <w:rFonts w:ascii="Courier New" w:hAnsi="Courier New" w:cs="Courier New" w:hint="default"/>
+        <w:rFonts w:hint="default" w:ascii="Courier New" w:hAnsi="Courier New" w:cs="Courier New"/>
       </w:rPr>
     </w:lvl>
     <w:lvl w:ilvl="8" w:tplc="04060005" w:tentative="1">
@@ -53669,7 +53531,7 @@
         <w:ind w:left="6480" w:hanging="360"/>
       </w:pPr>
       <w:rPr>
-        <w:rFonts w:ascii="Wingdings" w:hAnsi="Wingdings" w:hint="default"/>
+        <w:rFonts w:hint="default" w:ascii="Wingdings" w:hAnsi="Wingdings"/>
       </w:rPr>
     </w:lvl>
   </w:abstractNum>
@@ -53913,6 +53775,121 @@
       </w:rPr>
     </w:lvl>
   </w:abstractNum>
+  <w:abstractNum w:abstractNumId="31" w15:restartNumberingAfterBreak="0">
+    <w:nsid w:val="765B63D3"/>
+    <w:multiLevelType w:val="multilevel"/>
+    <w:tmpl w:val="394A4E7E"/>
+    <w:lvl w:ilvl="0">
+      <w:start w:val="3"/>
+      <w:numFmt w:val="decimal"/>
+      <w:lvlText w:val="%1."/>
+      <w:lvlJc w:val="left"/>
+      <w:pPr>
+        <w:ind w:left="540" w:hanging="540"/>
+      </w:pPr>
+      <w:rPr>
+        <w:rFonts w:hint="default"/>
+      </w:rPr>
+    </w:lvl>
+    <w:lvl w:ilvl="1">
+      <w:start w:val="4"/>
+      <w:numFmt w:val="decimal"/>
+      <w:lvlText w:val="%1.%2."/>
+      <w:lvlJc w:val="left"/>
+      <w:pPr>
+        <w:ind w:left="540" w:hanging="540"/>
+      </w:pPr>
+      <w:rPr>
+        <w:rFonts w:hint="default"/>
+      </w:rPr>
+    </w:lvl>
+    <w:lvl w:ilvl="2">
+      <w:start w:val="5"/>
+      <w:numFmt w:val="decimal"/>
+      <w:lvlText w:val="%1.%2.%3."/>
+      <w:lvlJc w:val="left"/>
+      <w:pPr>
+        <w:ind w:left="720" w:hanging="720"/>
+      </w:pPr>
+      <w:rPr>
+        <w:rFonts w:hint="default"/>
+      </w:rPr>
+    </w:lvl>
+    <w:lvl w:ilvl="3">
+      <w:start w:val="1"/>
+      <w:numFmt w:val="decimal"/>
+      <w:lvlText w:val="%1.%2.%3.%4."/>
+      <w:lvlJc w:val="left"/>
+      <w:pPr>
+        <w:ind w:left="720" w:hanging="720"/>
+      </w:pPr>
+      <w:rPr>
+        <w:rFonts w:hint="default"/>
+        <w:sz w:val="20"/>
+        <w:szCs w:val="20"/>
+      </w:rPr>
+    </w:lvl>
+    <w:lvl w:ilvl="4">
+      <w:start w:val="1"/>
+      <w:numFmt w:val="decimal"/>
+      <w:lvlText w:val="%1.%2.%3.%4.%5."/>
+      <w:lvlJc w:val="left"/>
+      <w:pPr>
+        <w:ind w:left="1080" w:hanging="1080"/>
+      </w:pPr>
+      <w:rPr>
+        <w:rFonts w:hint="default"/>
+      </w:rPr>
+    </w:lvl>
+    <w:lvl w:ilvl="5">
+      <w:start w:val="1"/>
+      <w:numFmt w:val="decimal"/>
+      <w:lvlText w:val="%1.%2.%3.%4.%5.%6."/>
+      <w:lvlJc w:val="left"/>
+      <w:pPr>
+        <w:ind w:left="1080" w:hanging="1080"/>
+      </w:pPr>
+      <w:rPr>
+        <w:rFonts w:hint="default"/>
+      </w:rPr>
+    </w:lvl>
+    <w:lvl w:ilvl="6">
+      <w:start w:val="1"/>
+      <w:numFmt w:val="decimal"/>
+      <w:lvlText w:val="%1.%2.%3.%4.%5.%6.%7."/>
+      <w:lvlJc w:val="left"/>
+      <w:pPr>
+        <w:ind w:left="1440" w:hanging="1440"/>
+      </w:pPr>
+      <w:rPr>
+        <w:rFonts w:hint="default"/>
+      </w:rPr>
+    </w:lvl>
+    <w:lvl w:ilvl="7">
+      <w:start w:val="1"/>
+      <w:numFmt w:val="decimal"/>
+      <w:lvlText w:val="%1.%2.%3.%4.%5.%6.%7.%8."/>
+      <w:lvlJc w:val="left"/>
+      <w:pPr>
+        <w:ind w:left="1440" w:hanging="1440"/>
+      </w:pPr>
+      <w:rPr>
+        <w:rFonts w:hint="default"/>
+      </w:rPr>
+    </w:lvl>
+    <w:lvl w:ilvl="8">
+      <w:start w:val="1"/>
+      <w:numFmt w:val="decimal"/>
+      <w:lvlText w:val="%1.%2.%3.%4.%5.%6.%7.%8.%9."/>
+      <w:lvlJc w:val="left"/>
+      <w:pPr>
+        <w:ind w:left="1800" w:hanging="1800"/>
+      </w:pPr>
+      <w:rPr>
+        <w:rFonts w:hint="default"/>
+      </w:rPr>
+    </w:lvl>
+  </w:abstractNum>
   <w:num w:numId="1" w16cid:durableId="1067996595">
     <w:abstractNumId w:val="27"/>
   </w:num>
@@ -54009,17 +53986,17 @@
   <w:num w:numId="32" w16cid:durableId="500631309">
     <w:abstractNumId w:val="6"/>
   </w:num>
+  <w:num w:numId="33" w16cid:durableId="1396857640">
+    <w:abstractNumId w:val="31"/>
+  </w:num>
   <w:numIdMacAtCleanup w:val="26"/>
 </w:numbering>
 </file>
 
 <file path=word/people.xml><?xml version="1.0" encoding="utf-8"?>
-<w15:people xmlns:wpc="http://schemas.microsoft.com/office/word/2010/wordprocessingCanvas" xmlns:cx="http://schemas.microsoft.com/office/drawing/2014/chartex" xmlns:cx1="http://schemas.microsoft.com/office/drawing/2015/9/8/chartex" xmlns:cx2="http://schemas.microsoft.com/office/drawing/2015/10/21/chartex" xmlns:cx3="http://schemas.microsoft.com/office/drawing/2016/5/9/chartex" xmlns:cx4="http://schemas.microsoft.com/office/drawing/2016/5/10/chartex" xmlns:cx5="http://schemas.microsoft.com/office/drawing/2016/5/11/chartex" xmlns:cx6="http://schemas.microsoft.com/office/drawing/2016/5/12/chartex" xmlns:cx7="http://schemas.microsoft.com/office/drawing/2016/5/13/chartex" xmlns:cx8="http://schemas.microsoft.com/office/drawing/2016/5/14/chartex" xmlns:mc="http://schemas.openxmlformats.org/markup-compatibility/2006" xmlns:aink="http://schemas.microsoft.com/office/drawing/2016/ink" xmlns:am3d="http://schemas.microsoft.com/office/drawing/2017/model3d" xmlns:o="urn:schemas-microsoft-com:office:office" xmlns:oel="http://schemas.microsoft.com/office/2019/extlst" xmlns:r="http://schemas.openxmlformats.org/officeDocument/2006/relationships" xmlns:m="http://schemas.openxmlformats.org/officeDocument/2006/math" xmlns:v="urn:schemas-microsoft-com:vml" xmlns:wp14="http://schemas.microsoft.com/office/word/2010/wordprocessingDrawing" xmlns:wp="http://schemas.openxmlformats.org/drawingml/2006/wordprocessingDrawing" xmlns:w10="urn:schemas-microsoft-com:office:word" xmlns:w="http://schemas.openxmlformats.org/wordprocessingml/2006/main" xmlns:w14="http://schemas.microsoft.com/office/word/2010/wordml" xmlns:w15="http://schemas.microsoft.com/office/word/2012/wordml" xmlns:w16cex="http://schemas.microsoft.com/office/word/2018/wordml/cex" xmlns:w16cid="http://schemas.microsoft.com/office/word/2016/wordml/cid" xmlns:w16="http://schemas.microsoft.com/office/word/2018/wordml" xmlns:w16du="http://schemas.microsoft.com/office/word/2023/wordml/word16du" xmlns:w16sdtdh="http://schemas.microsoft.com/office/word/2020/wordml/sdtdatahash" xmlns:w16sdtfl="http://schemas.microsoft.com/office/word/2024/wordml/sdtformatlock" xmlns:w16se="http://schemas.microsoft.com/office/word/2015/wordml/symex" xmlns:wpg="http://schemas.microsoft.com/office/word/2010/wordprocessingGroup" xmlns:wpi="http://schemas.microsoft.com/office/word/2010/wordprocessingInk" xmlns:wne="http://schemas.microsoft.com/office/word/2006/wordml" xmlns:wps="http://schemas.microsoft.com/office/word/2010/wordprocessingShape" mc:Ignorable="w14 w15 w16se w16cid w16 w16cex w16sdtdh w16sdtfl w16du wp14">
+<w15:people xmlns:mc="http://schemas.openxmlformats.org/markup-compatibility/2006" xmlns:w15="http://schemas.microsoft.com/office/word/2012/wordml" mc:Ignorable="w15">
   <w15:person w15:author="Sarah Kieler Schrøder">
     <w15:presenceInfo w15:providerId="AD" w15:userId="S::sks@medcom.dk::2b9cfd8d-7e60-4504-9df0-9c28ddec386a"/>
-  </w15:person>
-  <w15:person w15:author="Karina Chrone Lorenzen">
-    <w15:presenceInfo w15:providerId="AD" w15:userId="S::kml@medcom.dk::8c51441e-afb4-4dae-b55d-37c2c095189a"/>
   </w15:person>
 </w15:people>
 </file>
@@ -54029,7 +54006,7 @@
   <w:docDefaults>
     <w:rPrDefault>
       <w:rPr>
-        <w:rFonts w:asciiTheme="minorHAnsi" w:eastAsiaTheme="minorHAnsi" w:hAnsiTheme="minorHAnsi" w:cstheme="minorBidi"/>
+        <w:rFonts w:asciiTheme="minorHAnsi" w:hAnsiTheme="minorHAnsi" w:eastAsiaTheme="minorHAnsi" w:cstheme="minorBidi"/>
         <w:sz w:val="22"/>
         <w:szCs w:val="22"/>
         <w:lang w:val="da-DK" w:eastAsia="en-US" w:bidi="ar-SA"/>
@@ -54044,14 +54021,14 @@
   <w:latentStyles w:defLockedState="0" w:defUIPriority="99" w:defSemiHidden="0" w:defUnhideWhenUsed="0" w:defQFormat="0" w:count="376">
     <w:lsdException w:name="Normal" w:uiPriority="0" w:qFormat="1"/>
     <w:lsdException w:name="heading 1" w:qFormat="1"/>
-    <w:lsdException w:name="heading 2" w:semiHidden="1" w:uiPriority="9" w:unhideWhenUsed="1" w:qFormat="1"/>
-    <w:lsdException w:name="heading 3" w:semiHidden="1" w:uiPriority="9" w:unhideWhenUsed="1" w:qFormat="1"/>
-    <w:lsdException w:name="heading 4" w:semiHidden="1" w:uiPriority="9" w:unhideWhenUsed="1" w:qFormat="1"/>
-    <w:lsdException w:name="heading 5" w:semiHidden="1" w:uiPriority="9" w:unhideWhenUsed="1" w:qFormat="1"/>
-    <w:lsdException w:name="heading 6" w:semiHidden="1" w:uiPriority="9" w:unhideWhenUsed="1" w:qFormat="1"/>
-    <w:lsdException w:name="heading 7" w:semiHidden="1" w:uiPriority="9" w:unhideWhenUsed="1" w:qFormat="1"/>
-    <w:lsdException w:name="heading 8" w:semiHidden="1" w:uiPriority="9" w:unhideWhenUsed="1" w:qFormat="1"/>
-    <w:lsdException w:name="heading 9" w:semiHidden="1" w:uiPriority="9" w:unhideWhenUsed="1" w:qFormat="1"/>
+    <w:lsdException w:name="heading 2" w:uiPriority="9" w:semiHidden="1" w:unhideWhenUsed="1" w:qFormat="1"/>
+    <w:lsdException w:name="heading 3" w:uiPriority="9" w:semiHidden="1" w:unhideWhenUsed="1" w:qFormat="1"/>
+    <w:lsdException w:name="heading 4" w:uiPriority="9" w:semiHidden="1" w:unhideWhenUsed="1" w:qFormat="1"/>
+    <w:lsdException w:name="heading 5" w:uiPriority="9" w:semiHidden="1" w:unhideWhenUsed="1" w:qFormat="1"/>
+    <w:lsdException w:name="heading 6" w:uiPriority="9" w:semiHidden="1" w:unhideWhenUsed="1" w:qFormat="1"/>
+    <w:lsdException w:name="heading 7" w:uiPriority="9" w:semiHidden="1" w:unhideWhenUsed="1" w:qFormat="1"/>
+    <w:lsdException w:name="heading 8" w:uiPriority="9" w:semiHidden="1" w:unhideWhenUsed="1" w:qFormat="1"/>
+    <w:lsdException w:name="heading 9" w:uiPriority="9" w:semiHidden="1" w:unhideWhenUsed="1" w:qFormat="1"/>
     <w:lsdException w:name="index 1" w:semiHidden="1" w:unhideWhenUsed="1"/>
     <w:lsdException w:name="index 2" w:semiHidden="1" w:unhideWhenUsed="1"/>
     <w:lsdException w:name="index 3" w:semiHidden="1" w:unhideWhenUsed="1"/>
@@ -54061,22 +54038,22 @@
     <w:lsdException w:name="index 7" w:semiHidden="1" w:unhideWhenUsed="1"/>
     <w:lsdException w:name="index 8" w:semiHidden="1" w:unhideWhenUsed="1"/>
     <w:lsdException w:name="index 9" w:semiHidden="1" w:unhideWhenUsed="1"/>
-    <w:lsdException w:name="toc 1" w:semiHidden="1" w:uiPriority="39" w:unhideWhenUsed="1"/>
-    <w:lsdException w:name="toc 2" w:semiHidden="1" w:uiPriority="39" w:unhideWhenUsed="1"/>
-    <w:lsdException w:name="toc 3" w:semiHidden="1" w:uiPriority="39" w:unhideWhenUsed="1"/>
-    <w:lsdException w:name="toc 4" w:semiHidden="1" w:uiPriority="39" w:unhideWhenUsed="1"/>
-    <w:lsdException w:name="toc 5" w:semiHidden="1" w:uiPriority="39" w:unhideWhenUsed="1"/>
-    <w:lsdException w:name="toc 6" w:semiHidden="1" w:uiPriority="39" w:unhideWhenUsed="1"/>
-    <w:lsdException w:name="toc 7" w:semiHidden="1" w:uiPriority="39" w:unhideWhenUsed="1"/>
-    <w:lsdException w:name="toc 8" w:semiHidden="1" w:uiPriority="39" w:unhideWhenUsed="1"/>
-    <w:lsdException w:name="toc 9" w:semiHidden="1" w:uiPriority="39" w:unhideWhenUsed="1"/>
+    <w:lsdException w:name="toc 1" w:uiPriority="39" w:semiHidden="1" w:unhideWhenUsed="1"/>
+    <w:lsdException w:name="toc 2" w:uiPriority="39" w:semiHidden="1" w:unhideWhenUsed="1"/>
+    <w:lsdException w:name="toc 3" w:uiPriority="39" w:semiHidden="1" w:unhideWhenUsed="1"/>
+    <w:lsdException w:name="toc 4" w:uiPriority="39" w:semiHidden="1" w:unhideWhenUsed="1"/>
+    <w:lsdException w:name="toc 5" w:uiPriority="39" w:semiHidden="1" w:unhideWhenUsed="1"/>
+    <w:lsdException w:name="toc 6" w:uiPriority="39" w:semiHidden="1" w:unhideWhenUsed="1"/>
+    <w:lsdException w:name="toc 7" w:uiPriority="39" w:semiHidden="1" w:unhideWhenUsed="1"/>
+    <w:lsdException w:name="toc 8" w:uiPriority="39" w:semiHidden="1" w:unhideWhenUsed="1"/>
+    <w:lsdException w:name="toc 9" w:uiPriority="39" w:semiHidden="1" w:unhideWhenUsed="1"/>
     <w:lsdException w:name="Normal Indent" w:semiHidden="1" w:unhideWhenUsed="1"/>
     <w:lsdException w:name="footnote text" w:semiHidden="1" w:unhideWhenUsed="1"/>
     <w:lsdException w:name="annotation text" w:semiHidden="1" w:unhideWhenUsed="1"/>
     <w:lsdException w:name="header" w:semiHidden="1" w:unhideWhenUsed="1"/>
     <w:lsdException w:name="footer" w:semiHidden="1" w:unhideWhenUsed="1"/>
     <w:lsdException w:name="index heading" w:semiHidden="1" w:unhideWhenUsed="1"/>
-    <w:lsdException w:name="caption" w:semiHidden="1" w:uiPriority="35" w:unhideWhenUsed="1" w:qFormat="1"/>
+    <w:lsdException w:name="caption" w:uiPriority="35" w:semiHidden="1" w:unhideWhenUsed="1" w:qFormat="1"/>
     <w:lsdException w:name="table of figures" w:semiHidden="1" w:unhideWhenUsed="1"/>
     <w:lsdException w:name="envelope address" w:semiHidden="1" w:unhideWhenUsed="1"/>
     <w:lsdException w:name="envelope return" w:semiHidden="1" w:unhideWhenUsed="1"/>
@@ -54107,7 +54084,7 @@
     <w:lsdException w:name="Title" w:uiPriority="10" w:qFormat="1"/>
     <w:lsdException w:name="Closing" w:semiHidden="1" w:unhideWhenUsed="1"/>
     <w:lsdException w:name="Signature" w:semiHidden="1" w:unhideWhenUsed="1"/>
-    <w:lsdException w:name="Default Paragraph Font" w:semiHidden="1" w:uiPriority="1" w:unhideWhenUsed="1"/>
+    <w:lsdException w:name="Default Paragraph Font" w:uiPriority="1" w:semiHidden="1" w:unhideWhenUsed="1"/>
     <w:lsdException w:name="Body Text" w:semiHidden="1" w:unhideWhenUsed="1"/>
     <w:lsdException w:name="Body Text Indent" w:semiHidden="1" w:unhideWhenUsed="1"/>
     <w:lsdException w:name="List Continue" w:semiHidden="1" w:unhideWhenUsed="1"/>
@@ -54307,8 +54284,8 @@
     <w:lsdException w:name="Subtle Reference" w:uiPriority="31" w:qFormat="1"/>
     <w:lsdException w:name="Intense Reference" w:uiPriority="32" w:qFormat="1"/>
     <w:lsdException w:name="Book Title" w:uiPriority="33" w:qFormat="1"/>
-    <w:lsdException w:name="Bibliography" w:semiHidden="1" w:uiPriority="37" w:unhideWhenUsed="1"/>
-    <w:lsdException w:name="TOC Heading" w:semiHidden="1" w:uiPriority="39" w:unhideWhenUsed="1" w:qFormat="1"/>
+    <w:lsdException w:name="Bibliography" w:uiPriority="37" w:semiHidden="1" w:unhideWhenUsed="1"/>
+    <w:lsdException w:name="TOC Heading" w:uiPriority="39" w:semiHidden="1" w:unhideWhenUsed="1" w:qFormat="1"/>
     <w:lsdException w:name="Plain Table 1" w:uiPriority="41"/>
     <w:lsdException w:name="Plain Table 2" w:uiPriority="42"/>
     <w:lsdException w:name="Plain Table 3" w:uiPriority="43"/>
@@ -54419,10 +54396,10 @@
     <w:lsdException w:name="Unresolved Mention" w:semiHidden="1" w:unhideWhenUsed="1"/>
     <w:lsdException w:name="Smart Link" w:semiHidden="1" w:unhideWhenUsed="1"/>
   </w:latentStyles>
-  <w:style w:type="paragraph" w:default="1" w:styleId="Normal">
+  <w:style w:type="paragraph" w:styleId="Normal" w:default="1">
     <w:name w:val="Normal"/>
     <w:qFormat/>
-    <w:rsid w:val="00822DEB"/>
+    <w:rsid w:val="00DE28BA"/>
     <w:rPr>
       <w:lang w:val="en-GB"/>
     </w:rPr>
@@ -54443,7 +54420,7 @@
       <w:outlineLvl w:val="0"/>
     </w:pPr>
     <w:rPr>
-      <w:rFonts w:asciiTheme="majorHAnsi" w:eastAsiaTheme="majorEastAsia" w:hAnsiTheme="majorHAnsi" w:cstheme="majorBidi"/>
+      <w:rFonts w:asciiTheme="majorHAnsi" w:hAnsiTheme="majorHAnsi" w:eastAsiaTheme="majorEastAsia" w:cstheme="majorBidi"/>
       <w:color w:val="2F5496" w:themeColor="accent1" w:themeShade="BF"/>
       <w:sz w:val="32"/>
       <w:szCs w:val="32"/>
@@ -54465,7 +54442,7 @@
       <w:outlineLvl w:val="1"/>
     </w:pPr>
     <w:rPr>
-      <w:rFonts w:asciiTheme="majorHAnsi" w:eastAsiaTheme="majorEastAsia" w:hAnsiTheme="majorHAnsi" w:cstheme="majorBidi"/>
+      <w:rFonts w:asciiTheme="majorHAnsi" w:hAnsiTheme="majorHAnsi" w:eastAsiaTheme="majorEastAsia" w:cstheme="majorBidi"/>
       <w:color w:val="2F5496" w:themeColor="accent1" w:themeShade="BF"/>
       <w:sz w:val="26"/>
       <w:szCs w:val="26"/>
@@ -54487,7 +54464,7 @@
       <w:outlineLvl w:val="2"/>
     </w:pPr>
     <w:rPr>
-      <w:rFonts w:asciiTheme="majorHAnsi" w:eastAsiaTheme="majorEastAsia" w:hAnsiTheme="majorHAnsi" w:cstheme="majorBidi"/>
+      <w:rFonts w:asciiTheme="majorHAnsi" w:hAnsiTheme="majorHAnsi" w:eastAsiaTheme="majorEastAsia" w:cstheme="majorBidi"/>
       <w:color w:val="1F3763" w:themeColor="accent1" w:themeShade="7F"/>
       <w:sz w:val="24"/>
       <w:szCs w:val="24"/>
@@ -54509,19 +54486,19 @@
       <w:outlineLvl w:val="3"/>
     </w:pPr>
     <w:rPr>
-      <w:rFonts w:asciiTheme="majorHAnsi" w:eastAsiaTheme="majorEastAsia" w:hAnsiTheme="majorHAnsi" w:cstheme="majorBidi"/>
+      <w:rFonts w:asciiTheme="majorHAnsi" w:hAnsiTheme="majorHAnsi" w:eastAsiaTheme="majorEastAsia" w:cstheme="majorBidi"/>
       <w:i/>
       <w:iCs/>
       <w:color w:val="2F5496" w:themeColor="accent1" w:themeShade="BF"/>
     </w:rPr>
   </w:style>
-  <w:style w:type="character" w:default="1" w:styleId="Standardskrifttypeiafsnit">
+  <w:style w:type="character" w:styleId="Standardskrifttypeiafsnit" w:default="1">
     <w:name w:val="Default Paragraph Font"/>
     <w:uiPriority w:val="1"/>
     <w:semiHidden/>
     <w:unhideWhenUsed/>
   </w:style>
-  <w:style w:type="table" w:default="1" w:styleId="Tabel-Normal">
+  <w:style w:type="table" w:styleId="Tabel-Normal" w:default="1">
     <w:name w:val="Normal Table"/>
     <w:uiPriority w:val="99"/>
     <w:semiHidden/>
@@ -54536,13 +54513,13 @@
       </w:tblCellMar>
     </w:tblPr>
   </w:style>
-  <w:style w:type="numbering" w:default="1" w:styleId="Ingenoversigt">
+  <w:style w:type="numbering" w:styleId="Ingenoversigt" w:default="1">
     <w:name w:val="No List"/>
     <w:uiPriority w:val="99"/>
     <w:semiHidden/>
     <w:unhideWhenUsed/>
   </w:style>
-  <w:style w:type="character" w:customStyle="1" w:styleId="Overskrift1Tegn">
+  <w:style w:type="character" w:styleId="Overskrift1Tegn" w:customStyle="1">
     <w:name w:val="Overskrift 1 Tegn"/>
     <w:aliases w:val="MedCom: Overskrift 1 Tegn"/>
     <w:basedOn w:val="Standardskrifttypeiafsnit"/>
@@ -54550,20 +54527,20 @@
     <w:uiPriority w:val="99"/>
     <w:rsid w:val="0098049D"/>
     <w:rPr>
-      <w:rFonts w:asciiTheme="majorHAnsi" w:eastAsiaTheme="majorEastAsia" w:hAnsiTheme="majorHAnsi" w:cstheme="majorBidi"/>
+      <w:rFonts w:asciiTheme="majorHAnsi" w:hAnsiTheme="majorHAnsi" w:eastAsiaTheme="majorEastAsia" w:cstheme="majorBidi"/>
       <w:color w:val="2F5496" w:themeColor="accent1" w:themeShade="BF"/>
       <w:sz w:val="32"/>
       <w:szCs w:val="32"/>
     </w:rPr>
   </w:style>
-  <w:style w:type="character" w:customStyle="1" w:styleId="Overskrift2Tegn">
+  <w:style w:type="character" w:styleId="Overskrift2Tegn" w:customStyle="1">
     <w:name w:val="Overskrift 2 Tegn"/>
     <w:basedOn w:val="Standardskrifttypeiafsnit"/>
     <w:link w:val="Overskrift2"/>
     <w:uiPriority w:val="9"/>
     <w:rsid w:val="0098049D"/>
     <w:rPr>
-      <w:rFonts w:asciiTheme="majorHAnsi" w:eastAsiaTheme="majorEastAsia" w:hAnsiTheme="majorHAnsi" w:cstheme="majorBidi"/>
+      <w:rFonts w:asciiTheme="majorHAnsi" w:hAnsiTheme="majorHAnsi" w:eastAsiaTheme="majorEastAsia" w:cstheme="majorBidi"/>
       <w:color w:val="2F5496" w:themeColor="accent1" w:themeShade="BF"/>
       <w:sz w:val="26"/>
       <w:szCs w:val="26"/>
@@ -54584,7 +54561,7 @@
       <w:spacing w:after="0" w:line="240" w:lineRule="auto"/>
     </w:pPr>
   </w:style>
-  <w:style w:type="character" w:customStyle="1" w:styleId="SidehovedTegn">
+  <w:style w:type="character" w:styleId="SidehovedTegn" w:customStyle="1">
     <w:name w:val="Sidehoved Tegn"/>
     <w:basedOn w:val="Standardskrifttypeiafsnit"/>
     <w:link w:val="Sidehoved"/>
@@ -54606,14 +54583,14 @@
       <w:spacing w:after="0" w:line="240" w:lineRule="auto"/>
     </w:pPr>
   </w:style>
-  <w:style w:type="character" w:customStyle="1" w:styleId="SidefodTegn">
+  <w:style w:type="character" w:styleId="SidefodTegn" w:customStyle="1">
     <w:name w:val="Sidefod Tegn"/>
     <w:basedOn w:val="Standardskrifttypeiafsnit"/>
     <w:link w:val="Sidefod"/>
     <w:uiPriority w:val="99"/>
     <w:rsid w:val="0098049D"/>
   </w:style>
-  <w:style w:type="table" w:customStyle="1" w:styleId="Tabel-Gitter1">
+  <w:style w:type="table" w:styleId="Tabel-Gitter1" w:customStyle="1">
     <w:name w:val="Tabel - Gitter1"/>
     <w:basedOn w:val="Tabel-Normal"/>
     <w:next w:val="Tabel-Gitter"/>
@@ -54629,12 +54606,12 @@
     </w:rPr>
     <w:tblPr>
       <w:tblBorders>
-        <w:top w:val="single" w:sz="4" w:space="0" w:color="auto"/>
-        <w:left w:val="single" w:sz="4" w:space="0" w:color="auto"/>
-        <w:bottom w:val="single" w:sz="4" w:space="0" w:color="auto"/>
-        <w:right w:val="single" w:sz="4" w:space="0" w:color="auto"/>
-        <w:insideH w:val="single" w:sz="4" w:space="0" w:color="auto"/>
-        <w:insideV w:val="single" w:sz="4" w:space="0" w:color="auto"/>
+        <w:top w:val="single" w:color="auto" w:sz="4" w:space="0"/>
+        <w:left w:val="single" w:color="auto" w:sz="4" w:space="0"/>
+        <w:bottom w:val="single" w:color="auto" w:sz="4" w:space="0"/>
+        <w:right w:val="single" w:color="auto" w:sz="4" w:space="0"/>
+        <w:insideH w:val="single" w:color="auto" w:sz="4" w:space="0"/>
+        <w:insideV w:val="single" w:color="auto" w:sz="4" w:space="0"/>
       </w:tblBorders>
     </w:tblPr>
   </w:style>
@@ -54648,12 +54625,12 @@
     </w:pPr>
     <w:tblPr>
       <w:tblBorders>
-        <w:top w:val="single" w:sz="4" w:space="0" w:color="auto"/>
-        <w:left w:val="single" w:sz="4" w:space="0" w:color="auto"/>
-        <w:bottom w:val="single" w:sz="4" w:space="0" w:color="auto"/>
-        <w:right w:val="single" w:sz="4" w:space="0" w:color="auto"/>
-        <w:insideH w:val="single" w:sz="4" w:space="0" w:color="auto"/>
-        <w:insideV w:val="single" w:sz="4" w:space="0" w:color="auto"/>
+        <w:top w:val="single" w:color="auto" w:sz="4" w:space="0"/>
+        <w:left w:val="single" w:color="auto" w:sz="4" w:space="0"/>
+        <w:bottom w:val="single" w:color="auto" w:sz="4" w:space="0"/>
+        <w:right w:val="single" w:color="auto" w:sz="4" w:space="0"/>
+        <w:insideH w:val="single" w:color="auto" w:sz="4" w:space="0"/>
+        <w:insideV w:val="single" w:color="auto" w:sz="4" w:space="0"/>
       </w:tblBorders>
     </w:tblPr>
   </w:style>
@@ -54683,7 +54660,7 @@
       <w:szCs w:val="20"/>
     </w:rPr>
   </w:style>
-  <w:style w:type="character" w:customStyle="1" w:styleId="KommentartekstTegn">
+  <w:style w:type="character" w:styleId="KommentartekstTegn" w:customStyle="1">
     <w:name w:val="Kommentartekst Tegn"/>
     <w:basedOn w:val="Standardskrifttypeiafsnit"/>
     <w:link w:val="Kommentartekst"/>
@@ -54694,7 +54671,7 @@
       <w:szCs w:val="20"/>
     </w:rPr>
   </w:style>
-  <w:style w:type="table" w:customStyle="1" w:styleId="Tabel-Gitter2">
+  <w:style w:type="table" w:styleId="Tabel-Gitter2" w:customStyle="1">
     <w:name w:val="Tabel - Gitter2"/>
     <w:basedOn w:val="Tabel-Normal"/>
     <w:next w:val="Tabel-Gitter"/>
@@ -54710,12 +54687,12 @@
     </w:rPr>
     <w:tblPr>
       <w:tblBorders>
-        <w:top w:val="single" w:sz="4" w:space="0" w:color="auto"/>
-        <w:left w:val="single" w:sz="4" w:space="0" w:color="auto"/>
-        <w:bottom w:val="single" w:sz="4" w:space="0" w:color="auto"/>
-        <w:right w:val="single" w:sz="4" w:space="0" w:color="auto"/>
-        <w:insideH w:val="single" w:sz="4" w:space="0" w:color="auto"/>
-        <w:insideV w:val="single" w:sz="4" w:space="0" w:color="auto"/>
+        <w:top w:val="single" w:color="auto" w:sz="4" w:space="0"/>
+        <w:left w:val="single" w:color="auto" w:sz="4" w:space="0"/>
+        <w:bottom w:val="single" w:color="auto" w:sz="4" w:space="0"/>
+        <w:right w:val="single" w:color="auto" w:sz="4" w:space="0"/>
+        <w:insideH w:val="single" w:color="auto" w:sz="4" w:space="0"/>
+        <w:insideV w:val="single" w:color="auto" w:sz="4" w:space="0"/>
       </w:tblBorders>
     </w:tblPr>
   </w:style>
@@ -54818,7 +54795,7 @@
       <w:bCs/>
     </w:rPr>
   </w:style>
-  <w:style w:type="character" w:customStyle="1" w:styleId="KommentaremneTegn">
+  <w:style w:type="character" w:styleId="KommentaremneTegn" w:customStyle="1">
     <w:name w:val="Kommentaremne Tegn"/>
     <w:basedOn w:val="KommentartekstTegn"/>
     <w:link w:val="Kommentaremne"/>
@@ -54832,7 +54809,7 @@
       <w:szCs w:val="20"/>
     </w:rPr>
   </w:style>
-  <w:style w:type="paragraph" w:customStyle="1" w:styleId="MedComHyperlink">
+  <w:style w:type="paragraph" w:styleId="MedComHyperlink" w:customStyle="1">
     <w:name w:val="MedCom: Hyperlink"/>
     <w:basedOn w:val="Normal"/>
     <w:link w:val="MedComHyperlinkChar"/>
@@ -54849,7 +54826,7 @@
       <w:u w:val="single"/>
     </w:rPr>
   </w:style>
-  <w:style w:type="character" w:customStyle="1" w:styleId="MedComHyperlinkChar">
+  <w:style w:type="character" w:styleId="MedComHyperlinkChar" w:customStyle="1">
     <w:name w:val="MedCom: Hyperlink Char"/>
     <w:basedOn w:val="Standardskrifttypeiafsnit"/>
     <w:link w:val="MedComHyperlink"/>
@@ -54886,14 +54863,14 @@
       <w:u w:val="single"/>
     </w:rPr>
   </w:style>
-  <w:style w:type="character" w:customStyle="1" w:styleId="Overskrift3Tegn">
+  <w:style w:type="character" w:styleId="Overskrift3Tegn" w:customStyle="1">
     <w:name w:val="Overskrift 3 Tegn"/>
     <w:basedOn w:val="Standardskrifttypeiafsnit"/>
     <w:link w:val="Overskrift3"/>
     <w:uiPriority w:val="9"/>
     <w:rsid w:val="00715CF0"/>
     <w:rPr>
-      <w:rFonts w:asciiTheme="majorHAnsi" w:eastAsiaTheme="majorEastAsia" w:hAnsiTheme="majorHAnsi" w:cstheme="majorBidi"/>
+      <w:rFonts w:asciiTheme="majorHAnsi" w:hAnsiTheme="majorHAnsi" w:eastAsiaTheme="majorEastAsia" w:cstheme="majorBidi"/>
       <w:color w:val="1F3763" w:themeColor="accent1" w:themeShade="7F"/>
       <w:sz w:val="24"/>
       <w:szCs w:val="24"/>
@@ -54914,7 +54891,7 @@
       <w:szCs w:val="20"/>
     </w:rPr>
   </w:style>
-  <w:style w:type="character" w:customStyle="1" w:styleId="FodnotetekstTegn">
+  <w:style w:type="character" w:styleId="FodnotetekstTegn" w:customStyle="1">
     <w:name w:val="Fodnotetekst Tegn"/>
     <w:basedOn w:val="Standardskrifttypeiafsnit"/>
     <w:link w:val="Fodnotetekst"/>
@@ -54948,14 +54925,14 @@
       <w:ind w:left="440"/>
     </w:pPr>
   </w:style>
-  <w:style w:type="character" w:customStyle="1" w:styleId="Overskrift4Tegn">
+  <w:style w:type="character" w:styleId="Overskrift4Tegn" w:customStyle="1">
     <w:name w:val="Overskrift 4 Tegn"/>
     <w:basedOn w:val="Standardskrifttypeiafsnit"/>
     <w:link w:val="Overskrift4"/>
     <w:uiPriority w:val="9"/>
     <w:rsid w:val="00756B92"/>
     <w:rPr>
-      <w:rFonts w:asciiTheme="majorHAnsi" w:eastAsiaTheme="majorEastAsia" w:hAnsiTheme="majorHAnsi" w:cstheme="majorBidi"/>
+      <w:rFonts w:asciiTheme="majorHAnsi" w:hAnsiTheme="majorHAnsi" w:eastAsiaTheme="majorEastAsia" w:cstheme="majorBidi"/>
       <w:i/>
       <w:iCs/>
       <w:color w:val="2F5496" w:themeColor="accent1" w:themeShade="BF"/>
@@ -55001,12 +54978,12 @@
       <w:spacing w:after="0" w:line="240" w:lineRule="auto"/>
     </w:pPr>
   </w:style>
-  <w:style w:type="character" w:customStyle="1" w:styleId="normaltextrun">
+  <w:style w:type="character" w:styleId="normaltextrun" w:customStyle="1">
     <w:name w:val="normaltextrun"/>
     <w:basedOn w:val="Standardskrifttypeiafsnit"/>
     <w:rsid w:val="00507746"/>
   </w:style>
-  <w:style w:type="character" w:customStyle="1" w:styleId="eop">
+  <w:style w:type="character" w:styleId="eop" w:customStyle="1">
     <w:name w:val="eop"/>
     <w:basedOn w:val="Standardskrifttypeiafsnit"/>
     <w:rsid w:val="00F84364"/>
@@ -55022,12 +54999,12 @@
       <w:shd w:val="clear" w:color="auto" w:fill="E1DFDD"/>
     </w:rPr>
   </w:style>
-  <w:style w:type="character" w:customStyle="1" w:styleId="spellingerror">
+  <w:style w:type="character" w:styleId="spellingerror" w:customStyle="1">
     <w:name w:val="spellingerror"/>
     <w:basedOn w:val="Standardskrifttypeiafsnit"/>
     <w:rsid w:val="00FB1D77"/>
   </w:style>
-  <w:style w:type="paragraph" w:customStyle="1" w:styleId="Default">
+  <w:style w:type="paragraph" w:styleId="Default" w:customStyle="1">
     <w:name w:val="Default"/>
     <w:rsid w:val="00061205"/>
     <w:pPr>
@@ -55043,7 +55020,7 @@
       <w:szCs w:val="24"/>
     </w:rPr>
   </w:style>
-  <w:style w:type="paragraph" w:customStyle="1" w:styleId="normal1">
+  <w:style w:type="paragraph" w:styleId="normal1" w:customStyle="1">
     <w:name w:val="normal1"/>
     <w:qFormat/>
     <w:rsid w:val="00806F38"/>
@@ -55051,11 +55028,11 @@
       <w:suppressAutoHyphens/>
     </w:pPr>
     <w:rPr>
-      <w:rFonts w:ascii="Calibri" w:eastAsia="Calibri" w:hAnsi="Calibri" w:cs="Calibri"/>
+      <w:rFonts w:ascii="Calibri" w:hAnsi="Calibri" w:eastAsia="Calibri" w:cs="Calibri"/>
       <w:lang w:val="en-GB" w:eastAsia="zh-CN" w:bidi="hi-IN"/>
     </w:rPr>
   </w:style>
-  <w:style w:type="paragraph" w:customStyle="1" w:styleId="pf0">
+  <w:style w:type="paragraph" w:styleId="pf0" w:customStyle="1">
     <w:name w:val="pf0"/>
     <w:basedOn w:val="Normal"/>
     <w:rsid w:val="00F43E0C"/>
@@ -55064,18 +55041,18 @@
       <w:ind w:left="720"/>
     </w:pPr>
     <w:rPr>
-      <w:rFonts w:ascii="Times New Roman" w:eastAsia="Times New Roman" w:hAnsi="Times New Roman" w:cs="Times New Roman"/>
+      <w:rFonts w:ascii="Times New Roman" w:hAnsi="Times New Roman" w:eastAsia="Times New Roman" w:cs="Times New Roman"/>
       <w:sz w:val="24"/>
       <w:szCs w:val="24"/>
       <w:lang w:val="da-DK" w:eastAsia="da-DK"/>
     </w:rPr>
   </w:style>
-  <w:style w:type="character" w:customStyle="1" w:styleId="cf01">
+  <w:style w:type="character" w:styleId="cf01" w:customStyle="1">
     <w:name w:val="cf01"/>
     <w:basedOn w:val="Standardskrifttypeiafsnit"/>
     <w:rsid w:val="00F43E0C"/>
     <w:rPr>
-      <w:rFonts w:ascii="Segoe UI" w:hAnsi="Segoe UI" w:cs="Segoe UI" w:hint="default"/>
+      <w:rFonts w:hint="default" w:ascii="Segoe UI" w:hAnsi="Segoe UI" w:cs="Segoe UI"/>
       <w:sz w:val="18"/>
       <w:szCs w:val="18"/>
     </w:rPr>
@@ -59498,6 +59475,36 @@
         </w:p>
       </w:docPartBody>
     </w:docPart>
+    <w:docPart>
+      <w:docPartPr>
+        <w:name w:val="27800F0C22194ADE8479C3F452784F40"/>
+        <w:category>
+          <w:name w:val="Generelt"/>
+          <w:gallery w:val="placeholder"/>
+        </w:category>
+        <w:types>
+          <w:type w:val="bbPlcHdr"/>
+        </w:types>
+        <w:behaviors>
+          <w:behavior w:val="content"/>
+        </w:behaviors>
+        <w:guid w:val="{32F24396-3B58-47D2-B830-767F0611A97D}"/>
+      </w:docPartPr>
+      <w:docPartBody>
+        <w:p>
+          <w:pPr>
+            <w:pStyle w:val="27800F0C22194ADE8479C3F452784F40"/>
+          </w:pPr>
+          <w:r>
+            <w:rPr>
+              <w:rStyle w:val="Pladsholdertekst"/>
+              <w:rFonts w:eastAsia="Calibri"/>
+            </w:rPr>
+            <w:t>Vælg</w:t>
+          </w:r>
+        </w:p>
+      </w:docPartBody>
+    </w:docPart>
   </w:docParts>
 </w:glossaryDocument>
 </file>
@@ -59650,6 +59657,7 @@
     <w:rsid w:val="00200675"/>
     <w:rsid w:val="00203C97"/>
     <w:rsid w:val="002261DE"/>
+    <w:rsid w:val="00261F92"/>
     <w:rsid w:val="00281AB7"/>
     <w:rsid w:val="002A5F4E"/>
     <w:rsid w:val="002A65D3"/>
@@ -59715,6 +59723,7 @@
     <w:rsid w:val="00613572"/>
     <w:rsid w:val="00615ACC"/>
     <w:rsid w:val="00623856"/>
+    <w:rsid w:val="00630535"/>
     <w:rsid w:val="00636C55"/>
     <w:rsid w:val="00645CC1"/>
     <w:rsid w:val="00651CAC"/>
@@ -59750,6 +59759,7 @@
     <w:rsid w:val="00861A41"/>
     <w:rsid w:val="008628FE"/>
     <w:rsid w:val="00865449"/>
+    <w:rsid w:val="008A628F"/>
     <w:rsid w:val="008C1978"/>
     <w:rsid w:val="008C30CD"/>
     <w:rsid w:val="009037AA"/>
@@ -59772,6 +59782,7 @@
     <w:rsid w:val="009975E8"/>
     <w:rsid w:val="009A30AD"/>
     <w:rsid w:val="009A35C3"/>
+    <w:rsid w:val="009B5501"/>
     <w:rsid w:val="009C7D61"/>
     <w:rsid w:val="009F6201"/>
     <w:rsid w:val="009F66AC"/>
@@ -59819,9 +59830,11 @@
     <w:rsid w:val="00D0125F"/>
     <w:rsid w:val="00D04144"/>
     <w:rsid w:val="00D17485"/>
+    <w:rsid w:val="00D2788F"/>
     <w:rsid w:val="00D35FD4"/>
     <w:rsid w:val="00D41793"/>
     <w:rsid w:val="00D77920"/>
+    <w:rsid w:val="00D85F8F"/>
     <w:rsid w:val="00D92E7A"/>
     <w:rsid w:val="00DC220A"/>
     <w:rsid w:val="00DC55C6"/>
@@ -60304,7 +60317,7 @@
     <w:basedOn w:val="Standardskrifttypeiafsnit"/>
     <w:uiPriority w:val="99"/>
     <w:semiHidden/>
-    <w:rsid w:val="00097D5E"/>
+    <w:rsid w:val="00261F92"/>
     <w:rPr>
       <w:color w:val="808080"/>
     </w:rPr>
@@ -62116,6 +62129,19 @@
       <w14:ligatures w14:val="standardContextual"/>
     </w:rPr>
   </w:style>
+  <w:style w:type="paragraph" w:customStyle="1" w:styleId="27800F0C22194ADE8479C3F452784F40">
+    <w:name w:val="27800F0C22194ADE8479C3F452784F40"/>
+    <w:rsid w:val="00261F92"/>
+    <w:pPr>
+      <w:spacing w:line="278" w:lineRule="auto"/>
+    </w:pPr>
+    <w:rPr>
+      <w:kern w:val="2"/>
+      <w:sz w:val="24"/>
+      <w:szCs w:val="24"/>
+      <w14:ligatures w14:val="standardContextual"/>
+    </w:rPr>
+  </w:style>
 </w:styles>
 </file>
 
@@ -62127,7 +62153,7 @@
 </file>
 
 <file path=word/theme/theme1.xml><?xml version="1.0" encoding="utf-8"?>
-<a:theme xmlns:a="http://schemas.openxmlformats.org/drawingml/2006/main" name="Office-tema">
+<a:theme xmlns:a="http://schemas.openxmlformats.org/drawingml/2006/main" xmlns:thm15="http://schemas.microsoft.com/office/thememl/2012/main" name="Office-tema">
   <a:themeElements>
     <a:clrScheme name="Office">
       <a:dk1>
@@ -62422,10 +62448,6 @@
 </file>
 
 <file path=customXml/item1.xml><?xml version="1.0" encoding="utf-8"?>
-<b:Sources xmlns:b="http://schemas.openxmlformats.org/officeDocument/2006/bibliography" xmlns="http://schemas.openxmlformats.org/officeDocument/2006/bibliography" SelectedStyle="\APASixthEditionOfficeOnline.xsl" StyleName="APA" Version="6"/>
-</file>
-
-<file path=customXml/item2.xml><?xml version="1.0" encoding="utf-8"?>
 <ct:contentTypeSchema xmlns:ct="http://schemas.microsoft.com/office/2006/metadata/contentType" xmlns:ma="http://schemas.microsoft.com/office/2006/metadata/properties/metaAttributes" ct:_="" ma:_="" ma:contentTypeName="Dokument" ma:contentTypeID="0x010100CE3A8153F207434E9AE9E016B63FAED4" ma:contentTypeVersion="14" ma:contentTypeDescription="Opret et nyt dokument." ma:contentTypeScope="" ma:versionID="4db7d70616debe2b560b99cfd97c8c41">
   <xsd:schema xmlns:xsd="http://www.w3.org/2001/XMLSchema" xmlns:xs="http://www.w3.org/2001/XMLSchema" xmlns:p="http://schemas.microsoft.com/office/2006/metadata/properties" xmlns:ns2="ee8ef5dc-6422-4132-ba28-a9150fefde4c" xmlns:ns3="672a50b0-1df9-4341-9d54-48b9c706e195" targetNamespace="http://schemas.microsoft.com/office/2006/metadata/properties" ma:root="true" ma:fieldsID="7d79f90df4c2ae1b98b3ae311fc82e69" ns2:_="" ns3:_="">
     <xsd:import namespace="ee8ef5dc-6422-4132-ba28-a9150fefde4c"/>
@@ -62654,16 +62676,11 @@
 </ct:contentTypeSchema>
 </file>
 
-<file path=customXml/item3.xml><?xml version="1.0" encoding="utf-8"?>
-<?mso-contentType ?>
-<FormTemplates xmlns="http://schemas.microsoft.com/sharepoint/v3/contenttype/forms">
-  <Display>DocumentLibraryForm</Display>
-  <Edit>DocumentLibraryForm</Edit>
-  <New>DocumentLibraryForm</New>
-</FormTemplates>
+<file path=customXml/item2.xml><?xml version="1.0" encoding="utf-8"?>
+<b:Sources xmlns:b="http://schemas.openxmlformats.org/officeDocument/2006/bibliography" xmlns="http://schemas.openxmlformats.org/officeDocument/2006/bibliography" SelectedStyle="\APASixthEditionOfficeOnline.xsl" StyleName="APA" Version="6"/>
 </file>
 
-<file path=customXml/item4.xml><?xml version="1.0" encoding="utf-8"?>
+<file path=customXml/item3.xml><?xml version="1.0" encoding="utf-8"?>
 <p:properties xmlns:p="http://schemas.microsoft.com/office/2006/metadata/properties" xmlns:xsi="http://www.w3.org/2001/XMLSchema-instance" xmlns:pc="http://schemas.microsoft.com/office/infopath/2007/PartnerControls">
   <documentManagement>
     <lcf76f155ced4ddcb4097134ff3c332f xmlns="ee8ef5dc-6422-4132-ba28-a9150fefde4c">
@@ -62674,15 +62691,16 @@
 </p:properties>
 </file>
 
-<file path=customXml/itemProps1.xml><?xml version="1.0" encoding="utf-8"?>
-<ds:datastoreItem xmlns:ds="http://schemas.openxmlformats.org/officeDocument/2006/customXml" ds:itemID="{18CEAC93-67DE-4A44-82DF-9DCF67599B3D}">
-  <ds:schemaRefs>
-    <ds:schemaRef ds:uri="http://schemas.openxmlformats.org/officeDocument/2006/bibliography"/>
-  </ds:schemaRefs>
-</ds:datastoreItem>
+<file path=customXml/item4.xml><?xml version="1.0" encoding="utf-8"?>
+<?mso-contentType ?>
+<FormTemplates xmlns="http://schemas.microsoft.com/sharepoint/v3/contenttype/forms">
+  <Display>DocumentLibraryForm</Display>
+  <Edit>DocumentLibraryForm</Edit>
+  <New>DocumentLibraryForm</New>
+</FormTemplates>
 </file>
 
-<file path=customXml/itemProps2.xml><?xml version="1.0" encoding="utf-8"?>
+<file path=customXml/itemProps1.xml><?xml version="1.0" encoding="utf-8"?>
 <ds:datastoreItem xmlns:ds="http://schemas.openxmlformats.org/officeDocument/2006/customXml" ds:itemID="{51FCA682-BE54-4A9F-893E-BF75C22CECA2}">
   <ds:schemaRefs>
     <ds:schemaRef ds:uri="http://schemas.microsoft.com/office/2006/metadata/contentType"/>
@@ -62701,15 +62719,15 @@
 </ds:datastoreItem>
 </file>
 
-<file path=customXml/itemProps3.xml><?xml version="1.0" encoding="utf-8"?>
-<ds:datastoreItem xmlns:ds="http://schemas.openxmlformats.org/officeDocument/2006/customXml" ds:itemID="{4C1D6B20-F8BE-413B-AE2E-76A50948A943}">
+<file path=customXml/itemProps2.xml><?xml version="1.0" encoding="utf-8"?>
+<ds:datastoreItem xmlns:ds="http://schemas.openxmlformats.org/officeDocument/2006/customXml" ds:itemID="{18CEAC93-67DE-4A44-82DF-9DCF67599B3D}">
   <ds:schemaRefs>
-    <ds:schemaRef ds:uri="http://schemas.microsoft.com/sharepoint/v3/contenttype/forms"/>
+    <ds:schemaRef ds:uri="http://schemas.openxmlformats.org/officeDocument/2006/bibliography"/>
   </ds:schemaRefs>
 </ds:datastoreItem>
 </file>
 
-<file path=customXml/itemProps4.xml><?xml version="1.0" encoding="utf-8"?>
+<file path=customXml/itemProps3.xml><?xml version="1.0" encoding="utf-8"?>
 <ds:datastoreItem xmlns:ds="http://schemas.openxmlformats.org/officeDocument/2006/customXml" ds:itemID="{D00219BE-D6D3-49D3-A6E0-533534996ACF}">
   <ds:schemaRefs>
     <ds:schemaRef ds:uri="http://schemas.microsoft.com/office/2006/metadata/properties"/>
@@ -62718,4 +62736,12 @@
     <ds:schemaRef ds:uri="672a50b0-1df9-4341-9d54-48b9c706e195"/>
   </ds:schemaRefs>
 </ds:datastoreItem>
+</file>
+
+<file path=customXml/itemProps4.xml><?xml version="1.0" encoding="utf-8"?>
+<ds:datastoreItem xmlns:ds="http://schemas.openxmlformats.org/officeDocument/2006/customXml" ds:itemID="{4C1D6B20-F8BE-413B-AE2E-76A50948A943}">
+  <ds:schemaRefs>
+    <ds:schemaRef ds:uri="http://schemas.microsoft.com/sharepoint/v3/contenttype/forms"/>
+  </ds:schemaRefs>
+</ds:datastoreItem>
 </file>
--- a/docs/assets/CareCommunication_Testprotocol_Send.docx
+++ b/docs/assets/CareCommunication_Testprotocol_Send.docx
@@ -1,6 +1,6 @@
 
 <file path=word/document.xml><?xml version="1.0" encoding="utf-8"?>
-<w:document xmlns:wpc="http://schemas.microsoft.com/office/word/2010/wordprocessingCanvas" xmlns:cx="http://schemas.microsoft.com/office/drawing/2014/chartex" xmlns:cx1="http://schemas.microsoft.com/office/drawing/2015/9/8/chartex" xmlns:cx2="http://schemas.microsoft.com/office/drawing/2015/10/21/chartex" xmlns:cx3="http://schemas.microsoft.com/office/drawing/2016/5/9/chartex" xmlns:cx4="http://schemas.microsoft.com/office/drawing/2016/5/10/chartex" xmlns:cx5="http://schemas.microsoft.com/office/drawing/2016/5/11/chartex" xmlns:cx6="http://schemas.microsoft.com/office/drawing/2016/5/12/chartex" xmlns:cx7="http://schemas.microsoft.com/office/drawing/2016/5/13/chartex" xmlns:cx8="http://schemas.microsoft.com/office/drawing/2016/5/14/chartex" xmlns:mc="http://schemas.openxmlformats.org/markup-compatibility/2006" xmlns:aink="http://schemas.microsoft.com/office/drawing/2016/ink" xmlns:am3d="http://schemas.microsoft.com/office/drawing/2017/model3d" xmlns:o="urn:schemas-microsoft-com:office:office" xmlns:oel="http://schemas.microsoft.com/office/2019/extlst" xmlns:r="http://schemas.openxmlformats.org/officeDocument/2006/relationships" xmlns:m="http://schemas.openxmlformats.org/officeDocument/2006/math" xmlns:v="urn:schemas-microsoft-com:vml" xmlns:wp14="http://schemas.microsoft.com/office/word/2010/wordprocessingDrawing" xmlns:wp="http://schemas.openxmlformats.org/drawingml/2006/wordprocessingDrawing" xmlns:w10="urn:schemas-microsoft-com:office:word" xmlns:w="http://schemas.openxmlformats.org/wordprocessingml/2006/main" xmlns:w14="http://schemas.microsoft.com/office/word/2010/wordml" xmlns:w15="http://schemas.microsoft.com/office/word/2012/wordml" xmlns:w16cex="http://schemas.microsoft.com/office/word/2018/wordml/cex" xmlns:w16cid="http://schemas.microsoft.com/office/word/2016/wordml/cid" xmlns:w16="http://schemas.microsoft.com/office/word/2018/wordml" xmlns:w16du="http://schemas.microsoft.com/office/word/2023/wordml/word16du" xmlns:w16sdtdh="http://schemas.microsoft.com/office/word/2020/wordml/sdtdatahash" xmlns:w16sdtfl="http://schemas.microsoft.com/office/word/2024/wordml/sdtformatlock" xmlns:w16se="http://schemas.microsoft.com/office/word/2015/wordml/symex" xmlns:wpg="http://schemas.microsoft.com/office/word/2010/wordprocessingGroup" xmlns:wpi="http://schemas.microsoft.com/office/word/2010/wordprocessingInk" xmlns:wne="http://schemas.microsoft.com/office/word/2006/wordml" xmlns:wps="http://schemas.microsoft.com/office/word/2010/wordprocessingShape" xmlns:a="http://schemas.openxmlformats.org/drawingml/2006/main" mc:Ignorable="w14 w15 w16se w16cid w16 w16cex w16sdtdh w16sdtfl w16du wp14">
+<w:document xmlns:wpc="http://schemas.microsoft.com/office/word/2010/wordprocessingCanvas" xmlns:cx="http://schemas.microsoft.com/office/drawing/2014/chartex" xmlns:cx1="http://schemas.microsoft.com/office/drawing/2015/9/8/chartex" xmlns:cx2="http://schemas.microsoft.com/office/drawing/2015/10/21/chartex" xmlns:cx3="http://schemas.microsoft.com/office/drawing/2016/5/9/chartex" xmlns:cx4="http://schemas.microsoft.com/office/drawing/2016/5/10/chartex" xmlns:cx5="http://schemas.microsoft.com/office/drawing/2016/5/11/chartex" xmlns:cx6="http://schemas.microsoft.com/office/drawing/2016/5/12/chartex" xmlns:cx7="http://schemas.microsoft.com/office/drawing/2016/5/13/chartex" xmlns:cx8="http://schemas.microsoft.com/office/drawing/2016/5/14/chartex" xmlns:mc="http://schemas.openxmlformats.org/markup-compatibility/2006" xmlns:aink="http://schemas.microsoft.com/office/drawing/2016/ink" xmlns:am3d="http://schemas.microsoft.com/office/drawing/2017/model3d" xmlns:o="urn:schemas-microsoft-com:office:office" xmlns:oel="http://schemas.microsoft.com/office/2019/extlst" xmlns:r="http://schemas.openxmlformats.org/officeDocument/2006/relationships" xmlns:m="http://schemas.openxmlformats.org/officeDocument/2006/math" xmlns:v="urn:schemas-microsoft-com:vml" xmlns:wp14="http://schemas.microsoft.com/office/word/2010/wordprocessingDrawing" xmlns:wp="http://schemas.openxmlformats.org/drawingml/2006/wordprocessingDrawing" xmlns:w10="urn:schemas-microsoft-com:office:word" xmlns:w="http://schemas.openxmlformats.org/wordprocessingml/2006/main" xmlns:w14="http://schemas.microsoft.com/office/word/2010/wordml" xmlns:w15="http://schemas.microsoft.com/office/word/2012/wordml" xmlns:w16cex="http://schemas.microsoft.com/office/word/2018/wordml/cex" xmlns:w16cid="http://schemas.microsoft.com/office/word/2016/wordml/cid" xmlns:w16="http://schemas.microsoft.com/office/word/2018/wordml" xmlns:w16du="http://schemas.microsoft.com/office/word/2023/wordml/word16du" xmlns:w16sdtdh="http://schemas.microsoft.com/office/word/2020/wordml/sdtdatahash" xmlns:w16sdtfl="http://schemas.microsoft.com/office/word/2024/wordml/sdtformatlock" xmlns:w16se="http://schemas.microsoft.com/office/word/2015/wordml/symex" xmlns:wpg="http://schemas.microsoft.com/office/word/2010/wordprocessingGroup" xmlns:wpi="http://schemas.microsoft.com/office/word/2010/wordprocessingInk" xmlns:wne="http://schemas.microsoft.com/office/word/2006/wordml" xmlns:wps="http://schemas.microsoft.com/office/word/2010/wordprocessingShape" mc:Ignorable="w14 w15 w16se w16cid w16 w16cex w16sdtdh w16sdtfl w16du wp14">
   <w:body>
     <w:p>
       <w:pPr>
@@ -8,7 +8,7 @@
         <w:contextualSpacing/>
         <w:jc w:val="center"/>
         <w:rPr>
-          <w:rFonts w:ascii="Calibri Light" w:hAnsi="Calibri Light" w:eastAsia="Times New Roman" w:cs="Times New Roman"/>
+          <w:rFonts w:ascii="Calibri Light" w:eastAsia="Times New Roman" w:hAnsi="Calibri Light" w:cs="Times New Roman"/>
           <w:spacing w:val="-10"/>
           <w:kern w:val="28"/>
           <w:sz w:val="56"/>
@@ -17,7 +17,7 @@
       </w:pPr>
       <w:r>
         <w:rPr>
-          <w:rFonts w:ascii="Calibri Light" w:hAnsi="Calibri Light" w:eastAsia="Times New Roman" w:cs="Times New Roman"/>
+          <w:rFonts w:ascii="Calibri Light" w:eastAsia="Times New Roman" w:hAnsi="Calibri Light" w:cs="Times New Roman"/>
           <w:spacing w:val="-10"/>
           <w:kern w:val="28"/>
           <w:sz w:val="56"/>
@@ -32,7 +32,7 @@
         <w:contextualSpacing/>
         <w:jc w:val="center"/>
         <w:rPr>
-          <w:rFonts w:ascii="Calibri Light" w:hAnsi="Calibri Light" w:eastAsia="Times New Roman" w:cs="Times New Roman"/>
+          <w:rFonts w:ascii="Calibri Light" w:eastAsia="Times New Roman" w:hAnsi="Calibri Light" w:cs="Times New Roman"/>
           <w:spacing w:val="-10"/>
           <w:kern w:val="28"/>
           <w:sz w:val="56"/>
@@ -46,7 +46,7 @@
         <w:contextualSpacing/>
         <w:jc w:val="center"/>
         <w:rPr>
-          <w:rFonts w:ascii="Calibri Light" w:hAnsi="Calibri Light" w:eastAsia="Times New Roman" w:cs="Times New Roman"/>
+          <w:rFonts w:ascii="Calibri Light" w:eastAsia="Times New Roman" w:hAnsi="Calibri Light" w:cs="Times New Roman"/>
           <w:spacing w:val="-10"/>
           <w:kern w:val="28"/>
           <w:sz w:val="56"/>
@@ -55,7 +55,7 @@
       </w:pPr>
       <w:r>
         <w:rPr>
-          <w:rFonts w:ascii="Calibri Light" w:hAnsi="Calibri Light" w:eastAsia="Times New Roman" w:cs="Times New Roman"/>
+          <w:rFonts w:ascii="Calibri Light" w:eastAsia="Times New Roman" w:hAnsi="Calibri Light" w:cs="Times New Roman"/>
           <w:spacing w:val="-10"/>
           <w:kern w:val="28"/>
           <w:sz w:val="56"/>
@@ -65,7 +65,7 @@
       </w:r>
       <w:r>
         <w:rPr>
-          <w:rFonts w:ascii="Calibri Light" w:hAnsi="Calibri Light" w:eastAsia="Times New Roman" w:cs="Times New Roman"/>
+          <w:rFonts w:ascii="Calibri Light" w:eastAsia="Times New Roman" w:hAnsi="Calibri Light" w:cs="Times New Roman"/>
           <w:spacing w:val="-10"/>
           <w:kern w:val="28"/>
           <w:sz w:val="56"/>
@@ -75,7 +75,7 @@
       </w:r>
       <w:r>
         <w:rPr>
-          <w:rFonts w:ascii="Calibri Light" w:hAnsi="Calibri Light" w:eastAsia="Times New Roman" w:cs="Times New Roman"/>
+          <w:rFonts w:ascii="Calibri Light" w:eastAsia="Times New Roman" w:hAnsi="Calibri Light" w:cs="Times New Roman"/>
           <w:spacing w:val="-10"/>
           <w:kern w:val="28"/>
           <w:sz w:val="56"/>
@@ -85,7 +85,7 @@
       </w:r>
       <w:r>
         <w:rPr>
-          <w:rFonts w:ascii="Calibri Light" w:hAnsi="Calibri Light" w:eastAsia="Times New Roman" w:cs="Times New Roman"/>
+          <w:rFonts w:ascii="Calibri Light" w:eastAsia="Times New Roman" w:hAnsi="Calibri Light" w:cs="Times New Roman"/>
           <w:spacing w:val="-10"/>
           <w:kern w:val="28"/>
           <w:sz w:val="56"/>
@@ -95,7 +95,7 @@
       </w:r>
       <w:r>
         <w:rPr>
-          <w:rFonts w:ascii="Calibri Light" w:hAnsi="Calibri Light" w:eastAsia="Times New Roman" w:cs="Times New Roman"/>
+          <w:rFonts w:ascii="Calibri Light" w:eastAsia="Times New Roman" w:hAnsi="Calibri Light" w:cs="Times New Roman"/>
           <w:spacing w:val="-10"/>
           <w:kern w:val="28"/>
           <w:sz w:val="56"/>
@@ -105,7 +105,7 @@
       </w:r>
       <w:r>
         <w:rPr>
-          <w:rFonts w:ascii="Calibri Light" w:hAnsi="Calibri Light" w:eastAsia="Times New Roman" w:cs="Times New Roman"/>
+          <w:rFonts w:ascii="Calibri Light" w:eastAsia="Times New Roman" w:hAnsi="Calibri Light" w:cs="Times New Roman"/>
           <w:spacing w:val="-10"/>
           <w:kern w:val="28"/>
           <w:sz w:val="56"/>
@@ -115,7 +115,7 @@
       </w:r>
       <w:r>
         <w:rPr>
-          <w:rFonts w:ascii="Calibri Light" w:hAnsi="Calibri Light" w:eastAsia="Times New Roman" w:cs="Times New Roman"/>
+          <w:rFonts w:ascii="Calibri Light" w:eastAsia="Times New Roman" w:hAnsi="Calibri Light" w:cs="Times New Roman"/>
           <w:spacing w:val="-10"/>
           <w:kern w:val="28"/>
           <w:sz w:val="56"/>
@@ -125,7 +125,7 @@
       </w:r>
       <w:r>
         <w:rPr>
-          <w:rFonts w:ascii="Calibri Light" w:hAnsi="Calibri Light" w:eastAsia="Times New Roman" w:cs="Times New Roman"/>
+          <w:rFonts w:ascii="Calibri Light" w:eastAsia="Times New Roman" w:hAnsi="Calibri Light" w:cs="Times New Roman"/>
           <w:spacing w:val="-10"/>
           <w:kern w:val="28"/>
           <w:sz w:val="56"/>
@@ -140,7 +140,7 @@
         <w:contextualSpacing/>
         <w:jc w:val="center"/>
         <w:rPr>
-          <w:rFonts w:ascii="Calibri Light" w:hAnsi="Calibri Light" w:eastAsia="Times New Roman" w:cs="Times New Roman"/>
+          <w:rFonts w:ascii="Calibri Light" w:eastAsia="Times New Roman" w:hAnsi="Calibri Light" w:cs="Times New Roman"/>
           <w:spacing w:val="-10"/>
           <w:kern w:val="28"/>
           <w:sz w:val="56"/>
@@ -149,7 +149,7 @@
       </w:pPr>
       <w:r>
         <w:rPr>
-          <w:rFonts w:ascii="Calibri Light" w:hAnsi="Calibri Light" w:eastAsia="Times New Roman" w:cs="Times New Roman"/>
+          <w:rFonts w:ascii="Calibri Light" w:eastAsia="Times New Roman" w:hAnsi="Calibri Light" w:cs="Times New Roman"/>
           <w:spacing w:val="-10"/>
           <w:kern w:val="28"/>
           <w:sz w:val="56"/>
@@ -164,7 +164,7 @@
         <w:contextualSpacing/>
         <w:jc w:val="center"/>
         <w:rPr>
-          <w:rFonts w:ascii="Calibri Light" w:hAnsi="Calibri Light" w:eastAsia="Times New Roman" w:cs="Times New Roman"/>
+          <w:rFonts w:ascii="Calibri Light" w:eastAsia="Times New Roman" w:hAnsi="Calibri Light" w:cs="Times New Roman"/>
           <w:spacing w:val="-10"/>
           <w:kern w:val="28"/>
           <w:sz w:val="56"/>
@@ -173,7 +173,7 @@
       </w:pPr>
       <w:r>
         <w:rPr>
-          <w:rFonts w:ascii="Calibri Light" w:hAnsi="Calibri Light" w:eastAsia="Times New Roman" w:cs="Times New Roman"/>
+          <w:rFonts w:ascii="Calibri Light" w:eastAsia="Times New Roman" w:hAnsi="Calibri Light" w:cs="Times New Roman"/>
           <w:spacing w:val="-10"/>
           <w:kern w:val="28"/>
           <w:sz w:val="56"/>
@@ -183,7 +183,7 @@
       </w:r>
       <w:r>
         <w:rPr>
-          <w:rFonts w:ascii="Calibri Light" w:hAnsi="Calibri Light" w:eastAsia="Times New Roman" w:cs="Times New Roman"/>
+          <w:rFonts w:ascii="Calibri Light" w:eastAsia="Times New Roman" w:hAnsi="Calibri Light" w:cs="Times New Roman"/>
           <w:spacing w:val="-10"/>
           <w:kern w:val="28"/>
           <w:sz w:val="56"/>
@@ -193,7 +193,7 @@
       </w:r>
       <w:r>
         <w:rPr>
-          <w:rFonts w:ascii="Calibri Light" w:hAnsi="Calibri Light" w:eastAsia="Times New Roman" w:cs="Times New Roman"/>
+          <w:rFonts w:ascii="Calibri Light" w:eastAsia="Times New Roman" w:hAnsi="Calibri Light" w:cs="Times New Roman"/>
           <w:spacing w:val="-10"/>
           <w:kern w:val="28"/>
           <w:sz w:val="56"/>
@@ -203,7 +203,7 @@
       </w:r>
       <w:r>
         <w:rPr>
-          <w:rFonts w:ascii="Calibri Light" w:hAnsi="Calibri Light" w:eastAsia="Times New Roman" w:cs="Times New Roman"/>
+          <w:rFonts w:ascii="Calibri Light" w:eastAsia="Times New Roman" w:hAnsi="Calibri Light" w:cs="Times New Roman"/>
           <w:spacing w:val="-10"/>
           <w:kern w:val="28"/>
           <w:sz w:val="56"/>
@@ -213,7 +213,7 @@
       </w:r>
       <w:r>
         <w:rPr>
-          <w:rFonts w:ascii="Calibri Light" w:hAnsi="Calibri Light" w:eastAsia="Times New Roman" w:cs="Times New Roman"/>
+          <w:rFonts w:ascii="Calibri Light" w:eastAsia="Times New Roman" w:hAnsi="Calibri Light" w:cs="Times New Roman"/>
           <w:spacing w:val="-10"/>
           <w:kern w:val="28"/>
           <w:sz w:val="56"/>
@@ -225,28 +225,28 @@
     <w:p>
       <w:pPr>
         <w:rPr>
-          <w:rFonts w:ascii="Calibri" w:hAnsi="Calibri" w:eastAsia="Calibri" w:cs="Times New Roman"/>
+          <w:rFonts w:ascii="Calibri" w:eastAsia="Calibri" w:hAnsi="Calibri" w:cs="Times New Roman"/>
         </w:rPr>
       </w:pPr>
     </w:p>
     <w:p>
       <w:pPr>
         <w:rPr>
-          <w:rFonts w:ascii="Calibri" w:hAnsi="Calibri" w:eastAsia="Calibri" w:cs="Times New Roman"/>
+          <w:rFonts w:ascii="Calibri" w:eastAsia="Calibri" w:hAnsi="Calibri" w:cs="Times New Roman"/>
         </w:rPr>
       </w:pPr>
     </w:p>
     <w:p>
       <w:pPr>
         <w:rPr>
-          <w:rFonts w:ascii="Calibri" w:hAnsi="Calibri" w:eastAsia="Calibri" w:cs="Times New Roman"/>
+          <w:rFonts w:ascii="Calibri" w:eastAsia="Calibri" w:hAnsi="Calibri" w:cs="Times New Roman"/>
         </w:rPr>
       </w:pPr>
     </w:p>
     <w:p>
       <w:pPr>
         <w:rPr>
-          <w:rFonts w:ascii="Calibri" w:hAnsi="Calibri" w:eastAsia="Calibri" w:cs="Times New Roman"/>
+          <w:rFonts w:ascii="Calibri" w:eastAsia="Calibri" w:hAnsi="Calibri" w:cs="Times New Roman"/>
         </w:rPr>
       </w:pPr>
     </w:p>
@@ -256,12 +256,12 @@
           <w:tab w:val="left" w:pos="9351"/>
         </w:tabs>
         <w:rPr>
-          <w:rFonts w:ascii="Calibri" w:hAnsi="Calibri" w:eastAsia="Calibri" w:cs="Times New Roman"/>
+          <w:rFonts w:ascii="Calibri" w:eastAsia="Calibri" w:hAnsi="Calibri" w:cs="Times New Roman"/>
         </w:rPr>
       </w:pPr>
       <w:r>
         <w:rPr>
-          <w:rFonts w:ascii="Calibri" w:hAnsi="Calibri" w:eastAsia="Calibri" w:cs="Times New Roman"/>
+          <w:rFonts w:ascii="Calibri" w:eastAsia="Calibri" w:hAnsi="Calibri" w:cs="Times New Roman"/>
         </w:rPr>
         <w:tab/>
       </w:r>
@@ -269,40 +269,40 @@
     <w:p>
       <w:pPr>
         <w:rPr>
-          <w:rFonts w:ascii="Calibri" w:hAnsi="Calibri" w:eastAsia="Calibri" w:cs="Times New Roman"/>
+          <w:rFonts w:ascii="Calibri" w:eastAsia="Calibri" w:hAnsi="Calibri" w:cs="Times New Roman"/>
         </w:rPr>
       </w:pPr>
     </w:p>
     <w:p>
       <w:pPr>
         <w:rPr>
-          <w:rFonts w:ascii="Calibri" w:hAnsi="Calibri" w:eastAsia="Calibri" w:cs="Times New Roman"/>
+          <w:rFonts w:ascii="Calibri" w:eastAsia="Calibri" w:hAnsi="Calibri" w:cs="Times New Roman"/>
         </w:rPr>
       </w:pPr>
     </w:p>
     <w:p>
       <w:pPr>
         <w:rPr>
-          <w:rFonts w:ascii="Calibri" w:hAnsi="Calibri" w:eastAsia="Calibri" w:cs="Times New Roman"/>
+          <w:rFonts w:ascii="Calibri" w:eastAsia="Calibri" w:hAnsi="Calibri" w:cs="Times New Roman"/>
         </w:rPr>
       </w:pPr>
     </w:p>
     <w:p>
       <w:pPr>
         <w:rPr>
-          <w:rFonts w:ascii="Calibri" w:hAnsi="Calibri" w:eastAsia="Calibri" w:cs="Times New Roman"/>
+          <w:rFonts w:ascii="Calibri" w:eastAsia="Calibri" w:hAnsi="Calibri" w:cs="Times New Roman"/>
         </w:rPr>
       </w:pPr>
     </w:p>
     <w:p>
       <w:pPr>
         <w:rPr>
-          <w:rFonts w:ascii="Calibri" w:hAnsi="Calibri" w:eastAsia="Calibri" w:cs="Times New Roman"/>
+          <w:rFonts w:ascii="Calibri" w:eastAsia="Calibri" w:hAnsi="Calibri" w:cs="Times New Roman"/>
         </w:rPr>
       </w:pPr>
       <w:r>
         <w:rPr>
-          <w:rFonts w:ascii="Calibri" w:hAnsi="Calibri" w:eastAsia="Calibri" w:cs="Times New Roman"/>
+          <w:rFonts w:ascii="Calibri" w:eastAsia="Calibri" w:hAnsi="Calibri" w:cs="Times New Roman"/>
         </w:rPr>
         <w:t>The test protocol relates to the following standard:</w:t>
       </w:r>
@@ -561,7 +561,6 @@
             <w:tcW w:w="5000" w:type="pct"/>
             <w:gridSpan w:val="4"/>
             <w:shd w:val="clear" w:color="auto" w:fill="315A7A"/>
-            <w:tcMar/>
             <w:vAlign w:val="center"/>
           </w:tcPr>
           <w:p>
@@ -602,7 +601,6 @@
         <w:tc>
           <w:tcPr>
             <w:tcW w:w="468" w:type="pct"/>
-            <w:tcMar/>
             <w:vAlign w:val="center"/>
           </w:tcPr>
           <w:p>
@@ -631,7 +629,6 @@
         <w:tc>
           <w:tcPr>
             <w:tcW w:w="887" w:type="pct"/>
-            <w:tcMar/>
             <w:vAlign w:val="center"/>
           </w:tcPr>
           <w:p>
@@ -667,7 +664,6 @@
         <w:tc>
           <w:tcPr>
             <w:tcW w:w="455" w:type="pct"/>
-            <w:tcMar/>
             <w:vAlign w:val="center"/>
           </w:tcPr>
           <w:p>
@@ -705,7 +701,6 @@
         <w:tc>
           <w:tcPr>
             <w:tcW w:w="3190" w:type="pct"/>
-            <w:tcMar/>
             <w:vAlign w:val="center"/>
           </w:tcPr>
           <w:p>
@@ -735,7 +730,6 @@
         <w:tc>
           <w:tcPr>
             <w:tcW w:w="468" w:type="pct"/>
-            <w:tcMar/>
             <w:vAlign w:val="center"/>
           </w:tcPr>
           <w:p>
@@ -760,7 +754,6 @@
         <w:tc>
           <w:tcPr>
             <w:tcW w:w="887" w:type="pct"/>
-            <w:tcMar/>
             <w:vAlign w:val="center"/>
           </w:tcPr>
           <w:p>
@@ -783,7 +776,6 @@
         <w:tc>
           <w:tcPr>
             <w:tcW w:w="455" w:type="pct"/>
-            <w:tcMar/>
             <w:vAlign w:val="center"/>
           </w:tcPr>
           <w:p>
@@ -807,7 +799,6 @@
         <w:tc>
           <w:tcPr>
             <w:tcW w:w="3190" w:type="pct"/>
-            <w:tcMar/>
             <w:vAlign w:val="center"/>
           </w:tcPr>
           <w:p>
@@ -857,7 +848,6 @@
         <w:tc>
           <w:tcPr>
             <w:tcW w:w="468" w:type="pct"/>
-            <w:tcMar/>
             <w:vAlign w:val="center"/>
           </w:tcPr>
           <w:p>
@@ -882,7 +872,6 @@
         <w:tc>
           <w:tcPr>
             <w:tcW w:w="887" w:type="pct"/>
-            <w:tcMar/>
             <w:vAlign w:val="center"/>
           </w:tcPr>
           <w:p>
@@ -904,7 +893,6 @@
         <w:tc>
           <w:tcPr>
             <w:tcW w:w="455" w:type="pct"/>
-            <w:tcMar/>
             <w:vAlign w:val="center"/>
           </w:tcPr>
           <w:p>
@@ -954,7 +942,6 @@
         <w:tc>
           <w:tcPr>
             <w:tcW w:w="3190" w:type="pct"/>
-            <w:tcMar/>
             <w:vAlign w:val="center"/>
           </w:tcPr>
           <w:p>
@@ -996,7 +983,6 @@
         <w:tc>
           <w:tcPr>
             <w:tcW w:w="468" w:type="pct"/>
-            <w:tcMar/>
             <w:vAlign w:val="center"/>
           </w:tcPr>
           <w:p>
@@ -1021,7 +1007,6 @@
         <w:tc>
           <w:tcPr>
             <w:tcW w:w="887" w:type="pct"/>
-            <w:tcMar/>
             <w:vAlign w:val="center"/>
           </w:tcPr>
           <w:p>
@@ -1043,7 +1028,6 @@
         <w:tc>
           <w:tcPr>
             <w:tcW w:w="455" w:type="pct"/>
-            <w:tcMar/>
             <w:vAlign w:val="center"/>
           </w:tcPr>
           <w:p>
@@ -1072,7 +1056,6 @@
         <w:tc>
           <w:tcPr>
             <w:tcW w:w="3190" w:type="pct"/>
-            <w:tcMar/>
             <w:vAlign w:val="center"/>
           </w:tcPr>
           <w:p>
@@ -1429,7 +1412,6 @@
         <w:tc>
           <w:tcPr>
             <w:tcW w:w="468" w:type="pct"/>
-            <w:tcMar/>
             <w:vAlign w:val="center"/>
           </w:tcPr>
           <w:p>
@@ -1454,7 +1436,6 @@
         <w:tc>
           <w:tcPr>
             <w:tcW w:w="887" w:type="pct"/>
-            <w:tcMar/>
             <w:vAlign w:val="center"/>
           </w:tcPr>
           <w:p>
@@ -1476,7 +1457,6 @@
         <w:tc>
           <w:tcPr>
             <w:tcW w:w="455" w:type="pct"/>
-            <w:tcMar/>
             <w:vAlign w:val="center"/>
           </w:tcPr>
           <w:p>
@@ -1498,7 +1478,6 @@
         <w:tc>
           <w:tcPr>
             <w:tcW w:w="3190" w:type="pct"/>
-            <w:tcMar/>
             <w:vAlign w:val="center"/>
           </w:tcPr>
           <w:p>
@@ -1556,7 +1535,6 @@
         <w:tc>
           <w:tcPr>
             <w:tcW w:w="468" w:type="pct"/>
-            <w:tcMar/>
             <w:vAlign w:val="center"/>
           </w:tcPr>
           <w:p>
@@ -1581,7 +1559,6 @@
         <w:tc>
           <w:tcPr>
             <w:tcW w:w="887" w:type="pct"/>
-            <w:tcMar/>
             <w:vAlign w:val="center"/>
           </w:tcPr>
           <w:p>
@@ -1603,7 +1580,6 @@
         <w:tc>
           <w:tcPr>
             <w:tcW w:w="455" w:type="pct"/>
-            <w:tcMar/>
             <w:vAlign w:val="center"/>
           </w:tcPr>
           <w:p>
@@ -1632,7 +1608,6 @@
         <w:tc>
           <w:tcPr>
             <w:tcW w:w="3190" w:type="pct"/>
-            <w:tcMar/>
             <w:vAlign w:val="center"/>
           </w:tcPr>
           <w:p>
@@ -1793,7 +1768,6 @@
         <w:tc>
           <w:tcPr>
             <w:tcW w:w="468" w:type="pct"/>
-            <w:tcMar/>
             <w:vAlign w:val="center"/>
           </w:tcPr>
           <w:p>
@@ -1818,7 +1792,6 @@
         <w:tc>
           <w:tcPr>
             <w:tcW w:w="887" w:type="pct"/>
-            <w:tcMar/>
             <w:vAlign w:val="center"/>
           </w:tcPr>
           <w:p>
@@ -1847,7 +1820,6 @@
         <w:tc>
           <w:tcPr>
             <w:tcW w:w="455" w:type="pct"/>
-            <w:tcMar/>
             <w:vAlign w:val="center"/>
           </w:tcPr>
           <w:p>
@@ -1869,7 +1841,6 @@
         <w:tc>
           <w:tcPr>
             <w:tcW w:w="3190" w:type="pct"/>
-            <w:tcMar/>
             <w:vAlign w:val="center"/>
           </w:tcPr>
           <w:p>
@@ -2077,7 +2048,6 @@
         <w:tc>
           <w:tcPr>
             <w:tcW w:w="468" w:type="pct"/>
-            <w:tcMar/>
             <w:vAlign w:val="center"/>
           </w:tcPr>
           <w:p>
@@ -2110,7 +2080,6 @@
         <w:tc>
           <w:tcPr>
             <w:tcW w:w="887" w:type="pct"/>
-            <w:tcMar/>
             <w:vAlign w:val="center"/>
           </w:tcPr>
           <w:p>
@@ -2132,7 +2101,6 @@
         <w:tc>
           <w:tcPr>
             <w:tcW w:w="455" w:type="pct"/>
-            <w:tcMar/>
             <w:vAlign w:val="center"/>
           </w:tcPr>
           <w:p>
@@ -2154,7 +2122,6 @@
         <w:tc>
           <w:tcPr>
             <w:tcW w:w="3190" w:type="pct"/>
-            <w:tcMar/>
             <w:vAlign w:val="center"/>
           </w:tcPr>
           <w:p>
@@ -3188,7 +3155,6 @@
         <w:tc>
           <w:tcPr>
             <w:tcW w:w="468" w:type="pct"/>
-            <w:tcMar/>
             <w:vAlign w:val="center"/>
           </w:tcPr>
           <w:p>
@@ -3214,7 +3180,6 @@
         <w:tc>
           <w:tcPr>
             <w:tcW w:w="887" w:type="pct"/>
-            <w:tcMar/>
             <w:vAlign w:val="center"/>
           </w:tcPr>
           <w:p>
@@ -3236,7 +3201,6 @@
         <w:tc>
           <w:tcPr>
             <w:tcW w:w="455" w:type="pct"/>
-            <w:tcMar/>
             <w:vAlign w:val="center"/>
           </w:tcPr>
           <w:p>
@@ -3266,7 +3230,6 @@
         <w:tc>
           <w:tcPr>
             <w:tcW w:w="3190" w:type="pct"/>
-            <w:tcMar/>
             <w:vAlign w:val="center"/>
           </w:tcPr>
           <w:p>
@@ -3369,7 +3332,6 @@
         <w:tc>
           <w:tcPr>
             <w:tcW w:w="468" w:type="pct"/>
-            <w:tcMar/>
             <w:vAlign w:val="center"/>
           </w:tcPr>
           <w:p>
@@ -3394,7 +3356,6 @@
         <w:tc>
           <w:tcPr>
             <w:tcW w:w="887" w:type="pct"/>
-            <w:tcMar/>
             <w:vAlign w:val="center"/>
           </w:tcPr>
           <w:p>
@@ -3416,7 +3377,6 @@
         <w:tc>
           <w:tcPr>
             <w:tcW w:w="455" w:type="pct"/>
-            <w:tcMar/>
             <w:vAlign w:val="center"/>
           </w:tcPr>
           <w:p>
@@ -3438,7 +3398,6 @@
         <w:tc>
           <w:tcPr>
             <w:tcW w:w="3190" w:type="pct"/>
-            <w:tcMar/>
             <w:vAlign w:val="center"/>
           </w:tcPr>
           <w:p>
@@ -3457,7 +3416,27 @@
                 <w:szCs w:val="20"/>
                 <w:lang w:val="en-US"/>
               </w:rPr>
-              <w:t xml:space="preserve">Updated the testtool to be ITB instead of TouchStone. </w:t>
+              <w:t xml:space="preserve">Updated the </w:t>
+            </w:r>
+            <w:proofErr w:type="gramStart"/>
+            <w:r>
+              <w:rPr>
+                <w:rFonts w:cstheme="minorHAnsi"/>
+                <w:sz w:val="20"/>
+                <w:szCs w:val="20"/>
+                <w:lang w:val="en-US"/>
+              </w:rPr>
+              <w:t>testtool</w:t>
+            </w:r>
+            <w:proofErr w:type="gramEnd"/>
+            <w:r>
+              <w:rPr>
+                <w:rFonts w:cstheme="minorHAnsi"/>
+                <w:sz w:val="20"/>
+                <w:szCs w:val="20"/>
+                <w:lang w:val="en-US"/>
+              </w:rPr>
+              <w:t xml:space="preserve"> to be ITB instead of TouchStone. </w:t>
             </w:r>
           </w:p>
         </w:tc>
@@ -3466,7 +3445,6 @@
         <w:tc>
           <w:tcPr>
             <w:tcW w:w="468" w:type="pct"/>
-            <w:tcMar/>
             <w:vAlign w:val="center"/>
           </w:tcPr>
           <w:p>
@@ -3491,7 +3469,6 @@
         <w:tc>
           <w:tcPr>
             <w:tcW w:w="887" w:type="pct"/>
-            <w:tcMar/>
             <w:vAlign w:val="center"/>
           </w:tcPr>
           <w:p>
@@ -3513,7 +3490,6 @@
         <w:tc>
           <w:tcPr>
             <w:tcW w:w="455" w:type="pct"/>
-            <w:tcMar/>
             <w:vAlign w:val="center"/>
           </w:tcPr>
           <w:p>
@@ -3535,7 +3511,6 @@
         <w:tc>
           <w:tcPr>
             <w:tcW w:w="3190" w:type="pct"/>
-            <w:tcMar/>
             <w:vAlign w:val="center"/>
           </w:tcPr>
           <w:p>
@@ -3576,19 +3551,26 @@
     </w:p>
     <w:sdt>
       <w:sdtPr>
+        <w:rPr>
+          <w:rFonts w:asciiTheme="minorHAnsi" w:eastAsiaTheme="minorHAnsi" w:hAnsiTheme="minorHAnsi" w:cstheme="minorBidi"/>
+          <w:color w:val="auto"/>
+          <w:sz w:val="22"/>
+          <w:szCs w:val="22"/>
+          <w:lang w:eastAsia="en-US"/>
+        </w:rPr>
         <w:id w:val="1042864554"/>
         <w:docPartObj>
           <w:docPartGallery w:val="Table of Contents"/>
           <w:docPartUnique/>
         </w:docPartObj>
       </w:sdtPr>
+      <w:sdtEndPr/>
       <w:sdtContent>
         <w:p>
           <w:pPr>
             <w:pStyle w:val="Overskrift"/>
           </w:pPr>
           <w:r>
-            <w:rPr/>
             <w:t>Content</w:t>
           </w:r>
         </w:p>
@@ -3596,7 +3578,9 @@
           <w:pPr>
             <w:pStyle w:val="Indholdsfortegnelse1"/>
             <w:tabs>
-              <w:tab w:val="left" w:leader="none" w:pos="435"/>
+              <w:tab w:val="clear" w:pos="440"/>
+              <w:tab w:val="clear" w:pos="13426"/>
+              <w:tab w:val="left" w:pos="435"/>
               <w:tab w:val="right" w:leader="dot" w:pos="13425"/>
             </w:tabs>
             <w:rPr>
@@ -3606,15 +3590,12 @@
               <w:lang w:val="da-DK" w:eastAsia="da-DK"/>
               <w14:ligatures w14:val="standardContextual"/>
             </w:rPr>
-            <w:pPrChange w:author="Sarah Kieler Schrøder" w:date="2026-04-17T12:00:03.659Z">
-              <w:pPr/>
-            </w:pPrChange>
           </w:pPr>
           <w:r>
             <w:fldChar w:fldCharType="begin"/>
           </w:r>
           <w:r>
-            <w:instrText xml:space="preserve">TOC \o "1-2" \z \u \h</w:instrText>
+            <w:instrText>TOC \o "1-2" \z \u \h</w:instrText>
           </w:r>
           <w:r>
             <w:fldChar w:fldCharType="separate"/>
@@ -3642,7 +3623,7 @@
               <w:fldChar w:fldCharType="begin"/>
             </w:r>
             <w:r>
-              <w:instrText xml:space="preserve">PAGEREF _Toc137276433 \h</w:instrText>
+              <w:instrText>PAGEREF _Toc137276433 \h</w:instrText>
             </w:r>
             <w:r>
               <w:fldChar w:fldCharType="separate"/>
@@ -3662,7 +3643,8 @@
           <w:pPr>
             <w:pStyle w:val="Indholdsfortegnelse2"/>
             <w:tabs>
-              <w:tab w:val="left" w:leader="none" w:pos="660"/>
+              <w:tab w:val="clear" w:pos="13426"/>
+              <w:tab w:val="left" w:pos="660"/>
               <w:tab w:val="right" w:leader="dot" w:pos="13425"/>
             </w:tabs>
             <w:rPr>
@@ -3672,9 +3654,6 @@
               <w:lang w:val="da-DK" w:eastAsia="da-DK"/>
               <w14:ligatures w14:val="standardContextual"/>
             </w:rPr>
-            <w:pPrChange w:author="Sarah Kieler Schrøder" w:date="2026-04-17T12:00:03.664Z">
-              <w:pPr/>
-            </w:pPrChange>
           </w:pPr>
           <w:hyperlink w:anchor="_Toc1323532158">
             <w:r>
@@ -3699,7 +3678,7 @@
               <w:fldChar w:fldCharType="begin"/>
             </w:r>
             <w:r>
-              <w:instrText xml:space="preserve">PAGEREF _Toc1323532158 \h</w:instrText>
+              <w:instrText>PAGEREF _Toc1323532158 \h</w:instrText>
             </w:r>
             <w:r>
               <w:fldChar w:fldCharType="separate"/>
@@ -3719,7 +3698,8 @@
           <w:pPr>
             <w:pStyle w:val="Indholdsfortegnelse2"/>
             <w:tabs>
-              <w:tab w:val="left" w:leader="none" w:pos="660"/>
+              <w:tab w:val="clear" w:pos="13426"/>
+              <w:tab w:val="left" w:pos="660"/>
               <w:tab w:val="right" w:leader="dot" w:pos="13425"/>
             </w:tabs>
             <w:rPr>
@@ -3729,9 +3709,6 @@
               <w:lang w:val="da-DK" w:eastAsia="da-DK"/>
               <w14:ligatures w14:val="standardContextual"/>
             </w:rPr>
-            <w:pPrChange w:author="Sarah Kieler Schrøder" w:date="2026-04-17T12:00:03.667Z">
-              <w:pPr/>
-            </w:pPrChange>
           </w:pPr>
           <w:hyperlink w:anchor="_Toc512966000">
             <w:r>
@@ -3756,7 +3733,7 @@
               <w:fldChar w:fldCharType="begin"/>
             </w:r>
             <w:r>
-              <w:instrText xml:space="preserve">PAGEREF _Toc512966000 \h</w:instrText>
+              <w:instrText>PAGEREF _Toc512966000 \h</w:instrText>
             </w:r>
             <w:r>
               <w:fldChar w:fldCharType="separate"/>
@@ -3776,7 +3753,8 @@
           <w:pPr>
             <w:pStyle w:val="Indholdsfortegnelse2"/>
             <w:tabs>
-              <w:tab w:val="left" w:leader="none" w:pos="660"/>
+              <w:tab w:val="clear" w:pos="13426"/>
+              <w:tab w:val="left" w:pos="660"/>
               <w:tab w:val="right" w:leader="dot" w:pos="13425"/>
             </w:tabs>
             <w:rPr>
@@ -3786,9 +3764,6 @@
               <w:lang w:val="da-DK" w:eastAsia="da-DK"/>
               <w14:ligatures w14:val="standardContextual"/>
             </w:rPr>
-            <w:pPrChange w:author="Sarah Kieler Schrøder" w:date="2026-04-17T12:00:03.669Z">
-              <w:pPr/>
-            </w:pPrChange>
           </w:pPr>
           <w:hyperlink w:anchor="_Toc1099057859">
             <w:r>
@@ -3813,7 +3788,7 @@
               <w:fldChar w:fldCharType="begin"/>
             </w:r>
             <w:r>
-              <w:instrText xml:space="preserve">PAGEREF _Toc1099057859 \h</w:instrText>
+              <w:instrText>PAGEREF _Toc1099057859 \h</w:instrText>
             </w:r>
             <w:r>
               <w:fldChar w:fldCharType="separate"/>
@@ -3833,7 +3808,8 @@
           <w:pPr>
             <w:pStyle w:val="Indholdsfortegnelse2"/>
             <w:tabs>
-              <w:tab w:val="left" w:leader="none" w:pos="660"/>
+              <w:tab w:val="clear" w:pos="13426"/>
+              <w:tab w:val="left" w:pos="660"/>
               <w:tab w:val="right" w:leader="dot" w:pos="13425"/>
             </w:tabs>
             <w:rPr>
@@ -3843,9 +3819,6 @@
               <w:lang w:val="da-DK" w:eastAsia="da-DK"/>
               <w14:ligatures w14:val="standardContextual"/>
             </w:rPr>
-            <w:pPrChange w:author="Sarah Kieler Schrøder" w:date="2026-04-17T12:00:03.672Z">
-              <w:pPr/>
-            </w:pPrChange>
           </w:pPr>
           <w:hyperlink w:anchor="_Toc1133902998">
             <w:r>
@@ -3870,7 +3843,7 @@
               <w:fldChar w:fldCharType="begin"/>
             </w:r>
             <w:r>
-              <w:instrText xml:space="preserve">PAGEREF _Toc1133902998 \h</w:instrText>
+              <w:instrText>PAGEREF _Toc1133902998 \h</w:instrText>
             </w:r>
             <w:r>
               <w:fldChar w:fldCharType="separate"/>
@@ -3890,7 +3863,8 @@
           <w:pPr>
             <w:pStyle w:val="Indholdsfortegnelse2"/>
             <w:tabs>
-              <w:tab w:val="left" w:leader="none" w:pos="660"/>
+              <w:tab w:val="clear" w:pos="13426"/>
+              <w:tab w:val="left" w:pos="660"/>
               <w:tab w:val="right" w:leader="dot" w:pos="13425"/>
             </w:tabs>
             <w:rPr>
@@ -3900,9 +3874,6 @@
               <w:lang w:val="da-DK" w:eastAsia="da-DK"/>
               <w14:ligatures w14:val="standardContextual"/>
             </w:rPr>
-            <w:pPrChange w:author="Sarah Kieler Schrøder" w:date="2026-04-17T12:00:03.675Z">
-              <w:pPr/>
-            </w:pPrChange>
           </w:pPr>
           <w:hyperlink w:anchor="_Toc1009684365">
             <w:r>
@@ -3927,7 +3898,7 @@
               <w:fldChar w:fldCharType="begin"/>
             </w:r>
             <w:r>
-              <w:instrText xml:space="preserve">PAGEREF _Toc1009684365 \h</w:instrText>
+              <w:instrText>PAGEREF _Toc1009684365 \h</w:instrText>
             </w:r>
             <w:r>
               <w:fldChar w:fldCharType="separate"/>
@@ -3947,7 +3918,8 @@
           <w:pPr>
             <w:pStyle w:val="Indholdsfortegnelse2"/>
             <w:tabs>
-              <w:tab w:val="left" w:leader="none" w:pos="660"/>
+              <w:tab w:val="clear" w:pos="13426"/>
+              <w:tab w:val="left" w:pos="660"/>
               <w:tab w:val="right" w:leader="dot" w:pos="13425"/>
             </w:tabs>
             <w:rPr>
@@ -3957,9 +3929,6 @@
               <w:lang w:val="da-DK" w:eastAsia="da-DK"/>
               <w14:ligatures w14:val="standardContextual"/>
             </w:rPr>
-            <w:pPrChange w:author="Sarah Kieler Schrøder" w:date="2026-04-17T12:00:03.677Z">
-              <w:pPr/>
-            </w:pPrChange>
           </w:pPr>
           <w:hyperlink w:anchor="_Toc1308599478">
             <w:r>
@@ -3984,7 +3953,7 @@
               <w:fldChar w:fldCharType="begin"/>
             </w:r>
             <w:r>
-              <w:instrText xml:space="preserve">PAGEREF _Toc1308599478 \h</w:instrText>
+              <w:instrText>PAGEREF _Toc1308599478 \h</w:instrText>
             </w:r>
             <w:r>
               <w:fldChar w:fldCharType="separate"/>
@@ -4004,7 +3973,8 @@
           <w:pPr>
             <w:pStyle w:val="Indholdsfortegnelse2"/>
             <w:tabs>
-              <w:tab w:val="left" w:leader="none" w:pos="660"/>
+              <w:tab w:val="clear" w:pos="13426"/>
+              <w:tab w:val="left" w:pos="660"/>
               <w:tab w:val="right" w:leader="dot" w:pos="13425"/>
             </w:tabs>
             <w:rPr>
@@ -4014,9 +3984,6 @@
               <w:lang w:val="da-DK" w:eastAsia="da-DK"/>
               <w14:ligatures w14:val="standardContextual"/>
             </w:rPr>
-            <w:pPrChange w:author="Sarah Kieler Schrøder" w:date="2026-04-17T12:00:03.679Z">
-              <w:pPr/>
-            </w:pPrChange>
           </w:pPr>
           <w:hyperlink w:anchor="_Toc1658037902">
             <w:r>
@@ -4041,7 +4008,7 @@
               <w:fldChar w:fldCharType="begin"/>
             </w:r>
             <w:r>
-              <w:instrText xml:space="preserve">PAGEREF _Toc1658037902 \h</w:instrText>
+              <w:instrText>PAGEREF _Toc1658037902 \h</w:instrText>
             </w:r>
             <w:r>
               <w:fldChar w:fldCharType="separate"/>
@@ -4061,7 +4028,9 @@
           <w:pPr>
             <w:pStyle w:val="Indholdsfortegnelse1"/>
             <w:tabs>
-              <w:tab w:val="left" w:leader="none" w:pos="435"/>
+              <w:tab w:val="clear" w:pos="440"/>
+              <w:tab w:val="clear" w:pos="13426"/>
+              <w:tab w:val="left" w:pos="435"/>
               <w:tab w:val="right" w:leader="dot" w:pos="13425"/>
             </w:tabs>
             <w:rPr>
@@ -4071,9 +4040,6 @@
               <w:lang w:val="da-DK" w:eastAsia="da-DK"/>
               <w14:ligatures w14:val="standardContextual"/>
             </w:rPr>
-            <w:pPrChange w:author="Sarah Kieler Schrøder" w:date="2026-04-17T12:00:03.684Z">
-              <w:pPr/>
-            </w:pPrChange>
           </w:pPr>
           <w:hyperlink w:anchor="_Toc842545837">
             <w:r>
@@ -4098,7 +4064,7 @@
               <w:fldChar w:fldCharType="begin"/>
             </w:r>
             <w:r>
-              <w:instrText xml:space="preserve">PAGEREF _Toc842545837 \h</w:instrText>
+              <w:instrText>PAGEREF _Toc842545837 \h</w:instrText>
             </w:r>
             <w:r>
               <w:fldChar w:fldCharType="separate"/>
@@ -4118,7 +4084,8 @@
           <w:pPr>
             <w:pStyle w:val="Indholdsfortegnelse2"/>
             <w:tabs>
-              <w:tab w:val="left" w:leader="none" w:pos="660"/>
+              <w:tab w:val="clear" w:pos="13426"/>
+              <w:tab w:val="left" w:pos="660"/>
               <w:tab w:val="right" w:leader="dot" w:pos="13425"/>
             </w:tabs>
             <w:rPr>
@@ -4128,9 +4095,6 @@
               <w:lang w:val="da-DK" w:eastAsia="da-DK"/>
               <w14:ligatures w14:val="standardContextual"/>
             </w:rPr>
-            <w:pPrChange w:author="Sarah Kieler Schrøder" w:date="2026-04-17T12:00:03.688Z">
-              <w:pPr/>
-            </w:pPrChange>
           </w:pPr>
           <w:hyperlink w:anchor="_Toc1342111284">
             <w:r>
@@ -4155,7 +4119,7 @@
               <w:fldChar w:fldCharType="begin"/>
             </w:r>
             <w:r>
-              <w:instrText xml:space="preserve">PAGEREF _Toc1342111284 \h</w:instrText>
+              <w:instrText>PAGEREF _Toc1342111284 \h</w:instrText>
             </w:r>
             <w:r>
               <w:fldChar w:fldCharType="separate"/>
@@ -4175,7 +4139,8 @@
           <w:pPr>
             <w:pStyle w:val="Indholdsfortegnelse2"/>
             <w:tabs>
-              <w:tab w:val="left" w:leader="none" w:pos="660"/>
+              <w:tab w:val="clear" w:pos="13426"/>
+              <w:tab w:val="left" w:pos="660"/>
               <w:tab w:val="right" w:leader="dot" w:pos="13425"/>
             </w:tabs>
             <w:rPr>
@@ -4185,9 +4150,6 @@
               <w:lang w:val="da-DK" w:eastAsia="da-DK"/>
               <w14:ligatures w14:val="standardContextual"/>
             </w:rPr>
-            <w:pPrChange w:author="Sarah Kieler Schrøder" w:date="2026-04-17T12:00:03.69Z">
-              <w:pPr/>
-            </w:pPrChange>
           </w:pPr>
           <w:hyperlink w:anchor="_Toc330586377">
             <w:r>
@@ -4212,7 +4174,7 @@
               <w:fldChar w:fldCharType="begin"/>
             </w:r>
             <w:r>
-              <w:instrText xml:space="preserve">PAGEREF _Toc330586377 \h</w:instrText>
+              <w:instrText>PAGEREF _Toc330586377 \h</w:instrText>
             </w:r>
             <w:r>
               <w:fldChar w:fldCharType="separate"/>
@@ -4232,7 +4194,8 @@
           <w:pPr>
             <w:pStyle w:val="Indholdsfortegnelse2"/>
             <w:tabs>
-              <w:tab w:val="left" w:leader="none" w:pos="660"/>
+              <w:tab w:val="clear" w:pos="13426"/>
+              <w:tab w:val="left" w:pos="660"/>
               <w:tab w:val="right" w:leader="dot" w:pos="13425"/>
             </w:tabs>
             <w:rPr>
@@ -4242,9 +4205,6 @@
               <w:lang w:val="da-DK" w:eastAsia="da-DK"/>
               <w14:ligatures w14:val="standardContextual"/>
             </w:rPr>
-            <w:pPrChange w:author="Sarah Kieler Schrøder" w:date="2026-04-17T12:00:03.693Z">
-              <w:pPr/>
-            </w:pPrChange>
           </w:pPr>
           <w:hyperlink w:anchor="_Toc532475092">
             <w:r>
@@ -4269,7 +4229,7 @@
               <w:fldChar w:fldCharType="begin"/>
             </w:r>
             <w:r>
-              <w:instrText xml:space="preserve">PAGEREF _Toc532475092 \h</w:instrText>
+              <w:instrText>PAGEREF _Toc532475092 \h</w:instrText>
             </w:r>
             <w:r>
               <w:fldChar w:fldCharType="separate"/>
@@ -4289,7 +4249,9 @@
           <w:pPr>
             <w:pStyle w:val="Indholdsfortegnelse1"/>
             <w:tabs>
-              <w:tab w:val="left" w:leader="none" w:pos="435"/>
+              <w:tab w:val="clear" w:pos="440"/>
+              <w:tab w:val="clear" w:pos="13426"/>
+              <w:tab w:val="left" w:pos="435"/>
               <w:tab w:val="right" w:leader="dot" w:pos="13425"/>
             </w:tabs>
             <w:rPr>
@@ -4299,9 +4261,6 @@
               <w:lang w:val="da-DK" w:eastAsia="da-DK"/>
               <w14:ligatures w14:val="standardContextual"/>
             </w:rPr>
-            <w:pPrChange w:author="Sarah Kieler Schrøder" w:date="2026-04-17T12:00:03.695Z">
-              <w:pPr/>
-            </w:pPrChange>
           </w:pPr>
           <w:hyperlink w:anchor="_Toc1735049840">
             <w:r>
@@ -4326,7 +4285,7 @@
               <w:fldChar w:fldCharType="begin"/>
             </w:r>
             <w:r>
-              <w:instrText xml:space="preserve">PAGEREF _Toc1735049840 \h</w:instrText>
+              <w:instrText>PAGEREF _Toc1735049840 \h</w:instrText>
             </w:r>
             <w:r>
               <w:fldChar w:fldCharType="separate"/>
@@ -4346,7 +4305,8 @@
           <w:pPr>
             <w:pStyle w:val="Indholdsfortegnelse2"/>
             <w:tabs>
-              <w:tab w:val="left" w:leader="none" w:pos="660"/>
+              <w:tab w:val="clear" w:pos="13426"/>
+              <w:tab w:val="left" w:pos="660"/>
               <w:tab w:val="right" w:leader="dot" w:pos="13425"/>
             </w:tabs>
             <w:rPr>
@@ -4356,9 +4316,6 @@
               <w:lang w:val="da-DK" w:eastAsia="da-DK"/>
               <w14:ligatures w14:val="standardContextual"/>
             </w:rPr>
-            <w:pPrChange w:author="Sarah Kieler Schrøder" w:date="2026-04-17T12:00:03.697Z">
-              <w:pPr/>
-            </w:pPrChange>
           </w:pPr>
           <w:hyperlink w:anchor="_Toc1408929408">
             <w:r>
@@ -4383,7 +4340,7 @@
               <w:fldChar w:fldCharType="begin"/>
             </w:r>
             <w:r>
-              <w:instrText xml:space="preserve">PAGEREF _Toc1408929408 \h</w:instrText>
+              <w:instrText>PAGEREF _Toc1408929408 \h</w:instrText>
             </w:r>
             <w:r>
               <w:fldChar w:fldCharType="separate"/>
@@ -4403,7 +4360,8 @@
           <w:pPr>
             <w:pStyle w:val="Indholdsfortegnelse2"/>
             <w:tabs>
-              <w:tab w:val="left" w:leader="none" w:pos="660"/>
+              <w:tab w:val="clear" w:pos="13426"/>
+              <w:tab w:val="left" w:pos="660"/>
               <w:tab w:val="right" w:leader="dot" w:pos="13425"/>
             </w:tabs>
             <w:rPr>
@@ -4413,9 +4371,6 @@
               <w:lang w:val="da-DK" w:eastAsia="da-DK"/>
               <w14:ligatures w14:val="standardContextual"/>
             </w:rPr>
-            <w:pPrChange w:author="Sarah Kieler Schrøder" w:date="2026-04-17T12:00:03.7Z">
-              <w:pPr/>
-            </w:pPrChange>
           </w:pPr>
           <w:hyperlink w:anchor="_Toc1036939537">
             <w:r>
@@ -4440,7 +4395,7 @@
               <w:fldChar w:fldCharType="begin"/>
             </w:r>
             <w:r>
-              <w:instrText xml:space="preserve">PAGEREF _Toc1036939537 \h</w:instrText>
+              <w:instrText>PAGEREF _Toc1036939537 \h</w:instrText>
             </w:r>
             <w:r>
               <w:fldChar w:fldCharType="separate"/>
@@ -4460,7 +4415,8 @@
           <w:pPr>
             <w:pStyle w:val="Indholdsfortegnelse2"/>
             <w:tabs>
-              <w:tab w:val="left" w:leader="none" w:pos="660"/>
+              <w:tab w:val="clear" w:pos="13426"/>
+              <w:tab w:val="left" w:pos="660"/>
               <w:tab w:val="right" w:leader="dot" w:pos="13425"/>
             </w:tabs>
             <w:rPr>
@@ -4470,9 +4426,6 @@
               <w:lang w:val="da-DK" w:eastAsia="da-DK"/>
               <w14:ligatures w14:val="standardContextual"/>
             </w:rPr>
-            <w:pPrChange w:author="Sarah Kieler Schrøder" w:date="2026-04-17T12:00:03.702Z">
-              <w:pPr/>
-            </w:pPrChange>
           </w:pPr>
           <w:hyperlink w:anchor="_Toc1930043098">
             <w:r>
@@ -4497,7 +4450,7 @@
               <w:fldChar w:fldCharType="begin"/>
             </w:r>
             <w:r>
-              <w:instrText xml:space="preserve">PAGEREF _Toc1930043098 \h</w:instrText>
+              <w:instrText>PAGEREF _Toc1930043098 \h</w:instrText>
             </w:r>
             <w:r>
               <w:fldChar w:fldCharType="separate"/>
@@ -4517,7 +4470,8 @@
           <w:pPr>
             <w:pStyle w:val="Indholdsfortegnelse2"/>
             <w:tabs>
-              <w:tab w:val="left" w:leader="none" w:pos="660"/>
+              <w:tab w:val="clear" w:pos="13426"/>
+              <w:tab w:val="left" w:pos="660"/>
               <w:tab w:val="right" w:leader="dot" w:pos="13425"/>
             </w:tabs>
             <w:rPr>
@@ -4527,9 +4481,6 @@
               <w:lang w:val="da-DK" w:eastAsia="da-DK"/>
               <w14:ligatures w14:val="standardContextual"/>
             </w:rPr>
-            <w:pPrChange w:author="Sarah Kieler Schrøder" w:date="2026-04-17T12:00:03.704Z">
-              <w:pPr/>
-            </w:pPrChange>
           </w:pPr>
           <w:hyperlink w:anchor="_Toc796120248">
             <w:r>
@@ -4554,7 +4505,7 @@
               <w:fldChar w:fldCharType="begin"/>
             </w:r>
             <w:r>
-              <w:instrText xml:space="preserve">PAGEREF _Toc796120248 \h</w:instrText>
+              <w:instrText>PAGEREF _Toc796120248 \h</w:instrText>
             </w:r>
             <w:r>
               <w:fldChar w:fldCharType="separate"/>
@@ -4588,18 +4539,16 @@
           <w:ilvl w:val="0"/>
           <w:numId w:val="14"/>
         </w:numPr>
-        <w:rPr/>
       </w:pPr>
-      <w:bookmarkStart w:name="_Toc137276433" w:id="382929717"/>
+      <w:bookmarkStart w:id="0" w:name="_Toc137276433"/>
       <w:r>
-        <w:rPr/>
+        <w:lastRenderedPageBreak/>
         <w:t>In</w:t>
       </w:r>
       <w:r>
-        <w:rPr/>
         <w:t>troduction</w:t>
       </w:r>
-      <w:bookmarkEnd w:id="382929717"/>
+      <w:bookmarkEnd w:id="0"/>
     </w:p>
     <w:p>
       <w:pPr>
@@ -4846,14 +4795,12 @@
           <w:ilvl w:val="1"/>
           <w:numId w:val="17"/>
         </w:numPr>
-        <w:rPr/>
       </w:pPr>
-      <w:bookmarkStart w:name="_Toc1323532158" w:id="627174937"/>
+      <w:bookmarkStart w:id="1" w:name="_Toc1323532158"/>
       <w:r>
-        <w:rPr/>
         <w:t>Purpose</w:t>
       </w:r>
-      <w:bookmarkEnd w:id="627174937"/>
+      <w:bookmarkEnd w:id="1"/>
     </w:p>
     <w:p>
       <w:r>
@@ -4867,14 +4814,12 @@
           <w:ilvl w:val="1"/>
           <w:numId w:val="17"/>
         </w:numPr>
-        <w:rPr/>
       </w:pPr>
-      <w:bookmarkStart w:name="_Toc512966000" w:id="1085790075"/>
+      <w:bookmarkStart w:id="2" w:name="_Toc512966000"/>
       <w:r>
-        <w:rPr/>
         <w:t>Prerequisites for live test</w:t>
       </w:r>
-      <w:bookmarkEnd w:id="1085790075"/>
+      <w:bookmarkEnd w:id="2"/>
     </w:p>
     <w:p>
       <w:r>
@@ -4907,7 +4852,7 @@
           <w:numId w:val="2"/>
         </w:numPr>
       </w:pPr>
-      <w:hyperlink w:history="1" w:anchor="_Baggrundsmaterialer_1">
+      <w:hyperlink w:anchor="_Baggrundsmaterialer_1" w:history="1">
         <w:r>
           <w:rPr>
             <w:rStyle w:val="Hyperlink"/>
@@ -4924,7 +4869,7 @@
           <w:numId w:val="2"/>
         </w:numPr>
       </w:pPr>
-      <w:hyperlink w:history="1" w:anchor="_Baggrundsmaterialer_1">
+      <w:hyperlink w:anchor="_Baggrundsmaterialer_1" w:history="1">
         <w:r>
           <w:rPr>
             <w:rStyle w:val="Hyperlink"/>
@@ -4941,23 +4886,23 @@
           <w:numId w:val="2"/>
         </w:numPr>
       </w:pPr>
-      <w:hyperlink w:history="1" w:anchor="_Baggrundsmaterialer_1">
+      <w:hyperlink w:anchor="_Baggrundsmaterialer_1" w:history="1">
         <w:r>
           <w:rPr>
             <w:rStyle w:val="Hyperlink"/>
           </w:rPr>
           <w:t>Implementation Gui</w:t>
         </w:r>
-        <w:bookmarkStart w:name="_Hlt210296216" w:id="6"/>
-        <w:bookmarkStart w:name="_Hlt210296217" w:id="7"/>
+        <w:bookmarkStart w:id="3" w:name="_Hlt210296216"/>
+        <w:bookmarkStart w:id="4" w:name="_Hlt210296217"/>
         <w:r>
           <w:rPr>
             <w:rStyle w:val="Hyperlink"/>
           </w:rPr>
           <w:t>d</w:t>
         </w:r>
-        <w:bookmarkEnd w:id="6"/>
-        <w:bookmarkEnd w:id="7"/>
+        <w:bookmarkEnd w:id="3"/>
+        <w:bookmarkEnd w:id="4"/>
         <w:r>
           <w:rPr>
             <w:rStyle w:val="Hyperlink"/>
@@ -4977,7 +4922,7 @@
           <w:numId w:val="2"/>
         </w:numPr>
       </w:pPr>
-      <w:hyperlink w:history="1" w:anchor="_Baggrundsmaterialer_1">
+      <w:hyperlink w:anchor="_Baggrundsmaterialer_1" w:history="1">
         <w:r>
           <w:rPr>
             <w:rStyle w:val="Hyperlink"/>
@@ -5000,7 +4945,7 @@
       <w:r>
         <w:t xml:space="preserve"> </w:t>
       </w:r>
-      <w:hyperlink w:history="1" w:anchor="_Baggrundsmaterialer_1">
+      <w:hyperlink w:anchor="_Baggrundsmaterialer_1" w:history="1">
         <w:r>
           <w:rPr>
             <w:rStyle w:val="Hyperlink"/>
@@ -5155,19 +5100,16 @@
           <w:ilvl w:val="1"/>
           <w:numId w:val="17"/>
         </w:numPr>
-        <w:rPr/>
       </w:pPr>
-      <w:bookmarkStart w:name="_Toc1099057859" w:id="802793118"/>
+      <w:bookmarkStart w:id="5" w:name="_Toc1099057859"/>
       <w:r>
-        <w:rPr/>
         <w:lastRenderedPageBreak/>
         <w:t>Do</w:t>
       </w:r>
       <w:r>
-        <w:rPr/>
         <w:t>cumentation of self-test</w:t>
       </w:r>
-      <w:bookmarkEnd w:id="802793118"/>
+      <w:bookmarkEnd w:id="5"/>
       <w:r>
         <w:rPr>
           <w:noProof/>
@@ -5243,7 +5185,7 @@
                                 <w:szCs w:val="32"/>
                               </w:rPr>
                             </w:pPr>
-                            <w:bookmarkStart w:name="Egentest" w:id="9"/>
+                            <w:bookmarkStart w:id="6" w:name="Egentest"/>
                             <w:r>
                               <w:rPr>
                                 <w:b/>
@@ -5348,7 +5290,7 @@
                               </w:rPr>
                               <w:t xml:space="preserve">During the self-test the vendor must document the test results by saving relevant files and screen dumps, and subsequently send these in a combined ZIP file (together with the completed test protocol) to </w:t>
                             </w:r>
-                            <w:hyperlink w:history="1" r:id="rId15">
+                            <w:hyperlink r:id="rId11" w:history="1">
                               <w:r>
                                 <w:rPr>
                                   <w:rStyle w:val="Hyperlink"/>
@@ -5444,7 +5386,7 @@
                               <w:t>(R) of the standard</w:t>
                             </w:r>
                           </w:p>
-                          <w:bookmarkEnd w:id="9"/>
+                          <w:bookmarkEnd w:id="6"/>
                           <w:p>
                             <w:pPr>
                               <w:rPr>
@@ -5536,7 +5478,7 @@
               </wp:anchor>
             </w:drawing>
           </mc:Choice>
-          <mc:Fallback>
+          <mc:Fallback xmlns:a="http://schemas.openxmlformats.org/drawingml/2006/main">
             <w:pict>
               <v:shapetype id="_x0000_t202" coordsize="21600,21600" o:spt="202" path="m,l,21600r21600,l21600,xe" w14:anchorId="1C801363">
                 <v:stroke joinstyle="miter"/>
@@ -5849,42 +5791,38 @@
           <w:ilvl w:val="1"/>
           <w:numId w:val="17"/>
         </w:numPr>
-        <w:rPr/>
       </w:pPr>
-      <w:bookmarkStart w:name="_Baggrundsmaterialer_1" w:id="10"/>
-      <w:bookmarkStart w:name="_Ref116643108" w:id="11"/>
-      <w:bookmarkStart w:name="_Ref116643112" w:id="12"/>
-      <w:bookmarkStart w:name="_Ref116973312" w:id="13"/>
-      <w:bookmarkStart w:name="_Ref169589228" w:id="14"/>
-      <w:bookmarkStart w:name="_Ref170369005" w:id="15"/>
-      <w:bookmarkStart w:name="_Ref170369013" w:id="16"/>
-      <w:bookmarkStart w:name="_Ref170372858" w:id="17"/>
-      <w:bookmarkEnd w:id="10"/>
-      <w:bookmarkStart w:name="_Toc1133902998" w:id="976934837"/>
+      <w:bookmarkStart w:id="7" w:name="_Baggrundsmaterialer_1"/>
+      <w:bookmarkStart w:id="8" w:name="_Ref116643108"/>
+      <w:bookmarkStart w:id="9" w:name="_Ref116643112"/>
+      <w:bookmarkStart w:id="10" w:name="_Ref116973312"/>
+      <w:bookmarkStart w:id="11" w:name="_Ref169589228"/>
+      <w:bookmarkStart w:id="12" w:name="_Ref170369005"/>
+      <w:bookmarkStart w:id="13" w:name="_Ref170369013"/>
+      <w:bookmarkStart w:id="14" w:name="_Ref170372858"/>
+      <w:bookmarkStart w:id="15" w:name="_Toc1133902998"/>
+      <w:bookmarkEnd w:id="7"/>
       <w:r>
-        <w:rPr/>
+        <w:lastRenderedPageBreak/>
         <w:t>Ba</w:t>
       </w:r>
       <w:r>
-        <w:rPr/>
         <w:t xml:space="preserve">ckground </w:t>
       </w:r>
       <w:r>
-        <w:rPr/>
         <w:t>materia</w:t>
+      </w:r>
+      <w:bookmarkEnd w:id="8"/>
+      <w:bookmarkEnd w:id="9"/>
+      <w:bookmarkEnd w:id="10"/>
+      <w:r>
+        <w:t>l</w:t>
       </w:r>
       <w:bookmarkEnd w:id="11"/>
       <w:bookmarkEnd w:id="12"/>
       <w:bookmarkEnd w:id="13"/>
-      <w:r>
-        <w:rPr/>
-        <w:t>l</w:t>
-      </w:r>
       <w:bookmarkEnd w:id="14"/>
       <w:bookmarkEnd w:id="15"/>
-      <w:bookmarkEnd w:id="16"/>
-      <w:bookmarkEnd w:id="17"/>
-      <w:bookmarkEnd w:id="976934837"/>
     </w:p>
     <w:tbl>
       <w:tblPr>
@@ -6100,7 +6038,7 @@
                 <w:szCs w:val="21"/>
               </w:rPr>
             </w:pPr>
-            <w:hyperlink w:history="1" r:id="rId17">
+            <w:hyperlink r:id="rId17" w:history="1">
               <w:r>
                 <w:rPr>
                   <w:rStyle w:val="Hyperlink"/>
@@ -6219,7 +6157,7 @@
             <w:tcW w:w="6096" w:type="dxa"/>
           </w:tcPr>
           <w:p>
-            <w:hyperlink w:history="1" r:id="rId18">
+            <w:hyperlink r:id="rId18" w:history="1">
               <w:r>
                 <w:rPr>
                   <w:rStyle w:val="Hyperlink"/>
@@ -6288,7 +6226,7 @@
             <w:tcW w:w="6096" w:type="dxa"/>
           </w:tcPr>
           <w:p>
-            <w:hyperlink w:history="1" r:id="rId19">
+            <w:hyperlink r:id="rId19" w:history="1">
               <w:r>
                 <w:rPr>
                   <w:rStyle w:val="Hyperlink"/>
@@ -6301,7 +6239,7 @@
             <w:r>
               <w:br/>
             </w:r>
-            <w:hyperlink w:history="1" r:id="rId20">
+            <w:hyperlink r:id="rId20" w:history="1">
               <w:r>
                 <w:rPr>
                   <w:rStyle w:val="Hyperlink"/>
@@ -6427,7 +6365,7 @@
                 <w:rStyle w:val="Hyperlink"/>
               </w:rPr>
             </w:pPr>
-            <w:hyperlink w:history="1" r:id="rId21">
+            <w:hyperlink r:id="rId21" w:history="1">
               <w:r>
                 <w:rPr>
                   <w:rStyle w:val="Hyperlink"/>
@@ -6489,7 +6427,7 @@
                 <w:rFonts w:cstheme="minorHAnsi"/>
               </w:rPr>
             </w:pPr>
-            <w:hyperlink w:history="1" w:anchor="3-conversion-service" r:id="rId22">
+            <w:hyperlink r:id="rId22" w:anchor="3-conversion-service" w:history="1">
               <w:r>
                 <w:rPr>
                   <w:rStyle w:val="Hyperlink"/>
@@ -6559,60 +6497,48 @@
           <w:ilvl w:val="1"/>
           <w:numId w:val="17"/>
         </w:numPr>
-        <w:rPr/>
       </w:pPr>
-      <w:bookmarkStart w:name="_Testeksempler_og_testpersoner" w:id="19"/>
-      <w:bookmarkEnd w:id="19"/>
-      <w:bookmarkStart w:name="_Toc1009684365" w:id="1314900119"/>
+      <w:bookmarkStart w:id="16" w:name="_Testeksempler_og_testpersoner"/>
+      <w:bookmarkStart w:id="17" w:name="_Toc1009684365"/>
+      <w:bookmarkEnd w:id="16"/>
       <w:r>
-        <w:rPr/>
+        <w:lastRenderedPageBreak/>
         <w:t>Test</w:t>
       </w:r>
       <w:r>
-        <w:rPr/>
         <w:t xml:space="preserve"> </w:t>
       </w:r>
       <w:r>
-        <w:rPr/>
         <w:t>e</w:t>
       </w:r>
       <w:r>
-        <w:rPr/>
         <w:t>xa</w:t>
       </w:r>
       <w:r>
-        <w:rPr/>
         <w:t>mple</w:t>
       </w:r>
       <w:r>
-        <w:rPr/>
         <w:t>s</w:t>
       </w:r>
       <w:r>
-        <w:rPr/>
         <w:t xml:space="preserve"> </w:t>
       </w:r>
       <w:r>
-        <w:rPr/>
         <w:t>and</w:t>
       </w:r>
       <w:r>
-        <w:rPr/>
         <w:t xml:space="preserve"> test</w:t>
       </w:r>
       <w:r>
-        <w:rPr/>
         <w:t xml:space="preserve"> </w:t>
       </w:r>
       <w:r>
-        <w:rPr/>
         <w:t>person</w:t>
       </w:r>
       <w:r>
-        <w:rPr/>
         <w:t>s</w:t>
       </w:r>
-      <w:bookmarkEnd w:id="1314900119"/>
+      <w:bookmarkEnd w:id="17"/>
     </w:p>
     <w:tbl>
       <w:tblPr>
@@ -6780,7 +6706,7 @@
             <w:pPr>
               <w:keepNext/>
             </w:pPr>
-            <w:hyperlink w:history="1" r:id="rId23">
+            <w:hyperlink r:id="rId23" w:history="1">
               <w:r>
                 <w:rPr>
                   <w:rStyle w:val="Hyperlink"/>
@@ -6876,7 +6802,7 @@
                 <w:rFonts w:ascii="Calibri" w:hAnsi="Calibri"/>
               </w:rPr>
             </w:pPr>
-            <w:hyperlink w:history="1" r:id="rId24">
+            <w:hyperlink r:id="rId24" w:history="1">
               <w:r>
                 <w:rPr>
                   <w:rStyle w:val="Hyperlink"/>
@@ -6982,18 +6908,15 @@
           <w:ilvl w:val="1"/>
           <w:numId w:val="17"/>
         </w:numPr>
-        <w:rPr/>
       </w:pPr>
-      <w:bookmarkStart w:name="_Toc1308599478" w:id="1752400462"/>
+      <w:bookmarkStart w:id="18" w:name="_Toc1308599478"/>
       <w:r>
-        <w:rPr/>
         <w:t>Test</w:t>
       </w:r>
       <w:r>
-        <w:rPr/>
         <w:t xml:space="preserve"> tools</w:t>
       </w:r>
-      <w:bookmarkEnd w:id="1752400462"/>
+      <w:bookmarkEnd w:id="18"/>
     </w:p>
     <w:tbl>
       <w:tblPr>
@@ -7168,7 +7091,21 @@
               <w:rPr>
                 <w:rFonts w:cstheme="minorHAnsi"/>
               </w:rPr>
-              <w:t>organisation and assign test suites to themselves</w:t>
+              <w:t xml:space="preserve">organisation and assign test </w:t>
+            </w:r>
+            <w:proofErr w:type="gramStart"/>
+            <w:r>
+              <w:rPr>
+                <w:rFonts w:cstheme="minorHAnsi"/>
+              </w:rPr>
+              <w:t>suites</w:t>
+            </w:r>
+            <w:proofErr w:type="gramEnd"/>
+            <w:r>
+              <w:rPr>
+                <w:rFonts w:cstheme="minorHAnsi"/>
+              </w:rPr>
+              <w:t xml:space="preserve"> to themselves</w:t>
             </w:r>
             <w:r>
               <w:rPr>
@@ -7198,7 +7135,7 @@
               </w:rPr>
               <w:t xml:space="preserve">Find </w:t>
             </w:r>
-            <w:hyperlink w:history="1" r:id="rId25">
+            <w:hyperlink r:id="rId25" w:history="1">
               <w:r>
                 <w:rPr>
                   <w:rStyle w:val="Hyperlink"/>
@@ -7218,24 +7155,20 @@
           <w:ilvl w:val="1"/>
           <w:numId w:val="17"/>
         </w:numPr>
-        <w:rPr/>
       </w:pPr>
-      <w:bookmarkStart w:name="_Toc153883437" w:id="22"/>
-      <w:bookmarkEnd w:id="22"/>
-      <w:bookmarkStart w:name="_Toc1658037902" w:id="1852682024"/>
+      <w:bookmarkStart w:id="19" w:name="_Toc153883437"/>
+      <w:bookmarkStart w:id="20" w:name="_Toc1658037902"/>
+      <w:bookmarkEnd w:id="19"/>
       <w:r>
-        <w:rPr/>
         <w:t>Test</w:t>
       </w:r>
       <w:r>
-        <w:rPr/>
         <w:t xml:space="preserve"> </w:t>
       </w:r>
       <w:r>
-        <w:rPr/>
         <w:t>result</w:t>
       </w:r>
-      <w:bookmarkEnd w:id="1852682024"/>
+      <w:bookmarkEnd w:id="20"/>
     </w:p>
     <w:p>
       <w:pPr>
@@ -7629,8 +7562,13 @@
       <w:r>
         <w:t xml:space="preserve">Thus, </w:t>
       </w:r>
+      <w:proofErr w:type="gramStart"/>
       <w:r>
-        <w:t xml:space="preserve">All [F1], [F2] and [F3] must be fixed prior to final approval. </w:t>
+        <w:t>All</w:t>
+      </w:r>
+      <w:proofErr w:type="gramEnd"/>
+      <w:r>
+        <w:t xml:space="preserve"> [F1], [F2] and [F3] must be fixed prior to final approval. </w:t>
       </w:r>
       <w:r>
         <w:t xml:space="preserve">When a test step isn’t relevant for the </w:t>
@@ -7670,7 +7608,7 @@
       <w:r>
         <w:t xml:space="preserve">For further information, please read: </w:t>
       </w:r>
-      <w:hyperlink w:history="1" w:anchor="TestCertificering">
+      <w:hyperlink w:anchor="TestCertificering" w:history="1">
         <w:r>
           <w:rPr>
             <w:rStyle w:val="Hyperlink"/>
@@ -7697,14 +7635,13 @@
           <w:ilvl w:val="0"/>
           <w:numId w:val="15"/>
         </w:numPr>
-        <w:rPr/>
       </w:pPr>
-      <w:bookmarkStart w:name="_Toc842545837" w:id="1819174577"/>
+      <w:bookmarkStart w:id="21" w:name="_Toc842545837"/>
       <w:r>
-        <w:rPr/>
+        <w:lastRenderedPageBreak/>
         <w:t>Information about vendor, system under test (SUT) and test result information</w:t>
       </w:r>
-      <w:bookmarkEnd w:id="1819174577"/>
+      <w:bookmarkEnd w:id="21"/>
     </w:p>
     <w:p>
       <w:pPr>
@@ -7713,16 +7650,13 @@
           <w:ilvl w:val="1"/>
           <w:numId w:val="18"/>
         </w:numPr>
-        <w:rPr/>
       </w:pPr>
-      <w:bookmarkStart w:name="_Toc1342111284" w:id="1477788631"/>
+      <w:bookmarkStart w:id="22" w:name="_Toc1342111284"/>
       <w:r>
-        <w:rPr/>
         <w:t>Information about the vendor</w:t>
       </w:r>
-      <w:bookmarkEnd w:id="1477788631"/>
+      <w:bookmarkEnd w:id="22"/>
       <w:r>
-        <w:rPr/>
         <w:t xml:space="preserve"> </w:t>
       </w:r>
     </w:p>
@@ -7780,6 +7714,7 @@
                 </w:placeholder>
                 <w:text w:multiLine="1"/>
               </w:sdtPr>
+              <w:sdtEndPr/>
               <w:sdtContent>
                 <w:r>
                   <w:rPr>
@@ -7822,6 +7757,7 @@
                 </w:placeholder>
                 <w:text w:multiLine="1"/>
               </w:sdtPr>
+              <w:sdtEndPr/>
               <w:sdtContent>
                 <w:r>
                   <w:rPr>
@@ -7864,6 +7800,7 @@
                 </w:placeholder>
                 <w:text w:multiLine="1"/>
               </w:sdtPr>
+              <w:sdtEndPr/>
               <w:sdtContent>
                 <w:r>
                   <w:rPr>
@@ -7906,6 +7843,7 @@
                 </w:placeholder>
                 <w:text w:multiLine="1"/>
               </w:sdtPr>
+              <w:sdtEndPr/>
               <w:sdtContent>
                 <w:r>
                   <w:rPr>
@@ -7948,6 +7886,7 @@
                 </w:placeholder>
                 <w:text w:multiLine="1"/>
               </w:sdtPr>
+              <w:sdtEndPr/>
               <w:sdtContent>
                 <w:r>
                   <w:rPr>
@@ -7970,20 +7909,17 @@
           <w:ilvl w:val="1"/>
           <w:numId w:val="18"/>
         </w:numPr>
-        <w:rPr/>
       </w:pPr>
-      <w:bookmarkStart w:name="_Toc110845739" w:id="26"/>
-      <w:bookmarkStart w:name="_Toc330586377" w:id="1846334860"/>
+      <w:bookmarkStart w:id="23" w:name="_Toc110845739"/>
+      <w:bookmarkStart w:id="24" w:name="_Toc330586377"/>
       <w:r>
-        <w:rPr/>
         <w:t>Information about the</w:t>
       </w:r>
       <w:r>
-        <w:rPr/>
         <w:t xml:space="preserve"> system under test (SUT)</w:t>
       </w:r>
-      <w:bookmarkEnd w:id="26"/>
-      <w:bookmarkEnd w:id="1846334860"/>
+      <w:bookmarkEnd w:id="23"/>
+      <w:bookmarkEnd w:id="24"/>
     </w:p>
     <w:p>
       <w:r>
@@ -8039,6 +7975,7 @@
                 </w:placeholder>
                 <w:text w:multiLine="1"/>
               </w:sdtPr>
+              <w:sdtEndPr/>
               <w:sdtContent>
                 <w:r>
                   <w:rPr>
@@ -8081,6 +8018,7 @@
                 </w:placeholder>
                 <w:text w:multiLine="1"/>
               </w:sdtPr>
+              <w:sdtEndPr/>
               <w:sdtContent>
                 <w:r>
                   <w:rPr>
@@ -8123,6 +8061,7 @@
                 </w:placeholder>
                 <w:text w:multiLine="1"/>
               </w:sdtPr>
+              <w:sdtEndPr/>
               <w:sdtContent>
                 <w:r>
                   <w:rPr>
@@ -8162,10 +8101,11 @@
                   <w14:uncheckedState w14:val="2610" w14:font="MS Gothic"/>
                 </w14:checkbox>
               </w:sdtPr>
+              <w:sdtEndPr/>
               <w:sdtContent>
                 <w:r>
                   <w:rPr>
-                    <w:rFonts w:ascii="MS Gothic" w:hAnsi="MS Gothic" w:eastAsia="MS Gothic"/>
+                    <w:rFonts w:ascii="MS Gothic" w:eastAsia="MS Gothic" w:hAnsi="MS Gothic"/>
                   </w:rPr>
                   <w:t>☐</w:t>
                 </w:r>
@@ -8185,10 +8125,11 @@
                   <w14:uncheckedState w14:val="2610" w14:font="MS Gothic"/>
                 </w14:checkbox>
               </w:sdtPr>
+              <w:sdtEndPr/>
               <w:sdtContent>
                 <w:r>
                   <w:rPr>
-                    <w:rFonts w:ascii="MS Gothic" w:hAnsi="MS Gothic" w:eastAsia="MS Gothic"/>
+                    <w:rFonts w:ascii="MS Gothic" w:eastAsia="MS Gothic" w:hAnsi="MS Gothic"/>
                   </w:rPr>
                   <w:t>☐</w:t>
                 </w:r>
@@ -8209,32 +8150,26 @@
           <w:ilvl w:val="1"/>
           <w:numId w:val="18"/>
         </w:numPr>
-        <w:rPr/>
       </w:pPr>
-      <w:bookmarkStart w:name="_Toc110845740" w:id="28"/>
-      <w:bookmarkStart w:name="_Toc532475092" w:id="1047975945"/>
+      <w:bookmarkStart w:id="25" w:name="_Toc110845740"/>
+      <w:bookmarkStart w:id="26" w:name="_Toc532475092"/>
       <w:r>
-        <w:rPr/>
         <w:t>Information about</w:t>
       </w:r>
       <w:r>
-        <w:rPr/>
         <w:t xml:space="preserve"> test</w:t>
       </w:r>
       <w:r>
-        <w:rPr/>
         <w:t xml:space="preserve"> </w:t>
       </w:r>
       <w:r>
-        <w:rPr/>
         <w:t>result</w:t>
       </w:r>
-      <w:bookmarkEnd w:id="28"/>
+      <w:bookmarkEnd w:id="25"/>
       <w:r>
-        <w:rPr/>
         <w:t>s</w:t>
       </w:r>
-      <w:bookmarkEnd w:id="1047975945"/>
+      <w:bookmarkEnd w:id="26"/>
     </w:p>
     <w:p>
       <w:r>
@@ -8290,6 +8225,7 @@
                   <w:calendar w:val="gregorian"/>
                 </w:date>
               </w:sdtPr>
+              <w:sdtEndPr/>
               <w:sdtContent>
                 <w:r>
                   <w:rPr>
@@ -8332,6 +8268,7 @@
                 </w:placeholder>
                 <w:text w:multiLine="1"/>
               </w:sdtPr>
+              <w:sdtEndPr/>
               <w:sdtContent>
                 <w:r>
                   <w:rPr>
@@ -8371,10 +8308,11 @@
                   <w14:uncheckedState w14:val="2610" w14:font="MS Gothic"/>
                 </w14:checkbox>
               </w:sdtPr>
+              <w:sdtEndPr/>
               <w:sdtContent>
                 <w:r>
                   <w:rPr>
-                    <w:rFonts w:ascii="MS Gothic" w:hAnsi="MS Gothic" w:eastAsia="MS Gothic"/>
+                    <w:rFonts w:ascii="MS Gothic" w:eastAsia="MS Gothic" w:hAnsi="MS Gothic"/>
                   </w:rPr>
                   <w:t>☐</w:t>
                 </w:r>
@@ -8394,10 +8332,11 @@
                   <w14:uncheckedState w14:val="2610" w14:font="MS Gothic"/>
                 </w14:checkbox>
               </w:sdtPr>
+              <w:sdtEndPr/>
               <w:sdtContent>
                 <w:r>
                   <w:rPr>
-                    <w:rFonts w:ascii="MS Gothic" w:hAnsi="MS Gothic" w:eastAsia="MS Gothic"/>
+                    <w:rFonts w:ascii="MS Gothic" w:eastAsia="MS Gothic" w:hAnsi="MS Gothic"/>
                   </w:rPr>
                   <w:t>☐</w:t>
                 </w:r>
@@ -8438,6 +8377,7 @@
                 </w:placeholder>
                 <w:text w:multiLine="1"/>
               </w:sdtPr>
+              <w:sdtEndPr/>
               <w:sdtContent>
                 <w:r>
                   <w:rPr>
@@ -8491,6 +8431,7 @@
                 </w:placeholder>
                 <w:text w:multiLine="1"/>
               </w:sdtPr>
+              <w:sdtEndPr/>
               <w:sdtContent>
                 <w:r>
                   <w:rPr>
@@ -8540,11 +8481,12 @@
           <w:color w:val="152F4A"/>
         </w:rPr>
       </w:pPr>
-      <w:bookmarkStart w:name="_Toc1735049840" w:id="2068321211"/>
+      <w:bookmarkStart w:id="27" w:name="_Toc1735049840"/>
       <w:r>
         <w:rPr>
           <w:color w:val="152F4A"/>
         </w:rPr>
+        <w:lastRenderedPageBreak/>
         <w:t>T</w:t>
       </w:r>
       <w:r>
@@ -8559,7 +8501,7 @@
         </w:rPr>
         <w:t>est</w:t>
       </w:r>
-      <w:bookmarkEnd w:id="2068321211"/>
+      <w:bookmarkEnd w:id="27"/>
     </w:p>
     <w:p>
       <w:r>
@@ -8631,6 +8573,7 @@
         <w:br w:type="page"/>
       </w:r>
     </w:p>
+    <w:bookmarkStart w:id="28" w:name="_Toc1408929408"/>
     <w:p>
       <w:pPr>
         <w:pStyle w:val="Overskrift2"/>
@@ -8642,7 +8585,6 @@
           <w:color w:val="152F4A"/>
         </w:rPr>
       </w:pPr>
-      <w:bookmarkStart w:name="_Toc1408929408" w:id="503698059"/>
       <w:r>
         <w:rPr>
           <w:noProof/>
@@ -8731,7 +8673,15 @@
                           </w:p>
                           <w:p>
                             <w:r>
-                              <w:t xml:space="preserve">As valid documentation, the test participant or the test manager must document completion by continuous screen dumps (.png/.jpeg) and/or files/log files (.xml/.json). </w:t>
+                              <w:t>As valid documentation, the test participant or the test manager must document completion by continuous screen dumps (.png/.jpeg) and/or files/log files (.xml</w:t>
+                            </w:r>
+                            <w:proofErr w:type="gramStart"/>
+                            <w:r>
+                              <w:t>/.json</w:t>
+                            </w:r>
+                            <w:proofErr w:type="gramEnd"/>
+                            <w:r>
+                              <w:t xml:space="preserve">). </w:t>
                             </w:r>
                             <w:r>
                               <w:rPr>
@@ -8990,7 +8940,7 @@
                             <w:r>
                               <w:t xml:space="preserve">If the vendor has documented the test themselves, the files must be sent in a ZIP file to </w:t>
                             </w:r>
-                            <w:hyperlink w:history="1" r:id="rId26">
+                            <w:hyperlink r:id="rId26" w:history="1">
                               <w:r>
                                 <w:rPr>
                                   <w:rStyle w:val="Hyperlink"/>
@@ -9019,7 +8969,7 @@
               </wp:anchor>
             </w:drawing>
           </mc:Choice>
-          <mc:Fallback>
+          <mc:Fallback xmlns:a="http://schemas.openxmlformats.org/drawingml/2006/main">
             <w:pict>
               <v:shape id="Text Box 2" style="position:absolute;left:0;text-align:left;margin-left:0;margin-top:26.45pt;width:664.8pt;height:110.6pt;z-index:251658241;visibility:visible;mso-wrap-style:square;mso-width-percent:0;mso-height-percent:200;mso-wrap-distance-left:9pt;mso-wrap-distance-top:3.6pt;mso-wrap-distance-right:9pt;mso-wrap-distance-bottom:3.6pt;mso-position-horizontal:left;mso-position-horizontal-relative:margin;mso-position-vertical:absolute;mso-position-vertical-relative:text;mso-width-percent:0;mso-height-percent:200;mso-width-relative:margin;mso-height-relative:margin;v-text-anchor:top" o:spid="_x0000_s1027" fillcolor="#8eaadb [1940]" strokecolor="#4472c4 [3204]" strokeweight=".5pt" type="#_x0000_t202" o:gfxdata="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" w14:anchorId="1DF16083">
                 <v:textbox style="mso-fit-shape-to-text:t">
@@ -9366,7 +9316,7 @@
         </w:rPr>
         <w:t xml:space="preserve"> test</w:t>
       </w:r>
-      <w:bookmarkEnd w:id="503698059"/>
+      <w:bookmarkEnd w:id="28"/>
     </w:p>
     <w:p/>
     <w:p/>
@@ -9385,12 +9335,13 @@
           <w:color w:val="152F4A"/>
         </w:rPr>
       </w:pPr>
-      <w:bookmarkStart w:name="_Hlk140051221" w:id="33"/>
-      <w:bookmarkStart w:name="_Toc1036939537" w:id="1577321852"/>
+      <w:bookmarkStart w:id="29" w:name="_Toc1036939537"/>
+      <w:bookmarkStart w:id="30" w:name="_Hlk140051221"/>
       <w:r>
         <w:rPr>
           <w:color w:val="152F4A"/>
         </w:rPr>
+        <w:lastRenderedPageBreak/>
         <w:t xml:space="preserve">Test </w:t>
       </w:r>
       <w:r>
@@ -9405,28 +9356,12 @@
         </w:rPr>
         <w:t xml:space="preserve">f </w:t>
       </w:r>
-      <w:del w:author="Sarah Kieler Schrøder" w:date="2026-04-17T11:59:09.78Z" w16du:dateUtc="2026-04-17T11:59:09.78Z" w:id="138245228">
-        <w:r>
-          <w:rPr>
-            <w:color w:val="152F4A"/>
-          </w:rPr>
-          <w:delText>TouchStone</w:delText>
-        </w:r>
-        <w:r>
-          <w:rPr>
-            <w:color w:val="152F4A"/>
-          </w:rPr>
-          <w:delText xml:space="preserve"> </w:delText>
-        </w:r>
-      </w:del>
-      <w:ins w:author="Sarah Kieler Schrøder" w:date="2026-04-17T11:59:10.935Z" w16du:dateUtc="2026-04-17T11:59:10.935Z" w:id="1689603712">
-        <w:r>
-          <w:rPr>
-            <w:color w:val="152F4A"/>
-          </w:rPr>
-          <w:t xml:space="preserve">ITB </w:t>
-        </w:r>
-      </w:ins>
+      <w:r>
+        <w:rPr>
+          <w:color w:val="152F4A"/>
+        </w:rPr>
+        <w:t xml:space="preserve">ITB </w:t>
+      </w:r>
       <w:r>
         <w:rPr>
           <w:color w:val="152F4A"/>
@@ -9445,7 +9380,7 @@
         </w:rPr>
         <w:t>scripts</w:t>
       </w:r>
-      <w:bookmarkEnd w:id="1577321852"/>
+      <w:bookmarkEnd w:id="29"/>
     </w:p>
     <w:p>
       <w:pPr>
@@ -9503,7 +9438,6 @@
           <w:tcPr>
             <w:tcW w:w="359" w:type="pct"/>
             <w:shd w:val="clear" w:color="auto" w:fill="152F4A"/>
-            <w:tcMar/>
           </w:tcPr>
           <w:p>
             <w:pPr>
@@ -9539,7 +9473,6 @@
           <w:tcPr>
             <w:tcW w:w="1011" w:type="pct"/>
             <w:shd w:val="clear" w:color="auto" w:fill="152F4A"/>
-            <w:tcMar/>
           </w:tcPr>
           <w:p>
             <w:pPr>
@@ -9561,7 +9494,6 @@
           <w:tcPr>
             <w:tcW w:w="746" w:type="pct"/>
             <w:shd w:val="clear" w:color="auto" w:fill="152F4A"/>
-            <w:tcMar/>
           </w:tcPr>
           <w:p>
             <w:pPr>
@@ -9611,7 +9543,6 @@
           <w:tcPr>
             <w:tcW w:w="1080" w:type="pct"/>
             <w:shd w:val="clear" w:color="auto" w:fill="152F4A"/>
-            <w:tcMar/>
           </w:tcPr>
           <w:p>
             <w:pPr>
@@ -9633,7 +9564,6 @@
           <w:tcPr>
             <w:tcW w:w="979" w:type="pct"/>
             <w:shd w:val="clear" w:color="auto" w:fill="152F4A"/>
-            <w:tcMar/>
           </w:tcPr>
           <w:p>
             <w:pPr>
@@ -9662,7 +9592,6 @@
           <w:tcPr>
             <w:tcW w:w="825" w:type="pct"/>
             <w:shd w:val="clear" w:color="auto" w:fill="152F4A"/>
-            <w:tcMar/>
           </w:tcPr>
           <w:p>
             <w:pPr>
@@ -9692,7 +9621,6 @@
         <w:tc>
           <w:tcPr>
             <w:tcW w:w="359" w:type="pct"/>
-            <w:tcMar/>
           </w:tcPr>
           <w:p>
             <w:pPr>
@@ -9708,7 +9636,6 @@
         <w:tc>
           <w:tcPr>
             <w:tcW w:w="1011" w:type="pct"/>
-            <w:tcMar/>
           </w:tcPr>
           <w:p>
             <w:r>
@@ -9721,28 +9648,15 @@
               <w:rPr>
                 <w:rFonts w:eastAsia="Calibri" w:cs="Arial"/>
               </w:rPr>
-              <w:t>ITB</w:t>
+              <w:t xml:space="preserve">ITB </w:t>
             </w:r>
             <w:r>
               <w:rPr>
                 <w:rFonts w:eastAsia="Calibri" w:cs="Arial"/>
-              </w:rPr>
-              <w:t xml:space="preserve"> </w:t>
-            </w:r>
-            <w:r>
-              <w:rPr>
-                <w:rFonts w:eastAsia="Calibri" w:cs="Arial"/>
-                <w:b w:val="1"/>
-                <w:bCs w:val="1"/>
-                <w:i w:val="1"/>
-                <w:iCs w:val="1"/>
-                <w:rPrChange w:author="Sarah Kieler Schrøder" w:date="2026-04-17T11:59:48.377Z" w16du:dateUtc="2026-04-17T11:59:48.377Z" w:id="1520458833">
-                  <w:rPr>
-                    <w:rFonts w:eastAsia="Calibri" w:cs="Arial"/>
-                    <w:i w:val="1"/>
-                    <w:iCs w:val="1"/>
-                  </w:rPr>
-                </w:rPrChange>
+                <w:b/>
+                <w:bCs/>
+                <w:i/>
+                <w:iCs/>
               </w:rPr>
               <w:t>before completing the test protocol.</w:t>
             </w:r>
@@ -9751,7 +9665,6 @@
         <w:tc>
           <w:tcPr>
             <w:tcW w:w="746" w:type="pct"/>
-            <w:tcMar/>
           </w:tcPr>
           <w:p>
             <w:pPr>
@@ -9764,7 +9677,6 @@
         <w:tc>
           <w:tcPr>
             <w:tcW w:w="1080" w:type="pct"/>
-            <w:tcMar/>
           </w:tcPr>
           <w:p>
             <w:r>
@@ -9775,14 +9687,12 @@
         <w:tc>
           <w:tcPr>
             <w:tcW w:w="979" w:type="pct"/>
-            <w:tcMar/>
           </w:tcPr>
           <w:p/>
         </w:tc>
         <w:tc>
           <w:tcPr>
             <w:tcW w:w="825" w:type="pct"/>
-            <w:tcMar/>
           </w:tcPr>
           <w:p>
             <w:pPr>
@@ -9809,6 +9719,7 @@
                   <w:listItem w:displayText="Ej relevant" w:value="Ej relevant"/>
                 </w:dropDownList>
               </w:sdtPr>
+              <w:sdtEndPr/>
               <w:sdtContent>
                 <w:r>
                   <w:rPr>
@@ -9821,7 +9732,7 @@
           </w:p>
         </w:tc>
       </w:tr>
-      <w:bookmarkEnd w:id="33"/>
+      <w:bookmarkEnd w:id="30"/>
     </w:tbl>
     <w:p>
       <w:r>
@@ -9839,15 +9750,16 @@
           <w:color w:val="152F4A"/>
         </w:rPr>
       </w:pPr>
-      <w:bookmarkStart w:name="_Hlk140051257" w:id="35"/>
-      <w:bookmarkStart w:name="_Toc1930043098" w:id="1990863424"/>
+      <w:bookmarkStart w:id="31" w:name="_Toc1930043098"/>
+      <w:bookmarkStart w:id="32" w:name="_Hlk140051257"/>
       <w:r>
         <w:rPr>
           <w:color w:val="152F4A"/>
         </w:rPr>
+        <w:lastRenderedPageBreak/>
         <w:t>Test of requirements to content and flow/workflows</w:t>
       </w:r>
-      <w:bookmarkEnd w:id="1990863424"/>
+      <w:bookmarkEnd w:id="31"/>
     </w:p>
     <w:p>
       <w:r>
@@ -9865,7 +9777,7 @@
         </w:rPr>
         <w:t xml:space="preserve"> </w:t>
       </w:r>
-      <w:hyperlink w:history="1" w:anchor="_Baggrundsmaterialer">
+      <w:hyperlink w:anchor="_Baggrundsmaterialer" w:history="1">
         <w:r>
           <w:rPr>
             <w:rStyle w:val="Hyperlink"/>
@@ -9888,7 +9800,7 @@
       <w:r>
         <w:t xml:space="preserve">. The table also shows the direct references to the use cases in the </w:t>
       </w:r>
-      <w:hyperlink w:history="1" w:anchor="_Baggrundsmaterialer">
+      <w:hyperlink w:anchor="_Baggrundsmaterialer" w:history="1">
         <w:r>
           <w:rPr>
             <w:rStyle w:val="Hyperlink"/>
@@ -9924,15 +9836,15 @@
           <w:tcPr>
             <w:tcW w:w="557" w:type="pct"/>
             <w:tcBorders>
-              <w:top w:val="single" w:color="000000" w:sz="4" w:space="0"/>
-              <w:left w:val="single" w:color="000000" w:sz="4" w:space="0"/>
-              <w:bottom w:val="single" w:color="000000" w:sz="4" w:space="0"/>
-              <w:right w:val="single" w:color="000000" w:sz="4" w:space="0"/>
+              <w:top w:val="single" w:sz="4" w:space="0" w:color="000000"/>
+              <w:left w:val="single" w:sz="4" w:space="0" w:color="000000"/>
+              <w:bottom w:val="single" w:sz="4" w:space="0" w:color="000000"/>
+              <w:right w:val="single" w:sz="4" w:space="0" w:color="000000"/>
             </w:tcBorders>
             <w:shd w:val="clear" w:color="auto" w:fill="E7E6E6"/>
             <w:vAlign w:val="center"/>
           </w:tcPr>
-          <w:bookmarkEnd w:id="35"/>
+          <w:bookmarkEnd w:id="32"/>
           <w:p>
             <w:pPr>
               <w:keepNext/>
@@ -9957,7 +9869,7 @@
             <w:r>
               <w:rPr>
                 <w:rStyle w:val="Hyperlink"/>
-                <w:rFonts w:ascii="Calibri" w:hAnsi="Calibri" w:eastAsia="Calibri"/>
+                <w:rFonts w:ascii="Calibri" w:eastAsia="Calibri" w:hAnsi="Calibri"/>
                 <w:b/>
                 <w:bCs/>
                 <w:sz w:val="20"/>
@@ -9968,7 +9880,7 @@
             <w:r>
               <w:rPr>
                 <w:rStyle w:val="Hyperlink"/>
-                <w:rFonts w:ascii="Calibri" w:hAnsi="Calibri" w:eastAsia="Calibri"/>
+                <w:rFonts w:ascii="Calibri" w:eastAsia="Calibri" w:hAnsi="Calibri"/>
                 <w:b/>
                 <w:bCs/>
                 <w:sz w:val="20"/>
@@ -9982,10 +9894,10 @@
           <w:tcPr>
             <w:tcW w:w="3257" w:type="pct"/>
             <w:tcBorders>
-              <w:top w:val="single" w:color="000000" w:sz="4" w:space="0"/>
-              <w:left w:val="single" w:color="000000" w:sz="4" w:space="0"/>
-              <w:bottom w:val="single" w:color="000000" w:sz="4" w:space="0"/>
-              <w:right w:val="single" w:color="000000" w:sz="4" w:space="0"/>
+              <w:top w:val="single" w:sz="4" w:space="0" w:color="000000"/>
+              <w:left w:val="single" w:sz="4" w:space="0" w:color="000000"/>
+              <w:bottom w:val="single" w:sz="4" w:space="0" w:color="000000"/>
+              <w:right w:val="single" w:sz="4" w:space="0" w:color="000000"/>
             </w:tcBorders>
             <w:shd w:val="clear" w:color="auto" w:fill="E7E6E6"/>
             <w:tcMar>
@@ -10024,10 +9936,10 @@
           <w:tcPr>
             <w:tcW w:w="593" w:type="pct"/>
             <w:tcBorders>
-              <w:top w:val="single" w:color="000000" w:sz="4" w:space="0"/>
-              <w:left w:val="single" w:color="000000" w:sz="4" w:space="0"/>
-              <w:bottom w:val="single" w:color="000000" w:sz="4" w:space="0"/>
-              <w:right w:val="single" w:color="000000" w:sz="4" w:space="0"/>
+              <w:top w:val="single" w:sz="4" w:space="0" w:color="000000"/>
+              <w:left w:val="single" w:sz="4" w:space="0" w:color="000000"/>
+              <w:bottom w:val="single" w:sz="4" w:space="0" w:color="000000"/>
+              <w:right w:val="single" w:sz="4" w:space="0" w:color="000000"/>
             </w:tcBorders>
             <w:shd w:val="clear" w:color="auto" w:fill="E7E6E6"/>
             <w:tcMar>
@@ -10066,10 +9978,10 @@
           <w:tcPr>
             <w:tcW w:w="593" w:type="pct"/>
             <w:tcBorders>
-              <w:top w:val="single" w:color="000000" w:sz="4" w:space="0"/>
-              <w:left w:val="single" w:color="000000" w:sz="4" w:space="0"/>
-              <w:bottom w:val="single" w:color="000000" w:sz="4" w:space="0"/>
-              <w:right w:val="single" w:color="000000" w:sz="4" w:space="0"/>
+              <w:top w:val="single" w:sz="4" w:space="0" w:color="000000"/>
+              <w:left w:val="single" w:sz="4" w:space="0" w:color="000000"/>
+              <w:bottom w:val="single" w:sz="4" w:space="0" w:color="000000"/>
+              <w:right w:val="single" w:sz="4" w:space="0" w:color="000000"/>
             </w:tcBorders>
             <w:shd w:val="clear" w:color="auto" w:fill="E7E6E6"/>
             <w:vAlign w:val="center"/>
@@ -10124,10 +10036,10 @@
           <w:tcPr>
             <w:tcW w:w="557" w:type="pct"/>
             <w:tcBorders>
-              <w:top w:val="single" w:color="000000" w:sz="4" w:space="0"/>
-              <w:left w:val="single" w:color="000000" w:sz="4" w:space="0"/>
-              <w:bottom w:val="single" w:color="000000" w:sz="4" w:space="0"/>
-              <w:right w:val="single" w:color="000000" w:sz="4" w:space="0"/>
+              <w:top w:val="single" w:sz="4" w:space="0" w:color="000000"/>
+              <w:left w:val="single" w:sz="4" w:space="0" w:color="000000"/>
+              <w:bottom w:val="single" w:sz="4" w:space="0" w:color="000000"/>
+              <w:right w:val="single" w:sz="4" w:space="0" w:color="000000"/>
             </w:tcBorders>
             <w:shd w:val="clear" w:color="auto" w:fill="FFFFFF" w:themeFill="background1"/>
           </w:tcPr>
@@ -10157,7 +10069,29 @@
                 <w:sz w:val="20"/>
                 <w:szCs w:val="20"/>
               </w:rPr>
-              <w:t xml:space="preserve"> + S1.A2 + S1.A4</w:t>
+              <w:t xml:space="preserve"> + S1.A2 + S</w:t>
+            </w:r>
+            <w:proofErr w:type="gramStart"/>
+            <w:r>
+              <w:rPr>
+                <w:rFonts w:eastAsia="Calibri"/>
+                <w:i/>
+                <w:iCs/>
+                <w:sz w:val="20"/>
+                <w:szCs w:val="20"/>
+              </w:rPr>
+              <w:t>1.A</w:t>
+            </w:r>
+            <w:proofErr w:type="gramEnd"/>
+            <w:r>
+              <w:rPr>
+                <w:rFonts w:eastAsia="Calibri"/>
+                <w:i/>
+                <w:iCs/>
+                <w:sz w:val="20"/>
+                <w:szCs w:val="20"/>
+              </w:rPr>
+              <w:t>4</w:t>
             </w:r>
           </w:p>
         </w:tc>
@@ -10165,10 +10099,10 @@
           <w:tcPr>
             <w:tcW w:w="3257" w:type="pct"/>
             <w:tcBorders>
-              <w:top w:val="single" w:color="000000" w:sz="4" w:space="0"/>
-              <w:left w:val="single" w:color="000000" w:sz="4" w:space="0"/>
-              <w:bottom w:val="single" w:color="000000" w:sz="4" w:space="0"/>
-              <w:right w:val="single" w:color="000000" w:sz="4" w:space="0"/>
+              <w:top w:val="single" w:sz="4" w:space="0" w:color="000000"/>
+              <w:left w:val="single" w:sz="4" w:space="0" w:color="000000"/>
+              <w:bottom w:val="single" w:sz="4" w:space="0" w:color="000000"/>
+              <w:right w:val="single" w:sz="4" w:space="0" w:color="000000"/>
             </w:tcBorders>
             <w:shd w:val="clear" w:color="auto" w:fill="FFFFFF" w:themeFill="background1"/>
             <w:tcMar>
@@ -10244,10 +10178,10 @@
           <w:tcPr>
             <w:tcW w:w="593" w:type="pct"/>
             <w:tcBorders>
-              <w:top w:val="single" w:color="000000" w:sz="4" w:space="0"/>
-              <w:left w:val="single" w:color="000000" w:sz="4" w:space="0"/>
-              <w:bottom w:val="single" w:color="000000" w:sz="4" w:space="0"/>
-              <w:right w:val="single" w:color="000000" w:sz="4" w:space="0"/>
+              <w:top w:val="single" w:sz="4" w:space="0" w:color="000000"/>
+              <w:left w:val="single" w:sz="4" w:space="0" w:color="000000"/>
+              <w:bottom w:val="single" w:sz="4" w:space="0" w:color="000000"/>
+              <w:right w:val="single" w:sz="4" w:space="0" w:color="000000"/>
             </w:tcBorders>
             <w:tcMar>
               <w:top w:w="0" w:type="dxa"/>
@@ -10320,10 +10254,10 @@
           <w:tcPr>
             <w:tcW w:w="593" w:type="pct"/>
             <w:tcBorders>
-              <w:top w:val="single" w:color="000000" w:sz="4" w:space="0"/>
-              <w:left w:val="single" w:color="000000" w:sz="4" w:space="0"/>
-              <w:bottom w:val="single" w:color="000000" w:sz="4" w:space="0"/>
-              <w:right w:val="single" w:color="000000" w:sz="4" w:space="0"/>
+              <w:top w:val="single" w:sz="4" w:space="0" w:color="000000"/>
+              <w:left w:val="single" w:sz="4" w:space="0" w:color="000000"/>
+              <w:bottom w:val="single" w:sz="4" w:space="0" w:color="000000"/>
+              <w:right w:val="single" w:sz="4" w:space="0" w:color="000000"/>
             </w:tcBorders>
           </w:tcPr>
           <w:p>
@@ -10353,10 +10287,10 @@
           <w:tcPr>
             <w:tcW w:w="557" w:type="pct"/>
             <w:tcBorders>
-              <w:top w:val="single" w:color="000000" w:sz="4" w:space="0"/>
-              <w:left w:val="single" w:color="000000" w:sz="4" w:space="0"/>
-              <w:bottom w:val="single" w:color="000000" w:sz="4" w:space="0"/>
-              <w:right w:val="single" w:color="000000" w:sz="4" w:space="0"/>
+              <w:top w:val="single" w:sz="4" w:space="0" w:color="000000"/>
+              <w:left w:val="single" w:sz="4" w:space="0" w:color="000000"/>
+              <w:bottom w:val="single" w:sz="4" w:space="0" w:color="000000"/>
+              <w:right w:val="single" w:sz="4" w:space="0" w:color="000000"/>
             </w:tcBorders>
             <w:shd w:val="clear" w:color="auto" w:fill="FFFFFF" w:themeFill="background1"/>
           </w:tcPr>
@@ -10380,8 +10314,9 @@
                 <w:sz w:val="20"/>
                 <w:szCs w:val="20"/>
               </w:rPr>
-              <w:t>S1.A1</w:t>
-            </w:r>
+              <w:t>S</w:t>
+            </w:r>
+            <w:proofErr w:type="gramStart"/>
             <w:r>
               <w:rPr>
                 <w:rFonts w:eastAsia="Calibri"/>
@@ -10390,7 +10325,40 @@
                 <w:sz w:val="20"/>
                 <w:szCs w:val="20"/>
               </w:rPr>
-              <w:t>+  S1.A5</w:t>
+              <w:t>1.A</w:t>
+            </w:r>
+            <w:proofErr w:type="gramEnd"/>
+            <w:r>
+              <w:rPr>
+                <w:rFonts w:eastAsia="Calibri"/>
+                <w:i/>
+                <w:iCs/>
+                <w:sz w:val="20"/>
+                <w:szCs w:val="20"/>
+              </w:rPr>
+              <w:t>1</w:t>
+            </w:r>
+            <w:proofErr w:type="gramStart"/>
+            <w:r>
+              <w:rPr>
+                <w:rFonts w:eastAsia="Calibri"/>
+                <w:i/>
+                <w:iCs/>
+                <w:sz w:val="20"/>
+                <w:szCs w:val="20"/>
+              </w:rPr>
+              <w:t>+  S1.A</w:t>
+            </w:r>
+            <w:proofErr w:type="gramEnd"/>
+            <w:r>
+              <w:rPr>
+                <w:rFonts w:eastAsia="Calibri"/>
+                <w:i/>
+                <w:iCs/>
+                <w:sz w:val="20"/>
+                <w:szCs w:val="20"/>
+              </w:rPr>
+              <w:t>5</w:t>
             </w:r>
           </w:p>
         </w:tc>
@@ -10398,10 +10366,10 @@
           <w:tcPr>
             <w:tcW w:w="3257" w:type="pct"/>
             <w:tcBorders>
-              <w:top w:val="single" w:color="000000" w:sz="4" w:space="0"/>
-              <w:left w:val="single" w:color="000000" w:sz="4" w:space="0"/>
-              <w:bottom w:val="single" w:color="000000" w:sz="4" w:space="0"/>
-              <w:right w:val="single" w:color="000000" w:sz="4" w:space="0"/>
+              <w:top w:val="single" w:sz="4" w:space="0" w:color="000000"/>
+              <w:left w:val="single" w:sz="4" w:space="0" w:color="000000"/>
+              <w:bottom w:val="single" w:sz="4" w:space="0" w:color="000000"/>
+              <w:right w:val="single" w:sz="4" w:space="0" w:color="000000"/>
             </w:tcBorders>
             <w:shd w:val="clear" w:color="auto" w:fill="FFFFFF" w:themeFill="background1"/>
             <w:tcMar>
@@ -10479,10 +10447,10 @@
           <w:tcPr>
             <w:tcW w:w="593" w:type="pct"/>
             <w:tcBorders>
-              <w:top w:val="single" w:color="000000" w:sz="4" w:space="0"/>
-              <w:left w:val="single" w:color="000000" w:sz="4" w:space="0"/>
-              <w:bottom w:val="single" w:color="000000" w:sz="4" w:space="0"/>
-              <w:right w:val="single" w:color="000000" w:sz="4" w:space="0"/>
+              <w:top w:val="single" w:sz="4" w:space="0" w:color="000000"/>
+              <w:left w:val="single" w:sz="4" w:space="0" w:color="000000"/>
+              <w:bottom w:val="single" w:sz="4" w:space="0" w:color="000000"/>
+              <w:right w:val="single" w:sz="4" w:space="0" w:color="000000"/>
             </w:tcBorders>
             <w:tcMar>
               <w:top w:w="0" w:type="dxa"/>
@@ -10555,10 +10523,10 @@
           <w:tcPr>
             <w:tcW w:w="593" w:type="pct"/>
             <w:tcBorders>
-              <w:top w:val="single" w:color="000000" w:sz="4" w:space="0"/>
-              <w:left w:val="single" w:color="000000" w:sz="4" w:space="0"/>
-              <w:bottom w:val="single" w:color="000000" w:sz="4" w:space="0"/>
-              <w:right w:val="single" w:color="000000" w:sz="4" w:space="0"/>
+              <w:top w:val="single" w:sz="4" w:space="0" w:color="000000"/>
+              <w:left w:val="single" w:sz="4" w:space="0" w:color="000000"/>
+              <w:bottom w:val="single" w:sz="4" w:space="0" w:color="000000"/>
+              <w:right w:val="single" w:sz="4" w:space="0" w:color="000000"/>
             </w:tcBorders>
           </w:tcPr>
           <w:p>
@@ -10588,10 +10556,10 @@
           <w:tcPr>
             <w:tcW w:w="557" w:type="pct"/>
             <w:tcBorders>
-              <w:top w:val="single" w:color="000000" w:sz="4" w:space="0"/>
-              <w:left w:val="single" w:color="000000" w:sz="4" w:space="0"/>
-              <w:bottom w:val="single" w:color="000000" w:sz="4" w:space="0"/>
-              <w:right w:val="single" w:color="000000" w:sz="4" w:space="0"/>
+              <w:top w:val="single" w:sz="4" w:space="0" w:color="000000"/>
+              <w:left w:val="single" w:sz="4" w:space="0" w:color="000000"/>
+              <w:bottom w:val="single" w:sz="4" w:space="0" w:color="000000"/>
+              <w:right w:val="single" w:sz="4" w:space="0" w:color="000000"/>
             </w:tcBorders>
             <w:shd w:val="clear" w:color="auto" w:fill="FFFFFF" w:themeFill="background1"/>
           </w:tcPr>
@@ -10615,8 +10583,9 @@
                 <w:sz w:val="20"/>
                 <w:szCs w:val="20"/>
               </w:rPr>
-              <w:t>S1.A</w:t>
-            </w:r>
+              <w:t>S</w:t>
+            </w:r>
+            <w:proofErr w:type="gramStart"/>
             <w:r>
               <w:rPr>
                 <w:rFonts w:eastAsia="Calibri"/>
@@ -10625,6 +10594,17 @@
                 <w:sz w:val="20"/>
                 <w:szCs w:val="20"/>
               </w:rPr>
+              <w:t>1.A</w:t>
+            </w:r>
+            <w:proofErr w:type="gramEnd"/>
+            <w:r>
+              <w:rPr>
+                <w:rFonts w:eastAsia="Calibri"/>
+                <w:i/>
+                <w:iCs/>
+                <w:sz w:val="20"/>
+                <w:szCs w:val="20"/>
+              </w:rPr>
               <w:t>3</w:t>
             </w:r>
           </w:p>
@@ -10633,10 +10613,10 @@
           <w:tcPr>
             <w:tcW w:w="3257" w:type="pct"/>
             <w:tcBorders>
-              <w:top w:val="single" w:color="000000" w:sz="4" w:space="0"/>
-              <w:left w:val="single" w:color="000000" w:sz="4" w:space="0"/>
-              <w:bottom w:val="single" w:color="000000" w:sz="4" w:space="0"/>
-              <w:right w:val="single" w:color="000000" w:sz="4" w:space="0"/>
+              <w:top w:val="single" w:sz="4" w:space="0" w:color="000000"/>
+              <w:left w:val="single" w:sz="4" w:space="0" w:color="000000"/>
+              <w:bottom w:val="single" w:sz="4" w:space="0" w:color="000000"/>
+              <w:right w:val="single" w:sz="4" w:space="0" w:color="000000"/>
             </w:tcBorders>
             <w:shd w:val="clear" w:color="auto" w:fill="FFFFFF" w:themeFill="background1"/>
             <w:tcMar>
@@ -10674,10 +10654,10 @@
           <w:tcPr>
             <w:tcW w:w="593" w:type="pct"/>
             <w:tcBorders>
-              <w:top w:val="single" w:color="000000" w:sz="4" w:space="0"/>
-              <w:left w:val="single" w:color="000000" w:sz="4" w:space="0"/>
-              <w:bottom w:val="single" w:color="000000" w:sz="4" w:space="0"/>
-              <w:right w:val="single" w:color="000000" w:sz="4" w:space="0"/>
+              <w:top w:val="single" w:sz="4" w:space="0" w:color="000000"/>
+              <w:left w:val="single" w:sz="4" w:space="0" w:color="000000"/>
+              <w:bottom w:val="single" w:sz="4" w:space="0" w:color="000000"/>
+              <w:right w:val="single" w:sz="4" w:space="0" w:color="000000"/>
             </w:tcBorders>
             <w:tcMar>
               <w:top w:w="0" w:type="dxa"/>
@@ -10750,10 +10730,10 @@
           <w:tcPr>
             <w:tcW w:w="593" w:type="pct"/>
             <w:tcBorders>
-              <w:top w:val="single" w:color="000000" w:sz="4" w:space="0"/>
-              <w:left w:val="single" w:color="000000" w:sz="4" w:space="0"/>
-              <w:bottom w:val="single" w:color="000000" w:sz="4" w:space="0"/>
-              <w:right w:val="single" w:color="000000" w:sz="4" w:space="0"/>
+              <w:top w:val="single" w:sz="4" w:space="0" w:color="000000"/>
+              <w:left w:val="single" w:sz="4" w:space="0" w:color="000000"/>
+              <w:bottom w:val="single" w:sz="4" w:space="0" w:color="000000"/>
+              <w:right w:val="single" w:sz="4" w:space="0" w:color="000000"/>
             </w:tcBorders>
           </w:tcPr>
           <w:p>
@@ -10783,10 +10763,10 @@
           <w:tcPr>
             <w:tcW w:w="557" w:type="pct"/>
             <w:tcBorders>
-              <w:top w:val="single" w:color="000000" w:sz="4" w:space="0"/>
-              <w:left w:val="single" w:color="000000" w:sz="4" w:space="0"/>
-              <w:bottom w:val="single" w:color="000000" w:sz="4" w:space="0"/>
-              <w:right w:val="single" w:color="000000" w:sz="4" w:space="0"/>
+              <w:top w:val="single" w:sz="4" w:space="0" w:color="000000"/>
+              <w:left w:val="single" w:sz="4" w:space="0" w:color="000000"/>
+              <w:bottom w:val="single" w:sz="4" w:space="0" w:color="000000"/>
+              <w:right w:val="single" w:sz="4" w:space="0" w:color="000000"/>
             </w:tcBorders>
             <w:shd w:val="clear" w:color="auto" w:fill="FFFFFF" w:themeFill="background1"/>
           </w:tcPr>
@@ -10824,7 +10804,29 @@
                 <w:sz w:val="20"/>
                 <w:szCs w:val="20"/>
               </w:rPr>
-              <w:t>S2.A2</w:t>
+              <w:t>S</w:t>
+            </w:r>
+            <w:proofErr w:type="gramStart"/>
+            <w:r>
+              <w:rPr>
+                <w:rFonts w:eastAsia="Calibri"/>
+                <w:i/>
+                <w:iCs/>
+                <w:sz w:val="20"/>
+                <w:szCs w:val="20"/>
+              </w:rPr>
+              <w:t>2.A</w:t>
+            </w:r>
+            <w:proofErr w:type="gramEnd"/>
+            <w:r>
+              <w:rPr>
+                <w:rFonts w:eastAsia="Calibri"/>
+                <w:i/>
+                <w:iCs/>
+                <w:sz w:val="20"/>
+                <w:szCs w:val="20"/>
+              </w:rPr>
+              <w:t>2</w:t>
             </w:r>
           </w:p>
         </w:tc>
@@ -10832,10 +10834,10 @@
           <w:tcPr>
             <w:tcW w:w="3257" w:type="pct"/>
             <w:tcBorders>
-              <w:top w:val="single" w:color="000000" w:sz="4" w:space="0"/>
-              <w:left w:val="single" w:color="000000" w:sz="4" w:space="0"/>
-              <w:bottom w:val="single" w:color="000000" w:sz="4" w:space="0"/>
-              <w:right w:val="single" w:color="000000" w:sz="4" w:space="0"/>
+              <w:top w:val="single" w:sz="4" w:space="0" w:color="000000"/>
+              <w:left w:val="single" w:sz="4" w:space="0" w:color="000000"/>
+              <w:bottom w:val="single" w:sz="4" w:space="0" w:color="000000"/>
+              <w:right w:val="single" w:sz="4" w:space="0" w:color="000000"/>
             </w:tcBorders>
             <w:shd w:val="clear" w:color="auto" w:fill="FFFFFF" w:themeFill="background1"/>
             <w:tcMar>
@@ -10891,10 +10893,10 @@
           <w:tcPr>
             <w:tcW w:w="593" w:type="pct"/>
             <w:tcBorders>
-              <w:top w:val="single" w:color="000000" w:sz="4" w:space="0"/>
-              <w:left w:val="single" w:color="000000" w:sz="4" w:space="0"/>
-              <w:bottom w:val="single" w:color="000000" w:sz="4" w:space="0"/>
-              <w:right w:val="single" w:color="000000" w:sz="4" w:space="0"/>
+              <w:top w:val="single" w:sz="4" w:space="0" w:color="000000"/>
+              <w:left w:val="single" w:sz="4" w:space="0" w:color="000000"/>
+              <w:bottom w:val="single" w:sz="4" w:space="0" w:color="000000"/>
+              <w:right w:val="single" w:sz="4" w:space="0" w:color="000000"/>
             </w:tcBorders>
             <w:tcMar>
               <w:top w:w="0" w:type="dxa"/>
@@ -10967,10 +10969,10 @@
           <w:tcPr>
             <w:tcW w:w="593" w:type="pct"/>
             <w:tcBorders>
-              <w:top w:val="single" w:color="000000" w:sz="4" w:space="0"/>
-              <w:left w:val="single" w:color="000000" w:sz="4" w:space="0"/>
-              <w:bottom w:val="single" w:color="000000" w:sz="4" w:space="0"/>
-              <w:right w:val="single" w:color="000000" w:sz="4" w:space="0"/>
+              <w:top w:val="single" w:sz="4" w:space="0" w:color="000000"/>
+              <w:left w:val="single" w:sz="4" w:space="0" w:color="000000"/>
+              <w:bottom w:val="single" w:sz="4" w:space="0" w:color="000000"/>
+              <w:right w:val="single" w:sz="4" w:space="0" w:color="000000"/>
             </w:tcBorders>
           </w:tcPr>
           <w:p>
@@ -11000,10 +11002,10 @@
           <w:tcPr>
             <w:tcW w:w="557" w:type="pct"/>
             <w:tcBorders>
-              <w:top w:val="single" w:color="000000" w:sz="4" w:space="0"/>
-              <w:left w:val="single" w:color="000000" w:sz="4" w:space="0"/>
-              <w:bottom w:val="single" w:color="000000" w:sz="4" w:space="0"/>
-              <w:right w:val="single" w:color="000000" w:sz="4" w:space="0"/>
+              <w:top w:val="single" w:sz="4" w:space="0" w:color="000000"/>
+              <w:left w:val="single" w:sz="4" w:space="0" w:color="000000"/>
+              <w:bottom w:val="single" w:sz="4" w:space="0" w:color="000000"/>
+              <w:right w:val="single" w:sz="4" w:space="0" w:color="000000"/>
             </w:tcBorders>
             <w:shd w:val="clear" w:color="auto" w:fill="FFFFFF" w:themeFill="background1"/>
           </w:tcPr>
@@ -11027,7 +11029,29 @@
                 <w:sz w:val="20"/>
                 <w:szCs w:val="20"/>
               </w:rPr>
-              <w:t>S2.A1</w:t>
+              <w:t>S</w:t>
+            </w:r>
+            <w:proofErr w:type="gramStart"/>
+            <w:r>
+              <w:rPr>
+                <w:rFonts w:eastAsia="Calibri"/>
+                <w:i/>
+                <w:iCs/>
+                <w:sz w:val="20"/>
+                <w:szCs w:val="20"/>
+              </w:rPr>
+              <w:t>2.A</w:t>
+            </w:r>
+            <w:proofErr w:type="gramEnd"/>
+            <w:r>
+              <w:rPr>
+                <w:rFonts w:eastAsia="Calibri"/>
+                <w:i/>
+                <w:iCs/>
+                <w:sz w:val="20"/>
+                <w:szCs w:val="20"/>
+              </w:rPr>
+              <w:t>1</w:t>
             </w:r>
           </w:p>
         </w:tc>
@@ -11035,10 +11059,10 @@
           <w:tcPr>
             <w:tcW w:w="3257" w:type="pct"/>
             <w:tcBorders>
-              <w:top w:val="single" w:color="000000" w:sz="4" w:space="0"/>
-              <w:left w:val="single" w:color="000000" w:sz="4" w:space="0"/>
-              <w:bottom w:val="single" w:color="000000" w:sz="4" w:space="0"/>
-              <w:right w:val="single" w:color="000000" w:sz="4" w:space="0"/>
+              <w:top w:val="single" w:sz="4" w:space="0" w:color="000000"/>
+              <w:left w:val="single" w:sz="4" w:space="0" w:color="000000"/>
+              <w:bottom w:val="single" w:sz="4" w:space="0" w:color="000000"/>
+              <w:right w:val="single" w:sz="4" w:space="0" w:color="000000"/>
             </w:tcBorders>
             <w:shd w:val="clear" w:color="auto" w:fill="FFFFFF" w:themeFill="background1"/>
             <w:tcMar>
@@ -11076,10 +11100,10 @@
           <w:tcPr>
             <w:tcW w:w="593" w:type="pct"/>
             <w:tcBorders>
-              <w:top w:val="single" w:color="000000" w:sz="4" w:space="0"/>
-              <w:left w:val="single" w:color="000000" w:sz="4" w:space="0"/>
-              <w:bottom w:val="single" w:color="000000" w:sz="4" w:space="0"/>
-              <w:right w:val="single" w:color="000000" w:sz="4" w:space="0"/>
+              <w:top w:val="single" w:sz="4" w:space="0" w:color="000000"/>
+              <w:left w:val="single" w:sz="4" w:space="0" w:color="000000"/>
+              <w:bottom w:val="single" w:sz="4" w:space="0" w:color="000000"/>
+              <w:right w:val="single" w:sz="4" w:space="0" w:color="000000"/>
             </w:tcBorders>
             <w:tcMar>
               <w:top w:w="0" w:type="dxa"/>
@@ -11152,10 +11176,10 @@
           <w:tcPr>
             <w:tcW w:w="593" w:type="pct"/>
             <w:tcBorders>
-              <w:top w:val="single" w:color="000000" w:sz="4" w:space="0"/>
-              <w:left w:val="single" w:color="000000" w:sz="4" w:space="0"/>
-              <w:bottom w:val="single" w:color="000000" w:sz="4" w:space="0"/>
-              <w:right w:val="single" w:color="000000" w:sz="4" w:space="0"/>
+              <w:top w:val="single" w:sz="4" w:space="0" w:color="000000"/>
+              <w:left w:val="single" w:sz="4" w:space="0" w:color="000000"/>
+              <w:bottom w:val="single" w:sz="4" w:space="0" w:color="000000"/>
+              <w:right w:val="single" w:sz="4" w:space="0" w:color="000000"/>
             </w:tcBorders>
           </w:tcPr>
           <w:p>
@@ -11185,10 +11209,10 @@
           <w:tcPr>
             <w:tcW w:w="557" w:type="pct"/>
             <w:tcBorders>
-              <w:top w:val="single" w:color="000000" w:sz="4" w:space="0"/>
-              <w:left w:val="single" w:color="000000" w:sz="4" w:space="0"/>
-              <w:bottom w:val="single" w:color="000000" w:sz="4" w:space="0"/>
-              <w:right w:val="single" w:color="000000" w:sz="4" w:space="0"/>
+              <w:top w:val="single" w:sz="4" w:space="0" w:color="000000"/>
+              <w:left w:val="single" w:sz="4" w:space="0" w:color="000000"/>
+              <w:bottom w:val="single" w:sz="4" w:space="0" w:color="000000"/>
+              <w:right w:val="single" w:sz="4" w:space="0" w:color="000000"/>
             </w:tcBorders>
             <w:shd w:val="clear" w:color="auto" w:fill="FFFFFF" w:themeFill="background1"/>
           </w:tcPr>
@@ -11212,7 +11236,29 @@
                 <w:sz w:val="20"/>
                 <w:szCs w:val="20"/>
               </w:rPr>
-              <w:t>S2.A3</w:t>
+              <w:t>S</w:t>
+            </w:r>
+            <w:proofErr w:type="gramStart"/>
+            <w:r>
+              <w:rPr>
+                <w:rFonts w:eastAsia="Calibri"/>
+                <w:i/>
+                <w:iCs/>
+                <w:sz w:val="20"/>
+                <w:szCs w:val="20"/>
+              </w:rPr>
+              <w:t>2.A</w:t>
+            </w:r>
+            <w:proofErr w:type="gramEnd"/>
+            <w:r>
+              <w:rPr>
+                <w:rFonts w:eastAsia="Calibri"/>
+                <w:i/>
+                <w:iCs/>
+                <w:sz w:val="20"/>
+                <w:szCs w:val="20"/>
+              </w:rPr>
+              <w:t>3</w:t>
             </w:r>
           </w:p>
         </w:tc>
@@ -11220,10 +11266,10 @@
           <w:tcPr>
             <w:tcW w:w="3257" w:type="pct"/>
             <w:tcBorders>
-              <w:top w:val="single" w:color="000000" w:sz="4" w:space="0"/>
-              <w:left w:val="single" w:color="000000" w:sz="4" w:space="0"/>
-              <w:bottom w:val="single" w:color="000000" w:sz="4" w:space="0"/>
-              <w:right w:val="single" w:color="000000" w:sz="4" w:space="0"/>
+              <w:top w:val="single" w:sz="4" w:space="0" w:color="000000"/>
+              <w:left w:val="single" w:sz="4" w:space="0" w:color="000000"/>
+              <w:bottom w:val="single" w:sz="4" w:space="0" w:color="000000"/>
+              <w:right w:val="single" w:sz="4" w:space="0" w:color="000000"/>
             </w:tcBorders>
             <w:shd w:val="clear" w:color="auto" w:fill="FFFFFF" w:themeFill="background1"/>
             <w:tcMar>
@@ -11261,10 +11307,10 @@
           <w:tcPr>
             <w:tcW w:w="593" w:type="pct"/>
             <w:tcBorders>
-              <w:top w:val="single" w:color="000000" w:sz="4" w:space="0"/>
-              <w:left w:val="single" w:color="000000" w:sz="4" w:space="0"/>
-              <w:bottom w:val="single" w:color="000000" w:sz="4" w:space="0"/>
-              <w:right w:val="single" w:color="000000" w:sz="4" w:space="0"/>
+              <w:top w:val="single" w:sz="4" w:space="0" w:color="000000"/>
+              <w:left w:val="single" w:sz="4" w:space="0" w:color="000000"/>
+              <w:bottom w:val="single" w:sz="4" w:space="0" w:color="000000"/>
+              <w:right w:val="single" w:sz="4" w:space="0" w:color="000000"/>
             </w:tcBorders>
             <w:tcMar>
               <w:top w:w="0" w:type="dxa"/>
@@ -11337,10 +11383,10 @@
           <w:tcPr>
             <w:tcW w:w="593" w:type="pct"/>
             <w:tcBorders>
-              <w:top w:val="single" w:color="000000" w:sz="4" w:space="0"/>
-              <w:left w:val="single" w:color="000000" w:sz="4" w:space="0"/>
-              <w:bottom w:val="single" w:color="000000" w:sz="4" w:space="0"/>
-              <w:right w:val="single" w:color="000000" w:sz="4" w:space="0"/>
+              <w:top w:val="single" w:sz="4" w:space="0" w:color="000000"/>
+              <w:left w:val="single" w:sz="4" w:space="0" w:color="000000"/>
+              <w:bottom w:val="single" w:sz="4" w:space="0" w:color="000000"/>
+              <w:right w:val="single" w:sz="4" w:space="0" w:color="000000"/>
             </w:tcBorders>
           </w:tcPr>
           <w:p>
@@ -11370,10 +11416,10 @@
           <w:tcPr>
             <w:tcW w:w="557" w:type="pct"/>
             <w:tcBorders>
-              <w:top w:val="single" w:color="000000" w:sz="4" w:space="0"/>
-              <w:left w:val="single" w:color="000000" w:sz="4" w:space="0"/>
-              <w:bottom w:val="single" w:color="000000" w:sz="4" w:space="0"/>
-              <w:right w:val="single" w:color="000000" w:sz="4" w:space="0"/>
+              <w:top w:val="single" w:sz="4" w:space="0" w:color="000000"/>
+              <w:left w:val="single" w:sz="4" w:space="0" w:color="000000"/>
+              <w:bottom w:val="single" w:sz="4" w:space="0" w:color="000000"/>
+              <w:right w:val="single" w:sz="4" w:space="0" w:color="000000"/>
             </w:tcBorders>
             <w:shd w:val="clear" w:color="auto" w:fill="FFFFFF" w:themeFill="background1"/>
           </w:tcPr>
@@ -11397,7 +11443,29 @@
                 <w:sz w:val="20"/>
                 <w:szCs w:val="20"/>
               </w:rPr>
-              <w:t>S2.A4</w:t>
+              <w:t>S</w:t>
+            </w:r>
+            <w:proofErr w:type="gramStart"/>
+            <w:r>
+              <w:rPr>
+                <w:rFonts w:eastAsia="Calibri"/>
+                <w:i/>
+                <w:iCs/>
+                <w:sz w:val="20"/>
+                <w:szCs w:val="20"/>
+              </w:rPr>
+              <w:t>2.A</w:t>
+            </w:r>
+            <w:proofErr w:type="gramEnd"/>
+            <w:r>
+              <w:rPr>
+                <w:rFonts w:eastAsia="Calibri"/>
+                <w:i/>
+                <w:iCs/>
+                <w:sz w:val="20"/>
+                <w:szCs w:val="20"/>
+              </w:rPr>
+              <w:t>4</w:t>
             </w:r>
           </w:p>
         </w:tc>
@@ -11405,10 +11473,10 @@
           <w:tcPr>
             <w:tcW w:w="3257" w:type="pct"/>
             <w:tcBorders>
-              <w:top w:val="single" w:color="000000" w:sz="4" w:space="0"/>
-              <w:left w:val="single" w:color="000000" w:sz="4" w:space="0"/>
-              <w:bottom w:val="single" w:color="000000" w:sz="4" w:space="0"/>
-              <w:right w:val="single" w:color="000000" w:sz="4" w:space="0"/>
+              <w:top w:val="single" w:sz="4" w:space="0" w:color="000000"/>
+              <w:left w:val="single" w:sz="4" w:space="0" w:color="000000"/>
+              <w:bottom w:val="single" w:sz="4" w:space="0" w:color="000000"/>
+              <w:right w:val="single" w:sz="4" w:space="0" w:color="000000"/>
             </w:tcBorders>
             <w:shd w:val="clear" w:color="auto" w:fill="FFFFFF" w:themeFill="background1"/>
             <w:tcMar>
@@ -11446,10 +11514,10 @@
           <w:tcPr>
             <w:tcW w:w="593" w:type="pct"/>
             <w:tcBorders>
-              <w:top w:val="single" w:color="000000" w:sz="4" w:space="0"/>
-              <w:left w:val="single" w:color="000000" w:sz="4" w:space="0"/>
-              <w:bottom w:val="single" w:color="000000" w:sz="4" w:space="0"/>
-              <w:right w:val="single" w:color="000000" w:sz="4" w:space="0"/>
+              <w:top w:val="single" w:sz="4" w:space="0" w:color="000000"/>
+              <w:left w:val="single" w:sz="4" w:space="0" w:color="000000"/>
+              <w:bottom w:val="single" w:sz="4" w:space="0" w:color="000000"/>
+              <w:right w:val="single" w:sz="4" w:space="0" w:color="000000"/>
             </w:tcBorders>
             <w:tcMar>
               <w:top w:w="0" w:type="dxa"/>
@@ -11522,10 +11590,10 @@
           <w:tcPr>
             <w:tcW w:w="593" w:type="pct"/>
             <w:tcBorders>
-              <w:top w:val="single" w:color="000000" w:sz="4" w:space="0"/>
-              <w:left w:val="single" w:color="000000" w:sz="4" w:space="0"/>
-              <w:bottom w:val="single" w:color="000000" w:sz="4" w:space="0"/>
-              <w:right w:val="single" w:color="000000" w:sz="4" w:space="0"/>
+              <w:top w:val="single" w:sz="4" w:space="0" w:color="000000"/>
+              <w:left w:val="single" w:sz="4" w:space="0" w:color="000000"/>
+              <w:bottom w:val="single" w:sz="4" w:space="0" w:color="000000"/>
+              <w:right w:val="single" w:sz="4" w:space="0" w:color="000000"/>
             </w:tcBorders>
           </w:tcPr>
           <w:p>
@@ -11555,10 +11623,10 @@
           <w:tcPr>
             <w:tcW w:w="557" w:type="pct"/>
             <w:tcBorders>
-              <w:top w:val="single" w:color="000000" w:sz="4" w:space="0"/>
-              <w:left w:val="single" w:color="000000" w:sz="4" w:space="0"/>
-              <w:bottom w:val="single" w:color="000000" w:sz="4" w:space="0"/>
-              <w:right w:val="single" w:color="000000" w:sz="4" w:space="0"/>
+              <w:top w:val="single" w:sz="4" w:space="0" w:color="000000"/>
+              <w:left w:val="single" w:sz="4" w:space="0" w:color="000000"/>
+              <w:bottom w:val="single" w:sz="4" w:space="0" w:color="000000"/>
+              <w:right w:val="single" w:sz="4" w:space="0" w:color="000000"/>
             </w:tcBorders>
             <w:shd w:val="clear" w:color="auto" w:fill="FFFFFF" w:themeFill="background1"/>
           </w:tcPr>
@@ -11596,7 +11664,29 @@
                 <w:sz w:val="20"/>
                 <w:szCs w:val="20"/>
               </w:rPr>
-              <w:t>S3.A2</w:t>
+              <w:t>S</w:t>
+            </w:r>
+            <w:proofErr w:type="gramStart"/>
+            <w:r>
+              <w:rPr>
+                <w:rFonts w:eastAsia="Calibri"/>
+                <w:i/>
+                <w:iCs/>
+                <w:sz w:val="20"/>
+                <w:szCs w:val="20"/>
+              </w:rPr>
+              <w:t>3.A</w:t>
+            </w:r>
+            <w:proofErr w:type="gramEnd"/>
+            <w:r>
+              <w:rPr>
+                <w:rFonts w:eastAsia="Calibri"/>
+                <w:i/>
+                <w:iCs/>
+                <w:sz w:val="20"/>
+                <w:szCs w:val="20"/>
+              </w:rPr>
+              <w:t>2</w:t>
             </w:r>
           </w:p>
         </w:tc>
@@ -11604,10 +11694,10 @@
           <w:tcPr>
             <w:tcW w:w="3257" w:type="pct"/>
             <w:tcBorders>
-              <w:top w:val="single" w:color="000000" w:sz="4" w:space="0"/>
-              <w:left w:val="single" w:color="000000" w:sz="4" w:space="0"/>
-              <w:bottom w:val="single" w:color="000000" w:sz="4" w:space="0"/>
-              <w:right w:val="single" w:color="000000" w:sz="4" w:space="0"/>
+              <w:top w:val="single" w:sz="4" w:space="0" w:color="000000"/>
+              <w:left w:val="single" w:sz="4" w:space="0" w:color="000000"/>
+              <w:bottom w:val="single" w:sz="4" w:space="0" w:color="000000"/>
+              <w:right w:val="single" w:sz="4" w:space="0" w:color="000000"/>
             </w:tcBorders>
             <w:shd w:val="clear" w:color="auto" w:fill="FFFFFF" w:themeFill="background1"/>
             <w:tcMar>
@@ -11665,10 +11755,10 @@
           <w:tcPr>
             <w:tcW w:w="593" w:type="pct"/>
             <w:tcBorders>
-              <w:top w:val="single" w:color="000000" w:sz="4" w:space="0"/>
-              <w:left w:val="single" w:color="000000" w:sz="4" w:space="0"/>
-              <w:bottom w:val="single" w:color="000000" w:sz="4" w:space="0"/>
-              <w:right w:val="single" w:color="000000" w:sz="4" w:space="0"/>
+              <w:top w:val="single" w:sz="4" w:space="0" w:color="000000"/>
+              <w:left w:val="single" w:sz="4" w:space="0" w:color="000000"/>
+              <w:bottom w:val="single" w:sz="4" w:space="0" w:color="000000"/>
+              <w:right w:val="single" w:sz="4" w:space="0" w:color="000000"/>
             </w:tcBorders>
             <w:tcMar>
               <w:top w:w="0" w:type="dxa"/>
@@ -11741,10 +11831,10 @@
           <w:tcPr>
             <w:tcW w:w="593" w:type="pct"/>
             <w:tcBorders>
-              <w:top w:val="single" w:color="000000" w:sz="4" w:space="0"/>
-              <w:left w:val="single" w:color="000000" w:sz="4" w:space="0"/>
-              <w:bottom w:val="single" w:color="000000" w:sz="4" w:space="0"/>
-              <w:right w:val="single" w:color="000000" w:sz="4" w:space="0"/>
+              <w:top w:val="single" w:sz="4" w:space="0" w:color="000000"/>
+              <w:left w:val="single" w:sz="4" w:space="0" w:color="000000"/>
+              <w:bottom w:val="single" w:sz="4" w:space="0" w:color="000000"/>
+              <w:right w:val="single" w:sz="4" w:space="0" w:color="000000"/>
             </w:tcBorders>
           </w:tcPr>
           <w:p>
@@ -11774,10 +11864,10 @@
           <w:tcPr>
             <w:tcW w:w="557" w:type="pct"/>
             <w:tcBorders>
-              <w:top w:val="single" w:color="000000" w:sz="4" w:space="0"/>
-              <w:left w:val="single" w:color="000000" w:sz="4" w:space="0"/>
-              <w:bottom w:val="single" w:color="000000" w:sz="4" w:space="0"/>
-              <w:right w:val="single" w:color="000000" w:sz="4" w:space="0"/>
+              <w:top w:val="single" w:sz="4" w:space="0" w:color="000000"/>
+              <w:left w:val="single" w:sz="4" w:space="0" w:color="000000"/>
+              <w:bottom w:val="single" w:sz="4" w:space="0" w:color="000000"/>
+              <w:right w:val="single" w:sz="4" w:space="0" w:color="000000"/>
             </w:tcBorders>
             <w:shd w:val="clear" w:color="auto" w:fill="FFFFFF" w:themeFill="background1"/>
           </w:tcPr>
@@ -11801,7 +11891,29 @@
                 <w:sz w:val="20"/>
                 <w:szCs w:val="20"/>
               </w:rPr>
-              <w:t>S3.A1</w:t>
+              <w:t>S</w:t>
+            </w:r>
+            <w:proofErr w:type="gramStart"/>
+            <w:r>
+              <w:rPr>
+                <w:rFonts w:eastAsia="Calibri"/>
+                <w:i/>
+                <w:iCs/>
+                <w:sz w:val="20"/>
+                <w:szCs w:val="20"/>
+              </w:rPr>
+              <w:t>3.A</w:t>
+            </w:r>
+            <w:proofErr w:type="gramEnd"/>
+            <w:r>
+              <w:rPr>
+                <w:rFonts w:eastAsia="Calibri"/>
+                <w:i/>
+                <w:iCs/>
+                <w:sz w:val="20"/>
+                <w:szCs w:val="20"/>
+              </w:rPr>
+              <w:t>1</w:t>
             </w:r>
           </w:p>
         </w:tc>
@@ -11809,10 +11921,10 @@
           <w:tcPr>
             <w:tcW w:w="3257" w:type="pct"/>
             <w:tcBorders>
-              <w:top w:val="single" w:color="000000" w:sz="4" w:space="0"/>
-              <w:left w:val="single" w:color="000000" w:sz="4" w:space="0"/>
-              <w:bottom w:val="single" w:color="000000" w:sz="4" w:space="0"/>
-              <w:right w:val="single" w:color="000000" w:sz="4" w:space="0"/>
+              <w:top w:val="single" w:sz="4" w:space="0" w:color="000000"/>
+              <w:left w:val="single" w:sz="4" w:space="0" w:color="000000"/>
+              <w:bottom w:val="single" w:sz="4" w:space="0" w:color="000000"/>
+              <w:right w:val="single" w:sz="4" w:space="0" w:color="000000"/>
             </w:tcBorders>
             <w:shd w:val="clear" w:color="auto" w:fill="FFFFFF" w:themeFill="background1"/>
             <w:tcMar>
@@ -11850,10 +11962,10 @@
           <w:tcPr>
             <w:tcW w:w="593" w:type="pct"/>
             <w:tcBorders>
-              <w:top w:val="single" w:color="000000" w:sz="4" w:space="0"/>
-              <w:left w:val="single" w:color="000000" w:sz="4" w:space="0"/>
-              <w:bottom w:val="single" w:color="000000" w:sz="4" w:space="0"/>
-              <w:right w:val="single" w:color="000000" w:sz="4" w:space="0"/>
+              <w:top w:val="single" w:sz="4" w:space="0" w:color="000000"/>
+              <w:left w:val="single" w:sz="4" w:space="0" w:color="000000"/>
+              <w:bottom w:val="single" w:sz="4" w:space="0" w:color="000000"/>
+              <w:right w:val="single" w:sz="4" w:space="0" w:color="000000"/>
             </w:tcBorders>
             <w:tcMar>
               <w:top w:w="0" w:type="dxa"/>
@@ -11926,10 +12038,10 @@
           <w:tcPr>
             <w:tcW w:w="593" w:type="pct"/>
             <w:tcBorders>
-              <w:top w:val="single" w:color="000000" w:sz="4" w:space="0"/>
-              <w:left w:val="single" w:color="000000" w:sz="4" w:space="0"/>
-              <w:bottom w:val="single" w:color="000000" w:sz="4" w:space="0"/>
-              <w:right w:val="single" w:color="000000" w:sz="4" w:space="0"/>
+              <w:top w:val="single" w:sz="4" w:space="0" w:color="000000"/>
+              <w:left w:val="single" w:sz="4" w:space="0" w:color="000000"/>
+              <w:bottom w:val="single" w:sz="4" w:space="0" w:color="000000"/>
+              <w:right w:val="single" w:sz="4" w:space="0" w:color="000000"/>
             </w:tcBorders>
           </w:tcPr>
           <w:p>
@@ -11959,10 +12071,10 @@
           <w:tcPr>
             <w:tcW w:w="557" w:type="pct"/>
             <w:tcBorders>
-              <w:top w:val="single" w:color="000000" w:sz="4" w:space="0"/>
-              <w:left w:val="single" w:color="000000" w:sz="4" w:space="0"/>
-              <w:bottom w:val="single" w:color="000000" w:sz="4" w:space="0"/>
-              <w:right w:val="single" w:color="000000" w:sz="4" w:space="0"/>
+              <w:top w:val="single" w:sz="4" w:space="0" w:color="000000"/>
+              <w:left w:val="single" w:sz="4" w:space="0" w:color="000000"/>
+              <w:bottom w:val="single" w:sz="4" w:space="0" w:color="000000"/>
+              <w:right w:val="single" w:sz="4" w:space="0" w:color="000000"/>
             </w:tcBorders>
             <w:shd w:val="clear" w:color="auto" w:fill="FFFFFF" w:themeFill="background1"/>
           </w:tcPr>
@@ -11986,7 +12098,29 @@
                 <w:sz w:val="20"/>
                 <w:szCs w:val="20"/>
               </w:rPr>
-              <w:t>S3.A3</w:t>
+              <w:t>S</w:t>
+            </w:r>
+            <w:proofErr w:type="gramStart"/>
+            <w:r>
+              <w:rPr>
+                <w:rFonts w:eastAsia="Calibri"/>
+                <w:i/>
+                <w:iCs/>
+                <w:sz w:val="20"/>
+                <w:szCs w:val="20"/>
+              </w:rPr>
+              <w:t>3.A</w:t>
+            </w:r>
+            <w:proofErr w:type="gramEnd"/>
+            <w:r>
+              <w:rPr>
+                <w:rFonts w:eastAsia="Calibri"/>
+                <w:i/>
+                <w:iCs/>
+                <w:sz w:val="20"/>
+                <w:szCs w:val="20"/>
+              </w:rPr>
+              <w:t>3</w:t>
             </w:r>
           </w:p>
         </w:tc>
@@ -11994,10 +12128,10 @@
           <w:tcPr>
             <w:tcW w:w="3257" w:type="pct"/>
             <w:tcBorders>
-              <w:top w:val="single" w:color="000000" w:sz="4" w:space="0"/>
-              <w:left w:val="single" w:color="000000" w:sz="4" w:space="0"/>
-              <w:bottom w:val="single" w:color="000000" w:sz="4" w:space="0"/>
-              <w:right w:val="single" w:color="000000" w:sz="4" w:space="0"/>
+              <w:top w:val="single" w:sz="4" w:space="0" w:color="000000"/>
+              <w:left w:val="single" w:sz="4" w:space="0" w:color="000000"/>
+              <w:bottom w:val="single" w:sz="4" w:space="0" w:color="000000"/>
+              <w:right w:val="single" w:sz="4" w:space="0" w:color="000000"/>
             </w:tcBorders>
             <w:shd w:val="clear" w:color="auto" w:fill="FFFFFF" w:themeFill="background1"/>
             <w:tcMar>
@@ -12075,10 +12209,10 @@
           <w:tcPr>
             <w:tcW w:w="593" w:type="pct"/>
             <w:tcBorders>
-              <w:top w:val="single" w:color="000000" w:sz="4" w:space="0"/>
-              <w:left w:val="single" w:color="000000" w:sz="4" w:space="0"/>
-              <w:bottom w:val="single" w:color="000000" w:sz="4" w:space="0"/>
-              <w:right w:val="single" w:color="000000" w:sz="4" w:space="0"/>
+              <w:top w:val="single" w:sz="4" w:space="0" w:color="000000"/>
+              <w:left w:val="single" w:sz="4" w:space="0" w:color="000000"/>
+              <w:bottom w:val="single" w:sz="4" w:space="0" w:color="000000"/>
+              <w:right w:val="single" w:sz="4" w:space="0" w:color="000000"/>
             </w:tcBorders>
             <w:tcMar>
               <w:top w:w="0" w:type="dxa"/>
@@ -12151,10 +12285,10 @@
           <w:tcPr>
             <w:tcW w:w="593" w:type="pct"/>
             <w:tcBorders>
-              <w:top w:val="single" w:color="000000" w:sz="4" w:space="0"/>
-              <w:left w:val="single" w:color="000000" w:sz="4" w:space="0"/>
-              <w:bottom w:val="single" w:color="000000" w:sz="4" w:space="0"/>
-              <w:right w:val="single" w:color="000000" w:sz="4" w:space="0"/>
+              <w:top w:val="single" w:sz="4" w:space="0" w:color="000000"/>
+              <w:left w:val="single" w:sz="4" w:space="0" w:color="000000"/>
+              <w:bottom w:val="single" w:sz="4" w:space="0" w:color="000000"/>
+              <w:right w:val="single" w:sz="4" w:space="0" w:color="000000"/>
             </w:tcBorders>
           </w:tcPr>
           <w:p>
@@ -12244,7 +12378,7 @@
           <w:numId w:val="16"/>
         </w:numPr>
       </w:pPr>
-      <w:bookmarkStart w:name="_Ref126225612" w:id="36"/>
+      <w:bookmarkStart w:id="33" w:name="_Ref126225612"/>
       <w:r>
         <w:lastRenderedPageBreak/>
         <w:t>S1</w:t>
@@ -12267,7 +12401,7 @@
       <w:r>
         <w:t>: Send CareCommunication</w:t>
       </w:r>
-      <w:bookmarkEnd w:id="36"/>
+      <w:bookmarkEnd w:id="33"/>
       <w:r>
         <w:t xml:space="preserve"> and add category “</w:t>
       </w:r>
@@ -12578,7 +12712,7 @@
                 <w:szCs w:val="20"/>
               </w:rPr>
             </w:pPr>
-            <w:bookmarkStart w:name="_Ref66791545" w:id="37"/>
+            <w:bookmarkStart w:id="34" w:name="_Ref66791545"/>
           </w:p>
           <w:p>
             <w:pPr>
@@ -12596,9 +12730,9 @@
                 <w:szCs w:val="20"/>
               </w:rPr>
             </w:pPr>
-            <w:bookmarkStart w:name="_Ref121389307" w:id="38"/>
-          </w:p>
-          <w:bookmarkEnd w:id="38"/>
+            <w:bookmarkStart w:id="35" w:name="_Ref121389307"/>
+          </w:p>
+          <w:bookmarkEnd w:id="35"/>
           <w:p>
             <w:pPr>
               <w:rPr>
@@ -12609,7 +12743,7 @@
             </w:pPr>
           </w:p>
         </w:tc>
-        <w:bookmarkEnd w:id="37"/>
+        <w:bookmarkEnd w:id="34"/>
         <w:tc>
           <w:tcPr>
             <w:tcW w:w="1192" w:type="pct"/>
@@ -12803,6 +12937,7 @@
                   <w:listItem w:displayText="Ej relevant" w:value="Ej relevant"/>
                 </w:dropDownList>
               </w:sdtPr>
+              <w:sdtEndPr/>
               <w:sdtContent>
                 <w:r>
                   <w:rPr>
@@ -12837,10 +12972,10 @@
                 <w:szCs w:val="20"/>
               </w:rPr>
             </w:pPr>
-            <w:bookmarkStart w:name="_Ref66795255" w:id="39"/>
-          </w:p>
-        </w:tc>
-        <w:bookmarkEnd w:id="39"/>
+            <w:bookmarkStart w:id="36" w:name="_Ref66795255"/>
+          </w:p>
+        </w:tc>
+        <w:bookmarkEnd w:id="36"/>
         <w:tc>
           <w:tcPr>
             <w:tcW w:w="1192" w:type="pct"/>
@@ -13016,6 +13151,7 @@
                   <w:listItem w:displayText="Ej relevant" w:value="Ej relevant"/>
                 </w:dropDownList>
               </w:sdtPr>
+              <w:sdtEndPr/>
               <w:sdtContent>
                 <w:r>
                   <w:rPr>
@@ -13197,6 +13333,7 @@
                   <w:listItem w:displayText="Ej relevant" w:value="Ej relevant"/>
                 </w:dropDownList>
               </w:sdtPr>
+              <w:sdtEndPr/>
               <w:sdtContent>
                 <w:r>
                   <w:rPr>
@@ -13231,10 +13368,10 @@
                 <w:szCs w:val="20"/>
               </w:rPr>
             </w:pPr>
-            <w:bookmarkStart w:name="_Ref194565393" w:id="40"/>
-          </w:p>
-        </w:tc>
-        <w:bookmarkEnd w:id="40"/>
+            <w:bookmarkStart w:id="37" w:name="_Ref194565393"/>
+          </w:p>
+        </w:tc>
+        <w:bookmarkEnd w:id="37"/>
         <w:tc>
           <w:tcPr>
             <w:tcW w:w="1192" w:type="pct"/>
@@ -13426,6 +13563,7 @@
                   <w:listItem w:displayText="Ej relevant" w:value="Ej relevant"/>
                 </w:dropDownList>
               </w:sdtPr>
+              <w:sdtEndPr/>
               <w:sdtContent>
                 <w:r>
                   <w:rPr>
@@ -13591,6 +13729,7 @@
                   <w:listItem w:displayText="Ej relevant" w:value="Ej relevant"/>
                 </w:dropDownList>
               </w:sdtPr>
+              <w:sdtEndPr/>
               <w:sdtContent>
                 <w:r>
                   <w:rPr>
@@ -13815,6 +13954,7 @@
                   <w:listItem w:displayText="Ej relevant" w:value="Ej relevant"/>
                 </w:dropDownList>
               </w:sdtPr>
+              <w:sdtEndPr/>
               <w:sdtContent>
                 <w:r>
                   <w:rPr>
@@ -13982,6 +14122,7 @@
                   <w:listItem w:displayText="Ej relevant" w:value="Ej relevant"/>
                 </w:dropDownList>
               </w:sdtPr>
+              <w:sdtEndPr/>
               <w:sdtContent>
                 <w:r>
                   <w:rPr>
@@ -14016,10 +14157,10 @@
                 <w:szCs w:val="20"/>
               </w:rPr>
             </w:pPr>
-            <w:bookmarkStart w:name="_Ref121389015" w:id="41"/>
-          </w:p>
-        </w:tc>
-        <w:bookmarkEnd w:id="41"/>
+            <w:bookmarkStart w:id="38" w:name="_Ref121389015"/>
+          </w:p>
+        </w:tc>
+        <w:bookmarkEnd w:id="38"/>
         <w:tc>
           <w:tcPr>
             <w:tcW w:w="1192" w:type="pct"/>
@@ -14128,6 +14269,7 @@
                   <w:listItem w:displayText="Ej relevant" w:value="Ej relevant"/>
                 </w:dropDownList>
               </w:sdtPr>
+              <w:sdtEndPr/>
               <w:sdtContent>
                 <w:r>
                   <w:rPr>
@@ -14162,10 +14304,10 @@
                 <w:szCs w:val="20"/>
               </w:rPr>
             </w:pPr>
-            <w:bookmarkStart w:name="_Ref153265472" w:id="42"/>
-          </w:p>
-        </w:tc>
-        <w:bookmarkEnd w:id="42"/>
+            <w:bookmarkStart w:id="39" w:name="_Ref153265472"/>
+          </w:p>
+        </w:tc>
+        <w:bookmarkEnd w:id="39"/>
         <w:tc>
           <w:tcPr>
             <w:tcW w:w="1192" w:type="pct"/>
@@ -14308,6 +14450,7 @@
                   <w:listItem w:displayText="Ej relevant" w:value="Ej relevant"/>
                 </w:dropDownList>
               </w:sdtPr>
+              <w:sdtEndPr/>
               <w:sdtContent>
                 <w:r>
                   <w:rPr>
@@ -14342,10 +14485,10 @@
                 <w:szCs w:val="20"/>
               </w:rPr>
             </w:pPr>
-            <w:bookmarkStart w:name="_Ref130728566" w:id="43"/>
-          </w:p>
-        </w:tc>
-        <w:bookmarkEnd w:id="43"/>
+            <w:bookmarkStart w:id="40" w:name="_Ref130728566"/>
+          </w:p>
+        </w:tc>
+        <w:bookmarkEnd w:id="40"/>
         <w:tc>
           <w:tcPr>
             <w:tcW w:w="1192" w:type="pct"/>
@@ -14737,6 +14880,7 @@
                   <w:listItem w:displayText="Ej relevant" w:value="Ej relevant"/>
                 </w:dropDownList>
               </w:sdtPr>
+              <w:sdtEndPr/>
               <w:sdtContent>
                 <w:r>
                   <w:rPr>
@@ -14946,6 +15090,7 @@
                   <w:listItem w:displayText="Ej relevant" w:value="Ej relevant"/>
                 </w:dropDownList>
               </w:sdtPr>
+              <w:sdtEndPr/>
               <w:sdtContent>
                 <w:r>
                   <w:rPr>
@@ -15200,6 +15345,7 @@
               <w:lastRenderedPageBreak/>
               <w:t xml:space="preserve">Type of message stated in </w:t>
             </w:r>
+            <w:proofErr w:type="gramStart"/>
             <w:r>
               <w:rPr>
                 <w:sz w:val="20"/>
@@ -15226,7 +15372,15 @@
                 <w:sz w:val="20"/>
                 <w:szCs w:val="20"/>
               </w:rPr>
-              <w:t>activity.code.</w:t>
+              <w:t>activity.code</w:t>
+            </w:r>
+            <w:proofErr w:type="gramEnd"/>
+            <w:r>
+              <w:rPr>
+                <w:sz w:val="20"/>
+                <w:szCs w:val="20"/>
+              </w:rPr>
+              <w:t>.</w:t>
             </w:r>
           </w:p>
           <w:p>
@@ -15438,7 +15592,43 @@
                 <w:sz w:val="20"/>
                 <w:szCs w:val="20"/>
               </w:rPr>
-              <w:t>Correct technical references to the message segments (Communication.payload.extension: valueIdentifier) are inserted in the Provenance (Provenance.entity.role).</w:t>
+              <w:t>Correct technical references to the message segments (</w:t>
+            </w:r>
+            <w:proofErr w:type="gramStart"/>
+            <w:r>
+              <w:rPr>
+                <w:rFonts w:eastAsia="Times New Roman" w:cs="Calibri"/>
+                <w:sz w:val="20"/>
+                <w:szCs w:val="20"/>
+              </w:rPr>
+              <w:t>Communication.payload.extension</w:t>
+            </w:r>
+            <w:proofErr w:type="gramEnd"/>
+            <w:r>
+              <w:rPr>
+                <w:rFonts w:eastAsia="Times New Roman" w:cs="Calibri"/>
+                <w:sz w:val="20"/>
+                <w:szCs w:val="20"/>
+              </w:rPr>
+              <w:t>: valueIdentifier) are inserted in the Provenance (</w:t>
+            </w:r>
+            <w:proofErr w:type="gramStart"/>
+            <w:r>
+              <w:rPr>
+                <w:rFonts w:eastAsia="Times New Roman" w:cs="Calibri"/>
+                <w:sz w:val="20"/>
+                <w:szCs w:val="20"/>
+              </w:rPr>
+              <w:t>Provenance.entity.role</w:t>
+            </w:r>
+            <w:proofErr w:type="gramEnd"/>
+            <w:r>
+              <w:rPr>
+                <w:rFonts w:eastAsia="Times New Roman" w:cs="Calibri"/>
+                <w:sz w:val="20"/>
+                <w:szCs w:val="20"/>
+              </w:rPr>
+              <w:t>).</w:t>
             </w:r>
           </w:p>
           <w:p>
@@ -15511,7 +15701,23 @@
                 <w:sz w:val="20"/>
                 <w:szCs w:val="20"/>
               </w:rPr>
-              <w:t>‘new-message’</w:t>
+              <w:t>‘</w:t>
+            </w:r>
+            <w:proofErr w:type="gramStart"/>
+            <w:r>
+              <w:rPr>
+                <w:sz w:val="20"/>
+                <w:szCs w:val="20"/>
+              </w:rPr>
+              <w:t>new</w:t>
+            </w:r>
+            <w:proofErr w:type="gramEnd"/>
+            <w:r>
+              <w:rPr>
+                <w:sz w:val="20"/>
+                <w:szCs w:val="20"/>
+              </w:rPr>
+              <w:t>-message’</w:t>
             </w:r>
             <w:r>
               <w:rPr>
@@ -15519,15 +15725,33 @@
                 <w:sz w:val="20"/>
                 <w:szCs w:val="20"/>
               </w:rPr>
-              <w:t xml:space="preserve"> is included in Provenance</w:t>
-            </w:r>
+              <w:t xml:space="preserve"> is included in </w:t>
+            </w:r>
+            <w:proofErr w:type="gramStart"/>
             <w:r>
               <w:rPr>
                 <w:rFonts w:eastAsia="Times New Roman"/>
                 <w:sz w:val="20"/>
                 <w:szCs w:val="20"/>
               </w:rPr>
-              <w:t xml:space="preserve">.activity.code. </w:t>
+              <w:t>Provenance</w:t>
+            </w:r>
+            <w:r>
+              <w:rPr>
+                <w:rFonts w:eastAsia="Times New Roman"/>
+                <w:sz w:val="20"/>
+                <w:szCs w:val="20"/>
+              </w:rPr>
+              <w:t>.activity.code</w:t>
+            </w:r>
+            <w:proofErr w:type="gramEnd"/>
+            <w:r>
+              <w:rPr>
+                <w:rFonts w:eastAsia="Times New Roman"/>
+                <w:sz w:val="20"/>
+                <w:szCs w:val="20"/>
+              </w:rPr>
+              <w:t xml:space="preserve">. </w:t>
             </w:r>
           </w:p>
           <w:p>
@@ -15610,6 +15834,7 @@
                   <w:listItem w:displayText="Ej relevant" w:value="Ej relevant"/>
                 </w:dropDownList>
               </w:sdtPr>
+              <w:sdtEndPr/>
               <w:sdtContent>
                 <w:r>
                   <w:rPr>
@@ -15638,7 +15863,7 @@
       <w:r>
         <w:br w:type="page"/>
       </w:r>
-      <w:bookmarkStart w:name="_Ref126225767" w:id="44"/>
+      <w:bookmarkStart w:id="41" w:name="_Ref126225767"/>
       <w:r>
         <w:lastRenderedPageBreak/>
         <w:t>S1.A1</w:t>
@@ -15652,7 +15877,7 @@
       <w:r>
         <w:t>Send CareCommunication with attached files</w:t>
       </w:r>
-      <w:bookmarkEnd w:id="44"/>
+      <w:bookmarkEnd w:id="41"/>
       <w:r>
         <w:t xml:space="preserve"> </w:t>
       </w:r>
@@ -15917,10 +16142,10 @@
                 <w:szCs w:val="20"/>
               </w:rPr>
             </w:pPr>
-            <w:bookmarkStart w:name="_Ref122507296" w:id="45"/>
-          </w:p>
-        </w:tc>
-        <w:bookmarkEnd w:id="45"/>
+            <w:bookmarkStart w:id="42" w:name="_Ref122507296"/>
+          </w:p>
+        </w:tc>
+        <w:bookmarkEnd w:id="42"/>
         <w:tc>
           <w:tcPr>
             <w:tcW w:w="3996" w:type="dxa"/>
@@ -16256,6 +16481,7 @@
                   <w:listItem w:displayText="Ej relevant" w:value="Ej relevant"/>
                 </w:dropDownList>
               </w:sdtPr>
+              <w:sdtEndPr/>
               <w:sdtContent>
                 <w:r>
                   <w:rPr>
@@ -16426,6 +16652,7 @@
                   <w:listItem w:displayText="Ej relevant" w:value="Ej relevant"/>
                 </w:dropDownList>
               </w:sdtPr>
+              <w:sdtEndPr/>
               <w:sdtContent>
                 <w:r>
                   <w:rPr>
@@ -16570,6 +16797,7 @@
                   <w:listItem w:displayText="Ej relevant" w:value="Ej relevant"/>
                 </w:dropDownList>
               </w:sdtPr>
+              <w:sdtEndPr/>
               <w:sdtContent>
                 <w:r>
                   <w:rPr>
@@ -16716,6 +16944,7 @@
                   <w:listItem w:displayText="Ej relevant" w:value="Ej relevant"/>
                 </w:dropDownList>
               </w:sdtPr>
+              <w:sdtEndPr/>
               <w:sdtContent>
                 <w:r>
                   <w:rPr>
@@ -16868,6 +17097,7 @@
                   <w:listItem w:displayText="Ej relevant" w:value="Ej relevant"/>
                 </w:dropDownList>
               </w:sdtPr>
+              <w:sdtEndPr/>
               <w:sdtContent>
                 <w:r>
                   <w:rPr>
@@ -17274,6 +17504,7 @@
                   <w:listItem w:displayText="Ej relevant" w:value="Ej relevant"/>
                 </w:dropDownList>
               </w:sdtPr>
+              <w:sdtEndPr/>
               <w:sdtContent>
                 <w:r>
                   <w:rPr>
@@ -17315,14 +17546,14 @@
           <w:p>
             <w:pPr>
               <w:rPr>
-                <w:rFonts w:ascii="Calibri" w:hAnsi="Calibri" w:eastAsia="Calibri" w:cs="Calibri"/>
-                <w:sz w:val="20"/>
-                <w:szCs w:val="20"/>
-              </w:rPr>
-            </w:pPr>
-            <w:r>
-              <w:rPr>
-                <w:rFonts w:ascii="Calibri" w:hAnsi="Calibri" w:eastAsia="Calibri" w:cs="Calibri"/>
+                <w:rFonts w:ascii="Calibri" w:eastAsia="Calibri" w:hAnsi="Calibri" w:cs="Calibri"/>
+                <w:sz w:val="20"/>
+                <w:szCs w:val="20"/>
+              </w:rPr>
+            </w:pPr>
+            <w:r>
+              <w:rPr>
+                <w:rFonts w:ascii="Calibri" w:eastAsia="Calibri" w:hAnsi="Calibri" w:cs="Calibri"/>
                 <w:sz w:val="20"/>
                 <w:szCs w:val="20"/>
               </w:rPr>
@@ -17332,22 +17563,22 @@
           <w:p>
             <w:pPr>
               <w:rPr>
-                <w:rFonts w:ascii="Calibri" w:hAnsi="Calibri" w:eastAsia="Calibri" w:cs="Calibri"/>
-                <w:sz w:val="20"/>
-                <w:szCs w:val="20"/>
-              </w:rPr>
-            </w:pPr>
-          </w:p>
-          <w:p>
-            <w:pPr>
-              <w:rPr>
-                <w:sz w:val="20"/>
-                <w:szCs w:val="20"/>
-              </w:rPr>
-            </w:pPr>
-            <w:r>
-              <w:rPr>
-                <w:rFonts w:ascii="Calibri" w:hAnsi="Calibri" w:eastAsia="Calibri" w:cs="Calibri"/>
+                <w:rFonts w:ascii="Calibri" w:eastAsia="Calibri" w:hAnsi="Calibri" w:cs="Calibri"/>
+                <w:sz w:val="20"/>
+                <w:szCs w:val="20"/>
+              </w:rPr>
+            </w:pPr>
+          </w:p>
+          <w:p>
+            <w:pPr>
+              <w:rPr>
+                <w:sz w:val="20"/>
+                <w:szCs w:val="20"/>
+              </w:rPr>
+            </w:pPr>
+            <w:r>
+              <w:rPr>
+                <w:rFonts w:ascii="Calibri" w:eastAsia="Calibri" w:hAnsi="Calibri" w:cs="Calibri"/>
                 <w:sz w:val="20"/>
                 <w:szCs w:val="20"/>
               </w:rPr>
@@ -17383,7 +17614,7 @@
               </w:rPr>
               <w:t xml:space="preserve">A list of </w:t>
             </w:r>
-            <w:hyperlink w:history="1" r:id="rId30">
+            <w:hyperlink r:id="rId30" w:history="1">
               <w:r>
                 <w:rPr>
                   <w:rStyle w:val="Hyperlink"/>
@@ -17544,6 +17775,7 @@
                   <w:listItem w:displayText="Ej relevant" w:value="Ej relevant"/>
                 </w:dropDownList>
               </w:sdtPr>
+              <w:sdtEndPr/>
               <w:sdtContent>
                 <w:r>
                   <w:rPr>
@@ -17693,6 +17925,7 @@
                   <w:listItem w:displayText="Ej relevant" w:value="Ej relevant"/>
                 </w:dropDownList>
               </w:sdtPr>
+              <w:sdtEndPr/>
               <w:sdtContent>
                 <w:r>
                   <w:rPr>
@@ -17725,10 +17958,10 @@
                 <w:szCs w:val="20"/>
               </w:rPr>
             </w:pPr>
-            <w:bookmarkStart w:name="_Ref194560194" w:id="46"/>
-          </w:p>
-        </w:tc>
-        <w:bookmarkEnd w:id="46"/>
+            <w:bookmarkStart w:id="43" w:name="_Ref194560194"/>
+          </w:p>
+        </w:tc>
+        <w:bookmarkEnd w:id="43"/>
         <w:tc>
           <w:tcPr>
             <w:tcW w:w="3996" w:type="dxa"/>
@@ -17918,6 +18151,7 @@
                   <w:listItem w:displayText="Ej relevant" w:value="Ej relevant"/>
                 </w:dropDownList>
               </w:sdtPr>
+              <w:sdtEndPr/>
               <w:sdtContent>
                 <w:r>
                   <w:rPr>
@@ -18118,6 +18352,7 @@
                   <w:listItem w:displayText="Ej relevant" w:value="Ej relevant"/>
                 </w:dropDownList>
               </w:sdtPr>
+              <w:sdtEndPr/>
               <w:sdtContent>
                 <w:r>
                   <w:rPr>
@@ -18282,6 +18517,7 @@
                   <w:listItem w:displayText="Ej relevant" w:value="Ej relevant"/>
                 </w:dropDownList>
               </w:sdtPr>
+              <w:sdtEndPr/>
               <w:sdtContent>
                 <w:r>
                   <w:rPr>
@@ -18431,6 +18667,7 @@
                   <w:listItem w:displayText="Ej relevant" w:value="Ej relevant"/>
                 </w:dropDownList>
               </w:sdtPr>
+              <w:sdtEndPr/>
               <w:sdtContent>
                 <w:r>
                   <w:rPr>
@@ -18447,7 +18684,7 @@
       </w:tr>
     </w:tbl>
     <w:p>
-      <w:bookmarkStart w:name="_Ref126225794" w:id="47"/>
+      <w:bookmarkStart w:id="44" w:name="_Ref126225794"/>
     </w:p>
     <w:p>
       <w:r>
@@ -18462,9 +18699,9 @@
           <w:numId w:val="16"/>
         </w:numPr>
       </w:pPr>
-      <w:bookmarkStart w:name="_Ref126225818" w:id="48"/>
-      <w:bookmarkStart w:name="_Ref130819386" w:id="49"/>
-      <w:bookmarkEnd w:id="47"/>
+      <w:bookmarkStart w:id="45" w:name="_Ref126225818"/>
+      <w:bookmarkStart w:id="46" w:name="_Ref130819386"/>
+      <w:bookmarkEnd w:id="44"/>
       <w:r>
         <w:lastRenderedPageBreak/>
         <w:t>S1.A</w:t>
@@ -18490,8 +18727,8 @@
       <w:r>
         <w:t xml:space="preserve">regionally agreed upon </w:t>
       </w:r>
-      <w:bookmarkEnd w:id="48"/>
-      <w:bookmarkEnd w:id="49"/>
+      <w:bookmarkEnd w:id="45"/>
+      <w:bookmarkEnd w:id="46"/>
     </w:p>
     <w:p>
       <w:pPr>
@@ -19041,6 +19278,7 @@
                   <w:listItem w:displayText="Ej relevant" w:value="Ej relevant"/>
                 </w:dropDownList>
               </w:sdtPr>
+              <w:sdtEndPr/>
               <w:sdtContent>
                 <w:r>
                   <w:rPr>
@@ -19213,6 +19451,7 @@
                   <w:listItem w:displayText="Ej relevant" w:value="Ej relevant"/>
                 </w:dropDownList>
               </w:sdtPr>
+              <w:sdtEndPr/>
               <w:sdtContent>
                 <w:r>
                   <w:rPr>
@@ -19411,6 +19650,7 @@
                   <w:listItem w:displayText="Ej relevant" w:value="Ej relevant"/>
                 </w:dropDownList>
               </w:sdtPr>
+              <w:sdtEndPr/>
               <w:sdtContent>
                 <w:r>
                   <w:rPr>
@@ -19569,6 +19809,7 @@
                   <w:listItem w:displayText="Ej relevant" w:value="Ej relevant"/>
                 </w:dropDownList>
               </w:sdtPr>
+              <w:sdtEndPr/>
               <w:sdtContent>
                 <w:r>
                   <w:rPr>
@@ -19760,7 +20001,7 @@
               <w:lastRenderedPageBreak/>
               <w:t xml:space="preserve">**MedCom has a defined list  of </w:t>
             </w:r>
-            <w:hyperlink w:history="1" r:id="rId31">
+            <w:hyperlink r:id="rId31" w:history="1">
               <w:r>
                 <w:rPr>
                   <w:rStyle w:val="Hyperlink"/>
@@ -19965,6 +20206,7 @@
                   <w:listItem w:displayText="Ej relevant" w:value="Ej relevant"/>
                 </w:dropDownList>
               </w:sdtPr>
+              <w:sdtEndPr/>
               <w:sdtContent>
                 <w:r>
                   <w:rPr>
@@ -20174,6 +20416,7 @@
                   <w:listItem w:displayText="Ej relevant" w:value="Ej relevant"/>
                 </w:dropDownList>
               </w:sdtPr>
+              <w:sdtEndPr/>
               <w:sdtContent>
                 <w:r>
                   <w:rPr>
@@ -20198,9 +20441,9 @@
           <w:numId w:val="16"/>
         </w:numPr>
       </w:pPr>
-      <w:bookmarkStart w:name="_Ref126225864" w:id="50"/>
-      <w:bookmarkStart w:name="_Ref130819398" w:id="51"/>
-      <w:bookmarkStart w:name="_Ref182903681" w:id="52"/>
+      <w:bookmarkStart w:id="47" w:name="_Ref126225864"/>
+      <w:bookmarkStart w:id="48" w:name="_Ref130819398"/>
+      <w:bookmarkStart w:id="49" w:name="_Ref182903681"/>
       <w:r>
         <w:t>S2</w:t>
       </w:r>
@@ -20210,15 +20453,15 @@
       <w:r>
         <w:t xml:space="preserve">: </w:t>
       </w:r>
-      <w:bookmarkEnd w:id="50"/>
-      <w:bookmarkEnd w:id="51"/>
+      <w:bookmarkEnd w:id="47"/>
+      <w:bookmarkEnd w:id="48"/>
       <w:r>
         <w:t>Reply</w:t>
       </w:r>
       <w:r>
         <w:t xml:space="preserve"> to a CareCommunication</w:t>
       </w:r>
-      <w:bookmarkEnd w:id="52"/>
+      <w:bookmarkEnd w:id="49"/>
       <w:r>
         <w:t xml:space="preserve"> </w:t>
       </w:r>
@@ -20248,7 +20491,6 @@
           <w:tcPr>
             <w:tcW w:w="782" w:type="dxa"/>
             <w:shd w:val="clear" w:color="auto" w:fill="152F4A"/>
-            <w:tcMar/>
           </w:tcPr>
           <w:p>
             <w:pPr>
@@ -20296,7 +20538,6 @@
           <w:tcPr>
             <w:tcW w:w="3078" w:type="dxa"/>
             <w:shd w:val="clear" w:color="auto" w:fill="152F4A"/>
-            <w:tcMar/>
           </w:tcPr>
           <w:p>
             <w:pPr>
@@ -20325,7 +20566,6 @@
           <w:tcPr>
             <w:tcW w:w="2027" w:type="dxa"/>
             <w:shd w:val="clear" w:color="auto" w:fill="152F4A"/>
-            <w:tcMar/>
           </w:tcPr>
           <w:p>
             <w:pPr>
@@ -20397,7 +20637,6 @@
           <w:tcPr>
             <w:tcW w:w="3879" w:type="dxa"/>
             <w:shd w:val="clear" w:color="auto" w:fill="152F4A"/>
-            <w:tcMar/>
           </w:tcPr>
           <w:p>
             <w:pPr>
@@ -20436,7 +20675,6 @@
           <w:tcPr>
             <w:tcW w:w="2592" w:type="dxa"/>
             <w:shd w:val="clear" w:color="auto" w:fill="152F4A"/>
-            <w:tcMar/>
           </w:tcPr>
           <w:p>
             <w:pPr>
@@ -20485,7 +20723,6 @@
           <w:tcPr>
             <w:tcW w:w="1245" w:type="dxa"/>
             <w:shd w:val="clear" w:color="auto" w:fill="152F4A"/>
-            <w:tcMar/>
           </w:tcPr>
           <w:p>
             <w:pPr>
@@ -20525,7 +20762,6 @@
         <w:tc>
           <w:tcPr>
             <w:tcW w:w="782" w:type="dxa"/>
-            <w:tcMar/>
           </w:tcPr>
           <w:p>
             <w:pPr>
@@ -20541,14 +20777,13 @@
                 <w:szCs w:val="20"/>
               </w:rPr>
             </w:pPr>
-            <w:bookmarkStart w:name="_Ref121748962" w:id="53"/>
-          </w:p>
-        </w:tc>
-        <w:bookmarkEnd w:id="53"/>
+            <w:bookmarkStart w:id="50" w:name="_Ref121748962"/>
+          </w:p>
+        </w:tc>
+        <w:bookmarkEnd w:id="50"/>
         <w:tc>
           <w:tcPr>
             <w:tcW w:w="3078" w:type="dxa"/>
-            <w:tcMar/>
           </w:tcPr>
           <w:p>
             <w:pPr>
@@ -20580,7 +20815,6 @@
         <w:tc>
           <w:tcPr>
             <w:tcW w:w="2027" w:type="dxa"/>
-            <w:tcMar/>
           </w:tcPr>
           <w:p>
             <w:pPr>
@@ -20603,7 +20837,6 @@
         <w:tc>
           <w:tcPr>
             <w:tcW w:w="3879" w:type="dxa"/>
-            <w:tcMar/>
           </w:tcPr>
           <w:p>
             <w:pPr>
@@ -20636,7 +20869,6 @@
         <w:tc>
           <w:tcPr>
             <w:tcW w:w="2592" w:type="dxa"/>
-            <w:tcMar/>
           </w:tcPr>
           <w:p>
             <w:pPr>
@@ -20651,7 +20883,6 @@
         <w:tc>
           <w:tcPr>
             <w:tcW w:w="1245" w:type="dxa"/>
-            <w:tcMar/>
           </w:tcPr>
           <w:p>
             <w:pPr>
@@ -20685,6 +20916,7 @@
                   <w:listItem w:displayText="Ej relevant" w:value="Ej relevant"/>
                 </w:dropDownList>
               </w:sdtPr>
+              <w:sdtEndPr/>
               <w:sdtContent>
                 <w:r>
                   <w:rPr>
@@ -20703,7 +20935,6 @@
         <w:tc>
           <w:tcPr>
             <w:tcW w:w="782" w:type="dxa"/>
-            <w:tcMar/>
           </w:tcPr>
           <w:p>
             <w:pPr>
@@ -20718,14 +20949,13 @@
                 <w:szCs w:val="20"/>
               </w:rPr>
             </w:pPr>
-            <w:bookmarkStart w:name="_Ref121748896" w:id="54"/>
-          </w:p>
-        </w:tc>
-        <w:bookmarkEnd w:id="54"/>
+            <w:bookmarkStart w:id="51" w:name="_Ref121748896"/>
+          </w:p>
+        </w:tc>
+        <w:bookmarkEnd w:id="51"/>
         <w:tc>
           <w:tcPr>
             <w:tcW w:w="3078" w:type="dxa"/>
-            <w:tcMar/>
           </w:tcPr>
           <w:p>
             <w:pPr>
@@ -20748,7 +20978,6 @@
         <w:tc>
           <w:tcPr>
             <w:tcW w:w="2027" w:type="dxa"/>
-            <w:tcMar/>
           </w:tcPr>
           <w:p>
             <w:pPr>
@@ -20762,7 +20991,6 @@
         <w:tc>
           <w:tcPr>
             <w:tcW w:w="3879" w:type="dxa"/>
-            <w:tcMar/>
           </w:tcPr>
           <w:p>
             <w:pPr>
@@ -20785,7 +21013,6 @@
         <w:tc>
           <w:tcPr>
             <w:tcW w:w="2592" w:type="dxa"/>
-            <w:tcMar/>
           </w:tcPr>
           <w:p>
             <w:pPr>
@@ -20799,7 +21026,6 @@
         <w:tc>
           <w:tcPr>
             <w:tcW w:w="1245" w:type="dxa"/>
-            <w:tcMar/>
           </w:tcPr>
           <w:p>
             <w:pPr>
@@ -20832,6 +21058,7 @@
                   <w:listItem w:displayText="Ej relevant" w:value="Ej relevant"/>
                 </w:dropDownList>
               </w:sdtPr>
+              <w:sdtEndPr/>
               <w:sdtContent>
                 <w:r>
                   <w:rPr>
@@ -20850,7 +21077,6 @@
         <w:tc>
           <w:tcPr>
             <w:tcW w:w="782" w:type="dxa"/>
-            <w:tcMar/>
           </w:tcPr>
           <w:p>
             <w:pPr>
@@ -20870,7 +21096,6 @@
         <w:tc>
           <w:tcPr>
             <w:tcW w:w="3078" w:type="dxa"/>
-            <w:tcMar/>
           </w:tcPr>
           <w:p>
             <w:pPr>
@@ -20893,7 +21118,6 @@
         <w:tc>
           <w:tcPr>
             <w:tcW w:w="2027" w:type="dxa"/>
-            <w:tcMar/>
           </w:tcPr>
           <w:p>
             <w:pPr>
@@ -20907,7 +21131,6 @@
         <w:tc>
           <w:tcPr>
             <w:tcW w:w="3879" w:type="dxa"/>
-            <w:tcMar/>
           </w:tcPr>
           <w:p>
             <w:pPr>
@@ -20930,7 +21153,6 @@
         <w:tc>
           <w:tcPr>
             <w:tcW w:w="2592" w:type="dxa"/>
-            <w:tcMar/>
           </w:tcPr>
           <w:p>
             <w:pPr>
@@ -20944,7 +21166,6 @@
         <w:tc>
           <w:tcPr>
             <w:tcW w:w="1245" w:type="dxa"/>
-            <w:tcMar/>
           </w:tcPr>
           <w:p>
             <w:pPr>
@@ -20977,6 +21198,7 @@
                   <w:listItem w:displayText="Ej relevant" w:value="Ej relevant"/>
                 </w:dropDownList>
               </w:sdtPr>
+              <w:sdtEndPr/>
               <w:sdtContent>
                 <w:r>
                   <w:rPr>
@@ -20995,7 +21217,6 @@
         <w:tc>
           <w:tcPr>
             <w:tcW w:w="782" w:type="dxa"/>
-            <w:tcMar/>
           </w:tcPr>
           <w:p>
             <w:pPr>
@@ -21015,7 +21236,6 @@
         <w:tc>
           <w:tcPr>
             <w:tcW w:w="3078" w:type="dxa"/>
-            <w:tcMar/>
           </w:tcPr>
           <w:p>
             <w:pPr>
@@ -21031,30 +21251,13 @@
                 <w:sz w:val="20"/>
                 <w:szCs w:val="20"/>
               </w:rPr>
-              <w:t xml:space="preserve">Demonstrate that the SUT automatically inserts specific sender of the received </w:t>
-            </w:r>
-            <w:r>
-              <w:rPr>
-                <w:rFonts w:cs="Calibri"/>
-                <w:sz w:val="20"/>
-                <w:szCs w:val="20"/>
-              </w:rPr>
-              <w:t>CareCommunication</w:t>
-            </w:r>
-            <w:r>
-              <w:rPr>
-                <w:rFonts w:cs="Calibri"/>
-                <w:sz w:val="20"/>
-                <w:szCs w:val="20"/>
-              </w:rPr>
-              <w:t>, as the specific receiver.</w:t>
+              <w:t>Demonstrate that the SUT automatically inserts specific sender of the received CareCommunication, as the specific receiver.</w:t>
             </w:r>
           </w:p>
         </w:tc>
         <w:tc>
           <w:tcPr>
             <w:tcW w:w="2027" w:type="dxa"/>
-            <w:tcMar/>
           </w:tcPr>
           <w:p>
             <w:pPr>
@@ -21068,7 +21271,6 @@
         <w:tc>
           <w:tcPr>
             <w:tcW w:w="3879" w:type="dxa"/>
-            <w:tcMar/>
           </w:tcPr>
           <w:p>
             <w:pPr>
@@ -21105,7 +21307,6 @@
         <w:tc>
           <w:tcPr>
             <w:tcW w:w="2592" w:type="dxa"/>
-            <w:tcMar/>
           </w:tcPr>
           <w:p>
             <w:pPr>
@@ -21119,7 +21320,6 @@
         <w:tc>
           <w:tcPr>
             <w:tcW w:w="1245" w:type="dxa"/>
-            <w:tcMar/>
           </w:tcPr>
           <w:p>
             <w:pPr>
@@ -21152,6 +21352,7 @@
                   <w:listItem w:displayText="Ej relevant" w:value="Ej relevant"/>
                 </w:dropDownList>
               </w:sdtPr>
+              <w:sdtEndPr/>
               <w:sdtContent>
                 <w:r>
                   <w:rPr>
@@ -21170,7 +21371,6 @@
         <w:tc>
           <w:tcPr>
             <w:tcW w:w="782" w:type="dxa"/>
-            <w:tcMar/>
           </w:tcPr>
           <w:p>
             <w:pPr>
@@ -21190,7 +21390,6 @@
         <w:tc>
           <w:tcPr>
             <w:tcW w:w="3078" w:type="dxa"/>
-            <w:tcMar/>
           </w:tcPr>
           <w:p>
             <w:pPr>
@@ -21328,7 +21527,6 @@
         <w:tc>
           <w:tcPr>
             <w:tcW w:w="2027" w:type="dxa"/>
-            <w:tcMar/>
           </w:tcPr>
           <w:p>
             <w:pPr>
@@ -21342,7 +21540,6 @@
         <w:tc>
           <w:tcPr>
             <w:tcW w:w="3879" w:type="dxa"/>
-            <w:tcMar/>
           </w:tcPr>
           <w:p>
             <w:pPr>
@@ -21404,7 +21601,6 @@
         <w:tc>
           <w:tcPr>
             <w:tcW w:w="2592" w:type="dxa"/>
-            <w:tcMar/>
           </w:tcPr>
           <w:p>
             <w:pPr>
@@ -21418,7 +21614,6 @@
         <w:tc>
           <w:tcPr>
             <w:tcW w:w="1245" w:type="dxa"/>
-            <w:tcMar/>
           </w:tcPr>
           <w:p>
             <w:pPr>
@@ -21451,6 +21646,7 @@
                   <w:listItem w:displayText="Ej relevant" w:value="Ej relevant"/>
                 </w:dropDownList>
               </w:sdtPr>
+              <w:sdtEndPr/>
               <w:sdtContent>
                 <w:r>
                   <w:rPr>
@@ -21469,7 +21665,6 @@
         <w:tc>
           <w:tcPr>
             <w:tcW w:w="782" w:type="dxa"/>
-            <w:tcMar/>
           </w:tcPr>
           <w:p>
             <w:pPr>
@@ -21484,14 +21679,13 @@
                 <w:szCs w:val="20"/>
               </w:rPr>
             </w:pPr>
-            <w:bookmarkStart w:name="_Ref194390037" w:id="59"/>
-          </w:p>
-        </w:tc>
-        <w:bookmarkEnd w:id="59"/>
+            <w:bookmarkStart w:id="52" w:name="_Ref194390037"/>
+          </w:p>
+        </w:tc>
+        <w:bookmarkEnd w:id="52"/>
         <w:tc>
           <w:tcPr>
             <w:tcW w:w="3078" w:type="dxa"/>
-            <w:tcMar/>
           </w:tcPr>
           <w:p>
             <w:pPr>
@@ -21520,7 +21714,6 @@
         <w:tc>
           <w:tcPr>
             <w:tcW w:w="2027" w:type="dxa"/>
-            <w:tcMar/>
           </w:tcPr>
           <w:p>
             <w:pPr>
@@ -21534,7 +21727,6 @@
         <w:tc>
           <w:tcPr>
             <w:tcW w:w="3879" w:type="dxa"/>
-            <w:tcMar/>
           </w:tcPr>
           <w:p>
             <w:pPr>
@@ -21559,7 +21751,6 @@
         <w:tc>
           <w:tcPr>
             <w:tcW w:w="2592" w:type="dxa"/>
-            <w:tcMar/>
           </w:tcPr>
           <w:p>
             <w:pPr>
@@ -21573,7 +21764,6 @@
         <w:tc>
           <w:tcPr>
             <w:tcW w:w="1245" w:type="dxa"/>
-            <w:tcMar/>
           </w:tcPr>
           <w:p>
             <w:pPr>
@@ -21606,6 +21796,7 @@
                   <w:listItem w:displayText="Ej relevant" w:value="Ej relevant"/>
                 </w:dropDownList>
               </w:sdtPr>
+              <w:sdtEndPr/>
               <w:sdtContent>
                 <w:r>
                   <w:rPr>
@@ -21624,7 +21815,6 @@
         <w:tc>
           <w:tcPr>
             <w:tcW w:w="782" w:type="dxa"/>
-            <w:tcMar/>
           </w:tcPr>
           <w:p>
             <w:pPr>
@@ -21644,7 +21834,6 @@
         <w:tc>
           <w:tcPr>
             <w:tcW w:w="3078" w:type="dxa"/>
-            <w:tcMar/>
           </w:tcPr>
           <w:p>
             <w:pPr>
@@ -21666,7 +21855,6 @@
         <w:tc>
           <w:tcPr>
             <w:tcW w:w="2027" w:type="dxa"/>
-            <w:tcMar/>
           </w:tcPr>
           <w:p>
             <w:pPr>
@@ -21680,7 +21868,6 @@
         <w:tc>
           <w:tcPr>
             <w:tcW w:w="3879" w:type="dxa"/>
-            <w:tcMar/>
           </w:tcPr>
           <w:p>
             <w:pPr>
@@ -21705,7 +21892,6 @@
         <w:tc>
           <w:tcPr>
             <w:tcW w:w="2592" w:type="dxa"/>
-            <w:tcMar/>
           </w:tcPr>
           <w:p>
             <w:pPr>
@@ -21719,7 +21905,6 @@
         <w:tc>
           <w:tcPr>
             <w:tcW w:w="1245" w:type="dxa"/>
-            <w:tcMar/>
           </w:tcPr>
           <w:p>
             <w:pPr>
@@ -21752,6 +21937,7 @@
                   <w:listItem w:displayText="Ej relevant" w:value="Ej relevant"/>
                 </w:dropDownList>
               </w:sdtPr>
+              <w:sdtEndPr/>
               <w:sdtContent>
                 <w:r>
                   <w:rPr>
@@ -21770,7 +21956,6 @@
         <w:tc>
           <w:tcPr>
             <w:tcW w:w="782" w:type="dxa"/>
-            <w:tcMar/>
           </w:tcPr>
           <w:p>
             <w:pPr>
@@ -21785,14 +21970,13 @@
                 <w:szCs w:val="20"/>
               </w:rPr>
             </w:pPr>
-            <w:bookmarkStart w:name="_Ref122351913" w:id="60"/>
-          </w:p>
-        </w:tc>
-        <w:bookmarkEnd w:id="60"/>
+            <w:bookmarkStart w:id="53" w:name="_Ref122351913"/>
+          </w:p>
+        </w:tc>
+        <w:bookmarkEnd w:id="53"/>
         <w:tc>
           <w:tcPr>
             <w:tcW w:w="3078" w:type="dxa"/>
-            <w:tcMar/>
           </w:tcPr>
           <w:p>
             <w:pPr>
@@ -21814,7 +21998,6 @@
         <w:tc>
           <w:tcPr>
             <w:tcW w:w="2027" w:type="dxa"/>
-            <w:tcMar/>
           </w:tcPr>
           <w:p>
             <w:pPr>
@@ -21828,7 +22011,6 @@
         <w:tc>
           <w:tcPr>
             <w:tcW w:w="3879" w:type="dxa"/>
-            <w:tcMar/>
           </w:tcPr>
           <w:p>
             <w:pPr>
@@ -21851,7 +22033,6 @@
         <w:tc>
           <w:tcPr>
             <w:tcW w:w="2592" w:type="dxa"/>
-            <w:tcMar/>
           </w:tcPr>
           <w:p>
             <w:pPr>
@@ -21865,7 +22046,6 @@
         <w:tc>
           <w:tcPr>
             <w:tcW w:w="1245" w:type="dxa"/>
-            <w:tcMar/>
           </w:tcPr>
           <w:p>
             <w:pPr>
@@ -21896,6 +22076,7 @@
                   <w:listItem w:displayText="Ej relevant" w:value="Ej relevant"/>
                 </w:dropDownList>
               </w:sdtPr>
+              <w:sdtEndPr/>
               <w:sdtContent>
                 <w:r>
                   <w:rPr>
@@ -21922,7 +22103,6 @@
         <w:tc>
           <w:tcPr>
             <w:tcW w:w="782" w:type="dxa"/>
-            <w:tcMar/>
           </w:tcPr>
           <w:p>
             <w:pPr>
@@ -21937,14 +22117,13 @@
                 <w:szCs w:val="20"/>
               </w:rPr>
             </w:pPr>
-            <w:bookmarkStart w:name="_Ref210639218" w:id="61"/>
-          </w:p>
-        </w:tc>
-        <w:bookmarkEnd w:id="61"/>
+            <w:bookmarkStart w:id="54" w:name="_Ref210639218"/>
+          </w:p>
+        </w:tc>
+        <w:bookmarkEnd w:id="54"/>
         <w:tc>
           <w:tcPr>
             <w:tcW w:w="3078" w:type="dxa"/>
-            <w:tcMar/>
           </w:tcPr>
           <w:p>
             <w:pPr>
@@ -22124,7 +22303,6 @@
         <w:tc>
           <w:tcPr>
             <w:tcW w:w="2027" w:type="dxa"/>
-            <w:tcMar/>
           </w:tcPr>
           <w:p>
             <w:pPr>
@@ -22138,7 +22316,6 @@
         <w:tc>
           <w:tcPr>
             <w:tcW w:w="3879" w:type="dxa"/>
-            <w:tcMar/>
           </w:tcPr>
           <w:p>
             <w:pPr>
@@ -22251,7 +22428,6 @@
         <w:tc>
           <w:tcPr>
             <w:tcW w:w="2592" w:type="dxa"/>
-            <w:tcMar/>
           </w:tcPr>
           <w:p>
             <w:pPr>
@@ -22265,7 +22441,6 @@
         <w:tc>
           <w:tcPr>
             <w:tcW w:w="1245" w:type="dxa"/>
-            <w:tcMar/>
           </w:tcPr>
           <w:p>
             <w:pPr>
@@ -22298,6 +22473,7 @@
                   <w:listItem w:displayText="Ej relevant" w:value="Ej relevant"/>
                 </w:dropDownList>
               </w:sdtPr>
+              <w:sdtEndPr/>
               <w:sdtContent>
                 <w:r>
                   <w:rPr>
@@ -22316,7 +22492,6 @@
         <w:tc>
           <w:tcPr>
             <w:tcW w:w="782" w:type="dxa"/>
-            <w:tcMar/>
           </w:tcPr>
           <w:p>
             <w:pPr>
@@ -22336,7 +22511,6 @@
         <w:tc>
           <w:tcPr>
             <w:tcW w:w="3078" w:type="dxa"/>
-            <w:tcMar/>
           </w:tcPr>
           <w:p>
             <w:pPr>
@@ -22392,7 +22566,6 @@
         <w:tc>
           <w:tcPr>
             <w:tcW w:w="2027" w:type="dxa"/>
-            <w:tcMar/>
           </w:tcPr>
           <w:p>
             <w:pPr>
@@ -22406,7 +22579,6 @@
         <w:tc>
           <w:tcPr>
             <w:tcW w:w="3879" w:type="dxa"/>
-            <w:tcMar/>
           </w:tcPr>
           <w:p>
             <w:pPr>
@@ -22457,7 +22629,6 @@
         <w:tc>
           <w:tcPr>
             <w:tcW w:w="2592" w:type="dxa"/>
-            <w:tcMar/>
           </w:tcPr>
           <w:p>
             <w:pPr>
@@ -22471,7 +22642,6 @@
         <w:tc>
           <w:tcPr>
             <w:tcW w:w="1245" w:type="dxa"/>
-            <w:tcMar/>
           </w:tcPr>
           <w:p>
             <w:pPr>
@@ -22504,6 +22674,7 @@
                   <w:listItem w:displayText="Ej relevant" w:value="Ej relevant"/>
                 </w:dropDownList>
               </w:sdtPr>
+              <w:sdtEndPr/>
               <w:sdtContent>
                 <w:r>
                   <w:rPr>
@@ -22522,7 +22693,6 @@
         <w:tc>
           <w:tcPr>
             <w:tcW w:w="782" w:type="dxa"/>
-            <w:tcMar/>
           </w:tcPr>
           <w:p>
             <w:pPr>
@@ -22542,7 +22712,6 @@
         <w:tc>
           <w:tcPr>
             <w:tcW w:w="3078" w:type="dxa"/>
-            <w:tcMar/>
           </w:tcPr>
           <w:p>
             <w:pPr>
@@ -22777,14 +22946,30 @@
                 <w:sz w:val="20"/>
                 <w:szCs w:val="20"/>
               </w:rPr>
-              <w:t>Type of message stated in Provenance.</w:t>
-            </w:r>
-            <w:r>
-              <w:rPr>
-                <w:sz w:val="20"/>
-                <w:szCs w:val="20"/>
-              </w:rPr>
-              <w:t>activity.code.</w:t>
+              <w:t xml:space="preserve">Type of message stated in </w:t>
+            </w:r>
+            <w:proofErr w:type="gramStart"/>
+            <w:r>
+              <w:rPr>
+                <w:sz w:val="20"/>
+                <w:szCs w:val="20"/>
+              </w:rPr>
+              <w:t>Provenance.</w:t>
+            </w:r>
+            <w:r>
+              <w:rPr>
+                <w:sz w:val="20"/>
+                <w:szCs w:val="20"/>
+              </w:rPr>
+              <w:t>activity.code</w:t>
+            </w:r>
+            <w:proofErr w:type="gramEnd"/>
+            <w:r>
+              <w:rPr>
+                <w:sz w:val="20"/>
+                <w:szCs w:val="20"/>
+              </w:rPr>
+              <w:t>.</w:t>
             </w:r>
           </w:p>
           <w:p>
@@ -22812,7 +22997,6 @@
         <w:tc>
           <w:tcPr>
             <w:tcW w:w="2027" w:type="dxa"/>
-            <w:tcMar/>
           </w:tcPr>
           <w:p>
             <w:pPr>
@@ -22826,7 +23010,6 @@
         <w:tc>
           <w:tcPr>
             <w:tcW w:w="3879" w:type="dxa"/>
-            <w:tcMar/>
           </w:tcPr>
           <w:p>
             <w:pPr>
@@ -23069,7 +23252,43 @@
                 <w:sz w:val="20"/>
                 <w:szCs w:val="20"/>
               </w:rPr>
-              <w:t>Correct technical references to the message segments (Communication.payload.extension: valueIdentifier) are inserted in the Provenance (Provenance.entity.role).</w:t>
+              <w:t>Correct technical references to the message segments (</w:t>
+            </w:r>
+            <w:proofErr w:type="gramStart"/>
+            <w:r>
+              <w:rPr>
+                <w:rFonts w:eastAsia="Times New Roman" w:cs="Calibri"/>
+                <w:sz w:val="20"/>
+                <w:szCs w:val="20"/>
+              </w:rPr>
+              <w:t>Communication.payload.extension</w:t>
+            </w:r>
+            <w:proofErr w:type="gramEnd"/>
+            <w:r>
+              <w:rPr>
+                <w:rFonts w:eastAsia="Times New Roman" w:cs="Calibri"/>
+                <w:sz w:val="20"/>
+                <w:szCs w:val="20"/>
+              </w:rPr>
+              <w:t>: valueIdentifier) are inserted in the Provenance (</w:t>
+            </w:r>
+            <w:proofErr w:type="gramStart"/>
+            <w:r>
+              <w:rPr>
+                <w:rFonts w:eastAsia="Times New Roman" w:cs="Calibri"/>
+                <w:sz w:val="20"/>
+                <w:szCs w:val="20"/>
+              </w:rPr>
+              <w:t>Provenance.entity.role</w:t>
+            </w:r>
+            <w:proofErr w:type="gramEnd"/>
+            <w:r>
+              <w:rPr>
+                <w:rFonts w:eastAsia="Times New Roman" w:cs="Calibri"/>
+                <w:sz w:val="20"/>
+                <w:szCs w:val="20"/>
+              </w:rPr>
+              <w:t>).</w:t>
             </w:r>
           </w:p>
           <w:p>
@@ -23133,14 +23352,46 @@
                 <w:sz w:val="20"/>
                 <w:szCs w:val="20"/>
               </w:rPr>
-              <w:t>‘reply-message’</w:t>
-            </w:r>
-            <w:r>
-              <w:rPr>
-                <w:sz w:val="20"/>
-                <w:szCs w:val="20"/>
-              </w:rPr>
-              <w:t xml:space="preserve"> is included in Provenance.activity.code. </w:t>
+              <w:t>‘</w:t>
+            </w:r>
+            <w:proofErr w:type="gramStart"/>
+            <w:r>
+              <w:rPr>
+                <w:sz w:val="20"/>
+                <w:szCs w:val="20"/>
+              </w:rPr>
+              <w:t>reply</w:t>
+            </w:r>
+            <w:proofErr w:type="gramEnd"/>
+            <w:r>
+              <w:rPr>
+                <w:sz w:val="20"/>
+                <w:szCs w:val="20"/>
+              </w:rPr>
+              <w:t>-message’</w:t>
+            </w:r>
+            <w:r>
+              <w:rPr>
+                <w:sz w:val="20"/>
+                <w:szCs w:val="20"/>
+              </w:rPr>
+              <w:t xml:space="preserve"> is included in </w:t>
+            </w:r>
+            <w:proofErr w:type="gramStart"/>
+            <w:r>
+              <w:rPr>
+                <w:sz w:val="20"/>
+                <w:szCs w:val="20"/>
+              </w:rPr>
+              <w:t>Provenance.activity.code</w:t>
+            </w:r>
+            <w:proofErr w:type="gramEnd"/>
+            <w:r>
+              <w:rPr>
+                <w:sz w:val="20"/>
+                <w:szCs w:val="20"/>
+              </w:rPr>
+              <w:t xml:space="preserve">. </w:t>
             </w:r>
           </w:p>
           <w:p>
@@ -23169,7 +23420,6 @@
         <w:tc>
           <w:tcPr>
             <w:tcW w:w="2592" w:type="dxa"/>
-            <w:tcMar/>
           </w:tcPr>
           <w:p>
             <w:pPr>
@@ -23183,7 +23433,6 @@
         <w:tc>
           <w:tcPr>
             <w:tcW w:w="1245" w:type="dxa"/>
-            <w:tcMar/>
           </w:tcPr>
           <w:p>
             <w:pPr>
@@ -23216,6 +23465,7 @@
                   <w:listItem w:displayText="Ej relevant" w:value="Ej relevant"/>
                 </w:dropDownList>
               </w:sdtPr>
+              <w:sdtEndPr/>
               <w:sdtContent>
                 <w:r>
                   <w:rPr>
@@ -23234,7 +23484,7 @@
     <w:p>
       <w:pPr>
         <w:rPr>
-          <w:rFonts w:asciiTheme="majorHAnsi" w:hAnsiTheme="majorHAnsi" w:eastAsiaTheme="majorEastAsia" w:cstheme="majorBidi"/>
+          <w:rFonts w:asciiTheme="majorHAnsi" w:eastAsiaTheme="majorEastAsia" w:hAnsiTheme="majorHAnsi" w:cstheme="majorBidi"/>
           <w:color w:val="1F3763" w:themeColor="accent1" w:themeShade="7F"/>
           <w:sz w:val="24"/>
           <w:szCs w:val="24"/>
@@ -23244,13 +23494,13 @@
     <w:p>
       <w:pPr>
         <w:rPr>
-          <w:rFonts w:asciiTheme="majorHAnsi" w:hAnsiTheme="majorHAnsi" w:eastAsiaTheme="majorEastAsia" w:cstheme="majorBidi"/>
+          <w:rFonts w:asciiTheme="majorHAnsi" w:eastAsiaTheme="majorEastAsia" w:hAnsiTheme="majorHAnsi" w:cstheme="majorBidi"/>
           <w:color w:val="1F3763" w:themeColor="accent1" w:themeShade="7F"/>
           <w:sz w:val="24"/>
           <w:szCs w:val="24"/>
         </w:rPr>
       </w:pPr>
-      <w:bookmarkStart w:name="_Ref126225875" w:id="62"/>
+      <w:bookmarkStart w:id="55" w:name="_Ref126225875"/>
       <w:r>
         <w:br w:type="page"/>
       </w:r>
@@ -23263,16 +23513,16 @@
           <w:numId w:val="16"/>
         </w:numPr>
       </w:pPr>
-      <w:bookmarkStart w:name="_Ref195037251" w:id="63"/>
+      <w:bookmarkStart w:id="56" w:name="_Ref195037251"/>
       <w:r>
         <w:lastRenderedPageBreak/>
         <w:t xml:space="preserve">S2.A1: </w:t>
       </w:r>
-      <w:bookmarkEnd w:id="62"/>
+      <w:bookmarkEnd w:id="55"/>
       <w:r>
         <w:t>Reply to CareCommunication with attached files</w:t>
       </w:r>
-      <w:bookmarkEnd w:id="63"/>
+      <w:bookmarkEnd w:id="56"/>
     </w:p>
     <w:tbl>
       <w:tblPr>
@@ -24117,6 +24367,7 @@
                   <w:listItem w:displayText="Ej relevant" w:value="Ej relevant"/>
                 </w:dropDownList>
               </w:sdtPr>
+              <w:sdtEndPr/>
               <w:sdtContent>
                 <w:r>
                   <w:rPr>
@@ -24306,6 +24557,7 @@
                   <w:listItem w:displayText="Ej relevant" w:value="Ej relevant"/>
                 </w:dropDownList>
               </w:sdtPr>
+              <w:sdtEndPr/>
               <w:sdtContent>
                 <w:r>
                   <w:rPr>
@@ -24444,6 +24696,7 @@
                   <w:listItem w:displayText="Ej relevant" w:value="Ej relevant"/>
                 </w:dropDownList>
               </w:sdtPr>
+              <w:sdtEndPr/>
               <w:sdtContent>
                 <w:r>
                   <w:rPr>
@@ -24681,6 +24934,7 @@
                   <w:listItem w:displayText="Ej relevant" w:value="Ej relevant"/>
                 </w:dropDownList>
               </w:sdtPr>
+              <w:sdtEndPr/>
               <w:sdtContent>
                 <w:r>
                   <w:rPr>
@@ -24869,7 +25123,7 @@
               </w:rPr>
               <w:t xml:space="preserve">**MedCom has a defined list of </w:t>
             </w:r>
-            <w:hyperlink w:history="1" r:id="rId34">
+            <w:hyperlink r:id="rId34" w:history="1">
               <w:r>
                 <w:rPr>
                   <w:rStyle w:val="Hyperlink"/>
@@ -25080,6 +25334,7 @@
                   <w:listItem w:displayText="Ej relevant" w:value="Ej relevant"/>
                 </w:dropDownList>
               </w:sdtPr>
+              <w:sdtEndPr/>
               <w:sdtContent>
                 <w:r>
                   <w:rPr>
@@ -25282,6 +25537,7 @@
                   <w:listItem w:displayText="Ej relevant" w:value="Ej relevant"/>
                 </w:dropDownList>
               </w:sdtPr>
+              <w:sdtEndPr/>
               <w:sdtContent>
                 <w:r>
                   <w:rPr>
@@ -25419,6 +25675,7 @@
                   <w:listItem w:displayText="Ej relevant" w:value="Ej relevant"/>
                 </w:dropDownList>
               </w:sdtPr>
+              <w:sdtEndPr/>
               <w:sdtContent>
                 <w:r>
                   <w:rPr>
@@ -25554,6 +25811,7 @@
                   <w:listItem w:displayText="Ej relevant" w:value="Ej relevant"/>
                 </w:dropDownList>
               </w:sdtPr>
+              <w:sdtEndPr/>
               <w:sdtContent>
                 <w:r>
                   <w:rPr>
@@ -25691,6 +25949,7 @@
                   <w:listItem w:displayText="Ej relevant" w:value="Ej relevant"/>
                 </w:dropDownList>
               </w:sdtPr>
+              <w:sdtEndPr/>
               <w:sdtContent>
                 <w:r>
                   <w:rPr>
@@ -25707,12 +25966,12 @@
       </w:tr>
     </w:tbl>
     <w:p>
-      <w:bookmarkStart w:name="_Ref126225887" w:id="64"/>
+      <w:bookmarkStart w:id="57" w:name="_Ref126225887"/>
     </w:p>
     <w:p>
       <w:pPr>
         <w:rPr>
-          <w:rFonts w:asciiTheme="majorHAnsi" w:hAnsiTheme="majorHAnsi" w:eastAsiaTheme="majorEastAsia" w:cstheme="majorBidi"/>
+          <w:rFonts w:asciiTheme="majorHAnsi" w:eastAsiaTheme="majorEastAsia" w:hAnsiTheme="majorHAnsi" w:cstheme="majorBidi"/>
           <w:color w:val="1F3763" w:themeColor="accent1" w:themeShade="7F"/>
           <w:sz w:val="24"/>
           <w:szCs w:val="24"/>
@@ -25730,13 +25989,13 @@
           <w:numId w:val="16"/>
         </w:numPr>
       </w:pPr>
-      <w:bookmarkStart w:name="_Ref127431107" w:id="65"/>
-      <w:bookmarkEnd w:id="64"/>
+      <w:bookmarkStart w:id="58" w:name="_Ref127431107"/>
+      <w:bookmarkEnd w:id="57"/>
       <w:r>
         <w:lastRenderedPageBreak/>
         <w:t>S2.A3:</w:t>
       </w:r>
-      <w:bookmarkEnd w:id="65"/>
+      <w:bookmarkEnd w:id="58"/>
       <w:r>
         <w:t xml:space="preserve"> </w:t>
       </w:r>
@@ -26232,6 +26491,7 @@
                   <w:listItem w:displayText="Ej relevant" w:value="Ej relevant"/>
                 </w:dropDownList>
               </w:sdtPr>
+              <w:sdtEndPr/>
               <w:sdtContent>
                 <w:r>
                   <w:rPr>
@@ -26400,6 +26660,7 @@
                   <w:listItem w:displayText="Ej relevant" w:value="Ej relevant"/>
                 </w:dropDownList>
               </w:sdtPr>
+              <w:sdtEndPr/>
               <w:sdtContent>
                 <w:r>
                   <w:rPr>
@@ -26569,6 +26830,7 @@
                   <w:listItem w:displayText="Ej relevant" w:value="Ej relevant"/>
                 </w:dropDownList>
               </w:sdtPr>
+              <w:sdtEndPr/>
               <w:sdtContent>
                 <w:r>
                   <w:rPr>
@@ -26731,6 +26993,7 @@
                   <w:listItem w:displayText="Ej relevant" w:value="Ej relevant"/>
                 </w:dropDownList>
               </w:sdtPr>
+              <w:sdtEndPr/>
               <w:sdtContent>
                 <w:r>
                   <w:rPr>
@@ -26967,6 +27230,7 @@
                   <w:listItem w:displayText="Ej relevant" w:value="Ej relevant"/>
                 </w:dropDownList>
               </w:sdtPr>
+              <w:sdtEndPr/>
               <w:sdtContent>
                 <w:r>
                   <w:rPr>
@@ -27132,6 +27396,7 @@
                   <w:listItem w:displayText="Ej relevant" w:value="Ej relevant"/>
                 </w:dropDownList>
               </w:sdtPr>
+              <w:sdtEndPr/>
               <w:sdtContent>
                 <w:r>
                   <w:rPr>
@@ -27321,7 +27586,7 @@
               </w:rPr>
               <w:t xml:space="preserve">**MedCom has a defined list of </w:t>
             </w:r>
-            <w:hyperlink w:history="1" r:id="rId35">
+            <w:hyperlink r:id="rId35" w:history="1">
               <w:r>
                 <w:rPr>
                   <w:rStyle w:val="Hyperlink"/>
@@ -27544,6 +27809,7 @@
                   <w:listItem w:displayText="Ej relevant" w:value="Ej relevant"/>
                 </w:dropDownList>
               </w:sdtPr>
+              <w:sdtEndPr/>
               <w:sdtContent>
                 <w:r>
                   <w:rPr>
@@ -27744,6 +28010,7 @@
                   <w:listItem w:displayText="Ej relevant" w:value="Ej relevant"/>
                 </w:dropDownList>
               </w:sdtPr>
+              <w:sdtEndPr/>
               <w:sdtContent>
                 <w:r>
                   <w:rPr>
@@ -27797,7 +28064,25 @@
                 <w:sz w:val="20"/>
                 <w:szCs w:val="20"/>
               </w:rPr>
-              <w:t>Demonstrate that the SUT automatically inserts [lokationsnummer]#[brevid] in Provenance.entity.what.identifier.</w:t>
+              <w:t xml:space="preserve">Demonstrate that the SUT automatically inserts [lokationsnummer]#[brevid] in </w:t>
+            </w:r>
+            <w:proofErr w:type="gramStart"/>
+            <w:r>
+              <w:rPr>
+                <w:rFonts w:cs="Calibri"/>
+                <w:sz w:val="20"/>
+                <w:szCs w:val="20"/>
+              </w:rPr>
+              <w:t>Provenance.entity.what</w:t>
+            </w:r>
+            <w:proofErr w:type="gramEnd"/>
+            <w:r>
+              <w:rPr>
+                <w:rFonts w:cs="Calibri"/>
+                <w:sz w:val="20"/>
+                <w:szCs w:val="20"/>
+              </w:rPr>
+              <w:t>.identifier.</w:t>
             </w:r>
           </w:p>
         </w:tc>
@@ -27832,7 +28117,25 @@
                 <w:sz w:val="20"/>
                 <w:szCs w:val="20"/>
               </w:rPr>
-              <w:t>[lokationsnummer]#[brevid] is automatically inserted in Provenance.entity.what.identifier</w:t>
+              <w:t xml:space="preserve">[lokationsnummer]#[brevid] is automatically inserted in </w:t>
+            </w:r>
+            <w:proofErr w:type="gramStart"/>
+            <w:r>
+              <w:rPr>
+                <w:rFonts w:cs="Calibri"/>
+                <w:sz w:val="20"/>
+                <w:szCs w:val="20"/>
+              </w:rPr>
+              <w:t>Provenance.entity.what</w:t>
+            </w:r>
+            <w:proofErr w:type="gramEnd"/>
+            <w:r>
+              <w:rPr>
+                <w:rFonts w:cs="Calibri"/>
+                <w:sz w:val="20"/>
+                <w:szCs w:val="20"/>
+              </w:rPr>
+              <w:t>.identifier</w:t>
             </w:r>
           </w:p>
         </w:tc>
@@ -27884,6 +28187,7 @@
                   <w:listItem w:displayText="Ej relevant" w:value="Ej relevant"/>
                 </w:dropDownList>
               </w:sdtPr>
+              <w:sdtEndPr/>
               <w:sdtContent>
                 <w:r>
                   <w:rPr>
@@ -28033,6 +28337,7 @@
                   <w:listItem w:displayText="Ej relevant" w:value="Ej relevant"/>
                 </w:dropDownList>
               </w:sdtPr>
+              <w:sdtEndPr/>
               <w:sdtContent>
                 <w:r>
                   <w:rPr>
@@ -28216,6 +28521,7 @@
                   <w:listItem w:displayText="Ej relevant" w:value="Ej relevant"/>
                 </w:dropDownList>
               </w:sdtPr>
+              <w:sdtEndPr/>
               <w:sdtContent>
                 <w:r>
                   <w:rPr>
@@ -28232,7 +28538,7 @@
       </w:tr>
     </w:tbl>
     <w:p>
-      <w:bookmarkStart w:name="_Ref126225891" w:id="66"/>
+      <w:bookmarkStart w:id="59" w:name="_Ref126225891"/>
     </w:p>
     <w:p>
       <w:r>
@@ -28247,7 +28553,7 @@
           <w:numId w:val="16"/>
         </w:numPr>
       </w:pPr>
-      <w:bookmarkStart w:name="_Ref169528535" w:id="67"/>
+      <w:bookmarkStart w:id="60" w:name="_Ref169528535"/>
       <w:r>
         <w:lastRenderedPageBreak/>
         <w:t>S2.A4</w:t>
@@ -28255,7 +28561,7 @@
       <w:r>
         <w:t>: Reply to own most previously sent message</w:t>
       </w:r>
-      <w:bookmarkEnd w:id="67"/>
+      <w:bookmarkEnd w:id="60"/>
     </w:p>
     <w:p>
       <w:pPr>
@@ -28670,6 +28976,7 @@
                   <w:listItem w:displayText="Ej relevant" w:value="Ej relevant"/>
                 </w:dropDownList>
               </w:sdtPr>
+              <w:sdtEndPr/>
               <w:sdtContent>
                 <w:r>
                   <w:rPr>
@@ -28844,6 +29151,7 @@
                   <w:listItem w:displayText="Ej relevant" w:value="Ej relevant"/>
                 </w:dropDownList>
               </w:sdtPr>
+              <w:sdtEndPr/>
               <w:sdtContent>
                 <w:r>
                   <w:rPr>
@@ -29204,6 +29512,7 @@
                   <w:listItem w:displayText="Ej relevant" w:value="Ej relevant"/>
                 </w:dropDownList>
               </w:sdtPr>
+              <w:sdtEndPr/>
               <w:sdtContent>
                 <w:r>
                   <w:rPr>
@@ -29347,6 +29656,7 @@
                   <w:listItem w:displayText="Ej relevant" w:value="Ej relevant"/>
                 </w:dropDownList>
               </w:sdtPr>
+              <w:sdtEndPr/>
               <w:sdtContent>
                 <w:r>
                   <w:rPr>
@@ -29539,6 +29849,7 @@
                   <w:listItem w:displayText="Ej relevant" w:value="Ej relevant"/>
                 </w:dropDownList>
               </w:sdtPr>
+              <w:sdtEndPr/>
               <w:sdtContent>
                 <w:r>
                   <w:rPr>
@@ -29694,6 +30005,7 @@
                   <w:listItem w:displayText="Ej relevant" w:value="Ej relevant"/>
                 </w:dropDownList>
               </w:sdtPr>
+              <w:sdtEndPr/>
               <w:sdtContent>
                 <w:r>
                   <w:rPr>
@@ -29886,7 +30198,7 @@
               </w:rPr>
               <w:t xml:space="preserve">**MedCom has a defined list of </w:t>
             </w:r>
-            <w:hyperlink w:history="1" r:id="rId36">
+            <w:hyperlink r:id="rId36" w:history="1">
               <w:r>
                 <w:rPr>
                   <w:rStyle w:val="Hyperlink"/>
@@ -30097,6 +30409,7 @@
                   <w:listItem w:displayText="Ej relevant" w:value="Ej relevant"/>
                 </w:dropDownList>
               </w:sdtPr>
+              <w:sdtEndPr/>
               <w:sdtContent>
                 <w:r>
                   <w:rPr>
@@ -30300,6 +30613,7 @@
                   <w:listItem w:displayText="Ej relevant" w:value="Ej relevant"/>
                 </w:dropDownList>
               </w:sdtPr>
+              <w:sdtEndPr/>
               <w:sdtContent>
                 <w:r>
                   <w:rPr>
@@ -30327,13 +30641,13 @@
     <w:p>
       <w:pPr>
         <w:rPr>
-          <w:rFonts w:asciiTheme="majorHAnsi" w:hAnsiTheme="majorHAnsi" w:eastAsiaTheme="majorEastAsia" w:cstheme="majorBidi"/>
+          <w:rFonts w:asciiTheme="majorHAnsi" w:eastAsiaTheme="majorEastAsia" w:hAnsiTheme="majorHAnsi" w:cstheme="majorBidi"/>
           <w:color w:val="1F3763" w:themeColor="accent1" w:themeShade="7F"/>
           <w:sz w:val="24"/>
           <w:szCs w:val="24"/>
         </w:rPr>
       </w:pPr>
-      <w:bookmarkStart w:name="_Ref127431097" w:id="68"/>
+      <w:bookmarkStart w:id="61" w:name="_Ref127431097"/>
       <w:r>
         <w:br w:type="page"/>
       </w:r>
@@ -30346,8 +30660,8 @@
           <w:numId w:val="16"/>
         </w:numPr>
       </w:pPr>
-      <w:bookmarkStart w:name="_Ref182903728" w:id="69"/>
-      <w:bookmarkStart w:name="_Ref194578000" w:id="70"/>
+      <w:bookmarkStart w:id="62" w:name="_Ref182903728"/>
+      <w:bookmarkStart w:id="63" w:name="_Ref194578000"/>
       <w:r>
         <w:lastRenderedPageBreak/>
         <w:t>S3</w:t>
@@ -30364,16 +30678,16 @@
       <w:r>
         <w:t xml:space="preserve"> CareCommunication</w:t>
       </w:r>
-      <w:bookmarkEnd w:id="66"/>
-      <w:bookmarkEnd w:id="68"/>
-      <w:bookmarkEnd w:id="69"/>
+      <w:bookmarkEnd w:id="59"/>
+      <w:bookmarkEnd w:id="61"/>
+      <w:bookmarkEnd w:id="62"/>
       <w:r>
         <w:t xml:space="preserve"> </w:t>
       </w:r>
       <w:r>
         <w:t>and change category and topic</w:t>
       </w:r>
-      <w:bookmarkEnd w:id="70"/>
+      <w:bookmarkEnd w:id="63"/>
       <w:r>
         <w:t xml:space="preserve"> </w:t>
       </w:r>
@@ -30705,10 +31019,10 @@
                 <w:szCs w:val="20"/>
               </w:rPr>
             </w:pPr>
-            <w:bookmarkStart w:name="_Ref156463755" w:id="71"/>
-          </w:p>
-        </w:tc>
-        <w:bookmarkEnd w:id="71"/>
+            <w:bookmarkStart w:id="64" w:name="_Ref156463755"/>
+          </w:p>
+        </w:tc>
+        <w:bookmarkEnd w:id="64"/>
         <w:tc>
           <w:tcPr>
             <w:tcW w:w="3078" w:type="dxa"/>
@@ -30855,6 +31169,7 @@
                   <w:listItem w:displayText="Ej relevant" w:value="Ej relevant"/>
                 </w:dropDownList>
               </w:sdtPr>
+              <w:sdtEndPr/>
               <w:sdtContent>
                 <w:r>
                   <w:rPr>
@@ -30887,10 +31202,10 @@
                 <w:szCs w:val="20"/>
               </w:rPr>
             </w:pPr>
-            <w:bookmarkStart w:name="_Ref131072905" w:id="72"/>
-          </w:p>
-        </w:tc>
-        <w:bookmarkEnd w:id="72"/>
+            <w:bookmarkStart w:id="65" w:name="_Ref131072905"/>
+          </w:p>
+        </w:tc>
+        <w:bookmarkEnd w:id="65"/>
         <w:tc>
           <w:tcPr>
             <w:tcW w:w="3078" w:type="dxa"/>
@@ -30997,6 +31312,7 @@
                   <w:listItem w:displayText="Ej relevant" w:value="Ej relevant"/>
                 </w:dropDownList>
               </w:sdtPr>
+              <w:sdtEndPr/>
               <w:sdtContent>
                 <w:r>
                   <w:rPr>
@@ -31208,6 +31524,7 @@
                   <w:listItem w:displayText="Ej relevant" w:value="Ej relevant"/>
                 </w:dropDownList>
               </w:sdtPr>
+              <w:sdtEndPr/>
               <w:sdtContent>
                 <w:r>
                   <w:rPr>
@@ -31241,10 +31558,10 @@
                 <w:szCs w:val="20"/>
               </w:rPr>
             </w:pPr>
-            <w:bookmarkStart w:name="_Ref131073184" w:id="73"/>
-          </w:p>
-        </w:tc>
-        <w:bookmarkEnd w:id="73"/>
+            <w:bookmarkStart w:id="66" w:name="_Ref131073184"/>
+          </w:p>
+        </w:tc>
+        <w:bookmarkEnd w:id="66"/>
         <w:tc>
           <w:tcPr>
             <w:tcW w:w="3078" w:type="dxa"/>
@@ -31407,6 +31724,7 @@
                   <w:listItem w:displayText="Ej relevant" w:value="Ej relevant"/>
                 </w:dropDownList>
               </w:sdtPr>
+              <w:sdtEndPr/>
               <w:sdtContent>
                 <w:r>
                   <w:rPr>
@@ -31592,6 +31910,7 @@
                   <w:listItem w:displayText="Ej relevant" w:value="Ej relevant"/>
                 </w:dropDownList>
               </w:sdtPr>
+              <w:sdtEndPr/>
               <w:sdtContent>
                 <w:r>
                   <w:rPr>
@@ -31735,6 +32054,7 @@
                   <w:listItem w:displayText="Ej relevant" w:value="Ej relevant"/>
                 </w:dropDownList>
               </w:sdtPr>
+              <w:sdtEndPr/>
               <w:sdtContent>
                 <w:r>
                   <w:rPr>
@@ -31904,6 +32224,7 @@
                   <w:listItem w:displayText="Ej relevant" w:value="Ej relevant"/>
                 </w:dropDownList>
               </w:sdtPr>
+              <w:sdtEndPr/>
               <w:sdtContent>
                 <w:r>
                   <w:rPr>
@@ -31936,10 +32257,10 @@
                 <w:szCs w:val="20"/>
               </w:rPr>
             </w:pPr>
-            <w:bookmarkStart w:name="_Ref122434490" w:id="74"/>
-          </w:p>
-        </w:tc>
-        <w:bookmarkEnd w:id="74"/>
+            <w:bookmarkStart w:id="67" w:name="_Ref122434490"/>
+          </w:p>
+        </w:tc>
+        <w:bookmarkEnd w:id="67"/>
         <w:tc>
           <w:tcPr>
             <w:tcW w:w="3078" w:type="dxa"/>
@@ -32046,6 +32367,7 @@
                   <w:listItem w:displayText="Ej relevant" w:value="Ej relevant"/>
                 </w:dropDownList>
               </w:sdtPr>
+              <w:sdtEndPr/>
               <w:sdtContent>
                 <w:r>
                   <w:rPr>
@@ -32234,7 +32556,7 @@
               </w:rPr>
               <w:t xml:space="preserve">**MedCom has a defined list of </w:t>
             </w:r>
-            <w:hyperlink w:history="1" r:id="rId37">
+            <w:hyperlink r:id="rId37" w:history="1">
               <w:r>
                 <w:rPr>
                   <w:rStyle w:val="Hyperlink"/>
@@ -32446,6 +32768,7 @@
                   <w:listItem w:displayText="Ej relevant" w:value="Ej relevant"/>
                 </w:dropDownList>
               </w:sdtPr>
+              <w:sdtEndPr/>
               <w:sdtContent>
                 <w:r>
                   <w:rPr>
@@ -32647,6 +32970,7 @@
                   <w:listItem w:displayText="Ej relevant" w:value="Ej relevant"/>
                 </w:dropDownList>
               </w:sdtPr>
+              <w:sdtEndPr/>
               <w:sdtContent>
                 <w:r>
                   <w:rPr>
@@ -32899,14 +33223,30 @@
                 <w:sz w:val="20"/>
                 <w:szCs w:val="20"/>
               </w:rPr>
-              <w:t>Type of message stated in Provenance.</w:t>
-            </w:r>
-            <w:r>
-              <w:rPr>
-                <w:sz w:val="20"/>
-                <w:szCs w:val="20"/>
-              </w:rPr>
-              <w:t>activity.code.</w:t>
+              <w:t xml:space="preserve">Type of message stated in </w:t>
+            </w:r>
+            <w:proofErr w:type="gramStart"/>
+            <w:r>
+              <w:rPr>
+                <w:sz w:val="20"/>
+                <w:szCs w:val="20"/>
+              </w:rPr>
+              <w:t>Provenance.</w:t>
+            </w:r>
+            <w:r>
+              <w:rPr>
+                <w:sz w:val="20"/>
+                <w:szCs w:val="20"/>
+              </w:rPr>
+              <w:t>activity.code</w:t>
+            </w:r>
+            <w:proofErr w:type="gramEnd"/>
+            <w:r>
+              <w:rPr>
+                <w:sz w:val="20"/>
+                <w:szCs w:val="20"/>
+              </w:rPr>
+              <w:t>.</w:t>
             </w:r>
           </w:p>
           <w:p>
@@ -33154,7 +33494,43 @@
                 <w:sz w:val="20"/>
                 <w:szCs w:val="20"/>
               </w:rPr>
-              <w:t>Correct technical references to the message segments (Communication.payload.extension: valueIdentifier) are inserted in the Provenance (Provenance.entity.role).</w:t>
+              <w:t>Correct technical references to the message segments (</w:t>
+            </w:r>
+            <w:proofErr w:type="gramStart"/>
+            <w:r>
+              <w:rPr>
+                <w:rFonts w:eastAsia="Times New Roman" w:cs="Calibri"/>
+                <w:sz w:val="20"/>
+                <w:szCs w:val="20"/>
+              </w:rPr>
+              <w:t>Communication.payload.extension</w:t>
+            </w:r>
+            <w:proofErr w:type="gramEnd"/>
+            <w:r>
+              <w:rPr>
+                <w:rFonts w:eastAsia="Times New Roman" w:cs="Calibri"/>
+                <w:sz w:val="20"/>
+                <w:szCs w:val="20"/>
+              </w:rPr>
+              <w:t>: valueIdentifier) are inserted in the Provenance (</w:t>
+            </w:r>
+            <w:proofErr w:type="gramStart"/>
+            <w:r>
+              <w:rPr>
+                <w:rFonts w:eastAsia="Times New Roman" w:cs="Calibri"/>
+                <w:sz w:val="20"/>
+                <w:szCs w:val="20"/>
+              </w:rPr>
+              <w:t>Provenance.entity.role</w:t>
+            </w:r>
+            <w:proofErr w:type="gramEnd"/>
+            <w:r>
+              <w:rPr>
+                <w:rFonts w:eastAsia="Times New Roman" w:cs="Calibri"/>
+                <w:sz w:val="20"/>
+                <w:szCs w:val="20"/>
+              </w:rPr>
+              <w:t>).</w:t>
             </w:r>
           </w:p>
           <w:p>
@@ -33220,6 +33596,7 @@
               </w:rPr>
               <w:t>‘</w:t>
             </w:r>
+            <w:proofErr w:type="gramStart"/>
             <w:r>
               <w:rPr>
                 <w:sz w:val="20"/>
@@ -33227,12 +33604,29 @@
               </w:rPr>
               <w:t>forward</w:t>
             </w:r>
-            <w:r>
-              <w:rPr>
-                <w:sz w:val="20"/>
-                <w:szCs w:val="20"/>
-              </w:rPr>
-              <w:t xml:space="preserve">-message’ is included in Provenance.activity.code. </w:t>
+            <w:proofErr w:type="gramEnd"/>
+            <w:r>
+              <w:rPr>
+                <w:sz w:val="20"/>
+                <w:szCs w:val="20"/>
+              </w:rPr>
+              <w:t xml:space="preserve">-message’ is included in </w:t>
+            </w:r>
+            <w:proofErr w:type="gramStart"/>
+            <w:r>
+              <w:rPr>
+                <w:sz w:val="20"/>
+                <w:szCs w:val="20"/>
+              </w:rPr>
+              <w:t>Provenance.activity.code</w:t>
+            </w:r>
+            <w:proofErr w:type="gramEnd"/>
+            <w:r>
+              <w:rPr>
+                <w:sz w:val="20"/>
+                <w:szCs w:val="20"/>
+              </w:rPr>
+              <w:t xml:space="preserve">. </w:t>
             </w:r>
           </w:p>
           <w:p>
@@ -33305,6 +33699,7 @@
                   <w:listItem w:displayText="Ej relevant" w:value="Ej relevant"/>
                 </w:dropDownList>
               </w:sdtPr>
+              <w:sdtEndPr/>
               <w:sdtContent>
                 <w:r>
                   <w:rPr>
@@ -33324,13 +33719,13 @@
     <w:p>
       <w:pPr>
         <w:rPr>
-          <w:rFonts w:asciiTheme="majorHAnsi" w:hAnsiTheme="majorHAnsi" w:eastAsiaTheme="majorEastAsia" w:cstheme="majorBidi"/>
+          <w:rFonts w:asciiTheme="majorHAnsi" w:eastAsiaTheme="majorEastAsia" w:hAnsiTheme="majorHAnsi" w:cstheme="majorBidi"/>
           <w:color w:val="1F3763" w:themeColor="accent1" w:themeShade="7F"/>
           <w:sz w:val="24"/>
           <w:szCs w:val="24"/>
         </w:rPr>
       </w:pPr>
-      <w:bookmarkStart w:name="_Ref126225907" w:id="75"/>
+      <w:bookmarkStart w:id="68" w:name="_Ref126225907"/>
       <w:r>
         <w:br w:type="page"/>
       </w:r>
@@ -33343,7 +33738,7 @@
           <w:numId w:val="16"/>
         </w:numPr>
       </w:pPr>
-      <w:bookmarkStart w:name="_Ref195039581" w:id="76"/>
+      <w:bookmarkStart w:id="69" w:name="_Ref195039581"/>
       <w:r>
         <w:lastRenderedPageBreak/>
         <w:t>S3</w:t>
@@ -33357,11 +33752,11 @@
       <w:r>
         <w:t xml:space="preserve">: </w:t>
       </w:r>
-      <w:bookmarkEnd w:id="75"/>
+      <w:bookmarkEnd w:id="68"/>
       <w:r>
         <w:t>Forward CareCommunication with attached files</w:t>
       </w:r>
-      <w:bookmarkEnd w:id="76"/>
+      <w:bookmarkEnd w:id="69"/>
       <w:r>
         <w:t xml:space="preserve"> </w:t>
       </w:r>
@@ -33698,10 +34093,10 @@
                 <w:szCs w:val="20"/>
               </w:rPr>
             </w:pPr>
-            <w:bookmarkStart w:name="_Ref122507487" w:id="77"/>
-          </w:p>
-        </w:tc>
-        <w:bookmarkEnd w:id="77"/>
+            <w:bookmarkStart w:id="70" w:name="_Ref122507487"/>
+          </w:p>
+        </w:tc>
+        <w:bookmarkEnd w:id="70"/>
         <w:tc>
           <w:tcPr>
             <w:tcW w:w="2997" w:type="dxa"/>
@@ -34055,6 +34450,7 @@
                   <w:listItem w:displayText="Ej relevant" w:value="Ej relevant"/>
                 </w:dropDownList>
               </w:sdtPr>
+              <w:sdtEndPr/>
               <w:sdtContent>
                 <w:r>
                   <w:rPr>
@@ -34262,6 +34658,7 @@
                   <w:listItem w:displayText="Ej relevant" w:value="Ej relevant"/>
                 </w:dropDownList>
               </w:sdtPr>
+              <w:sdtEndPr/>
               <w:sdtContent>
                 <w:r>
                   <w:rPr>
@@ -34414,6 +34811,7 @@
                   <w:listItem w:displayText="Ej relevant" w:value="Ej relevant"/>
                 </w:dropDownList>
               </w:sdtPr>
+              <w:sdtEndPr/>
               <w:sdtContent>
                 <w:r>
                   <w:rPr>
@@ -34700,6 +35098,7 @@
                   <w:listItem w:displayText="Ej relevant" w:value="Ej relevant"/>
                 </w:dropDownList>
               </w:sdtPr>
+              <w:sdtEndPr/>
               <w:sdtContent>
                 <w:r>
                   <w:rPr>
@@ -34890,7 +35289,7 @@
               </w:rPr>
               <w:t xml:space="preserve">**MedCom has a defined list of </w:t>
             </w:r>
-            <w:hyperlink w:history="1" r:id="rId39">
+            <w:hyperlink r:id="rId39" w:history="1">
               <w:r>
                 <w:rPr>
                   <w:rStyle w:val="Hyperlink"/>
@@ -35114,6 +35513,7 @@
                   <w:listItem w:displayText="Ej relevant" w:value="Ej relevant"/>
                 </w:dropDownList>
               </w:sdtPr>
+              <w:sdtEndPr/>
               <w:sdtContent>
                 <w:r>
                   <w:rPr>
@@ -35317,6 +35717,7 @@
                   <w:listItem w:displayText="Ej relevant" w:value="Ej relevant"/>
                 </w:dropDownList>
               </w:sdtPr>
+              <w:sdtEndPr/>
               <w:sdtContent>
                 <w:r>
                   <w:rPr>
@@ -35477,6 +35878,7 @@
                   <w:listItem w:displayText="Ej relevant" w:value="Ej relevant"/>
                 </w:dropDownList>
               </w:sdtPr>
+              <w:sdtEndPr/>
               <w:sdtContent>
                 <w:r>
                   <w:rPr>
@@ -35627,6 +36029,7 @@
                   <w:listItem w:displayText="Ej relevant" w:value="Ej relevant"/>
                 </w:dropDownList>
               </w:sdtPr>
+              <w:sdtEndPr/>
               <w:sdtContent>
                 <w:r>
                   <w:rPr>
@@ -35656,15 +36059,15 @@
           <w:numId w:val="16"/>
         </w:numPr>
       </w:pPr>
-      <w:bookmarkStart w:name="_S3.A3:_Forward_a" w:id="78"/>
-      <w:bookmarkStart w:name="_Ref127451610" w:id="79"/>
-      <w:bookmarkStart w:name="_Ref210381487" w:id="80"/>
-      <w:bookmarkEnd w:id="78"/>
+      <w:bookmarkStart w:id="71" w:name="_S3.A3:_Forward_a"/>
+      <w:bookmarkStart w:id="72" w:name="_Ref127451610"/>
+      <w:bookmarkStart w:id="73" w:name="_Ref210381487"/>
+      <w:bookmarkEnd w:id="71"/>
       <w:r>
         <w:lastRenderedPageBreak/>
         <w:t xml:space="preserve">S3.A3: </w:t>
       </w:r>
-      <w:bookmarkEnd w:id="79"/>
+      <w:bookmarkEnd w:id="72"/>
       <w:r>
         <w:t xml:space="preserve">Forward a </w:t>
       </w:r>
@@ -35677,7 +36080,7 @@
       <w:r>
         <w:t>thread</w:t>
       </w:r>
-      <w:bookmarkEnd w:id="80"/>
+      <w:bookmarkEnd w:id="73"/>
       <w:r>
         <w:t xml:space="preserve"> </w:t>
       </w:r>
@@ -36392,6 +36795,7 @@
                   <w:listItem w:displayText="Ej relevant" w:value="Ej relevant"/>
                 </w:dropDownList>
               </w:sdtPr>
+              <w:sdtEndPr/>
               <w:sdtContent>
                 <w:r>
                   <w:rPr>
@@ -36560,6 +36964,7 @@
                   <w:listItem w:displayText="Ej relevant" w:value="Ej relevant"/>
                 </w:dropDownList>
               </w:sdtPr>
+              <w:sdtEndPr/>
               <w:sdtContent>
                 <w:r>
                   <w:rPr>
@@ -36733,6 +37138,7 @@
                   <w:listItem w:displayText="Ej relevant" w:value="Ej relevant"/>
                 </w:dropDownList>
               </w:sdtPr>
+              <w:sdtEndPr/>
               <w:sdtContent>
                 <w:r>
                   <w:rPr>
@@ -36936,6 +37342,7 @@
                   <w:listItem w:displayText="Ej relevant" w:value="Ej relevant"/>
                 </w:dropDownList>
               </w:sdtPr>
+              <w:sdtEndPr/>
               <w:sdtContent>
                 <w:r>
                   <w:rPr>
@@ -37076,6 +37483,7 @@
                   <w:listItem w:displayText="Ej relevant" w:value="Ej relevant"/>
                 </w:dropDownList>
               </w:sdtPr>
+              <w:sdtEndPr/>
               <w:sdtContent>
                 <w:r>
                   <w:rPr>
@@ -37340,6 +37748,7 @@
                   <w:listItem w:displayText="Ej relevant" w:value="Ej relevant"/>
                 </w:dropDownList>
               </w:sdtPr>
+              <w:sdtEndPr/>
               <w:sdtContent>
                 <w:r>
                   <w:rPr>
@@ -37509,6 +37918,7 @@
                   <w:listItem w:displayText="Ej relevant" w:value="Ej relevant"/>
                 </w:dropDownList>
               </w:sdtPr>
+              <w:sdtEndPr/>
               <w:sdtContent>
                 <w:r>
                   <w:rPr>
@@ -37675,6 +38085,7 @@
                   <w:listItem w:displayText="Ej relevant" w:value="Ej relevant"/>
                 </w:dropDownList>
               </w:sdtPr>
+              <w:sdtEndPr/>
               <w:sdtContent>
                 <w:r>
                   <w:rPr>
@@ -37865,7 +38276,7 @@
               <w:lastRenderedPageBreak/>
               <w:t xml:space="preserve">**MedCom has a defined list of </w:t>
             </w:r>
-            <w:hyperlink w:history="1" r:id="rId40">
+            <w:hyperlink r:id="rId40" w:history="1">
               <w:r>
                 <w:rPr>
                   <w:rStyle w:val="Hyperlink"/>
@@ -38088,6 +38499,7 @@
                   <w:listItem w:displayText="Ej relevant" w:value="Ej relevant"/>
                 </w:dropDownList>
               </w:sdtPr>
+              <w:sdtEndPr/>
               <w:sdtContent>
                 <w:r>
                   <w:rPr>
@@ -38289,6 +38701,7 @@
                   <w:listItem w:displayText="Ej relevant" w:value="Ej relevant"/>
                 </w:dropDownList>
               </w:sdtPr>
+              <w:sdtEndPr/>
               <w:sdtContent>
                 <w:r>
                   <w:rPr>
@@ -38426,6 +38839,7 @@
                   <w:listItem w:displayText="Ej relevant" w:value="Ej relevant"/>
                 </w:dropDownList>
               </w:sdtPr>
+              <w:sdtEndPr/>
               <w:sdtContent>
                 <w:r>
                   <w:rPr>
@@ -38574,6 +38988,7 @@
                   <w:listItem w:displayText="Ej relevant" w:value="Ej relevant"/>
                 </w:dropDownList>
               </w:sdtPr>
+              <w:sdtEndPr/>
               <w:sdtContent>
                 <w:r>
                   <w:rPr>
@@ -38605,11 +39020,12 @@
           <w:color w:val="152F4A"/>
         </w:rPr>
       </w:pPr>
-      <w:bookmarkStart w:name="_Toc796120248" w:id="192985829"/>
+      <w:bookmarkStart w:id="74" w:name="_Toc796120248"/>
       <w:r>
         <w:rPr>
           <w:color w:val="152F4A"/>
         </w:rPr>
+        <w:lastRenderedPageBreak/>
         <w:t xml:space="preserve">Test </w:t>
       </w:r>
       <w:r>
@@ -38642,7 +39058,7 @@
         </w:rPr>
         <w:t>chnical requirements</w:t>
       </w:r>
-      <w:bookmarkEnd w:id="192985829"/>
+      <w:bookmarkEnd w:id="74"/>
     </w:p>
     <w:p>
       <w:r>
@@ -39198,13 +39614,23 @@
               </w:rPr>
               <w:t>receiver (</w:t>
             </w:r>
+            <w:proofErr w:type="gramStart"/>
             <w:r>
               <w:rPr>
                 <w:sz w:val="20"/>
                 <w:szCs w:val="20"/>
                 <w:lang w:eastAsia="da-DK"/>
               </w:rPr>
-              <w:t>MessageHeader.destination.receiver).</w:t>
+              <w:t>MessageHeader.destination.receiver</w:t>
+            </w:r>
+            <w:proofErr w:type="gramEnd"/>
+            <w:r>
+              <w:rPr>
+                <w:sz w:val="20"/>
+                <w:szCs w:val="20"/>
+                <w:lang w:eastAsia="da-DK"/>
+              </w:rPr>
+              <w:t>).</w:t>
             </w:r>
           </w:p>
         </w:tc>
@@ -39310,6 +39736,7 @@
                   <w:listItem w:displayText="Ej relevant" w:value="Ej relevant"/>
                 </w:dropDownList>
               </w:sdtPr>
+              <w:sdtEndPr/>
               <w:sdtContent>
                 <w:r>
                   <w:rPr>
@@ -39400,7 +39827,25 @@
                 <w:szCs w:val="20"/>
                 <w:lang w:eastAsia="da-DK"/>
               </w:rPr>
-              <w:t>Explain the use of specific sender (Communication.extension.sender)</w:t>
+              <w:t>Explain the use of specific sender (</w:t>
+            </w:r>
+            <w:proofErr w:type="gramStart"/>
+            <w:r>
+              <w:rPr>
+                <w:sz w:val="20"/>
+                <w:szCs w:val="20"/>
+                <w:lang w:eastAsia="da-DK"/>
+              </w:rPr>
+              <w:t>Communication.extension.sender</w:t>
+            </w:r>
+            <w:proofErr w:type="gramEnd"/>
+            <w:r>
+              <w:rPr>
+                <w:sz w:val="20"/>
+                <w:szCs w:val="20"/>
+                <w:lang w:eastAsia="da-DK"/>
+              </w:rPr>
+              <w:t>)</w:t>
             </w:r>
             <w:r>
               <w:rPr>
@@ -39564,6 +40009,7 @@
                   <w:listItem w:displayText="Ej relevant" w:value="Ej relevant"/>
                 </w:dropDownList>
               </w:sdtPr>
+              <w:sdtEndPr/>
               <w:sdtContent>
                 <w:r>
                   <w:rPr>
@@ -39752,7 +40198,7 @@
             <w:r>
               <w:t xml:space="preserve"> </w:t>
             </w:r>
-            <w:hyperlink w:history="1" w:anchor="patient-identifiers" r:id="rId41">
+            <w:hyperlink r:id="rId41" w:anchor="patient-identifiers" w:history="1">
               <w:r>
                 <w:rPr>
                   <w:rStyle w:val="Hyperlink"/>
@@ -39858,6 +40304,7 @@
                   <w:listItem w:displayText="Ej relevant" w:value="Ej relevant"/>
                 </w:dropDownList>
               </w:sdtPr>
+              <w:sdtEndPr/>
               <w:sdtContent>
                 <w:r>
                   <w:rPr>
@@ -40125,6 +40572,7 @@
                   <w:listItem w:displayText="Ej relevant" w:value="Ej relevant"/>
                 </w:dropDownList>
               </w:sdtPr>
+              <w:sdtEndPr/>
               <w:sdtContent>
                 <w:r>
                   <w:rPr>
@@ -40383,6 +40831,7 @@
                   <w:listItem w:displayText="Ej relevant" w:value="Ej relevant"/>
                 </w:dropDownList>
               </w:sdtPr>
+              <w:sdtEndPr/>
               <w:sdtContent>
                 <w:r>
                   <w:rPr>
@@ -40990,6 +41439,7 @@
                   <w:listItem w:displayText="Ej relevant" w:value="Ej relevant"/>
                 </w:dropDownList>
               </w:sdtPr>
+              <w:sdtEndPr/>
               <w:sdtContent>
                 <w:r>
                   <w:rPr>
@@ -41093,13 +41543,23 @@
                 <w:lang w:eastAsia="da-DK"/>
               </w:rPr>
             </w:pPr>
+            <w:proofErr w:type="gramStart"/>
             <w:r>
               <w:rPr>
                 <w:sz w:val="20"/>
                 <w:szCs w:val="20"/>
                 <w:lang w:eastAsia="da-DK"/>
               </w:rPr>
-              <w:t>Communication.payload.extension.date</w:t>
+              <w:t>Communication.payload.extension</w:t>
+            </w:r>
+            <w:proofErr w:type="gramEnd"/>
+            <w:r>
+              <w:rPr>
+                <w:sz w:val="20"/>
+                <w:szCs w:val="20"/>
+                <w:lang w:eastAsia="da-DK"/>
+              </w:rPr>
+              <w:t>.date</w:t>
             </w:r>
           </w:p>
           <w:p>
@@ -41222,7 +41682,7 @@
               </w:rPr>
               <w:t xml:space="preserve"> </w:t>
             </w:r>
-            <w:hyperlink w:history="1" w:anchor="timestamps" r:id="rId42">
+            <w:hyperlink r:id="rId42" w:anchor="timestamps" w:history="1">
               <w:r>
                 <w:rPr>
                   <w:rStyle w:val="Hyperlink"/>
@@ -41346,6 +41806,7 @@
                   <w:listItem w:displayText="Ej relevant" w:value="Ej relevant"/>
                 </w:dropDownList>
               </w:sdtPr>
+              <w:sdtEndPr/>
               <w:sdtContent>
                 <w:r>
                   <w:rPr>
@@ -41497,13 +41958,23 @@
                 <w:lang w:eastAsia="da-DK"/>
               </w:rPr>
             </w:pPr>
+            <w:proofErr w:type="gramStart"/>
             <w:r>
               <w:rPr>
                 <w:sz w:val="20"/>
                 <w:szCs w:val="20"/>
                 <w:lang w:eastAsia="da-DK"/>
               </w:rPr>
-              <w:t>Communication.payload.extension.date for the previous message segment(s) is unchanges</w:t>
+              <w:t>Communication.payload.extension</w:t>
+            </w:r>
+            <w:proofErr w:type="gramEnd"/>
+            <w:r>
+              <w:rPr>
+                <w:sz w:val="20"/>
+                <w:szCs w:val="20"/>
+                <w:lang w:eastAsia="da-DK"/>
+              </w:rPr>
+              <w:t>.date for the previous message segment(s) is unchanges</w:t>
             </w:r>
           </w:p>
           <w:p>
@@ -41520,13 +41991,23 @@
                 <w:lang w:eastAsia="da-DK"/>
               </w:rPr>
             </w:pPr>
+            <w:proofErr w:type="gramStart"/>
             <w:r>
               <w:rPr>
                 <w:sz w:val="20"/>
                 <w:szCs w:val="20"/>
                 <w:lang w:eastAsia="da-DK"/>
               </w:rPr>
-              <w:t>Communication.payload.extension.date for the new message segment is new</w:t>
+              <w:t>Communication.payload.extension</w:t>
+            </w:r>
+            <w:proofErr w:type="gramEnd"/>
+            <w:r>
+              <w:rPr>
+                <w:sz w:val="20"/>
+                <w:szCs w:val="20"/>
+                <w:lang w:eastAsia="da-DK"/>
+              </w:rPr>
+              <w:t>.date for the new message segment is new</w:t>
             </w:r>
           </w:p>
         </w:tc>
@@ -41561,13 +42042,41 @@
               </w:rPr>
               <w:t xml:space="preserve">Bundle.timestamp and </w:t>
             </w:r>
+            <w:proofErr w:type="gramStart"/>
             <w:r>
               <w:rPr>
                 <w:sz w:val="20"/>
                 <w:szCs w:val="20"/>
                 <w:lang w:eastAsia="da-DK"/>
               </w:rPr>
-              <w:t>Communication.payload.extension.date for the new message segment are new, whereas Communication.payload.extension.date for the previous message segment(s) are unchanged.</w:t>
+              <w:t>Communication.payload.extension</w:t>
+            </w:r>
+            <w:proofErr w:type="gramEnd"/>
+            <w:r>
+              <w:rPr>
+                <w:sz w:val="20"/>
+                <w:szCs w:val="20"/>
+                <w:lang w:eastAsia="da-DK"/>
+              </w:rPr>
+              <w:t xml:space="preserve">.date for the new message segment are new, whereas </w:t>
+            </w:r>
+            <w:proofErr w:type="gramStart"/>
+            <w:r>
+              <w:rPr>
+                <w:sz w:val="20"/>
+                <w:szCs w:val="20"/>
+                <w:lang w:eastAsia="da-DK"/>
+              </w:rPr>
+              <w:t>Communication.payload.extension</w:t>
+            </w:r>
+            <w:proofErr w:type="gramEnd"/>
+            <w:r>
+              <w:rPr>
+                <w:sz w:val="20"/>
+                <w:szCs w:val="20"/>
+                <w:lang w:eastAsia="da-DK"/>
+              </w:rPr>
+              <w:t>.date for the previous message segment(s) are unchanged.</w:t>
             </w:r>
           </w:p>
         </w:tc>
@@ -41621,6 +42130,7 @@
                   <w:listItem w:displayText="Ej relevant" w:value="Ej relevant"/>
                 </w:dropDownList>
               </w:sdtPr>
+              <w:sdtEndPr/>
               <w:sdtContent>
                 <w:r>
                   <w:rPr>
@@ -41772,13 +42282,23 @@
                 <w:lang w:eastAsia="da-DK"/>
               </w:rPr>
             </w:pPr>
+            <w:proofErr w:type="gramStart"/>
             <w:r>
               <w:rPr>
                 <w:sz w:val="20"/>
                 <w:szCs w:val="20"/>
                 <w:lang w:eastAsia="da-DK"/>
               </w:rPr>
-              <w:t>Communication.payload.extension.date for the previous message segment(s) is unchanges</w:t>
+              <w:t>Communication.payload.extension</w:t>
+            </w:r>
+            <w:proofErr w:type="gramEnd"/>
+            <w:r>
+              <w:rPr>
+                <w:sz w:val="20"/>
+                <w:szCs w:val="20"/>
+                <w:lang w:eastAsia="da-DK"/>
+              </w:rPr>
+              <w:t>.date for the previous message segment(s) is unchanges</w:t>
             </w:r>
           </w:p>
           <w:p>
@@ -41795,13 +42315,23 @@
                 <w:lang w:eastAsia="da-DK"/>
               </w:rPr>
             </w:pPr>
+            <w:proofErr w:type="gramStart"/>
             <w:r>
               <w:rPr>
                 <w:sz w:val="20"/>
                 <w:szCs w:val="20"/>
                 <w:lang w:eastAsia="da-DK"/>
               </w:rPr>
-              <w:t>Communication.payload.extension.date for the new message segment is new</w:t>
+              <w:t>Communication.payload.extension</w:t>
+            </w:r>
+            <w:proofErr w:type="gramEnd"/>
+            <w:r>
+              <w:rPr>
+                <w:sz w:val="20"/>
+                <w:szCs w:val="20"/>
+                <w:lang w:eastAsia="da-DK"/>
+              </w:rPr>
+              <w:t>.date for the new message segment is new</w:t>
             </w:r>
           </w:p>
         </w:tc>
@@ -41836,13 +42366,41 @@
               </w:rPr>
               <w:t xml:space="preserve">Bundle.timestamp and </w:t>
             </w:r>
+            <w:proofErr w:type="gramStart"/>
             <w:r>
               <w:rPr>
                 <w:sz w:val="20"/>
                 <w:szCs w:val="20"/>
                 <w:lang w:eastAsia="da-DK"/>
               </w:rPr>
-              <w:t>Communication.payload.extension.date for the new message segment are new, whereas Communication.payload.extension.date for the previous message segment(s) are unchanged.</w:t>
+              <w:t>Communication.payload.extension</w:t>
+            </w:r>
+            <w:proofErr w:type="gramEnd"/>
+            <w:r>
+              <w:rPr>
+                <w:sz w:val="20"/>
+                <w:szCs w:val="20"/>
+                <w:lang w:eastAsia="da-DK"/>
+              </w:rPr>
+              <w:t xml:space="preserve">.date for the new message segment are new, whereas </w:t>
+            </w:r>
+            <w:proofErr w:type="gramStart"/>
+            <w:r>
+              <w:rPr>
+                <w:sz w:val="20"/>
+                <w:szCs w:val="20"/>
+                <w:lang w:eastAsia="da-DK"/>
+              </w:rPr>
+              <w:t>Communication.payload.extension</w:t>
+            </w:r>
+            <w:proofErr w:type="gramEnd"/>
+            <w:r>
+              <w:rPr>
+                <w:sz w:val="20"/>
+                <w:szCs w:val="20"/>
+                <w:lang w:eastAsia="da-DK"/>
+              </w:rPr>
+              <w:t>.date for the previous message segment(s) are unchanged.</w:t>
             </w:r>
           </w:p>
         </w:tc>
@@ -41896,6 +42454,7 @@
                   <w:listItem w:displayText="Ej relevant" w:value="Ej relevant"/>
                 </w:dropDownList>
               </w:sdtPr>
+              <w:sdtEndPr/>
               <w:sdtContent>
                 <w:r>
                   <w:rPr>
@@ -42100,7 +42659,7 @@
               </w:rPr>
               <w:t xml:space="preserve">Read more about </w:t>
             </w:r>
-            <w:hyperlink w:history="1" r:id="rId43">
+            <w:hyperlink r:id="rId43" w:history="1">
               <w:r>
                 <w:rPr>
                   <w:rStyle w:val="Hyperlink"/>
@@ -42210,6 +42769,7 @@
                   <w:listItem w:displayText="Ej relevant" w:value="Ej relevant"/>
                 </w:dropDownList>
               </w:sdtPr>
+              <w:sdtEndPr/>
               <w:sdtContent>
                 <w:r>
                   <w:rPr>
@@ -42459,6 +43019,7 @@
                   <w:listItem w:displayText="Ej relevant" w:value="Ej relevant"/>
                 </w:dropDownList>
               </w:sdtPr>
+              <w:sdtEndPr/>
               <w:sdtContent>
                 <w:r>
                   <w:rPr>
@@ -42643,6 +43204,7 @@
                   <w:listItem w:displayText="Ej relevant" w:value="Ej relevant"/>
                 </w:dropDownList>
               </w:sdtPr>
+              <w:sdtEndPr/>
               <w:sdtContent>
                 <w:r>
                   <w:rPr>
@@ -42852,6 +43414,7 @@
                   <w:listItem w:displayText="Ej relevant" w:value="Ej relevant"/>
                 </w:dropDownList>
               </w:sdtPr>
+              <w:sdtEndPr/>
               <w:sdtContent>
                 <w:r>
                   <w:rPr>
@@ -42908,6 +43471,7 @@
                   <w:listItem w:displayText="Ej relevant" w:value="Ej relevant"/>
                 </w:dropDownList>
               </w:sdtPr>
+              <w:sdtEndPr/>
               <w:sdtContent>
                 <w:r>
                   <w:rPr>
@@ -43104,7 +43668,7 @@
               </w:rPr>
               <w:t xml:space="preserve">Read more about the </w:t>
             </w:r>
-            <w:hyperlink w:history="1" w:anchor="5-implementation-requirements-for-narrative-texts" r:id="rId44">
+            <w:hyperlink r:id="rId44" w:anchor="5-implementation-requirements-for-narrative-texts" w:history="1">
               <w:r>
                 <w:rPr>
                   <w:rStyle w:val="Hyperlink"/>
@@ -43217,6 +43781,7 @@
                   <w:listItem w:displayText="Ej relevant" w:value="Ej relevant"/>
                 </w:dropDownList>
               </w:sdtPr>
+              <w:sdtEndPr/>
               <w:sdtContent>
                 <w:r>
                   <w:rPr>
@@ -43423,7 +43988,15 @@
                 <w:sz w:val="20"/>
                 <w:szCs w:val="20"/>
               </w:rPr>
-              <w:t xml:space="preserve"> (Communication</w:t>
+              <w:t xml:space="preserve"> (</w:t>
+            </w:r>
+            <w:proofErr w:type="gramStart"/>
+            <w:r>
+              <w:rPr>
+                <w:sz w:val="20"/>
+                <w:szCs w:val="20"/>
+              </w:rPr>
+              <w:t>Communication</w:t>
             </w:r>
             <w:r>
               <w:rPr>
@@ -43439,6 +44012,7 @@
               </w:rPr>
               <w:t>payload:string</w:t>
             </w:r>
+            <w:proofErr w:type="gramEnd"/>
             <w:r>
               <w:rPr>
                 <w:sz w:val="20"/>
@@ -43496,7 +44070,7 @@
               </w:rPr>
               <w:t xml:space="preserve">Read more about the </w:t>
             </w:r>
-            <w:hyperlink w:history="1" r:id="rId45">
+            <w:hyperlink r:id="rId45" w:history="1">
               <w:r>
                 <w:rPr>
                   <w:rStyle w:val="Hyperlink"/>
@@ -43742,6 +44316,7 @@
                   <w:listItem w:displayText="Ej relevant" w:value="Ej relevant"/>
                 </w:dropDownList>
               </w:sdtPr>
+              <w:sdtEndPr/>
               <w:sdtContent>
                 <w:r>
                   <w:rPr>
@@ -43907,7 +44482,7 @@
               </w:rPr>
               <w:t xml:space="preserve">Read more about the </w:t>
             </w:r>
-            <w:hyperlink w:history="1" w:anchor="content-of-the-message-segments" r:id="rId46">
+            <w:hyperlink r:id="rId46" w:anchor="content-of-the-message-segments" w:history="1">
               <w:r>
                 <w:rPr>
                   <w:rStyle w:val="Hyperlink"/>
@@ -44028,6 +44603,7 @@
                   <w:listItem w:displayText="Ej relevant" w:value="Ej relevant"/>
                 </w:dropDownList>
               </w:sdtPr>
+              <w:sdtEndPr/>
               <w:sdtContent>
                 <w:r>
                   <w:rPr>
@@ -44313,6 +44889,7 @@
                   <w:listItem w:displayText="Ej relevant" w:value="Ej relevant"/>
                 </w:dropDownList>
               </w:sdtPr>
+              <w:sdtEndPr/>
               <w:sdtContent>
                 <w:r>
                   <w:rPr>
@@ -45027,7 +45604,25 @@
                 <w:szCs w:val="20"/>
                 <w:lang w:val="en-US"/>
               </w:rPr>
-              <w:t>“destination.endpoint”.</w:t>
+              <w:t>“</w:t>
+            </w:r>
+            <w:proofErr w:type="gramStart"/>
+            <w:r>
+              <w:rPr>
+                <w:sz w:val="20"/>
+                <w:szCs w:val="20"/>
+                <w:lang w:val="en-US"/>
+              </w:rPr>
+              <w:t>destination.endpoint</w:t>
+            </w:r>
+            <w:proofErr w:type="gramEnd"/>
+            <w:r>
+              <w:rPr>
+                <w:sz w:val="20"/>
+                <w:szCs w:val="20"/>
+                <w:lang w:val="en-US"/>
+              </w:rPr>
+              <w:t>”.</w:t>
             </w:r>
             <w:r>
               <w:rPr>
@@ -45236,6 +45831,7 @@
                   <w:listItem w:displayText="Ej relevant" w:value="Ej relevant"/>
                 </w:dropDownList>
               </w:sdtPr>
+              <w:sdtEndPr/>
               <w:sdtContent>
                 <w:r>
                   <w:rPr>
@@ -45382,6 +45978,7 @@
                   <w:listItem w:displayText="Ej relevant" w:value="Ej relevant"/>
                 </w:dropDownList>
               </w:sdtPr>
+              <w:sdtEndPr/>
               <w:sdtContent>
                 <w:r>
                   <w:rPr>
@@ -45472,7 +46069,23 @@
                 <w:sz w:val="20"/>
                 <w:szCs w:val="20"/>
               </w:rPr>
-              <w:t xml:space="preserve">All practitioners are represented in the communication, and it is clear that another practitioner from the </w:t>
+              <w:t xml:space="preserve">All practitioners are represented in the communication, and </w:t>
+            </w:r>
+            <w:proofErr w:type="gramStart"/>
+            <w:r>
+              <w:rPr>
+                <w:sz w:val="20"/>
+                <w:szCs w:val="20"/>
+              </w:rPr>
+              <w:t>it is clear that another</w:t>
+            </w:r>
+            <w:proofErr w:type="gramEnd"/>
+            <w:r>
+              <w:rPr>
+                <w:sz w:val="20"/>
+                <w:szCs w:val="20"/>
+              </w:rPr>
+              <w:t xml:space="preserve"> practitioner from the </w:t>
             </w:r>
             <w:r>
               <w:rPr>
@@ -45533,6 +46146,7 @@
                   <w:listItem w:displayText="Ej relevant" w:value="Ej relevant"/>
                 </w:dropDownList>
               </w:sdtPr>
+              <w:sdtEndPr/>
               <w:sdtContent>
                 <w:r>
                   <w:rPr>
@@ -45551,7 +46165,7 @@
     <w:p>
       <w:pPr>
         <w:rPr>
-          <w:rFonts w:asciiTheme="majorHAnsi" w:hAnsiTheme="majorHAnsi" w:eastAsiaTheme="majorEastAsia" w:cstheme="majorBidi"/>
+          <w:rFonts w:asciiTheme="majorHAnsi" w:eastAsiaTheme="majorEastAsia" w:hAnsiTheme="majorHAnsi" w:cstheme="majorBidi"/>
           <w:color w:val="1F3763" w:themeColor="accent1" w:themeShade="7F"/>
           <w:sz w:val="24"/>
           <w:szCs w:val="24"/>
@@ -45566,7 +46180,7 @@
           <w:numId w:val="16"/>
         </w:numPr>
       </w:pPr>
-      <w:bookmarkStart w:name="_Ref210381153" w:id="82"/>
+      <w:bookmarkStart w:id="75" w:name="_Ref210381153"/>
       <w:r>
         <w:t>References to previous messages</w:t>
       </w:r>
@@ -45579,7 +46193,7 @@
       <w:r>
         <w:t>rovenance</w:t>
       </w:r>
-      <w:bookmarkEnd w:id="82"/>
+      <w:bookmarkEnd w:id="75"/>
     </w:p>
     <w:tbl>
       <w:tblPr>
@@ -46252,6 +46866,7 @@
                   <w:listItem w:displayText="Ej relevant" w:value="Ej relevant"/>
                 </w:dropDownList>
               </w:sdtPr>
+              <w:sdtEndPr/>
               <w:sdtContent>
                 <w:r>
                   <w:rPr>
@@ -46726,6 +47341,7 @@
                   <w:listItem w:displayText="Ej relevant" w:value="Ej relevant"/>
                 </w:dropDownList>
               </w:sdtPr>
+              <w:sdtEndPr/>
               <w:sdtContent>
                 <w:r>
                   <w:rPr>
@@ -47269,6 +47885,7 @@
                   <w:listItem w:displayText="Ej relevant" w:value="Ej relevant"/>
                 </w:dropDownList>
               </w:sdtPr>
+              <w:sdtEndPr/>
               <w:sdtContent>
                 <w:r>
                   <w:rPr>
@@ -47447,6 +48064,7 @@
                   <w:listItem w:displayText="Ej relevant" w:value="Ej relevant"/>
                 </w:dropDownList>
               </w:sdtPr>
+              <w:sdtEndPr/>
               <w:sdtContent>
                 <w:r>
                   <w:rPr>
@@ -47593,6 +48211,7 @@
                   <w:listItem w:displayText="Ej relevant" w:value="Ej relevant"/>
                 </w:dropDownList>
               </w:sdtPr>
+              <w:sdtEndPr/>
               <w:sdtContent>
                 <w:r>
                   <w:rPr>
@@ -47677,6 +48296,7 @@
             <w15:color w:val="FFFFFF"/>
             <w:text w:multiLine="1"/>
           </w:sdtPr>
+          <w:sdtEndPr/>
           <w:sdtContent>
             <w:tc>
               <w:tcPr>
@@ -47753,6 +48373,7 @@
                   <w:listItem w:displayText="Ej relevant" w:value="Ej relevant"/>
                 </w:dropDownList>
               </w:sdtPr>
+              <w:sdtEndPr/>
               <w:sdtContent>
                 <w:r>
                   <w:rPr>
@@ -47909,6 +48530,7 @@
                   <w:listItem w:displayText="Ej relevant" w:value="Ej relevant"/>
                 </w:dropDownList>
               </w:sdtPr>
+              <w:sdtEndPr/>
               <w:sdtContent>
                 <w:r>
                   <w:rPr>
@@ -48060,6 +48682,7 @@
                   <w:listItem w:displayText="Ej relevant" w:value="Ej relevant"/>
                 </w:dropDownList>
               </w:sdtPr>
+              <w:sdtEndPr/>
               <w:sdtContent>
                 <w:r>
                   <w:rPr>
@@ -48520,6 +49143,7 @@
                   <w:listItem w:displayText="Ej relevant" w:value="Ej relevant"/>
                 </w:dropDownList>
               </w:sdtPr>
+              <w:sdtEndPr/>
               <w:sdtContent>
                 <w:r>
                   <w:rPr>
@@ -48793,6 +49417,7 @@
                   <w:listItem w:displayText="Ej relevant" w:value="Ej relevant"/>
                 </w:dropDownList>
               </w:sdtPr>
+              <w:sdtEndPr/>
               <w:sdtContent>
                 <w:r>
                   <w:rPr>
@@ -48929,7 +49554,7 @@
               </w:rPr>
               <w:t>‘</w:t>
             </w:r>
-            <w:hyperlink w:history="1" r:id="rId47">
+            <w:hyperlink r:id="rId47" w:history="1">
               <w:r>
                 <w:rPr>
                   <w:rStyle w:val="Hyperlink"/>
@@ -49364,6 +49989,7 @@
                   <w:listItem w:displayText="Ej relevant" w:value="Ej relevant"/>
                 </w:dropDownList>
               </w:sdtPr>
+              <w:sdtEndPr/>
               <w:sdtContent>
                 <w:r>
                   <w:rPr>
@@ -49414,7 +50040,6 @@
           <w:tcPr>
             <w:tcW w:w="1271" w:type="dxa"/>
             <w:shd w:val="clear" w:color="auto" w:fill="152F4A"/>
-            <w:tcMar/>
           </w:tcPr>
           <w:p>
             <w:pPr>
@@ -49441,7 +50066,6 @@
           <w:tcPr>
             <w:tcW w:w="2835" w:type="dxa"/>
             <w:shd w:val="clear" w:color="auto" w:fill="152F4A"/>
-            <w:tcMar/>
           </w:tcPr>
           <w:p>
             <w:pPr>
@@ -49468,7 +50092,6 @@
           <w:tcPr>
             <w:tcW w:w="1559" w:type="dxa"/>
             <w:shd w:val="clear" w:color="auto" w:fill="152F4A"/>
-            <w:tcMar/>
           </w:tcPr>
           <w:p>
             <w:pPr>
@@ -49495,7 +50118,6 @@
           <w:tcPr>
             <w:tcW w:w="2977" w:type="dxa"/>
             <w:shd w:val="clear" w:color="auto" w:fill="152F4A"/>
-            <w:tcMar/>
           </w:tcPr>
           <w:p>
             <w:pPr>
@@ -49522,7 +50144,6 @@
           <w:tcPr>
             <w:tcW w:w="3402" w:type="dxa"/>
             <w:shd w:val="clear" w:color="auto" w:fill="152F4A"/>
-            <w:tcMar/>
           </w:tcPr>
           <w:p>
             <w:pPr>
@@ -49549,7 +50170,6 @@
           <w:tcPr>
             <w:tcW w:w="1382" w:type="dxa"/>
             <w:shd w:val="clear" w:color="auto" w:fill="152F4A"/>
-            <w:tcMar/>
           </w:tcPr>
           <w:p>
             <w:pPr>
@@ -49577,7 +50197,6 @@
         <w:tc>
           <w:tcPr>
             <w:tcW w:w="1271" w:type="dxa"/>
-            <w:tcMar/>
           </w:tcPr>
           <w:p>
             <w:pPr>
@@ -49597,7 +50216,6 @@
         <w:tc>
           <w:tcPr>
             <w:tcW w:w="2835" w:type="dxa"/>
-            <w:tcMar/>
           </w:tcPr>
           <w:p>
             <w:pPr>
@@ -49633,63 +50251,7 @@
                 <w:sz w:val="20"/>
                 <w:szCs w:val="20"/>
               </w:rPr>
-              <w:t xml:space="preserve">As the </w:t>
-            </w:r>
-            <w:r>
-              <w:rPr>
-                <w:sz w:val="20"/>
-                <w:szCs w:val="20"/>
-              </w:rPr>
-              <w:t>final step</w:t>
-            </w:r>
-            <w:r>
-              <w:rPr>
-                <w:sz w:val="20"/>
-                <w:szCs w:val="20"/>
-              </w:rPr>
-              <w:t xml:space="preserve"> in the MedCom certification for sending </w:t>
-            </w:r>
-            <w:r>
-              <w:rPr>
-                <w:sz w:val="20"/>
-                <w:szCs w:val="20"/>
-              </w:rPr>
-              <w:t>CareCommunication</w:t>
-            </w:r>
-            <w:r>
-              <w:rPr>
-                <w:sz w:val="20"/>
-                <w:szCs w:val="20"/>
-              </w:rPr>
-              <w:t>, the SUT must complete a test together with the relevant VANS operator</w:t>
-            </w:r>
-            <w:r>
-              <w:rPr>
-                <w:sz w:val="20"/>
-                <w:szCs w:val="20"/>
-              </w:rPr>
-              <w:t>(s)</w:t>
-            </w:r>
-            <w:r>
-              <w:rPr>
-                <w:sz w:val="20"/>
-                <w:szCs w:val="20"/>
-              </w:rPr>
-              <w:t xml:space="preserve"> to verify that the conversion between </w:t>
-            </w:r>
-            <w:r>
-              <w:rPr>
-                <w:sz w:val="20"/>
-                <w:szCs w:val="20"/>
-              </w:rPr>
-              <w:t>CareCommunication</w:t>
-            </w:r>
-            <w:r>
-              <w:rPr>
-                <w:sz w:val="20"/>
-                <w:szCs w:val="20"/>
-              </w:rPr>
-              <w:t xml:space="preserve"> and</w:t>
+              <w:t>As the final step in the MedCom certification for sending CareCommunication, the SUT must complete a test together with the relevant VANS operator(s) to verify that the conversion between CareCommunication and</w:t>
             </w:r>
             <w:r>
               <w:rPr>
@@ -49735,7 +50297,6 @@
         <w:tc>
           <w:tcPr>
             <w:tcW w:w="1559" w:type="dxa"/>
-            <w:tcMar/>
           </w:tcPr>
           <w:p>
             <w:pPr>
@@ -49750,7 +50311,6 @@
         <w:tc>
           <w:tcPr>
             <w:tcW w:w="2977" w:type="dxa"/>
-            <w:tcMar/>
           </w:tcPr>
           <w:p>
             <w:pPr>
@@ -49772,7 +50332,6 @@
         <w:tc>
           <w:tcPr>
             <w:tcW w:w="3402" w:type="dxa"/>
-            <w:tcMar/>
           </w:tcPr>
           <w:p>
             <w:pPr>
@@ -49788,7 +50347,6 @@
         <w:tc>
           <w:tcPr>
             <w:tcW w:w="1382" w:type="dxa"/>
-            <w:tcMar/>
           </w:tcPr>
           <w:p>
             <w:pPr>
@@ -49822,6 +50380,7 @@
                   <w:listItem w:displayText="Ej relevant" w:value="Ej relevant"/>
                 </w:dropDownList>
               </w:sdtPr>
+              <w:sdtEndPr/>
               <w:sdtContent>
                 <w:r>
                   <w:rPr>
@@ -49848,14 +50407,6 @@
     </w:sectPr>
   </w:body>
 </w:document>
-</file>
-
-<file path=word/commentsExtended.xml><?xml version="1.0" encoding="utf-8"?>
-<w15:commentsEx xmlns:mc="http://schemas.openxmlformats.org/markup-compatibility/2006" xmlns:w15="http://schemas.microsoft.com/office/word/2012/wordml" mc:Ignorable="w15"/>
-</file>
-
-<file path=word/commentsIds.xml><?xml version="1.0" encoding="utf-8"?>
-<w16cid:commentsIds xmlns:mc="http://schemas.openxmlformats.org/markup-compatibility/2006" xmlns:w16cid="http://schemas.microsoft.com/office/word/2016/wordml/cid" mc:Ignorable="w16cid"/>
 </file>
 
 <file path=word/endnotes.xml><?xml version="1.0" encoding="utf-8"?>
@@ -49900,6 +50451,7 @@
         <w:docPartUnique/>
       </w:docPartObj>
     </w:sdtPr>
+    <w:sdtEndPr/>
     <w:sdtContent>
       <w:p>
         <w:pPr>
@@ -49965,7 +50517,7 @@
 </file>
 
 <file path=word/header1.xml><?xml version="1.0" encoding="utf-8"?>
-<w:hdr xmlns:wpc="http://schemas.microsoft.com/office/word/2010/wordprocessingCanvas" xmlns:cx="http://schemas.microsoft.com/office/drawing/2014/chartex" xmlns:cx1="http://schemas.microsoft.com/office/drawing/2015/9/8/chartex" xmlns:cx2="http://schemas.microsoft.com/office/drawing/2015/10/21/chartex" xmlns:cx3="http://schemas.microsoft.com/office/drawing/2016/5/9/chartex" xmlns:cx4="http://schemas.microsoft.com/office/drawing/2016/5/10/chartex" xmlns:cx5="http://schemas.microsoft.com/office/drawing/2016/5/11/chartex" xmlns:cx6="http://schemas.microsoft.com/office/drawing/2016/5/12/chartex" xmlns:cx7="http://schemas.microsoft.com/office/drawing/2016/5/13/chartex" xmlns:cx8="http://schemas.microsoft.com/office/drawing/2016/5/14/chartex" xmlns:mc="http://schemas.openxmlformats.org/markup-compatibility/2006" xmlns:aink="http://schemas.microsoft.com/office/drawing/2016/ink" xmlns:am3d="http://schemas.microsoft.com/office/drawing/2017/model3d" xmlns:o="urn:schemas-microsoft-com:office:office" xmlns:oel="http://schemas.microsoft.com/office/2019/extlst" xmlns:r="http://schemas.openxmlformats.org/officeDocument/2006/relationships" xmlns:m="http://schemas.openxmlformats.org/officeDocument/2006/math" xmlns:v="urn:schemas-microsoft-com:vml" xmlns:wp14="http://schemas.microsoft.com/office/word/2010/wordprocessingDrawing" xmlns:wp="http://schemas.openxmlformats.org/drawingml/2006/wordprocessingDrawing" xmlns:w10="urn:schemas-microsoft-com:office:word" xmlns:w="http://schemas.openxmlformats.org/wordprocessingml/2006/main" xmlns:w14="http://schemas.microsoft.com/office/word/2010/wordml" xmlns:w15="http://schemas.microsoft.com/office/word/2012/wordml" xmlns:w16cex="http://schemas.microsoft.com/office/word/2018/wordml/cex" xmlns:w16cid="http://schemas.microsoft.com/office/word/2016/wordml/cid" xmlns:w16="http://schemas.microsoft.com/office/word/2018/wordml" xmlns:w16du="http://schemas.microsoft.com/office/word/2023/wordml/word16du" xmlns:w16sdtdh="http://schemas.microsoft.com/office/word/2020/wordml/sdtdatahash" xmlns:w16sdtfl="http://schemas.microsoft.com/office/word/2024/wordml/sdtformatlock" xmlns:w16se="http://schemas.microsoft.com/office/word/2015/wordml/symex" xmlns:wpg="http://schemas.microsoft.com/office/word/2010/wordprocessingGroup" xmlns:wpi="http://schemas.microsoft.com/office/word/2010/wordprocessingInk" xmlns:wne="http://schemas.microsoft.com/office/word/2006/wordml" xmlns:wps="http://schemas.microsoft.com/office/word/2010/wordprocessingShape" xmlns:a="http://schemas.openxmlformats.org/drawingml/2006/main" xmlns:pic="http://schemas.openxmlformats.org/drawingml/2006/picture" xmlns:a14="http://schemas.microsoft.com/office/drawing/2010/main" mc:Ignorable="w14 w15 w16se w16cid w16 w16cex w16sdtdh w16sdtfl w16du wp14">
+<w:hdr xmlns:wpc="http://schemas.microsoft.com/office/word/2010/wordprocessingCanvas" xmlns:cx="http://schemas.microsoft.com/office/drawing/2014/chartex" xmlns:cx1="http://schemas.microsoft.com/office/drawing/2015/9/8/chartex" xmlns:cx2="http://schemas.microsoft.com/office/drawing/2015/10/21/chartex" xmlns:cx3="http://schemas.microsoft.com/office/drawing/2016/5/9/chartex" xmlns:cx4="http://schemas.microsoft.com/office/drawing/2016/5/10/chartex" xmlns:cx5="http://schemas.microsoft.com/office/drawing/2016/5/11/chartex" xmlns:cx6="http://schemas.microsoft.com/office/drawing/2016/5/12/chartex" xmlns:cx7="http://schemas.microsoft.com/office/drawing/2016/5/13/chartex" xmlns:cx8="http://schemas.microsoft.com/office/drawing/2016/5/14/chartex" xmlns:mc="http://schemas.openxmlformats.org/markup-compatibility/2006" xmlns:aink="http://schemas.microsoft.com/office/drawing/2016/ink" xmlns:am3d="http://schemas.microsoft.com/office/drawing/2017/model3d" xmlns:o="urn:schemas-microsoft-com:office:office" xmlns:oel="http://schemas.microsoft.com/office/2019/extlst" xmlns:r="http://schemas.openxmlformats.org/officeDocument/2006/relationships" xmlns:m="http://schemas.openxmlformats.org/officeDocument/2006/math" xmlns:v="urn:schemas-microsoft-com:vml" xmlns:wp14="http://schemas.microsoft.com/office/word/2010/wordprocessingDrawing" xmlns:wp="http://schemas.openxmlformats.org/drawingml/2006/wordprocessingDrawing" xmlns:w10="urn:schemas-microsoft-com:office:word" xmlns:w="http://schemas.openxmlformats.org/wordprocessingml/2006/main" xmlns:w14="http://schemas.microsoft.com/office/word/2010/wordml" xmlns:w15="http://schemas.microsoft.com/office/word/2012/wordml" xmlns:w16cex="http://schemas.microsoft.com/office/word/2018/wordml/cex" xmlns:w16cid="http://schemas.microsoft.com/office/word/2016/wordml/cid" xmlns:w16="http://schemas.microsoft.com/office/word/2018/wordml" xmlns:w16du="http://schemas.microsoft.com/office/word/2023/wordml/word16du" xmlns:w16sdtdh="http://schemas.microsoft.com/office/word/2020/wordml/sdtdatahash" xmlns:w16sdtfl="http://schemas.microsoft.com/office/word/2024/wordml/sdtformatlock" xmlns:w16se="http://schemas.microsoft.com/office/word/2015/wordml/symex" xmlns:wpg="http://schemas.microsoft.com/office/word/2010/wordprocessingGroup" xmlns:wpi="http://schemas.microsoft.com/office/word/2010/wordprocessingInk" xmlns:wne="http://schemas.microsoft.com/office/word/2006/wordml" xmlns:wps="http://schemas.microsoft.com/office/word/2010/wordprocessingShape" mc:Ignorable="w14 w15 w16se w16cid w16 w16cex w16sdtdh w16sdtfl w16du wp14">
   <w:tbl>
     <w:tblPr>
       <w:tblStyle w:val="Tabel-Gitter"/>
@@ -49985,7 +50537,6 @@
         <w:tcPr>
           <w:tcW w:w="700" w:type="pct"/>
           <w:vMerge w:val="restart"/>
-          <w:tcMar/>
         </w:tcPr>
         <w:p>
           <w:pPr>
@@ -50051,7 +50602,6 @@
         <w:tcPr>
           <w:tcW w:w="1206" w:type="pct"/>
           <w:shd w:val="clear" w:color="auto" w:fill="92D050"/>
-          <w:tcMar/>
         </w:tcPr>
         <w:p>
           <w:pPr>
@@ -50076,7 +50626,6 @@
         <w:tcPr>
           <w:tcW w:w="1433" w:type="pct"/>
           <w:shd w:val="clear" w:color="auto" w:fill="92D050"/>
-          <w:tcMar/>
         </w:tcPr>
         <w:p>
           <w:pPr>
@@ -50101,7 +50650,6 @@
         <w:tcPr>
           <w:tcW w:w="592" w:type="pct"/>
           <w:shd w:val="clear" w:color="auto" w:fill="92D050"/>
-          <w:tcMar/>
         </w:tcPr>
         <w:p>
           <w:pPr>
@@ -50126,7 +50674,6 @@
         <w:tcPr>
           <w:tcW w:w="453" w:type="pct"/>
           <w:shd w:val="clear" w:color="auto" w:fill="92D050"/>
-          <w:tcMar/>
         </w:tcPr>
         <w:p>
           <w:pPr>
@@ -50151,7 +50698,6 @@
         <w:tcPr>
           <w:tcW w:w="616" w:type="pct"/>
           <w:shd w:val="clear" w:color="auto" w:fill="92D050"/>
-          <w:tcMar/>
         </w:tcPr>
         <w:p>
           <w:pPr>
@@ -50181,7 +50727,6 @@
         <w:tcPr>
           <w:tcW w:w="700" w:type="pct"/>
           <w:vMerge/>
-          <w:tcMar/>
         </w:tcPr>
         <w:p>
           <w:pPr>
@@ -50192,7 +50737,6 @@
       <w:tc>
         <w:tcPr>
           <w:tcW w:w="1206" w:type="pct"/>
-          <w:tcMar/>
         </w:tcPr>
         <w:p>
           <w:pPr>
@@ -50214,7 +50758,6 @@
       <w:tc>
         <w:tcPr>
           <w:tcW w:w="1433" w:type="pct"/>
-          <w:tcMar/>
         </w:tcPr>
         <w:p>
           <w:pPr>
@@ -50258,7 +50801,6 @@
       <w:tc>
         <w:tcPr>
           <w:tcW w:w="592" w:type="pct"/>
-          <w:tcMar/>
         </w:tcPr>
         <w:p>
           <w:pPr>
@@ -50290,7 +50832,6 @@
       <w:tc>
         <w:tcPr>
           <w:tcW w:w="453" w:type="pct"/>
-          <w:tcMar/>
         </w:tcPr>
         <w:p>
           <w:pPr>
@@ -50308,30 +50849,13 @@
               <w:sz w:val="16"/>
               <w:szCs w:val="16"/>
             </w:rPr>
-            <w:t>5.0</w:t>
-          </w:r>
-          <w:r>
-            <w:rPr>
-              <w:rFonts w:ascii="Calibri" w:hAnsi="Calibri" w:cs="Times New Roman"/>
-              <w:sz w:val="16"/>
-              <w:szCs w:val="16"/>
-            </w:rPr>
-            <w:t>.</w:t>
-          </w:r>
-          <w:r>
-            <w:rPr>
-              <w:rFonts w:ascii="Calibri" w:hAnsi="Calibri" w:cs="Times New Roman"/>
-              <w:sz w:val="16"/>
-              <w:szCs w:val="16"/>
-            </w:rPr>
-            <w:t>2</w:t>
+            <w:t>5.0.2</w:t>
           </w:r>
         </w:p>
       </w:tc>
       <w:tc>
         <w:tcPr>
           <w:tcW w:w="616" w:type="pct"/>
-          <w:tcMar/>
         </w:tcPr>
         <w:p>
           <w:pPr>
@@ -50346,28 +50870,7 @@
               <w:sz w:val="16"/>
               <w:szCs w:val="16"/>
             </w:rPr>
-            <w:t>April</w:t>
-          </w:r>
-          <w:r>
-            <w:rPr>
-              <w:sz w:val="16"/>
-              <w:szCs w:val="16"/>
-            </w:rPr>
-            <w:t xml:space="preserve"> </w:t>
-          </w:r>
-          <w:r>
-            <w:rPr>
-              <w:sz w:val="16"/>
-              <w:szCs w:val="16"/>
-            </w:rPr>
-            <w:t>202</w:t>
-          </w:r>
-          <w:r>
-            <w:rPr>
-              <w:sz w:val="16"/>
-              <w:szCs w:val="16"/>
-            </w:rPr>
-            <w:t>6</w:t>
+            <w:t>April 2026</w:t>
           </w:r>
         </w:p>
       </w:tc>
@@ -50396,7 +50899,7 @@
         <w:ind w:left="720" w:hanging="360"/>
       </w:pPr>
       <w:rPr>
-        <w:rFonts w:hint="default" w:ascii="Symbol" w:hAnsi="Symbol"/>
+        <w:rFonts w:ascii="Symbol" w:hAnsi="Symbol" w:hint="default"/>
       </w:rPr>
     </w:lvl>
     <w:lvl w:ilvl="1" w:tplc="04060003" w:tentative="1">
@@ -50408,7 +50911,7 @@
         <w:ind w:left="1440" w:hanging="360"/>
       </w:pPr>
       <w:rPr>
-        <w:rFonts w:hint="default" w:ascii="Courier New" w:hAnsi="Courier New" w:cs="Courier New"/>
+        <w:rFonts w:ascii="Courier New" w:hAnsi="Courier New" w:cs="Courier New" w:hint="default"/>
       </w:rPr>
     </w:lvl>
     <w:lvl w:ilvl="2" w:tplc="04060005" w:tentative="1">
@@ -50420,7 +50923,7 @@
         <w:ind w:left="2160" w:hanging="360"/>
       </w:pPr>
       <w:rPr>
-        <w:rFonts w:hint="default" w:ascii="Wingdings" w:hAnsi="Wingdings"/>
+        <w:rFonts w:ascii="Wingdings" w:hAnsi="Wingdings" w:hint="default"/>
       </w:rPr>
     </w:lvl>
     <w:lvl w:ilvl="3" w:tplc="04060001" w:tentative="1">
@@ -50432,7 +50935,7 @@
         <w:ind w:left="2880" w:hanging="360"/>
       </w:pPr>
       <w:rPr>
-        <w:rFonts w:hint="default" w:ascii="Symbol" w:hAnsi="Symbol"/>
+        <w:rFonts w:ascii="Symbol" w:hAnsi="Symbol" w:hint="default"/>
       </w:rPr>
     </w:lvl>
     <w:lvl w:ilvl="4" w:tplc="04060003" w:tentative="1">
@@ -50444,7 +50947,7 @@
         <w:ind w:left="3600" w:hanging="360"/>
       </w:pPr>
       <w:rPr>
-        <w:rFonts w:hint="default" w:ascii="Courier New" w:hAnsi="Courier New" w:cs="Courier New"/>
+        <w:rFonts w:ascii="Courier New" w:hAnsi="Courier New" w:cs="Courier New" w:hint="default"/>
       </w:rPr>
     </w:lvl>
     <w:lvl w:ilvl="5" w:tplc="04060005" w:tentative="1">
@@ -50456,7 +50959,7 @@
         <w:ind w:left="4320" w:hanging="360"/>
       </w:pPr>
       <w:rPr>
-        <w:rFonts w:hint="default" w:ascii="Wingdings" w:hAnsi="Wingdings"/>
+        <w:rFonts w:ascii="Wingdings" w:hAnsi="Wingdings" w:hint="default"/>
       </w:rPr>
     </w:lvl>
     <w:lvl w:ilvl="6" w:tplc="04060001" w:tentative="1">
@@ -50468,7 +50971,7 @@
         <w:ind w:left="5040" w:hanging="360"/>
       </w:pPr>
       <w:rPr>
-        <w:rFonts w:hint="default" w:ascii="Symbol" w:hAnsi="Symbol"/>
+        <w:rFonts w:ascii="Symbol" w:hAnsi="Symbol" w:hint="default"/>
       </w:rPr>
     </w:lvl>
     <w:lvl w:ilvl="7" w:tplc="04060003" w:tentative="1">
@@ -50480,7 +50983,7 @@
         <w:ind w:left="5760" w:hanging="360"/>
       </w:pPr>
       <w:rPr>
-        <w:rFonts w:hint="default" w:ascii="Courier New" w:hAnsi="Courier New" w:cs="Courier New"/>
+        <w:rFonts w:ascii="Courier New" w:hAnsi="Courier New" w:cs="Courier New" w:hint="default"/>
       </w:rPr>
     </w:lvl>
     <w:lvl w:ilvl="8" w:tplc="04060005" w:tentative="1">
@@ -50492,7 +50995,7 @@
         <w:ind w:left="6480" w:hanging="360"/>
       </w:pPr>
       <w:rPr>
-        <w:rFonts w:hint="default" w:ascii="Wingdings" w:hAnsi="Wingdings"/>
+        <w:rFonts w:ascii="Wingdings" w:hAnsi="Wingdings" w:hint="default"/>
       </w:rPr>
     </w:lvl>
   </w:abstractNum>
@@ -50509,7 +51012,7 @@
         <w:ind w:left="720" w:hanging="360"/>
       </w:pPr>
       <w:rPr>
-        <w:rFonts w:hint="default" w:ascii="Symbol" w:hAnsi="Symbol"/>
+        <w:rFonts w:ascii="Symbol" w:hAnsi="Symbol" w:hint="default"/>
       </w:rPr>
     </w:lvl>
     <w:lvl w:ilvl="1" w:tplc="04060003">
@@ -50521,7 +51024,7 @@
         <w:ind w:left="1440" w:hanging="360"/>
       </w:pPr>
       <w:rPr>
-        <w:rFonts w:hint="default" w:ascii="Courier New" w:hAnsi="Courier New" w:cs="Courier New"/>
+        <w:rFonts w:ascii="Courier New" w:hAnsi="Courier New" w:cs="Courier New" w:hint="default"/>
       </w:rPr>
     </w:lvl>
     <w:lvl w:ilvl="2" w:tplc="04060005" w:tentative="1">
@@ -50533,7 +51036,7 @@
         <w:ind w:left="2160" w:hanging="360"/>
       </w:pPr>
       <w:rPr>
-        <w:rFonts w:hint="default" w:ascii="Wingdings" w:hAnsi="Wingdings"/>
+        <w:rFonts w:ascii="Wingdings" w:hAnsi="Wingdings" w:hint="default"/>
       </w:rPr>
     </w:lvl>
     <w:lvl w:ilvl="3" w:tplc="04060001" w:tentative="1">
@@ -50545,7 +51048,7 @@
         <w:ind w:left="2880" w:hanging="360"/>
       </w:pPr>
       <w:rPr>
-        <w:rFonts w:hint="default" w:ascii="Symbol" w:hAnsi="Symbol"/>
+        <w:rFonts w:ascii="Symbol" w:hAnsi="Symbol" w:hint="default"/>
       </w:rPr>
     </w:lvl>
     <w:lvl w:ilvl="4" w:tplc="04060003" w:tentative="1">
@@ -50557,7 +51060,7 @@
         <w:ind w:left="3600" w:hanging="360"/>
       </w:pPr>
       <w:rPr>
-        <w:rFonts w:hint="default" w:ascii="Courier New" w:hAnsi="Courier New" w:cs="Courier New"/>
+        <w:rFonts w:ascii="Courier New" w:hAnsi="Courier New" w:cs="Courier New" w:hint="default"/>
       </w:rPr>
     </w:lvl>
     <w:lvl w:ilvl="5" w:tplc="04060005" w:tentative="1">
@@ -50569,7 +51072,7 @@
         <w:ind w:left="4320" w:hanging="360"/>
       </w:pPr>
       <w:rPr>
-        <w:rFonts w:hint="default" w:ascii="Wingdings" w:hAnsi="Wingdings"/>
+        <w:rFonts w:ascii="Wingdings" w:hAnsi="Wingdings" w:hint="default"/>
       </w:rPr>
     </w:lvl>
     <w:lvl w:ilvl="6" w:tplc="04060001" w:tentative="1">
@@ -50581,7 +51084,7 @@
         <w:ind w:left="5040" w:hanging="360"/>
       </w:pPr>
       <w:rPr>
-        <w:rFonts w:hint="default" w:ascii="Symbol" w:hAnsi="Symbol"/>
+        <w:rFonts w:ascii="Symbol" w:hAnsi="Symbol" w:hint="default"/>
       </w:rPr>
     </w:lvl>
     <w:lvl w:ilvl="7" w:tplc="04060003" w:tentative="1">
@@ -50593,7 +51096,7 @@
         <w:ind w:left="5760" w:hanging="360"/>
       </w:pPr>
       <w:rPr>
-        <w:rFonts w:hint="default" w:ascii="Courier New" w:hAnsi="Courier New" w:cs="Courier New"/>
+        <w:rFonts w:ascii="Courier New" w:hAnsi="Courier New" w:cs="Courier New" w:hint="default"/>
       </w:rPr>
     </w:lvl>
     <w:lvl w:ilvl="8" w:tplc="04060005" w:tentative="1">
@@ -50605,7 +51108,7 @@
         <w:ind w:left="6480" w:hanging="360"/>
       </w:pPr>
       <w:rPr>
-        <w:rFonts w:hint="default" w:ascii="Wingdings" w:hAnsi="Wingdings"/>
+        <w:rFonts w:ascii="Wingdings" w:hAnsi="Wingdings" w:hint="default"/>
       </w:rPr>
     </w:lvl>
   </w:abstractNum>
@@ -50708,7 +51211,7 @@
         <w:ind w:left="770" w:hanging="360"/>
       </w:pPr>
       <w:rPr>
-        <w:rFonts w:hint="default" w:ascii="Symbol" w:hAnsi="Symbol"/>
+        <w:rFonts w:ascii="Symbol" w:hAnsi="Symbol" w:hint="default"/>
       </w:rPr>
     </w:lvl>
     <w:lvl w:ilvl="1" w:tplc="04060003" w:tentative="1">
@@ -50720,7 +51223,7 @@
         <w:ind w:left="1490" w:hanging="360"/>
       </w:pPr>
       <w:rPr>
-        <w:rFonts w:hint="default" w:ascii="Courier New" w:hAnsi="Courier New" w:cs="Courier New"/>
+        <w:rFonts w:ascii="Courier New" w:hAnsi="Courier New" w:cs="Courier New" w:hint="default"/>
       </w:rPr>
     </w:lvl>
     <w:lvl w:ilvl="2" w:tplc="04060005" w:tentative="1">
@@ -50732,7 +51235,7 @@
         <w:ind w:left="2210" w:hanging="360"/>
       </w:pPr>
       <w:rPr>
-        <w:rFonts w:hint="default" w:ascii="Wingdings" w:hAnsi="Wingdings"/>
+        <w:rFonts w:ascii="Wingdings" w:hAnsi="Wingdings" w:hint="default"/>
       </w:rPr>
     </w:lvl>
     <w:lvl w:ilvl="3" w:tplc="04060001" w:tentative="1">
@@ -50744,7 +51247,7 @@
         <w:ind w:left="2930" w:hanging="360"/>
       </w:pPr>
       <w:rPr>
-        <w:rFonts w:hint="default" w:ascii="Symbol" w:hAnsi="Symbol"/>
+        <w:rFonts w:ascii="Symbol" w:hAnsi="Symbol" w:hint="default"/>
       </w:rPr>
     </w:lvl>
     <w:lvl w:ilvl="4" w:tplc="04060003" w:tentative="1">
@@ -50756,7 +51259,7 @@
         <w:ind w:left="3650" w:hanging="360"/>
       </w:pPr>
       <w:rPr>
-        <w:rFonts w:hint="default" w:ascii="Courier New" w:hAnsi="Courier New" w:cs="Courier New"/>
+        <w:rFonts w:ascii="Courier New" w:hAnsi="Courier New" w:cs="Courier New" w:hint="default"/>
       </w:rPr>
     </w:lvl>
     <w:lvl w:ilvl="5" w:tplc="04060005" w:tentative="1">
@@ -50768,7 +51271,7 @@
         <w:ind w:left="4370" w:hanging="360"/>
       </w:pPr>
       <w:rPr>
-        <w:rFonts w:hint="default" w:ascii="Wingdings" w:hAnsi="Wingdings"/>
+        <w:rFonts w:ascii="Wingdings" w:hAnsi="Wingdings" w:hint="default"/>
       </w:rPr>
     </w:lvl>
     <w:lvl w:ilvl="6" w:tplc="04060001" w:tentative="1">
@@ -50780,7 +51283,7 @@
         <w:ind w:left="5090" w:hanging="360"/>
       </w:pPr>
       <w:rPr>
-        <w:rFonts w:hint="default" w:ascii="Symbol" w:hAnsi="Symbol"/>
+        <w:rFonts w:ascii="Symbol" w:hAnsi="Symbol" w:hint="default"/>
       </w:rPr>
     </w:lvl>
     <w:lvl w:ilvl="7" w:tplc="04060003" w:tentative="1">
@@ -50792,7 +51295,7 @@
         <w:ind w:left="5810" w:hanging="360"/>
       </w:pPr>
       <w:rPr>
-        <w:rFonts w:hint="default" w:ascii="Courier New" w:hAnsi="Courier New" w:cs="Courier New"/>
+        <w:rFonts w:ascii="Courier New" w:hAnsi="Courier New" w:cs="Courier New" w:hint="default"/>
       </w:rPr>
     </w:lvl>
     <w:lvl w:ilvl="8" w:tplc="04060005" w:tentative="1">
@@ -50804,7 +51307,7 @@
         <w:ind w:left="6530" w:hanging="360"/>
       </w:pPr>
       <w:rPr>
-        <w:rFonts w:hint="default" w:ascii="Wingdings" w:hAnsi="Wingdings"/>
+        <w:rFonts w:ascii="Wingdings" w:hAnsi="Wingdings" w:hint="default"/>
       </w:rPr>
     </w:lvl>
   </w:abstractNum>
@@ -50830,7 +51333,7 @@
         <w:ind w:left="1440" w:hanging="360"/>
       </w:pPr>
       <w:rPr>
-        <w:rFonts w:hint="default" w:ascii="Courier New" w:hAnsi="Courier New" w:cs="Courier New"/>
+        <w:rFonts w:ascii="Courier New" w:hAnsi="Courier New" w:cs="Courier New" w:hint="default"/>
       </w:rPr>
     </w:lvl>
     <w:lvl w:ilvl="2" w:tplc="0406001B" w:tentative="1">
@@ -51109,7 +51612,7 @@
         <w:ind w:left="720" w:hanging="360"/>
       </w:pPr>
       <w:rPr>
-        <w:rFonts w:hint="default" w:ascii="Symbol" w:hAnsi="Symbol"/>
+        <w:rFonts w:ascii="Symbol" w:hAnsi="Symbol" w:hint="default"/>
       </w:rPr>
     </w:lvl>
     <w:lvl w:ilvl="1" w:tplc="04060003" w:tentative="1">
@@ -51121,7 +51624,7 @@
         <w:ind w:left="1440" w:hanging="360"/>
       </w:pPr>
       <w:rPr>
-        <w:rFonts w:hint="default" w:ascii="Courier New" w:hAnsi="Courier New" w:cs="Courier New"/>
+        <w:rFonts w:ascii="Courier New" w:hAnsi="Courier New" w:cs="Courier New" w:hint="default"/>
       </w:rPr>
     </w:lvl>
     <w:lvl w:ilvl="2" w:tplc="04060005" w:tentative="1">
@@ -51133,7 +51636,7 @@
         <w:ind w:left="2160" w:hanging="360"/>
       </w:pPr>
       <w:rPr>
-        <w:rFonts w:hint="default" w:ascii="Wingdings" w:hAnsi="Wingdings"/>
+        <w:rFonts w:ascii="Wingdings" w:hAnsi="Wingdings" w:hint="default"/>
       </w:rPr>
     </w:lvl>
     <w:lvl w:ilvl="3" w:tplc="04060001" w:tentative="1">
@@ -51145,7 +51648,7 @@
         <w:ind w:left="2880" w:hanging="360"/>
       </w:pPr>
       <w:rPr>
-        <w:rFonts w:hint="default" w:ascii="Symbol" w:hAnsi="Symbol"/>
+        <w:rFonts w:ascii="Symbol" w:hAnsi="Symbol" w:hint="default"/>
       </w:rPr>
     </w:lvl>
     <w:lvl w:ilvl="4" w:tplc="04060003" w:tentative="1">
@@ -51157,7 +51660,7 @@
         <w:ind w:left="3600" w:hanging="360"/>
       </w:pPr>
       <w:rPr>
-        <w:rFonts w:hint="default" w:ascii="Courier New" w:hAnsi="Courier New" w:cs="Courier New"/>
+        <w:rFonts w:ascii="Courier New" w:hAnsi="Courier New" w:cs="Courier New" w:hint="default"/>
       </w:rPr>
     </w:lvl>
     <w:lvl w:ilvl="5" w:tplc="04060005" w:tentative="1">
@@ -51169,7 +51672,7 @@
         <w:ind w:left="4320" w:hanging="360"/>
       </w:pPr>
       <w:rPr>
-        <w:rFonts w:hint="default" w:ascii="Wingdings" w:hAnsi="Wingdings"/>
+        <w:rFonts w:ascii="Wingdings" w:hAnsi="Wingdings" w:hint="default"/>
       </w:rPr>
     </w:lvl>
     <w:lvl w:ilvl="6" w:tplc="04060001" w:tentative="1">
@@ -51181,7 +51684,7 @@
         <w:ind w:left="5040" w:hanging="360"/>
       </w:pPr>
       <w:rPr>
-        <w:rFonts w:hint="default" w:ascii="Symbol" w:hAnsi="Symbol"/>
+        <w:rFonts w:ascii="Symbol" w:hAnsi="Symbol" w:hint="default"/>
       </w:rPr>
     </w:lvl>
     <w:lvl w:ilvl="7" w:tplc="04060003" w:tentative="1">
@@ -51193,7 +51696,7 @@
         <w:ind w:left="5760" w:hanging="360"/>
       </w:pPr>
       <w:rPr>
-        <w:rFonts w:hint="default" w:ascii="Courier New" w:hAnsi="Courier New" w:cs="Courier New"/>
+        <w:rFonts w:ascii="Courier New" w:hAnsi="Courier New" w:cs="Courier New" w:hint="default"/>
       </w:rPr>
     </w:lvl>
     <w:lvl w:ilvl="8" w:tplc="04060005" w:tentative="1">
@@ -51205,7 +51708,7 @@
         <w:ind w:left="6480" w:hanging="360"/>
       </w:pPr>
       <w:rPr>
-        <w:rFonts w:hint="default" w:ascii="Wingdings" w:hAnsi="Wingdings"/>
+        <w:rFonts w:ascii="Wingdings" w:hAnsi="Wingdings" w:hint="default"/>
       </w:rPr>
     </w:lvl>
   </w:abstractNum>
@@ -51335,7 +51838,7 @@
         <w:ind w:left="720" w:hanging="360"/>
       </w:pPr>
       <w:rPr>
-        <w:rFonts w:hint="default" w:ascii="Symbol" w:hAnsi="Symbol" w:eastAsiaTheme="minorHAnsi" w:cstheme="minorBidi"/>
+        <w:rFonts w:ascii="Symbol" w:eastAsiaTheme="minorHAnsi" w:hAnsi="Symbol" w:cstheme="minorBidi" w:hint="default"/>
       </w:rPr>
     </w:lvl>
     <w:lvl w:ilvl="1" w:tplc="04060003" w:tentative="1">
@@ -51347,7 +51850,7 @@
         <w:ind w:left="1440" w:hanging="360"/>
       </w:pPr>
       <w:rPr>
-        <w:rFonts w:hint="default" w:ascii="Courier New" w:hAnsi="Courier New" w:cs="Courier New"/>
+        <w:rFonts w:ascii="Courier New" w:hAnsi="Courier New" w:cs="Courier New" w:hint="default"/>
       </w:rPr>
     </w:lvl>
     <w:lvl w:ilvl="2" w:tplc="04060005" w:tentative="1">
@@ -51359,7 +51862,7 @@
         <w:ind w:left="2160" w:hanging="360"/>
       </w:pPr>
       <w:rPr>
-        <w:rFonts w:hint="default" w:ascii="Wingdings" w:hAnsi="Wingdings"/>
+        <w:rFonts w:ascii="Wingdings" w:hAnsi="Wingdings" w:hint="default"/>
       </w:rPr>
     </w:lvl>
     <w:lvl w:ilvl="3" w:tplc="04060001" w:tentative="1">
@@ -51371,7 +51874,7 @@
         <w:ind w:left="2880" w:hanging="360"/>
       </w:pPr>
       <w:rPr>
-        <w:rFonts w:hint="default" w:ascii="Symbol" w:hAnsi="Symbol"/>
+        <w:rFonts w:ascii="Symbol" w:hAnsi="Symbol" w:hint="default"/>
       </w:rPr>
     </w:lvl>
     <w:lvl w:ilvl="4" w:tplc="04060003" w:tentative="1">
@@ -51383,7 +51886,7 @@
         <w:ind w:left="3600" w:hanging="360"/>
       </w:pPr>
       <w:rPr>
-        <w:rFonts w:hint="default" w:ascii="Courier New" w:hAnsi="Courier New" w:cs="Courier New"/>
+        <w:rFonts w:ascii="Courier New" w:hAnsi="Courier New" w:cs="Courier New" w:hint="default"/>
       </w:rPr>
     </w:lvl>
     <w:lvl w:ilvl="5" w:tplc="04060005" w:tentative="1">
@@ -51395,7 +51898,7 @@
         <w:ind w:left="4320" w:hanging="360"/>
       </w:pPr>
       <w:rPr>
-        <w:rFonts w:hint="default" w:ascii="Wingdings" w:hAnsi="Wingdings"/>
+        <w:rFonts w:ascii="Wingdings" w:hAnsi="Wingdings" w:hint="default"/>
       </w:rPr>
     </w:lvl>
     <w:lvl w:ilvl="6" w:tplc="04060001" w:tentative="1">
@@ -51407,7 +51910,7 @@
         <w:ind w:left="5040" w:hanging="360"/>
       </w:pPr>
       <w:rPr>
-        <w:rFonts w:hint="default" w:ascii="Symbol" w:hAnsi="Symbol"/>
+        <w:rFonts w:ascii="Symbol" w:hAnsi="Symbol" w:hint="default"/>
       </w:rPr>
     </w:lvl>
     <w:lvl w:ilvl="7" w:tplc="04060003" w:tentative="1">
@@ -51419,7 +51922,7 @@
         <w:ind w:left="5760" w:hanging="360"/>
       </w:pPr>
       <w:rPr>
-        <w:rFonts w:hint="default" w:ascii="Courier New" w:hAnsi="Courier New" w:cs="Courier New"/>
+        <w:rFonts w:ascii="Courier New" w:hAnsi="Courier New" w:cs="Courier New" w:hint="default"/>
       </w:rPr>
     </w:lvl>
     <w:lvl w:ilvl="8" w:tplc="04060005" w:tentative="1">
@@ -51431,7 +51934,7 @@
         <w:ind w:left="6480" w:hanging="360"/>
       </w:pPr>
       <w:rPr>
-        <w:rFonts w:hint="default" w:ascii="Wingdings" w:hAnsi="Wingdings"/>
+        <w:rFonts w:ascii="Wingdings" w:hAnsi="Wingdings" w:hint="default"/>
       </w:rPr>
     </w:lvl>
   </w:abstractNum>
@@ -51540,7 +52043,7 @@
         <w:ind w:left="720" w:hanging="360"/>
       </w:pPr>
       <w:rPr>
-        <w:rFonts w:hint="default" w:ascii="Symbol" w:hAnsi="Symbol"/>
+        <w:rFonts w:ascii="Symbol" w:hAnsi="Symbol" w:hint="default"/>
         <w:sz w:val="20"/>
       </w:rPr>
     </w:lvl>
@@ -51556,7 +52059,7 @@
         <w:ind w:left="1440" w:hanging="360"/>
       </w:pPr>
       <w:rPr>
-        <w:rFonts w:hint="default" w:ascii="Courier New" w:hAnsi="Courier New"/>
+        <w:rFonts w:ascii="Courier New" w:hAnsi="Courier New" w:hint="default"/>
         <w:sz w:val="20"/>
       </w:rPr>
     </w:lvl>
@@ -51572,7 +52075,7 @@
         <w:ind w:left="2160" w:hanging="360"/>
       </w:pPr>
       <w:rPr>
-        <w:rFonts w:hint="default" w:ascii="Wingdings" w:hAnsi="Wingdings"/>
+        <w:rFonts w:ascii="Wingdings" w:hAnsi="Wingdings" w:hint="default"/>
         <w:sz w:val="20"/>
       </w:rPr>
     </w:lvl>
@@ -51588,7 +52091,7 @@
         <w:ind w:left="2880" w:hanging="360"/>
       </w:pPr>
       <w:rPr>
-        <w:rFonts w:hint="default" w:ascii="Wingdings" w:hAnsi="Wingdings"/>
+        <w:rFonts w:ascii="Wingdings" w:hAnsi="Wingdings" w:hint="default"/>
         <w:sz w:val="20"/>
       </w:rPr>
     </w:lvl>
@@ -51604,7 +52107,7 @@
         <w:ind w:left="3600" w:hanging="360"/>
       </w:pPr>
       <w:rPr>
-        <w:rFonts w:hint="default" w:ascii="Wingdings" w:hAnsi="Wingdings"/>
+        <w:rFonts w:ascii="Wingdings" w:hAnsi="Wingdings" w:hint="default"/>
         <w:sz w:val="20"/>
       </w:rPr>
     </w:lvl>
@@ -51620,7 +52123,7 @@
         <w:ind w:left="4320" w:hanging="360"/>
       </w:pPr>
       <w:rPr>
-        <w:rFonts w:hint="default" w:ascii="Wingdings" w:hAnsi="Wingdings"/>
+        <w:rFonts w:ascii="Wingdings" w:hAnsi="Wingdings" w:hint="default"/>
         <w:sz w:val="20"/>
       </w:rPr>
     </w:lvl>
@@ -51636,7 +52139,7 @@
         <w:ind w:left="5040" w:hanging="360"/>
       </w:pPr>
       <w:rPr>
-        <w:rFonts w:hint="default" w:ascii="Wingdings" w:hAnsi="Wingdings"/>
+        <w:rFonts w:ascii="Wingdings" w:hAnsi="Wingdings" w:hint="default"/>
         <w:sz w:val="20"/>
       </w:rPr>
     </w:lvl>
@@ -51652,7 +52155,7 @@
         <w:ind w:left="5760" w:hanging="360"/>
       </w:pPr>
       <w:rPr>
-        <w:rFonts w:hint="default" w:ascii="Wingdings" w:hAnsi="Wingdings"/>
+        <w:rFonts w:ascii="Wingdings" w:hAnsi="Wingdings" w:hint="default"/>
         <w:sz w:val="20"/>
       </w:rPr>
     </w:lvl>
@@ -51668,7 +52171,7 @@
         <w:ind w:left="6480" w:hanging="360"/>
       </w:pPr>
       <w:rPr>
-        <w:rFonts w:hint="default" w:ascii="Wingdings" w:hAnsi="Wingdings"/>
+        <w:rFonts w:ascii="Wingdings" w:hAnsi="Wingdings" w:hint="default"/>
         <w:sz w:val="20"/>
       </w:rPr>
     </w:lvl>
@@ -51686,7 +52189,7 @@
         <w:ind w:left="720" w:hanging="360"/>
       </w:pPr>
       <w:rPr>
-        <w:rFonts w:hint="default" w:ascii="Symbol" w:hAnsi="Symbol"/>
+        <w:rFonts w:ascii="Symbol" w:hAnsi="Symbol" w:hint="default"/>
       </w:rPr>
     </w:lvl>
     <w:lvl w:ilvl="1" w:tplc="04060003" w:tentative="1">
@@ -51698,7 +52201,7 @@
         <w:ind w:left="1440" w:hanging="360"/>
       </w:pPr>
       <w:rPr>
-        <w:rFonts w:hint="default" w:ascii="Courier New" w:hAnsi="Courier New" w:cs="Courier New"/>
+        <w:rFonts w:ascii="Courier New" w:hAnsi="Courier New" w:cs="Courier New" w:hint="default"/>
       </w:rPr>
     </w:lvl>
     <w:lvl w:ilvl="2" w:tplc="04060005" w:tentative="1">
@@ -51710,7 +52213,7 @@
         <w:ind w:left="2160" w:hanging="360"/>
       </w:pPr>
       <w:rPr>
-        <w:rFonts w:hint="default" w:ascii="Wingdings" w:hAnsi="Wingdings"/>
+        <w:rFonts w:ascii="Wingdings" w:hAnsi="Wingdings" w:hint="default"/>
       </w:rPr>
     </w:lvl>
     <w:lvl w:ilvl="3" w:tplc="04060001" w:tentative="1">
@@ -51722,7 +52225,7 @@
         <w:ind w:left="2880" w:hanging="360"/>
       </w:pPr>
       <w:rPr>
-        <w:rFonts w:hint="default" w:ascii="Symbol" w:hAnsi="Symbol"/>
+        <w:rFonts w:ascii="Symbol" w:hAnsi="Symbol" w:hint="default"/>
       </w:rPr>
     </w:lvl>
     <w:lvl w:ilvl="4" w:tplc="04060003" w:tentative="1">
@@ -51734,7 +52237,7 @@
         <w:ind w:left="3600" w:hanging="360"/>
       </w:pPr>
       <w:rPr>
-        <w:rFonts w:hint="default" w:ascii="Courier New" w:hAnsi="Courier New" w:cs="Courier New"/>
+        <w:rFonts w:ascii="Courier New" w:hAnsi="Courier New" w:cs="Courier New" w:hint="default"/>
       </w:rPr>
     </w:lvl>
     <w:lvl w:ilvl="5" w:tplc="04060005" w:tentative="1">
@@ -51746,7 +52249,7 @@
         <w:ind w:left="4320" w:hanging="360"/>
       </w:pPr>
       <w:rPr>
-        <w:rFonts w:hint="default" w:ascii="Wingdings" w:hAnsi="Wingdings"/>
+        <w:rFonts w:ascii="Wingdings" w:hAnsi="Wingdings" w:hint="default"/>
       </w:rPr>
     </w:lvl>
     <w:lvl w:ilvl="6" w:tplc="04060001" w:tentative="1">
@@ -51758,7 +52261,7 @@
         <w:ind w:left="5040" w:hanging="360"/>
       </w:pPr>
       <w:rPr>
-        <w:rFonts w:hint="default" w:ascii="Symbol" w:hAnsi="Symbol"/>
+        <w:rFonts w:ascii="Symbol" w:hAnsi="Symbol" w:hint="default"/>
       </w:rPr>
     </w:lvl>
     <w:lvl w:ilvl="7" w:tplc="04060003" w:tentative="1">
@@ -51770,7 +52273,7 @@
         <w:ind w:left="5760" w:hanging="360"/>
       </w:pPr>
       <w:rPr>
-        <w:rFonts w:hint="default" w:ascii="Courier New" w:hAnsi="Courier New" w:cs="Courier New"/>
+        <w:rFonts w:ascii="Courier New" w:hAnsi="Courier New" w:cs="Courier New" w:hint="default"/>
       </w:rPr>
     </w:lvl>
     <w:lvl w:ilvl="8" w:tplc="04060005" w:tentative="1">
@@ -51782,7 +52285,7 @@
         <w:ind w:left="6480" w:hanging="360"/>
       </w:pPr>
       <w:rPr>
-        <w:rFonts w:hint="default" w:ascii="Wingdings" w:hAnsi="Wingdings"/>
+        <w:rFonts w:ascii="Wingdings" w:hAnsi="Wingdings" w:hint="default"/>
       </w:rPr>
     </w:lvl>
   </w:abstractNum>
@@ -51799,7 +52302,7 @@
         <w:ind w:left="720" w:hanging="360"/>
       </w:pPr>
       <w:rPr>
-        <w:rFonts w:hint="default" w:ascii="Symbol" w:hAnsi="Symbol"/>
+        <w:rFonts w:ascii="Symbol" w:hAnsi="Symbol" w:hint="default"/>
       </w:rPr>
     </w:lvl>
     <w:lvl w:ilvl="1" w:tplc="04060003" w:tentative="1">
@@ -51811,7 +52314,7 @@
         <w:ind w:left="1440" w:hanging="360"/>
       </w:pPr>
       <w:rPr>
-        <w:rFonts w:hint="default" w:ascii="Courier New" w:hAnsi="Courier New" w:cs="Courier New"/>
+        <w:rFonts w:ascii="Courier New" w:hAnsi="Courier New" w:cs="Courier New" w:hint="default"/>
       </w:rPr>
     </w:lvl>
     <w:lvl w:ilvl="2" w:tplc="04060005" w:tentative="1">
@@ -51823,7 +52326,7 @@
         <w:ind w:left="2160" w:hanging="360"/>
       </w:pPr>
       <w:rPr>
-        <w:rFonts w:hint="default" w:ascii="Wingdings" w:hAnsi="Wingdings"/>
+        <w:rFonts w:ascii="Wingdings" w:hAnsi="Wingdings" w:hint="default"/>
       </w:rPr>
     </w:lvl>
     <w:lvl w:ilvl="3" w:tplc="04060001" w:tentative="1">
@@ -51835,7 +52338,7 @@
         <w:ind w:left="2880" w:hanging="360"/>
       </w:pPr>
       <w:rPr>
-        <w:rFonts w:hint="default" w:ascii="Symbol" w:hAnsi="Symbol"/>
+        <w:rFonts w:ascii="Symbol" w:hAnsi="Symbol" w:hint="default"/>
       </w:rPr>
     </w:lvl>
     <w:lvl w:ilvl="4" w:tplc="04060003" w:tentative="1">
@@ -51847,7 +52350,7 @@
         <w:ind w:left="3600" w:hanging="360"/>
       </w:pPr>
       <w:rPr>
-        <w:rFonts w:hint="default" w:ascii="Courier New" w:hAnsi="Courier New" w:cs="Courier New"/>
+        <w:rFonts w:ascii="Courier New" w:hAnsi="Courier New" w:cs="Courier New" w:hint="default"/>
       </w:rPr>
     </w:lvl>
     <w:lvl w:ilvl="5" w:tplc="04060005" w:tentative="1">
@@ -51859,7 +52362,7 @@
         <w:ind w:left="4320" w:hanging="360"/>
       </w:pPr>
       <w:rPr>
-        <w:rFonts w:hint="default" w:ascii="Wingdings" w:hAnsi="Wingdings"/>
+        <w:rFonts w:ascii="Wingdings" w:hAnsi="Wingdings" w:hint="default"/>
       </w:rPr>
     </w:lvl>
     <w:lvl w:ilvl="6" w:tplc="04060001" w:tentative="1">
@@ -51871,7 +52374,7 @@
         <w:ind w:left="5040" w:hanging="360"/>
       </w:pPr>
       <w:rPr>
-        <w:rFonts w:hint="default" w:ascii="Symbol" w:hAnsi="Symbol"/>
+        <w:rFonts w:ascii="Symbol" w:hAnsi="Symbol" w:hint="default"/>
       </w:rPr>
     </w:lvl>
     <w:lvl w:ilvl="7" w:tplc="04060003" w:tentative="1">
@@ -51883,7 +52386,7 @@
         <w:ind w:left="5760" w:hanging="360"/>
       </w:pPr>
       <w:rPr>
-        <w:rFonts w:hint="default" w:ascii="Courier New" w:hAnsi="Courier New" w:cs="Courier New"/>
+        <w:rFonts w:ascii="Courier New" w:hAnsi="Courier New" w:cs="Courier New" w:hint="default"/>
       </w:rPr>
     </w:lvl>
     <w:lvl w:ilvl="8" w:tplc="04060005" w:tentative="1">
@@ -51895,7 +52398,7 @@
         <w:ind w:left="6480" w:hanging="360"/>
       </w:pPr>
       <w:rPr>
-        <w:rFonts w:hint="default" w:ascii="Wingdings" w:hAnsi="Wingdings"/>
+        <w:rFonts w:ascii="Wingdings" w:hAnsi="Wingdings" w:hint="default"/>
       </w:rPr>
     </w:lvl>
   </w:abstractNum>
@@ -51912,7 +52415,7 @@
         <w:ind w:left="720" w:hanging="360"/>
       </w:pPr>
       <w:rPr>
-        <w:rFonts w:hint="default" w:ascii="Symbol" w:hAnsi="Symbol"/>
+        <w:rFonts w:ascii="Symbol" w:hAnsi="Symbol" w:hint="default"/>
       </w:rPr>
     </w:lvl>
     <w:lvl w:ilvl="1" w:tplc="04060003" w:tentative="1">
@@ -51924,7 +52427,7 @@
         <w:ind w:left="1440" w:hanging="360"/>
       </w:pPr>
       <w:rPr>
-        <w:rFonts w:hint="default" w:ascii="Courier New" w:hAnsi="Courier New" w:cs="Courier New"/>
+        <w:rFonts w:ascii="Courier New" w:hAnsi="Courier New" w:cs="Courier New" w:hint="default"/>
       </w:rPr>
     </w:lvl>
     <w:lvl w:ilvl="2" w:tplc="04060005" w:tentative="1">
@@ -51936,7 +52439,7 @@
         <w:ind w:left="2160" w:hanging="360"/>
       </w:pPr>
       <w:rPr>
-        <w:rFonts w:hint="default" w:ascii="Wingdings" w:hAnsi="Wingdings"/>
+        <w:rFonts w:ascii="Wingdings" w:hAnsi="Wingdings" w:hint="default"/>
       </w:rPr>
     </w:lvl>
     <w:lvl w:ilvl="3" w:tplc="04060001" w:tentative="1">
@@ -51948,7 +52451,7 @@
         <w:ind w:left="2880" w:hanging="360"/>
       </w:pPr>
       <w:rPr>
-        <w:rFonts w:hint="default" w:ascii="Symbol" w:hAnsi="Symbol"/>
+        <w:rFonts w:ascii="Symbol" w:hAnsi="Symbol" w:hint="default"/>
       </w:rPr>
     </w:lvl>
     <w:lvl w:ilvl="4" w:tplc="04060003" w:tentative="1">
@@ -51960,7 +52463,7 @@
         <w:ind w:left="3600" w:hanging="360"/>
       </w:pPr>
       <w:rPr>
-        <w:rFonts w:hint="default" w:ascii="Courier New" w:hAnsi="Courier New" w:cs="Courier New"/>
+        <w:rFonts w:ascii="Courier New" w:hAnsi="Courier New" w:cs="Courier New" w:hint="default"/>
       </w:rPr>
     </w:lvl>
     <w:lvl w:ilvl="5" w:tplc="04060005" w:tentative="1">
@@ -51972,7 +52475,7 @@
         <w:ind w:left="4320" w:hanging="360"/>
       </w:pPr>
       <w:rPr>
-        <w:rFonts w:hint="default" w:ascii="Wingdings" w:hAnsi="Wingdings"/>
+        <w:rFonts w:ascii="Wingdings" w:hAnsi="Wingdings" w:hint="default"/>
       </w:rPr>
     </w:lvl>
     <w:lvl w:ilvl="6" w:tplc="04060001" w:tentative="1">
@@ -51984,7 +52487,7 @@
         <w:ind w:left="5040" w:hanging="360"/>
       </w:pPr>
       <w:rPr>
-        <w:rFonts w:hint="default" w:ascii="Symbol" w:hAnsi="Symbol"/>
+        <w:rFonts w:ascii="Symbol" w:hAnsi="Symbol" w:hint="default"/>
       </w:rPr>
     </w:lvl>
     <w:lvl w:ilvl="7" w:tplc="04060003" w:tentative="1">
@@ -51996,7 +52499,7 @@
         <w:ind w:left="5760" w:hanging="360"/>
       </w:pPr>
       <w:rPr>
-        <w:rFonts w:hint="default" w:ascii="Courier New" w:hAnsi="Courier New" w:cs="Courier New"/>
+        <w:rFonts w:ascii="Courier New" w:hAnsi="Courier New" w:cs="Courier New" w:hint="default"/>
       </w:rPr>
     </w:lvl>
     <w:lvl w:ilvl="8" w:tplc="04060005" w:tentative="1">
@@ -52008,7 +52511,7 @@
         <w:ind w:left="6480" w:hanging="360"/>
       </w:pPr>
       <w:rPr>
-        <w:rFonts w:hint="default" w:ascii="Wingdings" w:hAnsi="Wingdings"/>
+        <w:rFonts w:ascii="Wingdings" w:hAnsi="Wingdings" w:hint="default"/>
       </w:rPr>
     </w:lvl>
   </w:abstractNum>
@@ -52025,7 +52528,7 @@
         <w:ind w:left="720" w:hanging="360"/>
       </w:pPr>
       <w:rPr>
-        <w:rFonts w:hint="default" w:ascii="Symbol" w:hAnsi="Symbol"/>
+        <w:rFonts w:ascii="Symbol" w:hAnsi="Symbol" w:hint="default"/>
       </w:rPr>
     </w:lvl>
     <w:lvl w:ilvl="1" w:tplc="04060003">
@@ -52037,7 +52540,7 @@
         <w:ind w:left="1440" w:hanging="360"/>
       </w:pPr>
       <w:rPr>
-        <w:rFonts w:hint="default" w:ascii="Courier New" w:hAnsi="Courier New" w:cs="Courier New"/>
+        <w:rFonts w:ascii="Courier New" w:hAnsi="Courier New" w:cs="Courier New" w:hint="default"/>
       </w:rPr>
     </w:lvl>
     <w:lvl w:ilvl="2" w:tplc="04060005">
@@ -52049,7 +52552,7 @@
         <w:ind w:left="2160" w:hanging="360"/>
       </w:pPr>
       <w:rPr>
-        <w:rFonts w:hint="default" w:ascii="Wingdings" w:hAnsi="Wingdings"/>
+        <w:rFonts w:ascii="Wingdings" w:hAnsi="Wingdings" w:hint="default"/>
       </w:rPr>
     </w:lvl>
     <w:lvl w:ilvl="3" w:tplc="04060001">
@@ -52061,7 +52564,7 @@
         <w:ind w:left="2880" w:hanging="360"/>
       </w:pPr>
       <w:rPr>
-        <w:rFonts w:hint="default" w:ascii="Symbol" w:hAnsi="Symbol"/>
+        <w:rFonts w:ascii="Symbol" w:hAnsi="Symbol" w:hint="default"/>
       </w:rPr>
     </w:lvl>
     <w:lvl w:ilvl="4" w:tplc="04060003">
@@ -52073,7 +52576,7 @@
         <w:ind w:left="3600" w:hanging="360"/>
       </w:pPr>
       <w:rPr>
-        <w:rFonts w:hint="default" w:ascii="Courier New" w:hAnsi="Courier New" w:cs="Courier New"/>
+        <w:rFonts w:ascii="Courier New" w:hAnsi="Courier New" w:cs="Courier New" w:hint="default"/>
       </w:rPr>
     </w:lvl>
     <w:lvl w:ilvl="5" w:tplc="04060005">
@@ -52085,7 +52588,7 @@
         <w:ind w:left="4320" w:hanging="360"/>
       </w:pPr>
       <w:rPr>
-        <w:rFonts w:hint="default" w:ascii="Wingdings" w:hAnsi="Wingdings"/>
+        <w:rFonts w:ascii="Wingdings" w:hAnsi="Wingdings" w:hint="default"/>
       </w:rPr>
     </w:lvl>
     <w:lvl w:ilvl="6" w:tplc="04060001">
@@ -52097,7 +52600,7 @@
         <w:ind w:left="5040" w:hanging="360"/>
       </w:pPr>
       <w:rPr>
-        <w:rFonts w:hint="default" w:ascii="Symbol" w:hAnsi="Symbol"/>
+        <w:rFonts w:ascii="Symbol" w:hAnsi="Symbol" w:hint="default"/>
       </w:rPr>
     </w:lvl>
     <w:lvl w:ilvl="7" w:tplc="04060003">
@@ -52109,7 +52612,7 @@
         <w:ind w:left="5760" w:hanging="360"/>
       </w:pPr>
       <w:rPr>
-        <w:rFonts w:hint="default" w:ascii="Courier New" w:hAnsi="Courier New" w:cs="Courier New"/>
+        <w:rFonts w:ascii="Courier New" w:hAnsi="Courier New" w:cs="Courier New" w:hint="default"/>
       </w:rPr>
     </w:lvl>
     <w:lvl w:ilvl="8" w:tplc="04060005">
@@ -52121,7 +52624,7 @@
         <w:ind w:left="6480" w:hanging="360"/>
       </w:pPr>
       <w:rPr>
-        <w:rFonts w:hint="default" w:ascii="Wingdings" w:hAnsi="Wingdings"/>
+        <w:rFonts w:ascii="Wingdings" w:hAnsi="Wingdings" w:hint="default"/>
       </w:rPr>
     </w:lvl>
   </w:abstractNum>
@@ -52177,7 +52680,7 @@
         <w:ind w:left="1080" w:hanging="1080"/>
       </w:pPr>
       <w:rPr>
-        <w:rFonts w:hint="default" w:asciiTheme="majorHAnsi" w:hAnsiTheme="majorHAnsi" w:cstheme="majorHAnsi"/>
+        <w:rFonts w:asciiTheme="majorHAnsi" w:hAnsiTheme="majorHAnsi" w:cstheme="majorHAnsi" w:hint="default"/>
         <w:sz w:val="20"/>
         <w:szCs w:val="20"/>
       </w:rPr>
@@ -52375,7 +52878,7 @@
         <w:ind w:left="720" w:hanging="360"/>
       </w:pPr>
       <w:rPr>
-        <w:rFonts w:hint="default" w:ascii="Symbol" w:hAnsi="Symbol"/>
+        <w:rFonts w:ascii="Symbol" w:hAnsi="Symbol" w:hint="default"/>
       </w:rPr>
     </w:lvl>
     <w:lvl w:ilvl="1" w:tplc="04060003" w:tentative="1">
@@ -52387,7 +52890,7 @@
         <w:ind w:left="1440" w:hanging="360"/>
       </w:pPr>
       <w:rPr>
-        <w:rFonts w:hint="default" w:ascii="Courier New" w:hAnsi="Courier New" w:cs="Courier New"/>
+        <w:rFonts w:ascii="Courier New" w:hAnsi="Courier New" w:cs="Courier New" w:hint="default"/>
       </w:rPr>
     </w:lvl>
     <w:lvl w:ilvl="2" w:tplc="04060005" w:tentative="1">
@@ -52399,7 +52902,7 @@
         <w:ind w:left="2160" w:hanging="360"/>
       </w:pPr>
       <w:rPr>
-        <w:rFonts w:hint="default" w:ascii="Wingdings" w:hAnsi="Wingdings"/>
+        <w:rFonts w:ascii="Wingdings" w:hAnsi="Wingdings" w:hint="default"/>
       </w:rPr>
     </w:lvl>
     <w:lvl w:ilvl="3" w:tplc="04060001" w:tentative="1">
@@ -52411,7 +52914,7 @@
         <w:ind w:left="2880" w:hanging="360"/>
       </w:pPr>
       <w:rPr>
-        <w:rFonts w:hint="default" w:ascii="Symbol" w:hAnsi="Symbol"/>
+        <w:rFonts w:ascii="Symbol" w:hAnsi="Symbol" w:hint="default"/>
       </w:rPr>
     </w:lvl>
     <w:lvl w:ilvl="4" w:tplc="04060003" w:tentative="1">
@@ -52423,7 +52926,7 @@
         <w:ind w:left="3600" w:hanging="360"/>
       </w:pPr>
       <w:rPr>
-        <w:rFonts w:hint="default" w:ascii="Courier New" w:hAnsi="Courier New" w:cs="Courier New"/>
+        <w:rFonts w:ascii="Courier New" w:hAnsi="Courier New" w:cs="Courier New" w:hint="default"/>
       </w:rPr>
     </w:lvl>
     <w:lvl w:ilvl="5" w:tplc="04060005" w:tentative="1">
@@ -52435,7 +52938,7 @@
         <w:ind w:left="4320" w:hanging="360"/>
       </w:pPr>
       <w:rPr>
-        <w:rFonts w:hint="default" w:ascii="Wingdings" w:hAnsi="Wingdings"/>
+        <w:rFonts w:ascii="Wingdings" w:hAnsi="Wingdings" w:hint="default"/>
       </w:rPr>
     </w:lvl>
     <w:lvl w:ilvl="6" w:tplc="04060001" w:tentative="1">
@@ -52447,7 +52950,7 @@
         <w:ind w:left="5040" w:hanging="360"/>
       </w:pPr>
       <w:rPr>
-        <w:rFonts w:hint="default" w:ascii="Symbol" w:hAnsi="Symbol"/>
+        <w:rFonts w:ascii="Symbol" w:hAnsi="Symbol" w:hint="default"/>
       </w:rPr>
     </w:lvl>
     <w:lvl w:ilvl="7" w:tplc="04060003" w:tentative="1">
@@ -52459,7 +52962,7 @@
         <w:ind w:left="5760" w:hanging="360"/>
       </w:pPr>
       <w:rPr>
-        <w:rFonts w:hint="default" w:ascii="Courier New" w:hAnsi="Courier New" w:cs="Courier New"/>
+        <w:rFonts w:ascii="Courier New" w:hAnsi="Courier New" w:cs="Courier New" w:hint="default"/>
       </w:rPr>
     </w:lvl>
     <w:lvl w:ilvl="8" w:tplc="04060005" w:tentative="1">
@@ -52471,7 +52974,7 @@
         <w:ind w:left="6480" w:hanging="360"/>
       </w:pPr>
       <w:rPr>
-        <w:rFonts w:hint="default" w:ascii="Wingdings" w:hAnsi="Wingdings"/>
+        <w:rFonts w:ascii="Wingdings" w:hAnsi="Wingdings" w:hint="default"/>
       </w:rPr>
     </w:lvl>
   </w:abstractNum>
@@ -52488,7 +52991,7 @@
         <w:ind w:left="720" w:hanging="360"/>
       </w:pPr>
       <w:rPr>
-        <w:rFonts w:hint="default" w:ascii="Symbol" w:hAnsi="Symbol"/>
+        <w:rFonts w:ascii="Symbol" w:hAnsi="Symbol" w:hint="default"/>
       </w:rPr>
     </w:lvl>
     <w:lvl w:ilvl="1" w:tplc="04060003" w:tentative="1">
@@ -52500,7 +53003,7 @@
         <w:ind w:left="1440" w:hanging="360"/>
       </w:pPr>
       <w:rPr>
-        <w:rFonts w:hint="default" w:ascii="Courier New" w:hAnsi="Courier New" w:cs="Courier New"/>
+        <w:rFonts w:ascii="Courier New" w:hAnsi="Courier New" w:cs="Courier New" w:hint="default"/>
       </w:rPr>
     </w:lvl>
     <w:lvl w:ilvl="2" w:tplc="04060005" w:tentative="1">
@@ -52512,7 +53015,7 @@
         <w:ind w:left="2160" w:hanging="360"/>
       </w:pPr>
       <w:rPr>
-        <w:rFonts w:hint="default" w:ascii="Wingdings" w:hAnsi="Wingdings"/>
+        <w:rFonts w:ascii="Wingdings" w:hAnsi="Wingdings" w:hint="default"/>
       </w:rPr>
     </w:lvl>
     <w:lvl w:ilvl="3" w:tplc="04060001" w:tentative="1">
@@ -52524,7 +53027,7 @@
         <w:ind w:left="2880" w:hanging="360"/>
       </w:pPr>
       <w:rPr>
-        <w:rFonts w:hint="default" w:ascii="Symbol" w:hAnsi="Symbol"/>
+        <w:rFonts w:ascii="Symbol" w:hAnsi="Symbol" w:hint="default"/>
       </w:rPr>
     </w:lvl>
     <w:lvl w:ilvl="4" w:tplc="04060003" w:tentative="1">
@@ -52536,7 +53039,7 @@
         <w:ind w:left="3600" w:hanging="360"/>
       </w:pPr>
       <w:rPr>
-        <w:rFonts w:hint="default" w:ascii="Courier New" w:hAnsi="Courier New" w:cs="Courier New"/>
+        <w:rFonts w:ascii="Courier New" w:hAnsi="Courier New" w:cs="Courier New" w:hint="default"/>
       </w:rPr>
     </w:lvl>
     <w:lvl w:ilvl="5" w:tplc="04060005" w:tentative="1">
@@ -52548,7 +53051,7 @@
         <w:ind w:left="4320" w:hanging="360"/>
       </w:pPr>
       <w:rPr>
-        <w:rFonts w:hint="default" w:ascii="Wingdings" w:hAnsi="Wingdings"/>
+        <w:rFonts w:ascii="Wingdings" w:hAnsi="Wingdings" w:hint="default"/>
       </w:rPr>
     </w:lvl>
     <w:lvl w:ilvl="6" w:tplc="04060001" w:tentative="1">
@@ -52560,7 +53063,7 @@
         <w:ind w:left="5040" w:hanging="360"/>
       </w:pPr>
       <w:rPr>
-        <w:rFonts w:hint="default" w:ascii="Symbol" w:hAnsi="Symbol"/>
+        <w:rFonts w:ascii="Symbol" w:hAnsi="Symbol" w:hint="default"/>
       </w:rPr>
     </w:lvl>
     <w:lvl w:ilvl="7" w:tplc="04060003" w:tentative="1">
@@ -52572,7 +53075,7 @@
         <w:ind w:left="5760" w:hanging="360"/>
       </w:pPr>
       <w:rPr>
-        <w:rFonts w:hint="default" w:ascii="Courier New" w:hAnsi="Courier New" w:cs="Courier New"/>
+        <w:rFonts w:ascii="Courier New" w:hAnsi="Courier New" w:cs="Courier New" w:hint="default"/>
       </w:rPr>
     </w:lvl>
     <w:lvl w:ilvl="8" w:tplc="04060005" w:tentative="1">
@@ -52584,7 +53087,7 @@
         <w:ind w:left="6480" w:hanging="360"/>
       </w:pPr>
       <w:rPr>
-        <w:rFonts w:hint="default" w:ascii="Wingdings" w:hAnsi="Wingdings"/>
+        <w:rFonts w:ascii="Wingdings" w:hAnsi="Wingdings" w:hint="default"/>
       </w:rPr>
     </w:lvl>
   </w:abstractNum>
@@ -52690,7 +53193,7 @@
         <w:ind w:left="720" w:hanging="360"/>
       </w:pPr>
       <w:rPr>
-        <w:rFonts w:hint="default" w:ascii="Symbol" w:hAnsi="Symbol"/>
+        <w:rFonts w:ascii="Symbol" w:hAnsi="Symbol" w:hint="default"/>
       </w:rPr>
     </w:lvl>
     <w:lvl w:ilvl="1" w:tplc="04060003" w:tentative="1">
@@ -52702,7 +53205,7 @@
         <w:ind w:left="1440" w:hanging="360"/>
       </w:pPr>
       <w:rPr>
-        <w:rFonts w:hint="default" w:ascii="Courier New" w:hAnsi="Courier New" w:cs="Courier New"/>
+        <w:rFonts w:ascii="Courier New" w:hAnsi="Courier New" w:cs="Courier New" w:hint="default"/>
       </w:rPr>
     </w:lvl>
     <w:lvl w:ilvl="2" w:tplc="04060005" w:tentative="1">
@@ -52714,7 +53217,7 @@
         <w:ind w:left="2160" w:hanging="360"/>
       </w:pPr>
       <w:rPr>
-        <w:rFonts w:hint="default" w:ascii="Wingdings" w:hAnsi="Wingdings"/>
+        <w:rFonts w:ascii="Wingdings" w:hAnsi="Wingdings" w:hint="default"/>
       </w:rPr>
     </w:lvl>
     <w:lvl w:ilvl="3" w:tplc="04060001" w:tentative="1">
@@ -52726,7 +53229,7 @@
         <w:ind w:left="2880" w:hanging="360"/>
       </w:pPr>
       <w:rPr>
-        <w:rFonts w:hint="default" w:ascii="Symbol" w:hAnsi="Symbol"/>
+        <w:rFonts w:ascii="Symbol" w:hAnsi="Symbol" w:hint="default"/>
       </w:rPr>
     </w:lvl>
     <w:lvl w:ilvl="4" w:tplc="04060003" w:tentative="1">
@@ -52738,7 +53241,7 @@
         <w:ind w:left="3600" w:hanging="360"/>
       </w:pPr>
       <w:rPr>
-        <w:rFonts w:hint="default" w:ascii="Courier New" w:hAnsi="Courier New" w:cs="Courier New"/>
+        <w:rFonts w:ascii="Courier New" w:hAnsi="Courier New" w:cs="Courier New" w:hint="default"/>
       </w:rPr>
     </w:lvl>
     <w:lvl w:ilvl="5" w:tplc="04060005" w:tentative="1">
@@ -52750,7 +53253,7 @@
         <w:ind w:left="4320" w:hanging="360"/>
       </w:pPr>
       <w:rPr>
-        <w:rFonts w:hint="default" w:ascii="Wingdings" w:hAnsi="Wingdings"/>
+        <w:rFonts w:ascii="Wingdings" w:hAnsi="Wingdings" w:hint="default"/>
       </w:rPr>
     </w:lvl>
     <w:lvl w:ilvl="6" w:tplc="04060001" w:tentative="1">
@@ -52762,7 +53265,7 @@
         <w:ind w:left="5040" w:hanging="360"/>
       </w:pPr>
       <w:rPr>
-        <w:rFonts w:hint="default" w:ascii="Symbol" w:hAnsi="Symbol"/>
+        <w:rFonts w:ascii="Symbol" w:hAnsi="Symbol" w:hint="default"/>
       </w:rPr>
     </w:lvl>
     <w:lvl w:ilvl="7" w:tplc="04060003" w:tentative="1">
@@ -52774,7 +53277,7 @@
         <w:ind w:left="5760" w:hanging="360"/>
       </w:pPr>
       <w:rPr>
-        <w:rFonts w:hint="default" w:ascii="Courier New" w:hAnsi="Courier New" w:cs="Courier New"/>
+        <w:rFonts w:ascii="Courier New" w:hAnsi="Courier New" w:cs="Courier New" w:hint="default"/>
       </w:rPr>
     </w:lvl>
     <w:lvl w:ilvl="8" w:tplc="04060005" w:tentative="1">
@@ -52786,7 +53289,7 @@
         <w:ind w:left="6480" w:hanging="360"/>
       </w:pPr>
       <w:rPr>
-        <w:rFonts w:hint="default" w:ascii="Wingdings" w:hAnsi="Wingdings"/>
+        <w:rFonts w:ascii="Wingdings" w:hAnsi="Wingdings" w:hint="default"/>
       </w:rPr>
     </w:lvl>
   </w:abstractNum>
@@ -52892,7 +53395,7 @@
         <w:ind w:left="720" w:hanging="360"/>
       </w:pPr>
       <w:rPr>
-        <w:rFonts w:hint="default" w:ascii="Symbol" w:hAnsi="Symbol"/>
+        <w:rFonts w:ascii="Symbol" w:hAnsi="Symbol" w:hint="default"/>
       </w:rPr>
     </w:lvl>
     <w:lvl w:ilvl="1" w:tplc="04060003" w:tentative="1">
@@ -52904,7 +53407,7 @@
         <w:ind w:left="1440" w:hanging="360"/>
       </w:pPr>
       <w:rPr>
-        <w:rFonts w:hint="default" w:ascii="Courier New" w:hAnsi="Courier New" w:cs="Courier New"/>
+        <w:rFonts w:ascii="Courier New" w:hAnsi="Courier New" w:cs="Courier New" w:hint="default"/>
       </w:rPr>
     </w:lvl>
     <w:lvl w:ilvl="2" w:tplc="04060005" w:tentative="1">
@@ -52916,7 +53419,7 @@
         <w:ind w:left="2160" w:hanging="360"/>
       </w:pPr>
       <w:rPr>
-        <w:rFonts w:hint="default" w:ascii="Wingdings" w:hAnsi="Wingdings"/>
+        <w:rFonts w:ascii="Wingdings" w:hAnsi="Wingdings" w:hint="default"/>
       </w:rPr>
     </w:lvl>
     <w:lvl w:ilvl="3" w:tplc="04060001" w:tentative="1">
@@ -52928,7 +53431,7 @@
         <w:ind w:left="2880" w:hanging="360"/>
       </w:pPr>
       <w:rPr>
-        <w:rFonts w:hint="default" w:ascii="Symbol" w:hAnsi="Symbol"/>
+        <w:rFonts w:ascii="Symbol" w:hAnsi="Symbol" w:hint="default"/>
       </w:rPr>
     </w:lvl>
     <w:lvl w:ilvl="4" w:tplc="04060003" w:tentative="1">
@@ -52940,7 +53443,7 @@
         <w:ind w:left="3600" w:hanging="360"/>
       </w:pPr>
       <w:rPr>
-        <w:rFonts w:hint="default" w:ascii="Courier New" w:hAnsi="Courier New" w:cs="Courier New"/>
+        <w:rFonts w:ascii="Courier New" w:hAnsi="Courier New" w:cs="Courier New" w:hint="default"/>
       </w:rPr>
     </w:lvl>
     <w:lvl w:ilvl="5" w:tplc="04060005" w:tentative="1">
@@ -52952,7 +53455,7 @@
         <w:ind w:left="4320" w:hanging="360"/>
       </w:pPr>
       <w:rPr>
-        <w:rFonts w:hint="default" w:ascii="Wingdings" w:hAnsi="Wingdings"/>
+        <w:rFonts w:ascii="Wingdings" w:hAnsi="Wingdings" w:hint="default"/>
       </w:rPr>
     </w:lvl>
     <w:lvl w:ilvl="6" w:tplc="04060001" w:tentative="1">
@@ -52964,7 +53467,7 @@
         <w:ind w:left="5040" w:hanging="360"/>
       </w:pPr>
       <w:rPr>
-        <w:rFonts w:hint="default" w:ascii="Symbol" w:hAnsi="Symbol"/>
+        <w:rFonts w:ascii="Symbol" w:hAnsi="Symbol" w:hint="default"/>
       </w:rPr>
     </w:lvl>
     <w:lvl w:ilvl="7" w:tplc="04060003" w:tentative="1">
@@ -52976,7 +53479,7 @@
         <w:ind w:left="5760" w:hanging="360"/>
       </w:pPr>
       <w:rPr>
-        <w:rFonts w:hint="default" w:ascii="Courier New" w:hAnsi="Courier New" w:cs="Courier New"/>
+        <w:rFonts w:ascii="Courier New" w:hAnsi="Courier New" w:cs="Courier New" w:hint="default"/>
       </w:rPr>
     </w:lvl>
     <w:lvl w:ilvl="8" w:tplc="04060005" w:tentative="1">
@@ -52988,7 +53491,7 @@
         <w:ind w:left="6480" w:hanging="360"/>
       </w:pPr>
       <w:rPr>
-        <w:rFonts w:hint="default" w:ascii="Wingdings" w:hAnsi="Wingdings"/>
+        <w:rFonts w:ascii="Wingdings" w:hAnsi="Wingdings" w:hint="default"/>
       </w:rPr>
     </w:lvl>
   </w:abstractNum>
@@ -53209,7 +53712,7 @@
         <w:ind w:left="765" w:hanging="360"/>
       </w:pPr>
       <w:rPr>
-        <w:rFonts w:hint="default" w:ascii="Symbol" w:hAnsi="Symbol"/>
+        <w:rFonts w:ascii="Symbol" w:hAnsi="Symbol" w:hint="default"/>
       </w:rPr>
     </w:lvl>
     <w:lvl w:ilvl="1" w:tplc="04060003" w:tentative="1">
@@ -53221,7 +53724,7 @@
         <w:ind w:left="1485" w:hanging="360"/>
       </w:pPr>
       <w:rPr>
-        <w:rFonts w:hint="default" w:ascii="Courier New" w:hAnsi="Courier New" w:cs="Courier New"/>
+        <w:rFonts w:ascii="Courier New" w:hAnsi="Courier New" w:cs="Courier New" w:hint="default"/>
       </w:rPr>
     </w:lvl>
     <w:lvl w:ilvl="2" w:tplc="04060005" w:tentative="1">
@@ -53233,7 +53736,7 @@
         <w:ind w:left="2205" w:hanging="360"/>
       </w:pPr>
       <w:rPr>
-        <w:rFonts w:hint="default" w:ascii="Wingdings" w:hAnsi="Wingdings"/>
+        <w:rFonts w:ascii="Wingdings" w:hAnsi="Wingdings" w:hint="default"/>
       </w:rPr>
     </w:lvl>
     <w:lvl w:ilvl="3" w:tplc="04060001" w:tentative="1">
@@ -53245,7 +53748,7 @@
         <w:ind w:left="2925" w:hanging="360"/>
       </w:pPr>
       <w:rPr>
-        <w:rFonts w:hint="default" w:ascii="Symbol" w:hAnsi="Symbol"/>
+        <w:rFonts w:ascii="Symbol" w:hAnsi="Symbol" w:hint="default"/>
       </w:rPr>
     </w:lvl>
     <w:lvl w:ilvl="4" w:tplc="04060003" w:tentative="1">
@@ -53257,7 +53760,7 @@
         <w:ind w:left="3645" w:hanging="360"/>
       </w:pPr>
       <w:rPr>
-        <w:rFonts w:hint="default" w:ascii="Courier New" w:hAnsi="Courier New" w:cs="Courier New"/>
+        <w:rFonts w:ascii="Courier New" w:hAnsi="Courier New" w:cs="Courier New" w:hint="default"/>
       </w:rPr>
     </w:lvl>
     <w:lvl w:ilvl="5" w:tplc="04060005" w:tentative="1">
@@ -53269,7 +53772,7 @@
         <w:ind w:left="4365" w:hanging="360"/>
       </w:pPr>
       <w:rPr>
-        <w:rFonts w:hint="default" w:ascii="Wingdings" w:hAnsi="Wingdings"/>
+        <w:rFonts w:ascii="Wingdings" w:hAnsi="Wingdings" w:hint="default"/>
       </w:rPr>
     </w:lvl>
     <w:lvl w:ilvl="6" w:tplc="04060001" w:tentative="1">
@@ -53281,7 +53784,7 @@
         <w:ind w:left="5085" w:hanging="360"/>
       </w:pPr>
       <w:rPr>
-        <w:rFonts w:hint="default" w:ascii="Symbol" w:hAnsi="Symbol"/>
+        <w:rFonts w:ascii="Symbol" w:hAnsi="Symbol" w:hint="default"/>
       </w:rPr>
     </w:lvl>
     <w:lvl w:ilvl="7" w:tplc="04060003" w:tentative="1">
@@ -53293,7 +53796,7 @@
         <w:ind w:left="5805" w:hanging="360"/>
       </w:pPr>
       <w:rPr>
-        <w:rFonts w:hint="default" w:ascii="Courier New" w:hAnsi="Courier New" w:cs="Courier New"/>
+        <w:rFonts w:ascii="Courier New" w:hAnsi="Courier New" w:cs="Courier New" w:hint="default"/>
       </w:rPr>
     </w:lvl>
     <w:lvl w:ilvl="8" w:tplc="04060005" w:tentative="1">
@@ -53305,7 +53808,7 @@
         <w:ind w:left="6525" w:hanging="360"/>
       </w:pPr>
       <w:rPr>
-        <w:rFonts w:hint="default" w:ascii="Wingdings" w:hAnsi="Wingdings"/>
+        <w:rFonts w:ascii="Wingdings" w:hAnsi="Wingdings" w:hint="default"/>
       </w:rPr>
     </w:lvl>
   </w:abstractNum>
@@ -53322,7 +53825,7 @@
         <w:ind w:left="720" w:hanging="360"/>
       </w:pPr>
       <w:rPr>
-        <w:rFonts w:hint="default" w:ascii="Symbol" w:hAnsi="Symbol"/>
+        <w:rFonts w:ascii="Symbol" w:hAnsi="Symbol" w:hint="default"/>
       </w:rPr>
     </w:lvl>
     <w:lvl w:ilvl="1" w:tplc="04060003" w:tentative="1">
@@ -53334,7 +53837,7 @@
         <w:ind w:left="1440" w:hanging="360"/>
       </w:pPr>
       <w:rPr>
-        <w:rFonts w:hint="default" w:ascii="Courier New" w:hAnsi="Courier New" w:cs="Courier New"/>
+        <w:rFonts w:ascii="Courier New" w:hAnsi="Courier New" w:cs="Courier New" w:hint="default"/>
       </w:rPr>
     </w:lvl>
     <w:lvl w:ilvl="2" w:tplc="04060005" w:tentative="1">
@@ -53346,7 +53849,7 @@
         <w:ind w:left="2160" w:hanging="360"/>
       </w:pPr>
       <w:rPr>
-        <w:rFonts w:hint="default" w:ascii="Wingdings" w:hAnsi="Wingdings"/>
+        <w:rFonts w:ascii="Wingdings" w:hAnsi="Wingdings" w:hint="default"/>
       </w:rPr>
     </w:lvl>
     <w:lvl w:ilvl="3" w:tplc="04060001" w:tentative="1">
@@ -53358,7 +53861,7 @@
         <w:ind w:left="2880" w:hanging="360"/>
       </w:pPr>
       <w:rPr>
-        <w:rFonts w:hint="default" w:ascii="Symbol" w:hAnsi="Symbol"/>
+        <w:rFonts w:ascii="Symbol" w:hAnsi="Symbol" w:hint="default"/>
       </w:rPr>
     </w:lvl>
     <w:lvl w:ilvl="4" w:tplc="04060003" w:tentative="1">
@@ -53370,7 +53873,7 @@
         <w:ind w:left="3600" w:hanging="360"/>
       </w:pPr>
       <w:rPr>
-        <w:rFonts w:hint="default" w:ascii="Courier New" w:hAnsi="Courier New" w:cs="Courier New"/>
+        <w:rFonts w:ascii="Courier New" w:hAnsi="Courier New" w:cs="Courier New" w:hint="default"/>
       </w:rPr>
     </w:lvl>
     <w:lvl w:ilvl="5" w:tplc="04060005" w:tentative="1">
@@ -53382,7 +53885,7 @@
         <w:ind w:left="4320" w:hanging="360"/>
       </w:pPr>
       <w:rPr>
-        <w:rFonts w:hint="default" w:ascii="Wingdings" w:hAnsi="Wingdings"/>
+        <w:rFonts w:ascii="Wingdings" w:hAnsi="Wingdings" w:hint="default"/>
       </w:rPr>
     </w:lvl>
     <w:lvl w:ilvl="6" w:tplc="04060001" w:tentative="1">
@@ -53394,7 +53897,7 @@
         <w:ind w:left="5040" w:hanging="360"/>
       </w:pPr>
       <w:rPr>
-        <w:rFonts w:hint="default" w:ascii="Symbol" w:hAnsi="Symbol"/>
+        <w:rFonts w:ascii="Symbol" w:hAnsi="Symbol" w:hint="default"/>
       </w:rPr>
     </w:lvl>
     <w:lvl w:ilvl="7" w:tplc="04060003" w:tentative="1">
@@ -53406,7 +53909,7 @@
         <w:ind w:left="5760" w:hanging="360"/>
       </w:pPr>
       <w:rPr>
-        <w:rFonts w:hint="default" w:ascii="Courier New" w:hAnsi="Courier New" w:cs="Courier New"/>
+        <w:rFonts w:ascii="Courier New" w:hAnsi="Courier New" w:cs="Courier New" w:hint="default"/>
       </w:rPr>
     </w:lvl>
     <w:lvl w:ilvl="8" w:tplc="04060005" w:tentative="1">
@@ -53418,7 +53921,7 @@
         <w:ind w:left="6480" w:hanging="360"/>
       </w:pPr>
       <w:rPr>
-        <w:rFonts w:hint="default" w:ascii="Wingdings" w:hAnsi="Wingdings"/>
+        <w:rFonts w:ascii="Wingdings" w:hAnsi="Wingdings" w:hint="default"/>
       </w:rPr>
     </w:lvl>
   </w:abstractNum>
@@ -53435,7 +53938,7 @@
         <w:ind w:left="720" w:hanging="360"/>
       </w:pPr>
       <w:rPr>
-        <w:rFonts w:hint="default" w:ascii="Symbol" w:hAnsi="Symbol"/>
+        <w:rFonts w:ascii="Symbol" w:hAnsi="Symbol" w:hint="default"/>
       </w:rPr>
     </w:lvl>
     <w:lvl w:ilvl="1" w:tplc="04060003" w:tentative="1">
@@ -53447,7 +53950,7 @@
         <w:ind w:left="1440" w:hanging="360"/>
       </w:pPr>
       <w:rPr>
-        <w:rFonts w:hint="default" w:ascii="Courier New" w:hAnsi="Courier New" w:cs="Courier New"/>
+        <w:rFonts w:ascii="Courier New" w:hAnsi="Courier New" w:cs="Courier New" w:hint="default"/>
       </w:rPr>
     </w:lvl>
     <w:lvl w:ilvl="2" w:tplc="04060005" w:tentative="1">
@@ -53459,7 +53962,7 @@
         <w:ind w:left="2160" w:hanging="360"/>
       </w:pPr>
       <w:rPr>
-        <w:rFonts w:hint="default" w:ascii="Wingdings" w:hAnsi="Wingdings"/>
+        <w:rFonts w:ascii="Wingdings" w:hAnsi="Wingdings" w:hint="default"/>
       </w:rPr>
     </w:lvl>
     <w:lvl w:ilvl="3" w:tplc="04060001" w:tentative="1">
@@ -53471,7 +53974,7 @@
         <w:ind w:left="2880" w:hanging="360"/>
       </w:pPr>
       <w:rPr>
-        <w:rFonts w:hint="default" w:ascii="Symbol" w:hAnsi="Symbol"/>
+        <w:rFonts w:ascii="Symbol" w:hAnsi="Symbol" w:hint="default"/>
       </w:rPr>
     </w:lvl>
     <w:lvl w:ilvl="4" w:tplc="04060003" w:tentative="1">
@@ -53483,7 +53986,7 @@
         <w:ind w:left="3600" w:hanging="360"/>
       </w:pPr>
       <w:rPr>
-        <w:rFonts w:hint="default" w:ascii="Courier New" w:hAnsi="Courier New" w:cs="Courier New"/>
+        <w:rFonts w:ascii="Courier New" w:hAnsi="Courier New" w:cs="Courier New" w:hint="default"/>
       </w:rPr>
     </w:lvl>
     <w:lvl w:ilvl="5" w:tplc="04060005" w:tentative="1">
@@ -53495,7 +53998,7 @@
         <w:ind w:left="4320" w:hanging="360"/>
       </w:pPr>
       <w:rPr>
-        <w:rFonts w:hint="default" w:ascii="Wingdings" w:hAnsi="Wingdings"/>
+        <w:rFonts w:ascii="Wingdings" w:hAnsi="Wingdings" w:hint="default"/>
       </w:rPr>
     </w:lvl>
     <w:lvl w:ilvl="6" w:tplc="04060001" w:tentative="1">
@@ -53507,7 +54010,7 @@
         <w:ind w:left="5040" w:hanging="360"/>
       </w:pPr>
       <w:rPr>
-        <w:rFonts w:hint="default" w:ascii="Symbol" w:hAnsi="Symbol"/>
+        <w:rFonts w:ascii="Symbol" w:hAnsi="Symbol" w:hint="default"/>
       </w:rPr>
     </w:lvl>
     <w:lvl w:ilvl="7" w:tplc="04060003" w:tentative="1">
@@ -53519,7 +54022,7 @@
         <w:ind w:left="5760" w:hanging="360"/>
       </w:pPr>
       <w:rPr>
-        <w:rFonts w:hint="default" w:ascii="Courier New" w:hAnsi="Courier New" w:cs="Courier New"/>
+        <w:rFonts w:ascii="Courier New" w:hAnsi="Courier New" w:cs="Courier New" w:hint="default"/>
       </w:rPr>
     </w:lvl>
     <w:lvl w:ilvl="8" w:tplc="04060005" w:tentative="1">
@@ -53531,7 +54034,7 @@
         <w:ind w:left="6480" w:hanging="360"/>
       </w:pPr>
       <w:rPr>
-        <w:rFonts w:hint="default" w:ascii="Wingdings" w:hAnsi="Wingdings"/>
+        <w:rFonts w:ascii="Wingdings" w:hAnsi="Wingdings" w:hint="default"/>
       </w:rPr>
     </w:lvl>
   </w:abstractNum>
@@ -53993,20 +54496,12 @@
 </w:numbering>
 </file>
 
-<file path=word/people.xml><?xml version="1.0" encoding="utf-8"?>
-<w15:people xmlns:mc="http://schemas.openxmlformats.org/markup-compatibility/2006" xmlns:w15="http://schemas.microsoft.com/office/word/2012/wordml" mc:Ignorable="w15">
-  <w15:person w15:author="Sarah Kieler Schrøder">
-    <w15:presenceInfo w15:providerId="AD" w15:userId="S::sks@medcom.dk::2b9cfd8d-7e60-4504-9df0-9c28ddec386a"/>
-  </w15:person>
-</w15:people>
-</file>
-
 <file path=word/styles.xml><?xml version="1.0" encoding="utf-8"?>
 <w:styles xmlns:mc="http://schemas.openxmlformats.org/markup-compatibility/2006" xmlns:r="http://schemas.openxmlformats.org/officeDocument/2006/relationships" xmlns:w="http://schemas.openxmlformats.org/wordprocessingml/2006/main" xmlns:w14="http://schemas.microsoft.com/office/word/2010/wordml" xmlns:w15="http://schemas.microsoft.com/office/word/2012/wordml" xmlns:w16cex="http://schemas.microsoft.com/office/word/2018/wordml/cex" xmlns:w16cid="http://schemas.microsoft.com/office/word/2016/wordml/cid" xmlns:w16="http://schemas.microsoft.com/office/word/2018/wordml" xmlns:w16du="http://schemas.microsoft.com/office/word/2023/wordml/word16du" xmlns:w16sdtdh="http://schemas.microsoft.com/office/word/2020/wordml/sdtdatahash" xmlns:w16sdtfl="http://schemas.microsoft.com/office/word/2024/wordml/sdtformatlock" xmlns:w16se="http://schemas.microsoft.com/office/word/2015/wordml/symex" mc:Ignorable="w14 w15 w16se w16cid w16 w16cex w16sdtdh w16sdtfl w16du">
   <w:docDefaults>
     <w:rPrDefault>
       <w:rPr>
-        <w:rFonts w:asciiTheme="minorHAnsi" w:hAnsiTheme="minorHAnsi" w:eastAsiaTheme="minorHAnsi" w:cstheme="minorBidi"/>
+        <w:rFonts w:asciiTheme="minorHAnsi" w:eastAsiaTheme="minorHAnsi" w:hAnsiTheme="minorHAnsi" w:cstheme="minorBidi"/>
         <w:sz w:val="22"/>
         <w:szCs w:val="22"/>
         <w:lang w:val="da-DK" w:eastAsia="en-US" w:bidi="ar-SA"/>
@@ -54021,14 +54516,14 @@
   <w:latentStyles w:defLockedState="0" w:defUIPriority="99" w:defSemiHidden="0" w:defUnhideWhenUsed="0" w:defQFormat="0" w:count="376">
     <w:lsdException w:name="Normal" w:uiPriority="0" w:qFormat="1"/>
     <w:lsdException w:name="heading 1" w:qFormat="1"/>
-    <w:lsdException w:name="heading 2" w:uiPriority="9" w:semiHidden="1" w:unhideWhenUsed="1" w:qFormat="1"/>
-    <w:lsdException w:name="heading 3" w:uiPriority="9" w:semiHidden="1" w:unhideWhenUsed="1" w:qFormat="1"/>
-    <w:lsdException w:name="heading 4" w:uiPriority="9" w:semiHidden="1" w:unhideWhenUsed="1" w:qFormat="1"/>
-    <w:lsdException w:name="heading 5" w:uiPriority="9" w:semiHidden="1" w:unhideWhenUsed="1" w:qFormat="1"/>
-    <w:lsdException w:name="heading 6" w:uiPriority="9" w:semiHidden="1" w:unhideWhenUsed="1" w:qFormat="1"/>
-    <w:lsdException w:name="heading 7" w:uiPriority="9" w:semiHidden="1" w:unhideWhenUsed="1" w:qFormat="1"/>
-    <w:lsdException w:name="heading 8" w:uiPriority="9" w:semiHidden="1" w:unhideWhenUsed="1" w:qFormat="1"/>
-    <w:lsdException w:name="heading 9" w:uiPriority="9" w:semiHidden="1" w:unhideWhenUsed="1" w:qFormat="1"/>
+    <w:lsdException w:name="heading 2" w:semiHidden="1" w:uiPriority="9" w:unhideWhenUsed="1" w:qFormat="1"/>
+    <w:lsdException w:name="heading 3" w:semiHidden="1" w:uiPriority="9" w:unhideWhenUsed="1" w:qFormat="1"/>
+    <w:lsdException w:name="heading 4" w:semiHidden="1" w:uiPriority="9" w:unhideWhenUsed="1" w:qFormat="1"/>
+    <w:lsdException w:name="heading 5" w:semiHidden="1" w:uiPriority="9" w:unhideWhenUsed="1" w:qFormat="1"/>
+    <w:lsdException w:name="heading 6" w:semiHidden="1" w:uiPriority="9" w:unhideWhenUsed="1" w:qFormat="1"/>
+    <w:lsdException w:name="heading 7" w:semiHidden="1" w:uiPriority="9" w:unhideWhenUsed="1" w:qFormat="1"/>
+    <w:lsdException w:name="heading 8" w:semiHidden="1" w:uiPriority="9" w:unhideWhenUsed="1" w:qFormat="1"/>
+    <w:lsdException w:name="heading 9" w:semiHidden="1" w:uiPriority="9" w:unhideWhenUsed="1" w:qFormat="1"/>
     <w:lsdException w:name="index 1" w:semiHidden="1" w:unhideWhenUsed="1"/>
     <w:lsdException w:name="index 2" w:semiHidden="1" w:unhideWhenUsed="1"/>
     <w:lsdException w:name="index 3" w:semiHidden="1" w:unhideWhenUsed="1"/>
@@ -54038,22 +54533,22 @@
     <w:lsdException w:name="index 7" w:semiHidden="1" w:unhideWhenUsed="1"/>
     <w:lsdException w:name="index 8" w:semiHidden="1" w:unhideWhenUsed="1"/>
     <w:lsdException w:name="index 9" w:semiHidden="1" w:unhideWhenUsed="1"/>
-    <w:lsdException w:name="toc 1" w:uiPriority="39" w:semiHidden="1" w:unhideWhenUsed="1"/>
-    <w:lsdException w:name="toc 2" w:uiPriority="39" w:semiHidden="1" w:unhideWhenUsed="1"/>
-    <w:lsdException w:name="toc 3" w:uiPriority="39" w:semiHidden="1" w:unhideWhenUsed="1"/>
-    <w:lsdException w:name="toc 4" w:uiPriority="39" w:semiHidden="1" w:unhideWhenUsed="1"/>
-    <w:lsdException w:name="toc 5" w:uiPriority="39" w:semiHidden="1" w:unhideWhenUsed="1"/>
-    <w:lsdException w:name="toc 6" w:uiPriority="39" w:semiHidden="1" w:unhideWhenUsed="1"/>
-    <w:lsdException w:name="toc 7" w:uiPriority="39" w:semiHidden="1" w:unhideWhenUsed="1"/>
-    <w:lsdException w:name="toc 8" w:uiPriority="39" w:semiHidden="1" w:unhideWhenUsed="1"/>
-    <w:lsdException w:name="toc 9" w:uiPriority="39" w:semiHidden="1" w:unhideWhenUsed="1"/>
+    <w:lsdException w:name="toc 1" w:semiHidden="1" w:uiPriority="39" w:unhideWhenUsed="1"/>
+    <w:lsdException w:name="toc 2" w:semiHidden="1" w:uiPriority="39" w:unhideWhenUsed="1"/>
+    <w:lsdException w:name="toc 3" w:semiHidden="1" w:uiPriority="39" w:unhideWhenUsed="1"/>
+    <w:lsdException w:name="toc 4" w:semiHidden="1" w:uiPriority="39" w:unhideWhenUsed="1"/>
+    <w:lsdException w:name="toc 5" w:semiHidden="1" w:uiPriority="39" w:unhideWhenUsed="1"/>
+    <w:lsdException w:name="toc 6" w:semiHidden="1" w:uiPriority="39" w:unhideWhenUsed="1"/>
+    <w:lsdException w:name="toc 7" w:semiHidden="1" w:uiPriority="39" w:unhideWhenUsed="1"/>
+    <w:lsdException w:name="toc 8" w:semiHidden="1" w:uiPriority="39" w:unhideWhenUsed="1"/>
+    <w:lsdException w:name="toc 9" w:semiHidden="1" w:uiPriority="39" w:unhideWhenUsed="1"/>
     <w:lsdException w:name="Normal Indent" w:semiHidden="1" w:unhideWhenUsed="1"/>
     <w:lsdException w:name="footnote text" w:semiHidden="1" w:unhideWhenUsed="1"/>
     <w:lsdException w:name="annotation text" w:semiHidden="1" w:unhideWhenUsed="1"/>
     <w:lsdException w:name="header" w:semiHidden="1" w:unhideWhenUsed="1"/>
     <w:lsdException w:name="footer" w:semiHidden="1" w:unhideWhenUsed="1"/>
     <w:lsdException w:name="index heading" w:semiHidden="1" w:unhideWhenUsed="1"/>
-    <w:lsdException w:name="caption" w:uiPriority="35" w:semiHidden="1" w:unhideWhenUsed="1" w:qFormat="1"/>
+    <w:lsdException w:name="caption" w:semiHidden="1" w:uiPriority="35" w:unhideWhenUsed="1" w:qFormat="1"/>
     <w:lsdException w:name="table of figures" w:semiHidden="1" w:unhideWhenUsed="1"/>
     <w:lsdException w:name="envelope address" w:semiHidden="1" w:unhideWhenUsed="1"/>
     <w:lsdException w:name="envelope return" w:semiHidden="1" w:unhideWhenUsed="1"/>
@@ -54084,7 +54579,7 @@
     <w:lsdException w:name="Title" w:uiPriority="10" w:qFormat="1"/>
     <w:lsdException w:name="Closing" w:semiHidden="1" w:unhideWhenUsed="1"/>
     <w:lsdException w:name="Signature" w:semiHidden="1" w:unhideWhenUsed="1"/>
-    <w:lsdException w:name="Default Paragraph Font" w:uiPriority="1" w:semiHidden="1" w:unhideWhenUsed="1"/>
+    <w:lsdException w:name="Default Paragraph Font" w:semiHidden="1" w:uiPriority="1" w:unhideWhenUsed="1"/>
     <w:lsdException w:name="Body Text" w:semiHidden="1" w:unhideWhenUsed="1"/>
     <w:lsdException w:name="Body Text Indent" w:semiHidden="1" w:unhideWhenUsed="1"/>
     <w:lsdException w:name="List Continue" w:semiHidden="1" w:unhideWhenUsed="1"/>
@@ -54284,8 +54779,8 @@
     <w:lsdException w:name="Subtle Reference" w:uiPriority="31" w:qFormat="1"/>
     <w:lsdException w:name="Intense Reference" w:uiPriority="32" w:qFormat="1"/>
     <w:lsdException w:name="Book Title" w:uiPriority="33" w:qFormat="1"/>
-    <w:lsdException w:name="Bibliography" w:uiPriority="37" w:semiHidden="1" w:unhideWhenUsed="1"/>
-    <w:lsdException w:name="TOC Heading" w:uiPriority="39" w:semiHidden="1" w:unhideWhenUsed="1" w:qFormat="1"/>
+    <w:lsdException w:name="Bibliography" w:semiHidden="1" w:uiPriority="37" w:unhideWhenUsed="1"/>
+    <w:lsdException w:name="TOC Heading" w:semiHidden="1" w:uiPriority="39" w:unhideWhenUsed="1" w:qFormat="1"/>
     <w:lsdException w:name="Plain Table 1" w:uiPriority="41"/>
     <w:lsdException w:name="Plain Table 2" w:uiPriority="42"/>
     <w:lsdException w:name="Plain Table 3" w:uiPriority="43"/>
@@ -54396,7 +54891,7 @@
     <w:lsdException w:name="Unresolved Mention" w:semiHidden="1" w:unhideWhenUsed="1"/>
     <w:lsdException w:name="Smart Link" w:semiHidden="1" w:unhideWhenUsed="1"/>
   </w:latentStyles>
-  <w:style w:type="paragraph" w:styleId="Normal" w:default="1">
+  <w:style w:type="paragraph" w:default="1" w:styleId="Normal">
     <w:name w:val="Normal"/>
     <w:qFormat/>
     <w:rsid w:val="00DE28BA"/>
@@ -54420,7 +54915,7 @@
       <w:outlineLvl w:val="0"/>
     </w:pPr>
     <w:rPr>
-      <w:rFonts w:asciiTheme="majorHAnsi" w:hAnsiTheme="majorHAnsi" w:eastAsiaTheme="majorEastAsia" w:cstheme="majorBidi"/>
+      <w:rFonts w:asciiTheme="majorHAnsi" w:eastAsiaTheme="majorEastAsia" w:hAnsiTheme="majorHAnsi" w:cstheme="majorBidi"/>
       <w:color w:val="2F5496" w:themeColor="accent1" w:themeShade="BF"/>
       <w:sz w:val="32"/>
       <w:szCs w:val="32"/>
@@ -54442,7 +54937,7 @@
       <w:outlineLvl w:val="1"/>
     </w:pPr>
     <w:rPr>
-      <w:rFonts w:asciiTheme="majorHAnsi" w:hAnsiTheme="majorHAnsi" w:eastAsiaTheme="majorEastAsia" w:cstheme="majorBidi"/>
+      <w:rFonts w:asciiTheme="majorHAnsi" w:eastAsiaTheme="majorEastAsia" w:hAnsiTheme="majorHAnsi" w:cstheme="majorBidi"/>
       <w:color w:val="2F5496" w:themeColor="accent1" w:themeShade="BF"/>
       <w:sz w:val="26"/>
       <w:szCs w:val="26"/>
@@ -54464,7 +54959,7 @@
       <w:outlineLvl w:val="2"/>
     </w:pPr>
     <w:rPr>
-      <w:rFonts w:asciiTheme="majorHAnsi" w:hAnsiTheme="majorHAnsi" w:eastAsiaTheme="majorEastAsia" w:cstheme="majorBidi"/>
+      <w:rFonts w:asciiTheme="majorHAnsi" w:eastAsiaTheme="majorEastAsia" w:hAnsiTheme="majorHAnsi" w:cstheme="majorBidi"/>
       <w:color w:val="1F3763" w:themeColor="accent1" w:themeShade="7F"/>
       <w:sz w:val="24"/>
       <w:szCs w:val="24"/>
@@ -54486,19 +54981,19 @@
       <w:outlineLvl w:val="3"/>
     </w:pPr>
     <w:rPr>
-      <w:rFonts w:asciiTheme="majorHAnsi" w:hAnsiTheme="majorHAnsi" w:eastAsiaTheme="majorEastAsia" w:cstheme="majorBidi"/>
+      <w:rFonts w:asciiTheme="majorHAnsi" w:eastAsiaTheme="majorEastAsia" w:hAnsiTheme="majorHAnsi" w:cstheme="majorBidi"/>
       <w:i/>
       <w:iCs/>
       <w:color w:val="2F5496" w:themeColor="accent1" w:themeShade="BF"/>
     </w:rPr>
   </w:style>
-  <w:style w:type="character" w:styleId="Standardskrifttypeiafsnit" w:default="1">
+  <w:style w:type="character" w:default="1" w:styleId="Standardskrifttypeiafsnit">
     <w:name w:val="Default Paragraph Font"/>
     <w:uiPriority w:val="1"/>
     <w:semiHidden/>
     <w:unhideWhenUsed/>
   </w:style>
-  <w:style w:type="table" w:styleId="Tabel-Normal" w:default="1">
+  <w:style w:type="table" w:default="1" w:styleId="Tabel-Normal">
     <w:name w:val="Normal Table"/>
     <w:uiPriority w:val="99"/>
     <w:semiHidden/>
@@ -54513,13 +55008,13 @@
       </w:tblCellMar>
     </w:tblPr>
   </w:style>
-  <w:style w:type="numbering" w:styleId="Ingenoversigt" w:default="1">
+  <w:style w:type="numbering" w:default="1" w:styleId="Ingenoversigt">
     <w:name w:val="No List"/>
     <w:uiPriority w:val="99"/>
     <w:semiHidden/>
     <w:unhideWhenUsed/>
   </w:style>
-  <w:style w:type="character" w:styleId="Overskrift1Tegn" w:customStyle="1">
+  <w:style w:type="character" w:customStyle="1" w:styleId="Overskrift1Tegn">
     <w:name w:val="Overskrift 1 Tegn"/>
     <w:aliases w:val="MedCom: Overskrift 1 Tegn"/>
     <w:basedOn w:val="Standardskrifttypeiafsnit"/>
@@ -54527,20 +55022,20 @@
     <w:uiPriority w:val="99"/>
     <w:rsid w:val="0098049D"/>
     <w:rPr>
-      <w:rFonts w:asciiTheme="majorHAnsi" w:hAnsiTheme="majorHAnsi" w:eastAsiaTheme="majorEastAsia" w:cstheme="majorBidi"/>
+      <w:rFonts w:asciiTheme="majorHAnsi" w:eastAsiaTheme="majorEastAsia" w:hAnsiTheme="majorHAnsi" w:cstheme="majorBidi"/>
       <w:color w:val="2F5496" w:themeColor="accent1" w:themeShade="BF"/>
       <w:sz w:val="32"/>
       <w:szCs w:val="32"/>
     </w:rPr>
   </w:style>
-  <w:style w:type="character" w:styleId="Overskrift2Tegn" w:customStyle="1">
+  <w:style w:type="character" w:customStyle="1" w:styleId="Overskrift2Tegn">
     <w:name w:val="Overskrift 2 Tegn"/>
     <w:basedOn w:val="Standardskrifttypeiafsnit"/>
     <w:link w:val="Overskrift2"/>
     <w:uiPriority w:val="9"/>
     <w:rsid w:val="0098049D"/>
     <w:rPr>
-      <w:rFonts w:asciiTheme="majorHAnsi" w:hAnsiTheme="majorHAnsi" w:eastAsiaTheme="majorEastAsia" w:cstheme="majorBidi"/>
+      <w:rFonts w:asciiTheme="majorHAnsi" w:eastAsiaTheme="majorEastAsia" w:hAnsiTheme="majorHAnsi" w:cstheme="majorBidi"/>
       <w:color w:val="2F5496" w:themeColor="accent1" w:themeShade="BF"/>
       <w:sz w:val="26"/>
       <w:szCs w:val="26"/>
@@ -54561,7 +55056,7 @@
       <w:spacing w:after="0" w:line="240" w:lineRule="auto"/>
     </w:pPr>
   </w:style>
-  <w:style w:type="character" w:styleId="SidehovedTegn" w:customStyle="1">
+  <w:style w:type="character" w:customStyle="1" w:styleId="SidehovedTegn">
     <w:name w:val="Sidehoved Tegn"/>
     <w:basedOn w:val="Standardskrifttypeiafsnit"/>
     <w:link w:val="Sidehoved"/>
@@ -54583,14 +55078,14 @@
       <w:spacing w:after="0" w:line="240" w:lineRule="auto"/>
     </w:pPr>
   </w:style>
-  <w:style w:type="character" w:styleId="SidefodTegn" w:customStyle="1">
+  <w:style w:type="character" w:customStyle="1" w:styleId="SidefodTegn">
     <w:name w:val="Sidefod Tegn"/>
     <w:basedOn w:val="Standardskrifttypeiafsnit"/>
     <w:link w:val="Sidefod"/>
     <w:uiPriority w:val="99"/>
     <w:rsid w:val="0098049D"/>
   </w:style>
-  <w:style w:type="table" w:styleId="Tabel-Gitter1" w:customStyle="1">
+  <w:style w:type="table" w:customStyle="1" w:styleId="Tabel-Gitter1">
     <w:name w:val="Tabel - Gitter1"/>
     <w:basedOn w:val="Tabel-Normal"/>
     <w:next w:val="Tabel-Gitter"/>
@@ -54606,12 +55101,12 @@
     </w:rPr>
     <w:tblPr>
       <w:tblBorders>
-        <w:top w:val="single" w:color="auto" w:sz="4" w:space="0"/>
-        <w:left w:val="single" w:color="auto" w:sz="4" w:space="0"/>
-        <w:bottom w:val="single" w:color="auto" w:sz="4" w:space="0"/>
-        <w:right w:val="single" w:color="auto" w:sz="4" w:space="0"/>
-        <w:insideH w:val="single" w:color="auto" w:sz="4" w:space="0"/>
-        <w:insideV w:val="single" w:color="auto" w:sz="4" w:space="0"/>
+        <w:top w:val="single" w:sz="4" w:space="0" w:color="auto"/>
+        <w:left w:val="single" w:sz="4" w:space="0" w:color="auto"/>
+        <w:bottom w:val="single" w:sz="4" w:space="0" w:color="auto"/>
+        <w:right w:val="single" w:sz="4" w:space="0" w:color="auto"/>
+        <w:insideH w:val="single" w:sz="4" w:space="0" w:color="auto"/>
+        <w:insideV w:val="single" w:sz="4" w:space="0" w:color="auto"/>
       </w:tblBorders>
     </w:tblPr>
   </w:style>
@@ -54625,12 +55120,12 @@
     </w:pPr>
     <w:tblPr>
       <w:tblBorders>
-        <w:top w:val="single" w:color="auto" w:sz="4" w:space="0"/>
-        <w:left w:val="single" w:color="auto" w:sz="4" w:space="0"/>
-        <w:bottom w:val="single" w:color="auto" w:sz="4" w:space="0"/>
-        <w:right w:val="single" w:color="auto" w:sz="4" w:space="0"/>
-        <w:insideH w:val="single" w:color="auto" w:sz="4" w:space="0"/>
-        <w:insideV w:val="single" w:color="auto" w:sz="4" w:space="0"/>
+        <w:top w:val="single" w:sz="4" w:space="0" w:color="auto"/>
+        <w:left w:val="single" w:sz="4" w:space="0" w:color="auto"/>
+        <w:bottom w:val="single" w:sz="4" w:space="0" w:color="auto"/>
+        <w:right w:val="single" w:sz="4" w:space="0" w:color="auto"/>
+        <w:insideH w:val="single" w:sz="4" w:space="0" w:color="auto"/>
+        <w:insideV w:val="single" w:sz="4" w:space="0" w:color="auto"/>
       </w:tblBorders>
     </w:tblPr>
   </w:style>
@@ -54660,7 +55155,7 @@
       <w:szCs w:val="20"/>
     </w:rPr>
   </w:style>
-  <w:style w:type="character" w:styleId="KommentartekstTegn" w:customStyle="1">
+  <w:style w:type="character" w:customStyle="1" w:styleId="KommentartekstTegn">
     <w:name w:val="Kommentartekst Tegn"/>
     <w:basedOn w:val="Standardskrifttypeiafsnit"/>
     <w:link w:val="Kommentartekst"/>
@@ -54671,7 +55166,7 @@
       <w:szCs w:val="20"/>
     </w:rPr>
   </w:style>
-  <w:style w:type="table" w:styleId="Tabel-Gitter2" w:customStyle="1">
+  <w:style w:type="table" w:customStyle="1" w:styleId="Tabel-Gitter2">
     <w:name w:val="Tabel - Gitter2"/>
     <w:basedOn w:val="Tabel-Normal"/>
     <w:next w:val="Tabel-Gitter"/>
@@ -54687,12 +55182,12 @@
     </w:rPr>
     <w:tblPr>
       <w:tblBorders>
-        <w:top w:val="single" w:color="auto" w:sz="4" w:space="0"/>
-        <w:left w:val="single" w:color="auto" w:sz="4" w:space="0"/>
-        <w:bottom w:val="single" w:color="auto" w:sz="4" w:space="0"/>
-        <w:right w:val="single" w:color="auto" w:sz="4" w:space="0"/>
-        <w:insideH w:val="single" w:color="auto" w:sz="4" w:space="0"/>
-        <w:insideV w:val="single" w:color="auto" w:sz="4" w:space="0"/>
+        <w:top w:val="single" w:sz="4" w:space="0" w:color="auto"/>
+        <w:left w:val="single" w:sz="4" w:space="0" w:color="auto"/>
+        <w:bottom w:val="single" w:sz="4" w:space="0" w:color="auto"/>
+        <w:right w:val="single" w:sz="4" w:space="0" w:color="auto"/>
+        <w:insideH w:val="single" w:sz="4" w:space="0" w:color="auto"/>
+        <w:insideV w:val="single" w:sz="4" w:space="0" w:color="auto"/>
       </w:tblBorders>
     </w:tblPr>
   </w:style>
@@ -54795,7 +55290,7 @@
       <w:bCs/>
     </w:rPr>
   </w:style>
-  <w:style w:type="character" w:styleId="KommentaremneTegn" w:customStyle="1">
+  <w:style w:type="character" w:customStyle="1" w:styleId="KommentaremneTegn">
     <w:name w:val="Kommentaremne Tegn"/>
     <w:basedOn w:val="KommentartekstTegn"/>
     <w:link w:val="Kommentaremne"/>
@@ -54809,7 +55304,7 @@
       <w:szCs w:val="20"/>
     </w:rPr>
   </w:style>
-  <w:style w:type="paragraph" w:styleId="MedComHyperlink" w:customStyle="1">
+  <w:style w:type="paragraph" w:customStyle="1" w:styleId="MedComHyperlink">
     <w:name w:val="MedCom: Hyperlink"/>
     <w:basedOn w:val="Normal"/>
     <w:link w:val="MedComHyperlinkChar"/>
@@ -54826,7 +55321,7 @@
       <w:u w:val="single"/>
     </w:rPr>
   </w:style>
-  <w:style w:type="character" w:styleId="MedComHyperlinkChar" w:customStyle="1">
+  <w:style w:type="character" w:customStyle="1" w:styleId="MedComHyperlinkChar">
     <w:name w:val="MedCom: Hyperlink Char"/>
     <w:basedOn w:val="Standardskrifttypeiafsnit"/>
     <w:link w:val="MedComHyperlink"/>
@@ -54863,14 +55358,14 @@
       <w:u w:val="single"/>
     </w:rPr>
   </w:style>
-  <w:style w:type="character" w:styleId="Overskrift3Tegn" w:customStyle="1">
+  <w:style w:type="character" w:customStyle="1" w:styleId="Overskrift3Tegn">
     <w:name w:val="Overskrift 3 Tegn"/>
     <w:basedOn w:val="Standardskrifttypeiafsnit"/>
     <w:link w:val="Overskrift3"/>
     <w:uiPriority w:val="9"/>
     <w:rsid w:val="00715CF0"/>
     <w:rPr>
-      <w:rFonts w:asciiTheme="majorHAnsi" w:hAnsiTheme="majorHAnsi" w:eastAsiaTheme="majorEastAsia" w:cstheme="majorBidi"/>
+      <w:rFonts w:asciiTheme="majorHAnsi" w:eastAsiaTheme="majorEastAsia" w:hAnsiTheme="majorHAnsi" w:cstheme="majorBidi"/>
       <w:color w:val="1F3763" w:themeColor="accent1" w:themeShade="7F"/>
       <w:sz w:val="24"/>
       <w:szCs w:val="24"/>
@@ -54891,7 +55386,7 @@
       <w:szCs w:val="20"/>
     </w:rPr>
   </w:style>
-  <w:style w:type="character" w:styleId="FodnotetekstTegn" w:customStyle="1">
+  <w:style w:type="character" w:customStyle="1" w:styleId="FodnotetekstTegn">
     <w:name w:val="Fodnotetekst Tegn"/>
     <w:basedOn w:val="Standardskrifttypeiafsnit"/>
     <w:link w:val="Fodnotetekst"/>
@@ -54925,14 +55420,14 @@
       <w:ind w:left="440"/>
     </w:pPr>
   </w:style>
-  <w:style w:type="character" w:styleId="Overskrift4Tegn" w:customStyle="1">
+  <w:style w:type="character" w:customStyle="1" w:styleId="Overskrift4Tegn">
     <w:name w:val="Overskrift 4 Tegn"/>
     <w:basedOn w:val="Standardskrifttypeiafsnit"/>
     <w:link w:val="Overskrift4"/>
     <w:uiPriority w:val="9"/>
     <w:rsid w:val="00756B92"/>
     <w:rPr>
-      <w:rFonts w:asciiTheme="majorHAnsi" w:hAnsiTheme="majorHAnsi" w:eastAsiaTheme="majorEastAsia" w:cstheme="majorBidi"/>
+      <w:rFonts w:asciiTheme="majorHAnsi" w:eastAsiaTheme="majorEastAsia" w:hAnsiTheme="majorHAnsi" w:cstheme="majorBidi"/>
       <w:i/>
       <w:iCs/>
       <w:color w:val="2F5496" w:themeColor="accent1" w:themeShade="BF"/>
@@ -54978,12 +55473,12 @@
       <w:spacing w:after="0" w:line="240" w:lineRule="auto"/>
     </w:pPr>
   </w:style>
-  <w:style w:type="character" w:styleId="normaltextrun" w:customStyle="1">
+  <w:style w:type="character" w:customStyle="1" w:styleId="normaltextrun">
     <w:name w:val="normaltextrun"/>
     <w:basedOn w:val="Standardskrifttypeiafsnit"/>
     <w:rsid w:val="00507746"/>
   </w:style>
-  <w:style w:type="character" w:styleId="eop" w:customStyle="1">
+  <w:style w:type="character" w:customStyle="1" w:styleId="eop">
     <w:name w:val="eop"/>
     <w:basedOn w:val="Standardskrifttypeiafsnit"/>
     <w:rsid w:val="00F84364"/>
@@ -54999,12 +55494,12 @@
       <w:shd w:val="clear" w:color="auto" w:fill="E1DFDD"/>
     </w:rPr>
   </w:style>
-  <w:style w:type="character" w:styleId="spellingerror" w:customStyle="1">
+  <w:style w:type="character" w:customStyle="1" w:styleId="spellingerror">
     <w:name w:val="spellingerror"/>
     <w:basedOn w:val="Standardskrifttypeiafsnit"/>
     <w:rsid w:val="00FB1D77"/>
   </w:style>
-  <w:style w:type="paragraph" w:styleId="Default" w:customStyle="1">
+  <w:style w:type="paragraph" w:customStyle="1" w:styleId="Default">
     <w:name w:val="Default"/>
     <w:rsid w:val="00061205"/>
     <w:pPr>
@@ -55020,7 +55515,7 @@
       <w:szCs w:val="24"/>
     </w:rPr>
   </w:style>
-  <w:style w:type="paragraph" w:styleId="normal1" w:customStyle="1">
+  <w:style w:type="paragraph" w:customStyle="1" w:styleId="normal1">
     <w:name w:val="normal1"/>
     <w:qFormat/>
     <w:rsid w:val="00806F38"/>
@@ -55028,11 +55523,11 @@
       <w:suppressAutoHyphens/>
     </w:pPr>
     <w:rPr>
-      <w:rFonts w:ascii="Calibri" w:hAnsi="Calibri" w:eastAsia="Calibri" w:cs="Calibri"/>
+      <w:rFonts w:ascii="Calibri" w:eastAsia="Calibri" w:hAnsi="Calibri" w:cs="Calibri"/>
       <w:lang w:val="en-GB" w:eastAsia="zh-CN" w:bidi="hi-IN"/>
     </w:rPr>
   </w:style>
-  <w:style w:type="paragraph" w:styleId="pf0" w:customStyle="1">
+  <w:style w:type="paragraph" w:customStyle="1" w:styleId="pf0">
     <w:name w:val="pf0"/>
     <w:basedOn w:val="Normal"/>
     <w:rsid w:val="00F43E0C"/>
@@ -55041,18 +55536,18 @@
       <w:ind w:left="720"/>
     </w:pPr>
     <w:rPr>
-      <w:rFonts w:ascii="Times New Roman" w:hAnsi="Times New Roman" w:eastAsia="Times New Roman" w:cs="Times New Roman"/>
+      <w:rFonts w:ascii="Times New Roman" w:eastAsia="Times New Roman" w:hAnsi="Times New Roman" w:cs="Times New Roman"/>
       <w:sz w:val="24"/>
       <w:szCs w:val="24"/>
       <w:lang w:val="da-DK" w:eastAsia="da-DK"/>
     </w:rPr>
   </w:style>
-  <w:style w:type="character" w:styleId="cf01" w:customStyle="1">
+  <w:style w:type="character" w:customStyle="1" w:styleId="cf01">
     <w:name w:val="cf01"/>
     <w:basedOn w:val="Standardskrifttypeiafsnit"/>
     <w:rsid w:val="00F43E0C"/>
     <w:rPr>
-      <w:rFonts w:hint="default" w:ascii="Segoe UI" w:hAnsi="Segoe UI" w:cs="Segoe UI"/>
+      <w:rFonts w:ascii="Segoe UI" w:hAnsi="Segoe UI" w:cs="Segoe UI" w:hint="default"/>
       <w:sz w:val="18"/>
       <w:szCs w:val="18"/>
     </w:rPr>
@@ -59708,6 +60203,7 @@
     <w:rsid w:val="0050555E"/>
     <w:rsid w:val="00510C24"/>
     <w:rsid w:val="00550AFE"/>
+    <w:rsid w:val="0055698F"/>
     <w:rsid w:val="005675B6"/>
     <w:rsid w:val="005748E4"/>
     <w:rsid w:val="00583541"/>
@@ -59760,6 +60256,7 @@
     <w:rsid w:val="008628FE"/>
     <w:rsid w:val="00865449"/>
     <w:rsid w:val="008A628F"/>
+    <w:rsid w:val="008C1388"/>
     <w:rsid w:val="008C1978"/>
     <w:rsid w:val="008C30CD"/>
     <w:rsid w:val="009037AA"/>
@@ -62153,7 +62650,7 @@
 </file>
 
 <file path=word/theme/theme1.xml><?xml version="1.0" encoding="utf-8"?>
-<a:theme xmlns:a="http://schemas.openxmlformats.org/drawingml/2006/main" xmlns:thm15="http://schemas.microsoft.com/office/thememl/2012/main" name="Office-tema">
+<a:theme xmlns:a="http://schemas.openxmlformats.org/drawingml/2006/main" name="Office-tema">
   <a:themeElements>
     <a:clrScheme name="Office">
       <a:dk1>
@@ -62448,6 +62945,26 @@
 </file>
 
 <file path=customXml/item1.xml><?xml version="1.0" encoding="utf-8"?>
+<?mso-contentType ?>
+<FormTemplates xmlns="http://schemas.microsoft.com/sharepoint/v3/contenttype/forms">
+  <Display>DocumentLibraryForm</Display>
+  <Edit>DocumentLibraryForm</Edit>
+  <New>DocumentLibraryForm</New>
+</FormTemplates>
+</file>
+
+<file path=customXml/item2.xml><?xml version="1.0" encoding="utf-8"?>
+<p:properties xmlns:p="http://schemas.microsoft.com/office/2006/metadata/properties" xmlns:xsi="http://www.w3.org/2001/XMLSchema-instance" xmlns:pc="http://schemas.microsoft.com/office/infopath/2007/PartnerControls">
+  <documentManagement>
+    <lcf76f155ced4ddcb4097134ff3c332f xmlns="ee8ef5dc-6422-4132-ba28-a9150fefde4c">
+      <Terms xmlns="http://schemas.microsoft.com/office/infopath/2007/PartnerControls"/>
+    </lcf76f155ced4ddcb4097134ff3c332f>
+    <TaxCatchAll xmlns="672a50b0-1df9-4341-9d54-48b9c706e195" xsi:nil="true"/>
+  </documentManagement>
+</p:properties>
+</file>
+
+<file path=customXml/item3.xml><?xml version="1.0" encoding="utf-8"?>
 <ct:contentTypeSchema xmlns:ct="http://schemas.microsoft.com/office/2006/metadata/contentType" xmlns:ma="http://schemas.microsoft.com/office/2006/metadata/properties/metaAttributes" ct:_="" ma:_="" ma:contentTypeName="Dokument" ma:contentTypeID="0x010100CE3A8153F207434E9AE9E016B63FAED4" ma:contentTypeVersion="14" ma:contentTypeDescription="Opret et nyt dokument." ma:contentTypeScope="" ma:versionID="4db7d70616debe2b560b99cfd97c8c41">
   <xsd:schema xmlns:xsd="http://www.w3.org/2001/XMLSchema" xmlns:xs="http://www.w3.org/2001/XMLSchema" xmlns:p="http://schemas.microsoft.com/office/2006/metadata/properties" xmlns:ns2="ee8ef5dc-6422-4132-ba28-a9150fefde4c" xmlns:ns3="672a50b0-1df9-4341-9d54-48b9c706e195" targetNamespace="http://schemas.microsoft.com/office/2006/metadata/properties" ma:root="true" ma:fieldsID="7d79f90df4c2ae1b98b3ae311fc82e69" ns2:_="" ns3:_="">
     <xsd:import namespace="ee8ef5dc-6422-4132-ba28-a9150fefde4c"/>
@@ -62676,31 +63193,30 @@
 </ct:contentTypeSchema>
 </file>
 
-<file path=customXml/item2.xml><?xml version="1.0" encoding="utf-8"?>
+<file path=customXml/item4.xml><?xml version="1.0" encoding="utf-8"?>
 <b:Sources xmlns:b="http://schemas.openxmlformats.org/officeDocument/2006/bibliography" xmlns="http://schemas.openxmlformats.org/officeDocument/2006/bibliography" SelectedStyle="\APASixthEditionOfficeOnline.xsl" StyleName="APA" Version="6"/>
 </file>
 
-<file path=customXml/item3.xml><?xml version="1.0" encoding="utf-8"?>
-<p:properties xmlns:p="http://schemas.microsoft.com/office/2006/metadata/properties" xmlns:xsi="http://www.w3.org/2001/XMLSchema-instance" xmlns:pc="http://schemas.microsoft.com/office/infopath/2007/PartnerControls">
-  <documentManagement>
-    <lcf76f155ced4ddcb4097134ff3c332f xmlns="ee8ef5dc-6422-4132-ba28-a9150fefde4c">
-      <Terms xmlns="http://schemas.microsoft.com/office/infopath/2007/PartnerControls"/>
-    </lcf76f155ced4ddcb4097134ff3c332f>
-    <TaxCatchAll xmlns="672a50b0-1df9-4341-9d54-48b9c706e195" xsi:nil="true"/>
-  </documentManagement>
-</p:properties>
+<file path=customXml/itemProps1.xml><?xml version="1.0" encoding="utf-8"?>
+<ds:datastoreItem xmlns:ds="http://schemas.openxmlformats.org/officeDocument/2006/customXml" ds:itemID="{4C1D6B20-F8BE-413B-AE2E-76A50948A943}">
+  <ds:schemaRefs>
+    <ds:schemaRef ds:uri="http://schemas.microsoft.com/sharepoint/v3/contenttype/forms"/>
+  </ds:schemaRefs>
+</ds:datastoreItem>
 </file>
 
-<file path=customXml/item4.xml><?xml version="1.0" encoding="utf-8"?>
-<?mso-contentType ?>
-<FormTemplates xmlns="http://schemas.microsoft.com/sharepoint/v3/contenttype/forms">
-  <Display>DocumentLibraryForm</Display>
-  <Edit>DocumentLibraryForm</Edit>
-  <New>DocumentLibraryForm</New>
-</FormTemplates>
+<file path=customXml/itemProps2.xml><?xml version="1.0" encoding="utf-8"?>
+<ds:datastoreItem xmlns:ds="http://schemas.openxmlformats.org/officeDocument/2006/customXml" ds:itemID="{D00219BE-D6D3-49D3-A6E0-533534996ACF}">
+  <ds:schemaRefs>
+    <ds:schemaRef ds:uri="http://schemas.microsoft.com/office/2006/metadata/properties"/>
+    <ds:schemaRef ds:uri="http://schemas.microsoft.com/office/infopath/2007/PartnerControls"/>
+    <ds:schemaRef ds:uri="ee8ef5dc-6422-4132-ba28-a9150fefde4c"/>
+    <ds:schemaRef ds:uri="672a50b0-1df9-4341-9d54-48b9c706e195"/>
+  </ds:schemaRefs>
+</ds:datastoreItem>
 </file>
 
-<file path=customXml/itemProps1.xml><?xml version="1.0" encoding="utf-8"?>
+<file path=customXml/itemProps3.xml><?xml version="1.0" encoding="utf-8"?>
 <ds:datastoreItem xmlns:ds="http://schemas.openxmlformats.org/officeDocument/2006/customXml" ds:itemID="{51FCA682-BE54-4A9F-893E-BF75C22CECA2}">
   <ds:schemaRefs>
     <ds:schemaRef ds:uri="http://schemas.microsoft.com/office/2006/metadata/contentType"/>
@@ -62719,29 +63235,10 @@
 </ds:datastoreItem>
 </file>
 
-<file path=customXml/itemProps2.xml><?xml version="1.0" encoding="utf-8"?>
+<file path=customXml/itemProps4.xml><?xml version="1.0" encoding="utf-8"?>
 <ds:datastoreItem xmlns:ds="http://schemas.openxmlformats.org/officeDocument/2006/customXml" ds:itemID="{18CEAC93-67DE-4A44-82DF-9DCF67599B3D}">
   <ds:schemaRefs>
     <ds:schemaRef ds:uri="http://schemas.openxmlformats.org/officeDocument/2006/bibliography"/>
   </ds:schemaRefs>
 </ds:datastoreItem>
-</file>
-
-<file path=customXml/itemProps3.xml><?xml version="1.0" encoding="utf-8"?>
-<ds:datastoreItem xmlns:ds="http://schemas.openxmlformats.org/officeDocument/2006/customXml" ds:itemID="{D00219BE-D6D3-49D3-A6E0-533534996ACF}">
-  <ds:schemaRefs>
-    <ds:schemaRef ds:uri="http://schemas.microsoft.com/office/2006/metadata/properties"/>
-    <ds:schemaRef ds:uri="http://schemas.microsoft.com/office/infopath/2007/PartnerControls"/>
-    <ds:schemaRef ds:uri="ee8ef5dc-6422-4132-ba28-a9150fefde4c"/>
-    <ds:schemaRef ds:uri="672a50b0-1df9-4341-9d54-48b9c706e195"/>
-  </ds:schemaRefs>
-</ds:datastoreItem>
-</file>
-
-<file path=customXml/itemProps4.xml><?xml version="1.0" encoding="utf-8"?>
-<ds:datastoreItem xmlns:ds="http://schemas.openxmlformats.org/officeDocument/2006/customXml" ds:itemID="{4C1D6B20-F8BE-413B-AE2E-76A50948A943}">
-  <ds:schemaRefs>
-    <ds:schemaRef ds:uri="http://schemas.microsoft.com/sharepoint/v3/contenttype/forms"/>
-  </ds:schemaRefs>
-</ds:datastoreItem>
 </file>